--- a/docs/2026.08.19 Служебный Автомобиль Аналитическая Справка.docx
+++ b/docs/2026.08.19 Служебный Автомобиль Аналитическая Справка.docx
@@ -56,7 +56,7 @@
           <w:sz w:val="28"/>
           <w:szCs w:val="28"/>
         </w:rPr>
-        <w:t>Приобретение, учёт, эксплуатация, ответственность, выбытие</w:t>
+        <w:t>Модель: один штатный водитель, автомобиль персонально закреплён</w:t>
       </w:r>
     </w:p>
     <w:p>
@@ -75,7 +75,7 @@
           <w:sz w:val="22"/>
           <w:szCs w:val="22"/>
         </w:rPr>
-        <w:t>Редакция 2 — переработана с учётом юридической рецензии</w:t>
+        <w:t>Редакция 3 — перестроена под базовую модель эксплуатации</w:t>
       </w:r>
     </w:p>
     <w:p>
@@ -148,12 +148,12 @@
             </w:rPr>
             <w:fldChar w:fldCharType="separate"/>
           </w:r>
-          <w:hyperlink w:anchor="__RefHeading___Toc883_1505658153">
+          <w:hyperlink w:anchor="__RefHeading___Toc1003_2694416175">
             <w:r>
               <w:rPr>
                 <w:rStyle w:val="IndexLink"/>
               </w:rPr>
-              <w:t>1. Резюме</w:t>
+              <w:t>1. Резюме и базовая модель</w:t>
               <w:tab/>
               <w:t>3</w:t>
             </w:r>
@@ -168,7 +168,7 @@
             </w:tabs>
             <w:rPr/>
           </w:pPr>
-          <w:hyperlink w:anchor="__RefHeading___Toc885_1505658153">
+          <w:hyperlink w:anchor="__RefHeading___Toc1005_2694416175">
             <w:r>
               <w:rPr>
                 <w:rStyle w:val="IndexLink"/>
@@ -188,14 +188,14 @@
             </w:tabs>
             <w:rPr/>
           </w:pPr>
-          <w:hyperlink w:anchor="__RefHeading___Toc887_1505658153">
+          <w:hyperlink w:anchor="__RefHeading___Toc1007_2694416175">
             <w:r>
               <w:rPr>
                 <w:rStyle w:val="IndexLink"/>
               </w:rPr>
               <w:t>3. ОСАГО, регистрация и допуск к дорожному движению</w:t>
               <w:tab/>
-              <w:t>4</w:t>
+              <w:t>5</w:t>
             </w:r>
           </w:hyperlink>
         </w:p>
@@ -208,7 +208,7 @@
             </w:tabs>
             <w:rPr/>
           </w:pPr>
-          <w:hyperlink w:anchor="__RefHeading___Toc889_1505658153">
+          <w:hyperlink w:anchor="__RefHeading___Toc1009_2694416175">
             <w:r>
               <w:rPr>
                 <w:rStyle w:val="IndexLink"/>
@@ -228,7 +228,7 @@
             </w:tabs>
             <w:rPr/>
           </w:pPr>
-          <w:hyperlink w:anchor="__RefHeading___Toc891_1505658153">
+          <w:hyperlink w:anchor="__RefHeading___Toc1011_2694416175">
             <w:r>
               <w:rPr>
                 <w:rStyle w:val="IndexLink"/>
@@ -248,14 +248,14 @@
             </w:tabs>
             <w:rPr/>
           </w:pPr>
-          <w:hyperlink w:anchor="__RefHeading___Toc893_1505658153">
+          <w:hyperlink w:anchor="__RefHeading___Toc1013_2694416175">
             <w:r>
               <w:rPr>
                 <w:rStyle w:val="IndexLink"/>
               </w:rPr>
               <w:t>4.2. Налоговый учёт</w:t>
               <w:tab/>
-              <w:t>5</w:t>
+              <w:t>6</w:t>
             </w:r>
           </w:hyperlink>
         </w:p>
@@ -268,7 +268,7 @@
             </w:tabs>
             <w:rPr/>
           </w:pPr>
-          <w:hyperlink w:anchor="__RefHeading___Toc895_1505658153">
+          <w:hyperlink w:anchor="__RefHeading___Toc1015_2694416175">
             <w:r>
               <w:rPr>
                 <w:rStyle w:val="IndexLink"/>
@@ -288,7 +288,7 @@
             </w:tabs>
             <w:rPr/>
           </w:pPr>
-          <w:hyperlink w:anchor="__RefHeading___Toc897_1505658153">
+          <w:hyperlink w:anchor="__RefHeading___Toc1017_2694416175">
             <w:r>
               <w:rPr>
                 <w:rStyle w:val="IndexLink"/>
@@ -308,14 +308,14 @@
             </w:tabs>
             <w:rPr/>
           </w:pPr>
-          <w:hyperlink w:anchor="__RefHeading___Toc899_1505658153">
+          <w:hyperlink w:anchor="__RefHeading___Toc1019_2694416175">
             <w:r>
               <w:rPr>
                 <w:rStyle w:val="IndexLink"/>
               </w:rPr>
-              <w:t>6. Водители: кадровые документы, медосмотры, ответственность</w:t>
+              <w:t>6. Водитель: оформление, допуск, обязанности, пределы ответственности</w:t>
               <w:tab/>
-              <w:t>7</w:t>
+              <w:t>8</w:t>
             </w:r>
           </w:hyperlink>
         </w:p>
@@ -328,14 +328,14 @@
             </w:tabs>
             <w:rPr/>
           </w:pPr>
-          <w:hyperlink w:anchor="__RefHeading___Toc901_1505658153">
+          <w:hyperlink w:anchor="__RefHeading___Toc1021_2694416175">
             <w:r>
               <w:rPr>
                 <w:rStyle w:val="IndexLink"/>
               </w:rPr>
-              <w:t>6.1. Штатный водитель</w:t>
+              <w:t>6.1. Трудовая функция — в трудовом договоре</w:t>
               <w:tab/>
-              <w:t>7</w:t>
+              <w:t>8</w:t>
             </w:r>
           </w:hyperlink>
         </w:p>
@@ -348,14 +348,74 @@
             </w:tabs>
             <w:rPr/>
           </w:pPr>
-          <w:hyperlink w:anchor="__RefHeading___Toc903_1505658153">
+          <w:hyperlink w:anchor="__RefHeading___Toc1023_2694416175">
             <w:r>
               <w:rPr>
                 <w:rStyle w:val="IndexLink"/>
               </w:rPr>
-              <w:t>6.2. За рулём — директор или менеджер</w:t>
+              <w:t>6.2. Режим рабочего времени и времени отдыха</w:t>
               <w:tab/>
-              <w:t>8</w:t>
+              <w:t>9</w:t>
+            </w:r>
+          </w:hyperlink>
+        </w:p>
+        <w:p>
+          <w:pPr>
+            <w:pStyle w:val="TOC2"/>
+            <w:tabs>
+              <w:tab w:val="clear" w:pos="8788"/>
+              <w:tab w:val="right" w:pos="9070" w:leader="dot"/>
+            </w:tabs>
+            <w:rPr/>
+          </w:pPr>
+          <w:hyperlink w:anchor="__RefHeading___Toc1025_2694416175">
+            <w:r>
+              <w:rPr>
+                <w:rStyle w:val="IndexLink"/>
+              </w:rPr>
+              <w:t>6.3. Медицинский допуск</w:t>
+              <w:tab/>
+              <w:t>9</w:t>
+            </w:r>
+          </w:hyperlink>
+        </w:p>
+        <w:p>
+          <w:pPr>
+            <w:pStyle w:val="TOC2"/>
+            <w:tabs>
+              <w:tab w:val="clear" w:pos="8788"/>
+              <w:tab w:val="right" w:pos="9070" w:leader="dot"/>
+            </w:tabs>
+            <w:rPr/>
+          </w:pPr>
+          <w:hyperlink w:anchor="__RefHeading___Toc1027_2694416175">
+            <w:r>
+              <w:rPr>
+                <w:rStyle w:val="IndexLink"/>
+              </w:rPr>
+              <w:t>6.4. Операционные обязанности водителя</w:t>
+              <w:tab/>
+              <w:t>9</w:t>
+            </w:r>
+          </w:hyperlink>
+        </w:p>
+        <w:p>
+          <w:pPr>
+            <w:pStyle w:val="TOC2"/>
+            <w:tabs>
+              <w:tab w:val="clear" w:pos="8788"/>
+              <w:tab w:val="right" w:pos="9070" w:leader="dot"/>
+            </w:tabs>
+            <w:rPr/>
+          </w:pPr>
+          <w:hyperlink w:anchor="__RefHeading___Toc1029_2694416175">
+            <w:r>
+              <w:rPr>
+                <w:rStyle w:val="IndexLink"/>
+              </w:rPr>
+              <w:t>6.5. Пределы ответственности водителя</w:t>
+              <w:tab/>
+              <w:t>10</w:t>
             </w:r>
           </w:hyperlink>
         </w:p>
@@ -368,14 +428,14 @@
             </w:tabs>
             <w:rPr/>
           </w:pPr>
-          <w:hyperlink w:anchor="__RefHeading___Toc905_1505658153">
+          <w:hyperlink w:anchor="__RefHeading___Toc1031_2694416175">
             <w:r>
               <w:rPr>
                 <w:rStyle w:val="IndexLink"/>
               </w:rPr>
               <w:t>7. Текущая эксплуатация: путевые листы, топливо, обслуживание</w:t>
               <w:tab/>
-              <w:t>9</w:t>
+              <w:t>11</w:t>
             </w:r>
           </w:hyperlink>
         </w:p>
@@ -388,14 +448,14 @@
             </w:tabs>
             <w:rPr/>
           </w:pPr>
-          <w:hyperlink w:anchor="__RefHeading___Toc907_1505658153">
+          <w:hyperlink w:anchor="__RefHeading___Toc1033_2694416175">
             <w:r>
               <w:rPr>
                 <w:rStyle w:val="IndexLink"/>
               </w:rPr>
-              <w:t>7.1. Путевые листы и подтверждение расходов на топливо</w:t>
+              <w:t>7.1. Путевые листы</w:t>
               <w:tab/>
-              <w:t>9</w:t>
+              <w:t>11</w:t>
             </w:r>
           </w:hyperlink>
         </w:p>
@@ -408,14 +468,34 @@
             </w:tabs>
             <w:rPr/>
           </w:pPr>
-          <w:hyperlink w:anchor="__RefHeading___Toc909_1505658153">
+          <w:hyperlink w:anchor="__RefHeading___Toc1035_2694416175">
             <w:r>
               <w:rPr>
                 <w:rStyle w:val="IndexLink"/>
               </w:rPr>
-              <w:t>7.2. Обслуживание и содержание</w:t>
+              <w:t>7.2. Топливо</w:t>
               <w:tab/>
-              <w:t>10</w:t>
+              <w:t>12</w:t>
+            </w:r>
+          </w:hyperlink>
+        </w:p>
+        <w:p>
+          <w:pPr>
+            <w:pStyle w:val="TOC2"/>
+            <w:tabs>
+              <w:tab w:val="clear" w:pos="8788"/>
+              <w:tab w:val="right" w:pos="9070" w:leader="dot"/>
+            </w:tabs>
+            <w:rPr/>
+          </w:pPr>
+          <w:hyperlink w:anchor="__RefHeading___Toc1037_2694416175">
+            <w:r>
+              <w:rPr>
+                <w:rStyle w:val="IndexLink"/>
+              </w:rPr>
+              <w:t>7.3. Обслуживание и содержание</w:t>
+              <w:tab/>
+              <w:t>12</w:t>
             </w:r>
           </w:hyperlink>
         </w:p>
@@ -428,14 +508,14 @@
             </w:tabs>
             <w:rPr/>
           </w:pPr>
-          <w:hyperlink w:anchor="__RefHeading___Toc911_1505658153">
+          <w:hyperlink w:anchor="__RefHeading___Toc1039_2694416175">
             <w:r>
               <w:rPr>
                 <w:rStyle w:val="IndexLink"/>
               </w:rPr>
               <w:t>8. Ответственность, штрафы и порядок действий при ДТП</w:t>
               <w:tab/>
-              <w:t>10</w:t>
+              <w:t>12</w:t>
             </w:r>
           </w:hyperlink>
         </w:p>
@@ -448,14 +528,14 @@
             </w:tabs>
             <w:rPr/>
           </w:pPr>
-          <w:hyperlink w:anchor="__RefHeading___Toc913_1505658153">
+          <w:hyperlink w:anchor="__RefHeading___Toc1041_2694416175">
             <w:r>
               <w:rPr>
                 <w:rStyle w:val="IndexLink"/>
               </w:rPr>
-              <w:t>9. Выбытие автомобиля</w:t>
+              <w:t>9. Возврат и выбытие автомобиля</w:t>
               <w:tab/>
-              <w:t>11</w:t>
+              <w:t>13</w:t>
             </w:r>
           </w:hyperlink>
         </w:p>
@@ -468,14 +548,14 @@
             </w:tabs>
             <w:rPr/>
           </w:pPr>
-          <w:hyperlink w:anchor="__RefHeading___Toc915_1505658153">
+          <w:hyperlink w:anchor="__RefHeading___Toc1043_2694416175">
             <w:r>
               <w:rPr>
                 <w:rStyle w:val="IndexLink"/>
               </w:rPr>
               <w:t>10. Карта обязанностей и зон риска</w:t>
               <w:tab/>
-              <w:t>11</w:t>
+              <w:t>14</w:t>
             </w:r>
           </w:hyperlink>
         </w:p>
@@ -488,14 +568,14 @@
             </w:tabs>
             <w:rPr/>
           </w:pPr>
-          <w:hyperlink w:anchor="__RefHeading___Toc917_1505658153">
+          <w:hyperlink w:anchor="__RefHeading___Toc1045_2694416175">
             <w:r>
               <w:rPr>
                 <w:rStyle w:val="IndexLink"/>
               </w:rPr>
               <w:t>11. Выводы, план действий и календарь сроков</w:t>
               <w:tab/>
-              <w:t>12</w:t>
+              <w:t>15</w:t>
             </w:r>
           </w:hyperlink>
         </w:p>
@@ -508,14 +588,14 @@
             </w:tabs>
             <w:rPr/>
           </w:pPr>
-          <w:hyperlink w:anchor="__RefHeading___Toc919_1505658153">
+          <w:hyperlink w:anchor="__RefHeading___Toc1047_2694416175">
             <w:r>
               <w:rPr>
                 <w:rStyle w:val="IndexLink"/>
               </w:rPr>
               <w:t>12. Ключевые допущения и источники</w:t>
               <w:tab/>
-              <w:t>13</w:t>
+              <w:t>16</w:t>
             </w:r>
           </w:hyperlink>
         </w:p>
@@ -528,14 +608,14 @@
             </w:tabs>
             <w:rPr/>
           </w:pPr>
-          <w:hyperlink w:anchor="__RefHeading___Toc921_1505658153">
+          <w:hyperlink w:anchor="__RefHeading___Toc1049_2694416175">
             <w:r>
               <w:rPr>
                 <w:rStyle w:val="IndexLink"/>
               </w:rPr>
-              <w:t>Приложение 1. Реестр документов по категориям обязательности</w:t>
+              <w:t>Приложение 1. Комплект документов под базовую модель</w:t>
               <w:tab/>
-              <w:t>15</w:t>
+              <w:t>19</w:t>
             </w:r>
           </w:hyperlink>
           <w:r>
@@ -615,11 +695,11 @@
         <w:keepNext w:val="true"/>
         <w:numPr>
           <w:ilvl w:val="0"/>
-          <w:numId w:val="12"/>
+          <w:numId w:val="15"/>
         </w:numPr>
         <w:rPr/>
       </w:pPr>
-      <w:bookmarkStart w:id="0" w:name="__RefHeading___Toc883_1505658153"/>
+      <w:bookmarkStart w:id="0" w:name="__RefHeading___Toc1003_2694416175"/>
       <w:bookmarkEnd w:id="0"/>
       <w:r>
         <w:rPr>
@@ -630,7 +710,7 @@
           <w:sz w:val="24"/>
           <w:szCs w:val="24"/>
         </w:rPr>
-        <w:t>Резюме</w:t>
+        <w:t>Резюме и базовая модель</w:t>
       </w:r>
     </w:p>
     <w:p>
@@ -652,7 +732,7 @@
           <w:sz w:val="22"/>
           <w:szCs w:val="22"/>
         </w:rPr>
-        <w:t>Справка отвечает на вопрос: какие документы должна оформить организация, чтобы закрыть жизненный цикл легкового автомобиля — от покупки до выбытия. Редакция 2 переработана по итогам юридической рецензии: исправлены нормы, изменённые в 2025 году, разделены бухгалтерский и налоговый учёт, реестр рисков заменён картой обязанностей, а чек-лист перестроен по категориям обязательности. Полное обоснование — в разделах 2–9, карта обязанностей — в разделе 10, план действий и календарь сроков — в разделе 11, реестр документов — в приложении 1.</w:t>
+        <w:t>Справка описывает комплект документов для конкретной модели эксплуатации служебного легкового автомобиля. Базовая модель зафиксирована так: автомобиль принадлежит организации и используется для собственных нужд (не такси, не коммерческие перевозки); имеется один сотрудник, в трудовую функцию которого входит управление автомобилем; автомобиль персонально закреплён за ним, он — основной допущенный водитель, иных допущенных водителей нет; личное использование и передача управления третьим лицам запрещены, если отдельно не разрешены письменным решением работодателя; водитель отвечает за эксплуатацию, сохранность, комплектность, документы, топливную дисциплину и своевременное информирование работодателя; регистрация, страхование, бухгалтерский и налоговый учёт остаются обязанностями организации и её должностных лиц. Полное обоснование — в разделах 2–9, карта обязанностей — в разделе 10, план действий — в разделе 11, реестр документов по блокам — в приложении 1.</w:t>
       </w:r>
     </w:p>
     <w:p>
@@ -660,7 +740,7 @@
         <w:pStyle w:val="ListParagraph"/>
         <w:numPr>
           <w:ilvl w:val="0"/>
-          <w:numId w:val="13"/>
+          <w:numId w:val="16"/>
         </w:numPr>
         <w:spacing w:lineRule="auto" w:line="276" w:before="0" w:after="60"/>
         <w:jc w:val="both"/>
@@ -677,7 +757,7 @@
           <w:sz w:val="22"/>
           <w:szCs w:val="22"/>
         </w:rPr>
-        <w:t>Единого набора «тридцати обязательных документов» не существует. Состав определяется способом приобретения, налоговым и НДС-статусом организации, возрастом автомобиля, характером поездок, наличием перевозок, трудовой функцией того, кто за рулём, и порядком личного использования. Поэтому документы в справке разделены на пять категорий: обязательные для всех, обязательные при определённых условиях, налоговые доказательства, рекомендованные внутренние контроли и договорные.</w:t>
+        <w:t>Управление автомобилем закрепляется как трудовая функция в трудовом договоре — приказа о закреплении, доверенности или фразы в должностной инструкции недостаточно (разд. 6).</w:t>
       </w:r>
     </w:p>
     <w:p>
@@ -702,7 +782,7 @@
           <w:sz w:val="22"/>
           <w:szCs w:val="22"/>
         </w:rPr>
-        <w:t>ОСАГО оформляется до первого использования автомобиля в дорожном движении: прежняя десятидневная отсрочка страхования отменена с 1 марта 2025 года. Изменения регистрационных данных вносятся в течение десяти дней со дня приобретения прав владельца; полис при этом больше не входит в перечень документов для регистрации.</w:t>
+        <w:t>В этой модели медосмотры и путевые листы обязательны без оговорок: водитель перевозит руководителя, работников и иных лиц, поэтому путевой лист оформляется до выпуска автомобиля на линию, а медицинский контур действует весь период работы (разд. 6–7).</w:t>
       </w:r>
     </w:p>
     <w:p>
@@ -727,7 +807,7 @@
           <w:sz w:val="22"/>
           <w:szCs w:val="22"/>
         </w:rPr>
-        <w:t>Долгосрочная нагрузка сосредоточена в эксплуатации: организации нужно обеспечить доказуемость служебного характера поездок и расходов на топливо, медицинский контур для работников-водителей и управляемый порядок работы со штрафами и ДТП.</w:t>
+        <w:t>ОСАГО оформляется до первого использования автомобиля в дорожном движении (отсрочки с 1 марта 2025 года нет); изменения регистрационных данных вносятся в течение десяти дней со дня приобретения прав владельца; полис для регистрации не требуется (разд. 3).</w:t>
       </w:r>
     </w:p>
     <w:p>
@@ -752,7 +832,32 @@
           <w:sz w:val="22"/>
           <w:szCs w:val="22"/>
         </w:rPr>
-        <w:t>Если за рулём директор или менеджер, объём обязанностей определяется не названием должности, а фактической трудовой функцией и моделью использования автомобиля (разд. 6).</w:t>
+        <w:t>Полную материальную ответственность за автомобиль на водителя возложить нельзя — на него возлагается операционная ответственность в пределах трудового законодательства, а крупный имущественный риск закрывается каско (разд. 6, 8).</w:t>
+      </w:r>
+    </w:p>
+    <w:p>
+      <w:pPr>
+        <w:pStyle w:val="ListParagraph"/>
+        <w:numPr>
+          <w:ilvl w:val="0"/>
+          <w:numId w:val="2"/>
+        </w:numPr>
+        <w:spacing w:lineRule="auto" w:line="276" w:before="0" w:after="60"/>
+        <w:jc w:val="both"/>
+        <w:rPr/>
+      </w:pPr>
+      <w:r>
+        <w:rPr>
+          <w:rFonts w:eastAsia="Roboto" w:cs="Roboto"/>
+          <w:b w:val="false"/>
+          <w:bCs w:val="false"/>
+          <w:i w:val="false"/>
+          <w:iCs w:val="false"/>
+          <w:color w:val="333333"/>
+          <w:sz w:val="22"/>
+          <w:szCs w:val="22"/>
+        </w:rPr>
+        <w:t>До первого выезда должны быть готовы: кадровое оформление, медицинский допуск, закрепление с актом передачи, приказ об эксплуатационных обязанностях и путевой лист (разд. 11).</w:t>
       </w:r>
     </w:p>
     <w:p>
@@ -827,7 +932,7 @@
                 <w:sz w:val="22"/>
                 <w:szCs w:val="22"/>
               </w:rPr>
-              <w:t>До начала движения — ОСАГО; в течение десяти дней со дня приобретения прав владельца — изменение регистрационных данных в ГИБДД. Дальше задача организации — не «оформить один раз», а поддерживать четыре контура: учётный (бухгалтерский и налоговый учёт ведутся по разным правилам), доказательственный (служебный характер поездок и топлива), кадрово-медицинский (для работающих в качестве водителей) и административный (штрафы, ДТП, страхование, календарные сроки). Положение о служебном транспорте и назначение ответственного — необходимые управленческие меры, но они не заменяют обязательные бухгалтерские, налоговые, страховые, трудовые и административные процедуры.</w:t>
+              <w:t>Правильная модель — не «вся ответственность за автомобиль возложена на работника», а «автомобиль персонально закреплён за штатным водителем, на которого возложены трудовые обязанности по управлению, эксплуатации, сохранности и документальному сопровождению автомобиля, при сохранении за работодателем установленных законом обязанностей владельца транспортного средства». Из этой установки спроектирован весь комплект: трудовая функция — в трудовом договоре; операционные обязанности — в приказе и должностной инструкции; предел материальной ответственности — по Трудовому кодексу; крупный имущественный риск — на каско; публично-правовые обязанности владельца — на организации.</w:t>
             </w:r>
           </w:p>
         </w:tc>
@@ -853,7 +958,7 @@
         </w:numPr>
         <w:rPr/>
       </w:pPr>
-      <w:bookmarkStart w:id="1" w:name="__RefHeading___Toc885_1505658153"/>
+      <w:bookmarkStart w:id="1" w:name="__RefHeading___Toc1005_2694416175"/>
       <w:bookmarkEnd w:id="1"/>
       <w:r>
         <w:rPr>
@@ -894,7 +999,7 @@
         <w:pStyle w:val="ListParagraph"/>
         <w:numPr>
           <w:ilvl w:val="0"/>
-          <w:numId w:val="14"/>
+          <w:numId w:val="17"/>
         </w:numPr>
         <w:spacing w:lineRule="auto" w:line="276" w:before="0" w:after="60"/>
         <w:jc w:val="both"/>
@@ -1111,7 +1216,7 @@
         </w:numPr>
         <w:rPr/>
       </w:pPr>
-      <w:bookmarkStart w:id="2" w:name="__RefHeading___Toc887_1505658153"/>
+      <w:bookmarkStart w:id="2" w:name="__RefHeading___Toc1007_2694416175"/>
       <w:bookmarkEnd w:id="2"/>
       <w:r>
         <w:rPr>
@@ -1152,7 +1257,7 @@
         <w:pStyle w:val="ListParagraph"/>
         <w:numPr>
           <w:ilvl w:val="0"/>
-          <w:numId w:val="15"/>
+          <w:numId w:val="18"/>
         </w:numPr>
         <w:spacing w:lineRule="auto" w:line="276" w:before="0" w:after="60"/>
         <w:jc w:val="both"/>
@@ -1182,7 +1287,7 @@
           <w:sz w:val="22"/>
           <w:szCs w:val="22"/>
         </w:rPr>
-        <w:t>Прежний десятидневный период, в течение которого новый владелец мог ездить без страховки, отменён с 1 марта 2025 года: действующая редакция ст. 4 закона об ОСАГО требует застраховать ответственность до начала эксплуатации. Страхователь — организация.</w:t>
+        <w:t>Прежний десятидневный период, в течение которого новый владелец мог ездить без страховки, отменён с 1 марта 2025 года: действующая редакция ст. 4 закона об ОСАГО требует застраховать ответственность до начала эксплуатации. Страхователь — организация; водитель вписывается в полис либо полис оформляется без ограничения круга допущенных лиц.</w:t>
       </w:r>
     </w:p>
     <w:p>
@@ -1280,7 +1385,7 @@
           <w:sz w:val="22"/>
           <w:szCs w:val="22"/>
         </w:rPr>
-        <w:t>Размеры госпошлин за регистрационные действия (выдача знаков, СТС, внесение изменений в ЭПТС) периодически индексируются — актуальные суммы нужно проверить на дату обращения на портале Госуслуг.</w:t>
+        <w:t>Размеры госпошлин за регистрационные действия периодически индексируются — актуальные суммы нужно проверить на дату обращения на портале Госуслуг.</w:t>
       </w:r>
     </w:p>
     <w:p>
@@ -1293,7 +1398,7 @@
         </w:numPr>
         <w:rPr/>
       </w:pPr>
-      <w:bookmarkStart w:id="3" w:name="__RefHeading___Toc889_1505658153"/>
+      <w:bookmarkStart w:id="3" w:name="__RefHeading___Toc1009_2694416175"/>
       <w:bookmarkEnd w:id="3"/>
       <w:r>
         <w:rPr>
@@ -1326,7 +1431,7 @@
           <w:sz w:val="22"/>
           <w:szCs w:val="22"/>
         </w:rPr>
-        <w:t>Бухгалтерский и налоговый учёт автомобиля ведутся по разным правилам — в том числе срок полезного использования определяется в каждом учёте самостоятельно. Смешение этих правил — типовая методологическая ошибка.</w:t>
+        <w:t>Бухгалтерский и налоговый учёт автомобиля ведутся по разным правилам — в том числе срок полезного использования определяется в каждом учёте самостоятельно. Смешение этих правил — типовая методологическая ошибка. Учёт — обязанность организации и бухгалтерии; на водителя эти функции не переносятся.</w:t>
       </w:r>
     </w:p>
     <w:p>
@@ -1339,7 +1444,7 @@
         </w:numPr>
         <w:rPr/>
       </w:pPr>
-      <w:bookmarkStart w:id="4" w:name="__RefHeading___Toc891_1505658153"/>
+      <w:bookmarkStart w:id="4" w:name="__RefHeading___Toc1011_2694416175"/>
       <w:bookmarkEnd w:id="4"/>
       <w:r>
         <w:rPr>
@@ -1407,7 +1512,7 @@
         </w:numPr>
         <w:rPr/>
       </w:pPr>
-      <w:bookmarkStart w:id="5" w:name="__RefHeading___Toc893_1505658153"/>
+      <w:bookmarkStart w:id="5" w:name="__RefHeading___Toc1013_2694416175"/>
       <w:bookmarkEnd w:id="5"/>
       <w:r>
         <w:rPr>
@@ -2272,7 +2377,7 @@
         </w:numPr>
         <w:rPr/>
       </w:pPr>
-      <w:bookmarkStart w:id="6" w:name="__RefHeading___Toc895_1505658153"/>
+      <w:bookmarkStart w:id="6" w:name="__RefHeading___Toc1015_2694416175"/>
       <w:bookmarkEnd w:id="6"/>
       <w:r>
         <w:rPr>
@@ -2353,7 +2458,7 @@
         </w:numPr>
         <w:rPr/>
       </w:pPr>
-      <w:bookmarkStart w:id="7" w:name="__RefHeading___Toc897_1505658153"/>
+      <w:bookmarkStart w:id="7" w:name="__RefHeading___Toc1017_2694416175"/>
       <w:bookmarkEnd w:id="7"/>
       <w:r>
         <w:rPr>
@@ -2386,7 +2491,7 @@
           <w:sz w:val="22"/>
           <w:szCs w:val="22"/>
         </w:rPr>
-        <w:t>Внутренние документы — управленческий контур: они распределяют ответственность, фиксируют порядок использования автомобиля и создают доказательственную базу. При этом они не изменяют требования трудового, налогового и административного законодательства и не заменяют обязательные процедуры.</w:t>
+        <w:t>Внутренние документы распределяют функции и создают доказательственную базу, но не изменяют требования трудового, налогового и административного законодательства. В выбранной модели водитель и внутренний ответственный за эксплуатационное сопровождение автомобиля — одно лицо, однако приказ о закреплении, акт приёма-передачи и приказ об эксплуатационных обязанностях сохраняются как отдельные документы: у них разные юридические функции. Роли разделены так: водитель готовит и ведёт эксплуатационную документацию; руководитель или уполномоченное лицо утверждает документы и принимает решения; бухгалтерия осуществляет учёт и списание; медицинская организация оформляет медицинский допуск.</w:t>
       </w:r>
     </w:p>
     <w:p>
@@ -2525,9 +2630,7 @@
         </w:tc>
       </w:tr>
       <w:tr>
-        <w:trPr>
-          <w:cantSplit w:val="true"/>
-        </w:trPr>
+        <w:trPr/>
         <w:tc>
           <w:tcPr>
             <w:tcW w:w="2800" w:type="dxa"/>
@@ -2554,7 +2657,7 @@
                 <w:sz w:val="20"/>
                 <w:szCs w:val="20"/>
               </w:rPr>
-              <w:t>Положение о служебном транспорте</w:t>
+              <w:t>Положение об эксплуатации служебного легкового автомобиля</w:t>
             </w:r>
           </w:p>
         </w:tc>
@@ -2584,7 +2687,7 @@
                 <w:sz w:val="20"/>
                 <w:szCs w:val="20"/>
               </w:rPr>
-              <w:t>Порядок использования автомобилей: кто и на каком основании ездит, закрепление, заправка, обслуживание, парковка, порядок действий при ДТП и штрафах, запрет либо порядок использования в личных целях</w:t>
+              <w:t>Порядок использования: основания поездок, закрепление, заправка, обслуживание, парковка и хранение ключей, действия при ДТП и штрафах, запрет личного использования и передачи управления без письменного разрешения работодателя</w:t>
             </w:r>
           </w:p>
         </w:tc>
@@ -2620,9 +2723,7 @@
         </w:tc>
       </w:tr>
       <w:tr>
-        <w:trPr>
-          <w:cantSplit w:val="true"/>
-        </w:trPr>
+        <w:trPr/>
         <w:tc>
           <w:tcPr>
             <w:tcW w:w="2800" w:type="dxa"/>
@@ -2650,7 +2751,7 @@
                 <w:sz w:val="20"/>
                 <w:szCs w:val="20"/>
               </w:rPr>
-              <w:t>Приказ о вводе автомобиля в эксплуатацию</w:t>
+              <w:t>Раздел (положение) о рабочем времени и времени отдыха водителя</w:t>
             </w:r>
           </w:p>
         </w:tc>
@@ -2681,7 +2782,7 @@
                 <w:sz w:val="20"/>
                 <w:szCs w:val="20"/>
               </w:rPr>
-              <w:t>Дата ввода, первоначальная стоимость, сроки полезного использования (бухгалтерский и налоговый), инвентарный номер</w:t>
+              <w:t>Режим работы, учёт времени управления, перерывы, сверхурочная работа, командировки, табельный учёт — по правилам, действующим с 1 сентября 2026 года</w:t>
             </w:r>
           </w:p>
         </w:tc>
@@ -2712,15 +2813,13 @@
                 <w:sz w:val="20"/>
                 <w:szCs w:val="20"/>
               </w:rPr>
-              <w:t>При принятии к учёту</w:t>
+              <w:t>До начала эксплуатации</w:t>
             </w:r>
           </w:p>
         </w:tc>
       </w:tr>
       <w:tr>
-        <w:trPr>
-          <w:cantSplit w:val="true"/>
-        </w:trPr>
+        <w:trPr/>
         <w:tc>
           <w:tcPr>
             <w:tcW w:w="2800" w:type="dxa"/>
@@ -2747,7 +2846,7 @@
                 <w:sz w:val="20"/>
                 <w:szCs w:val="20"/>
               </w:rPr>
-              <w:t>Приказ о назначении ответственного за автомобиль</w:t>
+              <w:t>Приказ о вводе автомобиля в эксплуатацию</w:t>
             </w:r>
           </w:p>
         </w:tc>
@@ -2777,7 +2876,7 @@
                 <w:sz w:val="20"/>
                 <w:szCs w:val="20"/>
               </w:rPr>
-              <w:t>Сотрудник, отвечающий за техническое состояние, документы, страховки, ТО и календарь сроков; функции распределяются между административной службой, бухгалтерией, кадрами и руководителем</w:t>
+              <w:t>Дата ввода, первоначальная стоимость, сроки полезного использования (бухгалтерский и налоговый), инвентарный номер</w:t>
             </w:r>
           </w:p>
         </w:tc>
@@ -2807,15 +2906,13 @@
                 <w:sz w:val="20"/>
                 <w:szCs w:val="20"/>
               </w:rPr>
-              <w:t>До начала эксплуатации</w:t>
+              <w:t>При принятии к учёту</w:t>
             </w:r>
           </w:p>
         </w:tc>
       </w:tr>
       <w:tr>
-        <w:trPr>
-          <w:cantSplit w:val="true"/>
-        </w:trPr>
+        <w:trPr/>
         <w:tc>
           <w:tcPr>
             <w:tcW w:w="2800" w:type="dxa"/>
@@ -2843,7 +2940,7 @@
                 <w:sz w:val="20"/>
                 <w:szCs w:val="20"/>
               </w:rPr>
-              <w:t>Приказ о закреплении автомобиля за водителем (сотрудником)</w:t>
+              <w:t>Приказ о закреплении автомобиля за водителем</w:t>
             </w:r>
           </w:p>
         </w:tc>
@@ -2874,7 +2971,7 @@
                 <w:sz w:val="20"/>
                 <w:szCs w:val="20"/>
               </w:rPr>
-              <w:t>Кто управляет автомобилем; передача — по акту приёма-передачи с фиксацией состояния</w:t>
+              <w:t>Персональное закрепление автомобиля за конкретным работником</w:t>
             </w:r>
           </w:p>
         </w:tc>
@@ -2905,15 +3002,13 @@
                 <w:sz w:val="20"/>
                 <w:szCs w:val="20"/>
               </w:rPr>
-              <w:t>До первого выезда; при смене водителя</w:t>
+              <w:t>До первого выезда</w:t>
             </w:r>
           </w:p>
         </w:tc>
       </w:tr>
       <w:tr>
-        <w:trPr>
-          <w:cantSplit w:val="true"/>
-        </w:trPr>
+        <w:trPr/>
         <w:tc>
           <w:tcPr>
             <w:tcW w:w="2800" w:type="dxa"/>
@@ -2940,7 +3035,7 @@
                 <w:sz w:val="20"/>
                 <w:szCs w:val="20"/>
               </w:rPr>
-              <w:t>Приказ об утверждении норм расхода топлива</w:t>
+              <w:t>Акт приёма-передачи автомобиля водителю</w:t>
             </w:r>
           </w:p>
         </w:tc>
@@ -2970,7 +3065,7 @@
                 <w:sz w:val="20"/>
                 <w:szCs w:val="20"/>
               </w:rPr>
-              <w:t>Базовые и сезонные нормы; за основу берутся методические рекомендации Минтранса (АМ-23-р) или данные завода-изготовителя и контрольные замеры</w:t>
+              <w:t>Состояние, комплектность, пробег, принадлежности на момент передачи; основа для фиксации последующих повреждений</w:t>
             </w:r>
           </w:p>
         </w:tc>
@@ -3000,15 +3095,13 @@
                 <w:sz w:val="20"/>
                 <w:szCs w:val="20"/>
               </w:rPr>
-              <w:t>Один раз; пересмотр по сезону</w:t>
+              <w:t>При закреплении; при возврате — акт возврата</w:t>
             </w:r>
           </w:p>
         </w:tc>
       </w:tr>
       <w:tr>
-        <w:trPr>
-          <w:cantSplit w:val="true"/>
-        </w:trPr>
+        <w:trPr/>
         <w:tc>
           <w:tcPr>
             <w:tcW w:w="2800" w:type="dxa"/>
@@ -3036,7 +3129,7 @@
                 <w:sz w:val="20"/>
                 <w:szCs w:val="20"/>
               </w:rPr>
-              <w:t>Приказ о лимитах эксплуатационных расходов</w:t>
+              <w:t>Приказ о возложении эксплуатационных обязанностей</w:t>
             </w:r>
           </w:p>
         </w:tc>
@@ -3067,7 +3160,7 @@
                 <w:sz w:val="20"/>
                 <w:szCs w:val="20"/>
               </w:rPr>
-              <w:t>Лимиты на мойку, парковку, мелкий ремонт; порядок выдачи подотчётных средств</w:t>
+              <w:t>Обязанности по эксплуатации, сохранности, документам, топливной дисциплине, парковке, контролю сроков ТО и страхования (перечень — разд. 6)</w:t>
             </w:r>
           </w:p>
         </w:tc>
@@ -3098,15 +3191,13 @@
                 <w:sz w:val="20"/>
                 <w:szCs w:val="20"/>
               </w:rPr>
-              <w:t>По усмотрению организации</w:t>
+              <w:t>До первого выезда</w:t>
             </w:r>
           </w:p>
         </w:tc>
       </w:tr>
       <w:tr>
-        <w:trPr>
-          <w:cantSplit w:val="true"/>
-        </w:trPr>
+        <w:trPr/>
         <w:tc>
           <w:tcPr>
             <w:tcW w:w="2800" w:type="dxa"/>
@@ -3133,7 +3224,7 @@
                 <w:sz w:val="20"/>
                 <w:szCs w:val="20"/>
               </w:rPr>
-              <w:t>Журнал учёта путевых листов; журналы медосмотров и инструктажей</w:t>
+              <w:t>Приказ об утверждении норм расхода топлива</w:t>
             </w:r>
           </w:p>
         </w:tc>
@@ -3163,7 +3254,196 @@
                 <w:sz w:val="20"/>
                 <w:szCs w:val="20"/>
               </w:rPr>
-              <w:t>Регистрация выданных путевых листов, отметок медосмотров, инструктажей водителей</w:t>
+              <w:t>Базовые и сезонные нормы; за основу берутся методические рекомендации Минтранса (АМ-23-р) или данные завода-изготовителя и контрольные замеры</w:t>
+            </w:r>
+          </w:p>
+        </w:tc>
+        <w:tc>
+          <w:tcPr>
+            <w:tcW w:w="2071" w:type="dxa"/>
+            <w:tcBorders>
+              <w:top w:val="single" w:sz="4" w:space="0" w:color="D9D9D9"/>
+              <w:left w:val="single" w:sz="4" w:space="0" w:color="D9D9D9"/>
+              <w:bottom w:val="single" w:sz="4" w:space="0" w:color="D9D9D9"/>
+              <w:right w:val="single" w:sz="4" w:space="0" w:color="D9D9D9"/>
+            </w:tcBorders>
+          </w:tcPr>
+          <w:p>
+            <w:pPr>
+              <w:pStyle w:val="Normal"/>
+              <w:spacing w:lineRule="auto" w:line="252" w:before="0" w:after="0"/>
+              <w:jc w:val="left"/>
+              <w:rPr/>
+            </w:pPr>
+            <w:r>
+              <w:rPr>
+                <w:rFonts w:eastAsia="Roboto" w:cs="Roboto"/>
+                <w:b w:val="false"/>
+                <w:bCs w:val="false"/>
+                <w:color w:val="333333"/>
+                <w:sz w:val="20"/>
+                <w:szCs w:val="20"/>
+              </w:rPr>
+              <w:t>Один раз; пересмотр по сезону</w:t>
+            </w:r>
+          </w:p>
+        </w:tc>
+      </w:tr>
+      <w:tr>
+        <w:trPr/>
+        <w:tc>
+          <w:tcPr>
+            <w:tcW w:w="2800" w:type="dxa"/>
+            <w:tcBorders>
+              <w:top w:val="single" w:sz="4" w:space="0" w:color="D9D9D9"/>
+              <w:left w:val="single" w:sz="4" w:space="0" w:color="D9D9D9"/>
+              <w:bottom w:val="single" w:sz="4" w:space="0" w:color="D9D9D9"/>
+              <w:right w:val="single" w:sz="4" w:space="0" w:color="D9D9D9"/>
+            </w:tcBorders>
+            <w:shd w:fill="F5F5F5" w:val="clear"/>
+          </w:tcPr>
+          <w:p>
+            <w:pPr>
+              <w:pStyle w:val="Normal"/>
+              <w:spacing w:lineRule="auto" w:line="252" w:before="0" w:after="0"/>
+              <w:jc w:val="left"/>
+              <w:rPr/>
+            </w:pPr>
+            <w:r>
+              <w:rPr>
+                <w:rFonts w:eastAsia="Roboto" w:cs="Roboto"/>
+                <w:b w:val="false"/>
+                <w:bCs w:val="false"/>
+                <w:color w:val="333333"/>
+                <w:sz w:val="20"/>
+                <w:szCs w:val="20"/>
+              </w:rPr>
+              <w:t>Приказ о лимитах эксплуатационных расходов</w:t>
+            </w:r>
+          </w:p>
+        </w:tc>
+        <w:tc>
+          <w:tcPr>
+            <w:tcW w:w="4200" w:type="dxa"/>
+            <w:tcBorders>
+              <w:top w:val="single" w:sz="4" w:space="0" w:color="D9D9D9"/>
+              <w:left w:val="single" w:sz="4" w:space="0" w:color="D9D9D9"/>
+              <w:bottom w:val="single" w:sz="4" w:space="0" w:color="D9D9D9"/>
+              <w:right w:val="single" w:sz="4" w:space="0" w:color="D9D9D9"/>
+            </w:tcBorders>
+            <w:shd w:fill="F5F5F5" w:val="clear"/>
+          </w:tcPr>
+          <w:p>
+            <w:pPr>
+              <w:pStyle w:val="Normal"/>
+              <w:spacing w:lineRule="auto" w:line="252" w:before="0" w:after="0"/>
+              <w:jc w:val="left"/>
+              <w:rPr/>
+            </w:pPr>
+            <w:r>
+              <w:rPr>
+                <w:rFonts w:eastAsia="Roboto" w:cs="Roboto"/>
+                <w:b w:val="false"/>
+                <w:bCs w:val="false"/>
+                <w:color w:val="333333"/>
+                <w:sz w:val="20"/>
+                <w:szCs w:val="20"/>
+              </w:rPr>
+              <w:t>Лимиты на мойку, парковку, мелкий ремонт; порядок выдачи подотчётных средств</w:t>
+            </w:r>
+          </w:p>
+        </w:tc>
+        <w:tc>
+          <w:tcPr>
+            <w:tcW w:w="2071" w:type="dxa"/>
+            <w:tcBorders>
+              <w:top w:val="single" w:sz="4" w:space="0" w:color="D9D9D9"/>
+              <w:left w:val="single" w:sz="4" w:space="0" w:color="D9D9D9"/>
+              <w:bottom w:val="single" w:sz="4" w:space="0" w:color="D9D9D9"/>
+              <w:right w:val="single" w:sz="4" w:space="0" w:color="D9D9D9"/>
+            </w:tcBorders>
+            <w:shd w:fill="F5F5F5" w:val="clear"/>
+          </w:tcPr>
+          <w:p>
+            <w:pPr>
+              <w:pStyle w:val="Normal"/>
+              <w:spacing w:lineRule="auto" w:line="252" w:before="0" w:after="0"/>
+              <w:jc w:val="left"/>
+              <w:rPr/>
+            </w:pPr>
+            <w:r>
+              <w:rPr>
+                <w:rFonts w:eastAsia="Roboto" w:cs="Roboto"/>
+                <w:b w:val="false"/>
+                <w:bCs w:val="false"/>
+                <w:color w:val="333333"/>
+                <w:sz w:val="20"/>
+                <w:szCs w:val="20"/>
+              </w:rPr>
+              <w:t>По усмотрению организации</w:t>
+            </w:r>
+          </w:p>
+        </w:tc>
+      </w:tr>
+      <w:tr>
+        <w:trPr/>
+        <w:tc>
+          <w:tcPr>
+            <w:tcW w:w="2800" w:type="dxa"/>
+            <w:tcBorders>
+              <w:top w:val="single" w:sz="4" w:space="0" w:color="D9D9D9"/>
+              <w:left w:val="single" w:sz="4" w:space="0" w:color="D9D9D9"/>
+              <w:bottom w:val="single" w:sz="4" w:space="0" w:color="D9D9D9"/>
+              <w:right w:val="single" w:sz="4" w:space="0" w:color="D9D9D9"/>
+            </w:tcBorders>
+          </w:tcPr>
+          <w:p>
+            <w:pPr>
+              <w:pStyle w:val="Normal"/>
+              <w:spacing w:lineRule="auto" w:line="252" w:before="0" w:after="0"/>
+              <w:jc w:val="left"/>
+              <w:rPr/>
+            </w:pPr>
+            <w:r>
+              <w:rPr>
+                <w:rFonts w:eastAsia="Roboto" w:cs="Roboto"/>
+                <w:b w:val="false"/>
+                <w:bCs w:val="false"/>
+                <w:color w:val="333333"/>
+                <w:sz w:val="20"/>
+                <w:szCs w:val="20"/>
+              </w:rPr>
+              <w:t>Журналы: регистрации путевых листов, медосмотров, инструктажей, учёта неисправностей</w:t>
+            </w:r>
+          </w:p>
+        </w:tc>
+        <w:tc>
+          <w:tcPr>
+            <w:tcW w:w="4200" w:type="dxa"/>
+            <w:tcBorders>
+              <w:top w:val="single" w:sz="4" w:space="0" w:color="D9D9D9"/>
+              <w:left w:val="single" w:sz="4" w:space="0" w:color="D9D9D9"/>
+              <w:bottom w:val="single" w:sz="4" w:space="0" w:color="D9D9D9"/>
+              <w:right w:val="single" w:sz="4" w:space="0" w:color="D9D9D9"/>
+            </w:tcBorders>
+          </w:tcPr>
+          <w:p>
+            <w:pPr>
+              <w:pStyle w:val="Normal"/>
+              <w:spacing w:lineRule="auto" w:line="252" w:before="0" w:after="0"/>
+              <w:jc w:val="left"/>
+              <w:rPr/>
+            </w:pPr>
+            <w:r>
+              <w:rPr>
+                <w:rFonts w:eastAsia="Roboto" w:cs="Roboto"/>
+                <w:b w:val="false"/>
+                <w:bCs w:val="false"/>
+                <w:color w:val="333333"/>
+                <w:sz w:val="20"/>
+                <w:szCs w:val="20"/>
+              </w:rPr>
+              <w:t>Регистрация путевых листов, отметок медосмотров, инструктажей, сообщений о неисправностях</w:t>
             </w:r>
           </w:p>
         </w:tc>
@@ -3227,7 +3507,7 @@
         </w:numPr>
         <w:rPr/>
       </w:pPr>
-      <w:bookmarkStart w:id="8" w:name="__RefHeading___Toc899_1505658153"/>
+      <w:bookmarkStart w:id="8" w:name="__RefHeading___Toc1019_2694416175"/>
       <w:bookmarkEnd w:id="8"/>
       <w:r>
         <w:rPr>
@@ -3238,7 +3518,7 @@
           <w:sz w:val="24"/>
           <w:szCs w:val="24"/>
         </w:rPr>
-        <w:t>Водители: кадровые документы, медосмотры, ответственность</w:t>
+        <w:t>Водитель: оформление, допуск, обязанности, пределы ответственности</w:t>
       </w:r>
     </w:p>
     <w:p>
@@ -3251,7 +3531,7 @@
         </w:numPr>
         <w:rPr/>
       </w:pPr>
-      <w:bookmarkStart w:id="9" w:name="__RefHeading___Toc901_1505658153"/>
+      <w:bookmarkStart w:id="9" w:name="__RefHeading___Toc1021_2694416175"/>
       <w:bookmarkEnd w:id="9"/>
       <w:r>
         <w:rPr>
@@ -3262,7 +3542,7 @@
           <w:sz w:val="24"/>
           <w:szCs w:val="24"/>
         </w:rPr>
-        <w:t>Штатный водитель</w:t>
+        <w:t>Трудовая функция — в трудовом договоре</w:t>
       </w:r>
     </w:p>
     <w:p>
@@ -3284,7 +3564,7 @@
           <w:sz w:val="22"/>
           <w:szCs w:val="22"/>
         </w:rPr>
-        <w:t>Если автомобилем управляет сотрудник, работающий в качестве водителя, оформляются трудовой договор и должностная инструкция с функцией управления автомобилем, копия водительского удостоверения соответствующей категории. Медицинский контур для такого работника включает:</w:t>
+        <w:t>Управление автомобилем должно быть закреплено как трудовая функция — обязательное условие трудового договора (ст. 57 ТК РФ). Устного поручения, доверенности, приказа о закреплении автомобиля, упоминания в положении о транспорте или отдельной фразы в должностной инструкции недостаточно, если сам договор предусматривает другую работу.</w:t>
       </w:r>
     </w:p>
     <w:p>
@@ -3292,7 +3572,7 @@
         <w:pStyle w:val="ListParagraph"/>
         <w:numPr>
           <w:ilvl w:val="0"/>
-          <w:numId w:val="16"/>
+          <w:numId w:val="19"/>
         </w:numPr>
         <w:spacing w:lineRule="auto" w:line="276" w:before="0" w:after="60"/>
         <w:jc w:val="both"/>
@@ -3309,7 +3589,7 @@
           <w:sz w:val="22"/>
           <w:szCs w:val="22"/>
         </w:rPr>
-        <w:t xml:space="preserve">предварительный медицинский осмотр </w:t>
+        <w:t xml:space="preserve">Базовая конструкция: </w:t>
       </w:r>
       <w:r>
         <w:rPr>
@@ -3322,7 +3602,7 @@
           <w:sz w:val="22"/>
           <w:szCs w:val="22"/>
         </w:rPr>
-        <w:t>— при приёме на работу;</w:t>
+        <w:t>должность — водитель автомобиля; трудовая функция — управление закреплённым служебным легковым автомобилем при выполнении служебных поручений работодателя и перевозке работников и иных лиц для собственных нужд организации. Подробный перечень функций раскрывается в должностной инструкции. В договоре также фиксируются характер работы (при необходимости — разъездной), режим и территория постоянных поездок.</w:t>
       </w:r>
     </w:p>
     <w:p>
@@ -3347,7 +3627,7 @@
           <w:sz w:val="22"/>
           <w:szCs w:val="22"/>
         </w:rPr>
-        <w:t xml:space="preserve">периодические медицинские осмотры </w:t>
+        <w:t xml:space="preserve">Если сотрудник сейчас оформлен на другой должности </w:t>
       </w:r>
       <w:r>
         <w:rPr>
@@ -3360,7 +3640,7 @@
           <w:sz w:val="22"/>
           <w:szCs w:val="22"/>
         </w:rPr>
-        <w:t>— не реже одного раза в два года;</w:t>
+        <w:t>(менеджер, помощник, заведующий хозяйством), предпочтительный вариант — изменить трудовую функцию: письменное дополнительное соглашение и приказ о переводе на должность водителя (ст. 72 ТК РФ). Альтернатива — совмещение должности водителя с основной работой: письменное согласие, определение содержания, объёма и срока дополнительной работы, отдельная доплата (ст. 60.2, 151 ТК РФ). Если управление автомобилем будет ежедневной основной деятельностью, совмещение создаёт искусственную кадровую конструкцию и споры о рабочем времени, оплате и ответственности — основной должностью должен быть водитель.</w:t>
       </w:r>
     </w:p>
     <w:p>
@@ -3385,7 +3665,7 @@
           <w:sz w:val="22"/>
           <w:szCs w:val="22"/>
         </w:rPr>
-        <w:t xml:space="preserve">предрейсовые медицинские осмотры </w:t>
+        <w:t xml:space="preserve">Сопутствующие кадровые документы: </w:t>
       </w:r>
       <w:r>
         <w:rPr>
@@ -3398,7 +3678,99 @@
           <w:sz w:val="22"/>
           <w:szCs w:val="22"/>
         </w:rPr>
-        <w:t>— обязательны для работников, занятых в качестве водителей (ст. 23 закона № 196-ФЗ, порядок — приказ Минздрава № 266н); проводятся штатным медработником или по договору с медицинской организацией, отметка — в путевом листе и журнале;</w:t>
+        <w:t>должность водителя в штатном расписании, приказ о приёме или переводе, должностная инструкция, копия водительского удостоверения соответствующей категории.</w:t>
+      </w:r>
+    </w:p>
+    <w:p>
+      <w:pPr>
+        <w:pStyle w:val="Heading2"/>
+        <w:keepNext w:val="true"/>
+        <w:numPr>
+          <w:ilvl w:val="1"/>
+          <w:numId w:val="1"/>
+        </w:numPr>
+        <w:rPr/>
+      </w:pPr>
+      <w:bookmarkStart w:id="10" w:name="__RefHeading___Toc1023_2694416175"/>
+      <w:bookmarkEnd w:id="10"/>
+      <w:r>
+        <w:rPr>
+          <w:rFonts w:eastAsia="Roboto" w:cs="Roboto"/>
+          <w:b/>
+          <w:bCs/>
+          <w:color w:val="1A1A1A"/>
+          <w:sz w:val="24"/>
+          <w:szCs w:val="24"/>
+        </w:rPr>
+        <w:t>Режим рабочего времени и времени отдыха</w:t>
+      </w:r>
+    </w:p>
+    <w:p>
+      <w:pPr>
+        <w:pStyle w:val="Normal"/>
+        <w:keepNext w:val="false"/>
+        <w:spacing w:lineRule="auto" w:line="276" w:before="0" w:after="120"/>
+        <w:jc w:val="both"/>
+        <w:rPr/>
+      </w:pPr>
+      <w:r>
+        <w:rPr>
+          <w:rFonts w:eastAsia="Roboto" w:cs="Roboto"/>
+          <w:b w:val="false"/>
+          <w:bCs w:val="false"/>
+          <w:i w:val="false"/>
+          <w:iCs w:val="false"/>
+          <w:color w:val="333333"/>
+          <w:sz w:val="22"/>
+          <w:szCs w:val="22"/>
+        </w:rPr>
+        <w:t>Поскольку управление автомобилем — трудовая обязанность, на работника распространяются специальные правила рабочего времени и времени отдыха водителей. С 1 сентября 2026 года вступает в силу новый приказ Минтранса № 160, заменяющий приказ № 424, — правила внутреннего трудового распорядка, графики работы и сменности целесообразно сразу проектировать под него: продолжительность рабочего дня, учёт времени управления автомобилем, перерывы, порядок привлечения к работе сверх установленного времени, командировки за пределы обычной территории, табельный учёт.</w:t>
+      </w:r>
+    </w:p>
+    <w:p>
+      <w:pPr>
+        <w:pStyle w:val="Heading2"/>
+        <w:keepNext w:val="true"/>
+        <w:numPr>
+          <w:ilvl w:val="1"/>
+          <w:numId w:val="1"/>
+        </w:numPr>
+        <w:rPr/>
+      </w:pPr>
+      <w:bookmarkStart w:id="11" w:name="__RefHeading___Toc1025_2694416175"/>
+      <w:bookmarkEnd w:id="11"/>
+      <w:r>
+        <w:rPr>
+          <w:rFonts w:eastAsia="Roboto" w:cs="Roboto"/>
+          <w:b/>
+          <w:bCs/>
+          <w:color w:val="1A1A1A"/>
+          <w:sz w:val="24"/>
+          <w:szCs w:val="24"/>
+        </w:rPr>
+        <w:t>Медицинский допуск</w:t>
+      </w:r>
+    </w:p>
+    <w:p>
+      <w:pPr>
+        <w:pStyle w:val="Normal"/>
+        <w:keepNext w:val="false"/>
+        <w:spacing w:lineRule="auto" w:line="276" w:before="0" w:after="120"/>
+        <w:jc w:val="both"/>
+        <w:rPr/>
+      </w:pPr>
+      <w:r>
+        <w:rPr>
+          <w:rFonts w:eastAsia="Roboto" w:cs="Roboto"/>
+          <w:b w:val="false"/>
+          <w:bCs w:val="false"/>
+          <w:i w:val="false"/>
+          <w:iCs w:val="false"/>
+          <w:color w:val="333333"/>
+          <w:sz w:val="22"/>
+          <w:szCs w:val="22"/>
+        </w:rPr>
+        <w:t>После закрепления управления автомобилем как трудовой функции медицинский контур обязателен однозначно, в течение всего периода работы:</w:t>
       </w:r>
     </w:p>
     <w:p>
@@ -3406,7 +3778,7 @@
         <w:pStyle w:val="ListParagraph"/>
         <w:numPr>
           <w:ilvl w:val="0"/>
-          <w:numId w:val="5"/>
+          <w:numId w:val="20"/>
         </w:numPr>
         <w:spacing w:lineRule="auto" w:line="276" w:before="0" w:after="60"/>
         <w:jc w:val="both"/>
@@ -3423,7 +3795,7 @@
           <w:sz w:val="22"/>
           <w:szCs w:val="22"/>
         </w:rPr>
-        <w:t xml:space="preserve">послерейсовые медицинские осмотры </w:t>
+        <w:t xml:space="preserve">предварительный медицинский осмотр </w:t>
       </w:r>
       <w:r>
         <w:rPr>
@@ -3436,7 +3808,7 @@
           <w:sz w:val="22"/>
           <w:szCs w:val="22"/>
         </w:rPr>
-        <w:t>— обязательны не для всех: в частности, при перевозках пассажиров или опасных грузов;</w:t>
+        <w:t>— при приёме на работу или переводе на должность водителя;</w:t>
       </w:r>
     </w:p>
     <w:p>
@@ -3444,7 +3816,7 @@
         <w:pStyle w:val="ListParagraph"/>
         <w:numPr>
           <w:ilvl w:val="0"/>
-          <w:numId w:val="5"/>
+          <w:numId w:val="6"/>
         </w:numPr>
         <w:spacing w:lineRule="auto" w:line="276" w:before="0" w:after="60"/>
         <w:jc w:val="both"/>
@@ -3461,7 +3833,7 @@
           <w:sz w:val="22"/>
           <w:szCs w:val="22"/>
         </w:rPr>
-        <w:t xml:space="preserve">дистанционные медосмотры </w:t>
+        <w:t xml:space="preserve">обязательное психиатрическое освидетельствование </w:t>
       </w:r>
       <w:r>
         <w:rPr>
@@ -3474,7 +3846,7 @@
           <w:sz w:val="22"/>
           <w:szCs w:val="22"/>
         </w:rPr>
-        <w:t>— допускаются с использованием зарегистрированных медицинских изделий, но при их применении не реже двух раз в год работник проходит очные осмотры с химико-токсикологическими исследованиями;</w:t>
+        <w:t>— в предусмотренных законодательством случаях;</w:t>
       </w:r>
     </w:p>
     <w:p>
@@ -3482,7 +3854,7 @@
         <w:pStyle w:val="ListParagraph"/>
         <w:numPr>
           <w:ilvl w:val="0"/>
-          <w:numId w:val="5"/>
+          <w:numId w:val="6"/>
         </w:numPr>
         <w:spacing w:lineRule="auto" w:line="276" w:before="0" w:after="60"/>
         <w:jc w:val="both"/>
@@ -3499,7 +3871,7 @@
           <w:sz w:val="22"/>
           <w:szCs w:val="22"/>
         </w:rPr>
-        <w:t xml:space="preserve">инструктажи по безопасности дорожного движения </w:t>
+        <w:t xml:space="preserve">периодические медицинские осмотры </w:t>
       </w:r>
       <w:r>
         <w:rPr>
@@ -3512,14 +3884,17 @@
           <w:sz w:val="22"/>
           <w:szCs w:val="22"/>
         </w:rPr>
-        <w:t>— вводный и периодические, с записью в журнале.</w:t>
+        <w:t>— не реже одного раза в два года;</w:t>
       </w:r>
     </w:p>
     <w:p>
       <w:pPr>
-        <w:pStyle w:val="Normal"/>
-        <w:keepNext w:val="false"/>
-        <w:spacing w:lineRule="auto" w:line="276" w:before="0" w:after="120"/>
+        <w:pStyle w:val="ListParagraph"/>
+        <w:numPr>
+          <w:ilvl w:val="0"/>
+          <w:numId w:val="6"/>
+        </w:numPr>
+        <w:spacing w:lineRule="auto" w:line="276" w:before="0" w:after="60"/>
         <w:jc w:val="both"/>
         <w:rPr/>
       </w:pPr>
@@ -3534,7 +3909,7 @@
           <w:sz w:val="22"/>
           <w:szCs w:val="22"/>
         </w:rPr>
-        <w:t xml:space="preserve">Материальная ответственность. </w:t>
+        <w:t xml:space="preserve">предрейсовые (предсменные) медицинские осмотры </w:t>
       </w:r>
       <w:r>
         <w:rPr>
@@ -3547,7 +3922,121 @@
           <w:sz w:val="22"/>
           <w:szCs w:val="22"/>
         </w:rPr>
-        <w:t>Должность водителя не входит в перечни должностей, с которыми допускается заключать договор о полной материальной ответственности (с 1 сентября 2025 года действуют перечни приказа Минтруда № 251н, заменившие постановление № 85; подход не изменился). Поэтому договор о полной материальной ответственности за сам автомобиль силы иметь не будет; полная ответственность возможна за вверенные для перевозки ценности (водитель-экспедитор) либо по общим основаниям ст. 243 ТК РФ (умысел, опьянение, административное правонарушение, установленное госорганом, и другие). Автомобиль передаётся по акту; порядок взыскания ущерба — в разд. 8.</w:t>
+        <w:t>— в течение всего времени работы в качестве водителя (ст. 23 закона № 196-ФЗ, приказ Минздрава № 266н). Проводит лицензированный медицинский работник или медицинская организация по договору; сам водитель или административный сотрудник отметку ставить не вправе. Отметка — в путевом листе и журнале;</w:t>
+      </w:r>
+    </w:p>
+    <w:p>
+      <w:pPr>
+        <w:pStyle w:val="ListParagraph"/>
+        <w:numPr>
+          <w:ilvl w:val="0"/>
+          <w:numId w:val="6"/>
+        </w:numPr>
+        <w:spacing w:lineRule="auto" w:line="276" w:before="0" w:after="60"/>
+        <w:jc w:val="both"/>
+        <w:rPr/>
+      </w:pPr>
+      <w:r>
+        <w:rPr>
+          <w:rFonts w:eastAsia="Roboto" w:cs="Roboto"/>
+          <w:b/>
+          <w:bCs/>
+          <w:i w:val="false"/>
+          <w:iCs w:val="false"/>
+          <w:color w:val="333333"/>
+          <w:sz w:val="22"/>
+          <w:szCs w:val="22"/>
+        </w:rPr>
+        <w:t xml:space="preserve">послерейсовые (послесменные) осмотры </w:t>
+      </w:r>
+      <w:r>
+        <w:rPr>
+          <w:rFonts w:eastAsia="Roboto" w:cs="Roboto"/>
+          <w:b w:val="false"/>
+          <w:bCs w:val="false"/>
+          <w:i w:val="false"/>
+          <w:iCs w:val="false"/>
+          <w:color w:val="333333"/>
+          <w:sz w:val="22"/>
+          <w:szCs w:val="22"/>
+        </w:rPr>
+        <w:t>— закладываются в систему, поскольку водитель перевозит руководителя, работников и иных лиц: закон связывает их обязательность с перевозкой пассажиров;</w:t>
+      </w:r>
+    </w:p>
+    <w:p>
+      <w:pPr>
+        <w:pStyle w:val="ListParagraph"/>
+        <w:numPr>
+          <w:ilvl w:val="0"/>
+          <w:numId w:val="6"/>
+        </w:numPr>
+        <w:spacing w:lineRule="auto" w:line="276" w:before="0" w:after="60"/>
+        <w:jc w:val="both"/>
+        <w:rPr/>
+      </w:pPr>
+      <w:r>
+        <w:rPr>
+          <w:rFonts w:eastAsia="Roboto" w:cs="Roboto"/>
+          <w:b/>
+          <w:bCs/>
+          <w:i w:val="false"/>
+          <w:iCs w:val="false"/>
+          <w:color w:val="333333"/>
+          <w:sz w:val="22"/>
+          <w:szCs w:val="22"/>
+        </w:rPr>
+        <w:t xml:space="preserve">дистанционные осмотры </w:t>
+      </w:r>
+      <w:r>
+        <w:rPr>
+          <w:rFonts w:eastAsia="Roboto" w:cs="Roboto"/>
+          <w:b w:val="false"/>
+          <w:bCs w:val="false"/>
+          <w:i w:val="false"/>
+          <w:iCs w:val="false"/>
+          <w:color w:val="333333"/>
+          <w:sz w:val="22"/>
+          <w:szCs w:val="22"/>
+        </w:rPr>
+        <w:t>— допускаются с использованием зарегистрированных медицинских изделий, но не реже двух раз в год работник проходит очные осмотры с химико-токсикологическими исследованиями;</w:t>
+      </w:r>
+    </w:p>
+    <w:p>
+      <w:pPr>
+        <w:pStyle w:val="ListParagraph"/>
+        <w:numPr>
+          <w:ilvl w:val="0"/>
+          <w:numId w:val="6"/>
+        </w:numPr>
+        <w:spacing w:lineRule="auto" w:line="276" w:before="0" w:after="60"/>
+        <w:jc w:val="both"/>
+        <w:rPr/>
+      </w:pPr>
+      <w:r>
+        <w:rPr>
+          <w:rFonts w:eastAsia="Roboto" w:cs="Roboto"/>
+          <w:b/>
+          <w:bCs/>
+          <w:i w:val="false"/>
+          <w:iCs w:val="false"/>
+          <w:color w:val="333333"/>
+          <w:sz w:val="22"/>
+          <w:szCs w:val="22"/>
+        </w:rPr>
+        <w:t xml:space="preserve">инструктажи по безопасности дорожного движения </w:t>
+      </w:r>
+      <w:r>
+        <w:rPr>
+          <w:rFonts w:eastAsia="Roboto" w:cs="Roboto"/>
+          <w:b w:val="false"/>
+          <w:bCs w:val="false"/>
+          <w:i w:val="false"/>
+          <w:iCs w:val="false"/>
+          <w:color w:val="333333"/>
+          <w:sz w:val="22"/>
+          <w:szCs w:val="22"/>
+        </w:rPr>
+        <w:t>— вводный и периодические, с записью в журнале.</w:t>
       </w:r>
     </w:p>
     <w:p>
@@ -3560,8 +4049,8 @@
         </w:numPr>
         <w:rPr/>
       </w:pPr>
-      <w:bookmarkStart w:id="10" w:name="__RefHeading___Toc903_1505658153"/>
-      <w:bookmarkEnd w:id="10"/>
+      <w:bookmarkStart w:id="12" w:name="__RefHeading___Toc1027_2694416175"/>
+      <w:bookmarkEnd w:id="12"/>
       <w:r>
         <w:rPr>
           <w:rFonts w:eastAsia="Roboto" w:cs="Roboto"/>
@@ -3571,7 +4060,7 @@
           <w:sz w:val="24"/>
           <w:szCs w:val="24"/>
         </w:rPr>
-        <w:t>За рулём — директор или менеджер</w:t>
+        <w:t>Операционные обязанности водителя</w:t>
       </w:r>
     </w:p>
     <w:p>
@@ -3593,7 +4082,373 @@
           <w:sz w:val="22"/>
           <w:szCs w:val="22"/>
         </w:rPr>
-        <w:t>Распространённая ситуация: автомобиль закреплён за руководителем или сотрудником, для которого управление автомобилем не является трудовой функцией. Юридическое значение здесь имеет не название должности, а совокупность обстоятельств: входит ли управление автомобилем в трудовую функцию, является ли оно регулярной частью работы, осуществляются ли перевозки пассажиров или грузов, кто фактически организует эксплуатацию транспорта. Сам по себе факт, что директор иногда управляет служебным автомобилем, не превращает его в работника, занятого в качестве водителя. При этом практика контролирующих органов и судов по таким ситуациям противоречива.</w:t>
+        <w:t>Приказом о возложении эксплуатационных обязанностей и должностной инструкцией на водителя возлагается операционная ответственность за автомобиль:</w:t>
+      </w:r>
+    </w:p>
+    <w:p>
+      <w:pPr>
+        <w:pStyle w:val="ListParagraph"/>
+        <w:numPr>
+          <w:ilvl w:val="0"/>
+          <w:numId w:val="21"/>
+        </w:numPr>
+        <w:spacing w:lineRule="auto" w:line="276" w:before="0" w:after="60"/>
+        <w:jc w:val="both"/>
+        <w:rPr/>
+      </w:pPr>
+      <w:r>
+        <w:rPr>
+          <w:rFonts w:eastAsia="Roboto" w:cs="Roboto"/>
+          <w:b w:val="false"/>
+          <w:bCs w:val="false"/>
+          <w:i w:val="false"/>
+          <w:iCs w:val="false"/>
+          <w:color w:val="333333"/>
+          <w:sz w:val="22"/>
+          <w:szCs w:val="22"/>
+        </w:rPr>
+        <w:t>принимать автомобиль по акту и обеспечивать сохранность автомобиля, ключей, регистрационных документов, принадлежностей и дополнительного оборудования;</w:t>
+      </w:r>
+    </w:p>
+    <w:p>
+      <w:pPr>
+        <w:pStyle w:val="ListParagraph"/>
+        <w:numPr>
+          <w:ilvl w:val="0"/>
+          <w:numId w:val="7"/>
+        </w:numPr>
+        <w:spacing w:lineRule="auto" w:line="276" w:before="0" w:after="60"/>
+        <w:jc w:val="both"/>
+        <w:rPr/>
+      </w:pPr>
+      <w:r>
+        <w:rPr>
+          <w:rFonts w:eastAsia="Roboto" w:cs="Roboto"/>
+          <w:b w:val="false"/>
+          <w:bCs w:val="false"/>
+          <w:i w:val="false"/>
+          <w:iCs w:val="false"/>
+          <w:color w:val="333333"/>
+          <w:sz w:val="22"/>
+          <w:szCs w:val="22"/>
+        </w:rPr>
+        <w:t>использовать автомобиль исключительно для выполнения оформленных служебных заданий; личные поездки — только по письменному разрешению работодателя;</w:t>
+      </w:r>
+    </w:p>
+    <w:p>
+      <w:pPr>
+        <w:pStyle w:val="ListParagraph"/>
+        <w:numPr>
+          <w:ilvl w:val="0"/>
+          <w:numId w:val="7"/>
+        </w:numPr>
+        <w:spacing w:lineRule="auto" w:line="276" w:before="0" w:after="60"/>
+        <w:jc w:val="both"/>
+        <w:rPr/>
+      </w:pPr>
+      <w:r>
+        <w:rPr>
+          <w:rFonts w:eastAsia="Roboto" w:cs="Roboto"/>
+          <w:b w:val="false"/>
+          <w:bCs w:val="false"/>
+          <w:i w:val="false"/>
+          <w:iCs w:val="false"/>
+          <w:color w:val="333333"/>
+          <w:sz w:val="22"/>
+          <w:szCs w:val="22"/>
+        </w:rPr>
+        <w:t>не передавать управление третьим лицам без письменного разрешения работодателя;</w:t>
+      </w:r>
+    </w:p>
+    <w:p>
+      <w:pPr>
+        <w:pStyle w:val="ListParagraph"/>
+        <w:numPr>
+          <w:ilvl w:val="0"/>
+          <w:numId w:val="7"/>
+        </w:numPr>
+        <w:spacing w:lineRule="auto" w:line="276" w:before="0" w:after="60"/>
+        <w:jc w:val="both"/>
+        <w:rPr/>
+      </w:pPr>
+      <w:r>
+        <w:rPr>
+          <w:rFonts w:eastAsia="Roboto" w:cs="Roboto"/>
+          <w:b w:val="false"/>
+          <w:bCs w:val="false"/>
+          <w:i w:val="false"/>
+          <w:iCs w:val="false"/>
+          <w:color w:val="333333"/>
+          <w:sz w:val="22"/>
+          <w:szCs w:val="22"/>
+        </w:rPr>
+        <w:t>до начала работы проходить предусмотренные медицинские осмотры;</w:t>
+      </w:r>
+    </w:p>
+    <w:p>
+      <w:pPr>
+        <w:pStyle w:val="ListParagraph"/>
+        <w:numPr>
+          <w:ilvl w:val="0"/>
+          <w:numId w:val="7"/>
+        </w:numPr>
+        <w:spacing w:lineRule="auto" w:line="276" w:before="0" w:after="60"/>
+        <w:jc w:val="both"/>
+        <w:rPr/>
+      </w:pPr>
+      <w:r>
+        <w:rPr>
+          <w:rFonts w:eastAsia="Roboto" w:cs="Roboto"/>
+          <w:b w:val="false"/>
+          <w:bCs w:val="false"/>
+          <w:i w:val="false"/>
+          <w:iCs w:val="false"/>
+          <w:color w:val="333333"/>
+          <w:sz w:val="22"/>
+          <w:szCs w:val="22"/>
+        </w:rPr>
+        <w:t>до выезда проверять очевидное техническое состояние: шины, внешние повреждения, световые приборы, уровни эксплуатационных жидкостей, наличие аптечки, огнетушителя и знака аварийной остановки, отсутствие сигналов неисправностей; не эксплуатировать автомобиль при неисправностях, запрещающих движение, и немедленно сообщать о них работодателю;</w:t>
+      </w:r>
+    </w:p>
+    <w:p>
+      <w:pPr>
+        <w:pStyle w:val="ListParagraph"/>
+        <w:numPr>
+          <w:ilvl w:val="0"/>
+          <w:numId w:val="7"/>
+        </w:numPr>
+        <w:spacing w:lineRule="auto" w:line="276" w:before="0" w:after="60"/>
+        <w:jc w:val="both"/>
+        <w:rPr/>
+      </w:pPr>
+      <w:r>
+        <w:rPr>
+          <w:rFonts w:eastAsia="Roboto" w:cs="Roboto"/>
+          <w:b w:val="false"/>
+          <w:bCs w:val="false"/>
+          <w:i w:val="false"/>
+          <w:iCs w:val="false"/>
+          <w:color w:val="333333"/>
+          <w:sz w:val="22"/>
+          <w:szCs w:val="22"/>
+        </w:rPr>
+        <w:t>соблюдать ПДД, установленный маршрут, режим труда и отдыха, место парковки и порядок хранения ключей;</w:t>
+      </w:r>
+    </w:p>
+    <w:p>
+      <w:pPr>
+        <w:pStyle w:val="ListParagraph"/>
+        <w:numPr>
+          <w:ilvl w:val="0"/>
+          <w:numId w:val="7"/>
+        </w:numPr>
+        <w:spacing w:lineRule="auto" w:line="276" w:before="0" w:after="60"/>
+        <w:jc w:val="both"/>
+        <w:rPr/>
+      </w:pPr>
+      <w:r>
+        <w:rPr>
+          <w:rFonts w:eastAsia="Roboto" w:cs="Roboto"/>
+          <w:b w:val="false"/>
+          <w:bCs w:val="false"/>
+          <w:i w:val="false"/>
+          <w:iCs w:val="false"/>
+          <w:color w:val="333333"/>
+          <w:sz w:val="22"/>
+          <w:szCs w:val="22"/>
+        </w:rPr>
+        <w:t>оформлять или заполнять свою часть путевого листа: пробег, показания одометра, маршрут, служебное задание;</w:t>
+      </w:r>
+    </w:p>
+    <w:p>
+      <w:pPr>
+        <w:pStyle w:val="ListParagraph"/>
+        <w:numPr>
+          <w:ilvl w:val="0"/>
+          <w:numId w:val="7"/>
+        </w:numPr>
+        <w:spacing w:lineRule="auto" w:line="276" w:before="0" w:after="60"/>
+        <w:jc w:val="both"/>
+        <w:rPr/>
+      </w:pPr>
+      <w:r>
+        <w:rPr>
+          <w:rFonts w:eastAsia="Roboto" w:cs="Roboto"/>
+          <w:b w:val="false"/>
+          <w:bCs w:val="false"/>
+          <w:i w:val="false"/>
+          <w:iCs w:val="false"/>
+          <w:color w:val="333333"/>
+          <w:sz w:val="22"/>
+          <w:szCs w:val="22"/>
+        </w:rPr>
+        <w:t>соблюдать топливную дисциплину: правильно использовать топливную карту, сохранять чеки, представлять отчётность по топливу;</w:t>
+      </w:r>
+    </w:p>
+    <w:p>
+      <w:pPr>
+        <w:pStyle w:val="ListParagraph"/>
+        <w:numPr>
+          <w:ilvl w:val="0"/>
+          <w:numId w:val="7"/>
+        </w:numPr>
+        <w:spacing w:lineRule="auto" w:line="276" w:before="0" w:after="60"/>
+        <w:jc w:val="both"/>
+        <w:rPr/>
+      </w:pPr>
+      <w:r>
+        <w:rPr>
+          <w:rFonts w:eastAsia="Roboto" w:cs="Roboto"/>
+          <w:b w:val="false"/>
+          <w:bCs w:val="false"/>
+          <w:i w:val="false"/>
+          <w:iCs w:val="false"/>
+          <w:color w:val="333333"/>
+          <w:sz w:val="22"/>
+          <w:szCs w:val="22"/>
+        </w:rPr>
+        <w:t>своевременно представлять автомобиль на ТО, ремонт, шиномонтаж и страховой осмотр; немедленно сообщать о ДТП, повреждениях, штрафах, эвакуации, утрате документов и иных происшествиях; участвовать в фиксации повреждений и служебном расследовании;</w:t>
+      </w:r>
+    </w:p>
+    <w:p>
+      <w:pPr>
+        <w:pStyle w:val="ListParagraph"/>
+        <w:numPr>
+          <w:ilvl w:val="0"/>
+          <w:numId w:val="7"/>
+        </w:numPr>
+        <w:spacing w:lineRule="auto" w:line="276" w:before="0" w:after="60"/>
+        <w:jc w:val="both"/>
+        <w:rPr/>
+      </w:pPr>
+      <w:r>
+        <w:rPr>
+          <w:rFonts w:eastAsia="Roboto" w:cs="Roboto"/>
+          <w:b w:val="false"/>
+          <w:bCs w:val="false"/>
+          <w:i w:val="false"/>
+          <w:iCs w:val="false"/>
+          <w:color w:val="333333"/>
+          <w:sz w:val="22"/>
+          <w:szCs w:val="22"/>
+        </w:rPr>
+        <w:t>при прекращении закрепления или увольнении возвратить автомобиль по акту в установленной комплектности и состоянии с учётом нормального износа.</w:t>
+      </w:r>
+    </w:p>
+    <w:p>
+      <w:pPr>
+        <w:pStyle w:val="Normal"/>
+        <w:keepNext w:val="false"/>
+        <w:spacing w:lineRule="auto" w:line="276" w:before="0" w:after="120"/>
+        <w:jc w:val="both"/>
+        <w:rPr/>
+      </w:pPr>
+      <w:r>
+        <w:rPr>
+          <w:rFonts w:eastAsia="Roboto" w:cs="Roboto"/>
+          <w:b w:val="false"/>
+          <w:bCs w:val="false"/>
+          <w:i w:val="false"/>
+          <w:iCs w:val="false"/>
+          <w:color w:val="333333"/>
+          <w:sz w:val="22"/>
+          <w:szCs w:val="22"/>
+        </w:rPr>
+        <w:t>Именно такой набор обязанностей создаёт доказуемую связь между автомобилем, трудовой функцией работника и его действиями.</w:t>
+      </w:r>
+    </w:p>
+    <w:p>
+      <w:pPr>
+        <w:pStyle w:val="Heading2"/>
+        <w:keepNext w:val="true"/>
+        <w:numPr>
+          <w:ilvl w:val="1"/>
+          <w:numId w:val="1"/>
+        </w:numPr>
+        <w:rPr/>
+      </w:pPr>
+      <w:bookmarkStart w:id="13" w:name="__RefHeading___Toc1029_2694416175"/>
+      <w:bookmarkEnd w:id="13"/>
+      <w:r>
+        <w:rPr>
+          <w:rFonts w:eastAsia="Roboto" w:cs="Roboto"/>
+          <w:b/>
+          <w:bCs/>
+          <w:color w:val="1A1A1A"/>
+          <w:sz w:val="24"/>
+          <w:szCs w:val="24"/>
+        </w:rPr>
+        <w:t>Пределы ответственности водителя</w:t>
+      </w:r>
+    </w:p>
+    <w:p>
+      <w:pPr>
+        <w:pStyle w:val="Normal"/>
+        <w:keepNext w:val="false"/>
+        <w:spacing w:lineRule="auto" w:line="276" w:before="0" w:after="120"/>
+        <w:jc w:val="both"/>
+        <w:rPr/>
+      </w:pPr>
+      <w:r>
+        <w:rPr>
+          <w:rFonts w:eastAsia="Roboto" w:cs="Roboto"/>
+          <w:b/>
+          <w:bCs/>
+          <w:i w:val="false"/>
+          <w:iCs w:val="false"/>
+          <w:color w:val="333333"/>
+          <w:sz w:val="22"/>
+          <w:szCs w:val="22"/>
+        </w:rPr>
+        <w:t xml:space="preserve">Полную материальную ответственность за автомобиль возложить нельзя. </w:t>
+      </w:r>
+      <w:r>
+        <w:rPr>
+          <w:rFonts w:eastAsia="Roboto" w:cs="Roboto"/>
+          <w:b w:val="false"/>
+          <w:bCs w:val="false"/>
+          <w:i w:val="false"/>
+          <w:iCs w:val="false"/>
+          <w:color w:val="333333"/>
+          <w:sz w:val="22"/>
+          <w:szCs w:val="22"/>
+        </w:rPr>
+        <w:t>Условие вида «водитель несёт полную материальную ответственность за закреплённый автомобиль и возмещает любые расходы на ремонт» не будет действовать, в каком бы документе оно ни стояло: должность водителя и работа по управлению автомобилем не включены в действующие перечни, позволяющие заключить договор о полной материальной ответственности за автомобиль (с 1 сентября 2025 года — перечни приказа Минтруда № 251н). Акт передачи подтверждает состояние, комплектность и факт получения имущества, но полной ответственности не создаёт. По общему правилу ответственность работника ограничена средним месячным заработком; полное возмещение — только в случаях ст. 243 ТК РФ (умысел, опьянение, установленное административное правонарушение и другие). Корректная формулировка для документов: «Водитель несёт дисциплинарную и материальную ответственность за виновное неисполнение своих обязанностей в порядке, случаях и пределах, установленных законодательством Российской Федерации». Экономический риск крупного повреждения автомобиля закрывается прежде всего каско.</w:t>
+      </w:r>
+    </w:p>
+    <w:p>
+      <w:pPr>
+        <w:pStyle w:val="Normal"/>
+        <w:keepNext w:val="false"/>
+        <w:spacing w:lineRule="auto" w:line="276" w:before="0" w:after="120"/>
+        <w:jc w:val="both"/>
+        <w:rPr/>
+      </w:pPr>
+      <w:r>
+        <w:rPr>
+          <w:rFonts w:eastAsia="Roboto" w:cs="Roboto"/>
+          <w:b/>
+          <w:bCs/>
+          <w:i w:val="false"/>
+          <w:iCs w:val="false"/>
+          <w:color w:val="333333"/>
+          <w:sz w:val="22"/>
+          <w:szCs w:val="22"/>
+        </w:rPr>
+        <w:t xml:space="preserve">Обязанности организации приказом не переносятся. </w:t>
+      </w:r>
+      <w:r>
+        <w:rPr>
+          <w:rFonts w:eastAsia="Roboto" w:cs="Roboto"/>
+          <w:b w:val="false"/>
+          <w:bCs w:val="false"/>
+          <w:i w:val="false"/>
+          <w:iCs w:val="false"/>
+          <w:color w:val="333333"/>
+          <w:sz w:val="22"/>
+          <w:szCs w:val="22"/>
+        </w:rPr>
+        <w:t>Даже при назначении водителя ответственным за автомобиль за организацией как работодателем и владельцем транспортного средства сохраняются: организация труда водителя и обязательных медосмотров, техническая исправность автомобиля, страхование, своевременное ТО, соблюдение режима труда и отдыха, бухгалтерский и налоговый учёт, надлежащее расследование ДТП и ущерба. Внутренний приказ распределяет функции внутри компании, но не освобождает юридическое лицо от публично-правовой ответственности.</w:t>
       </w:r>
     </w:p>
     <w:tbl>
@@ -3637,7 +4492,7 @@
                 <w:sz w:val="18"/>
                 <w:szCs w:val="18"/>
               </w:rPr>
-              <w:t>РИСК</w:t>
+              <w:t>ФОРМУЛИРОВКИ ПРИКАЗОВ</w:t>
             </w:r>
           </w:p>
           <w:p>
@@ -3658,7 +4513,7 @@
                 <w:sz w:val="22"/>
                 <w:szCs w:val="22"/>
               </w:rPr>
-              <w:t>Опасны обе крайности. Трактовать каждую поездку директора как работу водителя — избыточно; полностью отказаться от медосмотров и документирования поездок — рискованно: налоговая инспекция может оспорить расходы на топливо как документально не подтверждённые, а надзорные органы — усмотреть эксплуатацию транспорта без обязательных процедур. Рабочая стратегия: письменно зафиксировать модель использования автомобиля (в положении о транспорте и приказе), обеспечить документирование поездок — путевыми листами или альтернативным пакетом доказательств (разд. 7), а вопрос о медосмотрах решить исходя из фактической трудовой функции; при сомнениях — получить письменное заключение юриста по конкретной модели эксплуатации.</w:t>
+              <w:t>Допустимые формулировки внутренних документов: «лицо, за которым закреплён автомобиль», «ответственный за эксплуатацию и сохранность автомобиля», «ответственный за ведение эксплуатационной документации», «ответственный за контроль сроков ТО и страхования». Без необходимости не использовать: «специалист, ответственный за обеспечение безопасности дорожного движения», «контролёр технического состояния транспортных средств», «ответственный за выпуск автомобиля на линию» — это специальные регулируемые функции с квалификационными требованиями и аттестацией. Требования п. 2 ст. 20 закона № 196-ФЗ (аттестованный специалист по БДД, формальный предрейсовый технический контроль) по буквальному тексту относятся к коммерческим перевозкам и перевозкам для собственных нужд автобусами и грузовыми автомобилями, а не к служебному легковому автомобилю; при этом общая обязанность организации поддерживать автомобиль в исправном состоянии сохраняется. Водитель выполняет ежедневную проверку автомобиля, но статус квалифицированного контролёра ему не присваивается.</w:t>
             </w:r>
           </w:p>
         </w:tc>
@@ -3684,8 +4539,8 @@
         </w:numPr>
         <w:rPr/>
       </w:pPr>
-      <w:bookmarkStart w:id="11" w:name="__RefHeading___Toc905_1505658153"/>
-      <w:bookmarkEnd w:id="11"/>
+      <w:bookmarkStart w:id="14" w:name="__RefHeading___Toc1031_2694416175"/>
+      <w:bookmarkEnd w:id="14"/>
       <w:r>
         <w:rPr>
           <w:rFonts w:eastAsia="Roboto" w:cs="Roboto"/>
@@ -3708,8 +4563,8 @@
         </w:numPr>
         <w:rPr/>
       </w:pPr>
-      <w:bookmarkStart w:id="12" w:name="__RefHeading___Toc907_1505658153"/>
-      <w:bookmarkEnd w:id="12"/>
+      <w:bookmarkStart w:id="15" w:name="__RefHeading___Toc1033_2694416175"/>
+      <w:bookmarkEnd w:id="15"/>
       <w:r>
         <w:rPr>
           <w:rFonts w:eastAsia="Roboto" w:cs="Roboto"/>
@@ -3719,7 +4574,7 @@
           <w:sz w:val="24"/>
           <w:szCs w:val="24"/>
         </w:rPr>
-        <w:t>Путевые листы и подтверждение расходов на топливо</w:t>
+        <w:t>Путевые листы</w:t>
       </w:r>
     </w:p>
     <w:p>
@@ -3741,14 +4596,17 @@
           <w:sz w:val="22"/>
           <w:szCs w:val="22"/>
         </w:rPr>
-        <w:t>Обязательность путевого листа зависит от характера использования автомобиля. По ст. 6 Устава автомобильного транспорта (закон № 259-ФЗ) путевой лист обязателен при перевозках пассажиров и багажа или грузов. Если сотрудник сам ездит на служебном легковом автомобиле на встречи и по объектам и перевозка как транспортная деятельность не осуществляется, безусловная обязанность оформлять путевой лист из закона прямо не следует.</w:t>
+        <w:t>В выбранной модели путевой лист — постоянный элемент документооборота, а не предмет спора о допустимости альтернативных доказательств. Водитель перевозит руководителя, работников и иных лиц для нужд организации — автомобиль движется при перевозке пассажиров, поэтому путевой лист оформляется до выпуска автомобиля на линию (ст. 6 Устава автомобильного транспорта; обязательные реквизиты — приказ Минтранса № 390 от 28.09.2022; допускается электронная форма). Путевой лист одновременно обеспечивает:</w:t>
       </w:r>
     </w:p>
     <w:p>
       <w:pPr>
-        <w:pStyle w:val="Normal"/>
-        <w:keepNext w:val="false"/>
-        <w:spacing w:lineRule="auto" w:line="276" w:before="0" w:after="120"/>
+        <w:pStyle w:val="ListParagraph"/>
+        <w:numPr>
+          <w:ilvl w:val="0"/>
+          <w:numId w:val="22"/>
+        </w:numPr>
+        <w:spacing w:lineRule="auto" w:line="276" w:before="0" w:after="60"/>
         <w:jc w:val="both"/>
         <w:rPr/>
       </w:pPr>
@@ -3763,572 +4621,7 @@
           <w:sz w:val="22"/>
           <w:szCs w:val="22"/>
         </w:rPr>
-        <w:t>При этом путевой лист остаётся самым привычным и защищённым первичным документом для подтверждения служебного характера поездок и списания топлива — его целесообразно вести и там, где он формально не обязателен, особенно при регулярной эксплуатации. Обязательные реквизиты установлены приказом Минтранса № 390 от 28.09.2022; допускается электронная форма; оформляется на день, смену или рейс до начала поездки.</w:t>
-      </w:r>
-    </w:p>
-    <w:p>
-      <w:pPr>
-        <w:pStyle w:val="Normal"/>
-        <w:keepNext w:val="false"/>
-        <w:spacing w:lineRule="auto" w:line="276" w:before="0" w:after="120"/>
-        <w:jc w:val="both"/>
-        <w:rPr/>
-      </w:pPr>
-      <w:r>
-        <w:rPr>
-          <w:rFonts w:eastAsia="Roboto" w:cs="Roboto"/>
-          <w:b w:val="false"/>
-          <w:bCs w:val="false"/>
-          <w:i w:val="false"/>
-          <w:iCs w:val="false"/>
-          <w:color w:val="333333"/>
-          <w:sz w:val="22"/>
-          <w:szCs w:val="22"/>
-        </w:rPr>
-        <w:t>Если организация не ведёт путевые листы, служебный характер поездок и расход топлива подтверждается альтернативным пакетом первичных документов:</w:t>
-      </w:r>
-    </w:p>
-    <w:p>
-      <w:pPr>
-        <w:pStyle w:val="ListParagraph"/>
-        <w:numPr>
-          <w:ilvl w:val="0"/>
-          <w:numId w:val="17"/>
-        </w:numPr>
-        <w:spacing w:lineRule="auto" w:line="276" w:before="0" w:after="60"/>
-        <w:jc w:val="both"/>
-        <w:rPr/>
-      </w:pPr>
-      <w:r>
-        <w:rPr>
-          <w:rFonts w:eastAsia="Roboto" w:cs="Roboto"/>
-          <w:b w:val="false"/>
-          <w:bCs w:val="false"/>
-          <w:i w:val="false"/>
-          <w:iCs w:val="false"/>
-          <w:color w:val="333333"/>
-          <w:sz w:val="22"/>
-          <w:szCs w:val="22"/>
-        </w:rPr>
-        <w:t>маршрутные или служебные отчёты, служебные задания, календарь деловых встреч;</w:t>
-      </w:r>
-    </w:p>
-    <w:p>
-      <w:pPr>
-        <w:pStyle w:val="ListParagraph"/>
-        <w:numPr>
-          <w:ilvl w:val="0"/>
-          <w:numId w:val="6"/>
-        </w:numPr>
-        <w:spacing w:lineRule="auto" w:line="276" w:before="0" w:after="60"/>
-        <w:jc w:val="both"/>
-        <w:rPr/>
-      </w:pPr>
-      <w:r>
-        <w:rPr>
-          <w:rFonts w:eastAsia="Roboto" w:cs="Roboto"/>
-          <w:b w:val="false"/>
-          <w:bCs w:val="false"/>
-          <w:i w:val="false"/>
-          <w:iCs w:val="false"/>
-          <w:color w:val="333333"/>
-          <w:sz w:val="22"/>
-          <w:szCs w:val="22"/>
-        </w:rPr>
-        <w:t>данные систем GPS/ГЛОНАСС и отчёты оператора топливных карт;</w:t>
-      </w:r>
-    </w:p>
-    <w:p>
-      <w:pPr>
-        <w:pStyle w:val="ListParagraph"/>
-        <w:numPr>
-          <w:ilvl w:val="0"/>
-          <w:numId w:val="6"/>
-        </w:numPr>
-        <w:spacing w:lineRule="auto" w:line="276" w:before="0" w:after="60"/>
-        <w:jc w:val="both"/>
-        <w:rPr/>
-      </w:pPr>
-      <w:r>
-        <w:rPr>
-          <w:rFonts w:eastAsia="Roboto" w:cs="Roboto"/>
-          <w:b w:val="false"/>
-          <w:bCs w:val="false"/>
-          <w:i w:val="false"/>
-          <w:iCs w:val="false"/>
-          <w:color w:val="333333"/>
-          <w:sz w:val="22"/>
-          <w:szCs w:val="22"/>
-        </w:rPr>
-        <w:t>показания одометра, ежемесячные расчёты и акты списания топлива по утверждённым нормам.</w:t>
-      </w:r>
-    </w:p>
-    <w:p>
-      <w:pPr>
-        <w:pStyle w:val="Normal"/>
-        <w:keepNext w:val="false"/>
-        <w:spacing w:lineRule="auto" w:line="276" w:before="0" w:after="120"/>
-        <w:jc w:val="both"/>
-        <w:rPr/>
-      </w:pPr>
-      <w:r>
-        <w:rPr>
-          <w:rFonts w:eastAsia="Roboto" w:cs="Roboto"/>
-          <w:b w:val="false"/>
-          <w:bCs w:val="false"/>
-          <w:i w:val="false"/>
-          <w:iCs w:val="false"/>
-          <w:color w:val="333333"/>
-          <w:sz w:val="22"/>
-          <w:szCs w:val="22"/>
-        </w:rPr>
-        <w:t>Пакет должен достоверно подтверждать маршрут, пробег, расход топлива и деловую цель поездок — иначе расходы уязвимы при налоговой проверке. Дополнительно ведутся журнал учёта путевых листов (если они оформляются), договор с оператором топливных карт либо авансовые отчёты с чеками АЗС.</w:t>
-      </w:r>
-    </w:p>
-    <w:p>
-      <w:pPr>
-        <w:pStyle w:val="Heading2"/>
-        <w:keepNext w:val="true"/>
-        <w:numPr>
-          <w:ilvl w:val="1"/>
-          <w:numId w:val="1"/>
-        </w:numPr>
-        <w:rPr/>
-      </w:pPr>
-      <w:bookmarkStart w:id="13" w:name="__RefHeading___Toc909_1505658153"/>
-      <w:bookmarkEnd w:id="13"/>
-      <w:r>
-        <w:rPr>
-          <w:rFonts w:eastAsia="Roboto" w:cs="Roboto"/>
-          <w:b/>
-          <w:bCs/>
-          <w:color w:val="1A1A1A"/>
-          <w:sz w:val="24"/>
-          <w:szCs w:val="24"/>
-        </w:rPr>
-        <w:t>Обслуживание и содержание</w:t>
-      </w:r>
-    </w:p>
-    <w:p>
-      <w:pPr>
-        <w:pStyle w:val="ListParagraph"/>
-        <w:numPr>
-          <w:ilvl w:val="0"/>
-          <w:numId w:val="18"/>
-        </w:numPr>
-        <w:spacing w:lineRule="auto" w:line="276" w:before="0" w:after="60"/>
-        <w:jc w:val="both"/>
-        <w:rPr/>
-      </w:pPr>
-      <w:r>
-        <w:rPr>
-          <w:rFonts w:eastAsia="Roboto" w:cs="Roboto"/>
-          <w:b/>
-          <w:bCs/>
-          <w:i w:val="false"/>
-          <w:iCs w:val="false"/>
-          <w:color w:val="333333"/>
-          <w:sz w:val="22"/>
-          <w:szCs w:val="22"/>
-        </w:rPr>
-        <w:t xml:space="preserve">Техническое обслуживание и ремонт </w:t>
-      </w:r>
-      <w:r>
-        <w:rPr>
-          <w:rFonts w:eastAsia="Roboto" w:cs="Roboto"/>
-          <w:b w:val="false"/>
-          <w:bCs w:val="false"/>
-          <w:i w:val="false"/>
-          <w:iCs w:val="false"/>
-          <w:color w:val="333333"/>
-          <w:sz w:val="22"/>
-          <w:szCs w:val="22"/>
-        </w:rPr>
-        <w:t>— договор с сервисным центром, заказ-наряды, акты выполненных работ; в гарантийный период — сервисная книжка и соблюдение регламента ТО производителя.</w:t>
-      </w:r>
-    </w:p>
-    <w:p>
-      <w:pPr>
-        <w:pStyle w:val="ListParagraph"/>
-        <w:numPr>
-          <w:ilvl w:val="0"/>
-          <w:numId w:val="7"/>
-        </w:numPr>
-        <w:spacing w:lineRule="auto" w:line="276" w:before="0" w:after="60"/>
-        <w:jc w:val="both"/>
-        <w:rPr/>
-      </w:pPr>
-      <w:r>
-        <w:rPr>
-          <w:rFonts w:eastAsia="Roboto" w:cs="Roboto"/>
-          <w:b/>
-          <w:bCs/>
-          <w:i w:val="false"/>
-          <w:iCs w:val="false"/>
-          <w:color w:val="333333"/>
-          <w:sz w:val="22"/>
-          <w:szCs w:val="22"/>
-        </w:rPr>
-        <w:t xml:space="preserve">Шины </w:t>
-      </w:r>
-      <w:r>
-        <w:rPr>
-          <w:rFonts w:eastAsia="Roboto" w:cs="Roboto"/>
-          <w:b w:val="false"/>
-          <w:bCs w:val="false"/>
-          <w:i w:val="false"/>
-          <w:iCs w:val="false"/>
-          <w:color w:val="333333"/>
-          <w:sz w:val="22"/>
-          <w:szCs w:val="22"/>
-        </w:rPr>
-        <w:t>— забалансовый или количественный учёт комплектов, акты сезонной замены, договор хранения (если шины хранит сервис).</w:t>
-      </w:r>
-    </w:p>
-    <w:p>
-      <w:pPr>
-        <w:pStyle w:val="ListParagraph"/>
-        <w:numPr>
-          <w:ilvl w:val="0"/>
-          <w:numId w:val="7"/>
-        </w:numPr>
-        <w:spacing w:lineRule="auto" w:line="276" w:before="0" w:after="60"/>
-        <w:jc w:val="both"/>
-        <w:rPr/>
-      </w:pPr>
-      <w:r>
-        <w:rPr>
-          <w:rFonts w:eastAsia="Roboto" w:cs="Roboto"/>
-          <w:b/>
-          <w:bCs/>
-          <w:i w:val="false"/>
-          <w:iCs w:val="false"/>
-          <w:color w:val="333333"/>
-          <w:sz w:val="22"/>
-          <w:szCs w:val="22"/>
-        </w:rPr>
-        <w:t xml:space="preserve">Парковка и гараж </w:t>
-      </w:r>
-      <w:r>
-        <w:rPr>
-          <w:rFonts w:eastAsia="Roboto" w:cs="Roboto"/>
-          <w:b w:val="false"/>
-          <w:bCs w:val="false"/>
-          <w:i w:val="false"/>
-          <w:iCs w:val="false"/>
-          <w:color w:val="333333"/>
-          <w:sz w:val="22"/>
-          <w:szCs w:val="22"/>
-        </w:rPr>
-        <w:t>— договор аренды машиноместа или парковочный абонемент.</w:t>
-      </w:r>
-    </w:p>
-    <w:p>
-      <w:pPr>
-        <w:pStyle w:val="ListParagraph"/>
-        <w:numPr>
-          <w:ilvl w:val="0"/>
-          <w:numId w:val="7"/>
-        </w:numPr>
-        <w:spacing w:lineRule="auto" w:line="276" w:before="0" w:after="60"/>
-        <w:jc w:val="both"/>
-        <w:rPr/>
-      </w:pPr>
-      <w:r>
-        <w:rPr>
-          <w:rFonts w:eastAsia="Roboto" w:cs="Roboto"/>
-          <w:b/>
-          <w:bCs/>
-          <w:i w:val="false"/>
-          <w:iCs w:val="false"/>
-          <w:color w:val="333333"/>
-          <w:sz w:val="22"/>
-          <w:szCs w:val="22"/>
-        </w:rPr>
-        <w:t xml:space="preserve">Мойка и расходные материалы </w:t>
-      </w:r>
-      <w:r>
-        <w:rPr>
-          <w:rFonts w:eastAsia="Roboto" w:cs="Roboto"/>
-          <w:b w:val="false"/>
-          <w:bCs w:val="false"/>
-          <w:i w:val="false"/>
-          <w:iCs w:val="false"/>
-          <w:color w:val="333333"/>
-          <w:sz w:val="22"/>
-          <w:szCs w:val="22"/>
-        </w:rPr>
-        <w:t>— чеки и авансовые отчёты в пределах лимитов, утверждённых приказом.</w:t>
-      </w:r>
-    </w:p>
-    <w:p>
-      <w:pPr>
-        <w:pStyle w:val="Heading1"/>
-        <w:keepNext w:val="true"/>
-        <w:numPr>
-          <w:ilvl w:val="0"/>
-          <w:numId w:val="1"/>
-        </w:numPr>
-        <w:rPr/>
-      </w:pPr>
-      <w:bookmarkStart w:id="14" w:name="__RefHeading___Toc911_1505658153"/>
-      <w:bookmarkEnd w:id="14"/>
-      <w:r>
-        <w:rPr>
-          <w:rFonts w:eastAsia="Roboto" w:cs="Roboto"/>
-          <w:b/>
-          <w:bCs/>
-          <w:color w:val="1A1A1A"/>
-          <w:sz w:val="24"/>
-          <w:szCs w:val="24"/>
-        </w:rPr>
-        <w:t>Ответственность, штрафы и порядок действий при ДТП</w:t>
-      </w:r>
-    </w:p>
-    <w:p>
-      <w:pPr>
-        <w:pStyle w:val="Normal"/>
-        <w:keepNext w:val="false"/>
-        <w:spacing w:lineRule="auto" w:line="276" w:before="0" w:after="120"/>
-        <w:jc w:val="both"/>
-        <w:rPr/>
-      </w:pPr>
-      <w:r>
-        <w:rPr>
-          <w:rFonts w:eastAsia="Roboto" w:cs="Roboto"/>
-          <w:b w:val="false"/>
-          <w:bCs w:val="false"/>
-          <w:i w:val="false"/>
-          <w:iCs w:val="false"/>
-          <w:color w:val="333333"/>
-          <w:sz w:val="22"/>
-          <w:szCs w:val="22"/>
-        </w:rPr>
-        <w:t>Автомобиль — источник повышенной опасности. Вред, причинённый третьим лицам, возмещает владелец — организация (ст. 1079 ГК РФ), даже если за рулём был работник; затем организация вправе предъявить работнику регрессное требование (ст. 1081 ГК РФ) с учётом ограничений трудового законодательства.</w:t>
-      </w:r>
-    </w:p>
-    <w:p>
-      <w:pPr>
-        <w:pStyle w:val="Normal"/>
-        <w:keepNext w:val="false"/>
-        <w:spacing w:lineRule="auto" w:line="276" w:before="0" w:after="120"/>
-        <w:jc w:val="both"/>
-        <w:rPr/>
-      </w:pPr>
-      <w:r>
-        <w:rPr>
-          <w:rFonts w:eastAsia="Roboto" w:cs="Roboto"/>
-          <w:b/>
-          <w:bCs/>
-          <w:i w:val="false"/>
-          <w:iCs w:val="false"/>
-          <w:color w:val="333333"/>
-          <w:sz w:val="22"/>
-          <w:szCs w:val="22"/>
-        </w:rPr>
-        <w:t xml:space="preserve">Штрафы с дорожных камер </w:t>
-      </w:r>
-      <w:r>
-        <w:rPr>
-          <w:rFonts w:eastAsia="Roboto" w:cs="Roboto"/>
-          <w:b w:val="false"/>
-          <w:bCs w:val="false"/>
-          <w:i w:val="false"/>
-          <w:iCs w:val="false"/>
-          <w:color w:val="333333"/>
-          <w:sz w:val="22"/>
-          <w:szCs w:val="22"/>
-        </w:rPr>
-        <w:t>при автоматической фиксации выносятся на собственника — юридическое лицо, и суммы для организаций кратно выше, чем для граждан. Первый путь — обжалование: собственник освобождается от ответственности, если докажет, что в момент нарушения автомобилем владело или пользовалось другое лицо (ч. 2 ст. 2.6.1 КоАП РФ). Это не автоматическое «переоформление штрафа», а процедура обжалования с оценкой доказательств: акт передачи автомобиля, приказ о закреплении, путевой или маршрутный документ, объяснения фактического водителя. При оплате в льготный срок действует скидка (с 2025 года — 25% при оплате в течение 30 дней; параметры проверить на дату оплаты).</w:t>
-      </w:r>
-    </w:p>
-    <w:p>
-      <w:pPr>
-        <w:pStyle w:val="Normal"/>
-        <w:keepNext w:val="false"/>
-        <w:spacing w:lineRule="auto" w:line="276" w:before="0" w:after="120"/>
-        <w:jc w:val="both"/>
-        <w:rPr/>
-      </w:pPr>
-      <w:r>
-        <w:rPr>
-          <w:rFonts w:eastAsia="Roboto" w:cs="Roboto"/>
-          <w:b/>
-          <w:bCs/>
-          <w:i w:val="false"/>
-          <w:iCs w:val="false"/>
-          <w:color w:val="333333"/>
-          <w:sz w:val="22"/>
-          <w:szCs w:val="22"/>
-        </w:rPr>
-        <w:t xml:space="preserve">Взыскание с работника </w:t>
-      </w:r>
-      <w:r>
-        <w:rPr>
-          <w:rFonts w:eastAsia="Roboto" w:cs="Roboto"/>
-          <w:b w:val="false"/>
-          <w:bCs w:val="false"/>
-          <w:i w:val="false"/>
-          <w:iCs w:val="false"/>
-          <w:color w:val="333333"/>
-          <w:sz w:val="22"/>
-          <w:szCs w:val="22"/>
-        </w:rPr>
-        <w:t>— зона осторожности. Уплаченный организацией административный штраф не во всех случаях признаётся прямым действительным ущербом, который можно переложить на работника: судебная практика неоднородна, часть судов считает штраф ответственностью самого юридического лица. Если решение о взыскании принято, соблюдается процедура ТК РФ: служебное расследование, установление противоправности, вины, причинной связи и размера ущерба; при размере не более среднего месячного заработка — распоряжение работодателя в течение месяца со дня окончательного установления размера ущерба (согласие работника на такое распоряжение не требуется); свыше этого предела или при пропуске срока — только через суд. Письменное обязательство работника нужно при добровольном возмещении с рассрочкой. Положение о служебном транспорте фиксирует порядок действий, но само по себе право на взыскание не создаёт.</w:t>
-      </w:r>
-    </w:p>
-    <w:p>
-      <w:pPr>
-        <w:pStyle w:val="Normal"/>
-        <w:keepNext w:val="false"/>
-        <w:spacing w:lineRule="auto" w:line="276" w:before="0" w:after="120"/>
-        <w:jc w:val="both"/>
-        <w:rPr/>
-      </w:pPr>
-      <w:r>
-        <w:rPr>
-          <w:rFonts w:eastAsia="Roboto" w:cs="Roboto"/>
-          <w:b/>
-          <w:bCs/>
-          <w:i w:val="false"/>
-          <w:iCs w:val="false"/>
-          <w:color w:val="333333"/>
-          <w:sz w:val="22"/>
-          <w:szCs w:val="22"/>
-        </w:rPr>
-        <w:t xml:space="preserve">При ДТП </w:t>
-      </w:r>
-      <w:r>
-        <w:rPr>
-          <w:rFonts w:eastAsia="Roboto" w:cs="Roboto"/>
-          <w:b w:val="false"/>
-          <w:bCs w:val="false"/>
-          <w:i w:val="false"/>
-          <w:iCs w:val="false"/>
-          <w:color w:val="333333"/>
-          <w:sz w:val="22"/>
-          <w:szCs w:val="22"/>
-        </w:rPr>
-        <w:t>водитель действует по правилам дорожного движения (остановка, знак, вызов ГИБДД или европротокол при мелком ущербе), уведомляет ответственного за автомобиль, получает документы о ДТП. Организация уведомляет страховщика в срок, установленный договором и правилами страхования, оформляет внутренний акт о повреждении имущества, проводит служебное расследование для решения вопроса о взыскании ущерба, ремонтирует автомобиль по ОСАГО виновника или каско.</w:t>
-      </w:r>
-    </w:p>
-    <w:p>
-      <w:pPr>
-        <w:pStyle w:val="Normal"/>
-        <w:keepNext w:val="false"/>
-        <w:spacing w:lineRule="auto" w:line="276" w:before="0" w:after="120"/>
-        <w:jc w:val="both"/>
-        <w:rPr/>
-      </w:pPr>
-      <w:r>
-        <w:rPr>
-          <w:rFonts w:eastAsia="Roboto" w:cs="Roboto"/>
-          <w:b/>
-          <w:bCs/>
-          <w:i w:val="false"/>
-          <w:iCs w:val="false"/>
-          <w:color w:val="333333"/>
-          <w:sz w:val="22"/>
-          <w:szCs w:val="22"/>
-        </w:rPr>
-        <w:t xml:space="preserve">Использование в личных целях. </w:t>
-      </w:r>
-      <w:r>
-        <w:rPr>
-          <w:rFonts w:eastAsia="Roboto" w:cs="Roboto"/>
-          <w:b w:val="false"/>
-          <w:bCs w:val="false"/>
-          <w:i w:val="false"/>
-          <w:iCs w:val="false"/>
-          <w:color w:val="333333"/>
-          <w:sz w:val="22"/>
-          <w:szCs w:val="22"/>
-        </w:rPr>
-        <w:t>Самый чистый вариант — прямой запрет в положении о служебном транспорте. Если личные поездки допускаются, их нужно оформить: у работника возникает доход в натуральной форме с удержанием НДФЛ и начислением взносов, либо заключается договор аренды или безвозмездного пользования с отдельным налоговым режимом. Неоформленное личное использование — типовое основание для доначислений при налоговой проверке.</w:t>
-      </w:r>
-    </w:p>
-    <w:p>
-      <w:pPr>
-        <w:pStyle w:val="Heading1"/>
-        <w:keepNext w:val="true"/>
-        <w:numPr>
-          <w:ilvl w:val="0"/>
-          <w:numId w:val="1"/>
-        </w:numPr>
-        <w:rPr/>
-      </w:pPr>
-      <w:bookmarkStart w:id="15" w:name="__RefHeading___Toc913_1505658153"/>
-      <w:bookmarkEnd w:id="15"/>
-      <w:r>
-        <w:rPr>
-          <w:rFonts w:eastAsia="Roboto" w:cs="Roboto"/>
-          <w:b/>
-          <w:bCs/>
-          <w:color w:val="1A1A1A"/>
-          <w:sz w:val="24"/>
-          <w:szCs w:val="24"/>
-        </w:rPr>
-        <w:t>Выбытие автомобиля</w:t>
-      </w:r>
-    </w:p>
-    <w:p>
-      <w:pPr>
-        <w:pStyle w:val="Normal"/>
-        <w:keepNext w:val="false"/>
-        <w:spacing w:lineRule="auto" w:line="276" w:before="0" w:after="120"/>
-        <w:jc w:val="both"/>
-        <w:rPr/>
-      </w:pPr>
-      <w:r>
-        <w:rPr>
-          <w:rFonts w:eastAsia="Roboto" w:cs="Roboto"/>
-          <w:b w:val="false"/>
-          <w:bCs w:val="false"/>
-          <w:i w:val="false"/>
-          <w:iCs w:val="false"/>
-          <w:color w:val="333333"/>
-          <w:sz w:val="22"/>
-          <w:szCs w:val="22"/>
-        </w:rPr>
-        <w:t>Жизненный цикл закрывается документами выбытия:</w:t>
-      </w:r>
-    </w:p>
-    <w:p>
-      <w:pPr>
-        <w:pStyle w:val="ListParagraph"/>
-        <w:numPr>
-          <w:ilvl w:val="0"/>
-          <w:numId w:val="19"/>
-        </w:numPr>
-        <w:spacing w:lineRule="auto" w:line="276" w:before="0" w:after="60"/>
-        <w:jc w:val="both"/>
-        <w:rPr/>
-      </w:pPr>
-      <w:r>
-        <w:rPr>
-          <w:rFonts w:eastAsia="Roboto" w:cs="Roboto"/>
-          <w:b/>
-          <w:bCs/>
-          <w:i w:val="false"/>
-          <w:iCs w:val="false"/>
-          <w:color w:val="333333"/>
-          <w:sz w:val="22"/>
-          <w:szCs w:val="22"/>
-        </w:rPr>
-        <w:t xml:space="preserve">Продажа </w:t>
-      </w:r>
-      <w:r>
-        <w:rPr>
-          <w:rFonts w:eastAsia="Roboto" w:cs="Roboto"/>
-          <w:b w:val="false"/>
-          <w:bCs w:val="false"/>
-          <w:i w:val="false"/>
-          <w:iCs w:val="false"/>
-          <w:color w:val="333333"/>
-          <w:sz w:val="22"/>
-          <w:szCs w:val="22"/>
-        </w:rPr>
-        <w:t>— договор купли-продажи, акт приёма-передачи, УПД; НДС начисляется, если организация на момент реализации является плательщиком НДС (разд. 4). Запись о смене собственника вносится в ЭПТС. Если покупатель не перерегистрировал автомобиль в течение десяти дней, организация подаёт заявление о прекращении регистрации, иначе транспортный налог и штрафы продолжат приходить прежнему собственнику. При УСН «доходы минус расходы» продажа ранее трёх лет с момента учёта расходов влечёт пересчёт налоговой базы (разд. 4).</w:t>
+        <w:t>подтверждение служебной цели поездки и маршрута (служебного задания);</w:t>
       </w:r>
     </w:p>
     <w:p>
@@ -4345,19 +4638,6 @@
       <w:r>
         <w:rPr>
           <w:rFonts w:eastAsia="Roboto" w:cs="Roboto"/>
-          <w:b/>
-          <w:bCs/>
-          <w:i w:val="false"/>
-          <w:iCs w:val="false"/>
-          <w:color w:val="333333"/>
-          <w:sz w:val="22"/>
-          <w:szCs w:val="22"/>
-        </w:rPr>
-        <w:t xml:space="preserve">Списание </w:t>
-      </w:r>
-      <w:r>
-        <w:rPr>
-          <w:rFonts w:eastAsia="Roboto" w:cs="Roboto"/>
           <w:b w:val="false"/>
           <w:bCs w:val="false"/>
           <w:i w:val="false"/>
@@ -4366,7 +4646,7 @@
           <w:sz w:val="22"/>
           <w:szCs w:val="22"/>
         </w:rPr>
-        <w:t>(гибель, износ) — приказ о создании комиссии, акт о списании (форма ОС-4 или собственная), документы об утилизации, снятие с учёта в ГИБДД в связи с утилизацией.</w:t>
+        <w:t>идентификацию водителя и установление лица, управлявшего автомобилем в конкретный момент, — в том числе для обжалования штрафов с камер;</w:t>
       </w:r>
     </w:p>
     <w:p>
@@ -4383,6 +4663,127 @@
       <w:r>
         <w:rPr>
           <w:rFonts w:eastAsia="Roboto" w:cs="Roboto"/>
+          <w:b w:val="false"/>
+          <w:bCs w:val="false"/>
+          <w:i w:val="false"/>
+          <w:iCs w:val="false"/>
+          <w:color w:val="333333"/>
+          <w:sz w:val="22"/>
+          <w:szCs w:val="22"/>
+        </w:rPr>
+        <w:t>учёт пробега и фиксацию показаний одометра;</w:t>
+      </w:r>
+    </w:p>
+    <w:p>
+      <w:pPr>
+        <w:pStyle w:val="ListParagraph"/>
+        <w:numPr>
+          <w:ilvl w:val="0"/>
+          <w:numId w:val="8"/>
+        </w:numPr>
+        <w:spacing w:lineRule="auto" w:line="276" w:before="0" w:after="60"/>
+        <w:jc w:val="both"/>
+        <w:rPr/>
+      </w:pPr>
+      <w:r>
+        <w:rPr>
+          <w:rFonts w:eastAsia="Roboto" w:cs="Roboto"/>
+          <w:b w:val="false"/>
+          <w:bCs w:val="false"/>
+          <w:i w:val="false"/>
+          <w:iCs w:val="false"/>
+          <w:color w:val="333333"/>
+          <w:sz w:val="22"/>
+          <w:szCs w:val="22"/>
+        </w:rPr>
+        <w:t>отметку медицинского осмотра;</w:t>
+      </w:r>
+    </w:p>
+    <w:p>
+      <w:pPr>
+        <w:pStyle w:val="ListParagraph"/>
+        <w:numPr>
+          <w:ilvl w:val="0"/>
+          <w:numId w:val="8"/>
+        </w:numPr>
+        <w:spacing w:lineRule="auto" w:line="276" w:before="0" w:after="60"/>
+        <w:jc w:val="both"/>
+        <w:rPr/>
+      </w:pPr>
+      <w:r>
+        <w:rPr>
+          <w:rFonts w:eastAsia="Roboto" w:cs="Roboto"/>
+          <w:b w:val="false"/>
+          <w:bCs w:val="false"/>
+          <w:i w:val="false"/>
+          <w:iCs w:val="false"/>
+          <w:color w:val="333333"/>
+          <w:sz w:val="22"/>
+          <w:szCs w:val="22"/>
+        </w:rPr>
+        <w:t>основание для списания топлива.</w:t>
+      </w:r>
+    </w:p>
+    <w:p>
+      <w:pPr>
+        <w:pStyle w:val="Normal"/>
+        <w:keepNext w:val="false"/>
+        <w:spacing w:lineRule="auto" w:line="276" w:before="0" w:after="120"/>
+        <w:jc w:val="both"/>
+        <w:rPr/>
+      </w:pPr>
+      <w:r>
+        <w:rPr>
+          <w:rFonts w:eastAsia="Roboto" w:cs="Roboto"/>
+          <w:b w:val="false"/>
+          <w:bCs w:val="false"/>
+          <w:i w:val="false"/>
+          <w:iCs w:val="false"/>
+          <w:color w:val="333333"/>
+          <w:sz w:val="22"/>
+          <w:szCs w:val="22"/>
+        </w:rPr>
+        <w:t>Для одного автомобиля и одного водителя форму можно сделать компактной: приказ № 390 допускает включение дополнительных сведений, необходимых собственнику, и не требует реквизитов, не относящихся к его деятельности. Ведутся журнал регистрации путевых листов, служебные задания или маршрутные сведения, журнал учёта неисправностей.</w:t>
+      </w:r>
+    </w:p>
+    <w:p>
+      <w:pPr>
+        <w:pStyle w:val="Heading2"/>
+        <w:keepNext w:val="true"/>
+        <w:numPr>
+          <w:ilvl w:val="1"/>
+          <w:numId w:val="1"/>
+        </w:numPr>
+        <w:rPr/>
+      </w:pPr>
+      <w:bookmarkStart w:id="16" w:name="__RefHeading___Toc1035_2694416175"/>
+      <w:bookmarkEnd w:id="16"/>
+      <w:r>
+        <w:rPr>
+          <w:rFonts w:eastAsia="Roboto" w:cs="Roboto"/>
+          <w:b/>
+          <w:bCs/>
+          <w:color w:val="1A1A1A"/>
+          <w:sz w:val="24"/>
+          <w:szCs w:val="24"/>
+        </w:rPr>
+        <w:t>Топливо</w:t>
+      </w:r>
+    </w:p>
+    <w:p>
+      <w:pPr>
+        <w:pStyle w:val="ListParagraph"/>
+        <w:numPr>
+          <w:ilvl w:val="0"/>
+          <w:numId w:val="23"/>
+        </w:numPr>
+        <w:spacing w:lineRule="auto" w:line="276" w:before="0" w:after="60"/>
+        <w:jc w:val="both"/>
+        <w:rPr/>
+      </w:pPr>
+      <w:r>
+        <w:rPr>
+          <w:rFonts w:eastAsia="Roboto" w:cs="Roboto"/>
           <w:b/>
           <w:bCs/>
           <w:i w:val="false"/>
@@ -4391,7 +4792,7 @@
           <w:sz w:val="22"/>
           <w:szCs w:val="22"/>
         </w:rPr>
-        <w:t xml:space="preserve">Учёт и транспортный налог </w:t>
+        <w:t xml:space="preserve">Топливная карта </w:t>
       </w:r>
       <w:r>
         <w:rPr>
@@ -4404,7 +4805,259 @@
           <w:sz w:val="22"/>
           <w:szCs w:val="22"/>
         </w:rPr>
-        <w:t>— выбытие отражается в инвентарной карточке, остаточная стоимость списывается. Транспортный налог считается с коэффициентом владения по правилу 15-го числа (п. 3 ст. 362 НК РФ): если автомобиль снят с регистрации до 15-го числа месяца включительно, этот месяц в расчёт не входит; если после 15-го числа — месяц учитывается как полный.</w:t>
+        <w:t>— договор с оператором, отчёты процессинга, чеки; водитель отвечает за правильное использование карты и сохранение чеков.</w:t>
+      </w:r>
+    </w:p>
+    <w:p>
+      <w:pPr>
+        <w:pStyle w:val="ListParagraph"/>
+        <w:numPr>
+          <w:ilvl w:val="0"/>
+          <w:numId w:val="9"/>
+        </w:numPr>
+        <w:spacing w:lineRule="auto" w:line="276" w:before="0" w:after="60"/>
+        <w:jc w:val="both"/>
+        <w:rPr/>
+      </w:pPr>
+      <w:r>
+        <w:rPr>
+          <w:rFonts w:eastAsia="Roboto" w:cs="Roboto"/>
+          <w:b/>
+          <w:bCs/>
+          <w:i w:val="false"/>
+          <w:iCs w:val="false"/>
+          <w:color w:val="333333"/>
+          <w:sz w:val="22"/>
+          <w:szCs w:val="22"/>
+        </w:rPr>
+        <w:t xml:space="preserve">Нормы расхода </w:t>
+      </w:r>
+      <w:r>
+        <w:rPr>
+          <w:rFonts w:eastAsia="Roboto" w:cs="Roboto"/>
+          <w:b w:val="false"/>
+          <w:bCs w:val="false"/>
+          <w:i w:val="false"/>
+          <w:iCs w:val="false"/>
+          <w:color w:val="333333"/>
+          <w:sz w:val="22"/>
+          <w:szCs w:val="22"/>
+        </w:rPr>
+        <w:t>— приказ об утверждении базовых и сезонных норм (АМ-23-р или данные производителя и контрольные замеры).</w:t>
+      </w:r>
+    </w:p>
+    <w:p>
+      <w:pPr>
+        <w:pStyle w:val="ListParagraph"/>
+        <w:numPr>
+          <w:ilvl w:val="0"/>
+          <w:numId w:val="9"/>
+        </w:numPr>
+        <w:spacing w:lineRule="auto" w:line="276" w:before="0" w:after="60"/>
+        <w:jc w:val="both"/>
+        <w:rPr/>
+      </w:pPr>
+      <w:r>
+        <w:rPr>
+          <w:rFonts w:eastAsia="Roboto" w:cs="Roboto"/>
+          <w:b/>
+          <w:bCs/>
+          <w:i w:val="false"/>
+          <w:iCs w:val="false"/>
+          <w:color w:val="333333"/>
+          <w:sz w:val="22"/>
+          <w:szCs w:val="22"/>
+        </w:rPr>
+        <w:t xml:space="preserve">Списание </w:t>
+      </w:r>
+      <w:r>
+        <w:rPr>
+          <w:rFonts w:eastAsia="Roboto" w:cs="Roboto"/>
+          <w:b w:val="false"/>
+          <w:bCs w:val="false"/>
+          <w:i w:val="false"/>
+          <w:iCs w:val="false"/>
+          <w:color w:val="333333"/>
+          <w:sz w:val="22"/>
+          <w:szCs w:val="22"/>
+        </w:rPr>
+        <w:t>— ежемесячный акт списания топлива по нормам с учётом фактического пробега по путевым листам; готовит водитель и бухгалтерия, утверждает руководитель.</w:t>
+      </w:r>
+    </w:p>
+    <w:p>
+      <w:pPr>
+        <w:pStyle w:val="Heading2"/>
+        <w:keepNext w:val="true"/>
+        <w:numPr>
+          <w:ilvl w:val="1"/>
+          <w:numId w:val="1"/>
+        </w:numPr>
+        <w:rPr/>
+      </w:pPr>
+      <w:bookmarkStart w:id="17" w:name="__RefHeading___Toc1037_2694416175"/>
+      <w:bookmarkEnd w:id="17"/>
+      <w:r>
+        <w:rPr>
+          <w:rFonts w:eastAsia="Roboto" w:cs="Roboto"/>
+          <w:b/>
+          <w:bCs/>
+          <w:color w:val="1A1A1A"/>
+          <w:sz w:val="24"/>
+          <w:szCs w:val="24"/>
+        </w:rPr>
+        <w:t>Обслуживание и содержание</w:t>
+      </w:r>
+    </w:p>
+    <w:p>
+      <w:pPr>
+        <w:pStyle w:val="ListParagraph"/>
+        <w:numPr>
+          <w:ilvl w:val="0"/>
+          <w:numId w:val="24"/>
+        </w:numPr>
+        <w:spacing w:lineRule="auto" w:line="276" w:before="0" w:after="60"/>
+        <w:jc w:val="both"/>
+        <w:rPr/>
+      </w:pPr>
+      <w:r>
+        <w:rPr>
+          <w:rFonts w:eastAsia="Roboto" w:cs="Roboto"/>
+          <w:b/>
+          <w:bCs/>
+          <w:i w:val="false"/>
+          <w:iCs w:val="false"/>
+          <w:color w:val="333333"/>
+          <w:sz w:val="22"/>
+          <w:szCs w:val="22"/>
+        </w:rPr>
+        <w:t xml:space="preserve">Техническое обслуживание и ремонт </w:t>
+      </w:r>
+      <w:r>
+        <w:rPr>
+          <w:rFonts w:eastAsia="Roboto" w:cs="Roboto"/>
+          <w:b w:val="false"/>
+          <w:bCs w:val="false"/>
+          <w:i w:val="false"/>
+          <w:iCs w:val="false"/>
+          <w:color w:val="333333"/>
+          <w:sz w:val="22"/>
+          <w:szCs w:val="22"/>
+        </w:rPr>
+        <w:t>— договор с сервисным центром, заказ-наряды, акты выполненных работ; в гарантийный период — сервисная книжка и регламент ТО производителя. Водитель представляет автомобиль на ТО по поручению работодателя.</w:t>
+      </w:r>
+    </w:p>
+    <w:p>
+      <w:pPr>
+        <w:pStyle w:val="ListParagraph"/>
+        <w:numPr>
+          <w:ilvl w:val="0"/>
+          <w:numId w:val="10"/>
+        </w:numPr>
+        <w:spacing w:lineRule="auto" w:line="276" w:before="0" w:after="60"/>
+        <w:jc w:val="both"/>
+        <w:rPr/>
+      </w:pPr>
+      <w:r>
+        <w:rPr>
+          <w:rFonts w:eastAsia="Roboto" w:cs="Roboto"/>
+          <w:b/>
+          <w:bCs/>
+          <w:i w:val="false"/>
+          <w:iCs w:val="false"/>
+          <w:color w:val="333333"/>
+          <w:sz w:val="22"/>
+          <w:szCs w:val="22"/>
+        </w:rPr>
+        <w:t xml:space="preserve">Шины </w:t>
+      </w:r>
+      <w:r>
+        <w:rPr>
+          <w:rFonts w:eastAsia="Roboto" w:cs="Roboto"/>
+          <w:b w:val="false"/>
+          <w:bCs w:val="false"/>
+          <w:i w:val="false"/>
+          <w:iCs w:val="false"/>
+          <w:color w:val="333333"/>
+          <w:sz w:val="22"/>
+          <w:szCs w:val="22"/>
+        </w:rPr>
+        <w:t>— учёт комплектов, акты сезонной замены, договор хранения (если шины хранит сервис).</w:t>
+      </w:r>
+    </w:p>
+    <w:p>
+      <w:pPr>
+        <w:pStyle w:val="ListParagraph"/>
+        <w:numPr>
+          <w:ilvl w:val="0"/>
+          <w:numId w:val="10"/>
+        </w:numPr>
+        <w:spacing w:lineRule="auto" w:line="276" w:before="0" w:after="60"/>
+        <w:jc w:val="both"/>
+        <w:rPr/>
+      </w:pPr>
+      <w:r>
+        <w:rPr>
+          <w:rFonts w:eastAsia="Roboto" w:cs="Roboto"/>
+          <w:b/>
+          <w:bCs/>
+          <w:i w:val="false"/>
+          <w:iCs w:val="false"/>
+          <w:color w:val="333333"/>
+          <w:sz w:val="22"/>
+          <w:szCs w:val="22"/>
+        </w:rPr>
+        <w:t xml:space="preserve">Парковка </w:t>
+      </w:r>
+      <w:r>
+        <w:rPr>
+          <w:rFonts w:eastAsia="Roboto" w:cs="Roboto"/>
+          <w:b w:val="false"/>
+          <w:bCs w:val="false"/>
+          <w:i w:val="false"/>
+          <w:iCs w:val="false"/>
+          <w:color w:val="333333"/>
+          <w:sz w:val="22"/>
+          <w:szCs w:val="22"/>
+        </w:rPr>
+        <w:t>— договор аренды машиноместа или абонемент; установленное место парковки и порядок хранения ключей фиксируются в положении.</w:t>
+      </w:r>
+    </w:p>
+    <w:p>
+      <w:pPr>
+        <w:pStyle w:val="ListParagraph"/>
+        <w:numPr>
+          <w:ilvl w:val="0"/>
+          <w:numId w:val="10"/>
+        </w:numPr>
+        <w:spacing w:lineRule="auto" w:line="276" w:before="0" w:after="60"/>
+        <w:jc w:val="both"/>
+        <w:rPr/>
+      </w:pPr>
+      <w:r>
+        <w:rPr>
+          <w:rFonts w:eastAsia="Roboto" w:cs="Roboto"/>
+          <w:b/>
+          <w:bCs/>
+          <w:i w:val="false"/>
+          <w:iCs w:val="false"/>
+          <w:color w:val="333333"/>
+          <w:sz w:val="22"/>
+          <w:szCs w:val="22"/>
+        </w:rPr>
+        <w:t xml:space="preserve">Мойка и расходные материалы </w:t>
+      </w:r>
+      <w:r>
+        <w:rPr>
+          <w:rFonts w:eastAsia="Roboto" w:cs="Roboto"/>
+          <w:b w:val="false"/>
+          <w:bCs w:val="false"/>
+          <w:i w:val="false"/>
+          <w:iCs w:val="false"/>
+          <w:color w:val="333333"/>
+          <w:sz w:val="22"/>
+          <w:szCs w:val="22"/>
+        </w:rPr>
+        <w:t>— чеки и авансовые отчёты в пределах лимитов, утверждённых приказом.</w:t>
       </w:r>
     </w:p>
     <w:p>
@@ -4417,8 +5070,8 @@
         </w:numPr>
         <w:rPr/>
       </w:pPr>
-      <w:bookmarkStart w:id="16" w:name="__RefHeading___Toc915_1505658153"/>
-      <w:bookmarkEnd w:id="16"/>
+      <w:bookmarkStart w:id="18" w:name="__RefHeading___Toc1039_2694416175"/>
+      <w:bookmarkEnd w:id="18"/>
       <w:r>
         <w:rPr>
           <w:rFonts w:eastAsia="Roboto" w:cs="Roboto"/>
@@ -4428,7 +5081,7 @@
           <w:sz w:val="24"/>
           <w:szCs w:val="24"/>
         </w:rPr>
-        <w:t>Карта обязанностей и зон риска</w:t>
+        <w:t>Ответственность, штрафы и порядок действий при ДТП</w:t>
       </w:r>
     </w:p>
     <w:p>
@@ -4450,7 +5103,353 @@
           <w:sz w:val="22"/>
           <w:szCs w:val="22"/>
         </w:rPr>
-        <w:t>Субъективные оценки вероятности («средняя», «высокая») и статусы «под контролем» в справке не приводятся: они зависят от фактических данных — кто управляет автомобилем, каков пробег, внедрены ли контрольные процедуры, — которых на момент подготовки справки нет. Вместо этого ниже карта обязанностей: при каких условиях возникает обязанность, чем грозит невыполнение и каким документом подтверждается контроль. Остаточный риск оценивается после фактического внедрения контрольных мероприятий.</w:t>
+        <w:t>Автомобиль — источник повышенной опасности. Вред, причинённый третьим лицам, возмещает владелец — организация (ст. 1079 ГК РФ), даже если за рулём был работник; затем организация вправе предъявить работнику регрессное требование (ст. 1081 ГК РФ) с учётом ограничений трудового законодательства.</w:t>
+      </w:r>
+    </w:p>
+    <w:p>
+      <w:pPr>
+        <w:pStyle w:val="Normal"/>
+        <w:keepNext w:val="false"/>
+        <w:spacing w:lineRule="auto" w:line="276" w:before="0" w:after="120"/>
+        <w:jc w:val="both"/>
+        <w:rPr/>
+      </w:pPr>
+      <w:r>
+        <w:rPr>
+          <w:rFonts w:eastAsia="Roboto" w:cs="Roboto"/>
+          <w:b/>
+          <w:bCs/>
+          <w:i w:val="false"/>
+          <w:iCs w:val="false"/>
+          <w:color w:val="333333"/>
+          <w:sz w:val="22"/>
+          <w:szCs w:val="22"/>
+        </w:rPr>
+        <w:t xml:space="preserve">Штрафы с дорожных камер </w:t>
+      </w:r>
+      <w:r>
+        <w:rPr>
+          <w:rFonts w:eastAsia="Roboto" w:cs="Roboto"/>
+          <w:b w:val="false"/>
+          <w:bCs w:val="false"/>
+          <w:i w:val="false"/>
+          <w:iCs w:val="false"/>
+          <w:color w:val="333333"/>
+          <w:sz w:val="22"/>
+          <w:szCs w:val="22"/>
+        </w:rPr>
+        <w:t>при автоматической фиксации выносятся на собственника — юридическое лицо, и суммы для организаций кратно выше, чем для граждан. Первый путь — обжалование: собственник освобождается от ответственности, если докажет, что в момент нарушения автомобилем управляло другое лицо (ч. 2 ст. 2.6.1 КоАП РФ). Это процедура обжалования с оценкой доказательств, а не автоматическое «переоформление»; в выбранной модели ключевые доказательства создаются штатно — приказ о закреплении, акт передачи, путевой лист на конкретный день, объяснения водителя. При оплате в льготный срок действует скидка (с 2025 года — 25% при оплате в течение 30 дней; параметры проверить на дату оплаты).</w:t>
+      </w:r>
+    </w:p>
+    <w:p>
+      <w:pPr>
+        <w:pStyle w:val="Normal"/>
+        <w:keepNext w:val="false"/>
+        <w:spacing w:lineRule="auto" w:line="276" w:before="0" w:after="120"/>
+        <w:jc w:val="both"/>
+        <w:rPr/>
+      </w:pPr>
+      <w:r>
+        <w:rPr>
+          <w:rFonts w:eastAsia="Roboto" w:cs="Roboto"/>
+          <w:b/>
+          <w:bCs/>
+          <w:i w:val="false"/>
+          <w:iCs w:val="false"/>
+          <w:color w:val="333333"/>
+          <w:sz w:val="22"/>
+          <w:szCs w:val="22"/>
+        </w:rPr>
+        <w:t xml:space="preserve">Взыскание с работника </w:t>
+      </w:r>
+      <w:r>
+        <w:rPr>
+          <w:rFonts w:eastAsia="Roboto" w:cs="Roboto"/>
+          <w:b w:val="false"/>
+          <w:bCs w:val="false"/>
+          <w:i w:val="false"/>
+          <w:iCs w:val="false"/>
+          <w:color w:val="333333"/>
+          <w:sz w:val="22"/>
+          <w:szCs w:val="22"/>
+        </w:rPr>
+        <w:t>— зона осторожности. Уплаченный организацией административный штраф не во всех случаях признаётся прямым действительным ущербом, который можно переложить на работника: судебная практика неоднородна, часть судов считает штраф ответственностью самого юридического лица. Если решение о взыскании принято, соблюдается процедура ТК РФ: служебное расследование, установление противоправности, вины, причинной связи и размера ущерба; при размере не более среднего месячного заработка — распоряжение работодателя в течение месяца со дня окончательного установления размера ущерба (согласие работника на такое распоряжение не требуется); свыше предела или при пропуске срока — только через суд. Письменное обязательство работника нужно при добровольном возмещении с рассрочкой. Положение об эксплуатации фиксирует порядок действий, но само по себе право на взыскание не создаёт.</w:t>
+      </w:r>
+    </w:p>
+    <w:p>
+      <w:pPr>
+        <w:pStyle w:val="Normal"/>
+        <w:keepNext w:val="false"/>
+        <w:spacing w:lineRule="auto" w:line="276" w:before="0" w:after="120"/>
+        <w:jc w:val="both"/>
+        <w:rPr/>
+      </w:pPr>
+      <w:r>
+        <w:rPr>
+          <w:rFonts w:eastAsia="Roboto" w:cs="Roboto"/>
+          <w:b/>
+          <w:bCs/>
+          <w:i w:val="false"/>
+          <w:iCs w:val="false"/>
+          <w:color w:val="333333"/>
+          <w:sz w:val="22"/>
+          <w:szCs w:val="22"/>
+        </w:rPr>
+        <w:t xml:space="preserve">При ДТП </w:t>
+      </w:r>
+      <w:r>
+        <w:rPr>
+          <w:rFonts w:eastAsia="Roboto" w:cs="Roboto"/>
+          <w:b w:val="false"/>
+          <w:bCs w:val="false"/>
+          <w:i w:val="false"/>
+          <w:iCs w:val="false"/>
+          <w:color w:val="333333"/>
+          <w:sz w:val="22"/>
+          <w:szCs w:val="22"/>
+        </w:rPr>
+        <w:t>водитель действует по правилам дорожного движения (остановка, знак, вызов ГИБДД или европротокол при мелком ущербе), немедленно уведомляет работодателя, получает документы о ДТП. Организация уведомляет страховщика в срок, установленный договором и правилами страхования, фиксирует повреждения актом, проводит служебное расследование с определением ущерба, ремонтирует автомобиль по ОСАГО виновника или каско.</w:t>
+      </w:r>
+    </w:p>
+    <w:p>
+      <w:pPr>
+        <w:pStyle w:val="Normal"/>
+        <w:keepNext w:val="false"/>
+        <w:spacing w:lineRule="auto" w:line="276" w:before="0" w:after="120"/>
+        <w:jc w:val="both"/>
+        <w:rPr/>
+      </w:pPr>
+      <w:r>
+        <w:rPr>
+          <w:rFonts w:eastAsia="Roboto" w:cs="Roboto"/>
+          <w:b/>
+          <w:bCs/>
+          <w:i w:val="false"/>
+          <w:iCs w:val="false"/>
+          <w:color w:val="333333"/>
+          <w:sz w:val="22"/>
+          <w:szCs w:val="22"/>
+        </w:rPr>
+        <w:t xml:space="preserve">Личное использование </w:t>
+      </w:r>
+      <w:r>
+        <w:rPr>
+          <w:rFonts w:eastAsia="Roboto" w:cs="Roboto"/>
+          <w:b w:val="false"/>
+          <w:bCs w:val="false"/>
+          <w:i w:val="false"/>
+          <w:iCs w:val="false"/>
+          <w:color w:val="333333"/>
+          <w:sz w:val="22"/>
+          <w:szCs w:val="22"/>
+        </w:rPr>
+        <w:t>в базовой модели запрещено, если отдельно не разрешено письменным решением работодателя. Если разрешение выдаётся, поездки оформляются: у работника возникает доход в натуральной форме с удержанием НДФЛ и начислением взносов, либо заключается договор аренды или безвозмездного пользования с отдельным налоговым режимом. Неоформленное личное использование — типовое основание для доначислений при налоговой проверке.</w:t>
+      </w:r>
+    </w:p>
+    <w:p>
+      <w:pPr>
+        <w:pStyle w:val="Heading1"/>
+        <w:keepNext w:val="true"/>
+        <w:numPr>
+          <w:ilvl w:val="0"/>
+          <w:numId w:val="1"/>
+        </w:numPr>
+        <w:rPr/>
+      </w:pPr>
+      <w:bookmarkStart w:id="19" w:name="__RefHeading___Toc1041_2694416175"/>
+      <w:bookmarkEnd w:id="19"/>
+      <w:r>
+        <w:rPr>
+          <w:rFonts w:eastAsia="Roboto" w:cs="Roboto"/>
+          <w:b/>
+          <w:bCs/>
+          <w:color w:val="1A1A1A"/>
+          <w:sz w:val="24"/>
+          <w:szCs w:val="24"/>
+        </w:rPr>
+        <w:t>Возврат и выбытие автомобиля</w:t>
+      </w:r>
+    </w:p>
+    <w:p>
+      <w:pPr>
+        <w:pStyle w:val="Normal"/>
+        <w:keepNext w:val="false"/>
+        <w:spacing w:lineRule="auto" w:line="276" w:before="0" w:after="120"/>
+        <w:jc w:val="both"/>
+        <w:rPr/>
+      </w:pPr>
+      <w:r>
+        <w:rPr>
+          <w:rFonts w:eastAsia="Roboto" w:cs="Roboto"/>
+          <w:b w:val="false"/>
+          <w:bCs w:val="false"/>
+          <w:i w:val="false"/>
+          <w:iCs w:val="false"/>
+          <w:color w:val="333333"/>
+          <w:sz w:val="22"/>
+          <w:szCs w:val="22"/>
+        </w:rPr>
+        <w:t>Закрепление автомобиля прекращается актом возврата: при переводе или увольнении водителя, при уходе в отпуск с передачей автомобиля другому лицу (по письменному разрешению работодателя), при списании или продаже. Акт фиксирует комплектность и состояние с учётом нормального износа. Выбытие самого автомобиля закрывается документами:</w:t>
+      </w:r>
+    </w:p>
+    <w:p>
+      <w:pPr>
+        <w:pStyle w:val="ListParagraph"/>
+        <w:numPr>
+          <w:ilvl w:val="0"/>
+          <w:numId w:val="25"/>
+        </w:numPr>
+        <w:spacing w:lineRule="auto" w:line="276" w:before="0" w:after="60"/>
+        <w:jc w:val="both"/>
+        <w:rPr/>
+      </w:pPr>
+      <w:r>
+        <w:rPr>
+          <w:rFonts w:eastAsia="Roboto" w:cs="Roboto"/>
+          <w:b/>
+          <w:bCs/>
+          <w:i w:val="false"/>
+          <w:iCs w:val="false"/>
+          <w:color w:val="333333"/>
+          <w:sz w:val="22"/>
+          <w:szCs w:val="22"/>
+        </w:rPr>
+        <w:t xml:space="preserve">Продажа </w:t>
+      </w:r>
+      <w:r>
+        <w:rPr>
+          <w:rFonts w:eastAsia="Roboto" w:cs="Roboto"/>
+          <w:b w:val="false"/>
+          <w:bCs w:val="false"/>
+          <w:i w:val="false"/>
+          <w:iCs w:val="false"/>
+          <w:color w:val="333333"/>
+          <w:sz w:val="22"/>
+          <w:szCs w:val="22"/>
+        </w:rPr>
+        <w:t>— договор купли-продажи, акт приёма-передачи, УПД; НДС начисляется, если организация на момент реализации является плательщиком НДС (разд. 4). Запись о смене собственника вносится в ЭПТС. Если покупатель не перерегистрировал автомобиль в течение десяти дней, организация подаёт заявление о прекращении регистрации, иначе транспортный налог и штрафы продолжат приходить прежнему собственнику. При УСН «доходы минус расходы» продажа ранее трёх лет с момента учёта расходов влечёт пересчёт налоговой базы (разд. 4).</w:t>
+      </w:r>
+    </w:p>
+    <w:p>
+      <w:pPr>
+        <w:pStyle w:val="ListParagraph"/>
+        <w:numPr>
+          <w:ilvl w:val="0"/>
+          <w:numId w:val="11"/>
+        </w:numPr>
+        <w:spacing w:lineRule="auto" w:line="276" w:before="0" w:after="60"/>
+        <w:jc w:val="both"/>
+        <w:rPr/>
+      </w:pPr>
+      <w:r>
+        <w:rPr>
+          <w:rFonts w:eastAsia="Roboto" w:cs="Roboto"/>
+          <w:b/>
+          <w:bCs/>
+          <w:i w:val="false"/>
+          <w:iCs w:val="false"/>
+          <w:color w:val="333333"/>
+          <w:sz w:val="22"/>
+          <w:szCs w:val="22"/>
+        </w:rPr>
+        <w:t xml:space="preserve">Списание </w:t>
+      </w:r>
+      <w:r>
+        <w:rPr>
+          <w:rFonts w:eastAsia="Roboto" w:cs="Roboto"/>
+          <w:b w:val="false"/>
+          <w:bCs w:val="false"/>
+          <w:i w:val="false"/>
+          <w:iCs w:val="false"/>
+          <w:color w:val="333333"/>
+          <w:sz w:val="22"/>
+          <w:szCs w:val="22"/>
+        </w:rPr>
+        <w:t>(гибель, износ) — приказ о создании комиссии, акт о списании (форма ОС-4 или собственная), документы об утилизации, снятие с учёта в ГИБДД в связи с утилизацией.</w:t>
+      </w:r>
+    </w:p>
+    <w:p>
+      <w:pPr>
+        <w:pStyle w:val="ListParagraph"/>
+        <w:numPr>
+          <w:ilvl w:val="0"/>
+          <w:numId w:val="11"/>
+        </w:numPr>
+        <w:spacing w:lineRule="auto" w:line="276" w:before="0" w:after="60"/>
+        <w:jc w:val="both"/>
+        <w:rPr/>
+      </w:pPr>
+      <w:r>
+        <w:rPr>
+          <w:rFonts w:eastAsia="Roboto" w:cs="Roboto"/>
+          <w:b/>
+          <w:bCs/>
+          <w:i w:val="false"/>
+          <w:iCs w:val="false"/>
+          <w:color w:val="333333"/>
+          <w:sz w:val="22"/>
+          <w:szCs w:val="22"/>
+        </w:rPr>
+        <w:t xml:space="preserve">Учёт и транспортный налог </w:t>
+      </w:r>
+      <w:r>
+        <w:rPr>
+          <w:rFonts w:eastAsia="Roboto" w:cs="Roboto"/>
+          <w:b w:val="false"/>
+          <w:bCs w:val="false"/>
+          <w:i w:val="false"/>
+          <w:iCs w:val="false"/>
+          <w:color w:val="333333"/>
+          <w:sz w:val="22"/>
+          <w:szCs w:val="22"/>
+        </w:rPr>
+        <w:t>— выбытие отражается в инвентарной карточке, остаточная стоимость списывается. Транспортный налог считается с коэффициентом владения по правилу 15-го числа (п. 3 ст. 362 НК РФ): если автомобиль снят с регистрации до 15-го числа месяца включительно, этот месяц в расчёт не входит; если после 15-го числа — месяц учитывается как полный.</w:t>
+      </w:r>
+    </w:p>
+    <w:p>
+      <w:pPr>
+        <w:pStyle w:val="Heading1"/>
+        <w:keepNext w:val="true"/>
+        <w:numPr>
+          <w:ilvl w:val="0"/>
+          <w:numId w:val="1"/>
+        </w:numPr>
+        <w:rPr/>
+      </w:pPr>
+      <w:bookmarkStart w:id="20" w:name="__RefHeading___Toc1043_2694416175"/>
+      <w:bookmarkEnd w:id="20"/>
+      <w:r>
+        <w:rPr>
+          <w:rFonts w:eastAsia="Roboto" w:cs="Roboto"/>
+          <w:b/>
+          <w:bCs/>
+          <w:color w:val="1A1A1A"/>
+          <w:sz w:val="24"/>
+          <w:szCs w:val="24"/>
+        </w:rPr>
+        <w:t>Карта обязанностей и зон риска</w:t>
+      </w:r>
+    </w:p>
+    <w:p>
+      <w:pPr>
+        <w:pStyle w:val="Normal"/>
+        <w:keepNext w:val="false"/>
+        <w:spacing w:lineRule="auto" w:line="276" w:before="0" w:after="120"/>
+        <w:jc w:val="both"/>
+        <w:rPr/>
+      </w:pPr>
+      <w:r>
+        <w:rPr>
+          <w:rFonts w:eastAsia="Roboto" w:cs="Roboto"/>
+          <w:b w:val="false"/>
+          <w:bCs w:val="false"/>
+          <w:i w:val="false"/>
+          <w:iCs w:val="false"/>
+          <w:color w:val="333333"/>
+          <w:sz w:val="22"/>
+          <w:szCs w:val="22"/>
+        </w:rPr>
+        <w:t>Карта построена под базовую модель: обязанности по медосмотрам и путевым листам в ней действуют безусловно — спорной зоны «эпизодического управленца за рулём» больше нет. Для каждой зоны указано, когда возникает обязанность, чем грозит невыполнение и каким документом подтверждается контроль. Остаточный риск оценивается после фактического внедрения контрольных мероприятий.</w:t>
       </w:r>
     </w:p>
     <w:p>
@@ -4991,7 +5990,7 @@
                 <w:sz w:val="20"/>
                 <w:szCs w:val="20"/>
               </w:rPr>
-              <w:t>Расходы на топливо</w:t>
+              <w:t>Кадровое оформление</w:t>
             </w:r>
           </w:p>
         </w:tc>
@@ -5021,7 +6020,7 @@
                 <w:sz w:val="20"/>
                 <w:szCs w:val="20"/>
               </w:rPr>
-              <w:t>Признание расходов в налоговом учёте</w:t>
+              <w:t>Управление автомобилем — трудовая функция работника</w:t>
             </w:r>
           </w:p>
         </w:tc>
@@ -5051,7 +6050,7 @@
                 <w:sz w:val="20"/>
                 <w:szCs w:val="20"/>
               </w:rPr>
-              <w:t>ст. 252 НК РФ</w:t>
+              <w:t>ст. 57, 72 ТК РФ</w:t>
             </w:r>
           </w:p>
         </w:tc>
@@ -5081,7 +6080,7 @@
                 <w:sz w:val="20"/>
                 <w:szCs w:val="20"/>
               </w:rPr>
-              <w:t>Доначисления, пени, штраф</w:t>
+              <w:t>Споры о функции и оплате</w:t>
             </w:r>
           </w:p>
         </w:tc>
@@ -5111,7 +6110,7 @@
                 <w:sz w:val="20"/>
                 <w:szCs w:val="20"/>
               </w:rPr>
-              <w:t>Путевые листы или альтернативный пакет доказательств; нормы; акты списания</w:t>
+              <w:t>Трудовой договор или допсоглашение; приказ; должностная инструкция</w:t>
             </w:r>
           </w:p>
         </w:tc>
@@ -5176,7 +6175,7 @@
                 <w:sz w:val="20"/>
                 <w:szCs w:val="20"/>
               </w:rPr>
-              <w:t>Работник занят в качестве водителя</w:t>
+              <w:t>Штатный водитель — действует постоянно</w:t>
             </w:r>
           </w:p>
         </w:tc>
@@ -5269,7 +6268,7 @@
                 <w:sz w:val="20"/>
                 <w:szCs w:val="20"/>
               </w:rPr>
-              <w:t>Договор с медорганизацией; журнал; отметки; при дистанционных — очные ХТИ дважды в год</w:t>
+              <w:t>Договор с медорганизацией; журнал; отметки в путевом листе; очные ХТИ при дистанционных</w:t>
             </w:r>
           </w:p>
         </w:tc>
@@ -5302,7 +6301,7 @@
                 <w:sz w:val="20"/>
                 <w:szCs w:val="20"/>
               </w:rPr>
-              <w:t>Техосмотр</w:t>
+              <w:t>Режим труда и отдыха</w:t>
             </w:r>
           </w:p>
         </w:tc>
@@ -5332,7 +6331,7 @@
                 <w:sz w:val="20"/>
                 <w:szCs w:val="20"/>
               </w:rPr>
-              <w:t>Автомобиль организации старше четырёх лет</w:t>
+              <w:t>Работник занят в качестве водителя</w:t>
             </w:r>
           </w:p>
         </w:tc>
@@ -5362,7 +6361,7 @@
                 <w:sz w:val="20"/>
                 <w:szCs w:val="20"/>
               </w:rPr>
-              <w:t>ст. 15 закона № 170-ФЗ</w:t>
+              <w:t>ст. 329 ТК РФ; приказ Минтранса № 160 (с 01.09.2026)</w:t>
             </w:r>
           </w:p>
         </w:tc>
@@ -5392,7 +6391,7 @@
                 <w:sz w:val="20"/>
                 <w:szCs w:val="20"/>
               </w:rPr>
-              <w:t>Штраф за эксплуатацию без техосмотра</w:t>
+              <w:t>Штрафы инспекции труда; споры об оплате</w:t>
             </w:r>
           </w:p>
         </w:tc>
@@ -5422,7 +6421,7 @@
                 <w:sz w:val="20"/>
                 <w:szCs w:val="20"/>
               </w:rPr>
-              <w:t>Календарь сроков; карта в деле автомобиля</w:t>
+              <w:t>ПВТР или положение; графики; табель; учёт времени управления</w:t>
             </w:r>
           </w:p>
         </w:tc>
@@ -5456,7 +6455,7 @@
                 <w:sz w:val="20"/>
                 <w:szCs w:val="20"/>
               </w:rPr>
-              <w:t>Штрафы с камер</w:t>
+              <w:t>Путевые листы</w:t>
             </w:r>
           </w:p>
         </w:tc>
@@ -5487,7 +6486,7 @@
                 <w:sz w:val="20"/>
                 <w:szCs w:val="20"/>
               </w:rPr>
-              <w:t>Автоматическая фиксация нарушений</w:t>
+              <w:t>Перевозка руководителя и работников — постоянно в данной модели</w:t>
             </w:r>
           </w:p>
         </w:tc>
@@ -5518,7 +6517,7 @@
                 <w:sz w:val="20"/>
                 <w:szCs w:val="20"/>
               </w:rPr>
-              <w:t>ст. 2.6.1 КоАП РФ</w:t>
+              <w:t>ст. 6 закона № 259-ФЗ (УАТ)</w:t>
             </w:r>
           </w:p>
         </w:tc>
@@ -5549,7 +6548,7 @@
                 <w:sz w:val="20"/>
                 <w:szCs w:val="20"/>
               </w:rPr>
-              <w:t>Оплата штрафов организацией</w:t>
+              <w:t>Штрафы; расходы на топливо под угрозой</w:t>
             </w:r>
           </w:p>
         </w:tc>
@@ -5580,7 +6579,7 @@
                 <w:sz w:val="20"/>
                 <w:szCs w:val="20"/>
               </w:rPr>
-              <w:t>Порядок обжалования и взыскания в положении; акты передачи; расследования</w:t>
+              <w:t>Путевой лист до выпуска на линию; журнал регистрации; акты списания</w:t>
             </w:r>
           </w:p>
         </w:tc>
@@ -5613,6 +6612,317 @@
                 <w:sz w:val="20"/>
                 <w:szCs w:val="20"/>
               </w:rPr>
+              <w:t>Техосмотр</w:t>
+            </w:r>
+          </w:p>
+        </w:tc>
+        <w:tc>
+          <w:tcPr>
+            <w:tcW w:w="1799" w:type="dxa"/>
+            <w:tcBorders>
+              <w:top w:val="single" w:sz="4" w:space="0" w:color="D9D9D9"/>
+              <w:left w:val="single" w:sz="4" w:space="0" w:color="D9D9D9"/>
+              <w:bottom w:val="single" w:sz="4" w:space="0" w:color="D9D9D9"/>
+              <w:right w:val="single" w:sz="4" w:space="0" w:color="D9D9D9"/>
+            </w:tcBorders>
+          </w:tcPr>
+          <w:p>
+            <w:pPr>
+              <w:pStyle w:val="Normal"/>
+              <w:spacing w:lineRule="auto" w:line="252" w:before="0" w:after="0"/>
+              <w:jc w:val="left"/>
+              <w:rPr/>
+            </w:pPr>
+            <w:r>
+              <w:rPr>
+                <w:rFonts w:eastAsia="Roboto" w:cs="Roboto"/>
+                <w:b w:val="false"/>
+                <w:bCs w:val="false"/>
+                <w:color w:val="333333"/>
+                <w:sz w:val="20"/>
+                <w:szCs w:val="20"/>
+              </w:rPr>
+              <w:t>Автомобиль организации старше четырёх лет</w:t>
+            </w:r>
+          </w:p>
+        </w:tc>
+        <w:tc>
+          <w:tcPr>
+            <w:tcW w:w="1451" w:type="dxa"/>
+            <w:tcBorders>
+              <w:top w:val="single" w:sz="4" w:space="0" w:color="D9D9D9"/>
+              <w:left w:val="single" w:sz="4" w:space="0" w:color="D9D9D9"/>
+              <w:bottom w:val="single" w:sz="4" w:space="0" w:color="D9D9D9"/>
+              <w:right w:val="single" w:sz="4" w:space="0" w:color="D9D9D9"/>
+            </w:tcBorders>
+          </w:tcPr>
+          <w:p>
+            <w:pPr>
+              <w:pStyle w:val="Normal"/>
+              <w:spacing w:lineRule="auto" w:line="252" w:before="0" w:after="0"/>
+              <w:jc w:val="left"/>
+              <w:rPr/>
+            </w:pPr>
+            <w:r>
+              <w:rPr>
+                <w:rFonts w:eastAsia="Roboto" w:cs="Roboto"/>
+                <w:b w:val="false"/>
+                <w:bCs w:val="false"/>
+                <w:color w:val="333333"/>
+                <w:sz w:val="20"/>
+                <w:szCs w:val="20"/>
+              </w:rPr>
+              <w:t>ст. 15 закона № 170-ФЗ</w:t>
+            </w:r>
+          </w:p>
+        </w:tc>
+        <w:tc>
+          <w:tcPr>
+            <w:tcW w:w="1799" w:type="dxa"/>
+            <w:tcBorders>
+              <w:top w:val="single" w:sz="4" w:space="0" w:color="D9D9D9"/>
+              <w:left w:val="single" w:sz="4" w:space="0" w:color="D9D9D9"/>
+              <w:bottom w:val="single" w:sz="4" w:space="0" w:color="D9D9D9"/>
+              <w:right w:val="single" w:sz="4" w:space="0" w:color="D9D9D9"/>
+            </w:tcBorders>
+          </w:tcPr>
+          <w:p>
+            <w:pPr>
+              <w:pStyle w:val="Normal"/>
+              <w:spacing w:lineRule="auto" w:line="252" w:before="0" w:after="0"/>
+              <w:jc w:val="left"/>
+              <w:rPr/>
+            </w:pPr>
+            <w:r>
+              <w:rPr>
+                <w:rFonts w:eastAsia="Roboto" w:cs="Roboto"/>
+                <w:b w:val="false"/>
+                <w:bCs w:val="false"/>
+                <w:color w:val="333333"/>
+                <w:sz w:val="20"/>
+                <w:szCs w:val="20"/>
+              </w:rPr>
+              <w:t>Штраф за эксплуатацию без техосмотра</w:t>
+            </w:r>
+          </w:p>
+        </w:tc>
+        <w:tc>
+          <w:tcPr>
+            <w:tcW w:w="2422" w:type="dxa"/>
+            <w:tcBorders>
+              <w:top w:val="single" w:sz="4" w:space="0" w:color="D9D9D9"/>
+              <w:left w:val="single" w:sz="4" w:space="0" w:color="D9D9D9"/>
+              <w:bottom w:val="single" w:sz="4" w:space="0" w:color="D9D9D9"/>
+              <w:right w:val="single" w:sz="4" w:space="0" w:color="D9D9D9"/>
+            </w:tcBorders>
+          </w:tcPr>
+          <w:p>
+            <w:pPr>
+              <w:pStyle w:val="Normal"/>
+              <w:spacing w:lineRule="auto" w:line="252" w:before="0" w:after="0"/>
+              <w:jc w:val="left"/>
+              <w:rPr/>
+            </w:pPr>
+            <w:r>
+              <w:rPr>
+                <w:rFonts w:eastAsia="Roboto" w:cs="Roboto"/>
+                <w:b w:val="false"/>
+                <w:bCs w:val="false"/>
+                <w:color w:val="333333"/>
+                <w:sz w:val="20"/>
+                <w:szCs w:val="20"/>
+              </w:rPr>
+              <w:t>Календарь сроков; карта в деле автомобиля</w:t>
+            </w:r>
+          </w:p>
+        </w:tc>
+      </w:tr>
+      <w:tr>
+        <w:trPr/>
+        <w:tc>
+          <w:tcPr>
+            <w:tcW w:w="1600" w:type="dxa"/>
+            <w:tcBorders>
+              <w:top w:val="single" w:sz="4" w:space="0" w:color="D9D9D9"/>
+              <w:left w:val="single" w:sz="4" w:space="0" w:color="D9D9D9"/>
+              <w:bottom w:val="single" w:sz="4" w:space="0" w:color="D9D9D9"/>
+              <w:right w:val="single" w:sz="4" w:space="0" w:color="D9D9D9"/>
+            </w:tcBorders>
+            <w:shd w:fill="F5F5F5" w:val="clear"/>
+          </w:tcPr>
+          <w:p>
+            <w:pPr>
+              <w:pStyle w:val="Normal"/>
+              <w:spacing w:lineRule="auto" w:line="252" w:before="0" w:after="0"/>
+              <w:jc w:val="left"/>
+              <w:rPr/>
+            </w:pPr>
+            <w:r>
+              <w:rPr>
+                <w:rFonts w:eastAsia="Roboto" w:cs="Roboto"/>
+                <w:b w:val="false"/>
+                <w:bCs w:val="false"/>
+                <w:color w:val="333333"/>
+                <w:sz w:val="20"/>
+                <w:szCs w:val="20"/>
+              </w:rPr>
+              <w:t>Штрафы с камер</w:t>
+            </w:r>
+          </w:p>
+        </w:tc>
+        <w:tc>
+          <w:tcPr>
+            <w:tcW w:w="1799" w:type="dxa"/>
+            <w:tcBorders>
+              <w:top w:val="single" w:sz="4" w:space="0" w:color="D9D9D9"/>
+              <w:left w:val="single" w:sz="4" w:space="0" w:color="D9D9D9"/>
+              <w:bottom w:val="single" w:sz="4" w:space="0" w:color="D9D9D9"/>
+              <w:right w:val="single" w:sz="4" w:space="0" w:color="D9D9D9"/>
+            </w:tcBorders>
+            <w:shd w:fill="F5F5F5" w:val="clear"/>
+          </w:tcPr>
+          <w:p>
+            <w:pPr>
+              <w:pStyle w:val="Normal"/>
+              <w:spacing w:lineRule="auto" w:line="252" w:before="0" w:after="0"/>
+              <w:jc w:val="left"/>
+              <w:rPr/>
+            </w:pPr>
+            <w:r>
+              <w:rPr>
+                <w:rFonts w:eastAsia="Roboto" w:cs="Roboto"/>
+                <w:b w:val="false"/>
+                <w:bCs w:val="false"/>
+                <w:color w:val="333333"/>
+                <w:sz w:val="20"/>
+                <w:szCs w:val="20"/>
+              </w:rPr>
+              <w:t>Автоматическая фиксация нарушений</w:t>
+            </w:r>
+          </w:p>
+        </w:tc>
+        <w:tc>
+          <w:tcPr>
+            <w:tcW w:w="1451" w:type="dxa"/>
+            <w:tcBorders>
+              <w:top w:val="single" w:sz="4" w:space="0" w:color="D9D9D9"/>
+              <w:left w:val="single" w:sz="4" w:space="0" w:color="D9D9D9"/>
+              <w:bottom w:val="single" w:sz="4" w:space="0" w:color="D9D9D9"/>
+              <w:right w:val="single" w:sz="4" w:space="0" w:color="D9D9D9"/>
+            </w:tcBorders>
+            <w:shd w:fill="F5F5F5" w:val="clear"/>
+          </w:tcPr>
+          <w:p>
+            <w:pPr>
+              <w:pStyle w:val="Normal"/>
+              <w:spacing w:lineRule="auto" w:line="252" w:before="0" w:after="0"/>
+              <w:jc w:val="left"/>
+              <w:rPr/>
+            </w:pPr>
+            <w:r>
+              <w:rPr>
+                <w:rFonts w:eastAsia="Roboto" w:cs="Roboto"/>
+                <w:b w:val="false"/>
+                <w:bCs w:val="false"/>
+                <w:color w:val="333333"/>
+                <w:sz w:val="20"/>
+                <w:szCs w:val="20"/>
+              </w:rPr>
+              <w:t>ст. 2.6.1 КоАП РФ</w:t>
+            </w:r>
+          </w:p>
+        </w:tc>
+        <w:tc>
+          <w:tcPr>
+            <w:tcW w:w="1799" w:type="dxa"/>
+            <w:tcBorders>
+              <w:top w:val="single" w:sz="4" w:space="0" w:color="D9D9D9"/>
+              <w:left w:val="single" w:sz="4" w:space="0" w:color="D9D9D9"/>
+              <w:bottom w:val="single" w:sz="4" w:space="0" w:color="D9D9D9"/>
+              <w:right w:val="single" w:sz="4" w:space="0" w:color="D9D9D9"/>
+            </w:tcBorders>
+            <w:shd w:fill="F5F5F5" w:val="clear"/>
+          </w:tcPr>
+          <w:p>
+            <w:pPr>
+              <w:pStyle w:val="Normal"/>
+              <w:spacing w:lineRule="auto" w:line="252" w:before="0" w:after="0"/>
+              <w:jc w:val="left"/>
+              <w:rPr/>
+            </w:pPr>
+            <w:r>
+              <w:rPr>
+                <w:rFonts w:eastAsia="Roboto" w:cs="Roboto"/>
+                <w:b w:val="false"/>
+                <w:bCs w:val="false"/>
+                <w:color w:val="333333"/>
+                <w:sz w:val="20"/>
+                <w:szCs w:val="20"/>
+              </w:rPr>
+              <w:t>Оплата штрафов организацией</w:t>
+            </w:r>
+          </w:p>
+        </w:tc>
+        <w:tc>
+          <w:tcPr>
+            <w:tcW w:w="2422" w:type="dxa"/>
+            <w:tcBorders>
+              <w:top w:val="single" w:sz="4" w:space="0" w:color="D9D9D9"/>
+              <w:left w:val="single" w:sz="4" w:space="0" w:color="D9D9D9"/>
+              <w:bottom w:val="single" w:sz="4" w:space="0" w:color="D9D9D9"/>
+              <w:right w:val="single" w:sz="4" w:space="0" w:color="D9D9D9"/>
+            </w:tcBorders>
+            <w:shd w:fill="F5F5F5" w:val="clear"/>
+          </w:tcPr>
+          <w:p>
+            <w:pPr>
+              <w:pStyle w:val="Normal"/>
+              <w:spacing w:lineRule="auto" w:line="252" w:before="0" w:after="0"/>
+              <w:jc w:val="left"/>
+              <w:rPr/>
+            </w:pPr>
+            <w:r>
+              <w:rPr>
+                <w:rFonts w:eastAsia="Roboto" w:cs="Roboto"/>
+                <w:b w:val="false"/>
+                <w:bCs w:val="false"/>
+                <w:color w:val="333333"/>
+                <w:sz w:val="20"/>
+                <w:szCs w:val="20"/>
+              </w:rPr>
+              <w:t>Порядок обжалования и взыскания в положении; акты передачи; путевые листы; расследования</w:t>
+            </w:r>
+          </w:p>
+        </w:tc>
+      </w:tr>
+      <w:tr>
+        <w:trPr/>
+        <w:tc>
+          <w:tcPr>
+            <w:tcW w:w="1600" w:type="dxa"/>
+            <w:tcBorders>
+              <w:top w:val="single" w:sz="4" w:space="0" w:color="D9D9D9"/>
+              <w:left w:val="single" w:sz="4" w:space="0" w:color="D9D9D9"/>
+              <w:bottom w:val="single" w:sz="4" w:space="0" w:color="D9D9D9"/>
+              <w:right w:val="single" w:sz="4" w:space="0" w:color="D9D9D9"/>
+            </w:tcBorders>
+          </w:tcPr>
+          <w:p>
+            <w:pPr>
+              <w:pStyle w:val="Normal"/>
+              <w:spacing w:lineRule="auto" w:line="252" w:before="0" w:after="0"/>
+              <w:jc w:val="left"/>
+              <w:rPr/>
+            </w:pPr>
+            <w:r>
+              <w:rPr>
+                <w:rFonts w:eastAsia="Roboto" w:cs="Roboto"/>
+                <w:b w:val="false"/>
+                <w:bCs w:val="false"/>
+                <w:color w:val="333333"/>
+                <w:sz w:val="20"/>
+                <w:szCs w:val="20"/>
+              </w:rPr>
               <w:t>Личные поездки</w:t>
             </w:r>
           </w:p>
@@ -5643,7 +6953,7 @@
                 <w:sz w:val="20"/>
                 <w:szCs w:val="20"/>
               </w:rPr>
-              <w:t>Допуск личных поездок</w:t>
+              <w:t>Письменное разрешение работодателя</w:t>
             </w:r>
           </w:p>
         </w:tc>
@@ -5733,7 +7043,7 @@
                 <w:sz w:val="20"/>
                 <w:szCs w:val="20"/>
               </w:rPr>
-              <w:t>Запрет либо оформление (аренда или доход в натуральной форме); учёт поездок</w:t>
+              <w:t>По умолчанию запрет; при разрешении — оформление (аренда или доход в натуральной форме)</w:t>
             </w:r>
           </w:p>
         </w:tc>
@@ -5754,7 +7064,7 @@
           <w:sz w:val="18"/>
           <w:szCs w:val="18"/>
         </w:rPr>
-        <w:t>Источник: нормы, указанные в разд. 12; применимость каждой строки проверяется по фактической модели эксплуатации</w:t>
+        <w:t>Источник: нормы, указанные в разд. 12</w:t>
       </w:r>
     </w:p>
     <w:p>
@@ -5767,8 +7077,8 @@
         </w:numPr>
         <w:rPr/>
       </w:pPr>
-      <w:bookmarkStart w:id="17" w:name="__RefHeading___Toc917_1505658153"/>
-      <w:bookmarkEnd w:id="17"/>
+      <w:bookmarkStart w:id="21" w:name="__RefHeading___Toc1045_2694416175"/>
+      <w:bookmarkEnd w:id="21"/>
       <w:r>
         <w:rPr>
           <w:rFonts w:eastAsia="Roboto" w:cs="Roboto"/>
@@ -5800,7 +7110,7 @@
           <w:sz w:val="22"/>
           <w:szCs w:val="22"/>
         </w:rPr>
-        <w:t>План действий упорядочен по жёсткости сроков: сначала — то, без чего нельзя начинать движение, затем — регистрационный срок, затем — организационный контур. Рекомендации адресованы ролям; конкретных исполнителей организация назначает приказом.</w:t>
+        <w:t>План действий упорядочен по жёсткости сроков. Принципиально: кадровое оформление, медицинский допуск, закрепление автомобиля с актом передачи и путевой лист должны быть готовы до первого выезда, а не «в течение месяца». Рекомендации адресованы ролям; исполнителей организация назначает приказом.</w:t>
       </w:r>
     </w:p>
     <w:p>
@@ -6030,7 +7340,7 @@
                 <w:sz w:val="20"/>
                 <w:szCs w:val="20"/>
               </w:rPr>
-              <w:t>Оформить ОСАГО</w:t>
+              <w:t>Оформить трудовую функцию водителя: договор или допсоглашение с приказом о переводе, должностная инструкция, штатное расписание</w:t>
             </w:r>
           </w:p>
         </w:tc>
@@ -6060,7 +7370,7 @@
                 <w:sz w:val="20"/>
                 <w:szCs w:val="20"/>
               </w:rPr>
-              <w:t>Ответственный за транспорт</w:t>
+              <w:t>Руководитель, кадровая служба</w:t>
             </w:r>
           </w:p>
         </w:tc>
@@ -6090,7 +7400,7 @@
                 <w:sz w:val="20"/>
                 <w:szCs w:val="20"/>
               </w:rPr>
-              <w:t>До первого использования автомобиля</w:t>
+              <w:t>До первого выезда</w:t>
             </w:r>
           </w:p>
         </w:tc>
@@ -6157,7 +7467,7 @@
                 <w:sz w:val="20"/>
                 <w:szCs w:val="20"/>
               </w:rPr>
-              <w:t>Организовать медицинский контур для работников-водителей (договор на медосмотры) и порядок документирования поездок (путевые листы или альтернативный пакет)</w:t>
+              <w:t>Обеспечить медицинский допуск: предварительный осмотр, психиатрическое освидетельствование (в предусмотренных случаях), договор на предрейсовые и послерейсовые осмотры</w:t>
             </w:r>
           </w:p>
         </w:tc>
@@ -6188,7 +7498,7 @@
                 <w:sz w:val="20"/>
                 <w:szCs w:val="20"/>
               </w:rPr>
-              <w:t>Ответственный за транспорт, кадровая служба</w:t>
+              <w:t>Кадровая служба, медорганизация</w:t>
             </w:r>
           </w:p>
         </w:tc>
@@ -6284,7 +7594,7 @@
                 <w:sz w:val="20"/>
                 <w:szCs w:val="20"/>
               </w:rPr>
-              <w:t>Подать заявление об изменении регистрационных данных в ГИБДД</w:t>
+              <w:t>Оформить ОСАГО (каско — рекомендовано как ключевой инструмент имущественного риска)</w:t>
             </w:r>
           </w:p>
         </w:tc>
@@ -6344,7 +7654,7 @@
                 <w:sz w:val="20"/>
                 <w:szCs w:val="20"/>
               </w:rPr>
-              <w:t>10 дней со дня приобретения прав владельца</w:t>
+              <w:t>До первого использования автомобиля</w:t>
             </w:r>
           </w:p>
         </w:tc>
@@ -6411,7 +7721,7 @@
                 <w:sz w:val="20"/>
                 <w:szCs w:val="20"/>
               </w:rPr>
-              <w:t>Утвердить положение о служебном транспорте и издать приказы: ответственный, закрепление, нормы топлива, лимиты</w:t>
+              <w:t>Издать приказ о закреплении, подписать акт приёма-передачи, приказ об эксплуатационных обязанностях; запустить путевые листы и журналы</w:t>
             </w:r>
           </w:p>
         </w:tc>
@@ -6442,7 +7752,7 @@
                 <w:sz w:val="20"/>
                 <w:szCs w:val="20"/>
               </w:rPr>
-              <w:t>Руководитель, кадровая служба</w:t>
+              <w:t>Руководитель, водитель</w:t>
             </w:r>
           </w:p>
         </w:tc>
@@ -6473,7 +7783,7 @@
                 <w:sz w:val="20"/>
                 <w:szCs w:val="20"/>
               </w:rPr>
-              <w:t>5 рабочих дней</w:t>
+              <w:t>До первого выезда</w:t>
             </w:r>
           </w:p>
         </w:tc>
@@ -6538,7 +7848,7 @@
                 <w:sz w:val="20"/>
                 <w:szCs w:val="20"/>
               </w:rPr>
-              <w:t>Принять автомобиль к учёту; сроки полезного использования определить отдельно для бухгалтерского и налогового учёта</w:t>
+              <w:t>Подать заявление об изменении регистрационных данных в ГИБДД</w:t>
             </w:r>
           </w:p>
         </w:tc>
@@ -6568,7 +7878,7 @@
                 <w:sz w:val="20"/>
                 <w:szCs w:val="20"/>
               </w:rPr>
-              <w:t>Главный бухгалтер</w:t>
+              <w:t>Ответственный за транспорт</w:t>
             </w:r>
           </w:p>
         </w:tc>
@@ -6598,7 +7908,7 @@
                 <w:sz w:val="20"/>
                 <w:szCs w:val="20"/>
               </w:rPr>
-              <w:t>Месяц принятия к учёту</w:t>
+              <w:t>10 дней со дня приобретения прав владельца</w:t>
             </w:r>
           </w:p>
         </w:tc>
@@ -6665,7 +7975,7 @@
                 <w:sz w:val="20"/>
                 <w:szCs w:val="20"/>
               </w:rPr>
-              <w:t>Заключить договоры: сервис, топливные карты, парковка; каско — по решению (при лизинге — по договору)</w:t>
+              <w:t>Утвердить положение об эксплуатации автомобиля и раздел о рабочем времени и отдыхе водителя (под правила, действующие с 01.09.2026)</w:t>
             </w:r>
           </w:p>
         </w:tc>
@@ -6696,7 +8006,7 @@
                 <w:sz w:val="20"/>
                 <w:szCs w:val="20"/>
               </w:rPr>
-              <w:t>Административная служба</w:t>
+              <w:t>Руководитель, кадровая служба</w:t>
             </w:r>
           </w:p>
         </w:tc>
@@ -6727,7 +8037,7 @@
                 <w:sz w:val="20"/>
                 <w:szCs w:val="20"/>
               </w:rPr>
-              <w:t>1 месяц</w:t>
+              <w:t>5 рабочих дней</w:t>
             </w:r>
           </w:p>
         </w:tc>
@@ -6792,6 +8102,133 @@
                 <w:sz w:val="20"/>
                 <w:szCs w:val="20"/>
               </w:rPr>
+              <w:t>Принять автомобиль к учёту (сроки полезного использования — отдельно для БУ и НУ); заключить договоры: сервис, топливная карта, парковка</w:t>
+            </w:r>
+          </w:p>
+        </w:tc>
+        <w:tc>
+          <w:tcPr>
+            <w:tcW w:w="2301" w:type="dxa"/>
+            <w:tcBorders>
+              <w:top w:val="single" w:sz="4" w:space="0" w:color="D9D9D9"/>
+              <w:left w:val="single" w:sz="4" w:space="0" w:color="D9D9D9"/>
+              <w:bottom w:val="single" w:sz="4" w:space="0" w:color="D9D9D9"/>
+              <w:right w:val="single" w:sz="4" w:space="0" w:color="D9D9D9"/>
+            </w:tcBorders>
+          </w:tcPr>
+          <w:p>
+            <w:pPr>
+              <w:pStyle w:val="Normal"/>
+              <w:spacing w:lineRule="auto" w:line="252" w:before="0" w:after="0"/>
+              <w:jc w:val="left"/>
+              <w:rPr/>
+            </w:pPr>
+            <w:r>
+              <w:rPr>
+                <w:rFonts w:eastAsia="Roboto" w:cs="Roboto"/>
+                <w:b w:val="false"/>
+                <w:bCs w:val="false"/>
+                <w:color w:val="333333"/>
+                <w:sz w:val="20"/>
+                <w:szCs w:val="20"/>
+              </w:rPr>
+              <w:t>Главный бухгалтер, административная служба</w:t>
+            </w:r>
+          </w:p>
+        </w:tc>
+        <w:tc>
+          <w:tcPr>
+            <w:tcW w:w="2570" w:type="dxa"/>
+            <w:tcBorders>
+              <w:top w:val="single" w:sz="4" w:space="0" w:color="D9D9D9"/>
+              <w:left w:val="single" w:sz="4" w:space="0" w:color="D9D9D9"/>
+              <w:bottom w:val="single" w:sz="4" w:space="0" w:color="D9D9D9"/>
+              <w:right w:val="single" w:sz="4" w:space="0" w:color="D9D9D9"/>
+            </w:tcBorders>
+          </w:tcPr>
+          <w:p>
+            <w:pPr>
+              <w:pStyle w:val="Normal"/>
+              <w:spacing w:lineRule="auto" w:line="252" w:before="0" w:after="0"/>
+              <w:jc w:val="left"/>
+              <w:rPr/>
+            </w:pPr>
+            <w:r>
+              <w:rPr>
+                <w:rFonts w:eastAsia="Roboto" w:cs="Roboto"/>
+                <w:b w:val="false"/>
+                <w:bCs w:val="false"/>
+                <w:color w:val="333333"/>
+                <w:sz w:val="20"/>
+                <w:szCs w:val="20"/>
+              </w:rPr>
+              <w:t>Месяц принятия к учёту</w:t>
+            </w:r>
+          </w:p>
+        </w:tc>
+      </w:tr>
+      <w:tr>
+        <w:trPr>
+          <w:cantSplit w:val="true"/>
+        </w:trPr>
+        <w:tc>
+          <w:tcPr>
+            <w:tcW w:w="499" w:type="dxa"/>
+            <w:tcBorders>
+              <w:top w:val="single" w:sz="4" w:space="0" w:color="D9D9D9"/>
+              <w:left w:val="single" w:sz="4" w:space="0" w:color="D9D9D9"/>
+              <w:bottom w:val="single" w:sz="4" w:space="0" w:color="D9D9D9"/>
+              <w:right w:val="single" w:sz="4" w:space="0" w:color="D9D9D9"/>
+            </w:tcBorders>
+            <w:shd w:fill="F5F5F5" w:val="clear"/>
+          </w:tcPr>
+          <w:p>
+            <w:pPr>
+              <w:pStyle w:val="Normal"/>
+              <w:spacing w:lineRule="auto" w:line="252" w:before="0" w:after="0"/>
+              <w:jc w:val="left"/>
+              <w:rPr/>
+            </w:pPr>
+            <w:r>
+              <w:rPr>
+                <w:rFonts w:eastAsia="Roboto" w:cs="Roboto"/>
+                <w:b w:val="false"/>
+                <w:bCs w:val="false"/>
+                <w:color w:val="333333"/>
+                <w:sz w:val="20"/>
+                <w:szCs w:val="20"/>
+              </w:rPr>
+              <w:t>8</w:t>
+            </w:r>
+          </w:p>
+        </w:tc>
+        <w:tc>
+          <w:tcPr>
+            <w:tcW w:w="3700" w:type="dxa"/>
+            <w:tcBorders>
+              <w:top w:val="single" w:sz="4" w:space="0" w:color="D9D9D9"/>
+              <w:left w:val="single" w:sz="4" w:space="0" w:color="D9D9D9"/>
+              <w:bottom w:val="single" w:sz="4" w:space="0" w:color="D9D9D9"/>
+              <w:right w:val="single" w:sz="4" w:space="0" w:color="D9D9D9"/>
+            </w:tcBorders>
+            <w:shd w:fill="F5F5F5" w:val="clear"/>
+          </w:tcPr>
+          <w:p>
+            <w:pPr>
+              <w:pStyle w:val="Normal"/>
+              <w:spacing w:lineRule="auto" w:line="252" w:before="0" w:after="0"/>
+              <w:jc w:val="left"/>
+              <w:rPr/>
+            </w:pPr>
+            <w:r>
+              <w:rPr>
+                <w:rFonts w:eastAsia="Roboto" w:cs="Roboto"/>
+                <w:b w:val="false"/>
+                <w:bCs w:val="false"/>
+                <w:color w:val="333333"/>
+                <w:sz w:val="20"/>
+                <w:szCs w:val="20"/>
+              </w:rPr>
               <w:t>Вести календарь юридически значимых сроков (ниже)</w:t>
             </w:r>
           </w:p>
@@ -6805,6 +8242,7 @@
               <w:bottom w:val="single" w:sz="4" w:space="0" w:color="D9D9D9"/>
               <w:right w:val="single" w:sz="4" w:space="0" w:color="D9D9D9"/>
             </w:tcBorders>
+            <w:shd w:fill="F5F5F5" w:val="clear"/>
           </w:tcPr>
           <w:p>
             <w:pPr>
@@ -6835,6 +8273,7 @@
               <w:bottom w:val="single" w:sz="4" w:space="0" w:color="D9D9D9"/>
               <w:right w:val="single" w:sz="4" w:space="0" w:color="D9D9D9"/>
             </w:tcBorders>
+            <w:shd w:fill="F5F5F5" w:val="clear"/>
           </w:tcPr>
           <w:p>
             <w:pPr>
@@ -6895,7 +8334,7 @@
           <w:sz w:val="22"/>
           <w:szCs w:val="22"/>
         </w:rPr>
-        <w:t>Календарные сроки не исчерпываются первыми десятью днями. В календарь ответственного и бухгалтерии включаются как минимум:</w:t>
+        <w:t>Календарные сроки не исчерпываются первыми десятью днями. В календарь включаются как минимум:</w:t>
       </w:r>
     </w:p>
     <w:p>
@@ -6903,7 +8342,7 @@
         <w:pStyle w:val="ListParagraph"/>
         <w:numPr>
           <w:ilvl w:val="0"/>
-          <w:numId w:val="20"/>
+          <w:numId w:val="26"/>
         </w:numPr>
         <w:spacing w:lineRule="auto" w:line="276" w:before="0" w:after="60"/>
         <w:jc w:val="both"/>
@@ -6920,7 +8359,7 @@
           <w:sz w:val="22"/>
           <w:szCs w:val="22"/>
         </w:rPr>
-        <w:t>срок действия ОСАГО и дата продления;</w:t>
+        <w:t>срок действия ОСАГО и дата продления; каско;</w:t>
       </w:r>
     </w:p>
     <w:p>
@@ -6928,7 +8367,7 @@
         <w:pStyle w:val="ListParagraph"/>
         <w:numPr>
           <w:ilvl w:val="0"/>
-          <w:numId w:val="9"/>
+          <w:numId w:val="12"/>
         </w:numPr>
         <w:spacing w:lineRule="auto" w:line="276" w:before="0" w:after="60"/>
         <w:jc w:val="both"/>
@@ -6953,7 +8392,7 @@
         <w:pStyle w:val="ListParagraph"/>
         <w:numPr>
           <w:ilvl w:val="0"/>
-          <w:numId w:val="9"/>
+          <w:numId w:val="12"/>
         </w:numPr>
         <w:spacing w:lineRule="auto" w:line="276" w:before="0" w:after="60"/>
         <w:jc w:val="both"/>
@@ -6970,7 +8409,7 @@
           <w:sz w:val="22"/>
           <w:szCs w:val="22"/>
         </w:rPr>
-        <w:t>сроки уплаты транспортного налога и авансовых платежей, сроки подачи уведомлений об исчисленных суммах;</w:t>
+        <w:t>периодические медосмотры водителя и очные ХТИ при дистанционных осмотрах;</w:t>
       </w:r>
     </w:p>
     <w:p>
@@ -6978,7 +8417,7 @@
         <w:pStyle w:val="ListParagraph"/>
         <w:numPr>
           <w:ilvl w:val="0"/>
-          <w:numId w:val="9"/>
+          <w:numId w:val="12"/>
         </w:numPr>
         <w:spacing w:lineRule="auto" w:line="276" w:before="0" w:after="60"/>
         <w:jc w:val="both"/>
@@ -6995,7 +8434,7 @@
           <w:sz w:val="22"/>
           <w:szCs w:val="22"/>
         </w:rPr>
-        <w:t>сроки обжалования постановлений и льготной оплаты штрафов;</w:t>
+        <w:t>графики работы водителя и учёт времени управления;</w:t>
       </w:r>
     </w:p>
     <w:p>
@@ -7003,7 +8442,7 @@
         <w:pStyle w:val="ListParagraph"/>
         <w:numPr>
           <w:ilvl w:val="0"/>
-          <w:numId w:val="9"/>
+          <w:numId w:val="12"/>
         </w:numPr>
         <w:spacing w:lineRule="auto" w:line="276" w:before="0" w:after="60"/>
         <w:jc w:val="both"/>
@@ -7020,7 +8459,7 @@
           <w:sz w:val="22"/>
           <w:szCs w:val="22"/>
         </w:rPr>
-        <w:t>срок уведомления страховщика о ДТП по договору страхования;</w:t>
+        <w:t>сроки уплаты транспортного налога и авансовых платежей, подача уведомлений;</w:t>
       </w:r>
     </w:p>
     <w:p>
@@ -7028,7 +8467,7 @@
         <w:pStyle w:val="ListParagraph"/>
         <w:numPr>
           <w:ilvl w:val="0"/>
-          <w:numId w:val="9"/>
+          <w:numId w:val="12"/>
         </w:numPr>
         <w:spacing w:lineRule="auto" w:line="276" w:before="0" w:after="60"/>
         <w:jc w:val="both"/>
@@ -7045,7 +8484,7 @@
           <w:sz w:val="22"/>
           <w:szCs w:val="22"/>
         </w:rPr>
-        <w:t>месячный срок для распоряжения о взыскании ущерба с работника;</w:t>
+        <w:t>сроки обжалования постановлений и льготной оплаты штрафов;</w:t>
       </w:r>
     </w:p>
     <w:p>
@@ -7053,7 +8492,7 @@
         <w:pStyle w:val="ListParagraph"/>
         <w:numPr>
           <w:ilvl w:val="0"/>
-          <w:numId w:val="9"/>
+          <w:numId w:val="12"/>
         </w:numPr>
         <w:spacing w:lineRule="auto" w:line="276" w:before="0" w:after="60"/>
         <w:jc w:val="both"/>
@@ -7070,7 +8509,57 @@
           <w:sz w:val="22"/>
           <w:szCs w:val="22"/>
         </w:rPr>
-        <w:t>регламентные ТО по пробегу и периодические медосмотры водителей.</w:t>
+        <w:t>срок уведомления страховщика о ДТП по договору страхования;</w:t>
+      </w:r>
+    </w:p>
+    <w:p>
+      <w:pPr>
+        <w:pStyle w:val="ListParagraph"/>
+        <w:numPr>
+          <w:ilvl w:val="0"/>
+          <w:numId w:val="12"/>
+        </w:numPr>
+        <w:spacing w:lineRule="auto" w:line="276" w:before="0" w:after="60"/>
+        <w:jc w:val="both"/>
+        <w:rPr/>
+      </w:pPr>
+      <w:r>
+        <w:rPr>
+          <w:rFonts w:eastAsia="Roboto" w:cs="Roboto"/>
+          <w:b w:val="false"/>
+          <w:bCs w:val="false"/>
+          <w:i w:val="false"/>
+          <w:iCs w:val="false"/>
+          <w:color w:val="333333"/>
+          <w:sz w:val="22"/>
+          <w:szCs w:val="22"/>
+        </w:rPr>
+        <w:t>месячный срок для распоряжения о взыскании ущерба с работника;</w:t>
+      </w:r>
+    </w:p>
+    <w:p>
+      <w:pPr>
+        <w:pStyle w:val="ListParagraph"/>
+        <w:numPr>
+          <w:ilvl w:val="0"/>
+          <w:numId w:val="12"/>
+        </w:numPr>
+        <w:spacing w:lineRule="auto" w:line="276" w:before="0" w:after="60"/>
+        <w:jc w:val="both"/>
+        <w:rPr/>
+      </w:pPr>
+      <w:r>
+        <w:rPr>
+          <w:rFonts w:eastAsia="Roboto" w:cs="Roboto"/>
+          <w:b w:val="false"/>
+          <w:bCs w:val="false"/>
+          <w:i w:val="false"/>
+          <w:iCs w:val="false"/>
+          <w:color w:val="333333"/>
+          <w:sz w:val="22"/>
+          <w:szCs w:val="22"/>
+        </w:rPr>
+        <w:t>регламентные ТО по пробегу и сезонная замена шин.</w:t>
       </w:r>
     </w:p>
     <w:p>
@@ -7083,8 +8572,8 @@
         </w:numPr>
         <w:rPr/>
       </w:pPr>
-      <w:bookmarkStart w:id="18" w:name="__RefHeading___Toc919_1505658153"/>
-      <w:bookmarkEnd w:id="18"/>
+      <w:bookmarkStart w:id="22" w:name="__RefHeading___Toc1047_2694416175"/>
+      <w:bookmarkEnd w:id="22"/>
       <w:r>
         <w:rPr>
           <w:rFonts w:eastAsia="Roboto" w:cs="Roboto"/>
@@ -7116,7 +8605,7 @@
           <w:sz w:val="22"/>
           <w:szCs w:val="22"/>
         </w:rPr>
-        <w:t>Справка исходит из следующих допущений: организация — российское юридическое лицо на общем режиме или УСН; автомобиль — легковой, используется для собственных нужд (не такси, не коммерческие перевозки); регистрация — на организацию. Для перевозочной деятельности состав обязательных документов существенно шире (лицензирование, аттестованный ответственный за безопасность дорожного движения, предрейсовый технический контроль) и в настоящей справке не рассматривается. Нормативные акты указаны в редакциях, действующих на август 2026 года; позиции, зависящие от параметров конкретного года или спорной практики, помечены.</w:t>
+        <w:t>Справка построена под базовую модель: российское юридическое лицо на общем режиме или УСН; легковой автомобиль для собственных нужд (не такси, не коммерческие перевозки), зарегистрированный на организацию; один штатный водитель, управление автомобилем — его основная трудовая функция; автомобиль персонально закреплён, иных допущенных водителей нет; личное использование и передача управления запрещены без письменного разрешения работодателя. Альтернативная модель — эпизодическое управление автомобилем директором или менеджером без водительской трудовой функции — из справки исключена: при её выборе объём обязанностей по медосмотрам и путевым листам требует отдельной оценки по фактической модели использования. Для перевозочной деятельности состав обязательных документов существенно шире и здесь не рассматривается. Нормативные акты указаны в редакциях, действующих на август 2026 года.</w:t>
       </w:r>
     </w:p>
     <w:p>
@@ -7438,7 +8927,7 @@
                 <w:sz w:val="20"/>
                 <w:szCs w:val="20"/>
               </w:rPr>
-              <w:t>Техосмотр для автомобилей организаций обязателен</w:t>
+              <w:t>Трудовая функция — обязательное условие трудового договора; изменение — по письменному соглашению; совмещение — с согласием и доплатой</w:t>
             </w:r>
           </w:p>
         </w:tc>
@@ -7492,7 +8981,7 @@
                 <w:sz w:val="20"/>
                 <w:szCs w:val="20"/>
               </w:rPr>
-              <w:t>ст. 15 закона № 170-ФЗ</w:t>
+              <w:t>ст. 57, 60.2, 72, 151 ТК РФ</w:t>
             </w:r>
           </w:p>
         </w:tc>
@@ -7522,7 +9011,7 @@
                 <w:sz w:val="20"/>
                 <w:szCs w:val="20"/>
               </w:rPr>
-              <w:t>Путевой лист обязателен при перевозках пассажиров, багажа, грузов; реквизиты — приказ № 390</w:t>
+              <w:t>Медосмотры штатного водителя: предварительные, периодические, предрейсовые — обязательны; послерейсовые — при перевозке пассажиров; дистанционные — с очными ХТИ дважды в год</w:t>
             </w:r>
           </w:p>
         </w:tc>
@@ -7549,7 +9038,7 @@
                 <w:sz w:val="20"/>
                 <w:szCs w:val="20"/>
               </w:rPr>
-              <w:t>Норма закона и подзаконный акт</w:t>
+              <w:t>Нормы и подзаконные акты</w:t>
             </w:r>
           </w:p>
         </w:tc>
@@ -7576,7 +9065,7 @@
                 <w:sz w:val="20"/>
                 <w:szCs w:val="20"/>
               </w:rPr>
-              <w:t>ст. 6 закона № 259-ФЗ (УАТ); приказ Минтранса № 390 от 28.09.2022</w:t>
+              <w:t>ст. 23 закона № 196-ФЗ; ст. 220 ТК РФ; приказ Минздрава № 266н</w:t>
             </w:r>
           </w:p>
         </w:tc>
@@ -7606,7 +9095,7 @@
                 <w:sz w:val="20"/>
                 <w:szCs w:val="20"/>
               </w:rPr>
-              <w:t>Медосмотры работников-водителей: предварительные, периодические, предрейсовые; дистанционные — с очными ХТИ</w:t>
+              <w:t>Психиатрическое освидетельствование — в предусмотренных законодательством случаях</w:t>
             </w:r>
           </w:p>
         </w:tc>
@@ -7633,7 +9122,7 @@
                 <w:sz w:val="20"/>
                 <w:szCs w:val="20"/>
               </w:rPr>
-              <w:t>Нормы и подзаконные акты; для управленцев — спорная зона</w:t>
+              <w:t>Норма закона; порядок — подзаконный акт</w:t>
             </w:r>
           </w:p>
         </w:tc>
@@ -7660,7 +9149,7 @@
                 <w:sz w:val="20"/>
                 <w:szCs w:val="20"/>
               </w:rPr>
-              <w:t>ст. 23 закона № 196-ФЗ; ст. 220 ТК РФ; приказ Минздрава № 266н</w:t>
+              <w:t>ст. 220 ТК РФ; акты Минздрава</w:t>
             </w:r>
           </w:p>
         </w:tc>
@@ -7690,7 +9179,7 @@
                 <w:sz w:val="20"/>
                 <w:szCs w:val="20"/>
               </w:rPr>
-              <w:t>Перечни должностей для полной матответственности; водитель в них не входит</w:t>
+              <w:t>Режим труда и отдыха водителей — с 01.09.2026 новый приказ Минтранса № 160 (заменяет № 424)</w:t>
             </w:r>
           </w:p>
         </w:tc>
@@ -7717,7 +9206,7 @@
                 <w:sz w:val="20"/>
                 <w:szCs w:val="20"/>
               </w:rPr>
-              <w:t>Подзаконный акт (действует с 01.09.2025)</w:t>
+              <w:t>Подзаконный акт; реквизиты проверить на дату</w:t>
             </w:r>
           </w:p>
         </w:tc>
@@ -7744,7 +9233,7 @@
                 <w:sz w:val="20"/>
                 <w:szCs w:val="20"/>
               </w:rPr>
-              <w:t>приказ Минтруда № 251н; ст. 243–244 ТК РФ</w:t>
+              <w:t>ст. 329 ТК РФ; приказ Минтранса № 160</w:t>
             </w:r>
           </w:p>
         </w:tc>
@@ -7774,7 +9263,7 @@
                 <w:sz w:val="20"/>
                 <w:szCs w:val="20"/>
               </w:rPr>
-              <w:t>Удержание ущерба: распоряжение в месячный срок в пределах среднего заработка; взыскание адм. штрафов — практика неоднородна</w:t>
+              <w:t>Путевой лист обязателен при перевозках пассажиров, багажа, грузов; допускаются дополнительные реквизиты собственника</w:t>
             </w:r>
           </w:p>
         </w:tc>
@@ -7801,7 +9290,7 @@
                 <w:sz w:val="20"/>
                 <w:szCs w:val="20"/>
               </w:rPr>
-              <w:t>Норма закона; судебная практика</w:t>
+              <w:t>Норма закона и подзаконный акт</w:t>
             </w:r>
           </w:p>
         </w:tc>
@@ -7828,7 +9317,7 @@
                 <w:sz w:val="20"/>
                 <w:szCs w:val="20"/>
               </w:rPr>
-              <w:t>ст. 238, 243, 248 ТК РФ</w:t>
+              <w:t>ст. 6 закона № 259-ФЗ (УАТ); приказ Минтранса № 390 от 28.09.2022</w:t>
             </w:r>
           </w:p>
         </w:tc>
@@ -7858,7 +9347,7 @@
                 <w:sz w:val="20"/>
                 <w:szCs w:val="20"/>
               </w:rPr>
-              <w:t>Возмещение вреда третьим лицам — владелец, регресс к работнику</w:t>
+              <w:t>Полная матответственность водителя за автомобиль невозможна; предел — средний месячный заработок, кроме случаев ст. 243 ТК РФ</w:t>
             </w:r>
           </w:p>
         </w:tc>
@@ -7885,7 +9374,7 @@
                 <w:sz w:val="20"/>
                 <w:szCs w:val="20"/>
               </w:rPr>
-              <w:t>Норма закона</w:t>
+              <w:t>Норма закона; перечни с 01.09.2025</w:t>
             </w:r>
           </w:p>
         </w:tc>
@@ -7912,7 +9401,7 @@
                 <w:sz w:val="20"/>
                 <w:szCs w:val="20"/>
               </w:rPr>
-              <w:t>ст. 1079, 1081 ГК РФ</w:t>
+              <w:t>ст. 241–244 ТК РФ; приказ Минтруда № 251н</w:t>
             </w:r>
           </w:p>
         </w:tc>
@@ -7942,7 +9431,7 @@
                 <w:sz w:val="20"/>
                 <w:szCs w:val="20"/>
               </w:rPr>
-              <w:t>Коэффициент владения при выбытии — правило 15-го числа</w:t>
+              <w:t>Удержание ущерба: распоряжение в месячный срок в пределах среднего заработка; взыскание адм. штрафов — практика неоднородна</w:t>
             </w:r>
           </w:p>
         </w:tc>
@@ -7969,7 +9458,7 @@
                 <w:sz w:val="20"/>
                 <w:szCs w:val="20"/>
               </w:rPr>
-              <w:t>Норма закона</w:t>
+              <w:t>Норма закона; судебная практика</w:t>
             </w:r>
           </w:p>
         </w:tc>
@@ -7996,7 +9485,7 @@
                 <w:sz w:val="20"/>
                 <w:szCs w:val="20"/>
               </w:rPr>
-              <w:t>п. 3 ст. 362 НК РФ</w:t>
+              <w:t>ст. 238, 243, 248 ТК РФ</w:t>
             </w:r>
           </w:p>
         </w:tc>
@@ -8026,7 +9515,7 @@
                 <w:sz w:val="20"/>
                 <w:szCs w:val="20"/>
               </w:rPr>
-              <w:t>НДС на УСН: освобождение при доходах за 2025 год не выше 20 млн руб.; спецставки 5% и 7% без вычета</w:t>
+              <w:t>Требования об аттестованном специалисте по БДД и предрейсовом техконтроле — для перевозок и автобусов/грузовиков для собственных нужд</w:t>
             </w:r>
           </w:p>
         </w:tc>
@@ -8053,7 +9542,7 @@
                 <w:sz w:val="20"/>
                 <w:szCs w:val="20"/>
               </w:rPr>
-              <w:t>Норма закона; параметры проверить на дату</w:t>
+              <w:t>Норма закона (буквальный текст)</w:t>
             </w:r>
           </w:p>
         </w:tc>
@@ -8080,7 +9569,7 @@
                 <w:sz w:val="20"/>
                 <w:szCs w:val="20"/>
               </w:rPr>
-              <w:t>гл. 21, 26.2 НК РФ в ред. 2026 года</w:t>
+              <w:t>п. 2 ст. 20 закона № 196-ФЗ</w:t>
             </w:r>
           </w:p>
         </w:tc>
@@ -8110,7 +9599,7 @@
                 <w:sz w:val="20"/>
                 <w:szCs w:val="20"/>
               </w:rPr>
-              <w:t>Пересчёт базы при продаже ОС на УСН ранее трёх лет</w:t>
+              <w:t>Возмещение вреда третьим лицам — владелец, регресс к работнику</w:t>
             </w:r>
           </w:p>
         </w:tc>
@@ -8164,7 +9653,175 @@
                 <w:sz w:val="20"/>
                 <w:szCs w:val="20"/>
               </w:rPr>
-              <w:t>п. 3 ст. 346.16 НК РФ</w:t>
+              <w:t>ст. 1079, 1081 ГК РФ</w:t>
+            </w:r>
+          </w:p>
+        </w:tc>
+      </w:tr>
+      <w:tr>
+        <w:trPr/>
+        <w:tc>
+          <w:tcPr>
+            <w:tcW w:w="3499" w:type="dxa"/>
+            <w:tcBorders>
+              <w:bottom w:val="single" w:sz="4" w:space="0" w:color="D9D9D9"/>
+            </w:tcBorders>
+          </w:tcPr>
+          <w:p>
+            <w:pPr>
+              <w:pStyle w:val="Normal"/>
+              <w:spacing w:lineRule="auto" w:line="252" w:before="0" w:after="0"/>
+              <w:jc w:val="left"/>
+              <w:rPr/>
+            </w:pPr>
+            <w:r>
+              <w:rPr>
+                <w:rFonts w:eastAsia="Roboto" w:cs="Roboto"/>
+                <w:b w:val="false"/>
+                <w:bCs w:val="false"/>
+                <w:color w:val="333333"/>
+                <w:sz w:val="20"/>
+                <w:szCs w:val="20"/>
+              </w:rPr>
+              <w:t>Техосмотр автомобилей организаций обязателен; коэффициент владения при выбытии — правило 15-го числа</w:t>
+            </w:r>
+          </w:p>
+        </w:tc>
+        <w:tc>
+          <w:tcPr>
+            <w:tcW w:w="2300" w:type="dxa"/>
+            <w:tcBorders>
+              <w:bottom w:val="single" w:sz="4" w:space="0" w:color="D9D9D9"/>
+            </w:tcBorders>
+          </w:tcPr>
+          <w:p>
+            <w:pPr>
+              <w:pStyle w:val="Normal"/>
+              <w:spacing w:lineRule="auto" w:line="252" w:before="0" w:after="0"/>
+              <w:jc w:val="left"/>
+              <w:rPr/>
+            </w:pPr>
+            <w:r>
+              <w:rPr>
+                <w:rFonts w:eastAsia="Roboto" w:cs="Roboto"/>
+                <w:b w:val="false"/>
+                <w:bCs w:val="false"/>
+                <w:color w:val="333333"/>
+                <w:sz w:val="20"/>
+                <w:szCs w:val="20"/>
+              </w:rPr>
+              <w:t>Норма закона</w:t>
+            </w:r>
+          </w:p>
+        </w:tc>
+        <w:tc>
+          <w:tcPr>
+            <w:tcW w:w="3272" w:type="dxa"/>
+            <w:tcBorders>
+              <w:bottom w:val="single" w:sz="4" w:space="0" w:color="D9D9D9"/>
+            </w:tcBorders>
+          </w:tcPr>
+          <w:p>
+            <w:pPr>
+              <w:pStyle w:val="Normal"/>
+              <w:spacing w:lineRule="auto" w:line="252" w:before="0" w:after="0"/>
+              <w:jc w:val="left"/>
+              <w:rPr/>
+            </w:pPr>
+            <w:r>
+              <w:rPr>
+                <w:rFonts w:eastAsia="Roboto" w:cs="Roboto"/>
+                <w:b w:val="false"/>
+                <w:bCs w:val="false"/>
+                <w:color w:val="333333"/>
+                <w:sz w:val="20"/>
+                <w:szCs w:val="20"/>
+              </w:rPr>
+              <w:t>ст. 15 закона № 170-ФЗ; п. 3 ст. 362 НК РФ</w:t>
+            </w:r>
+          </w:p>
+        </w:tc>
+      </w:tr>
+      <w:tr>
+        <w:trPr/>
+        <w:tc>
+          <w:tcPr>
+            <w:tcW w:w="3499" w:type="dxa"/>
+            <w:tcBorders>
+              <w:bottom w:val="single" w:sz="4" w:space="0" w:color="D9D9D9"/>
+            </w:tcBorders>
+          </w:tcPr>
+          <w:p>
+            <w:pPr>
+              <w:pStyle w:val="Normal"/>
+              <w:spacing w:lineRule="auto" w:line="252" w:before="0" w:after="0"/>
+              <w:jc w:val="left"/>
+              <w:rPr/>
+            </w:pPr>
+            <w:r>
+              <w:rPr>
+                <w:rFonts w:eastAsia="Roboto" w:cs="Roboto"/>
+                <w:b w:val="false"/>
+                <w:bCs w:val="false"/>
+                <w:color w:val="333333"/>
+                <w:sz w:val="20"/>
+                <w:szCs w:val="20"/>
+              </w:rPr>
+              <w:t>НДС на УСН: освобождение при доходах за 2025 год не выше 20 млн руб.; спецставки 5% и 7% без вычета; пересчёт при продаже ОС ранее трёх лет</w:t>
+            </w:r>
+          </w:p>
+        </w:tc>
+        <w:tc>
+          <w:tcPr>
+            <w:tcW w:w="2300" w:type="dxa"/>
+            <w:tcBorders>
+              <w:bottom w:val="single" w:sz="4" w:space="0" w:color="D9D9D9"/>
+            </w:tcBorders>
+          </w:tcPr>
+          <w:p>
+            <w:pPr>
+              <w:pStyle w:val="Normal"/>
+              <w:spacing w:lineRule="auto" w:line="252" w:before="0" w:after="0"/>
+              <w:jc w:val="left"/>
+              <w:rPr/>
+            </w:pPr>
+            <w:r>
+              <w:rPr>
+                <w:rFonts w:eastAsia="Roboto" w:cs="Roboto"/>
+                <w:b w:val="false"/>
+                <w:bCs w:val="false"/>
+                <w:color w:val="333333"/>
+                <w:sz w:val="20"/>
+                <w:szCs w:val="20"/>
+              </w:rPr>
+              <w:t>Норма закона; параметры проверить на дату</w:t>
+            </w:r>
+          </w:p>
+        </w:tc>
+        <w:tc>
+          <w:tcPr>
+            <w:tcW w:w="3272" w:type="dxa"/>
+            <w:tcBorders>
+              <w:bottom w:val="single" w:sz="4" w:space="0" w:color="D9D9D9"/>
+            </w:tcBorders>
+          </w:tcPr>
+          <w:p>
+            <w:pPr>
+              <w:pStyle w:val="Normal"/>
+              <w:spacing w:lineRule="auto" w:line="252" w:before="0" w:after="0"/>
+              <w:jc w:val="left"/>
+              <w:rPr/>
+            </w:pPr>
+            <w:r>
+              <w:rPr>
+                <w:rFonts w:eastAsia="Roboto" w:cs="Roboto"/>
+                <w:b w:val="false"/>
+                <w:bCs w:val="false"/>
+                <w:color w:val="333333"/>
+                <w:sz w:val="20"/>
+                <w:szCs w:val="20"/>
+              </w:rPr>
+              <w:t>гл. 21, 26.2 НК РФ; п. 3 ст. 346.16 НК РФ</w:t>
             </w:r>
           </w:p>
         </w:tc>
@@ -8281,12 +9938,12 @@
         <w:keepNext w:val="true"/>
         <w:numPr>
           <w:ilvl w:val="0"/>
-          <w:numId w:val="21"/>
+          <w:numId w:val="27"/>
         </w:numPr>
         <w:rPr/>
       </w:pPr>
-      <w:bookmarkStart w:id="19" w:name="__RefHeading___Toc921_1505658153"/>
-      <w:bookmarkEnd w:id="19"/>
+      <w:bookmarkStart w:id="23" w:name="__RefHeading___Toc1049_2694416175"/>
+      <w:bookmarkEnd w:id="23"/>
       <w:r>
         <w:rPr>
           <w:rFonts w:eastAsia="Roboto" w:cs="Roboto"/>
@@ -8296,7 +9953,7 @@
           <w:sz w:val="24"/>
           <w:szCs w:val="24"/>
         </w:rPr>
-        <w:t>Реестр документов по категориям обязательности</w:t>
+        <w:t>Комплект документов под базовую модель</w:t>
       </w:r>
     </w:p>
     <w:p>
@@ -8318,7 +9975,7 @@
           <w:sz w:val="22"/>
           <w:szCs w:val="22"/>
         </w:rPr>
-        <w:t>Реестр перестроен по пяти категориям: обязательные для всех, обязательные при определённых условиях, налоговые доказательства, рекомендованные внутренние контроли и договорные документы. Итоговый состав для конкретной организации определяется её моделью эксплуатации: категория 2 применяется при наступлении указанного условия, категории 3–5 — по решению организации с учётом налоговых рисков.</w:t>
+        <w:t>Реестр сгруппирован по десяти блокам жизненного цикла модели «один штатный водитель — персонально закреплённый автомобиль». Документы сделки, регистрации и учёта (разд. 2–4) оформляются параллельно и в реестр кадрово-эксплуатационных блоков не включены.</w:t>
       </w:r>
     </w:p>
     <w:p>
@@ -8486,7 +10143,7 @@
                 <w:sz w:val="20"/>
                 <w:szCs w:val="20"/>
               </w:rPr>
-              <w:t>Категория 1. Обязательные для всех</w:t>
+              <w:t>Блок 1. Кадровое оформление</w:t>
             </w:r>
           </w:p>
         </w:tc>
@@ -8520,7 +10177,7 @@
                 <w:sz w:val="20"/>
                 <w:szCs w:val="20"/>
               </w:rPr>
-              <w:t>Договор купли-продажи (или договор лизинга) и акт приёма-передачи</w:t>
+              <w:t>Штатное расписание с должностью водителя</w:t>
             </w:r>
           </w:p>
         </w:tc>
@@ -8551,7 +10208,7 @@
                 <w:sz w:val="20"/>
                 <w:szCs w:val="20"/>
               </w:rPr>
-              <w:t>Однократно, при сделке</w:t>
+              <w:t>До приёма или перевода</w:t>
             </w:r>
           </w:p>
         </w:tc>
@@ -8582,7 +10239,7 @@
                 <w:sz w:val="20"/>
                 <w:szCs w:val="20"/>
               </w:rPr>
-              <w:t>Проверить момент перехода права собственности</w:t>
+              <w:t>—</w:t>
             </w:r>
           </w:p>
         </w:tc>
@@ -8615,7 +10272,7 @@
                 <w:sz w:val="20"/>
                 <w:szCs w:val="20"/>
               </w:rPr>
-              <w:t>УПД (счёт-фактура + накладная), платёжные документы</w:t>
+              <w:t>Трудовой договор или дополнительное соглашение; приказ о приёме или переводе</w:t>
             </w:r>
           </w:p>
         </w:tc>
@@ -8645,7 +10302,7 @@
                 <w:sz w:val="20"/>
                 <w:szCs w:val="20"/>
               </w:rPr>
-              <w:t>Однократно</w:t>
+              <w:t>До первого выезда</w:t>
             </w:r>
           </w:p>
         </w:tc>
@@ -8675,7 +10332,7 @@
                 <w:sz w:val="20"/>
                 <w:szCs w:val="20"/>
               </w:rPr>
-              <w:t>Основание учёта и вычета НДС</w:t>
+              <w:t>Трудовая функция — управление закреплённым автомобилем</w:t>
             </w:r>
           </w:p>
         </w:tc>
@@ -8709,7 +10366,7 @@
                 <w:sz w:val="20"/>
                 <w:szCs w:val="20"/>
               </w:rPr>
-              <w:t>Запись о собственнике в ЭПТС</w:t>
+              <w:t>Должностная инструкция; условие о разъездном характере работы</w:t>
             </w:r>
           </w:p>
         </w:tc>
@@ -8740,7 +10397,7 @@
                 <w:sz w:val="20"/>
                 <w:szCs w:val="20"/>
               </w:rPr>
-              <w:t>Однократно</w:t>
+              <w:t>Вместе с договором</w:t>
             </w:r>
           </w:p>
         </w:tc>
@@ -8771,7 +10428,7 @@
                 <w:sz w:val="20"/>
                 <w:szCs w:val="20"/>
               </w:rPr>
-              <w:t>Проверить статус записи</w:t>
+              <w:t>Перечень обязанностей — разд. 6</w:t>
             </w:r>
           </w:p>
         </w:tc>
@@ -8804,7 +10461,7 @@
                 <w:sz w:val="20"/>
                 <w:szCs w:val="20"/>
               </w:rPr>
-              <w:t>Полис ОСАГО</w:t>
+              <w:t>Копия водительского удостоверения</w:t>
             </w:r>
           </w:p>
         </w:tc>
@@ -8834,7 +10491,7 @@
                 <w:sz w:val="20"/>
                 <w:szCs w:val="20"/>
               </w:rPr>
-              <w:t>До первого использования; далее ежегодно</w:t>
+              <w:t>При оформлении</w:t>
             </w:r>
           </w:p>
         </w:tc>
@@ -8864,7 +10521,7 @@
                 <w:sz w:val="20"/>
                 <w:szCs w:val="20"/>
               </w:rPr>
-              <w:t>Отсрочки страхования нет с 01.03.2025</w:t>
+              <w:t>Контроль срока действия</w:t>
             </w:r>
           </w:p>
         </w:tc>
@@ -8873,94 +10530,33 @@
         <w:trPr/>
         <w:tc>
           <w:tcPr>
-            <w:tcW w:w="3799" w:type="dxa"/>
-            <w:tcBorders>
-              <w:top w:val="single" w:sz="4" w:space="0" w:color="D9D9D9"/>
-              <w:left w:val="single" w:sz="4" w:space="0" w:color="D9D9D9"/>
-              <w:bottom w:val="single" w:sz="4" w:space="0" w:color="D9D9D9"/>
-              <w:right w:val="single" w:sz="4" w:space="0" w:color="D9D9D9"/>
-            </w:tcBorders>
-            <w:shd w:fill="F5F5F5" w:val="clear"/>
-          </w:tcPr>
-          <w:p>
-            <w:pPr>
-              <w:pStyle w:val="Normal"/>
-              <w:spacing w:lineRule="auto" w:line="252" w:before="0" w:after="0"/>
-              <w:jc w:val="left"/>
-              <w:rPr/>
-            </w:pPr>
-            <w:r>
-              <w:rPr>
-                <w:rFonts w:eastAsia="Roboto" w:cs="Roboto"/>
-                <w:b w:val="false"/>
-                <w:bCs w:val="false"/>
-                <w:color w:val="333333"/>
-                <w:sz w:val="20"/>
-                <w:szCs w:val="20"/>
-              </w:rPr>
-              <w:t>Изменение регистрационных данных (СТС, знаки)</w:t>
-            </w:r>
-          </w:p>
-        </w:tc>
-        <w:tc>
-          <w:tcPr>
-            <w:tcW w:w="2500" w:type="dxa"/>
-            <w:tcBorders>
-              <w:top w:val="single" w:sz="4" w:space="0" w:color="D9D9D9"/>
-              <w:left w:val="single" w:sz="4" w:space="0" w:color="D9D9D9"/>
-              <w:bottom w:val="single" w:sz="4" w:space="0" w:color="D9D9D9"/>
-              <w:right w:val="single" w:sz="4" w:space="0" w:color="D9D9D9"/>
-            </w:tcBorders>
-            <w:shd w:fill="F5F5F5" w:val="clear"/>
-          </w:tcPr>
-          <w:p>
-            <w:pPr>
-              <w:pStyle w:val="Normal"/>
-              <w:spacing w:lineRule="auto" w:line="252" w:before="0" w:after="0"/>
-              <w:jc w:val="left"/>
-              <w:rPr/>
-            </w:pPr>
-            <w:r>
-              <w:rPr>
-                <w:rFonts w:eastAsia="Roboto" w:cs="Roboto"/>
-                <w:b w:val="false"/>
-                <w:bCs w:val="false"/>
-                <w:color w:val="333333"/>
-                <w:sz w:val="20"/>
-                <w:szCs w:val="20"/>
-              </w:rPr>
-              <w:t>10 дней со дня приобретения прав владельца</w:t>
-            </w:r>
-          </w:p>
-        </w:tc>
-        <w:tc>
-          <w:tcPr>
-            <w:tcW w:w="2772" w:type="dxa"/>
-            <w:tcBorders>
-              <w:top w:val="single" w:sz="4" w:space="0" w:color="D9D9D9"/>
-              <w:left w:val="single" w:sz="4" w:space="0" w:color="D9D9D9"/>
-              <w:bottom w:val="single" w:sz="4" w:space="0" w:color="D9D9D9"/>
-              <w:right w:val="single" w:sz="4" w:space="0" w:color="D9D9D9"/>
-            </w:tcBorders>
-            <w:shd w:fill="F5F5F5" w:val="clear"/>
-          </w:tcPr>
-          <w:p>
-            <w:pPr>
-              <w:pStyle w:val="Normal"/>
-              <w:spacing w:lineRule="auto" w:line="252" w:before="0" w:after="0"/>
-              <w:jc w:val="left"/>
-              <w:rPr/>
-            </w:pPr>
-            <w:r>
-              <w:rPr>
-                <w:rFonts w:eastAsia="Roboto" w:cs="Roboto"/>
-                <w:b w:val="false"/>
-                <w:bCs w:val="false"/>
-                <w:color w:val="333333"/>
-                <w:sz w:val="20"/>
-                <w:szCs w:val="20"/>
-              </w:rPr>
-              <w:t>ОСАГО для регистрации не требуется</w:t>
+            <w:tcW w:w="9071" w:type="dxa"/>
+            <w:gridSpan w:val="3"/>
+            <w:tcBorders>
+              <w:top w:val="single" w:sz="4" w:space="0" w:color="D9D9D9"/>
+              <w:left w:val="single" w:sz="4" w:space="0" w:color="D9D9D9"/>
+              <w:bottom w:val="single" w:sz="4" w:space="0" w:color="D9D9D9"/>
+              <w:right w:val="single" w:sz="4" w:space="0" w:color="D9D9D9"/>
+            </w:tcBorders>
+            <w:shd w:fill="D6E0EC" w:val="clear"/>
+          </w:tcPr>
+          <w:p>
+            <w:pPr>
+              <w:pStyle w:val="Normal"/>
+              <w:spacing w:lineRule="auto" w:line="252" w:before="0" w:after="0"/>
+              <w:jc w:val="left"/>
+              <w:rPr/>
+            </w:pPr>
+            <w:r>
+              <w:rPr>
+                <w:rFonts w:eastAsia="Roboto" w:cs="Roboto"/>
+                <w:b/>
+                <w:bCs/>
+                <w:color w:val="333333"/>
+                <w:sz w:val="20"/>
+                <w:szCs w:val="20"/>
+              </w:rPr>
+              <w:t>Блок 2. Медицинский допуск</w:t>
             </w:r>
           </w:p>
         </w:tc>
@@ -8993,7 +10589,7 @@
                 <w:sz w:val="20"/>
                 <w:szCs w:val="20"/>
               </w:rPr>
-              <w:t>Учётные документы ОС: приказ о вводе, акт, инвентарная карточка</w:t>
+              <w:t>Направление и заключение предварительного медосмотра</w:t>
             </w:r>
           </w:p>
         </w:tc>
@@ -9023,7 +10619,7 @@
                 <w:sz w:val="20"/>
                 <w:szCs w:val="20"/>
               </w:rPr>
-              <w:t>При принятии к учёту</w:t>
+              <w:t>До допуска к работе</w:t>
             </w:r>
           </w:p>
         </w:tc>
@@ -9053,7 +10649,7 @@
                 <w:sz w:val="20"/>
                 <w:szCs w:val="20"/>
               </w:rPr>
-              <w:t>СПИ — отдельно для БУ и НУ</w:t>
+              <w:t>—</w:t>
             </w:r>
           </w:p>
         </w:tc>
@@ -9087,7 +10683,7 @@
                 <w:sz w:val="20"/>
                 <w:szCs w:val="20"/>
               </w:rPr>
-              <w:t>Уведомления и уплата транспортного налога</w:t>
+              <w:t>Психиатрическое освидетельствование</w:t>
             </w:r>
           </w:p>
         </w:tc>
@@ -9118,7 +10714,7 @@
                 <w:sz w:val="20"/>
                 <w:szCs w:val="20"/>
               </w:rPr>
-              <w:t>Ежеквартально / ежегодно</w:t>
+              <w:t>В предусмотренных случаях</w:t>
             </w:r>
           </w:p>
         </w:tc>
@@ -9149,7 +10745,7 @@
                 <w:sz w:val="20"/>
                 <w:szCs w:val="20"/>
               </w:rPr>
-              <w:t>Единый налоговый платёж; коэффициент владения при выбытии</w:t>
+              <w:t>До допуска к работе</w:t>
             </w:r>
           </w:p>
         </w:tc>
@@ -9158,33 +10754,91 @@
         <w:trPr/>
         <w:tc>
           <w:tcPr>
-            <w:tcW w:w="9071" w:type="dxa"/>
-            <w:gridSpan w:val="3"/>
-            <w:tcBorders>
-              <w:top w:val="single" w:sz="4" w:space="0" w:color="D9D9D9"/>
-              <w:left w:val="single" w:sz="4" w:space="0" w:color="D9D9D9"/>
-              <w:bottom w:val="single" w:sz="4" w:space="0" w:color="D9D9D9"/>
-              <w:right w:val="single" w:sz="4" w:space="0" w:color="D9D9D9"/>
-            </w:tcBorders>
-            <w:shd w:fill="D6E0EC" w:val="clear"/>
-          </w:tcPr>
-          <w:p>
-            <w:pPr>
-              <w:pStyle w:val="Normal"/>
-              <w:spacing w:lineRule="auto" w:line="252" w:before="0" w:after="0"/>
-              <w:jc w:val="left"/>
-              <w:rPr/>
-            </w:pPr>
-            <w:r>
-              <w:rPr>
-                <w:rFonts w:eastAsia="Roboto" w:cs="Roboto"/>
-                <w:b/>
-                <w:bCs/>
-                <w:color w:val="333333"/>
-                <w:sz w:val="20"/>
-                <w:szCs w:val="20"/>
-              </w:rPr>
-              <w:t>Категория 2. Обязательные при определённых условиях</w:t>
+            <w:tcW w:w="3799" w:type="dxa"/>
+            <w:tcBorders>
+              <w:top w:val="single" w:sz="4" w:space="0" w:color="D9D9D9"/>
+              <w:left w:val="single" w:sz="4" w:space="0" w:color="D9D9D9"/>
+              <w:bottom w:val="single" w:sz="4" w:space="0" w:color="D9D9D9"/>
+              <w:right w:val="single" w:sz="4" w:space="0" w:color="D9D9D9"/>
+            </w:tcBorders>
+          </w:tcPr>
+          <w:p>
+            <w:pPr>
+              <w:pStyle w:val="Normal"/>
+              <w:spacing w:lineRule="auto" w:line="252" w:before="0" w:after="0"/>
+              <w:jc w:val="left"/>
+              <w:rPr/>
+            </w:pPr>
+            <w:r>
+              <w:rPr>
+                <w:rFonts w:eastAsia="Roboto" w:cs="Roboto"/>
+                <w:b w:val="false"/>
+                <w:bCs w:val="false"/>
+                <w:color w:val="333333"/>
+                <w:sz w:val="20"/>
+                <w:szCs w:val="20"/>
+              </w:rPr>
+              <w:t>Периодические медосмотры</w:t>
+            </w:r>
+          </w:p>
+        </w:tc>
+        <w:tc>
+          <w:tcPr>
+            <w:tcW w:w="2500" w:type="dxa"/>
+            <w:tcBorders>
+              <w:top w:val="single" w:sz="4" w:space="0" w:color="D9D9D9"/>
+              <w:left w:val="single" w:sz="4" w:space="0" w:color="D9D9D9"/>
+              <w:bottom w:val="single" w:sz="4" w:space="0" w:color="D9D9D9"/>
+              <w:right w:val="single" w:sz="4" w:space="0" w:color="D9D9D9"/>
+            </w:tcBorders>
+          </w:tcPr>
+          <w:p>
+            <w:pPr>
+              <w:pStyle w:val="Normal"/>
+              <w:spacing w:lineRule="auto" w:line="252" w:before="0" w:after="0"/>
+              <w:jc w:val="left"/>
+              <w:rPr/>
+            </w:pPr>
+            <w:r>
+              <w:rPr>
+                <w:rFonts w:eastAsia="Roboto" w:cs="Roboto"/>
+                <w:b w:val="false"/>
+                <w:bCs w:val="false"/>
+                <w:color w:val="333333"/>
+                <w:sz w:val="20"/>
+                <w:szCs w:val="20"/>
+              </w:rPr>
+              <w:t>Не реже одного раза в два года</w:t>
+            </w:r>
+          </w:p>
+        </w:tc>
+        <w:tc>
+          <w:tcPr>
+            <w:tcW w:w="2772" w:type="dxa"/>
+            <w:tcBorders>
+              <w:top w:val="single" w:sz="4" w:space="0" w:color="D9D9D9"/>
+              <w:left w:val="single" w:sz="4" w:space="0" w:color="D9D9D9"/>
+              <w:bottom w:val="single" w:sz="4" w:space="0" w:color="D9D9D9"/>
+              <w:right w:val="single" w:sz="4" w:space="0" w:color="D9D9D9"/>
+            </w:tcBorders>
+          </w:tcPr>
+          <w:p>
+            <w:pPr>
+              <w:pStyle w:val="Normal"/>
+              <w:spacing w:lineRule="auto" w:line="252" w:before="0" w:after="0"/>
+              <w:jc w:val="left"/>
+              <w:rPr/>
+            </w:pPr>
+            <w:r>
+              <w:rPr>
+                <w:rFonts w:eastAsia="Roboto" w:cs="Roboto"/>
+                <w:b w:val="false"/>
+                <w:bCs w:val="false"/>
+                <w:color w:val="333333"/>
+                <w:sz w:val="20"/>
+                <w:szCs w:val="20"/>
+              </w:rPr>
+              <w:t>Контроль — в календаре</w:t>
             </w:r>
           </w:p>
         </w:tc>
@@ -9218,7 +10872,7 @@
                 <w:sz w:val="20"/>
                 <w:szCs w:val="20"/>
               </w:rPr>
-              <w:t>Диагностическая карта (техосмотр)</w:t>
+              <w:t>Договор на предрейсовые (и послерейсовые) осмотры; журналы</w:t>
             </w:r>
           </w:p>
         </w:tc>
@@ -9249,7 +10903,7 @@
                 <w:sz w:val="20"/>
                 <w:szCs w:val="20"/>
               </w:rPr>
-              <w:t>Автомобиль старше четырёх лет</w:t>
+              <w:t>До первого выезда</w:t>
             </w:r>
           </w:p>
         </w:tc>
@@ -9280,7 +10934,7 @@
                 <w:sz w:val="20"/>
                 <w:szCs w:val="20"/>
               </w:rPr>
-              <w:t>4–10 лет — раз в два года, старше — ежегодно</w:t>
+              <w:t>Дистанционные — с очными ХТИ дважды в год</w:t>
             </w:r>
           </w:p>
         </w:tc>
@@ -9289,91 +10943,33 @@
         <w:trPr/>
         <w:tc>
           <w:tcPr>
-            <w:tcW w:w="3799" w:type="dxa"/>
-            <w:tcBorders>
-              <w:top w:val="single" w:sz="4" w:space="0" w:color="D9D9D9"/>
-              <w:left w:val="single" w:sz="4" w:space="0" w:color="D9D9D9"/>
-              <w:bottom w:val="single" w:sz="4" w:space="0" w:color="D9D9D9"/>
-              <w:right w:val="single" w:sz="4" w:space="0" w:color="D9D9D9"/>
-            </w:tcBorders>
-          </w:tcPr>
-          <w:p>
-            <w:pPr>
-              <w:pStyle w:val="Normal"/>
-              <w:spacing w:lineRule="auto" w:line="252" w:before="0" w:after="0"/>
-              <w:jc w:val="left"/>
-              <w:rPr/>
-            </w:pPr>
-            <w:r>
-              <w:rPr>
-                <w:rFonts w:eastAsia="Roboto" w:cs="Roboto"/>
-                <w:b w:val="false"/>
-                <w:bCs w:val="false"/>
-                <w:color w:val="333333"/>
-                <w:sz w:val="20"/>
-                <w:szCs w:val="20"/>
-              </w:rPr>
-              <w:t>Путевые листы</w:t>
-            </w:r>
-          </w:p>
-        </w:tc>
-        <w:tc>
-          <w:tcPr>
-            <w:tcW w:w="2500" w:type="dxa"/>
-            <w:tcBorders>
-              <w:top w:val="single" w:sz="4" w:space="0" w:color="D9D9D9"/>
-              <w:left w:val="single" w:sz="4" w:space="0" w:color="D9D9D9"/>
-              <w:bottom w:val="single" w:sz="4" w:space="0" w:color="D9D9D9"/>
-              <w:right w:val="single" w:sz="4" w:space="0" w:color="D9D9D9"/>
-            </w:tcBorders>
-          </w:tcPr>
-          <w:p>
-            <w:pPr>
-              <w:pStyle w:val="Normal"/>
-              <w:spacing w:lineRule="auto" w:line="252" w:before="0" w:after="0"/>
-              <w:jc w:val="left"/>
-              <w:rPr/>
-            </w:pPr>
-            <w:r>
-              <w:rPr>
-                <w:rFonts w:eastAsia="Roboto" w:cs="Roboto"/>
-                <w:b w:val="false"/>
-                <w:bCs w:val="false"/>
-                <w:color w:val="333333"/>
-                <w:sz w:val="20"/>
-                <w:szCs w:val="20"/>
-              </w:rPr>
-              <w:t>Перевозки пассажиров, багажа или грузов</w:t>
-            </w:r>
-          </w:p>
-        </w:tc>
-        <w:tc>
-          <w:tcPr>
-            <w:tcW w:w="2772" w:type="dxa"/>
-            <w:tcBorders>
-              <w:top w:val="single" w:sz="4" w:space="0" w:color="D9D9D9"/>
-              <w:left w:val="single" w:sz="4" w:space="0" w:color="D9D9D9"/>
-              <w:bottom w:val="single" w:sz="4" w:space="0" w:color="D9D9D9"/>
-              <w:right w:val="single" w:sz="4" w:space="0" w:color="D9D9D9"/>
-            </w:tcBorders>
-          </w:tcPr>
-          <w:p>
-            <w:pPr>
-              <w:pStyle w:val="Normal"/>
-              <w:spacing w:lineRule="auto" w:line="252" w:before="0" w:after="0"/>
-              <w:jc w:val="left"/>
-              <w:rPr/>
-            </w:pPr>
-            <w:r>
-              <w:rPr>
-                <w:rFonts w:eastAsia="Roboto" w:cs="Roboto"/>
-                <w:b w:val="false"/>
-                <w:bCs w:val="false"/>
-                <w:color w:val="333333"/>
-                <w:sz w:val="20"/>
-                <w:szCs w:val="20"/>
-              </w:rPr>
-              <w:t>ст. 6 УАТ; реквизиты — приказ № 390</w:t>
+            <w:tcW w:w="9071" w:type="dxa"/>
+            <w:gridSpan w:val="3"/>
+            <w:tcBorders>
+              <w:top w:val="single" w:sz="4" w:space="0" w:color="D9D9D9"/>
+              <w:left w:val="single" w:sz="4" w:space="0" w:color="D9D9D9"/>
+              <w:bottom w:val="single" w:sz="4" w:space="0" w:color="D9D9D9"/>
+              <w:right w:val="single" w:sz="4" w:space="0" w:color="D9D9D9"/>
+            </w:tcBorders>
+            <w:shd w:fill="D6E0EC" w:val="clear"/>
+          </w:tcPr>
+          <w:p>
+            <w:pPr>
+              <w:pStyle w:val="Normal"/>
+              <w:spacing w:lineRule="auto" w:line="252" w:before="0" w:after="0"/>
+              <w:jc w:val="left"/>
+              <w:rPr/>
+            </w:pPr>
+            <w:r>
+              <w:rPr>
+                <w:rFonts w:eastAsia="Roboto" w:cs="Roboto"/>
+                <w:b/>
+                <w:bCs/>
+                <w:color w:val="333333"/>
+                <w:sz w:val="20"/>
+                <w:szCs w:val="20"/>
+              </w:rPr>
+              <w:t>Блок 3. Закрепление автомобиля</w:t>
             </w:r>
           </w:p>
         </w:tc>
@@ -9407,7 +11003,7 @@
                 <w:sz w:val="20"/>
                 <w:szCs w:val="20"/>
               </w:rPr>
-              <w:t>Медицинские осмотры и журналы</w:t>
+              <w:t>Приказ о закреплении автомобиля за водителем</w:t>
             </w:r>
           </w:p>
         </w:tc>
@@ -9438,7 +11034,7 @@
                 <w:sz w:val="20"/>
                 <w:szCs w:val="20"/>
               </w:rPr>
-              <w:t>Работники, занятые в качестве водителей</w:t>
+              <w:t>До первого выезда</w:t>
             </w:r>
           </w:p>
         </w:tc>
@@ -9469,7 +11065,7 @@
                 <w:sz w:val="20"/>
                 <w:szCs w:val="20"/>
               </w:rPr>
-              <w:t>Предварительные, периодические, предрейсовые; послерейсовые — при перевозках пассажиров или опасных грузов</w:t>
+              <w:t>Персональное закрепление</w:t>
             </w:r>
           </w:p>
         </w:tc>
@@ -9502,7 +11098,7 @@
                 <w:sz w:val="20"/>
                 <w:szCs w:val="20"/>
               </w:rPr>
-              <w:t>Полис каско</w:t>
+              <w:t>Акт приёма-передачи автомобиля</w:t>
             </w:r>
           </w:p>
         </w:tc>
@@ -9532,7 +11128,7 @@
                 <w:sz w:val="20"/>
                 <w:szCs w:val="20"/>
               </w:rPr>
-              <w:t>Лизинг (по договору)</w:t>
+              <w:t>При закреплении</w:t>
             </w:r>
           </w:p>
         </w:tc>
@@ -9562,7 +11158,7 @@
                 <w:sz w:val="20"/>
                 <w:szCs w:val="20"/>
               </w:rPr>
-              <w:t>Вне лизинга — добровольно, категория 5</w:t>
+              <w:t>Состояние, комплектность, пробег</w:t>
             </w:r>
           </w:p>
         </w:tc>
@@ -9571,94 +11167,33 @@
         <w:trPr/>
         <w:tc>
           <w:tcPr>
-            <w:tcW w:w="3799" w:type="dxa"/>
-            <w:tcBorders>
-              <w:top w:val="single" w:sz="4" w:space="0" w:color="D9D9D9"/>
-              <w:left w:val="single" w:sz="4" w:space="0" w:color="D9D9D9"/>
-              <w:bottom w:val="single" w:sz="4" w:space="0" w:color="D9D9D9"/>
-              <w:right w:val="single" w:sz="4" w:space="0" w:color="D9D9D9"/>
-            </w:tcBorders>
-            <w:shd w:fill="F5F5F5" w:val="clear"/>
-          </w:tcPr>
-          <w:p>
-            <w:pPr>
-              <w:pStyle w:val="Normal"/>
-              <w:spacing w:lineRule="auto" w:line="252" w:before="0" w:after="0"/>
-              <w:jc w:val="left"/>
-              <w:rPr/>
-            </w:pPr>
-            <w:r>
-              <w:rPr>
-                <w:rFonts w:eastAsia="Roboto" w:cs="Roboto"/>
-                <w:b w:val="false"/>
-                <w:bCs w:val="false"/>
-                <w:color w:val="333333"/>
-                <w:sz w:val="20"/>
-                <w:szCs w:val="20"/>
-              </w:rPr>
-              <w:t>Пересчёт налоговой базы при УСН</w:t>
-            </w:r>
-          </w:p>
-        </w:tc>
-        <w:tc>
-          <w:tcPr>
-            <w:tcW w:w="2500" w:type="dxa"/>
-            <w:tcBorders>
-              <w:top w:val="single" w:sz="4" w:space="0" w:color="D9D9D9"/>
-              <w:left w:val="single" w:sz="4" w:space="0" w:color="D9D9D9"/>
-              <w:bottom w:val="single" w:sz="4" w:space="0" w:color="D9D9D9"/>
-              <w:right w:val="single" w:sz="4" w:space="0" w:color="D9D9D9"/>
-            </w:tcBorders>
-            <w:shd w:fill="F5F5F5" w:val="clear"/>
-          </w:tcPr>
-          <w:p>
-            <w:pPr>
-              <w:pStyle w:val="Normal"/>
-              <w:spacing w:lineRule="auto" w:line="252" w:before="0" w:after="0"/>
-              <w:jc w:val="left"/>
-              <w:rPr/>
-            </w:pPr>
-            <w:r>
-              <w:rPr>
-                <w:rFonts w:eastAsia="Roboto" w:cs="Roboto"/>
-                <w:b w:val="false"/>
-                <w:bCs w:val="false"/>
-                <w:color w:val="333333"/>
-                <w:sz w:val="20"/>
-                <w:szCs w:val="20"/>
-              </w:rPr>
-              <w:t>Продажа ранее трёх лет с учёта расходов</w:t>
-            </w:r>
-          </w:p>
-        </w:tc>
-        <w:tc>
-          <w:tcPr>
-            <w:tcW w:w="2772" w:type="dxa"/>
-            <w:tcBorders>
-              <w:top w:val="single" w:sz="4" w:space="0" w:color="D9D9D9"/>
-              <w:left w:val="single" w:sz="4" w:space="0" w:color="D9D9D9"/>
-              <w:bottom w:val="single" w:sz="4" w:space="0" w:color="D9D9D9"/>
-              <w:right w:val="single" w:sz="4" w:space="0" w:color="D9D9D9"/>
-            </w:tcBorders>
-            <w:shd w:fill="F5F5F5" w:val="clear"/>
-          </w:tcPr>
-          <w:p>
-            <w:pPr>
-              <w:pStyle w:val="Normal"/>
-              <w:spacing w:lineRule="auto" w:line="252" w:before="0" w:after="0"/>
-              <w:jc w:val="left"/>
-              <w:rPr/>
-            </w:pPr>
-            <w:r>
-              <w:rPr>
-                <w:rFonts w:eastAsia="Roboto" w:cs="Roboto"/>
-                <w:b w:val="false"/>
-                <w:bCs w:val="false"/>
-                <w:color w:val="333333"/>
-                <w:sz w:val="20"/>
-                <w:szCs w:val="20"/>
-              </w:rPr>
-              <w:t>п. 3 ст. 346.16 НК РФ</w:t>
+            <w:tcW w:w="9071" w:type="dxa"/>
+            <w:gridSpan w:val="3"/>
+            <w:tcBorders>
+              <w:top w:val="single" w:sz="4" w:space="0" w:color="D9D9D9"/>
+              <w:left w:val="single" w:sz="4" w:space="0" w:color="D9D9D9"/>
+              <w:bottom w:val="single" w:sz="4" w:space="0" w:color="D9D9D9"/>
+              <w:right w:val="single" w:sz="4" w:space="0" w:color="D9D9D9"/>
+            </w:tcBorders>
+            <w:shd w:fill="D6E0EC" w:val="clear"/>
+          </w:tcPr>
+          <w:p>
+            <w:pPr>
+              <w:pStyle w:val="Normal"/>
+              <w:spacing w:lineRule="auto" w:line="252" w:before="0" w:after="0"/>
+              <w:jc w:val="left"/>
+              <w:rPr/>
+            </w:pPr>
+            <w:r>
+              <w:rPr>
+                <w:rFonts w:eastAsia="Roboto" w:cs="Roboto"/>
+                <w:b/>
+                <w:bCs/>
+                <w:color w:val="333333"/>
+                <w:sz w:val="20"/>
+                <w:szCs w:val="20"/>
+              </w:rPr>
+              <w:t>Блок 4. Эксплуатационные обязанности</w:t>
             </w:r>
           </w:p>
         </w:tc>
@@ -9691,7 +11226,7 @@
                 <w:sz w:val="20"/>
                 <w:szCs w:val="20"/>
               </w:rPr>
-              <w:t>Доверенность представителя</w:t>
+              <w:t>Приказ о возложении обязанностей по эксплуатации, сохранности, документам, топливу, парковке, контролю сроков ТО</w:t>
             </w:r>
           </w:p>
         </w:tc>
@@ -9721,7 +11256,7 @@
                 <w:sz w:val="20"/>
                 <w:szCs w:val="20"/>
               </w:rPr>
-              <w:t>Регистрация и иные действия через представителя</w:t>
+              <w:t>До первого выезда</w:t>
             </w:r>
           </w:p>
         </w:tc>
@@ -9751,7 +11286,7 @@
                 <w:sz w:val="20"/>
                 <w:szCs w:val="20"/>
               </w:rPr>
-              <w:t>—</w:t>
+              <w:t>Формулировки — разд. 6; без статусов «ответственный за БДД» и «контролёр техсостояния»</w:t>
             </w:r>
           </w:p>
         </w:tc>
@@ -9786,7 +11321,7 @@
                 <w:sz w:val="20"/>
                 <w:szCs w:val="20"/>
               </w:rPr>
-              <w:t>Категория 3. Налоговые доказательства</w:t>
+              <w:t>Блок 5. Локальное регулирование</w:t>
             </w:r>
           </w:p>
         </w:tc>
@@ -9819,7 +11354,7 @@
                 <w:sz w:val="20"/>
                 <w:szCs w:val="20"/>
               </w:rPr>
-              <w:t>Путевые листы (вне обязательных случаев) или маршрутные и служебные отчёты</w:t>
+              <w:t>Положение об эксплуатации служебного легкового автомобиля</w:t>
             </w:r>
           </w:p>
         </w:tc>
@@ -9849,7 +11384,7 @@
                 <w:sz w:val="20"/>
                 <w:szCs w:val="20"/>
               </w:rPr>
-              <w:t>На поездку / период</w:t>
+              <w:t>До начала эксплуатации</w:t>
             </w:r>
           </w:p>
         </w:tc>
@@ -9879,7 +11414,7 @@
                 <w:sz w:val="20"/>
                 <w:szCs w:val="20"/>
               </w:rPr>
-              <w:t>Самый защищённый вариант — путевой лист</w:t>
+              <w:t>Включая запрет личного использования и передачи управления</w:t>
             </w:r>
           </w:p>
         </w:tc>
@@ -9913,7 +11448,7 @@
                 <w:sz w:val="20"/>
                 <w:szCs w:val="20"/>
               </w:rPr>
-              <w:t>Приказ о нормах расхода топлива, акты списания</w:t>
+              <w:t>Положение (раздел) о рабочем времени и отдыхе водителя</w:t>
             </w:r>
           </w:p>
         </w:tc>
@@ -9944,7 +11479,7 @@
                 <w:sz w:val="20"/>
                 <w:szCs w:val="20"/>
               </w:rPr>
-              <w:t>Один раз; акты — ежемесячно</w:t>
+              <w:t>До начала эксплуатации</w:t>
             </w:r>
           </w:p>
         </w:tc>
@@ -9975,7 +11510,7 @@
                 <w:sz w:val="20"/>
                 <w:szCs w:val="20"/>
               </w:rPr>
-              <w:t>АМ-23-р или данные производителя и замеры</w:t>
+              <w:t>Под правила, действующие с 01.09.2026</w:t>
             </w:r>
           </w:p>
         </w:tc>
@@ -9984,91 +11519,33 @@
         <w:trPr/>
         <w:tc>
           <w:tcPr>
-            <w:tcW w:w="3799" w:type="dxa"/>
-            <w:tcBorders>
-              <w:top w:val="single" w:sz="4" w:space="0" w:color="D9D9D9"/>
-              <w:left w:val="single" w:sz="4" w:space="0" w:color="D9D9D9"/>
-              <w:bottom w:val="single" w:sz="4" w:space="0" w:color="D9D9D9"/>
-              <w:right w:val="single" w:sz="4" w:space="0" w:color="D9D9D9"/>
-            </w:tcBorders>
-          </w:tcPr>
-          <w:p>
-            <w:pPr>
-              <w:pStyle w:val="Normal"/>
-              <w:spacing w:lineRule="auto" w:line="252" w:before="0" w:after="0"/>
-              <w:jc w:val="left"/>
-              <w:rPr/>
-            </w:pPr>
-            <w:r>
-              <w:rPr>
-                <w:rFonts w:eastAsia="Roboto" w:cs="Roboto"/>
-                <w:b w:val="false"/>
-                <w:bCs w:val="false"/>
-                <w:color w:val="333333"/>
-                <w:sz w:val="20"/>
-                <w:szCs w:val="20"/>
-              </w:rPr>
-              <w:t>Отчёты топливных карт, данные GPS/ГЛОНАСС, показания одометра</w:t>
-            </w:r>
-          </w:p>
-        </w:tc>
-        <w:tc>
-          <w:tcPr>
-            <w:tcW w:w="2500" w:type="dxa"/>
-            <w:tcBorders>
-              <w:top w:val="single" w:sz="4" w:space="0" w:color="D9D9D9"/>
-              <w:left w:val="single" w:sz="4" w:space="0" w:color="D9D9D9"/>
-              <w:bottom w:val="single" w:sz="4" w:space="0" w:color="D9D9D9"/>
-              <w:right w:val="single" w:sz="4" w:space="0" w:color="D9D9D9"/>
-            </w:tcBorders>
-          </w:tcPr>
-          <w:p>
-            <w:pPr>
-              <w:pStyle w:val="Normal"/>
-              <w:spacing w:lineRule="auto" w:line="252" w:before="0" w:after="0"/>
-              <w:jc w:val="left"/>
-              <w:rPr/>
-            </w:pPr>
-            <w:r>
-              <w:rPr>
-                <w:rFonts w:eastAsia="Roboto" w:cs="Roboto"/>
-                <w:b w:val="false"/>
-                <w:bCs w:val="false"/>
-                <w:color w:val="333333"/>
-                <w:sz w:val="20"/>
-                <w:szCs w:val="20"/>
-              </w:rPr>
-              <w:t>Ежемесячно</w:t>
-            </w:r>
-          </w:p>
-        </w:tc>
-        <w:tc>
-          <w:tcPr>
-            <w:tcW w:w="2772" w:type="dxa"/>
-            <w:tcBorders>
-              <w:top w:val="single" w:sz="4" w:space="0" w:color="D9D9D9"/>
-              <w:left w:val="single" w:sz="4" w:space="0" w:color="D9D9D9"/>
-              <w:bottom w:val="single" w:sz="4" w:space="0" w:color="D9D9D9"/>
-              <w:right w:val="single" w:sz="4" w:space="0" w:color="D9D9D9"/>
-            </w:tcBorders>
-          </w:tcPr>
-          <w:p>
-            <w:pPr>
-              <w:pStyle w:val="Normal"/>
-              <w:spacing w:lineRule="auto" w:line="252" w:before="0" w:after="0"/>
-              <w:jc w:val="left"/>
-              <w:rPr/>
-            </w:pPr>
-            <w:r>
-              <w:rPr>
-                <w:rFonts w:eastAsia="Roboto" w:cs="Roboto"/>
-                <w:b w:val="false"/>
-                <w:bCs w:val="false"/>
-                <w:color w:val="333333"/>
-                <w:sz w:val="20"/>
-                <w:szCs w:val="20"/>
-              </w:rPr>
-              <w:t>Должны подтверждать маршрут, пробег, расход, деловую цель</w:t>
+            <w:tcW w:w="9071" w:type="dxa"/>
+            <w:gridSpan w:val="3"/>
+            <w:tcBorders>
+              <w:top w:val="single" w:sz="4" w:space="0" w:color="D9D9D9"/>
+              <w:left w:val="single" w:sz="4" w:space="0" w:color="D9D9D9"/>
+              <w:bottom w:val="single" w:sz="4" w:space="0" w:color="D9D9D9"/>
+              <w:right w:val="single" w:sz="4" w:space="0" w:color="D9D9D9"/>
+            </w:tcBorders>
+            <w:shd w:fill="D6E0EC" w:val="clear"/>
+          </w:tcPr>
+          <w:p>
+            <w:pPr>
+              <w:pStyle w:val="Normal"/>
+              <w:spacing w:lineRule="auto" w:line="252" w:before="0" w:after="0"/>
+              <w:jc w:val="left"/>
+              <w:rPr/>
+            </w:pPr>
+            <w:r>
+              <w:rPr>
+                <w:rFonts w:eastAsia="Roboto" w:cs="Roboto"/>
+                <w:b/>
+                <w:bCs/>
+                <w:color w:val="333333"/>
+                <w:sz w:val="20"/>
+                <w:szCs w:val="20"/>
+              </w:rPr>
+              <w:t>Блок 6. Текущая эксплуатация</w:t>
             </w:r>
           </w:p>
         </w:tc>
@@ -10102,7 +11579,7 @@
                 <w:sz w:val="20"/>
                 <w:szCs w:val="20"/>
               </w:rPr>
-              <w:t>Документы о личном использовании (запрет или оформление)</w:t>
+              <w:t>Путевые листы; журнал их регистрации</w:t>
             </w:r>
           </w:p>
         </w:tc>
@@ -10133,7 +11610,7 @@
                 <w:sz w:val="20"/>
                 <w:szCs w:val="20"/>
               </w:rPr>
-              <w:t>До допуска личных поездок</w:t>
+              <w:t>На каждый день, смену или рейс</w:t>
             </w:r>
           </w:p>
         </w:tc>
@@ -10164,7 +11641,7 @@
                 <w:sz w:val="20"/>
                 <w:szCs w:val="20"/>
               </w:rPr>
-              <w:t>Иначе — НДФЛ, взносы, пени при проверке</w:t>
+              <w:t>До выпуска автомобиля на линию</w:t>
             </w:r>
           </w:p>
         </w:tc>
@@ -10173,33 +11650,91 @@
         <w:trPr/>
         <w:tc>
           <w:tcPr>
-            <w:tcW w:w="9071" w:type="dxa"/>
-            <w:gridSpan w:val="3"/>
-            <w:tcBorders>
-              <w:top w:val="single" w:sz="4" w:space="0" w:color="D9D9D9"/>
-              <w:left w:val="single" w:sz="4" w:space="0" w:color="D9D9D9"/>
-              <w:bottom w:val="single" w:sz="4" w:space="0" w:color="D9D9D9"/>
-              <w:right w:val="single" w:sz="4" w:space="0" w:color="D9D9D9"/>
-            </w:tcBorders>
-            <w:shd w:fill="D6E0EC" w:val="clear"/>
-          </w:tcPr>
-          <w:p>
-            <w:pPr>
-              <w:pStyle w:val="Normal"/>
-              <w:spacing w:lineRule="auto" w:line="252" w:before="0" w:after="0"/>
-              <w:jc w:val="left"/>
-              <w:rPr/>
-            </w:pPr>
-            <w:r>
-              <w:rPr>
-                <w:rFonts w:eastAsia="Roboto" w:cs="Roboto"/>
-                <w:b/>
-                <w:bCs/>
-                <w:color w:val="333333"/>
-                <w:sz w:val="20"/>
-                <w:szCs w:val="20"/>
-              </w:rPr>
-              <w:t>Категория 4. Рекомендованные внутренние контроли</w:t>
+            <w:tcW w:w="3799" w:type="dxa"/>
+            <w:tcBorders>
+              <w:top w:val="single" w:sz="4" w:space="0" w:color="D9D9D9"/>
+              <w:left w:val="single" w:sz="4" w:space="0" w:color="D9D9D9"/>
+              <w:bottom w:val="single" w:sz="4" w:space="0" w:color="D9D9D9"/>
+              <w:right w:val="single" w:sz="4" w:space="0" w:color="D9D9D9"/>
+            </w:tcBorders>
+          </w:tcPr>
+          <w:p>
+            <w:pPr>
+              <w:pStyle w:val="Normal"/>
+              <w:spacing w:lineRule="auto" w:line="252" w:before="0" w:after="0"/>
+              <w:jc w:val="left"/>
+              <w:rPr/>
+            </w:pPr>
+            <w:r>
+              <w:rPr>
+                <w:rFonts w:eastAsia="Roboto" w:cs="Roboto"/>
+                <w:b w:val="false"/>
+                <w:bCs w:val="false"/>
+                <w:color w:val="333333"/>
+                <w:sz w:val="20"/>
+                <w:szCs w:val="20"/>
+              </w:rPr>
+              <w:t>Служебные задания или маршрутные сведения</w:t>
+            </w:r>
+          </w:p>
+        </w:tc>
+        <w:tc>
+          <w:tcPr>
+            <w:tcW w:w="2500" w:type="dxa"/>
+            <w:tcBorders>
+              <w:top w:val="single" w:sz="4" w:space="0" w:color="D9D9D9"/>
+              <w:left w:val="single" w:sz="4" w:space="0" w:color="D9D9D9"/>
+              <w:bottom w:val="single" w:sz="4" w:space="0" w:color="D9D9D9"/>
+              <w:right w:val="single" w:sz="4" w:space="0" w:color="D9D9D9"/>
+            </w:tcBorders>
+          </w:tcPr>
+          <w:p>
+            <w:pPr>
+              <w:pStyle w:val="Normal"/>
+              <w:spacing w:lineRule="auto" w:line="252" w:before="0" w:after="0"/>
+              <w:jc w:val="left"/>
+              <w:rPr/>
+            </w:pPr>
+            <w:r>
+              <w:rPr>
+                <w:rFonts w:eastAsia="Roboto" w:cs="Roboto"/>
+                <w:b w:val="false"/>
+                <w:bCs w:val="false"/>
+                <w:color w:val="333333"/>
+                <w:sz w:val="20"/>
+                <w:szCs w:val="20"/>
+              </w:rPr>
+              <w:t>На поездку / период</w:t>
+            </w:r>
+          </w:p>
+        </w:tc>
+        <w:tc>
+          <w:tcPr>
+            <w:tcW w:w="2772" w:type="dxa"/>
+            <w:tcBorders>
+              <w:top w:val="single" w:sz="4" w:space="0" w:color="D9D9D9"/>
+              <w:left w:val="single" w:sz="4" w:space="0" w:color="D9D9D9"/>
+              <w:bottom w:val="single" w:sz="4" w:space="0" w:color="D9D9D9"/>
+              <w:right w:val="single" w:sz="4" w:space="0" w:color="D9D9D9"/>
+            </w:tcBorders>
+          </w:tcPr>
+          <w:p>
+            <w:pPr>
+              <w:pStyle w:val="Normal"/>
+              <w:spacing w:lineRule="auto" w:line="252" w:before="0" w:after="0"/>
+              <w:jc w:val="left"/>
+              <w:rPr/>
+            </w:pPr>
+            <w:r>
+              <w:rPr>
+                <w:rFonts w:eastAsia="Roboto" w:cs="Roboto"/>
+                <w:b w:val="false"/>
+                <w:bCs w:val="false"/>
+                <w:color w:val="333333"/>
+                <w:sz w:val="20"/>
+                <w:szCs w:val="20"/>
+              </w:rPr>
+              <w:t>Связь поездки с деловой целью</w:t>
             </w:r>
           </w:p>
         </w:tc>
@@ -10233,7 +11768,7 @@
                 <w:sz w:val="20"/>
                 <w:szCs w:val="20"/>
               </w:rPr>
-              <w:t>Положение о служебном транспорте</w:t>
+              <w:t>Журнал учёта неисправностей; документы ТО и ремонта</w:t>
             </w:r>
           </w:p>
         </w:tc>
@@ -10264,7 +11799,7 @@
                 <w:sz w:val="20"/>
                 <w:szCs w:val="20"/>
               </w:rPr>
-              <w:t>Один раз, до начала эксплуатации</w:t>
+              <w:t>Постоянно; по событиям</w:t>
             </w:r>
           </w:p>
         </w:tc>
@@ -10295,7 +11830,7 @@
                 <w:sz w:val="20"/>
                 <w:szCs w:val="20"/>
               </w:rPr>
-              <w:t>Не заменяет обязательные процедуры</w:t>
+              <w:t>Заказ-наряды, акты</w:t>
             </w:r>
           </w:p>
         </w:tc>
@@ -10304,91 +11839,33 @@
         <w:trPr/>
         <w:tc>
           <w:tcPr>
-            <w:tcW w:w="3799" w:type="dxa"/>
-            <w:tcBorders>
-              <w:top w:val="single" w:sz="4" w:space="0" w:color="D9D9D9"/>
-              <w:left w:val="single" w:sz="4" w:space="0" w:color="D9D9D9"/>
-              <w:bottom w:val="single" w:sz="4" w:space="0" w:color="D9D9D9"/>
-              <w:right w:val="single" w:sz="4" w:space="0" w:color="D9D9D9"/>
-            </w:tcBorders>
-          </w:tcPr>
-          <w:p>
-            <w:pPr>
-              <w:pStyle w:val="Normal"/>
-              <w:spacing w:lineRule="auto" w:line="252" w:before="0" w:after="0"/>
-              <w:jc w:val="left"/>
-              <w:rPr/>
-            </w:pPr>
-            <w:r>
-              <w:rPr>
-                <w:rFonts w:eastAsia="Roboto" w:cs="Roboto"/>
-                <w:b w:val="false"/>
-                <w:bCs w:val="false"/>
-                <w:color w:val="333333"/>
-                <w:sz w:val="20"/>
-                <w:szCs w:val="20"/>
-              </w:rPr>
-              <w:t>Приказы: ответственный, закрепление + акт передачи, лимиты расходов</w:t>
-            </w:r>
-          </w:p>
-        </w:tc>
-        <w:tc>
-          <w:tcPr>
-            <w:tcW w:w="2500" w:type="dxa"/>
-            <w:tcBorders>
-              <w:top w:val="single" w:sz="4" w:space="0" w:color="D9D9D9"/>
-              <w:left w:val="single" w:sz="4" w:space="0" w:color="D9D9D9"/>
-              <w:bottom w:val="single" w:sz="4" w:space="0" w:color="D9D9D9"/>
-              <w:right w:val="single" w:sz="4" w:space="0" w:color="D9D9D9"/>
-            </w:tcBorders>
-          </w:tcPr>
-          <w:p>
-            <w:pPr>
-              <w:pStyle w:val="Normal"/>
-              <w:spacing w:lineRule="auto" w:line="252" w:before="0" w:after="0"/>
-              <w:jc w:val="left"/>
-              <w:rPr/>
-            </w:pPr>
-            <w:r>
-              <w:rPr>
-                <w:rFonts w:eastAsia="Roboto" w:cs="Roboto"/>
-                <w:b w:val="false"/>
-                <w:bCs w:val="false"/>
-                <w:color w:val="333333"/>
-                <w:sz w:val="20"/>
-                <w:szCs w:val="20"/>
-              </w:rPr>
-              <w:t>До начала эксплуатации; при смене водителя</w:t>
-            </w:r>
-          </w:p>
-        </w:tc>
-        <w:tc>
-          <w:tcPr>
-            <w:tcW w:w="2772" w:type="dxa"/>
-            <w:tcBorders>
-              <w:top w:val="single" w:sz="4" w:space="0" w:color="D9D9D9"/>
-              <w:left w:val="single" w:sz="4" w:space="0" w:color="D9D9D9"/>
-              <w:bottom w:val="single" w:sz="4" w:space="0" w:color="D9D9D9"/>
-              <w:right w:val="single" w:sz="4" w:space="0" w:color="D9D9D9"/>
-            </w:tcBorders>
-          </w:tcPr>
-          <w:p>
-            <w:pPr>
-              <w:pStyle w:val="Normal"/>
-              <w:spacing w:lineRule="auto" w:line="252" w:before="0" w:after="0"/>
-              <w:jc w:val="left"/>
-              <w:rPr/>
-            </w:pPr>
-            <w:r>
-              <w:rPr>
-                <w:rFonts w:eastAsia="Roboto" w:cs="Roboto"/>
-                <w:b w:val="false"/>
-                <w:bCs w:val="false"/>
-                <w:color w:val="333333"/>
-                <w:sz w:val="20"/>
-                <w:szCs w:val="20"/>
-              </w:rPr>
-              <w:t>Распределение функций между службами</w:t>
+            <w:tcW w:w="9071" w:type="dxa"/>
+            <w:gridSpan w:val="3"/>
+            <w:tcBorders>
+              <w:top w:val="single" w:sz="4" w:space="0" w:color="D9D9D9"/>
+              <w:left w:val="single" w:sz="4" w:space="0" w:color="D9D9D9"/>
+              <w:bottom w:val="single" w:sz="4" w:space="0" w:color="D9D9D9"/>
+              <w:right w:val="single" w:sz="4" w:space="0" w:color="D9D9D9"/>
+            </w:tcBorders>
+            <w:shd w:fill="D6E0EC" w:val="clear"/>
+          </w:tcPr>
+          <w:p>
+            <w:pPr>
+              <w:pStyle w:val="Normal"/>
+              <w:spacing w:lineRule="auto" w:line="252" w:before="0" w:after="0"/>
+              <w:jc w:val="left"/>
+              <w:rPr/>
+            </w:pPr>
+            <w:r>
+              <w:rPr>
+                <w:rFonts w:eastAsia="Roboto" w:cs="Roboto"/>
+                <w:b/>
+                <w:bCs/>
+                <w:color w:val="333333"/>
+                <w:sz w:val="20"/>
+                <w:szCs w:val="20"/>
+              </w:rPr>
+              <w:t>Блок 7. Топливо</w:t>
             </w:r>
           </w:p>
         </w:tc>
@@ -10422,7 +11899,7 @@
                 <w:sz w:val="20"/>
                 <w:szCs w:val="20"/>
               </w:rPr>
-              <w:t>Календарь юридически значимых сроков</w:t>
+              <w:t>Приказ о нормах расхода; топливная карта (договор)</w:t>
             </w:r>
           </w:p>
         </w:tc>
@@ -10453,7 +11930,7 @@
                 <w:sz w:val="20"/>
                 <w:szCs w:val="20"/>
               </w:rPr>
-              <w:t>Постоянно</w:t>
+              <w:t>Один раз; пересмотр по сезону</w:t>
             </w:r>
           </w:p>
         </w:tc>
@@ -10484,7 +11961,7 @@
                 <w:sz w:val="20"/>
                 <w:szCs w:val="20"/>
               </w:rPr>
-              <w:t>Перечень — в разд. 11</w:t>
+              <w:t>АМ-23-р или данные производителя</w:t>
             </w:r>
           </w:p>
         </w:tc>
@@ -10517,7 +11994,7 @@
                 <w:sz w:val="20"/>
                 <w:szCs w:val="20"/>
               </w:rPr>
-              <w:t>Порядок действий при ДТП и штрафах; служебные расследования</w:t>
+              <w:t>Отчёты оператора, чеки, ежемесячный акт списания ГСМ</w:t>
             </w:r>
           </w:p>
         </w:tc>
@@ -10547,7 +12024,7 @@
                 <w:sz w:val="20"/>
                 <w:szCs w:val="20"/>
               </w:rPr>
-              <w:t>Раздел положения; по событиям</w:t>
+              <w:t>Ежемесячно</w:t>
             </w:r>
           </w:p>
         </w:tc>
@@ -10577,7 +12054,7 @@
                 <w:sz w:val="20"/>
                 <w:szCs w:val="20"/>
               </w:rPr>
-              <w:t>Взыскание с работника — с учётом ограничений ТК РФ</w:t>
+              <w:t>По пробегу из путевых листов</w:t>
             </w:r>
           </w:p>
         </w:tc>
@@ -10612,7 +12089,7 @@
                 <w:sz w:val="20"/>
                 <w:szCs w:val="20"/>
               </w:rPr>
-              <w:t>Категория 5. Договорные документы</w:t>
+              <w:t>Блок 8. Ответственность и происшествия</w:t>
             </w:r>
           </w:p>
         </w:tc>
@@ -10645,7 +12122,7 @@
                 <w:sz w:val="20"/>
                 <w:szCs w:val="20"/>
               </w:rPr>
-              <w:t>Договоры: сервис, топливные карты, парковка, мойка, хранение шин</w:t>
+              <w:t>Порядок действий при ДТП; порядок фиксации повреждений</w:t>
             </w:r>
           </w:p>
         </w:tc>
@@ -10675,7 +12152,7 @@
                 <w:sz w:val="20"/>
                 <w:szCs w:val="20"/>
               </w:rPr>
-              <w:t>По потребности</w:t>
+              <w:t>Раздел положения</w:t>
             </w:r>
           </w:p>
         </w:tc>
@@ -10705,7 +12182,7 @@
                 <w:sz w:val="20"/>
                 <w:szCs w:val="20"/>
               </w:rPr>
-              <w:t>Заказ-наряды, акты — по событиям</w:t>
+              <w:t>—</w:t>
             </w:r>
           </w:p>
         </w:tc>
@@ -10739,7 +12216,7 @@
                 <w:sz w:val="20"/>
                 <w:szCs w:val="20"/>
               </w:rPr>
-              <w:t>Договор с медицинской организацией (или оператором дистанционных осмотров)</w:t>
+              <w:t>Форма служебной записки; приказ о расследовании; акт определения ущерба</w:t>
             </w:r>
           </w:p>
         </w:tc>
@@ -10770,7 +12247,7 @@
                 <w:sz w:val="20"/>
                 <w:szCs w:val="20"/>
               </w:rPr>
-              <w:t>До первого выезда работника-водителя</w:t>
+              <w:t>По событиям</w:t>
             </w:r>
           </w:p>
         </w:tc>
@@ -10801,7 +12278,7 @@
                 <w:sz w:val="20"/>
                 <w:szCs w:val="20"/>
               </w:rPr>
-              <w:t>Для категории 2 — обязателен по сути</w:t>
+              <w:t>Взыскание — в пределах ТК РФ</w:t>
             </w:r>
           </w:p>
         </w:tc>
@@ -10810,6 +12287,41 @@
         <w:trPr/>
         <w:tc>
           <w:tcPr>
+            <w:tcW w:w="9071" w:type="dxa"/>
+            <w:gridSpan w:val="3"/>
+            <w:tcBorders>
+              <w:top w:val="single" w:sz="4" w:space="0" w:color="D9D9D9"/>
+              <w:left w:val="single" w:sz="4" w:space="0" w:color="D9D9D9"/>
+              <w:bottom w:val="single" w:sz="4" w:space="0" w:color="D9D9D9"/>
+              <w:right w:val="single" w:sz="4" w:space="0" w:color="D9D9D9"/>
+            </w:tcBorders>
+            <w:shd w:fill="D6E0EC" w:val="clear"/>
+          </w:tcPr>
+          <w:p>
+            <w:pPr>
+              <w:pStyle w:val="Normal"/>
+              <w:spacing w:lineRule="auto" w:line="252" w:before="0" w:after="0"/>
+              <w:jc w:val="left"/>
+              <w:rPr/>
+            </w:pPr>
+            <w:r>
+              <w:rPr>
+                <w:rFonts w:eastAsia="Roboto" w:cs="Roboto"/>
+                <w:b/>
+                <w:bCs/>
+                <w:color w:val="333333"/>
+                <w:sz w:val="20"/>
+                <w:szCs w:val="20"/>
+              </w:rPr>
+              <w:t>Блок 9. Страхование и защита актива</w:t>
+            </w:r>
+          </w:p>
+        </w:tc>
+      </w:tr>
+      <w:tr>
+        <w:trPr/>
+        <w:tc>
+          <w:tcPr>
             <w:tcW w:w="3799" w:type="dxa"/>
             <w:tcBorders>
               <w:top w:val="single" w:sz="4" w:space="0" w:color="D9D9D9"/>
@@ -10817,24 +12329,25 @@
               <w:bottom w:val="single" w:sz="4" w:space="0" w:color="D9D9D9"/>
               <w:right w:val="single" w:sz="4" w:space="0" w:color="D9D9D9"/>
             </w:tcBorders>
-          </w:tcPr>
-          <w:p>
-            <w:pPr>
-              <w:pStyle w:val="Normal"/>
-              <w:spacing w:lineRule="auto" w:line="252" w:before="0" w:after="0"/>
-              <w:jc w:val="left"/>
-              <w:rPr/>
-            </w:pPr>
-            <w:r>
-              <w:rPr>
-                <w:rFonts w:eastAsia="Roboto" w:cs="Roboto"/>
-                <w:b w:val="false"/>
-                <w:bCs w:val="false"/>
-                <w:color w:val="333333"/>
-                <w:sz w:val="20"/>
-                <w:szCs w:val="20"/>
-              </w:rPr>
-              <w:t>Полис каско (вне лизинга), ДСАГО</w:t>
+            <w:shd w:fill="F5F5F5" w:val="clear"/>
+          </w:tcPr>
+          <w:p>
+            <w:pPr>
+              <w:pStyle w:val="Normal"/>
+              <w:spacing w:lineRule="auto" w:line="252" w:before="0" w:after="0"/>
+              <w:jc w:val="left"/>
+              <w:rPr/>
+            </w:pPr>
+            <w:r>
+              <w:rPr>
+                <w:rFonts w:eastAsia="Roboto" w:cs="Roboto"/>
+                <w:b w:val="false"/>
+                <w:bCs w:val="false"/>
+                <w:color w:val="333333"/>
+                <w:sz w:val="20"/>
+                <w:szCs w:val="20"/>
+              </w:rPr>
+              <w:t>Полис ОСАГО</w:t>
             </w:r>
           </w:p>
         </w:tc>
@@ -10847,24 +12360,25 @@
               <w:bottom w:val="single" w:sz="4" w:space="0" w:color="D9D9D9"/>
               <w:right w:val="single" w:sz="4" w:space="0" w:color="D9D9D9"/>
             </w:tcBorders>
-          </w:tcPr>
-          <w:p>
-            <w:pPr>
-              <w:pStyle w:val="Normal"/>
-              <w:spacing w:lineRule="auto" w:line="252" w:before="0" w:after="0"/>
-              <w:jc w:val="left"/>
-              <w:rPr/>
-            </w:pPr>
-            <w:r>
-              <w:rPr>
-                <w:rFonts w:eastAsia="Roboto" w:cs="Roboto"/>
-                <w:b w:val="false"/>
-                <w:bCs w:val="false"/>
-                <w:color w:val="333333"/>
-                <w:sz w:val="20"/>
-                <w:szCs w:val="20"/>
-              </w:rPr>
-              <w:t>По решению организации</w:t>
+            <w:shd w:fill="F5F5F5" w:val="clear"/>
+          </w:tcPr>
+          <w:p>
+            <w:pPr>
+              <w:pStyle w:val="Normal"/>
+              <w:spacing w:lineRule="auto" w:line="252" w:before="0" w:after="0"/>
+              <w:jc w:val="left"/>
+              <w:rPr/>
+            </w:pPr>
+            <w:r>
+              <w:rPr>
+                <w:rFonts w:eastAsia="Roboto" w:cs="Roboto"/>
+                <w:b w:val="false"/>
+                <w:bCs w:val="false"/>
+                <w:color w:val="333333"/>
+                <w:sz w:val="20"/>
+                <w:szCs w:val="20"/>
+              </w:rPr>
+              <w:t>До первого использования; ежегодно</w:t>
             </w:r>
           </w:p>
         </w:tc>
@@ -10877,24 +12391,246 @@
               <w:bottom w:val="single" w:sz="4" w:space="0" w:color="D9D9D9"/>
               <w:right w:val="single" w:sz="4" w:space="0" w:color="D9D9D9"/>
             </w:tcBorders>
-          </w:tcPr>
-          <w:p>
-            <w:pPr>
-              <w:pStyle w:val="Normal"/>
-              <w:spacing w:lineRule="auto" w:line="252" w:before="0" w:after="0"/>
-              <w:jc w:val="left"/>
-              <w:rPr/>
-            </w:pPr>
-            <w:r>
-              <w:rPr>
-                <w:rFonts w:eastAsia="Roboto" w:cs="Roboto"/>
-                <w:b w:val="false"/>
-                <w:bCs w:val="false"/>
-                <w:color w:val="333333"/>
-                <w:sz w:val="20"/>
-                <w:szCs w:val="20"/>
-              </w:rPr>
-              <w:t>Защита от ущерба без виновника</w:t>
+            <w:shd w:fill="F5F5F5" w:val="clear"/>
+          </w:tcPr>
+          <w:p>
+            <w:pPr>
+              <w:pStyle w:val="Normal"/>
+              <w:spacing w:lineRule="auto" w:line="252" w:before="0" w:after="0"/>
+              <w:jc w:val="left"/>
+              <w:rPr/>
+            </w:pPr>
+            <w:r>
+              <w:rPr>
+                <w:rFonts w:eastAsia="Roboto" w:cs="Roboto"/>
+                <w:b w:val="false"/>
+                <w:bCs w:val="false"/>
+                <w:color w:val="333333"/>
+                <w:sz w:val="20"/>
+                <w:szCs w:val="20"/>
+              </w:rPr>
+              <w:t>Водитель вписан либо полис без ограничения</w:t>
+            </w:r>
+          </w:p>
+        </w:tc>
+      </w:tr>
+      <w:tr>
+        <w:trPr/>
+        <w:tc>
+          <w:tcPr>
+            <w:tcW w:w="3799" w:type="dxa"/>
+            <w:tcBorders>
+              <w:top w:val="single" w:sz="4" w:space="0" w:color="D9D9D9"/>
+              <w:left w:val="single" w:sz="4" w:space="0" w:color="D9D9D9"/>
+              <w:bottom w:val="single" w:sz="4" w:space="0" w:color="D9D9D9"/>
+              <w:right w:val="single" w:sz="4" w:space="0" w:color="D9D9D9"/>
+            </w:tcBorders>
+          </w:tcPr>
+          <w:p>
+            <w:pPr>
+              <w:pStyle w:val="Normal"/>
+              <w:spacing w:lineRule="auto" w:line="252" w:before="0" w:after="0"/>
+              <w:jc w:val="left"/>
+              <w:rPr/>
+            </w:pPr>
+            <w:r>
+              <w:rPr>
+                <w:rFonts w:eastAsia="Roboto" w:cs="Roboto"/>
+                <w:b w:val="false"/>
+                <w:bCs w:val="false"/>
+                <w:color w:val="333333"/>
+                <w:sz w:val="20"/>
+                <w:szCs w:val="20"/>
+              </w:rPr>
+              <w:t>Полис каско; порядок уведомления страховщика</w:t>
+            </w:r>
+          </w:p>
+        </w:tc>
+        <w:tc>
+          <w:tcPr>
+            <w:tcW w:w="2500" w:type="dxa"/>
+            <w:tcBorders>
+              <w:top w:val="single" w:sz="4" w:space="0" w:color="D9D9D9"/>
+              <w:left w:val="single" w:sz="4" w:space="0" w:color="D9D9D9"/>
+              <w:bottom w:val="single" w:sz="4" w:space="0" w:color="D9D9D9"/>
+              <w:right w:val="single" w:sz="4" w:space="0" w:color="D9D9D9"/>
+            </w:tcBorders>
+          </w:tcPr>
+          <w:p>
+            <w:pPr>
+              <w:pStyle w:val="Normal"/>
+              <w:spacing w:lineRule="auto" w:line="252" w:before="0" w:after="0"/>
+              <w:jc w:val="left"/>
+              <w:rPr/>
+            </w:pPr>
+            <w:r>
+              <w:rPr>
+                <w:rFonts w:eastAsia="Roboto" w:cs="Roboto"/>
+                <w:b w:val="false"/>
+                <w:bCs w:val="false"/>
+                <w:color w:val="333333"/>
+                <w:sz w:val="20"/>
+                <w:szCs w:val="20"/>
+              </w:rPr>
+              <w:t>Рекомендовано; при лизинге — обязателен по договору</w:t>
+            </w:r>
+          </w:p>
+        </w:tc>
+        <w:tc>
+          <w:tcPr>
+            <w:tcW w:w="2772" w:type="dxa"/>
+            <w:tcBorders>
+              <w:top w:val="single" w:sz="4" w:space="0" w:color="D9D9D9"/>
+              <w:left w:val="single" w:sz="4" w:space="0" w:color="D9D9D9"/>
+              <w:bottom w:val="single" w:sz="4" w:space="0" w:color="D9D9D9"/>
+              <w:right w:val="single" w:sz="4" w:space="0" w:color="D9D9D9"/>
+            </w:tcBorders>
+          </w:tcPr>
+          <w:p>
+            <w:pPr>
+              <w:pStyle w:val="Normal"/>
+              <w:spacing w:lineRule="auto" w:line="252" w:before="0" w:after="0"/>
+              <w:jc w:val="left"/>
+              <w:rPr/>
+            </w:pPr>
+            <w:r>
+              <w:rPr>
+                <w:rFonts w:eastAsia="Roboto" w:cs="Roboto"/>
+                <w:b w:val="false"/>
+                <w:bCs w:val="false"/>
+                <w:color w:val="333333"/>
+                <w:sz w:val="20"/>
+                <w:szCs w:val="20"/>
+              </w:rPr>
+              <w:t>Ключевой инструмент имущественного риска</w:t>
+            </w:r>
+          </w:p>
+        </w:tc>
+      </w:tr>
+      <w:tr>
+        <w:trPr/>
+        <w:tc>
+          <w:tcPr>
+            <w:tcW w:w="9071" w:type="dxa"/>
+            <w:gridSpan w:val="3"/>
+            <w:tcBorders>
+              <w:top w:val="single" w:sz="4" w:space="0" w:color="D9D9D9"/>
+              <w:left w:val="single" w:sz="4" w:space="0" w:color="D9D9D9"/>
+              <w:bottom w:val="single" w:sz="4" w:space="0" w:color="D9D9D9"/>
+              <w:right w:val="single" w:sz="4" w:space="0" w:color="D9D9D9"/>
+            </w:tcBorders>
+            <w:shd w:fill="D6E0EC" w:val="clear"/>
+          </w:tcPr>
+          <w:p>
+            <w:pPr>
+              <w:pStyle w:val="Normal"/>
+              <w:spacing w:lineRule="auto" w:line="252" w:before="0" w:after="0"/>
+              <w:jc w:val="left"/>
+              <w:rPr/>
+            </w:pPr>
+            <w:r>
+              <w:rPr>
+                <w:rFonts w:eastAsia="Roboto" w:cs="Roboto"/>
+                <w:b/>
+                <w:bCs/>
+                <w:color w:val="333333"/>
+                <w:sz w:val="20"/>
+                <w:szCs w:val="20"/>
+              </w:rPr>
+              <w:t>Блок 10. Возврат автомобиля</w:t>
+            </w:r>
+          </w:p>
+        </w:tc>
+      </w:tr>
+      <w:tr>
+        <w:trPr/>
+        <w:tc>
+          <w:tcPr>
+            <w:tcW w:w="3799" w:type="dxa"/>
+            <w:tcBorders>
+              <w:top w:val="single" w:sz="4" w:space="0" w:color="D9D9D9"/>
+              <w:left w:val="single" w:sz="4" w:space="0" w:color="D9D9D9"/>
+              <w:bottom w:val="single" w:sz="4" w:space="0" w:color="D9D9D9"/>
+              <w:right w:val="single" w:sz="4" w:space="0" w:color="D9D9D9"/>
+            </w:tcBorders>
+          </w:tcPr>
+          <w:p>
+            <w:pPr>
+              <w:pStyle w:val="Normal"/>
+              <w:spacing w:lineRule="auto" w:line="252" w:before="0" w:after="0"/>
+              <w:jc w:val="left"/>
+              <w:rPr/>
+            </w:pPr>
+            <w:r>
+              <w:rPr>
+                <w:rFonts w:eastAsia="Roboto" w:cs="Roboto"/>
+                <w:b w:val="false"/>
+                <w:bCs w:val="false"/>
+                <w:color w:val="333333"/>
+                <w:sz w:val="20"/>
+                <w:szCs w:val="20"/>
+              </w:rPr>
+              <w:t>Акт возврата автомобиля</w:t>
+            </w:r>
+          </w:p>
+        </w:tc>
+        <w:tc>
+          <w:tcPr>
+            <w:tcW w:w="2500" w:type="dxa"/>
+            <w:tcBorders>
+              <w:top w:val="single" w:sz="4" w:space="0" w:color="D9D9D9"/>
+              <w:left w:val="single" w:sz="4" w:space="0" w:color="D9D9D9"/>
+              <w:bottom w:val="single" w:sz="4" w:space="0" w:color="D9D9D9"/>
+              <w:right w:val="single" w:sz="4" w:space="0" w:color="D9D9D9"/>
+            </w:tcBorders>
+          </w:tcPr>
+          <w:p>
+            <w:pPr>
+              <w:pStyle w:val="Normal"/>
+              <w:spacing w:lineRule="auto" w:line="252" w:before="0" w:after="0"/>
+              <w:jc w:val="left"/>
+              <w:rPr/>
+            </w:pPr>
+            <w:r>
+              <w:rPr>
+                <w:rFonts w:eastAsia="Roboto" w:cs="Roboto"/>
+                <w:b w:val="false"/>
+                <w:bCs w:val="false"/>
+                <w:color w:val="333333"/>
+                <w:sz w:val="20"/>
+                <w:szCs w:val="20"/>
+              </w:rPr>
+              <w:t>Смена водителя, отпуск с передачей, перевод, увольнение</w:t>
+            </w:r>
+          </w:p>
+        </w:tc>
+        <w:tc>
+          <w:tcPr>
+            <w:tcW w:w="2772" w:type="dxa"/>
+            <w:tcBorders>
+              <w:top w:val="single" w:sz="4" w:space="0" w:color="D9D9D9"/>
+              <w:left w:val="single" w:sz="4" w:space="0" w:color="D9D9D9"/>
+              <w:bottom w:val="single" w:sz="4" w:space="0" w:color="D9D9D9"/>
+              <w:right w:val="single" w:sz="4" w:space="0" w:color="D9D9D9"/>
+            </w:tcBorders>
+          </w:tcPr>
+          <w:p>
+            <w:pPr>
+              <w:pStyle w:val="Normal"/>
+              <w:spacing w:lineRule="auto" w:line="252" w:before="0" w:after="0"/>
+              <w:jc w:val="left"/>
+              <w:rPr/>
+            </w:pPr>
+            <w:r>
+              <w:rPr>
+                <w:rFonts w:eastAsia="Roboto" w:cs="Roboto"/>
+                <w:b w:val="false"/>
+                <w:bCs w:val="false"/>
+                <w:color w:val="333333"/>
+                <w:sz w:val="20"/>
+                <w:szCs w:val="20"/>
+              </w:rPr>
+              <w:t>Комплектность и состояние с учётом нормального износа</w:t>
             </w:r>
           </w:p>
         </w:tc>
@@ -10988,7 +12724,7 @@
     </w:r>
     <w:r>
       <w:rPr/>
-      <w:t>16</w:t>
+      <w:t>20</w:t>
     </w:r>
     <w:r>
       <w:rPr/>
@@ -11773,6 +13509,117 @@
   <w:abstractNum w:abstractNumId="7">
     <w:lvl w:ilvl="0">
       <w:start w:val="1"/>
+      <w:numFmt w:val="decimal"/>
+      <w:lvlText w:val="%1."/>
+      <w:lvlJc w:val="left"/>
+      <w:pPr>
+        <w:tabs>
+          <w:tab w:val="num" w:pos="0"/>
+        </w:tabs>
+        <w:ind w:left="720" w:hanging="360"/>
+      </w:pPr>
+      <w:rPr/>
+    </w:lvl>
+    <w:lvl w:ilvl="1">
+      <w:start w:val="1"/>
+      <w:numFmt w:val="decimal"/>
+      <w:lvlText w:val="%2."/>
+      <w:lvlJc w:val="left"/>
+      <w:pPr>
+        <w:tabs>
+          <w:tab w:val="num" w:pos="1080"/>
+        </w:tabs>
+        <w:ind w:left="1080" w:hanging="360"/>
+      </w:pPr>
+    </w:lvl>
+    <w:lvl w:ilvl="2">
+      <w:start w:val="1"/>
+      <w:numFmt w:val="decimal"/>
+      <w:lvlText w:val="%3."/>
+      <w:lvlJc w:val="left"/>
+      <w:pPr>
+        <w:tabs>
+          <w:tab w:val="num" w:pos="1440"/>
+        </w:tabs>
+        <w:ind w:left="1440" w:hanging="360"/>
+      </w:pPr>
+    </w:lvl>
+    <w:lvl w:ilvl="3">
+      <w:start w:val="1"/>
+      <w:numFmt w:val="decimal"/>
+      <w:lvlText w:val="%4."/>
+      <w:lvlJc w:val="left"/>
+      <w:pPr>
+        <w:tabs>
+          <w:tab w:val="num" w:pos="1800"/>
+        </w:tabs>
+        <w:ind w:left="1800" w:hanging="360"/>
+      </w:pPr>
+    </w:lvl>
+    <w:lvl w:ilvl="4">
+      <w:start w:val="1"/>
+      <w:numFmt w:val="decimal"/>
+      <w:lvlText w:val="%5."/>
+      <w:lvlJc w:val="left"/>
+      <w:pPr>
+        <w:tabs>
+          <w:tab w:val="num" w:pos="2160"/>
+        </w:tabs>
+        <w:ind w:left="2160" w:hanging="360"/>
+      </w:pPr>
+    </w:lvl>
+    <w:lvl w:ilvl="5">
+      <w:start w:val="1"/>
+      <w:numFmt w:val="decimal"/>
+      <w:lvlText w:val="%6."/>
+      <w:lvlJc w:val="left"/>
+      <w:pPr>
+        <w:tabs>
+          <w:tab w:val="num" w:pos="2520"/>
+        </w:tabs>
+        <w:ind w:left="2520" w:hanging="360"/>
+      </w:pPr>
+    </w:lvl>
+    <w:lvl w:ilvl="6">
+      <w:start w:val="1"/>
+      <w:numFmt w:val="decimal"/>
+      <w:lvlText w:val="%7."/>
+      <w:lvlJc w:val="left"/>
+      <w:pPr>
+        <w:tabs>
+          <w:tab w:val="num" w:pos="2880"/>
+        </w:tabs>
+        <w:ind w:left="2880" w:hanging="360"/>
+      </w:pPr>
+    </w:lvl>
+    <w:lvl w:ilvl="7">
+      <w:start w:val="1"/>
+      <w:numFmt w:val="decimal"/>
+      <w:lvlText w:val="%8."/>
+      <w:lvlJc w:val="left"/>
+      <w:pPr>
+        <w:tabs>
+          <w:tab w:val="num" w:pos="3240"/>
+        </w:tabs>
+        <w:ind w:left="3240" w:hanging="360"/>
+      </w:pPr>
+    </w:lvl>
+    <w:lvl w:ilvl="8">
+      <w:start w:val="1"/>
+      <w:numFmt w:val="decimal"/>
+      <w:lvlText w:val="%9."/>
+      <w:lvlJc w:val="left"/>
+      <w:pPr>
+        <w:tabs>
+          <w:tab w:val="num" w:pos="3600"/>
+        </w:tabs>
+        <w:ind w:left="3600" w:hanging="360"/>
+      </w:pPr>
+    </w:lvl>
+  </w:abstractNum>
+  <w:abstractNum w:abstractNumId="8">
+    <w:lvl w:ilvl="0">
+      <w:start w:val="1"/>
       <w:numFmt w:val="bullet"/>
       <w:lvlText w:val="—"/>
       <w:lvlJc w:val="left"/>
@@ -11883,7 +13730,7 @@
       </w:pPr>
     </w:lvl>
   </w:abstractNum>
-  <w:abstractNum w:abstractNumId="8">
+  <w:abstractNum w:abstractNumId="9">
     <w:lvl w:ilvl="0">
       <w:start w:val="1"/>
       <w:numFmt w:val="bullet"/>
@@ -11996,7 +13843,7 @@
       </w:pPr>
     </w:lvl>
   </w:abstractNum>
-  <w:abstractNum w:abstractNumId="9">
+  <w:abstractNum w:abstractNumId="10">
     <w:lvl w:ilvl="0">
       <w:start w:val="1"/>
       <w:numFmt w:val="bullet"/>
@@ -12109,7 +13956,233 @@
       </w:pPr>
     </w:lvl>
   </w:abstractNum>
-  <w:abstractNum w:abstractNumId="10">
+  <w:abstractNum w:abstractNumId="11">
+    <w:lvl w:ilvl="0">
+      <w:start w:val="1"/>
+      <w:numFmt w:val="bullet"/>
+      <w:lvlText w:val="—"/>
+      <w:lvlJc w:val="left"/>
+      <w:pPr>
+        <w:tabs>
+          <w:tab w:val="num" w:pos="0"/>
+        </w:tabs>
+        <w:ind w:left="720" w:hanging="360"/>
+      </w:pPr>
+      <w:rPr>
+        <w:rFonts w:ascii="OpenSymbol" w:hAnsi="OpenSymbol" w:cs="OpenSymbol" w:hint="default"/>
+      </w:rPr>
+    </w:lvl>
+    <w:lvl w:ilvl="1">
+      <w:start w:val="1"/>
+      <w:numFmt w:val="decimal"/>
+      <w:lvlText w:val="%2."/>
+      <w:lvlJc w:val="left"/>
+      <w:pPr>
+        <w:tabs>
+          <w:tab w:val="num" w:pos="1080"/>
+        </w:tabs>
+        <w:ind w:left="1080" w:hanging="360"/>
+      </w:pPr>
+    </w:lvl>
+    <w:lvl w:ilvl="2">
+      <w:start w:val="1"/>
+      <w:numFmt w:val="decimal"/>
+      <w:lvlText w:val="%3."/>
+      <w:lvlJc w:val="left"/>
+      <w:pPr>
+        <w:tabs>
+          <w:tab w:val="num" w:pos="1440"/>
+        </w:tabs>
+        <w:ind w:left="1440" w:hanging="360"/>
+      </w:pPr>
+    </w:lvl>
+    <w:lvl w:ilvl="3">
+      <w:start w:val="1"/>
+      <w:numFmt w:val="decimal"/>
+      <w:lvlText w:val="%4."/>
+      <w:lvlJc w:val="left"/>
+      <w:pPr>
+        <w:tabs>
+          <w:tab w:val="num" w:pos="1800"/>
+        </w:tabs>
+        <w:ind w:left="1800" w:hanging="360"/>
+      </w:pPr>
+    </w:lvl>
+    <w:lvl w:ilvl="4">
+      <w:start w:val="1"/>
+      <w:numFmt w:val="decimal"/>
+      <w:lvlText w:val="%5."/>
+      <w:lvlJc w:val="left"/>
+      <w:pPr>
+        <w:tabs>
+          <w:tab w:val="num" w:pos="2160"/>
+        </w:tabs>
+        <w:ind w:left="2160" w:hanging="360"/>
+      </w:pPr>
+    </w:lvl>
+    <w:lvl w:ilvl="5">
+      <w:start w:val="1"/>
+      <w:numFmt w:val="decimal"/>
+      <w:lvlText w:val="%6."/>
+      <w:lvlJc w:val="left"/>
+      <w:pPr>
+        <w:tabs>
+          <w:tab w:val="num" w:pos="2520"/>
+        </w:tabs>
+        <w:ind w:left="2520" w:hanging="360"/>
+      </w:pPr>
+    </w:lvl>
+    <w:lvl w:ilvl="6">
+      <w:start w:val="1"/>
+      <w:numFmt w:val="decimal"/>
+      <w:lvlText w:val="%7."/>
+      <w:lvlJc w:val="left"/>
+      <w:pPr>
+        <w:tabs>
+          <w:tab w:val="num" w:pos="2880"/>
+        </w:tabs>
+        <w:ind w:left="2880" w:hanging="360"/>
+      </w:pPr>
+    </w:lvl>
+    <w:lvl w:ilvl="7">
+      <w:start w:val="1"/>
+      <w:numFmt w:val="decimal"/>
+      <w:lvlText w:val="%8."/>
+      <w:lvlJc w:val="left"/>
+      <w:pPr>
+        <w:tabs>
+          <w:tab w:val="num" w:pos="3240"/>
+        </w:tabs>
+        <w:ind w:left="3240" w:hanging="360"/>
+      </w:pPr>
+    </w:lvl>
+    <w:lvl w:ilvl="8">
+      <w:start w:val="1"/>
+      <w:numFmt w:val="decimal"/>
+      <w:lvlText w:val="%9."/>
+      <w:lvlJc w:val="left"/>
+      <w:pPr>
+        <w:tabs>
+          <w:tab w:val="num" w:pos="3600"/>
+        </w:tabs>
+        <w:ind w:left="3600" w:hanging="360"/>
+      </w:pPr>
+    </w:lvl>
+  </w:abstractNum>
+  <w:abstractNum w:abstractNumId="12">
+    <w:lvl w:ilvl="0">
+      <w:start w:val="1"/>
+      <w:numFmt w:val="bullet"/>
+      <w:lvlText w:val="—"/>
+      <w:lvlJc w:val="left"/>
+      <w:pPr>
+        <w:tabs>
+          <w:tab w:val="num" w:pos="0"/>
+        </w:tabs>
+        <w:ind w:left="720" w:hanging="360"/>
+      </w:pPr>
+      <w:rPr>
+        <w:rFonts w:ascii="OpenSymbol" w:hAnsi="OpenSymbol" w:cs="OpenSymbol" w:hint="default"/>
+      </w:rPr>
+    </w:lvl>
+    <w:lvl w:ilvl="1">
+      <w:start w:val="1"/>
+      <w:numFmt w:val="decimal"/>
+      <w:lvlText w:val="%2."/>
+      <w:lvlJc w:val="left"/>
+      <w:pPr>
+        <w:tabs>
+          <w:tab w:val="num" w:pos="1080"/>
+        </w:tabs>
+        <w:ind w:left="1080" w:hanging="360"/>
+      </w:pPr>
+    </w:lvl>
+    <w:lvl w:ilvl="2">
+      <w:start w:val="1"/>
+      <w:numFmt w:val="decimal"/>
+      <w:lvlText w:val="%3."/>
+      <w:lvlJc w:val="left"/>
+      <w:pPr>
+        <w:tabs>
+          <w:tab w:val="num" w:pos="1440"/>
+        </w:tabs>
+        <w:ind w:left="1440" w:hanging="360"/>
+      </w:pPr>
+    </w:lvl>
+    <w:lvl w:ilvl="3">
+      <w:start w:val="1"/>
+      <w:numFmt w:val="decimal"/>
+      <w:lvlText w:val="%4."/>
+      <w:lvlJc w:val="left"/>
+      <w:pPr>
+        <w:tabs>
+          <w:tab w:val="num" w:pos="1800"/>
+        </w:tabs>
+        <w:ind w:left="1800" w:hanging="360"/>
+      </w:pPr>
+    </w:lvl>
+    <w:lvl w:ilvl="4">
+      <w:start w:val="1"/>
+      <w:numFmt w:val="decimal"/>
+      <w:lvlText w:val="%5."/>
+      <w:lvlJc w:val="left"/>
+      <w:pPr>
+        <w:tabs>
+          <w:tab w:val="num" w:pos="2160"/>
+        </w:tabs>
+        <w:ind w:left="2160" w:hanging="360"/>
+      </w:pPr>
+    </w:lvl>
+    <w:lvl w:ilvl="5">
+      <w:start w:val="1"/>
+      <w:numFmt w:val="decimal"/>
+      <w:lvlText w:val="%6."/>
+      <w:lvlJc w:val="left"/>
+      <w:pPr>
+        <w:tabs>
+          <w:tab w:val="num" w:pos="2520"/>
+        </w:tabs>
+        <w:ind w:left="2520" w:hanging="360"/>
+      </w:pPr>
+    </w:lvl>
+    <w:lvl w:ilvl="6">
+      <w:start w:val="1"/>
+      <w:numFmt w:val="decimal"/>
+      <w:lvlText w:val="%7."/>
+      <w:lvlJc w:val="left"/>
+      <w:pPr>
+        <w:tabs>
+          <w:tab w:val="num" w:pos="2880"/>
+        </w:tabs>
+        <w:ind w:left="2880" w:hanging="360"/>
+      </w:pPr>
+    </w:lvl>
+    <w:lvl w:ilvl="7">
+      <w:start w:val="1"/>
+      <w:numFmt w:val="decimal"/>
+      <w:lvlText w:val="%8."/>
+      <w:lvlJc w:val="left"/>
+      <w:pPr>
+        <w:tabs>
+          <w:tab w:val="num" w:pos="3240"/>
+        </w:tabs>
+        <w:ind w:left="3240" w:hanging="360"/>
+      </w:pPr>
+    </w:lvl>
+    <w:lvl w:ilvl="8">
+      <w:start w:val="1"/>
+      <w:numFmt w:val="decimal"/>
+      <w:lvlText w:val="%9."/>
+      <w:lvlJc w:val="left"/>
+      <w:pPr>
+        <w:tabs>
+          <w:tab w:val="num" w:pos="3600"/>
+        </w:tabs>
+        <w:ind w:left="3600" w:hanging="360"/>
+      </w:pPr>
+    </w:lvl>
+  </w:abstractNum>
+  <w:abstractNum w:abstractNumId="13">
     <w:lvl w:ilvl="0">
       <w:start w:val="1"/>
       <w:numFmt w:val="decimal"/>
@@ -12223,7 +14296,7 @@
       </w:pPr>
     </w:lvl>
   </w:abstractNum>
-  <w:abstractNum w:abstractNumId="11">
+  <w:abstractNum w:abstractNumId="14">
     <w:lvl w:ilvl="0">
       <w:start w:val="1"/>
       <w:numFmt w:val="none"/>
@@ -12376,61 +14449,88 @@
     <w:abstractNumId w:val="11"/>
   </w:num>
   <w:num w:numId="12">
+    <w:abstractNumId w:val="12"/>
+  </w:num>
+  <w:num w:numId="13">
+    <w:abstractNumId w:val="13"/>
+  </w:num>
+  <w:num w:numId="14">
+    <w:abstractNumId w:val="14"/>
+  </w:num>
+  <w:num w:numId="15">
     <w:abstractNumId w:val="1"/>
     <w:lvlOverride w:ilvl="0">
       <w:startOverride w:val="1"/>
     </w:lvlOverride>
   </w:num>
-  <w:num w:numId="13">
+  <w:num w:numId="16">
     <w:abstractNumId w:val="2"/>
     <w:lvlOverride w:ilvl="0">
       <w:startOverride w:val="1"/>
     </w:lvlOverride>
   </w:num>
-  <w:num w:numId="14">
+  <w:num w:numId="17">
     <w:abstractNumId w:val="3"/>
     <w:lvlOverride w:ilvl="0">
       <w:startOverride w:val="1"/>
     </w:lvlOverride>
   </w:num>
-  <w:num w:numId="15">
+  <w:num w:numId="18">
     <w:abstractNumId w:val="4"/>
     <w:lvlOverride w:ilvl="0">
       <w:startOverride w:val="1"/>
     </w:lvlOverride>
   </w:num>
-  <w:num w:numId="16">
+  <w:num w:numId="19">
     <w:abstractNumId w:val="5"/>
     <w:lvlOverride w:ilvl="0">
       <w:startOverride w:val="1"/>
     </w:lvlOverride>
   </w:num>
-  <w:num w:numId="17">
+  <w:num w:numId="20">
     <w:abstractNumId w:val="6"/>
     <w:lvlOverride w:ilvl="0">
       <w:startOverride w:val="1"/>
     </w:lvlOverride>
   </w:num>
-  <w:num w:numId="18">
+  <w:num w:numId="21">
     <w:abstractNumId w:val="7"/>
     <w:lvlOverride w:ilvl="0">
       <w:startOverride w:val="1"/>
     </w:lvlOverride>
   </w:num>
-  <w:num w:numId="19">
+  <w:num w:numId="22">
     <w:abstractNumId w:val="8"/>
     <w:lvlOverride w:ilvl="0">
       <w:startOverride w:val="1"/>
     </w:lvlOverride>
   </w:num>
-  <w:num w:numId="20">
+  <w:num w:numId="23">
     <w:abstractNumId w:val="9"/>
     <w:lvlOverride w:ilvl="0">
       <w:startOverride w:val="1"/>
     </w:lvlOverride>
   </w:num>
-  <w:num w:numId="21">
+  <w:num w:numId="24">
     <w:abstractNumId w:val="10"/>
+    <w:lvlOverride w:ilvl="0">
+      <w:startOverride w:val="1"/>
+    </w:lvlOverride>
+  </w:num>
+  <w:num w:numId="25">
+    <w:abstractNumId w:val="11"/>
+    <w:lvlOverride w:ilvl="0">
+      <w:startOverride w:val="1"/>
+    </w:lvlOverride>
+  </w:num>
+  <w:num w:numId="26">
+    <w:abstractNumId w:val="12"/>
+    <w:lvlOverride w:ilvl="0">
+      <w:startOverride w:val="1"/>
+    </w:lvlOverride>
+  </w:num>
+  <w:num w:numId="27">
+    <w:abstractNumId w:val="13"/>
     <w:lvlOverride w:ilvl="0">
       <w:startOverride w:val="1"/>
     </w:lvlOverride>

--- a/docs/2026.08.19 Служебный Автомобиль Аналитическая Справка.docx
+++ b/docs/2026.08.19 Служебный Автомобиль Аналитическая Справка.docx
@@ -34,10 +34,10 @@
           <w:b/>
           <w:bCs/>
           <w:color w:val="2C3E50"/>
-          <w:sz w:val="52"/>
-          <w:szCs w:val="52"/>
-        </w:rPr>
-        <w:t>Служебный автомобиль юридического лица: полный комплект документов</w:t>
+          <w:sz w:val="44"/>
+          <w:szCs w:val="44"/>
+        </w:rPr>
+        <w:t>Служебный легковой автомобиль юридического лица: состав и требования к комплекту документов</w:t>
       </w:r>
     </w:p>
     <w:p>
@@ -75,7 +75,7 @@
           <w:sz w:val="22"/>
           <w:szCs w:val="22"/>
         </w:rPr>
-        <w:t>Редакция 3 — перестроена под базовую модель эксплуатации</w:t>
+        <w:t>Редакция 4 (проект) — с учётом юридической рецензии на редакцию 3</w:t>
       </w:r>
     </w:p>
     <w:p>
@@ -148,7 +148,7 @@
             </w:rPr>
             <w:fldChar w:fldCharType="separate"/>
           </w:r>
-          <w:hyperlink w:anchor="__RefHeading___Toc1003_2694416175">
+          <w:hyperlink w:anchor="__RefHeading___Toc1179_2856069829">
             <w:r>
               <w:rPr>
                 <w:rStyle w:val="IndexLink"/>
@@ -168,7 +168,7 @@
             </w:tabs>
             <w:rPr/>
           </w:pPr>
-          <w:hyperlink w:anchor="__RefHeading___Toc1005_2694416175">
+          <w:hyperlink w:anchor="__RefHeading___Toc1181_2856069829">
             <w:r>
               <w:rPr>
                 <w:rStyle w:val="IndexLink"/>
@@ -188,7 +188,7 @@
             </w:tabs>
             <w:rPr/>
           </w:pPr>
-          <w:hyperlink w:anchor="__RefHeading___Toc1007_2694416175">
+          <w:hyperlink w:anchor="__RefHeading___Toc1183_2856069829">
             <w:r>
               <w:rPr>
                 <w:rStyle w:val="IndexLink"/>
@@ -208,7 +208,7 @@
             </w:tabs>
             <w:rPr/>
           </w:pPr>
-          <w:hyperlink w:anchor="__RefHeading___Toc1009_2694416175">
+          <w:hyperlink w:anchor="__RefHeading___Toc1185_2856069829">
             <w:r>
               <w:rPr>
                 <w:rStyle w:val="IndexLink"/>
@@ -228,7 +228,7 @@
             </w:tabs>
             <w:rPr/>
           </w:pPr>
-          <w:hyperlink w:anchor="__RefHeading___Toc1011_2694416175">
+          <w:hyperlink w:anchor="__RefHeading___Toc1187_2856069829">
             <w:r>
               <w:rPr>
                 <w:rStyle w:val="IndexLink"/>
@@ -248,7 +248,7 @@
             </w:tabs>
             <w:rPr/>
           </w:pPr>
-          <w:hyperlink w:anchor="__RefHeading___Toc1013_2694416175">
+          <w:hyperlink w:anchor="__RefHeading___Toc1189_2856069829">
             <w:r>
               <w:rPr>
                 <w:rStyle w:val="IndexLink"/>
@@ -268,14 +268,14 @@
             </w:tabs>
             <w:rPr/>
           </w:pPr>
-          <w:hyperlink w:anchor="__RefHeading___Toc1015_2694416175">
+          <w:hyperlink w:anchor="__RefHeading___Toc1191_2856069829">
             <w:r>
               <w:rPr>
                 <w:rStyle w:val="IndexLink"/>
               </w:rPr>
               <w:t>4.3. УСН и НДС</w:t>
               <w:tab/>
-              <w:t>6</w:t>
+              <w:t>7</w:t>
             </w:r>
           </w:hyperlink>
         </w:p>
@@ -288,7 +288,7 @@
             </w:tabs>
             <w:rPr/>
           </w:pPr>
-          <w:hyperlink w:anchor="__RefHeading___Toc1017_2694416175">
+          <w:hyperlink w:anchor="__RefHeading___Toc1193_2856069829">
             <w:r>
               <w:rPr>
                 <w:rStyle w:val="IndexLink"/>
@@ -308,7 +308,7 @@
             </w:tabs>
             <w:rPr/>
           </w:pPr>
-          <w:hyperlink w:anchor="__RefHeading___Toc1019_2694416175">
+          <w:hyperlink w:anchor="__RefHeading___Toc1195_2856069829">
             <w:r>
               <w:rPr>
                 <w:rStyle w:val="IndexLink"/>
@@ -328,7 +328,7 @@
             </w:tabs>
             <w:rPr/>
           </w:pPr>
-          <w:hyperlink w:anchor="__RefHeading___Toc1021_2694416175">
+          <w:hyperlink w:anchor="__RefHeading___Toc1197_2856069829">
             <w:r>
               <w:rPr>
                 <w:rStyle w:val="IndexLink"/>
@@ -348,7 +348,7 @@
             </w:tabs>
             <w:rPr/>
           </w:pPr>
-          <w:hyperlink w:anchor="__RefHeading___Toc1023_2694416175">
+          <w:hyperlink w:anchor="__RefHeading___Toc1199_2856069829">
             <w:r>
               <w:rPr>
                 <w:rStyle w:val="IndexLink"/>
@@ -368,7 +368,7 @@
             </w:tabs>
             <w:rPr/>
           </w:pPr>
-          <w:hyperlink w:anchor="__RefHeading___Toc1025_2694416175">
+          <w:hyperlink w:anchor="__RefHeading___Toc1201_2856069829">
             <w:r>
               <w:rPr>
                 <w:rStyle w:val="IndexLink"/>
@@ -388,14 +388,14 @@
             </w:tabs>
             <w:rPr/>
           </w:pPr>
-          <w:hyperlink w:anchor="__RefHeading___Toc1027_2694416175">
+          <w:hyperlink w:anchor="__RefHeading___Toc1203_2856069829">
             <w:r>
               <w:rPr>
                 <w:rStyle w:val="IndexLink"/>
               </w:rPr>
-              <w:t>6.4. Операционные обязанности водителя</w:t>
+              <w:t>6.4. Охрана труда</w:t>
               <w:tab/>
-              <w:t>9</w:t>
+              <w:t>10</w:t>
             </w:r>
           </w:hyperlink>
         </w:p>
@@ -408,14 +408,34 @@
             </w:tabs>
             <w:rPr/>
           </w:pPr>
-          <w:hyperlink w:anchor="__RefHeading___Toc1029_2694416175">
+          <w:hyperlink w:anchor="__RefHeading___Toc1205_2856069829">
             <w:r>
               <w:rPr>
                 <w:rStyle w:val="IndexLink"/>
               </w:rPr>
-              <w:t>6.5. Пределы ответственности водителя</w:t>
+              <w:t>6.5. Операционные обязанности водителя</w:t>
               <w:tab/>
               <w:t>10</w:t>
+            </w:r>
+          </w:hyperlink>
+        </w:p>
+        <w:p>
+          <w:pPr>
+            <w:pStyle w:val="TOC2"/>
+            <w:tabs>
+              <w:tab w:val="clear" w:pos="8788"/>
+              <w:tab w:val="right" w:pos="9070" w:leader="dot"/>
+            </w:tabs>
+            <w:rPr/>
+          </w:pPr>
+          <w:hyperlink w:anchor="__RefHeading___Toc1207_2856069829">
+            <w:r>
+              <w:rPr>
+                <w:rStyle w:val="IndexLink"/>
+              </w:rPr>
+              <w:t>6.6. Пределы ответственности водителя</w:t>
+              <w:tab/>
+              <w:t>11</w:t>
             </w:r>
           </w:hyperlink>
         </w:p>
@@ -428,14 +448,14 @@
             </w:tabs>
             <w:rPr/>
           </w:pPr>
-          <w:hyperlink w:anchor="__RefHeading___Toc1031_2694416175">
+          <w:hyperlink w:anchor="__RefHeading___Toc1209_2856069829">
             <w:r>
               <w:rPr>
                 <w:rStyle w:val="IndexLink"/>
               </w:rPr>
               <w:t>7. Текущая эксплуатация: путевые листы, топливо, обслуживание</w:t>
               <w:tab/>
-              <w:t>11</w:t>
+              <w:t>12</w:t>
             </w:r>
           </w:hyperlink>
         </w:p>
@@ -448,14 +468,14 @@
             </w:tabs>
             <w:rPr/>
           </w:pPr>
-          <w:hyperlink w:anchor="__RefHeading___Toc1033_2694416175">
+          <w:hyperlink w:anchor="__RefHeading___Toc1211_2856069829">
             <w:r>
               <w:rPr>
                 <w:rStyle w:val="IndexLink"/>
               </w:rPr>
               <w:t>7.1. Путевые листы</w:t>
               <w:tab/>
-              <w:t>11</w:t>
+              <w:t>12</w:t>
             </w:r>
           </w:hyperlink>
         </w:p>
@@ -468,14 +488,14 @@
             </w:tabs>
             <w:rPr/>
           </w:pPr>
-          <w:hyperlink w:anchor="__RefHeading___Toc1035_2694416175">
+          <w:hyperlink w:anchor="__RefHeading___Toc1213_2856069829">
             <w:r>
               <w:rPr>
                 <w:rStyle w:val="IndexLink"/>
               </w:rPr>
               <w:t>7.2. Топливо</w:t>
               <w:tab/>
-              <w:t>12</w:t>
+              <w:t>13</w:t>
             </w:r>
           </w:hyperlink>
         </w:p>
@@ -488,14 +508,14 @@
             </w:tabs>
             <w:rPr/>
           </w:pPr>
-          <w:hyperlink w:anchor="__RefHeading___Toc1037_2694416175">
+          <w:hyperlink w:anchor="__RefHeading___Toc1215_2856069829">
             <w:r>
               <w:rPr>
                 <w:rStyle w:val="IndexLink"/>
               </w:rPr>
               <w:t>7.3. Обслуживание и содержание</w:t>
               <w:tab/>
-              <w:t>12</w:t>
+              <w:t>13</w:t>
             </w:r>
           </w:hyperlink>
         </w:p>
@@ -508,14 +528,14 @@
             </w:tabs>
             <w:rPr/>
           </w:pPr>
-          <w:hyperlink w:anchor="__RefHeading___Toc1039_2694416175">
+          <w:hyperlink w:anchor="__RefHeading___Toc1217_2856069829">
             <w:r>
               <w:rPr>
                 <w:rStyle w:val="IndexLink"/>
               </w:rPr>
               <w:t>8. Ответственность, штрафы и порядок действий при ДТП</w:t>
               <w:tab/>
-              <w:t>12</w:t>
+              <w:t>13</w:t>
             </w:r>
           </w:hyperlink>
         </w:p>
@@ -528,14 +548,14 @@
             </w:tabs>
             <w:rPr/>
           </w:pPr>
-          <w:hyperlink w:anchor="__RefHeading___Toc1041_2694416175">
+          <w:hyperlink w:anchor="__RefHeading___Toc1219_2856069829">
             <w:r>
               <w:rPr>
                 <w:rStyle w:val="IndexLink"/>
               </w:rPr>
               <w:t>9. Возврат и выбытие автомобиля</w:t>
               <w:tab/>
-              <w:t>13</w:t>
+              <w:t>14</w:t>
             </w:r>
           </w:hyperlink>
         </w:p>
@@ -548,14 +568,14 @@
             </w:tabs>
             <w:rPr/>
           </w:pPr>
-          <w:hyperlink w:anchor="__RefHeading___Toc1043_2694416175">
+          <w:hyperlink w:anchor="__RefHeading___Toc1221_2856069829">
             <w:r>
               <w:rPr>
                 <w:rStyle w:val="IndexLink"/>
               </w:rPr>
-              <w:t>10. Карта обязанностей и зон риска</w:t>
+              <w:t>10. Карта обязательных процедур и контрольных доказательств</w:t>
               <w:tab/>
-              <w:t>14</w:t>
+              <w:t>15</w:t>
             </w:r>
           </w:hyperlink>
         </w:p>
@@ -568,14 +588,14 @@
             </w:tabs>
             <w:rPr/>
           </w:pPr>
-          <w:hyperlink w:anchor="__RefHeading___Toc1045_2694416175">
+          <w:hyperlink w:anchor="__RefHeading___Toc1223_2856069829">
             <w:r>
               <w:rPr>
                 <w:rStyle w:val="IndexLink"/>
               </w:rPr>
               <w:t>11. Выводы, план действий и календарь сроков</w:t>
               <w:tab/>
-              <w:t>15</w:t>
+              <w:t>16</w:t>
             </w:r>
           </w:hyperlink>
         </w:p>
@@ -588,14 +608,14 @@
             </w:tabs>
             <w:rPr/>
           </w:pPr>
-          <w:hyperlink w:anchor="__RefHeading___Toc1047_2694416175">
+          <w:hyperlink w:anchor="__RefHeading___Toc1225_2856069829">
             <w:r>
               <w:rPr>
                 <w:rStyle w:val="IndexLink"/>
               </w:rPr>
               <w:t>12. Ключевые допущения и источники</w:t>
               <w:tab/>
-              <w:t>16</w:t>
+              <w:t>18</w:t>
             </w:r>
           </w:hyperlink>
         </w:p>
@@ -608,14 +628,14 @@
             </w:tabs>
             <w:rPr/>
           </w:pPr>
-          <w:hyperlink w:anchor="__RefHeading___Toc1049_2694416175">
+          <w:hyperlink w:anchor="__RefHeading___Toc1227_2856069829">
             <w:r>
               <w:rPr>
                 <w:rStyle w:val="IndexLink"/>
               </w:rPr>
-              <w:t>Приложение 1. Комплект документов под базовую модель</w:t>
+              <w:t>Приложение 1. Полный реестр документов жизненного цикла</w:t>
               <w:tab/>
-              <w:t>19</w:t>
+              <w:t>21</w:t>
             </w:r>
           </w:hyperlink>
           <w:r>
@@ -649,24 +669,6 @@
           <w:szCs w:val="22"/>
         </w:rPr>
       </w:r>
-    </w:p>
-    <w:p>
-      <w:pPr>
-        <w:pStyle w:val="Normal"/>
-        <w:spacing w:before="120" w:after="0"/>
-        <w:rPr/>
-      </w:pPr>
-      <w:r>
-        <w:rPr>
-          <w:rFonts w:eastAsia="Roboto" w:cs="Roboto"/>
-          <w:i/>
-          <w:iCs/>
-          <w:color w:val="808080"/>
-          <w:sz w:val="18"/>
-          <w:szCs w:val="18"/>
-        </w:rPr>
-        <w:t>Оглавление — автоматическое поле: при открытии файла согласитесь на обновление полей или нажмите F9.</w:t>
-      </w:r>
       <w:r>
         <w:br w:type="page"/>
       </w:r>
@@ -686,7 +688,7 @@
           <w:sz w:val="28"/>
           <w:szCs w:val="28"/>
         </w:rPr>
-        <w:t>Служебный автомобиль юридического лица: полный комплект документов</w:t>
+        <w:t>Служебный легковой автомобиль юридического лица: состав и требования к комплекту документов</w:t>
       </w:r>
     </w:p>
     <w:p>
@@ -699,7 +701,7 @@
         </w:numPr>
         <w:rPr/>
       </w:pPr>
-      <w:bookmarkStart w:id="0" w:name="__RefHeading___Toc1003_2694416175"/>
+      <w:bookmarkStart w:id="0" w:name="__RefHeading___Toc1179_2856069829"/>
       <w:bookmarkEnd w:id="0"/>
       <w:r>
         <w:rPr>
@@ -732,7 +734,7 @@
           <w:sz w:val="22"/>
           <w:szCs w:val="22"/>
         </w:rPr>
-        <w:t>Справка описывает комплект документов для конкретной модели эксплуатации служебного легкового автомобиля. Базовая модель зафиксирована так: автомобиль принадлежит организации и используется для собственных нужд (не такси, не коммерческие перевозки); имеется один сотрудник, в трудовую функцию которого входит управление автомобилем; автомобиль персонально закреплён за ним, он — основной допущенный водитель, иных допущенных водителей нет; личное использование и передача управления третьим лицам запрещены, если отдельно не разрешены письменным решением работодателя; водитель отвечает за эксплуатацию, сохранность, комплектность, документы, топливную дисциплину и своевременное информирование работодателя; регистрация, страхование, бухгалтерский и налоговый учёт остаются обязанностями организации и её должностных лиц. Полное обоснование — в разделах 2–9, карта обязанностей — в разделе 10, план действий — в разделе 11, реестр документов по блокам — в приложении 1.</w:t>
+        <w:t>Справка описывает комплект документов для конкретной модели эксплуатации служебного легкового автомобиля. Базовая модель зафиксирована так: автомобиль принадлежит организации и используется для собственных нужд (не такси, не коммерческие перевозки); имеется один сотрудник, в трудовую функцию которого входит управление автомобилем; автомобиль персонально закреплён за ним, он — основной допущенный водитель, иных допущенных водителей нет; личное использование запрещено, если отдельно не разрешено письменным решением работодателя; передача управления третьим лицам запрещена — временная замена водителя возможна только после оформления заменяющего как второго допущенного водителя с полным контуром допуска; водитель отвечает за эксплуатацию, сохранность, комплектность, документы, топливную дисциплину и своевременное информирование работодателя; регистрация, страхование, бухгалтерский и налоговый учёт остаются обязанностями организации и её должностных лиц. Полное обоснование — в разделах 2–9, карта обязанностей — в разделе 10, план действий — в разделе 11, реестр документов по блокам — в приложении 1.</w:t>
       </w:r>
     </w:p>
     <w:p>
@@ -782,7 +784,7 @@
           <w:sz w:val="22"/>
           <w:szCs w:val="22"/>
         </w:rPr>
-        <w:t>В этой модели медосмотры и путевые листы обязательны без оговорок: водитель перевозит руководителя, работников и иных лиц, поэтому путевой лист оформляется до выпуска автомобиля на линию, а медицинский контур действует весь период работы (разд. 6–7).</w:t>
+        <w:t>В этой модели медицинский контур, охрана труда и путевые листы обязательны без оговорок: водитель перевозит руководителя, работников и иных лиц, поэтому путевой лист оформляется до выпуска автомобиля на линию, а медосмотры и инструктажи по охране труда действуют весь период работы (разд. 6–7).</w:t>
       </w:r>
     </w:p>
     <w:p>
@@ -958,7 +960,7 @@
         </w:numPr>
         <w:rPr/>
       </w:pPr>
-      <w:bookmarkStart w:id="1" w:name="__RefHeading___Toc1005_2694416175"/>
+      <w:bookmarkStart w:id="1" w:name="__RefHeading___Toc1181_2856069829"/>
       <w:bookmarkEnd w:id="1"/>
       <w:r>
         <w:rPr>
@@ -1216,7 +1218,7 @@
         </w:numPr>
         <w:rPr/>
       </w:pPr>
-      <w:bookmarkStart w:id="2" w:name="__RefHeading___Toc1007_2694416175"/>
+      <w:bookmarkStart w:id="2" w:name="__RefHeading___Toc1183_2856069829"/>
       <w:bookmarkEnd w:id="2"/>
       <w:r>
         <w:rPr>
@@ -1287,7 +1289,7 @@
           <w:sz w:val="22"/>
           <w:szCs w:val="22"/>
         </w:rPr>
-        <w:t>Прежний десятидневный период, в течение которого новый владелец мог ездить без страховки, отменён с 1 марта 2025 года: действующая редакция ст. 4 закона об ОСАГО требует застраховать ответственность до начала эксплуатации. Страхователь — организация; водитель вписывается в полис либо полис оформляется без ограничения круга допущенных лиц.</w:t>
+        <w:t>Прежний десятидневный период, в течение которого новый владелец мог ездить без страховки, отменён с 1 марта 2025 года: действующая редакция ст. 4 закона об ОСАГО требует застраховать ответственность до начала эксплуатации. Страхователь — организация; для базовой модели логичен ограниченный полис с указанием закреплённого водителя — полис без ограничения круга лиц юридически допустим, но противоречит организационной установке «один допущенный водитель».</w:t>
       </w:r>
     </w:p>
     <w:p>
@@ -1325,7 +1327,7 @@
           <w:sz w:val="22"/>
           <w:szCs w:val="22"/>
         </w:rPr>
-        <w:t>(ст. 8 закона № 283-ФЗ). Момент приобретения прав определяется договором и фактической передачей автомобиля (разд. 2). Полис ОСАГО с 1 марта 2025 года исключён из перечня документов для регистрационных действий: поставить автомобиль на учёт можно и без полиса, но использовать его в дорожном движении без ОСАГО нельзя. Понадобятся: заявление, документы организации и представителя (доверенность), договор, акт, выписка из ЭПТС, платёжные документы об уплате госпошлины. Результат — свидетельство о регистрации (СТС) и государственные регистрационные знаки.</w:t>
+        <w:t>(ст. 8 закона № 283-ФЗ). Момент приобретения прав определяется договором и фактической передачей автомобиля (разд. 2). Полис ОСАГО с 1 марта 2025 года исключён из перечня документов для регистрационных действий: поставить автомобиль на учёт можно и без полиса, но использовать его в дорожном движении без ОСАГО нельзя. Понадобятся: заявление, документы организации и представителя (доверенность), договор, акт, выписка из ЭПТС, платёжные документы об уплате госпошлины, а для автомобиля, с года изготовления которого прошло более четырёх лет, — действующая диагностическая карта. Результат — свидетельство о регистрации (СТС) и государственные регистрационные знаки.</w:t>
       </w:r>
     </w:p>
     <w:p>
@@ -1398,7 +1400,7 @@
         </w:numPr>
         <w:rPr/>
       </w:pPr>
-      <w:bookmarkStart w:id="3" w:name="__RefHeading___Toc1009_2694416175"/>
+      <w:bookmarkStart w:id="3" w:name="__RefHeading___Toc1185_2856069829"/>
       <w:bookmarkEnd w:id="3"/>
       <w:r>
         <w:rPr>
@@ -1444,7 +1446,7 @@
         </w:numPr>
         <w:rPr/>
       </w:pPr>
-      <w:bookmarkStart w:id="4" w:name="__RefHeading___Toc1011_2694416175"/>
+      <w:bookmarkStart w:id="4" w:name="__RefHeading___Toc1187_2856069829"/>
       <w:bookmarkEnd w:id="4"/>
       <w:r>
         <w:rPr>
@@ -1512,7 +1514,7 @@
         </w:numPr>
         <w:rPr/>
       </w:pPr>
-      <w:bookmarkStart w:id="5" w:name="__RefHeading___Toc1013_2694416175"/>
+      <w:bookmarkStart w:id="5" w:name="__RefHeading___Toc1189_2856069829"/>
       <w:bookmarkEnd w:id="5"/>
       <w:r>
         <w:rPr>
@@ -1964,7 +1966,7 @@
                 <w:sz w:val="20"/>
                 <w:szCs w:val="20"/>
               </w:rPr>
-              <w:t>Перечень обновляется ежегодно; проверить модель на сайте Минпромторга</w:t>
+              <w:t>Перечень учитывает стоимость и возраст автомобиля; обновляется ежегодно — проверить модель</w:t>
             </w:r>
           </w:p>
         </w:tc>
@@ -2377,7 +2379,7 @@
         </w:numPr>
         <w:rPr/>
       </w:pPr>
-      <w:bookmarkStart w:id="6" w:name="__RefHeading___Toc1015_2694416175"/>
+      <w:bookmarkStart w:id="6" w:name="__RefHeading___Toc1191_2856069829"/>
       <w:bookmarkEnd w:id="6"/>
       <w:r>
         <w:rPr>
@@ -2458,7 +2460,7 @@
         </w:numPr>
         <w:rPr/>
       </w:pPr>
-      <w:bookmarkStart w:id="7" w:name="__RefHeading___Toc1017_2694416175"/>
+      <w:bookmarkStart w:id="7" w:name="__RefHeading___Toc1193_2856069829"/>
       <w:bookmarkEnd w:id="7"/>
       <w:r>
         <w:rPr>
@@ -2687,7 +2689,7 @@
                 <w:sz w:val="20"/>
                 <w:szCs w:val="20"/>
               </w:rPr>
-              <w:t>Порядок использования: основания поездок, закрепление, заправка, обслуживание, парковка и хранение ключей, действия при ДТП и штрафах, запрет личного использования и передачи управления без письменного разрешения работодателя</w:t>
+              <w:t>Порядок использования: основания поездок, закрепление, заправка, обслуживание, парковка и хранение ключей, действия при ДТП и штрафах, запрет личного использования, запрет передачи управления, правило неэксплуатации автомобиля в отсутствие закреплённого водителя</w:t>
             </w:r>
           </w:p>
         </w:tc>
@@ -2782,7 +2784,7 @@
                 <w:sz w:val="20"/>
                 <w:szCs w:val="20"/>
               </w:rPr>
-              <w:t>Режим работы, учёт времени управления, перерывы, сверхурочная работа, командировки, табельный учёт — по правилам, действующим с 1 сентября 2026 года</w:t>
+              <w:t>Режим работы, учёт времени управления, перерывы, сверхурочная работа, командировки, табельный учёт: до 31.08.2026 — по приказу Минтранса № 424, с 01.09.2026 — по приказу № 160</w:t>
             </w:r>
           </w:p>
         </w:tc>
@@ -2813,7 +2815,7 @@
                 <w:sz w:val="20"/>
                 <w:szCs w:val="20"/>
               </w:rPr>
-              <w:t>До начала эксплуатации</w:t>
+              <w:t>До первого допуска водителя к самостоятельной работе</w:t>
             </w:r>
           </w:p>
         </w:tc>
@@ -3413,7 +3415,7 @@
                 <w:sz w:val="20"/>
                 <w:szCs w:val="20"/>
               </w:rPr>
-              <w:t>Журналы: регистрации путевых листов, медосмотров, инструктажей, учёта неисправностей</w:t>
+              <w:t>Журналы: медосмотров, инструктажей по охране труда, учёта неисправностей; журнал регистрации путевых листов (рекомендованный внутренний регистр)</w:t>
             </w:r>
           </w:p>
         </w:tc>
@@ -3443,7 +3445,7 @@
                 <w:sz w:val="20"/>
                 <w:szCs w:val="20"/>
               </w:rPr>
-              <w:t>Регистрация путевых листов, отметок медосмотров, инструктажей, сообщений о неисправностях</w:t>
+              <w:t>Отметки медосмотров и инструктажей — обязательный контур; журнал путевых листов нормативно не требуется, ведётся для внутреннего контроля</w:t>
             </w:r>
           </w:p>
         </w:tc>
@@ -3507,7 +3509,7 @@
         </w:numPr>
         <w:rPr/>
       </w:pPr>
-      <w:bookmarkStart w:id="8" w:name="__RefHeading___Toc1019_2694416175"/>
+      <w:bookmarkStart w:id="8" w:name="__RefHeading___Toc1195_2856069829"/>
       <w:bookmarkEnd w:id="8"/>
       <w:r>
         <w:rPr>
@@ -3531,7 +3533,7 @@
         </w:numPr>
         <w:rPr/>
       </w:pPr>
-      <w:bookmarkStart w:id="9" w:name="__RefHeading___Toc1021_2694416175"/>
+      <w:bookmarkStart w:id="9" w:name="__RefHeading___Toc1197_2856069829"/>
       <w:bookmarkEnd w:id="9"/>
       <w:r>
         <w:rPr>
@@ -3640,7 +3642,7 @@
           <w:sz w:val="22"/>
           <w:szCs w:val="22"/>
         </w:rPr>
-        <w:t>(менеджер, помощник, заведующий хозяйством), предпочтительный вариант — изменить трудовую функцию: письменное дополнительное соглашение и приказ о переводе на должность водителя (ст. 72 ТК РФ). Альтернатива — совмещение должности водителя с основной работой: письменное согласие, определение содержания, объёма и срока дополнительной работы, отдельная доплата (ст. 60.2, 151 ТК РФ). Если управление автомобилем будет ежедневной основной деятельностью, совмещение создаёт искусственную кадровую конструкцию и споры о рабочем времени, оплате и ответственности — основной должностью должен быть водитель.</w:t>
+        <w:t>(менеджер, помощник, заведующий хозяйством), предпочтительный вариант — изменить трудовую функцию: письменное дополнительное соглашение и приказ о переводе на должность водителя (ст. 72, 72.1 ТК РФ). Альтернатива — совмещение должности водителя с основной работой: письменное согласие, определение содержания, объёма и срока дополнительной работы, отдельная доплата (ст. 60.2, 151 ТК РФ). Если управление автомобилем будет ежедневной основной деятельностью, совмещение создаёт искусственную кадровую конструкцию и споры о рабочем времени, оплате и ответственности — основной должностью должен быть водитель.</w:t>
       </w:r>
     </w:p>
     <w:p>
@@ -3683,6 +3685,44 @@
     </w:p>
     <w:p>
       <w:pPr>
+        <w:pStyle w:val="ListParagraph"/>
+        <w:numPr>
+          <w:ilvl w:val="0"/>
+          <w:numId w:val="5"/>
+        </w:numPr>
+        <w:spacing w:lineRule="auto" w:line="276" w:before="0" w:after="60"/>
+        <w:jc w:val="both"/>
+        <w:rPr/>
+      </w:pPr>
+      <w:r>
+        <w:rPr>
+          <w:rFonts w:eastAsia="Roboto" w:cs="Roboto"/>
+          <w:b/>
+          <w:bCs/>
+          <w:i w:val="false"/>
+          <w:iCs w:val="false"/>
+          <w:color w:val="333333"/>
+          <w:sz w:val="22"/>
+          <w:szCs w:val="22"/>
+        </w:rPr>
+        <w:t xml:space="preserve">Профессиональный отбор: </w:t>
+      </w:r>
+      <w:r>
+        <w:rPr>
+          <w:rFonts w:eastAsia="Roboto" w:cs="Roboto"/>
+          <w:b w:val="false"/>
+          <w:bCs w:val="false"/>
+          <w:i w:val="false"/>
+          <w:iCs w:val="false"/>
+          <w:color w:val="333333"/>
+          <w:sz w:val="22"/>
+          <w:szCs w:val="22"/>
+        </w:rPr>
+        <w:t>при приёме или переводе до 1 сентября 2026 года его применимость оценивается по приказу Минтранса № 264; с 1 сентября 2026 года действует приказ № 158, распространяющийся на коммерческие перевозки и перевозки для собственных нужд автобусами и грузовыми автомобилями, — базовая модель служебного легкового автомобиля в его сферу не входит.</w:t>
+      </w:r>
+    </w:p>
+    <w:p>
+      <w:pPr>
         <w:pStyle w:val="Heading2"/>
         <w:keepNext w:val="true"/>
         <w:numPr>
@@ -3691,7 +3731,7 @@
         </w:numPr>
         <w:rPr/>
       </w:pPr>
-      <w:bookmarkStart w:id="10" w:name="__RefHeading___Toc1023_2694416175"/>
+      <w:bookmarkStart w:id="10" w:name="__RefHeading___Toc1199_2856069829"/>
       <w:bookmarkEnd w:id="10"/>
       <w:r>
         <w:rPr>
@@ -3724,7 +3764,7 @@
           <w:sz w:val="22"/>
           <w:szCs w:val="22"/>
         </w:rPr>
-        <w:t>Поскольку управление автомобилем — трудовая обязанность, на работника распространяются специальные правила рабочего времени и времени отдыха водителей. С 1 сентября 2026 года вступает в силу новый приказ Минтранса № 160, заменяющий приказ № 424, — правила внутреннего трудового распорядка, графики работы и сменности целесообразно сразу проектировать под него: продолжительность рабочего дня, учёт времени управления автомобилем, перерывы, порядок привлечения к работе сверх установленного времени, командировки за пределы обычной территории, табельный учёт.</w:t>
+        <w:t>Поскольку управление автомобилем — трудовая обязанность, на работника распространяются специальные правила рабочего времени и времени отдыха водителей. До 31 августа 2026 года применяются требования приказа Минтранса № 424; с 1 сентября 2026 года вступает в силу заменяющий его приказ № 160, обязательный при разработке правил внутреннего трудового распорядка, графиков работы и сменности водителей. Если эксплуатация начинается до 1 сентября, локальные документы разрабатываются по приказу № 424 и с 1 сентября приводятся в соответствие с приказом № 160; если первый выезд планируется позже — документы целесообразно сразу проектировать под приказ № 160: продолжительность рабочего дня, учёт времени управления автомобилем, перерывы, сверхурочная работа, командировки за пределы обычной территории, табельный учёт.</w:t>
       </w:r>
     </w:p>
     <w:p>
@@ -3737,7 +3777,7 @@
         </w:numPr>
         <w:rPr/>
       </w:pPr>
-      <w:bookmarkStart w:id="11" w:name="__RefHeading___Toc1025_2694416175"/>
+      <w:bookmarkStart w:id="11" w:name="__RefHeading___Toc1201_2856069829"/>
       <w:bookmarkEnd w:id="11"/>
       <w:r>
         <w:rPr>
@@ -3846,7 +3886,7 @@
           <w:sz w:val="22"/>
           <w:szCs w:val="22"/>
         </w:rPr>
-        <w:t>— в предусмотренных законодательством случаях;</w:t>
+        <w:t>— до допуска к работе: деятельность, связанная с управлением транспортными средствами, включена в перечень приказа Минздрава № 342н; повторное освидетельствование не требуется при наличии действующего заключения по тому же виду деятельности в предусмотренных актом случаях;</w:t>
       </w:r>
     </w:p>
     <w:p>
@@ -3884,7 +3924,7 @@
           <w:sz w:val="22"/>
           <w:szCs w:val="22"/>
         </w:rPr>
-        <w:t>— не реже одного раза в два года;</w:t>
+        <w:t>— не реже одного раза в два года (предварительные и периодические осмотры — приказ Минздрава № 29н);</w:t>
       </w:r>
     </w:p>
     <w:p>
@@ -3998,33 +4038,41 @@
           <w:sz w:val="22"/>
           <w:szCs w:val="22"/>
         </w:rPr>
-        <w:t>— допускаются с использованием зарегистрированных медицинских изделий, но не реже двух раз в год работник проходит очные осмотры с химико-токсикологическими исследованиями;</w:t>
+        <w:t>— допускаются с использованием зарегистрированных медицинских изделий, но не реже двух раз в год работник проходит очные осмотры с химико-токсикологическими исследованиями.</w:t>
       </w:r>
     </w:p>
     <w:p>
       <w:pPr>
-        <w:pStyle w:val="ListParagraph"/>
+        <w:pStyle w:val="Heading2"/>
+        <w:keepNext w:val="true"/>
         <w:numPr>
-          <w:ilvl w:val="0"/>
-          <w:numId w:val="6"/>
+          <w:ilvl w:val="1"/>
+          <w:numId w:val="1"/>
         </w:numPr>
-        <w:spacing w:lineRule="auto" w:line="276" w:before="0" w:after="60"/>
+        <w:rPr/>
+      </w:pPr>
+      <w:bookmarkStart w:id="12" w:name="__RefHeading___Toc1203_2856069829"/>
+      <w:bookmarkEnd w:id="12"/>
+      <w:r>
+        <w:rPr>
+          <w:rFonts w:eastAsia="Roboto" w:cs="Roboto"/>
+          <w:b/>
+          <w:bCs/>
+          <w:color w:val="1A1A1A"/>
+          <w:sz w:val="24"/>
+          <w:szCs w:val="24"/>
+        </w:rPr>
+        <w:t>Охрана труда</w:t>
+      </w:r>
+    </w:p>
+    <w:p>
+      <w:pPr>
+        <w:pStyle w:val="Normal"/>
+        <w:keepNext w:val="false"/>
+        <w:spacing w:lineRule="auto" w:line="276" w:before="0" w:after="120"/>
         <w:jc w:val="both"/>
         <w:rPr/>
       </w:pPr>
-      <w:r>
-        <w:rPr>
-          <w:rFonts w:eastAsia="Roboto" w:cs="Roboto"/>
-          <w:b/>
-          <w:bCs/>
-          <w:i w:val="false"/>
-          <w:iCs w:val="false"/>
-          <w:color w:val="333333"/>
-          <w:sz w:val="22"/>
-          <w:szCs w:val="22"/>
-        </w:rPr>
-        <w:t xml:space="preserve">инструктажи по безопасности дорожного движения </w:t>
-      </w:r>
       <w:r>
         <w:rPr>
           <w:rFonts w:eastAsia="Roboto" w:cs="Roboto"/>
@@ -4036,7 +4084,7 @@
           <w:sz w:val="22"/>
           <w:szCs w:val="22"/>
         </w:rPr>
-        <w:t>— вводный и периодические, с записью в журнале.</w:t>
+        <w:t>С водителем проводятся обязательные инструктажи и обучение по охране труда в порядке, установленном постановлением Правительства РФ № 2464: вводный инструктаж, первичный и повторный (не реже одного раза в шесть месяцев) инструктажи на рабочем месте, внеплановый и целевой — при наличии оснований; обучение требованиям охраны труда с проверкой знаний; обучение оказанию первой помощи — в предусмотренных правилами случаях. Результаты документируются; водитель знакомится с результатами оценки профессиональных рисков и специальной оценки условий труда. Транспортные инструктажи по специальным приказам Минтранса (в том числе приказу № 212, действующему с 1 сентября 2026 года) относятся к перевозочной деятельности и в обязательный контур базовой модели служебного легкового автомобиля не входят; организация вправе дополнительно утвердить локальный инструктаж по безопасной эксплуатации автомобиля, соблюдению ПДД и действиям при ДТП.</w:t>
       </w:r>
     </w:p>
     <w:p>
@@ -4049,8 +4097,8 @@
         </w:numPr>
         <w:rPr/>
       </w:pPr>
-      <w:bookmarkStart w:id="12" w:name="__RefHeading___Toc1027_2694416175"/>
-      <w:bookmarkEnd w:id="12"/>
+      <w:bookmarkStart w:id="13" w:name="__RefHeading___Toc1205_2856069829"/>
+      <w:bookmarkEnd w:id="13"/>
       <w:r>
         <w:rPr>
           <w:rFonts w:eastAsia="Roboto" w:cs="Roboto"/>
@@ -4367,8 +4415,8 @@
         </w:numPr>
         <w:rPr/>
       </w:pPr>
-      <w:bookmarkStart w:id="13" w:name="__RefHeading___Toc1029_2694416175"/>
-      <w:bookmarkEnd w:id="13"/>
+      <w:bookmarkStart w:id="14" w:name="__RefHeading___Toc1207_2856069829"/>
+      <w:bookmarkEnd w:id="14"/>
       <w:r>
         <w:rPr>
           <w:rFonts w:eastAsia="Roboto" w:cs="Roboto"/>
@@ -4513,7 +4561,7 @@
                 <w:sz w:val="22"/>
                 <w:szCs w:val="22"/>
               </w:rPr>
-              <w:t>Допустимые формулировки внутренних документов: «лицо, за которым закреплён автомобиль», «ответственный за эксплуатацию и сохранность автомобиля», «ответственный за ведение эксплуатационной документации», «ответственный за контроль сроков ТО и страхования». Без необходимости не использовать: «специалист, ответственный за обеспечение безопасности дорожного движения», «контролёр технического состояния транспортных средств», «ответственный за выпуск автомобиля на линию» — это специальные регулируемые функции с квалификационными требованиями и аттестацией. Требования п. 2 ст. 20 закона № 196-ФЗ (аттестованный специалист по БДД, формальный предрейсовый технический контроль) по буквальному тексту относятся к коммерческим перевозкам и перевозкам для собственных нужд автобусами и грузовыми автомобилями, а не к служебному легковому автомобилю; при этом общая обязанность организации поддерживать автомобиль в исправном состоянии сохраняется. Водитель выполняет ежедневную проверку автомобиля, но статус квалифицированного контролёра ему не присваивается.</w:t>
+              <w:t>Допустимые формулировки внутренних документов: «лицо, за которым закреплён автомобиль», «ответственный за эксплуатацию и сохранность автомобиля», «ответственный за ведение эксплуатационной документации», «ответственный за контроль сроков ТО и страхования». Без необходимости не использовать: «специалист, ответственный за обеспечение безопасности дорожного движения» и «контролёр технического состояния транспортных средств» — это специальные регулируемые функции с квалификационными требованиями и аттестацией. Уполномоченное лицо для фиксации выпуска и возвращения автомобиля по путевому листу назначить нужно (разд. 7) — эта функция таких статусов не требует. Требования п. 2 ст. 20 закона № 196-ФЗ (аттестованный специалист по БДД, формальный предрейсовый технический контроль) по буквальному тексту относятся к коммерческим перевозкам и перевозкам для собственных нужд автобусами и грузовыми автомобилями, а не к служебному легковому автомобилю; при этом общая обязанность организации поддерживать автомобиль в исправном состоянии сохраняется. Водитель выполняет ежедневную проверку автомобиля, но статус квалифицированного контролёра ему не присваивается.</w:t>
             </w:r>
           </w:p>
         </w:tc>
@@ -4539,8 +4587,8 @@
         </w:numPr>
         <w:rPr/>
       </w:pPr>
-      <w:bookmarkStart w:id="14" w:name="__RefHeading___Toc1031_2694416175"/>
-      <w:bookmarkEnd w:id="14"/>
+      <w:bookmarkStart w:id="15" w:name="__RefHeading___Toc1209_2856069829"/>
+      <w:bookmarkEnd w:id="15"/>
       <w:r>
         <w:rPr>
           <w:rFonts w:eastAsia="Roboto" w:cs="Roboto"/>
@@ -4563,8 +4611,8 @@
         </w:numPr>
         <w:rPr/>
       </w:pPr>
-      <w:bookmarkStart w:id="15" w:name="__RefHeading___Toc1033_2694416175"/>
-      <w:bookmarkEnd w:id="15"/>
+      <w:bookmarkStart w:id="16" w:name="__RefHeading___Toc1211_2856069829"/>
+      <w:bookmarkEnd w:id="16"/>
       <w:r>
         <w:rPr>
           <w:rFonts w:eastAsia="Roboto" w:cs="Roboto"/>
@@ -4646,7 +4694,7 @@
           <w:sz w:val="22"/>
           <w:szCs w:val="22"/>
         </w:rPr>
-        <w:t>идентификацию водителя и установление лица, управлявшего автомобилем в конкретный момент, — в том числе для обжалования штрафов с камер;</w:t>
+        <w:t>идентификацию водителя и внутреннее установление лица, управлявшего автомобилем в конкретный момент, — для служебного расследования и мер по трудовому законодательству;</w:t>
       </w:r>
     </w:p>
     <w:p>
@@ -4743,7 +4791,7 @@
           <w:sz w:val="22"/>
           <w:szCs w:val="22"/>
         </w:rPr>
-        <w:t>Для одного автомобиля и одного водителя форму можно сделать компактной: приказ № 390 допускает включение дополнительных сведений, необходимых собственнику, и не требует реквизитов, не относящихся к его деятельности. Ведутся журнал регистрации путевых листов, служебные задания или маршрутные сведения, журнал учёта неисправностей.</w:t>
+        <w:t>Для оформления путевых листов руководитель назначает уполномоченное лицо, ответственное за фиксацию времени выпуска и возвращения автомобиля и показаний одометра (приказ № 390); эта функция не тождественна статусу аттестованного специалиста по БДД или контролёра технического состояния. Управленчески нецелесообразно, чтобы водитель сам разрешал себе выпуск, подтверждал возврат и контролировал собственные обязанности — функции распределяются между водителем и административным сотрудником либо руководителем; отметки медосмотра проставляет медицинский работник. Для одного автомобиля и одного водителя форму можно сделать компактной: приказ № 390 допускает дополнительные сведения, необходимые собственнику. Ведутся служебные задания или маршрутные сведения и журнал учёта неисправностей; журнал регистрации путевых листов нормативно не обязателен и ведётся как рекомендованный внутренний регистр.</w:t>
       </w:r>
     </w:p>
     <w:p>
@@ -4756,8 +4804,8 @@
         </w:numPr>
         <w:rPr/>
       </w:pPr>
-      <w:bookmarkStart w:id="16" w:name="__RefHeading___Toc1035_2694416175"/>
-      <w:bookmarkEnd w:id="16"/>
+      <w:bookmarkStart w:id="17" w:name="__RefHeading___Toc1213_2856069829"/>
+      <w:bookmarkEnd w:id="17"/>
       <w:r>
         <w:rPr>
           <w:rFonts w:eastAsia="Roboto" w:cs="Roboto"/>
@@ -4894,8 +4942,8 @@
         </w:numPr>
         <w:rPr/>
       </w:pPr>
-      <w:bookmarkStart w:id="17" w:name="__RefHeading___Toc1037_2694416175"/>
-      <w:bookmarkEnd w:id="17"/>
+      <w:bookmarkStart w:id="18" w:name="__RefHeading___Toc1215_2856069829"/>
+      <w:bookmarkEnd w:id="18"/>
       <w:r>
         <w:rPr>
           <w:rFonts w:eastAsia="Roboto" w:cs="Roboto"/>
@@ -5070,8 +5118,8 @@
         </w:numPr>
         <w:rPr/>
       </w:pPr>
-      <w:bookmarkStart w:id="18" w:name="__RefHeading___Toc1039_2694416175"/>
-      <w:bookmarkEnd w:id="18"/>
+      <w:bookmarkStart w:id="19" w:name="__RefHeading___Toc1217_2856069829"/>
+      <w:bookmarkEnd w:id="19"/>
       <w:r>
         <w:rPr>
           <w:rFonts w:eastAsia="Roboto" w:cs="Roboto"/>
@@ -5138,7 +5186,7 @@
           <w:sz w:val="22"/>
           <w:szCs w:val="22"/>
         </w:rPr>
-        <w:t>при автоматической фиксации выносятся на собственника — юридическое лицо, и суммы для организаций кратно выше, чем для граждан. Первый путь — обжалование: собственник освобождается от ответственности, если докажет, что в момент нарушения автомобилем управляло другое лицо (ч. 2 ст. 2.6.1 КоАП РФ). Это процедура обжалования с оценкой доказательств, а не автоматическое «переоформление»; в выбранной модели ключевые доказательства создаются штатно — приказ о закреплении, акт передачи, путевой лист на конкретный день, объяснения водителя. При оплате в льготный срок действует скидка (с 2025 года — 25% при оплате в течение 30 дней; параметры проверить на дату оплаты).</w:t>
+        <w:t>при автоматической фиксации выносятся в отношении собственника — организации; по ряду составов КоАП штрафы для юридических лиц существенно выше, чем для граждан. Управление автомобилем штатным водителем при исполнении трудовых обязанностей само по себе не освобождает организацию от административной ответственности: по позиции Конституционного Суда РФ работник действует в интересах, под управлением и контролем работодателя, и его пользование автомобилем юридически является пользованием самой организацией. Обжалование целесообразно при ошибочной идентификации автомобиля, отсутствии события правонарушения, прекращении владения либо нахождении автомобиля в самостоятельном владении или пользовании другого лица на отдельном правовом основании. Путевой лист, приказ о закреплении и акт передачи используются для внутреннего установления лица за рулём, служебного расследования и применения мер по трудовому законодательству, но отмену постановления в отношении организации не гарантируют. При оплате в льготный срок действует скидка (с 2025 года — 25% при оплате в течение 30 дней), если соответствующий состав допускает льготную оплату; параметры проверить на дату.</w:t>
       </w:r>
     </w:p>
     <w:p>
@@ -5243,7 +5291,7 @@
           <w:sz w:val="22"/>
           <w:szCs w:val="22"/>
         </w:rPr>
-        <w:t>в базовой модели запрещено, если отдельно не разрешено письменным решением работодателя. Если разрешение выдаётся, поездки оформляются: у работника возникает доход в натуральной форме с удержанием НДФЛ и начислением взносов, либо заключается договор аренды или безвозмездного пользования с отдельным налоговым режимом. Неоформленное личное использование — типовое основание для доначислений при налоговой проверке.</w:t>
+        <w:t>в базовой модели запрещено, если отдельно не разрешено письменным решением работодателя. Если разрешение выдаётся, поездки оформляются: заключается договор аренды или безвозмездного пользования с отдельным налоговым режимом, либо у работника признаётся доход в натуральной форме с удержанием НДФЛ и начислением взносов. Конкретные налоговые последствия зависят от способа предоставления автомобиля, порядка оплаты топлива и возможности определить и оценить выгоду работника — порядок фиксируется при выдаче разрешения. Неоформленное личное использование — типовое основание для доначислений при налоговой проверке.</w:t>
       </w:r>
     </w:p>
     <w:p>
@@ -5256,8 +5304,8 @@
         </w:numPr>
         <w:rPr/>
       </w:pPr>
-      <w:bookmarkStart w:id="19" w:name="__RefHeading___Toc1041_2694416175"/>
-      <w:bookmarkEnd w:id="19"/>
+      <w:bookmarkStart w:id="20" w:name="__RefHeading___Toc1219_2856069829"/>
+      <w:bookmarkEnd w:id="20"/>
       <w:r>
         <w:rPr>
           <w:rFonts w:eastAsia="Roboto" w:cs="Roboto"/>
@@ -5289,7 +5337,7 @@
           <w:sz w:val="22"/>
           <w:szCs w:val="22"/>
         </w:rPr>
-        <w:t>Закрепление автомобиля прекращается актом возврата: при переводе или увольнении водителя, при уходе в отпуск с передачей автомобиля другому лицу (по письменному разрешению работодателя), при списании или продаже. Акт фиксирует комплектность и состояние с учётом нормального износа. Выбытие самого автомобиля закрывается документами:</w:t>
+        <w:t>Закрепление автомобиля прекращается актом возврата: при переводе или увольнении водителя, при его длительном отсутствии, при списании или продаже. Акт фиксирует комплектность и состояние с учётом нормального износа. В период отсутствия закреплённого водителя автомобиль не эксплуатируется; передача иному лицу возможна только после оформления его как второго допущенного водителя с выполнением полного кадрового, медицинского, страхового и эксплуатационного контура — то есть с осознанным переходом к модели «основной и резервный водитель». Выбытие самого автомобиля закрывается документами:</w:t>
       </w:r>
     </w:p>
     <w:p>
@@ -5416,8 +5464,8 @@
         </w:numPr>
         <w:rPr/>
       </w:pPr>
-      <w:bookmarkStart w:id="20" w:name="__RefHeading___Toc1043_2694416175"/>
-      <w:bookmarkEnd w:id="20"/>
+      <w:bookmarkStart w:id="21" w:name="__RefHeading___Toc1221_2856069829"/>
+      <w:bookmarkEnd w:id="21"/>
       <w:r>
         <w:rPr>
           <w:rFonts w:eastAsia="Roboto" w:cs="Roboto"/>
@@ -5427,7 +5475,7 @@
           <w:sz w:val="24"/>
           <w:szCs w:val="24"/>
         </w:rPr>
-        <w:t>Карта обязанностей и зон риска</w:t>
+        <w:t>Карта обязательных процедур и контрольных доказательств</w:t>
       </w:r>
     </w:p>
     <w:p>
@@ -5449,7 +5497,7 @@
           <w:sz w:val="22"/>
           <w:szCs w:val="22"/>
         </w:rPr>
-        <w:t>Карта построена под базовую модель: обязанности по медосмотрам и путевым листам в ней действуют безусловно — спорной зоны «эпизодического управленца за рулём» больше нет. Для каждой зоны указано, когда возникает обязанность, чем грозит невыполнение и каким документом подтверждается контроль. Остаточный риск оценивается после фактического внедрения контрольных мероприятий.</w:t>
+        <w:t>Таблица фиксирует обязательные процедуры базовой модели: когда возникает обязанность, чем грозит невыполнение и каким документом подтверждается контроль. Обязанности по медосмотрам, охране труда и путевым листам действуют безусловно — спорной зоны «эпизодического управленца за рулём» в модели нет. Владельцев процедур, статус выполнения, даты проверок и остаточный риск организация фиксирует в собственном рабочем реестре после фактического внедрения контролей — здесь такие оценки не приводятся.</w:t>
       </w:r>
     </w:p>
     <w:p>
@@ -5468,7 +5516,7 @@
           <w:sz w:val="18"/>
           <w:szCs w:val="18"/>
         </w:rPr>
-        <w:t>Табл. 3. Карта обязанностей и зон риска</w:t>
+        <w:t>Табл. 3. Обязательные процедуры и контрольные доказательства</w:t>
       </w:r>
     </w:p>
     <w:tbl>
@@ -5769,7 +5817,7 @@
                 <w:sz w:val="20"/>
                 <w:szCs w:val="20"/>
               </w:rPr>
-              <w:t>Штрафы; регресс страховщика при ДТП</w:t>
+              <w:t>Штраф; возмещение вреда напрямую; нет страхового покрытия</w:t>
             </w:r>
           </w:p>
         </w:tc>
@@ -5799,7 +5847,7 @@
                 <w:sz w:val="20"/>
                 <w:szCs w:val="20"/>
               </w:rPr>
-              <w:t>Полис до первого выезда; контроль срока в календаре; полис в деле автомобиля</w:t>
+              <w:t>Ограниченный полис до первого выезда; контроль срока; полис в деле автомобиля</w:t>
             </w:r>
           </w:p>
         </w:tc>
@@ -6206,7 +6254,7 @@
                 <w:sz w:val="20"/>
                 <w:szCs w:val="20"/>
               </w:rPr>
-              <w:t>ст. 23 закона № 196-ФЗ</w:t>
+              <w:t>ст. 23 закона № 196-ФЗ; приказы № 29н, 266н, 342н</w:t>
             </w:r>
           </w:p>
         </w:tc>
@@ -6301,7 +6349,7 @@
                 <w:sz w:val="20"/>
                 <w:szCs w:val="20"/>
               </w:rPr>
-              <w:t>Режим труда и отдыха</w:t>
+              <w:t>Охрана труда</w:t>
             </w:r>
           </w:p>
         </w:tc>
@@ -6331,7 +6379,7 @@
                 <w:sz w:val="20"/>
                 <w:szCs w:val="20"/>
               </w:rPr>
-              <w:t>Работник занят в качестве водителя</w:t>
+              <w:t>Допуск работника к работе</w:t>
             </w:r>
           </w:p>
         </w:tc>
@@ -6361,7 +6409,7 @@
                 <w:sz w:val="20"/>
                 <w:szCs w:val="20"/>
               </w:rPr>
-              <w:t>ст. 329 ТК РФ; приказ Минтранса № 160 (с 01.09.2026)</w:t>
+              <w:t>ст. 214, 219 ТК РФ; пост. № 2464</w:t>
             </w:r>
           </w:p>
         </w:tc>
@@ -6391,7 +6439,7 @@
                 <w:sz w:val="20"/>
                 <w:szCs w:val="20"/>
               </w:rPr>
-              <w:t>Штрафы инспекции труда; споры об оплате</w:t>
+              <w:t>Штрафы инспекции труда; отстранение</w:t>
             </w:r>
           </w:p>
         </w:tc>
@@ -6421,7 +6469,7 @@
                 <w:sz w:val="20"/>
                 <w:szCs w:val="20"/>
               </w:rPr>
-              <w:t>ПВТР или положение; графики; табель; учёт времени управления</w:t>
+              <w:t>Вводный и первичный инструктажи; повторный раз в 6 месяцев; протоколы проверки знаний</w:t>
             </w:r>
           </w:p>
         </w:tc>
@@ -6455,7 +6503,7 @@
                 <w:sz w:val="20"/>
                 <w:szCs w:val="20"/>
               </w:rPr>
-              <w:t>Путевые листы</w:t>
+              <w:t>Режим труда и отдыха</w:t>
             </w:r>
           </w:p>
         </w:tc>
@@ -6486,7 +6534,7 @@
                 <w:sz w:val="20"/>
                 <w:szCs w:val="20"/>
               </w:rPr>
-              <w:t>Перевозка руководителя и работников — постоянно в данной модели</w:t>
+              <w:t>Работник занят в качестве водителя</w:t>
             </w:r>
           </w:p>
         </w:tc>
@@ -6517,7 +6565,7 @@
                 <w:sz w:val="20"/>
                 <w:szCs w:val="20"/>
               </w:rPr>
-              <w:t>ст. 6 закона № 259-ФЗ (УАТ)</w:t>
+              <w:t>ст. 329 ТК РФ; приказ № 424, с 01.09.2026 — № 160</w:t>
             </w:r>
           </w:p>
         </w:tc>
@@ -6548,7 +6596,7 @@
                 <w:sz w:val="20"/>
                 <w:szCs w:val="20"/>
               </w:rPr>
-              <w:t>Штрафы; расходы на топливо под угрозой</w:t>
+              <w:t>Штрафы инспекции труда; споры об оплате</w:t>
             </w:r>
           </w:p>
         </w:tc>
@@ -6579,7 +6627,7 @@
                 <w:sz w:val="20"/>
                 <w:szCs w:val="20"/>
               </w:rPr>
-              <w:t>Путевой лист до выпуска на линию; журнал регистрации; акты списания</w:t>
+              <w:t>ПВТР или положение; графики; табель; учёт времени управления</w:t>
             </w:r>
           </w:p>
         </w:tc>
@@ -6612,7 +6660,7 @@
                 <w:sz w:val="20"/>
                 <w:szCs w:val="20"/>
               </w:rPr>
-              <w:t>Техосмотр</w:t>
+              <w:t>Путевые листы</w:t>
             </w:r>
           </w:p>
         </w:tc>
@@ -6642,7 +6690,7 @@
                 <w:sz w:val="20"/>
                 <w:szCs w:val="20"/>
               </w:rPr>
-              <w:t>Автомобиль организации старше четырёх лет</w:t>
+              <w:t>Перевозка руководителя и работников — постоянно в данной модели</w:t>
             </w:r>
           </w:p>
         </w:tc>
@@ -6672,7 +6720,7 @@
                 <w:sz w:val="20"/>
                 <w:szCs w:val="20"/>
               </w:rPr>
-              <w:t>ст. 15 закона № 170-ФЗ</w:t>
+              <w:t>ст. 6 закона № 259-ФЗ (УАТ)</w:t>
             </w:r>
           </w:p>
         </w:tc>
@@ -6702,7 +6750,7 @@
                 <w:sz w:val="20"/>
                 <w:szCs w:val="20"/>
               </w:rPr>
-              <w:t>Штраф за эксплуатацию без техосмотра</w:t>
+              <w:t>Штрафы; расходы на топливо под угрозой</w:t>
             </w:r>
           </w:p>
         </w:tc>
@@ -6732,7 +6780,7 @@
                 <w:sz w:val="20"/>
                 <w:szCs w:val="20"/>
               </w:rPr>
-              <w:t>Календарь сроков; карта в деле автомобиля</w:t>
+              <w:t>Путевой лист до выпуска на линию; журнал регистрации; акты списания</w:t>
             </w:r>
           </w:p>
         </w:tc>
@@ -6766,7 +6814,7 @@
                 <w:sz w:val="20"/>
                 <w:szCs w:val="20"/>
               </w:rPr>
-              <w:t>Штрафы с камер</w:t>
+              <w:t>Техосмотр</w:t>
             </w:r>
           </w:p>
         </w:tc>
@@ -6797,7 +6845,7 @@
                 <w:sz w:val="20"/>
                 <w:szCs w:val="20"/>
               </w:rPr>
-              <w:t>Автоматическая фиксация нарушений</w:t>
+              <w:t>Автомобиль организации старше четырёх лет</w:t>
             </w:r>
           </w:p>
         </w:tc>
@@ -6828,7 +6876,7 @@
                 <w:sz w:val="20"/>
                 <w:szCs w:val="20"/>
               </w:rPr>
-              <w:t>ст. 2.6.1 КоАП РФ</w:t>
+              <w:t>ст. 15 закона № 170-ФЗ</w:t>
             </w:r>
           </w:p>
         </w:tc>
@@ -6859,7 +6907,7 @@
                 <w:sz w:val="20"/>
                 <w:szCs w:val="20"/>
               </w:rPr>
-              <w:t>Оплата штрафов организацией</w:t>
+              <w:t>Штраф за эксплуатацию без техосмотра</w:t>
             </w:r>
           </w:p>
         </w:tc>
@@ -6890,7 +6938,7 @@
                 <w:sz w:val="20"/>
                 <w:szCs w:val="20"/>
               </w:rPr>
-              <w:t>Порядок обжалования и взыскания в положении; акты передачи; путевые листы; расследования</w:t>
+              <w:t>Календарь сроков; карта в деле автомобиля</w:t>
             </w:r>
           </w:p>
         </w:tc>
@@ -6923,6 +6971,160 @@
                 <w:sz w:val="20"/>
                 <w:szCs w:val="20"/>
               </w:rPr>
+              <w:t>Штрафы с камер</w:t>
+            </w:r>
+          </w:p>
+        </w:tc>
+        <w:tc>
+          <w:tcPr>
+            <w:tcW w:w="1799" w:type="dxa"/>
+            <w:tcBorders>
+              <w:top w:val="single" w:sz="4" w:space="0" w:color="D9D9D9"/>
+              <w:left w:val="single" w:sz="4" w:space="0" w:color="D9D9D9"/>
+              <w:bottom w:val="single" w:sz="4" w:space="0" w:color="D9D9D9"/>
+              <w:right w:val="single" w:sz="4" w:space="0" w:color="D9D9D9"/>
+            </w:tcBorders>
+          </w:tcPr>
+          <w:p>
+            <w:pPr>
+              <w:pStyle w:val="Normal"/>
+              <w:spacing w:lineRule="auto" w:line="252" w:before="0" w:after="0"/>
+              <w:jc w:val="left"/>
+              <w:rPr/>
+            </w:pPr>
+            <w:r>
+              <w:rPr>
+                <w:rFonts w:eastAsia="Roboto" w:cs="Roboto"/>
+                <w:b w:val="false"/>
+                <w:bCs w:val="false"/>
+                <w:color w:val="333333"/>
+                <w:sz w:val="20"/>
+                <w:szCs w:val="20"/>
+              </w:rPr>
+              <w:t>Автоматическая фиксация нарушений</w:t>
+            </w:r>
+          </w:p>
+        </w:tc>
+        <w:tc>
+          <w:tcPr>
+            <w:tcW w:w="1451" w:type="dxa"/>
+            <w:tcBorders>
+              <w:top w:val="single" w:sz="4" w:space="0" w:color="D9D9D9"/>
+              <w:left w:val="single" w:sz="4" w:space="0" w:color="D9D9D9"/>
+              <w:bottom w:val="single" w:sz="4" w:space="0" w:color="D9D9D9"/>
+              <w:right w:val="single" w:sz="4" w:space="0" w:color="D9D9D9"/>
+            </w:tcBorders>
+          </w:tcPr>
+          <w:p>
+            <w:pPr>
+              <w:pStyle w:val="Normal"/>
+              <w:spacing w:lineRule="auto" w:line="252" w:before="0" w:after="0"/>
+              <w:jc w:val="left"/>
+              <w:rPr/>
+            </w:pPr>
+            <w:r>
+              <w:rPr>
+                <w:rFonts w:eastAsia="Roboto" w:cs="Roboto"/>
+                <w:b w:val="false"/>
+                <w:bCs w:val="false"/>
+                <w:color w:val="333333"/>
+                <w:sz w:val="20"/>
+                <w:szCs w:val="20"/>
+              </w:rPr>
+              <w:t>ст. 2.6.1 КоАП РФ</w:t>
+            </w:r>
+          </w:p>
+        </w:tc>
+        <w:tc>
+          <w:tcPr>
+            <w:tcW w:w="1799" w:type="dxa"/>
+            <w:tcBorders>
+              <w:top w:val="single" w:sz="4" w:space="0" w:color="D9D9D9"/>
+              <w:left w:val="single" w:sz="4" w:space="0" w:color="D9D9D9"/>
+              <w:bottom w:val="single" w:sz="4" w:space="0" w:color="D9D9D9"/>
+              <w:right w:val="single" w:sz="4" w:space="0" w:color="D9D9D9"/>
+            </w:tcBorders>
+          </w:tcPr>
+          <w:p>
+            <w:pPr>
+              <w:pStyle w:val="Normal"/>
+              <w:spacing w:lineRule="auto" w:line="252" w:before="0" w:after="0"/>
+              <w:jc w:val="left"/>
+              <w:rPr/>
+            </w:pPr>
+            <w:r>
+              <w:rPr>
+                <w:rFonts w:eastAsia="Roboto" w:cs="Roboto"/>
+                <w:b w:val="false"/>
+                <w:bCs w:val="false"/>
+                <w:color w:val="333333"/>
+                <w:sz w:val="20"/>
+                <w:szCs w:val="20"/>
+              </w:rPr>
+              <w:t>Оплата штрафов организацией; работник за рулём не освобождает</w:t>
+            </w:r>
+          </w:p>
+        </w:tc>
+        <w:tc>
+          <w:tcPr>
+            <w:tcW w:w="2422" w:type="dxa"/>
+            <w:tcBorders>
+              <w:top w:val="single" w:sz="4" w:space="0" w:color="D9D9D9"/>
+              <w:left w:val="single" w:sz="4" w:space="0" w:color="D9D9D9"/>
+              <w:bottom w:val="single" w:sz="4" w:space="0" w:color="D9D9D9"/>
+              <w:right w:val="single" w:sz="4" w:space="0" w:color="D9D9D9"/>
+            </w:tcBorders>
+          </w:tcPr>
+          <w:p>
+            <w:pPr>
+              <w:pStyle w:val="Normal"/>
+              <w:spacing w:lineRule="auto" w:line="252" w:before="0" w:after="0"/>
+              <w:jc w:val="left"/>
+              <w:rPr/>
+            </w:pPr>
+            <w:r>
+              <w:rPr>
+                <w:rFonts w:eastAsia="Roboto" w:cs="Roboto"/>
+                <w:b w:val="false"/>
+                <w:bCs w:val="false"/>
+                <w:color w:val="333333"/>
+                <w:sz w:val="20"/>
+                <w:szCs w:val="20"/>
+              </w:rPr>
+              <w:t>Внутреннее установление водителя (путевой лист); расследование; меры в пределах ТК РФ</w:t>
+            </w:r>
+          </w:p>
+        </w:tc>
+      </w:tr>
+      <w:tr>
+        <w:trPr/>
+        <w:tc>
+          <w:tcPr>
+            <w:tcW w:w="1600" w:type="dxa"/>
+            <w:tcBorders>
+              <w:top w:val="single" w:sz="4" w:space="0" w:color="D9D9D9"/>
+              <w:left w:val="single" w:sz="4" w:space="0" w:color="D9D9D9"/>
+              <w:bottom w:val="single" w:sz="4" w:space="0" w:color="D9D9D9"/>
+              <w:right w:val="single" w:sz="4" w:space="0" w:color="D9D9D9"/>
+            </w:tcBorders>
+            <w:shd w:fill="F5F5F5" w:val="clear"/>
+          </w:tcPr>
+          <w:p>
+            <w:pPr>
+              <w:pStyle w:val="Normal"/>
+              <w:spacing w:lineRule="auto" w:line="252" w:before="0" w:after="0"/>
+              <w:jc w:val="left"/>
+              <w:rPr/>
+            </w:pPr>
+            <w:r>
+              <w:rPr>
+                <w:rFonts w:eastAsia="Roboto" w:cs="Roboto"/>
+                <w:b w:val="false"/>
+                <w:bCs w:val="false"/>
+                <w:color w:val="333333"/>
+                <w:sz w:val="20"/>
+                <w:szCs w:val="20"/>
+              </w:rPr>
               <w:t>Личные поездки</w:t>
             </w:r>
           </w:p>
@@ -6936,6 +7138,7 @@
               <w:bottom w:val="single" w:sz="4" w:space="0" w:color="D9D9D9"/>
               <w:right w:val="single" w:sz="4" w:space="0" w:color="D9D9D9"/>
             </w:tcBorders>
+            <w:shd w:fill="F5F5F5" w:val="clear"/>
           </w:tcPr>
           <w:p>
             <w:pPr>
@@ -6966,6 +7169,7 @@
               <w:bottom w:val="single" w:sz="4" w:space="0" w:color="D9D9D9"/>
               <w:right w:val="single" w:sz="4" w:space="0" w:color="D9D9D9"/>
             </w:tcBorders>
+            <w:shd w:fill="F5F5F5" w:val="clear"/>
           </w:tcPr>
           <w:p>
             <w:pPr>
@@ -6996,6 +7200,7 @@
               <w:bottom w:val="single" w:sz="4" w:space="0" w:color="D9D9D9"/>
               <w:right w:val="single" w:sz="4" w:space="0" w:color="D9D9D9"/>
             </w:tcBorders>
+            <w:shd w:fill="F5F5F5" w:val="clear"/>
           </w:tcPr>
           <w:p>
             <w:pPr>
@@ -7026,6 +7231,7 @@
               <w:bottom w:val="single" w:sz="4" w:space="0" w:color="D9D9D9"/>
               <w:right w:val="single" w:sz="4" w:space="0" w:color="D9D9D9"/>
             </w:tcBorders>
+            <w:shd w:fill="F5F5F5" w:val="clear"/>
           </w:tcPr>
           <w:p>
             <w:pPr>
@@ -7077,8 +7283,8 @@
         </w:numPr>
         <w:rPr/>
       </w:pPr>
-      <w:bookmarkStart w:id="21" w:name="__RefHeading___Toc1045_2694416175"/>
-      <w:bookmarkEnd w:id="21"/>
+      <w:bookmarkStart w:id="22" w:name="__RefHeading___Toc1223_2856069829"/>
+      <w:bookmarkEnd w:id="22"/>
       <w:r>
         <w:rPr>
           <w:rFonts w:eastAsia="Roboto" w:cs="Roboto"/>
@@ -7467,7 +7673,7 @@
                 <w:sz w:val="20"/>
                 <w:szCs w:val="20"/>
               </w:rPr>
-              <w:t>Обеспечить медицинский допуск: предварительный осмотр, психиатрическое освидетельствование (в предусмотренных случаях), договор на предрейсовые и послерейсовые осмотры</w:t>
+              <w:t>Обеспечить медицинский допуск: предварительный осмотр (приказ № 29н), психиатрическое освидетельствование (приказ № 342н), договор на предрейсовые и послерейсовые осмотры (приказ № 266н)</w:t>
             </w:r>
           </w:p>
         </w:tc>
@@ -7594,7 +7800,7 @@
                 <w:sz w:val="20"/>
                 <w:szCs w:val="20"/>
               </w:rPr>
-              <w:t>Оформить ОСАГО (каско — рекомендовано как ключевой инструмент имущественного риска)</w:t>
+              <w:t>Провести инструктажи и обучение по охране труда, оформить документы допуска к самостоятельной работе</w:t>
             </w:r>
           </w:p>
         </w:tc>
@@ -7624,7 +7830,7 @@
                 <w:sz w:val="20"/>
                 <w:szCs w:val="20"/>
               </w:rPr>
-              <w:t>Ответственный за транспорт</w:t>
+              <w:t>Руководитель, специалист по охране труда</w:t>
             </w:r>
           </w:p>
         </w:tc>
@@ -7654,7 +7860,7 @@
                 <w:sz w:val="20"/>
                 <w:szCs w:val="20"/>
               </w:rPr>
-              <w:t>До первого использования автомобиля</w:t>
+              <w:t>До первого выезда</w:t>
             </w:r>
           </w:p>
         </w:tc>
@@ -7721,7 +7927,7 @@
                 <w:sz w:val="20"/>
                 <w:szCs w:val="20"/>
               </w:rPr>
-              <w:t>Издать приказ о закреплении, подписать акт приёма-передачи, приказ об эксплуатационных обязанностях; запустить путевые листы и журналы</w:t>
+              <w:t>Оформить ОСАГО — ограниченный полис с указанием водителя (каско — рекомендовано как ключевой инструмент имущественного риска)</w:t>
             </w:r>
           </w:p>
         </w:tc>
@@ -7752,7 +7958,7 @@
                 <w:sz w:val="20"/>
                 <w:szCs w:val="20"/>
               </w:rPr>
-              <w:t>Руководитель, водитель</w:t>
+              <w:t>Ответственный за транспорт</w:t>
             </w:r>
           </w:p>
         </w:tc>
@@ -7783,7 +7989,7 @@
                 <w:sz w:val="20"/>
                 <w:szCs w:val="20"/>
               </w:rPr>
-              <w:t>До первого выезда</w:t>
+              <w:t>До первого использования автомобиля</w:t>
             </w:r>
           </w:p>
         </w:tc>
@@ -7848,7 +8054,7 @@
                 <w:sz w:val="20"/>
                 <w:szCs w:val="20"/>
               </w:rPr>
-              <w:t>Подать заявление об изменении регистрационных данных в ГИБДД</w:t>
+              <w:t>Издать приказ о закреплении, подписать акт приёма-передачи, приказ об эксплуатационных обязанностях; назначить уполномоченное лицо по путевым листам и запустить их</w:t>
             </w:r>
           </w:p>
         </w:tc>
@@ -7878,7 +8084,7 @@
                 <w:sz w:val="20"/>
                 <w:szCs w:val="20"/>
               </w:rPr>
-              <w:t>Ответственный за транспорт</w:t>
+              <w:t>Руководитель, водитель</w:t>
             </w:r>
           </w:p>
         </w:tc>
@@ -7908,7 +8114,7 @@
                 <w:sz w:val="20"/>
                 <w:szCs w:val="20"/>
               </w:rPr>
-              <w:t>10 дней со дня приобретения прав владельца</w:t>
+              <w:t>До первого выезда</w:t>
             </w:r>
           </w:p>
         </w:tc>
@@ -7975,7 +8181,7 @@
                 <w:sz w:val="20"/>
                 <w:szCs w:val="20"/>
               </w:rPr>
-              <w:t>Утвердить положение об эксплуатации автомобиля и раздел о рабочем времени и отдыхе водителя (под правила, действующие с 01.09.2026)</w:t>
+              <w:t>Подать заявление об изменении регистрационных данных в ГИБДД (для автомобиля старше четырёх лет — с действующей диагностической картой)</w:t>
             </w:r>
           </w:p>
         </w:tc>
@@ -8006,7 +8212,7 @@
                 <w:sz w:val="20"/>
                 <w:szCs w:val="20"/>
               </w:rPr>
-              <w:t>Руководитель, кадровая служба</w:t>
+              <w:t>Ответственный за транспорт</w:t>
             </w:r>
           </w:p>
         </w:tc>
@@ -8037,7 +8243,7 @@
                 <w:sz w:val="20"/>
                 <w:szCs w:val="20"/>
               </w:rPr>
-              <w:t>5 рабочих дней</w:t>
+              <w:t>10 дней со дня приобретения прав владельца</w:t>
             </w:r>
           </w:p>
         </w:tc>
@@ -8102,7 +8308,7 @@
                 <w:sz w:val="20"/>
                 <w:szCs w:val="20"/>
               </w:rPr>
-              <w:t>Принять автомобиль к учёту (сроки полезного использования — отдельно для БУ и НУ); заключить договоры: сервис, топливная карта, парковка</w:t>
+              <w:t>Утвердить положение об эксплуатации автомобиля и раздел о рабочем времени и отдыхе водителя (приказ № 424; с 01.09.2026 — привести под приказ № 160)</w:t>
             </w:r>
           </w:p>
         </w:tc>
@@ -8132,7 +8338,7 @@
                 <w:sz w:val="20"/>
                 <w:szCs w:val="20"/>
               </w:rPr>
-              <w:t>Главный бухгалтер, административная служба</w:t>
+              <w:t>Руководитель, кадровая служба</w:t>
             </w:r>
           </w:p>
         </w:tc>
@@ -8162,7 +8368,7 @@
                 <w:sz w:val="20"/>
                 <w:szCs w:val="20"/>
               </w:rPr>
-              <w:t>Месяц принятия к учёту</w:t>
+              <w:t>До первого допуска водителя к самостоятельной работе</w:t>
             </w:r>
           </w:p>
         </w:tc>
@@ -8229,6 +8435,133 @@
                 <w:sz w:val="20"/>
                 <w:szCs w:val="20"/>
               </w:rPr>
+              <w:t>Принять автомобиль к учёту (сроки полезного использования — отдельно для БУ и НУ). Договоры: топливная карта и парковка — до начала операций; сервис — до первого планового ТО</w:t>
+            </w:r>
+          </w:p>
+        </w:tc>
+        <w:tc>
+          <w:tcPr>
+            <w:tcW w:w="2301" w:type="dxa"/>
+            <w:tcBorders>
+              <w:top w:val="single" w:sz="4" w:space="0" w:color="D9D9D9"/>
+              <w:left w:val="single" w:sz="4" w:space="0" w:color="D9D9D9"/>
+              <w:bottom w:val="single" w:sz="4" w:space="0" w:color="D9D9D9"/>
+              <w:right w:val="single" w:sz="4" w:space="0" w:color="D9D9D9"/>
+            </w:tcBorders>
+            <w:shd w:fill="F5F5F5" w:val="clear"/>
+          </w:tcPr>
+          <w:p>
+            <w:pPr>
+              <w:pStyle w:val="Normal"/>
+              <w:spacing w:lineRule="auto" w:line="252" w:before="0" w:after="0"/>
+              <w:jc w:val="left"/>
+              <w:rPr/>
+            </w:pPr>
+            <w:r>
+              <w:rPr>
+                <w:rFonts w:eastAsia="Roboto" w:cs="Roboto"/>
+                <w:b w:val="false"/>
+                <w:bCs w:val="false"/>
+                <w:color w:val="333333"/>
+                <w:sz w:val="20"/>
+                <w:szCs w:val="20"/>
+              </w:rPr>
+              <w:t>Главный бухгалтер, административная служба</w:t>
+            </w:r>
+          </w:p>
+        </w:tc>
+        <w:tc>
+          <w:tcPr>
+            <w:tcW w:w="2570" w:type="dxa"/>
+            <w:tcBorders>
+              <w:top w:val="single" w:sz="4" w:space="0" w:color="D9D9D9"/>
+              <w:left w:val="single" w:sz="4" w:space="0" w:color="D9D9D9"/>
+              <w:bottom w:val="single" w:sz="4" w:space="0" w:color="D9D9D9"/>
+              <w:right w:val="single" w:sz="4" w:space="0" w:color="D9D9D9"/>
+            </w:tcBorders>
+            <w:shd w:fill="F5F5F5" w:val="clear"/>
+          </w:tcPr>
+          <w:p>
+            <w:pPr>
+              <w:pStyle w:val="Normal"/>
+              <w:spacing w:lineRule="auto" w:line="252" w:before="0" w:after="0"/>
+              <w:jc w:val="left"/>
+              <w:rPr/>
+            </w:pPr>
+            <w:r>
+              <w:rPr>
+                <w:rFonts w:eastAsia="Roboto" w:cs="Roboto"/>
+                <w:b w:val="false"/>
+                <w:bCs w:val="false"/>
+                <w:color w:val="333333"/>
+                <w:sz w:val="20"/>
+                <w:szCs w:val="20"/>
+              </w:rPr>
+              <w:t>По правилам учёта; до начала операций</w:t>
+            </w:r>
+          </w:p>
+        </w:tc>
+      </w:tr>
+      <w:tr>
+        <w:trPr>
+          <w:cantSplit w:val="true"/>
+        </w:trPr>
+        <w:tc>
+          <w:tcPr>
+            <w:tcW w:w="499" w:type="dxa"/>
+            <w:tcBorders>
+              <w:top w:val="single" w:sz="4" w:space="0" w:color="D9D9D9"/>
+              <w:left w:val="single" w:sz="4" w:space="0" w:color="D9D9D9"/>
+              <w:bottom w:val="single" w:sz="4" w:space="0" w:color="D9D9D9"/>
+              <w:right w:val="single" w:sz="4" w:space="0" w:color="D9D9D9"/>
+            </w:tcBorders>
+          </w:tcPr>
+          <w:p>
+            <w:pPr>
+              <w:pStyle w:val="Normal"/>
+              <w:spacing w:lineRule="auto" w:line="252" w:before="0" w:after="0"/>
+              <w:jc w:val="left"/>
+              <w:rPr/>
+            </w:pPr>
+            <w:r>
+              <w:rPr>
+                <w:rFonts w:eastAsia="Roboto" w:cs="Roboto"/>
+                <w:b w:val="false"/>
+                <w:bCs w:val="false"/>
+                <w:color w:val="333333"/>
+                <w:sz w:val="20"/>
+                <w:szCs w:val="20"/>
+              </w:rPr>
+              <w:t>9</w:t>
+            </w:r>
+          </w:p>
+        </w:tc>
+        <w:tc>
+          <w:tcPr>
+            <w:tcW w:w="3700" w:type="dxa"/>
+            <w:tcBorders>
+              <w:top w:val="single" w:sz="4" w:space="0" w:color="D9D9D9"/>
+              <w:left w:val="single" w:sz="4" w:space="0" w:color="D9D9D9"/>
+              <w:bottom w:val="single" w:sz="4" w:space="0" w:color="D9D9D9"/>
+              <w:right w:val="single" w:sz="4" w:space="0" w:color="D9D9D9"/>
+            </w:tcBorders>
+          </w:tcPr>
+          <w:p>
+            <w:pPr>
+              <w:pStyle w:val="Normal"/>
+              <w:spacing w:lineRule="auto" w:line="252" w:before="0" w:after="0"/>
+              <w:jc w:val="left"/>
+              <w:rPr/>
+            </w:pPr>
+            <w:r>
+              <w:rPr>
+                <w:rFonts w:eastAsia="Roboto" w:cs="Roboto"/>
+                <w:b w:val="false"/>
+                <w:bCs w:val="false"/>
+                <w:color w:val="333333"/>
+                <w:sz w:val="20"/>
+                <w:szCs w:val="20"/>
+              </w:rPr>
               <w:t>Вести календарь юридически значимых сроков (ниже)</w:t>
             </w:r>
           </w:p>
@@ -8242,7 +8575,6 @@
               <w:bottom w:val="single" w:sz="4" w:space="0" w:color="D9D9D9"/>
               <w:right w:val="single" w:sz="4" w:space="0" w:color="D9D9D9"/>
             </w:tcBorders>
-            <w:shd w:fill="F5F5F5" w:val="clear"/>
           </w:tcPr>
           <w:p>
             <w:pPr>
@@ -8273,7 +8605,6 @@
               <w:bottom w:val="single" w:sz="4" w:space="0" w:color="D9D9D9"/>
               <w:right w:val="single" w:sz="4" w:space="0" w:color="D9D9D9"/>
             </w:tcBorders>
-            <w:shd w:fill="F5F5F5" w:val="clear"/>
           </w:tcPr>
           <w:p>
             <w:pPr>
@@ -8434,7 +8765,7 @@
           <w:sz w:val="22"/>
           <w:szCs w:val="22"/>
         </w:rPr>
-        <w:t>графики работы водителя и учёт времени управления;</w:t>
+        <w:t>повторные инструктажи по охране труда (не реже одного раза в шесть месяцев);</w:t>
       </w:r>
     </w:p>
     <w:p>
@@ -8459,7 +8790,7 @@
           <w:sz w:val="22"/>
           <w:szCs w:val="22"/>
         </w:rPr>
-        <w:t>сроки уплаты транспортного налога и авансовых платежей, подача уведомлений;</w:t>
+        <w:t>графики работы водителя и учёт времени управления;</w:t>
       </w:r>
     </w:p>
     <w:p>
@@ -8484,7 +8815,7 @@
           <w:sz w:val="22"/>
           <w:szCs w:val="22"/>
         </w:rPr>
-        <w:t>сроки обжалования постановлений и льготной оплаты штрафов;</w:t>
+        <w:t>сроки уплаты транспортного налога и авансовых платежей, подача уведомлений;</w:t>
       </w:r>
     </w:p>
     <w:p>
@@ -8509,7 +8840,7 @@
           <w:sz w:val="22"/>
           <w:szCs w:val="22"/>
         </w:rPr>
-        <w:t>срок уведомления страховщика о ДТП по договору страхования;</w:t>
+        <w:t>сроки обжалования постановлений и льготной оплаты штрафов;</w:t>
       </w:r>
     </w:p>
     <w:p>
@@ -8534,7 +8865,7 @@
           <w:sz w:val="22"/>
           <w:szCs w:val="22"/>
         </w:rPr>
-        <w:t>месячный срок для распоряжения о взыскании ущерба с работника;</w:t>
+        <w:t>срок уведомления страховщика о ДТП по договору страхования;</w:t>
       </w:r>
     </w:p>
     <w:p>
@@ -8559,6 +8890,31 @@
           <w:sz w:val="22"/>
           <w:szCs w:val="22"/>
         </w:rPr>
+        <w:t>месячный срок для распоряжения о взыскании ущерба с работника;</w:t>
+      </w:r>
+    </w:p>
+    <w:p>
+      <w:pPr>
+        <w:pStyle w:val="ListParagraph"/>
+        <w:numPr>
+          <w:ilvl w:val="0"/>
+          <w:numId w:val="12"/>
+        </w:numPr>
+        <w:spacing w:lineRule="auto" w:line="276" w:before="0" w:after="60"/>
+        <w:jc w:val="both"/>
+        <w:rPr/>
+      </w:pPr>
+      <w:r>
+        <w:rPr>
+          <w:rFonts w:eastAsia="Roboto" w:cs="Roboto"/>
+          <w:b w:val="false"/>
+          <w:bCs w:val="false"/>
+          <w:i w:val="false"/>
+          <w:iCs w:val="false"/>
+          <w:color w:val="333333"/>
+          <w:sz w:val="22"/>
+          <w:szCs w:val="22"/>
+        </w:rPr>
         <w:t>регламентные ТО по пробегу и сезонная замена шин.</w:t>
       </w:r>
     </w:p>
@@ -8572,8 +8928,8 @@
         </w:numPr>
         <w:rPr/>
       </w:pPr>
-      <w:bookmarkStart w:id="22" w:name="__RefHeading___Toc1047_2694416175"/>
-      <w:bookmarkEnd w:id="22"/>
+      <w:bookmarkStart w:id="23" w:name="__RefHeading___Toc1225_2856069829"/>
+      <w:bookmarkEnd w:id="23"/>
       <w:r>
         <w:rPr>
           <w:rFonts w:eastAsia="Roboto" w:cs="Roboto"/>
@@ -8605,7 +8961,7 @@
           <w:sz w:val="22"/>
           <w:szCs w:val="22"/>
         </w:rPr>
-        <w:t>Справка построена под базовую модель: российское юридическое лицо на общем режиме или УСН; легковой автомобиль для собственных нужд (не такси, не коммерческие перевозки), зарегистрированный на организацию; один штатный водитель, управление автомобилем — его основная трудовая функция; автомобиль персонально закреплён, иных допущенных водителей нет; личное использование и передача управления запрещены без письменного разрешения работодателя. Альтернативная модель — эпизодическое управление автомобилем директором или менеджером без водительской трудовой функции — из справки исключена: при её выборе объём обязанностей по медосмотрам и путевым листам требует отдельной оценки по фактической модели использования. Для перевозочной деятельности состав обязательных документов существенно шире и здесь не рассматривается. Нормативные акты указаны в редакциях, действующих на август 2026 года.</w:t>
+        <w:t>Справка построена под базовую модель: российское юридическое лицо на общем режиме или УСН; легковой автомобиль для собственных нужд (не такси, не коммерческие перевозки), зарегистрированный на организацию; один штатный водитель, управление автомобилем — его основная трудовая функция; автомобиль персонально закреплён, иных допущенных водителей нет; личное использование запрещено без письменного разрешения работодателя; в период отсутствия закреплённого водителя автомобиль не эксплуатируется, а передача иному лицу возможна только через оформление второго допущенного водителя с полным контуром допуска. Переходные нормы учтены так: до 31 августа 2026 года действуют приказы Минтранса № 424 (режим труда и отдыха) и № 264 (профессиональный отбор); с 1 сентября 2026 года их заменяют приказы № 160 и № 158, и локальные документы с этой даты приводятся в соответствие. Альтернативная модель — эпизодическое управление автомобилем директором или менеджером без водительской трудовой функции — из справки исключена: при её выборе объём обязанностей по медосмотрам и путевым листам требует отдельной оценки по фактической модели использования. Для перевозочной деятельности состав обязательных документов существенно шире и здесь не рассматривается. Нормативные акты указаны в редакциях, действующих на август 2026 года.</w:t>
       </w:r>
     </w:p>
     <w:p>
@@ -9011,7 +9367,7 @@
                 <w:sz w:val="20"/>
                 <w:szCs w:val="20"/>
               </w:rPr>
-              <w:t>Медосмотры штатного водителя: предварительные, периодические, предрейсовые — обязательны; послерейсовые — при перевозке пассажиров; дистанционные — с очными ХТИ дважды в год</w:t>
+              <w:t>Медосмотры штатного водителя обязательны весь период работы; послерейсовые — при перевозке пассажиров; дистанционные — с очными ХТИ дважды в год</w:t>
             </w:r>
           </w:p>
         </w:tc>
@@ -9065,7 +9421,7 @@
                 <w:sz w:val="20"/>
                 <w:szCs w:val="20"/>
               </w:rPr>
-              <w:t>ст. 23 закона № 196-ФЗ; ст. 220 ТК РФ; приказ Минздрава № 266н</w:t>
+              <w:t>ст. 23 закона № 196-ФЗ; ст. 220 ТК РФ</w:t>
             </w:r>
           </w:p>
         </w:tc>
@@ -9095,7 +9451,7 @@
                 <w:sz w:val="20"/>
                 <w:szCs w:val="20"/>
               </w:rPr>
-              <w:t>Психиатрическое освидетельствование — в предусмотренных законодательством случаях</w:t>
+              <w:t>Психиатрическое освидетельствование обязательно: управление ТС включено в перечень видов деятельности</w:t>
             </w:r>
           </w:p>
         </w:tc>
@@ -9122,7 +9478,7 @@
                 <w:sz w:val="20"/>
                 <w:szCs w:val="20"/>
               </w:rPr>
-              <w:t>Норма закона; порядок — подзаконный акт</w:t>
+              <w:t>Норма закона; подзаконный акт</w:t>
             </w:r>
           </w:p>
         </w:tc>
@@ -9149,7 +9505,7 @@
                 <w:sz w:val="20"/>
                 <w:szCs w:val="20"/>
               </w:rPr>
-              <w:t>ст. 220 ТК РФ; акты Минздрава</w:t>
+              <w:t>ст. 220 ТК РФ; приказ Минздрава № 342н</w:t>
             </w:r>
           </w:p>
         </w:tc>
@@ -9179,7 +9535,7 @@
                 <w:sz w:val="20"/>
                 <w:szCs w:val="20"/>
               </w:rPr>
-              <w:t>Режим труда и отдыха водителей — с 01.09.2026 новый приказ Минтранса № 160 (заменяет № 424)</w:t>
+              <w:t>Медосмотры: предварительные и периодические — приказ № 29н; предрейсовые и послерейсовые — приказ № 266н</w:t>
             </w:r>
           </w:p>
         </w:tc>
@@ -9206,7 +9562,7 @@
                 <w:sz w:val="20"/>
                 <w:szCs w:val="20"/>
               </w:rPr>
-              <w:t>Подзаконный акт; реквизиты проверить на дату</w:t>
+              <w:t>Подзаконные акты</w:t>
             </w:r>
           </w:p>
         </w:tc>
@@ -9233,7 +9589,343 @@
                 <w:sz w:val="20"/>
                 <w:szCs w:val="20"/>
               </w:rPr>
-              <w:t>ст. 329 ТК РФ; приказ Минтранса № 160</w:t>
+              <w:t>приказы Минздрава № 29н, 266н</w:t>
+            </w:r>
+          </w:p>
+        </w:tc>
+      </w:tr>
+      <w:tr>
+        <w:trPr/>
+        <w:tc>
+          <w:tcPr>
+            <w:tcW w:w="3499" w:type="dxa"/>
+            <w:tcBorders>
+              <w:bottom w:val="single" w:sz="4" w:space="0" w:color="D9D9D9"/>
+            </w:tcBorders>
+          </w:tcPr>
+          <w:p>
+            <w:pPr>
+              <w:pStyle w:val="Normal"/>
+              <w:spacing w:lineRule="auto" w:line="252" w:before="0" w:after="0"/>
+              <w:jc w:val="left"/>
+              <w:rPr/>
+            </w:pPr>
+            <w:r>
+              <w:rPr>
+                <w:rFonts w:eastAsia="Roboto" w:cs="Roboto"/>
+                <w:b w:val="false"/>
+                <w:bCs w:val="false"/>
+                <w:color w:val="333333"/>
+                <w:sz w:val="20"/>
+                <w:szCs w:val="20"/>
+              </w:rPr>
+              <w:t>Охрана труда: вводный, первичный, повторный (раз в 6 месяцев), внеплановый и целевой инструктажи; обучение и проверка знаний</w:t>
+            </w:r>
+          </w:p>
+        </w:tc>
+        <w:tc>
+          <w:tcPr>
+            <w:tcW w:w="2300" w:type="dxa"/>
+            <w:tcBorders>
+              <w:bottom w:val="single" w:sz="4" w:space="0" w:color="D9D9D9"/>
+            </w:tcBorders>
+          </w:tcPr>
+          <w:p>
+            <w:pPr>
+              <w:pStyle w:val="Normal"/>
+              <w:spacing w:lineRule="auto" w:line="252" w:before="0" w:after="0"/>
+              <w:jc w:val="left"/>
+              <w:rPr/>
+            </w:pPr>
+            <w:r>
+              <w:rPr>
+                <w:rFonts w:eastAsia="Roboto" w:cs="Roboto"/>
+                <w:b w:val="false"/>
+                <w:bCs w:val="false"/>
+                <w:color w:val="333333"/>
+                <w:sz w:val="20"/>
+                <w:szCs w:val="20"/>
+              </w:rPr>
+              <w:t>Подзаконный акт</w:t>
+            </w:r>
+          </w:p>
+        </w:tc>
+        <w:tc>
+          <w:tcPr>
+            <w:tcW w:w="3272" w:type="dxa"/>
+            <w:tcBorders>
+              <w:bottom w:val="single" w:sz="4" w:space="0" w:color="D9D9D9"/>
+            </w:tcBorders>
+          </w:tcPr>
+          <w:p>
+            <w:pPr>
+              <w:pStyle w:val="Normal"/>
+              <w:spacing w:lineRule="auto" w:line="252" w:before="0" w:after="0"/>
+              <w:jc w:val="left"/>
+              <w:rPr/>
+            </w:pPr>
+            <w:r>
+              <w:rPr>
+                <w:rFonts w:eastAsia="Roboto" w:cs="Roboto"/>
+                <w:b w:val="false"/>
+                <w:bCs w:val="false"/>
+                <w:color w:val="333333"/>
+                <w:sz w:val="20"/>
+                <w:szCs w:val="20"/>
+              </w:rPr>
+              <w:t>ст. 214, 219 ТК РФ; постановление Правительства № 2464</w:t>
+            </w:r>
+          </w:p>
+        </w:tc>
+      </w:tr>
+      <w:tr>
+        <w:trPr/>
+        <w:tc>
+          <w:tcPr>
+            <w:tcW w:w="3499" w:type="dxa"/>
+            <w:tcBorders>
+              <w:bottom w:val="single" w:sz="4" w:space="0" w:color="D9D9D9"/>
+            </w:tcBorders>
+          </w:tcPr>
+          <w:p>
+            <w:pPr>
+              <w:pStyle w:val="Normal"/>
+              <w:spacing w:lineRule="auto" w:line="252" w:before="0" w:after="0"/>
+              <w:jc w:val="left"/>
+              <w:rPr/>
+            </w:pPr>
+            <w:r>
+              <w:rPr>
+                <w:rFonts w:eastAsia="Roboto" w:cs="Roboto"/>
+                <w:b w:val="false"/>
+                <w:bCs w:val="false"/>
+                <w:color w:val="333333"/>
+                <w:sz w:val="20"/>
+                <w:szCs w:val="20"/>
+              </w:rPr>
+              <w:t>Работник за рулём при исполнении трудовых обязанностей не освобождает организацию от штрафа с камеры</w:t>
+            </w:r>
+          </w:p>
+        </w:tc>
+        <w:tc>
+          <w:tcPr>
+            <w:tcW w:w="2300" w:type="dxa"/>
+            <w:tcBorders>
+              <w:bottom w:val="single" w:sz="4" w:space="0" w:color="D9D9D9"/>
+            </w:tcBorders>
+          </w:tcPr>
+          <w:p>
+            <w:pPr>
+              <w:pStyle w:val="Normal"/>
+              <w:spacing w:lineRule="auto" w:line="252" w:before="0" w:after="0"/>
+              <w:jc w:val="left"/>
+              <w:rPr/>
+            </w:pPr>
+            <w:r>
+              <w:rPr>
+                <w:rFonts w:eastAsia="Roboto" w:cs="Roboto"/>
+                <w:b w:val="false"/>
+                <w:bCs w:val="false"/>
+                <w:color w:val="333333"/>
+                <w:sz w:val="20"/>
+                <w:szCs w:val="20"/>
+              </w:rPr>
+              <w:t>Позиция Конституционного Суда РФ</w:t>
+            </w:r>
+          </w:p>
+        </w:tc>
+        <w:tc>
+          <w:tcPr>
+            <w:tcW w:w="3272" w:type="dxa"/>
+            <w:tcBorders>
+              <w:bottom w:val="single" w:sz="4" w:space="0" w:color="D9D9D9"/>
+            </w:tcBorders>
+          </w:tcPr>
+          <w:p>
+            <w:pPr>
+              <w:pStyle w:val="Normal"/>
+              <w:spacing w:lineRule="auto" w:line="252" w:before="0" w:after="0"/>
+              <w:jc w:val="left"/>
+              <w:rPr/>
+            </w:pPr>
+            <w:r>
+              <w:rPr>
+                <w:rFonts w:eastAsia="Roboto" w:cs="Roboto"/>
+                <w:b w:val="false"/>
+                <w:bCs w:val="false"/>
+                <w:color w:val="333333"/>
+                <w:sz w:val="20"/>
+                <w:szCs w:val="20"/>
+              </w:rPr>
+              <w:t>ст. 2.6.1 КоАП РФ; практика КС РФ</w:t>
+            </w:r>
+          </w:p>
+        </w:tc>
+      </w:tr>
+      <w:tr>
+        <w:trPr/>
+        <w:tc>
+          <w:tcPr>
+            <w:tcW w:w="3499" w:type="dxa"/>
+            <w:tcBorders>
+              <w:bottom w:val="single" w:sz="4" w:space="0" w:color="D9D9D9"/>
+            </w:tcBorders>
+          </w:tcPr>
+          <w:p>
+            <w:pPr>
+              <w:pStyle w:val="Normal"/>
+              <w:spacing w:lineRule="auto" w:line="252" w:before="0" w:after="0"/>
+              <w:jc w:val="left"/>
+              <w:rPr/>
+            </w:pPr>
+            <w:r>
+              <w:rPr>
+                <w:rFonts w:eastAsia="Roboto" w:cs="Roboto"/>
+                <w:b w:val="false"/>
+                <w:bCs w:val="false"/>
+                <w:color w:val="333333"/>
+                <w:sz w:val="20"/>
+                <w:szCs w:val="20"/>
+              </w:rPr>
+              <w:t>Профотбор: до 31.08.2026 — приказ № 264; с 01.09.2026 — приказ № 158 (легковые для собственных нужд вне сферы)</w:t>
+            </w:r>
+          </w:p>
+        </w:tc>
+        <w:tc>
+          <w:tcPr>
+            <w:tcW w:w="2300" w:type="dxa"/>
+            <w:tcBorders>
+              <w:bottom w:val="single" w:sz="4" w:space="0" w:color="D9D9D9"/>
+            </w:tcBorders>
+          </w:tcPr>
+          <w:p>
+            <w:pPr>
+              <w:pStyle w:val="Normal"/>
+              <w:spacing w:lineRule="auto" w:line="252" w:before="0" w:after="0"/>
+              <w:jc w:val="left"/>
+              <w:rPr/>
+            </w:pPr>
+            <w:r>
+              <w:rPr>
+                <w:rFonts w:eastAsia="Roboto" w:cs="Roboto"/>
+                <w:b w:val="false"/>
+                <w:bCs w:val="false"/>
+                <w:color w:val="333333"/>
+                <w:sz w:val="20"/>
+                <w:szCs w:val="20"/>
+              </w:rPr>
+              <w:t>Подзаконные акты; проверить на дату</w:t>
+            </w:r>
+          </w:p>
+        </w:tc>
+        <w:tc>
+          <w:tcPr>
+            <w:tcW w:w="3272" w:type="dxa"/>
+            <w:tcBorders>
+              <w:bottom w:val="single" w:sz="4" w:space="0" w:color="D9D9D9"/>
+            </w:tcBorders>
+          </w:tcPr>
+          <w:p>
+            <w:pPr>
+              <w:pStyle w:val="Normal"/>
+              <w:spacing w:lineRule="auto" w:line="252" w:before="0" w:after="0"/>
+              <w:jc w:val="left"/>
+              <w:rPr/>
+            </w:pPr>
+            <w:r>
+              <w:rPr>
+                <w:rFonts w:eastAsia="Roboto" w:cs="Roboto"/>
+                <w:b w:val="false"/>
+                <w:bCs w:val="false"/>
+                <w:color w:val="333333"/>
+                <w:sz w:val="20"/>
+                <w:szCs w:val="20"/>
+              </w:rPr>
+              <w:t>приказы Минтранса № 264, № 158</w:t>
+            </w:r>
+          </w:p>
+        </w:tc>
+      </w:tr>
+      <w:tr>
+        <w:trPr/>
+        <w:tc>
+          <w:tcPr>
+            <w:tcW w:w="3499" w:type="dxa"/>
+            <w:tcBorders>
+              <w:bottom w:val="single" w:sz="4" w:space="0" w:color="D9D9D9"/>
+            </w:tcBorders>
+          </w:tcPr>
+          <w:p>
+            <w:pPr>
+              <w:pStyle w:val="Normal"/>
+              <w:spacing w:lineRule="auto" w:line="252" w:before="0" w:after="0"/>
+              <w:jc w:val="left"/>
+              <w:rPr/>
+            </w:pPr>
+            <w:r>
+              <w:rPr>
+                <w:rFonts w:eastAsia="Roboto" w:cs="Roboto"/>
+                <w:b w:val="false"/>
+                <w:bCs w:val="false"/>
+                <w:color w:val="333333"/>
+                <w:sz w:val="20"/>
+                <w:szCs w:val="20"/>
+              </w:rPr>
+              <w:t>Режим труда и отдыха водителей: до 31.08.2026 — приказ № 424; с 01.09.2026 — приказ № 160</w:t>
+            </w:r>
+          </w:p>
+        </w:tc>
+        <w:tc>
+          <w:tcPr>
+            <w:tcW w:w="2300" w:type="dxa"/>
+            <w:tcBorders>
+              <w:bottom w:val="single" w:sz="4" w:space="0" w:color="D9D9D9"/>
+            </w:tcBorders>
+          </w:tcPr>
+          <w:p>
+            <w:pPr>
+              <w:pStyle w:val="Normal"/>
+              <w:spacing w:lineRule="auto" w:line="252" w:before="0" w:after="0"/>
+              <w:jc w:val="left"/>
+              <w:rPr/>
+            </w:pPr>
+            <w:r>
+              <w:rPr>
+                <w:rFonts w:eastAsia="Roboto" w:cs="Roboto"/>
+                <w:b w:val="false"/>
+                <w:bCs w:val="false"/>
+                <w:color w:val="333333"/>
+                <w:sz w:val="20"/>
+                <w:szCs w:val="20"/>
+              </w:rPr>
+              <w:t>Подзаконные акты; проверить на дату</w:t>
+            </w:r>
+          </w:p>
+        </w:tc>
+        <w:tc>
+          <w:tcPr>
+            <w:tcW w:w="3272" w:type="dxa"/>
+            <w:tcBorders>
+              <w:bottom w:val="single" w:sz="4" w:space="0" w:color="D9D9D9"/>
+            </w:tcBorders>
+          </w:tcPr>
+          <w:p>
+            <w:pPr>
+              <w:pStyle w:val="Normal"/>
+              <w:spacing w:lineRule="auto" w:line="252" w:before="0" w:after="0"/>
+              <w:jc w:val="left"/>
+              <w:rPr/>
+            </w:pPr>
+            <w:r>
+              <w:rPr>
+                <w:rFonts w:eastAsia="Roboto" w:cs="Roboto"/>
+                <w:b w:val="false"/>
+                <w:bCs w:val="false"/>
+                <w:color w:val="333333"/>
+                <w:sz w:val="20"/>
+                <w:szCs w:val="20"/>
+              </w:rPr>
+              <w:t>ст. 329 ТК РФ; приказы Минтранса № 424, № 160</w:t>
             </w:r>
           </w:p>
         </w:tc>
@@ -9942,8 +10634,8 @@
         </w:numPr>
         <w:rPr/>
       </w:pPr>
-      <w:bookmarkStart w:id="23" w:name="__RefHeading___Toc1049_2694416175"/>
-      <w:bookmarkEnd w:id="23"/>
+      <w:bookmarkStart w:id="24" w:name="__RefHeading___Toc1227_2856069829"/>
+      <w:bookmarkEnd w:id="24"/>
       <w:r>
         <w:rPr>
           <w:rFonts w:eastAsia="Roboto" w:cs="Roboto"/>
@@ -9953,7 +10645,7 @@
           <w:sz w:val="24"/>
           <w:szCs w:val="24"/>
         </w:rPr>
-        <w:t>Комплект документов под базовую модель</w:t>
+        <w:t>Полный реестр документов жизненного цикла</w:t>
       </w:r>
     </w:p>
     <w:p>
@@ -9975,7 +10667,7 @@
           <w:sz w:val="22"/>
           <w:szCs w:val="22"/>
         </w:rPr>
-        <w:t>Реестр сгруппирован по десяти блокам жизненного цикла модели «один штатный водитель — персонально закреплённый автомобиль». Документы сделки, регистрации и учёта (разд. 2–4) оформляются параллельно и в реестр кадрово-эксплуатационных блоков не включены.</w:t>
+        <w:t>Реестр охватывает полный жизненный цикл автомобиля: сделку, регистрацию и допуск, учёт и налоги, кадрово-эксплуатационный контур базовой модели «один штатный водитель — персонально закреплённый автомобиль» и возврат. Обоснование обязательности каждой позиции — в разделах 2–9.</w:t>
       </w:r>
     </w:p>
     <w:p>
@@ -10143,7 +10835,7 @@
                 <w:sz w:val="20"/>
                 <w:szCs w:val="20"/>
               </w:rPr>
-              <w:t>Блок 1. Кадровое оформление</w:t>
+              <w:t>Блок 1. Сделка и право собственности</w:t>
             </w:r>
           </w:p>
         </w:tc>
@@ -10177,7 +10869,7 @@
                 <w:sz w:val="20"/>
                 <w:szCs w:val="20"/>
               </w:rPr>
-              <w:t>Штатное расписание с должностью водителя</w:t>
+              <w:t>Договор купли-продажи (или договор лизинга) со спецификацией</w:t>
             </w:r>
           </w:p>
         </w:tc>
@@ -10208,7 +10900,7 @@
                 <w:sz w:val="20"/>
                 <w:szCs w:val="20"/>
               </w:rPr>
-              <w:t>До приёма или перевода</w:t>
+              <w:t>Однократно, при сделке</w:t>
             </w:r>
           </w:p>
         </w:tc>
@@ -10239,7 +10931,7 @@
                 <w:sz w:val="20"/>
                 <w:szCs w:val="20"/>
               </w:rPr>
-              <w:t>—</w:t>
+              <w:t>Момент перехода права собственности — по договору</w:t>
             </w:r>
           </w:p>
         </w:tc>
@@ -10272,7 +10964,7 @@
                 <w:sz w:val="20"/>
                 <w:szCs w:val="20"/>
               </w:rPr>
-              <w:t>Трудовой договор или дополнительное соглашение; приказ о приёме или переводе</w:t>
+              <w:t>Акт приёма-передачи продавца; УПД (счёт-фактура + накладная); платёжные документы</w:t>
             </w:r>
           </w:p>
         </w:tc>
@@ -10302,7 +10994,7 @@
                 <w:sz w:val="20"/>
                 <w:szCs w:val="20"/>
               </w:rPr>
-              <w:t>До первого выезда</w:t>
+              <w:t>Однократно</w:t>
             </w:r>
           </w:p>
         </w:tc>
@@ -10332,7 +11024,7 @@
                 <w:sz w:val="20"/>
                 <w:szCs w:val="20"/>
               </w:rPr>
-              <w:t>Трудовая функция — управление закреплённым автомобилем</w:t>
+              <w:t>Основание учёта и вычета НДС</w:t>
             </w:r>
           </w:p>
         </w:tc>
@@ -10366,7 +11058,7 @@
                 <w:sz w:val="20"/>
                 <w:szCs w:val="20"/>
               </w:rPr>
-              <w:t>Должностная инструкция; условие о разъездном характере работы</w:t>
+              <w:t>Запись о собственнике в ЭПТС</w:t>
             </w:r>
           </w:p>
         </w:tc>
@@ -10397,7 +11089,7 @@
                 <w:sz w:val="20"/>
                 <w:szCs w:val="20"/>
               </w:rPr>
-              <w:t>Вместе с договором</w:t>
+              <w:t>Однократно</w:t>
             </w:r>
           </w:p>
         </w:tc>
@@ -10428,7 +11120,7 @@
                 <w:sz w:val="20"/>
                 <w:szCs w:val="20"/>
               </w:rPr>
-              <w:t>Перечень обязанностей — разд. 6</w:t>
+              <w:t>Проверить статус записи</w:t>
             </w:r>
           </w:p>
         </w:tc>
@@ -10437,91 +11129,33 @@
         <w:trPr/>
         <w:tc>
           <w:tcPr>
-            <w:tcW w:w="3799" w:type="dxa"/>
-            <w:tcBorders>
-              <w:top w:val="single" w:sz="4" w:space="0" w:color="D9D9D9"/>
-              <w:left w:val="single" w:sz="4" w:space="0" w:color="D9D9D9"/>
-              <w:bottom w:val="single" w:sz="4" w:space="0" w:color="D9D9D9"/>
-              <w:right w:val="single" w:sz="4" w:space="0" w:color="D9D9D9"/>
-            </w:tcBorders>
-          </w:tcPr>
-          <w:p>
-            <w:pPr>
-              <w:pStyle w:val="Normal"/>
-              <w:spacing w:lineRule="auto" w:line="252" w:before="0" w:after="0"/>
-              <w:jc w:val="left"/>
-              <w:rPr/>
-            </w:pPr>
-            <w:r>
-              <w:rPr>
-                <w:rFonts w:eastAsia="Roboto" w:cs="Roboto"/>
-                <w:b w:val="false"/>
-                <w:bCs w:val="false"/>
-                <w:color w:val="333333"/>
-                <w:sz w:val="20"/>
-                <w:szCs w:val="20"/>
-              </w:rPr>
-              <w:t>Копия водительского удостоверения</w:t>
-            </w:r>
-          </w:p>
-        </w:tc>
-        <w:tc>
-          <w:tcPr>
-            <w:tcW w:w="2500" w:type="dxa"/>
-            <w:tcBorders>
-              <w:top w:val="single" w:sz="4" w:space="0" w:color="D9D9D9"/>
-              <w:left w:val="single" w:sz="4" w:space="0" w:color="D9D9D9"/>
-              <w:bottom w:val="single" w:sz="4" w:space="0" w:color="D9D9D9"/>
-              <w:right w:val="single" w:sz="4" w:space="0" w:color="D9D9D9"/>
-            </w:tcBorders>
-          </w:tcPr>
-          <w:p>
-            <w:pPr>
-              <w:pStyle w:val="Normal"/>
-              <w:spacing w:lineRule="auto" w:line="252" w:before="0" w:after="0"/>
-              <w:jc w:val="left"/>
-              <w:rPr/>
-            </w:pPr>
-            <w:r>
-              <w:rPr>
-                <w:rFonts w:eastAsia="Roboto" w:cs="Roboto"/>
-                <w:b w:val="false"/>
-                <w:bCs w:val="false"/>
-                <w:color w:val="333333"/>
-                <w:sz w:val="20"/>
-                <w:szCs w:val="20"/>
-              </w:rPr>
-              <w:t>При оформлении</w:t>
-            </w:r>
-          </w:p>
-        </w:tc>
-        <w:tc>
-          <w:tcPr>
-            <w:tcW w:w="2772" w:type="dxa"/>
-            <w:tcBorders>
-              <w:top w:val="single" w:sz="4" w:space="0" w:color="D9D9D9"/>
-              <w:left w:val="single" w:sz="4" w:space="0" w:color="D9D9D9"/>
-              <w:bottom w:val="single" w:sz="4" w:space="0" w:color="D9D9D9"/>
-              <w:right w:val="single" w:sz="4" w:space="0" w:color="D9D9D9"/>
-            </w:tcBorders>
-          </w:tcPr>
-          <w:p>
-            <w:pPr>
-              <w:pStyle w:val="Normal"/>
-              <w:spacing w:lineRule="auto" w:line="252" w:before="0" w:after="0"/>
-              <w:jc w:val="left"/>
-              <w:rPr/>
-            </w:pPr>
-            <w:r>
-              <w:rPr>
-                <w:rFonts w:eastAsia="Roboto" w:cs="Roboto"/>
-                <w:b w:val="false"/>
-                <w:bCs w:val="false"/>
-                <w:color w:val="333333"/>
-                <w:sz w:val="20"/>
-                <w:szCs w:val="20"/>
-              </w:rPr>
-              <w:t>Контроль срока действия</w:t>
+            <w:tcW w:w="9071" w:type="dxa"/>
+            <w:gridSpan w:val="3"/>
+            <w:tcBorders>
+              <w:top w:val="single" w:sz="4" w:space="0" w:color="D9D9D9"/>
+              <w:left w:val="single" w:sz="4" w:space="0" w:color="D9D9D9"/>
+              <w:bottom w:val="single" w:sz="4" w:space="0" w:color="D9D9D9"/>
+              <w:right w:val="single" w:sz="4" w:space="0" w:color="D9D9D9"/>
+            </w:tcBorders>
+            <w:shd w:fill="D6E0EC" w:val="clear"/>
+          </w:tcPr>
+          <w:p>
+            <w:pPr>
+              <w:pStyle w:val="Normal"/>
+              <w:spacing w:lineRule="auto" w:line="252" w:before="0" w:after="0"/>
+              <w:jc w:val="left"/>
+              <w:rPr/>
+            </w:pPr>
+            <w:r>
+              <w:rPr>
+                <w:rFonts w:eastAsia="Roboto" w:cs="Roboto"/>
+                <w:b/>
+                <w:bCs/>
+                <w:color w:val="333333"/>
+                <w:sz w:val="20"/>
+                <w:szCs w:val="20"/>
+              </w:rPr>
+              <w:t>Блок 2. Регистрация и допуск автомобиля</w:t>
             </w:r>
           </w:p>
         </w:tc>
@@ -10530,33 +11164,94 @@
         <w:trPr/>
         <w:tc>
           <w:tcPr>
-            <w:tcW w:w="9071" w:type="dxa"/>
-            <w:gridSpan w:val="3"/>
-            <w:tcBorders>
-              <w:top w:val="single" w:sz="4" w:space="0" w:color="D9D9D9"/>
-              <w:left w:val="single" w:sz="4" w:space="0" w:color="D9D9D9"/>
-              <w:bottom w:val="single" w:sz="4" w:space="0" w:color="D9D9D9"/>
-              <w:right w:val="single" w:sz="4" w:space="0" w:color="D9D9D9"/>
-            </w:tcBorders>
-            <w:shd w:fill="D6E0EC" w:val="clear"/>
-          </w:tcPr>
-          <w:p>
-            <w:pPr>
-              <w:pStyle w:val="Normal"/>
-              <w:spacing w:lineRule="auto" w:line="252" w:before="0" w:after="0"/>
-              <w:jc w:val="left"/>
-              <w:rPr/>
-            </w:pPr>
-            <w:r>
-              <w:rPr>
-                <w:rFonts w:eastAsia="Roboto" w:cs="Roboto"/>
-                <w:b/>
-                <w:bCs/>
-                <w:color w:val="333333"/>
-                <w:sz w:val="20"/>
-                <w:szCs w:val="20"/>
-              </w:rPr>
-              <w:t>Блок 2. Медицинский допуск</w:t>
+            <w:tcW w:w="3799" w:type="dxa"/>
+            <w:tcBorders>
+              <w:top w:val="single" w:sz="4" w:space="0" w:color="D9D9D9"/>
+              <w:left w:val="single" w:sz="4" w:space="0" w:color="D9D9D9"/>
+              <w:bottom w:val="single" w:sz="4" w:space="0" w:color="D9D9D9"/>
+              <w:right w:val="single" w:sz="4" w:space="0" w:color="D9D9D9"/>
+            </w:tcBorders>
+            <w:shd w:fill="F5F5F5" w:val="clear"/>
+          </w:tcPr>
+          <w:p>
+            <w:pPr>
+              <w:pStyle w:val="Normal"/>
+              <w:spacing w:lineRule="auto" w:line="252" w:before="0" w:after="0"/>
+              <w:jc w:val="left"/>
+              <w:rPr/>
+            </w:pPr>
+            <w:r>
+              <w:rPr>
+                <w:rFonts w:eastAsia="Roboto" w:cs="Roboto"/>
+                <w:b w:val="false"/>
+                <w:bCs w:val="false"/>
+                <w:color w:val="333333"/>
+                <w:sz w:val="20"/>
+                <w:szCs w:val="20"/>
+              </w:rPr>
+              <w:t>Полис ОСАГО — ограниченный, с указанием закреплённого водителя</w:t>
+            </w:r>
+          </w:p>
+        </w:tc>
+        <w:tc>
+          <w:tcPr>
+            <w:tcW w:w="2500" w:type="dxa"/>
+            <w:tcBorders>
+              <w:top w:val="single" w:sz="4" w:space="0" w:color="D9D9D9"/>
+              <w:left w:val="single" w:sz="4" w:space="0" w:color="D9D9D9"/>
+              <w:bottom w:val="single" w:sz="4" w:space="0" w:color="D9D9D9"/>
+              <w:right w:val="single" w:sz="4" w:space="0" w:color="D9D9D9"/>
+            </w:tcBorders>
+            <w:shd w:fill="F5F5F5" w:val="clear"/>
+          </w:tcPr>
+          <w:p>
+            <w:pPr>
+              <w:pStyle w:val="Normal"/>
+              <w:spacing w:lineRule="auto" w:line="252" w:before="0" w:after="0"/>
+              <w:jc w:val="left"/>
+              <w:rPr/>
+            </w:pPr>
+            <w:r>
+              <w:rPr>
+                <w:rFonts w:eastAsia="Roboto" w:cs="Roboto"/>
+                <w:b w:val="false"/>
+                <w:bCs w:val="false"/>
+                <w:color w:val="333333"/>
+                <w:sz w:val="20"/>
+                <w:szCs w:val="20"/>
+              </w:rPr>
+              <w:t>До первого использования; далее ежегодно</w:t>
+            </w:r>
+          </w:p>
+        </w:tc>
+        <w:tc>
+          <w:tcPr>
+            <w:tcW w:w="2772" w:type="dxa"/>
+            <w:tcBorders>
+              <w:top w:val="single" w:sz="4" w:space="0" w:color="D9D9D9"/>
+              <w:left w:val="single" w:sz="4" w:space="0" w:color="D9D9D9"/>
+              <w:bottom w:val="single" w:sz="4" w:space="0" w:color="D9D9D9"/>
+              <w:right w:val="single" w:sz="4" w:space="0" w:color="D9D9D9"/>
+            </w:tcBorders>
+            <w:shd w:fill="F5F5F5" w:val="clear"/>
+          </w:tcPr>
+          <w:p>
+            <w:pPr>
+              <w:pStyle w:val="Normal"/>
+              <w:spacing w:lineRule="auto" w:line="252" w:before="0" w:after="0"/>
+              <w:jc w:val="left"/>
+              <w:rPr/>
+            </w:pPr>
+            <w:r>
+              <w:rPr>
+                <w:rFonts w:eastAsia="Roboto" w:cs="Roboto"/>
+                <w:b w:val="false"/>
+                <w:bCs w:val="false"/>
+                <w:color w:val="333333"/>
+                <w:sz w:val="20"/>
+                <w:szCs w:val="20"/>
+              </w:rPr>
+              <w:t>Отсрочки страхования нет с 01.03.2025</w:t>
             </w:r>
           </w:p>
         </w:tc>
@@ -10589,7 +11284,7 @@
                 <w:sz w:val="20"/>
                 <w:szCs w:val="20"/>
               </w:rPr>
-              <w:t>Направление и заключение предварительного медосмотра</w:t>
+              <w:t>Изменение регистрационных данных: СТС, госзнаки</w:t>
             </w:r>
           </w:p>
         </w:tc>
@@ -10619,7 +11314,7 @@
                 <w:sz w:val="20"/>
                 <w:szCs w:val="20"/>
               </w:rPr>
-              <w:t>До допуска к работе</w:t>
+              <w:t>10 дней со дня приобретения прав владельца</w:t>
             </w:r>
           </w:p>
         </w:tc>
@@ -10649,7 +11344,7 @@
                 <w:sz w:val="20"/>
                 <w:szCs w:val="20"/>
               </w:rPr>
-              <w:t>—</w:t>
+              <w:t>Для автомобиля старше 4 лет — с действующей диагностической картой</w:t>
             </w:r>
           </w:p>
         </w:tc>
@@ -10683,7 +11378,7 @@
                 <w:sz w:val="20"/>
                 <w:szCs w:val="20"/>
               </w:rPr>
-              <w:t>Психиатрическое освидетельствование</w:t>
+              <w:t>Диагностическая карта (техосмотр)</w:t>
             </w:r>
           </w:p>
         </w:tc>
@@ -10714,7 +11409,7 @@
                 <w:sz w:val="20"/>
                 <w:szCs w:val="20"/>
               </w:rPr>
-              <w:t>В предусмотренных случаях</w:t>
+              <w:t>По возрасту автомобиля</w:t>
             </w:r>
           </w:p>
         </w:tc>
@@ -10745,7 +11440,7 @@
                 <w:sz w:val="20"/>
                 <w:szCs w:val="20"/>
               </w:rPr>
-              <w:t>До допуска к работе</w:t>
+              <w:t>4–10 лет — раз в два года, старше — ежегодно</w:t>
             </w:r>
           </w:p>
         </w:tc>
@@ -10754,91 +11449,33 @@
         <w:trPr/>
         <w:tc>
           <w:tcPr>
-            <w:tcW w:w="3799" w:type="dxa"/>
-            <w:tcBorders>
-              <w:top w:val="single" w:sz="4" w:space="0" w:color="D9D9D9"/>
-              <w:left w:val="single" w:sz="4" w:space="0" w:color="D9D9D9"/>
-              <w:bottom w:val="single" w:sz="4" w:space="0" w:color="D9D9D9"/>
-              <w:right w:val="single" w:sz="4" w:space="0" w:color="D9D9D9"/>
-            </w:tcBorders>
-          </w:tcPr>
-          <w:p>
-            <w:pPr>
-              <w:pStyle w:val="Normal"/>
-              <w:spacing w:lineRule="auto" w:line="252" w:before="0" w:after="0"/>
-              <w:jc w:val="left"/>
-              <w:rPr/>
-            </w:pPr>
-            <w:r>
-              <w:rPr>
-                <w:rFonts w:eastAsia="Roboto" w:cs="Roboto"/>
-                <w:b w:val="false"/>
-                <w:bCs w:val="false"/>
-                <w:color w:val="333333"/>
-                <w:sz w:val="20"/>
-                <w:szCs w:val="20"/>
-              </w:rPr>
-              <w:t>Периодические медосмотры</w:t>
-            </w:r>
-          </w:p>
-        </w:tc>
-        <w:tc>
-          <w:tcPr>
-            <w:tcW w:w="2500" w:type="dxa"/>
-            <w:tcBorders>
-              <w:top w:val="single" w:sz="4" w:space="0" w:color="D9D9D9"/>
-              <w:left w:val="single" w:sz="4" w:space="0" w:color="D9D9D9"/>
-              <w:bottom w:val="single" w:sz="4" w:space="0" w:color="D9D9D9"/>
-              <w:right w:val="single" w:sz="4" w:space="0" w:color="D9D9D9"/>
-            </w:tcBorders>
-          </w:tcPr>
-          <w:p>
-            <w:pPr>
-              <w:pStyle w:val="Normal"/>
-              <w:spacing w:lineRule="auto" w:line="252" w:before="0" w:after="0"/>
-              <w:jc w:val="left"/>
-              <w:rPr/>
-            </w:pPr>
-            <w:r>
-              <w:rPr>
-                <w:rFonts w:eastAsia="Roboto" w:cs="Roboto"/>
-                <w:b w:val="false"/>
-                <w:bCs w:val="false"/>
-                <w:color w:val="333333"/>
-                <w:sz w:val="20"/>
-                <w:szCs w:val="20"/>
-              </w:rPr>
-              <w:t>Не реже одного раза в два года</w:t>
-            </w:r>
-          </w:p>
-        </w:tc>
-        <w:tc>
-          <w:tcPr>
-            <w:tcW w:w="2772" w:type="dxa"/>
-            <w:tcBorders>
-              <w:top w:val="single" w:sz="4" w:space="0" w:color="D9D9D9"/>
-              <w:left w:val="single" w:sz="4" w:space="0" w:color="D9D9D9"/>
-              <w:bottom w:val="single" w:sz="4" w:space="0" w:color="D9D9D9"/>
-              <w:right w:val="single" w:sz="4" w:space="0" w:color="D9D9D9"/>
-            </w:tcBorders>
-          </w:tcPr>
-          <w:p>
-            <w:pPr>
-              <w:pStyle w:val="Normal"/>
-              <w:spacing w:lineRule="auto" w:line="252" w:before="0" w:after="0"/>
-              <w:jc w:val="left"/>
-              <w:rPr/>
-            </w:pPr>
-            <w:r>
-              <w:rPr>
-                <w:rFonts w:eastAsia="Roboto" w:cs="Roboto"/>
-                <w:b w:val="false"/>
-                <w:bCs w:val="false"/>
-                <w:color w:val="333333"/>
-                <w:sz w:val="20"/>
-                <w:szCs w:val="20"/>
-              </w:rPr>
-              <w:t>Контроль — в календаре</w:t>
+            <w:tcW w:w="9071" w:type="dxa"/>
+            <w:gridSpan w:val="3"/>
+            <w:tcBorders>
+              <w:top w:val="single" w:sz="4" w:space="0" w:color="D9D9D9"/>
+              <w:left w:val="single" w:sz="4" w:space="0" w:color="D9D9D9"/>
+              <w:bottom w:val="single" w:sz="4" w:space="0" w:color="D9D9D9"/>
+              <w:right w:val="single" w:sz="4" w:space="0" w:color="D9D9D9"/>
+            </w:tcBorders>
+            <w:shd w:fill="D6E0EC" w:val="clear"/>
+          </w:tcPr>
+          <w:p>
+            <w:pPr>
+              <w:pStyle w:val="Normal"/>
+              <w:spacing w:lineRule="auto" w:line="252" w:before="0" w:after="0"/>
+              <w:jc w:val="left"/>
+              <w:rPr/>
+            </w:pPr>
+            <w:r>
+              <w:rPr>
+                <w:rFonts w:eastAsia="Roboto" w:cs="Roboto"/>
+                <w:b/>
+                <w:bCs/>
+                <w:color w:val="333333"/>
+                <w:sz w:val="20"/>
+                <w:szCs w:val="20"/>
+              </w:rPr>
+              <w:t>Блок 3. Учёт и налоги</w:t>
             </w:r>
           </w:p>
         </w:tc>
@@ -10872,7 +11509,7 @@
                 <w:sz w:val="20"/>
                 <w:szCs w:val="20"/>
               </w:rPr>
-              <w:t>Договор на предрейсовые (и послерейсовые) осмотры; журналы</w:t>
+              <w:t>Приказ о вводе в эксплуатацию; акт ОС-1; инвентарная карточка ОС-6</w:t>
             </w:r>
           </w:p>
         </w:tc>
@@ -10903,7 +11540,7 @@
                 <w:sz w:val="20"/>
                 <w:szCs w:val="20"/>
               </w:rPr>
-              <w:t>До первого выезда</w:t>
+              <w:t>При принятии к учёту</w:t>
             </w:r>
           </w:p>
         </w:tc>
@@ -10934,7 +11571,7 @@
                 <w:sz w:val="20"/>
                 <w:szCs w:val="20"/>
               </w:rPr>
-              <w:t>Дистанционные — с очными ХТИ дважды в год</w:t>
+              <w:t>Сроки полезного использования — отдельно для БУ и НУ</w:t>
             </w:r>
           </w:p>
         </w:tc>
@@ -10943,33 +11580,91 @@
         <w:trPr/>
         <w:tc>
           <w:tcPr>
-            <w:tcW w:w="9071" w:type="dxa"/>
-            <w:gridSpan w:val="3"/>
-            <w:tcBorders>
-              <w:top w:val="single" w:sz="4" w:space="0" w:color="D9D9D9"/>
-              <w:left w:val="single" w:sz="4" w:space="0" w:color="D9D9D9"/>
-              <w:bottom w:val="single" w:sz="4" w:space="0" w:color="D9D9D9"/>
-              <w:right w:val="single" w:sz="4" w:space="0" w:color="D9D9D9"/>
-            </w:tcBorders>
-            <w:shd w:fill="D6E0EC" w:val="clear"/>
-          </w:tcPr>
-          <w:p>
-            <w:pPr>
-              <w:pStyle w:val="Normal"/>
-              <w:spacing w:lineRule="auto" w:line="252" w:before="0" w:after="0"/>
-              <w:jc w:val="left"/>
-              <w:rPr/>
-            </w:pPr>
-            <w:r>
-              <w:rPr>
-                <w:rFonts w:eastAsia="Roboto" w:cs="Roboto"/>
-                <w:b/>
-                <w:bCs/>
-                <w:color w:val="333333"/>
-                <w:sz w:val="20"/>
-                <w:szCs w:val="20"/>
-              </w:rPr>
-              <w:t>Блок 3. Закрепление автомобиля</w:t>
+            <w:tcW w:w="3799" w:type="dxa"/>
+            <w:tcBorders>
+              <w:top w:val="single" w:sz="4" w:space="0" w:color="D9D9D9"/>
+              <w:left w:val="single" w:sz="4" w:space="0" w:color="D9D9D9"/>
+              <w:bottom w:val="single" w:sz="4" w:space="0" w:color="D9D9D9"/>
+              <w:right w:val="single" w:sz="4" w:space="0" w:color="D9D9D9"/>
+            </w:tcBorders>
+          </w:tcPr>
+          <w:p>
+            <w:pPr>
+              <w:pStyle w:val="Normal"/>
+              <w:spacing w:lineRule="auto" w:line="252" w:before="0" w:after="0"/>
+              <w:jc w:val="left"/>
+              <w:rPr/>
+            </w:pPr>
+            <w:r>
+              <w:rPr>
+                <w:rFonts w:eastAsia="Roboto" w:cs="Roboto"/>
+                <w:b w:val="false"/>
+                <w:bCs w:val="false"/>
+                <w:color w:val="333333"/>
+                <w:sz w:val="20"/>
+                <w:szCs w:val="20"/>
+              </w:rPr>
+              <w:t>Уведомления и уплата транспортного налога</w:t>
+            </w:r>
+          </w:p>
+        </w:tc>
+        <w:tc>
+          <w:tcPr>
+            <w:tcW w:w="2500" w:type="dxa"/>
+            <w:tcBorders>
+              <w:top w:val="single" w:sz="4" w:space="0" w:color="D9D9D9"/>
+              <w:left w:val="single" w:sz="4" w:space="0" w:color="D9D9D9"/>
+              <w:bottom w:val="single" w:sz="4" w:space="0" w:color="D9D9D9"/>
+              <w:right w:val="single" w:sz="4" w:space="0" w:color="D9D9D9"/>
+            </w:tcBorders>
+          </w:tcPr>
+          <w:p>
+            <w:pPr>
+              <w:pStyle w:val="Normal"/>
+              <w:spacing w:lineRule="auto" w:line="252" w:before="0" w:after="0"/>
+              <w:jc w:val="left"/>
+              <w:rPr/>
+            </w:pPr>
+            <w:r>
+              <w:rPr>
+                <w:rFonts w:eastAsia="Roboto" w:cs="Roboto"/>
+                <w:b w:val="false"/>
+                <w:bCs w:val="false"/>
+                <w:color w:val="333333"/>
+                <w:sz w:val="20"/>
+                <w:szCs w:val="20"/>
+              </w:rPr>
+              <w:t>Ежеквартально / ежегодно</w:t>
+            </w:r>
+          </w:p>
+        </w:tc>
+        <w:tc>
+          <w:tcPr>
+            <w:tcW w:w="2772" w:type="dxa"/>
+            <w:tcBorders>
+              <w:top w:val="single" w:sz="4" w:space="0" w:color="D9D9D9"/>
+              <w:left w:val="single" w:sz="4" w:space="0" w:color="D9D9D9"/>
+              <w:bottom w:val="single" w:sz="4" w:space="0" w:color="D9D9D9"/>
+              <w:right w:val="single" w:sz="4" w:space="0" w:color="D9D9D9"/>
+            </w:tcBorders>
+          </w:tcPr>
+          <w:p>
+            <w:pPr>
+              <w:pStyle w:val="Normal"/>
+              <w:spacing w:lineRule="auto" w:line="252" w:before="0" w:after="0"/>
+              <w:jc w:val="left"/>
+              <w:rPr/>
+            </w:pPr>
+            <w:r>
+              <w:rPr>
+                <w:rFonts w:eastAsia="Roboto" w:cs="Roboto"/>
+                <w:b w:val="false"/>
+                <w:bCs w:val="false"/>
+                <w:color w:val="333333"/>
+                <w:sz w:val="20"/>
+                <w:szCs w:val="20"/>
+              </w:rPr>
+              <w:t>Коэффициент владения при выбытии — правило 15-го числа</w:t>
             </w:r>
           </w:p>
         </w:tc>
@@ -10978,94 +11673,33 @@
         <w:trPr/>
         <w:tc>
           <w:tcPr>
-            <w:tcW w:w="3799" w:type="dxa"/>
-            <w:tcBorders>
-              <w:top w:val="single" w:sz="4" w:space="0" w:color="D9D9D9"/>
-              <w:left w:val="single" w:sz="4" w:space="0" w:color="D9D9D9"/>
-              <w:bottom w:val="single" w:sz="4" w:space="0" w:color="D9D9D9"/>
-              <w:right w:val="single" w:sz="4" w:space="0" w:color="D9D9D9"/>
-            </w:tcBorders>
-            <w:shd w:fill="F5F5F5" w:val="clear"/>
-          </w:tcPr>
-          <w:p>
-            <w:pPr>
-              <w:pStyle w:val="Normal"/>
-              <w:spacing w:lineRule="auto" w:line="252" w:before="0" w:after="0"/>
-              <w:jc w:val="left"/>
-              <w:rPr/>
-            </w:pPr>
-            <w:r>
-              <w:rPr>
-                <w:rFonts w:eastAsia="Roboto" w:cs="Roboto"/>
-                <w:b w:val="false"/>
-                <w:bCs w:val="false"/>
-                <w:color w:val="333333"/>
-                <w:sz w:val="20"/>
-                <w:szCs w:val="20"/>
-              </w:rPr>
-              <w:t>Приказ о закреплении автомобиля за водителем</w:t>
-            </w:r>
-          </w:p>
-        </w:tc>
-        <w:tc>
-          <w:tcPr>
-            <w:tcW w:w="2500" w:type="dxa"/>
-            <w:tcBorders>
-              <w:top w:val="single" w:sz="4" w:space="0" w:color="D9D9D9"/>
-              <w:left w:val="single" w:sz="4" w:space="0" w:color="D9D9D9"/>
-              <w:bottom w:val="single" w:sz="4" w:space="0" w:color="D9D9D9"/>
-              <w:right w:val="single" w:sz="4" w:space="0" w:color="D9D9D9"/>
-            </w:tcBorders>
-            <w:shd w:fill="F5F5F5" w:val="clear"/>
-          </w:tcPr>
-          <w:p>
-            <w:pPr>
-              <w:pStyle w:val="Normal"/>
-              <w:spacing w:lineRule="auto" w:line="252" w:before="0" w:after="0"/>
-              <w:jc w:val="left"/>
-              <w:rPr/>
-            </w:pPr>
-            <w:r>
-              <w:rPr>
-                <w:rFonts w:eastAsia="Roboto" w:cs="Roboto"/>
-                <w:b w:val="false"/>
-                <w:bCs w:val="false"/>
-                <w:color w:val="333333"/>
-                <w:sz w:val="20"/>
-                <w:szCs w:val="20"/>
-              </w:rPr>
-              <w:t>До первого выезда</w:t>
-            </w:r>
-          </w:p>
-        </w:tc>
-        <w:tc>
-          <w:tcPr>
-            <w:tcW w:w="2772" w:type="dxa"/>
-            <w:tcBorders>
-              <w:top w:val="single" w:sz="4" w:space="0" w:color="D9D9D9"/>
-              <w:left w:val="single" w:sz="4" w:space="0" w:color="D9D9D9"/>
-              <w:bottom w:val="single" w:sz="4" w:space="0" w:color="D9D9D9"/>
-              <w:right w:val="single" w:sz="4" w:space="0" w:color="D9D9D9"/>
-            </w:tcBorders>
-            <w:shd w:fill="F5F5F5" w:val="clear"/>
-          </w:tcPr>
-          <w:p>
-            <w:pPr>
-              <w:pStyle w:val="Normal"/>
-              <w:spacing w:lineRule="auto" w:line="252" w:before="0" w:after="0"/>
-              <w:jc w:val="left"/>
-              <w:rPr/>
-            </w:pPr>
-            <w:r>
-              <w:rPr>
-                <w:rFonts w:eastAsia="Roboto" w:cs="Roboto"/>
-                <w:b w:val="false"/>
-                <w:bCs w:val="false"/>
-                <w:color w:val="333333"/>
-                <w:sz w:val="20"/>
-                <w:szCs w:val="20"/>
-              </w:rPr>
-              <w:t>Персональное закрепление</w:t>
+            <w:tcW w:w="9071" w:type="dxa"/>
+            <w:gridSpan w:val="3"/>
+            <w:tcBorders>
+              <w:top w:val="single" w:sz="4" w:space="0" w:color="D9D9D9"/>
+              <w:left w:val="single" w:sz="4" w:space="0" w:color="D9D9D9"/>
+              <w:bottom w:val="single" w:sz="4" w:space="0" w:color="D9D9D9"/>
+              <w:right w:val="single" w:sz="4" w:space="0" w:color="D9D9D9"/>
+            </w:tcBorders>
+            <w:shd w:fill="D6E0EC" w:val="clear"/>
+          </w:tcPr>
+          <w:p>
+            <w:pPr>
+              <w:pStyle w:val="Normal"/>
+              <w:spacing w:lineRule="auto" w:line="252" w:before="0" w:after="0"/>
+              <w:jc w:val="left"/>
+              <w:rPr/>
+            </w:pPr>
+            <w:r>
+              <w:rPr>
+                <w:rFonts w:eastAsia="Roboto" w:cs="Roboto"/>
+                <w:b/>
+                <w:bCs/>
+                <w:color w:val="333333"/>
+                <w:sz w:val="20"/>
+                <w:szCs w:val="20"/>
+              </w:rPr>
+              <w:t>Блок 4. Кадровое оформление</w:t>
             </w:r>
           </w:p>
         </w:tc>
@@ -11098,7 +11732,7 @@
                 <w:sz w:val="20"/>
                 <w:szCs w:val="20"/>
               </w:rPr>
-              <w:t>Акт приёма-передачи автомобиля</w:t>
+              <w:t>Штатное расписание с должностью водителя</w:t>
             </w:r>
           </w:p>
         </w:tc>
@@ -11128,7 +11762,7 @@
                 <w:sz w:val="20"/>
                 <w:szCs w:val="20"/>
               </w:rPr>
-              <w:t>При закреплении</w:t>
+              <w:t>До приёма или перевода</w:t>
             </w:r>
           </w:p>
         </w:tc>
@@ -11158,7 +11792,7 @@
                 <w:sz w:val="20"/>
                 <w:szCs w:val="20"/>
               </w:rPr>
-              <w:t>Состояние, комплектность, пробег</w:t>
+              <w:t>—</w:t>
             </w:r>
           </w:p>
         </w:tc>
@@ -11167,33 +11801,94 @@
         <w:trPr/>
         <w:tc>
           <w:tcPr>
-            <w:tcW w:w="9071" w:type="dxa"/>
-            <w:gridSpan w:val="3"/>
-            <w:tcBorders>
-              <w:top w:val="single" w:sz="4" w:space="0" w:color="D9D9D9"/>
-              <w:left w:val="single" w:sz="4" w:space="0" w:color="D9D9D9"/>
-              <w:bottom w:val="single" w:sz="4" w:space="0" w:color="D9D9D9"/>
-              <w:right w:val="single" w:sz="4" w:space="0" w:color="D9D9D9"/>
-            </w:tcBorders>
-            <w:shd w:fill="D6E0EC" w:val="clear"/>
-          </w:tcPr>
-          <w:p>
-            <w:pPr>
-              <w:pStyle w:val="Normal"/>
-              <w:spacing w:lineRule="auto" w:line="252" w:before="0" w:after="0"/>
-              <w:jc w:val="left"/>
-              <w:rPr/>
-            </w:pPr>
-            <w:r>
-              <w:rPr>
-                <w:rFonts w:eastAsia="Roboto" w:cs="Roboto"/>
-                <w:b/>
-                <w:bCs/>
-                <w:color w:val="333333"/>
-                <w:sz w:val="20"/>
-                <w:szCs w:val="20"/>
-              </w:rPr>
-              <w:t>Блок 4. Эксплуатационные обязанности</w:t>
+            <w:tcW w:w="3799" w:type="dxa"/>
+            <w:tcBorders>
+              <w:top w:val="single" w:sz="4" w:space="0" w:color="D9D9D9"/>
+              <w:left w:val="single" w:sz="4" w:space="0" w:color="D9D9D9"/>
+              <w:bottom w:val="single" w:sz="4" w:space="0" w:color="D9D9D9"/>
+              <w:right w:val="single" w:sz="4" w:space="0" w:color="D9D9D9"/>
+            </w:tcBorders>
+            <w:shd w:fill="F5F5F5" w:val="clear"/>
+          </w:tcPr>
+          <w:p>
+            <w:pPr>
+              <w:pStyle w:val="Normal"/>
+              <w:spacing w:lineRule="auto" w:line="252" w:before="0" w:after="0"/>
+              <w:jc w:val="left"/>
+              <w:rPr/>
+            </w:pPr>
+            <w:r>
+              <w:rPr>
+                <w:rFonts w:eastAsia="Roboto" w:cs="Roboto"/>
+                <w:b w:val="false"/>
+                <w:bCs w:val="false"/>
+                <w:color w:val="333333"/>
+                <w:sz w:val="20"/>
+                <w:szCs w:val="20"/>
+              </w:rPr>
+              <w:t>Трудовой договор или дополнительное соглашение; приказ о приёме или переводе</w:t>
+            </w:r>
+          </w:p>
+        </w:tc>
+        <w:tc>
+          <w:tcPr>
+            <w:tcW w:w="2500" w:type="dxa"/>
+            <w:tcBorders>
+              <w:top w:val="single" w:sz="4" w:space="0" w:color="D9D9D9"/>
+              <w:left w:val="single" w:sz="4" w:space="0" w:color="D9D9D9"/>
+              <w:bottom w:val="single" w:sz="4" w:space="0" w:color="D9D9D9"/>
+              <w:right w:val="single" w:sz="4" w:space="0" w:color="D9D9D9"/>
+            </w:tcBorders>
+            <w:shd w:fill="F5F5F5" w:val="clear"/>
+          </w:tcPr>
+          <w:p>
+            <w:pPr>
+              <w:pStyle w:val="Normal"/>
+              <w:spacing w:lineRule="auto" w:line="252" w:before="0" w:after="0"/>
+              <w:jc w:val="left"/>
+              <w:rPr/>
+            </w:pPr>
+            <w:r>
+              <w:rPr>
+                <w:rFonts w:eastAsia="Roboto" w:cs="Roboto"/>
+                <w:b w:val="false"/>
+                <w:bCs w:val="false"/>
+                <w:color w:val="333333"/>
+                <w:sz w:val="20"/>
+                <w:szCs w:val="20"/>
+              </w:rPr>
+              <w:t>До первого выезда</w:t>
+            </w:r>
+          </w:p>
+        </w:tc>
+        <w:tc>
+          <w:tcPr>
+            <w:tcW w:w="2772" w:type="dxa"/>
+            <w:tcBorders>
+              <w:top w:val="single" w:sz="4" w:space="0" w:color="D9D9D9"/>
+              <w:left w:val="single" w:sz="4" w:space="0" w:color="D9D9D9"/>
+              <w:bottom w:val="single" w:sz="4" w:space="0" w:color="D9D9D9"/>
+              <w:right w:val="single" w:sz="4" w:space="0" w:color="D9D9D9"/>
+            </w:tcBorders>
+            <w:shd w:fill="F5F5F5" w:val="clear"/>
+          </w:tcPr>
+          <w:p>
+            <w:pPr>
+              <w:pStyle w:val="Normal"/>
+              <w:spacing w:lineRule="auto" w:line="252" w:before="0" w:after="0"/>
+              <w:jc w:val="left"/>
+              <w:rPr/>
+            </w:pPr>
+            <w:r>
+              <w:rPr>
+                <w:rFonts w:eastAsia="Roboto" w:cs="Roboto"/>
+                <w:b w:val="false"/>
+                <w:bCs w:val="false"/>
+                <w:color w:val="333333"/>
+                <w:sz w:val="20"/>
+                <w:szCs w:val="20"/>
+              </w:rPr>
+              <w:t>Трудовая функция — управление закреплённым автомобилем</w:t>
             </w:r>
           </w:p>
         </w:tc>
@@ -11226,7 +11921,7 @@
                 <w:sz w:val="20"/>
                 <w:szCs w:val="20"/>
               </w:rPr>
-              <w:t>Приказ о возложении обязанностей по эксплуатации, сохранности, документам, топливу, парковке, контролю сроков ТО</w:t>
+              <w:t>Должностная инструкция; условие о разъездном характере работы</w:t>
             </w:r>
           </w:p>
         </w:tc>
@@ -11256,7 +11951,7 @@
                 <w:sz w:val="20"/>
                 <w:szCs w:val="20"/>
               </w:rPr>
-              <w:t>До первого выезда</w:t>
+              <w:t>Вместе с договором</w:t>
             </w:r>
           </w:p>
         </w:tc>
@@ -11286,7 +11981,7 @@
                 <w:sz w:val="20"/>
                 <w:szCs w:val="20"/>
               </w:rPr>
-              <w:t>Формулировки — разд. 6; без статусов «ответственный за БДД» и «контролёр техсостояния»</w:t>
+              <w:t>Перечень обязанностей — разд. 6</w:t>
             </w:r>
           </w:p>
         </w:tc>
@@ -11295,33 +11990,94 @@
         <w:trPr/>
         <w:tc>
           <w:tcPr>
-            <w:tcW w:w="9071" w:type="dxa"/>
-            <w:gridSpan w:val="3"/>
-            <w:tcBorders>
-              <w:top w:val="single" w:sz="4" w:space="0" w:color="D9D9D9"/>
-              <w:left w:val="single" w:sz="4" w:space="0" w:color="D9D9D9"/>
-              <w:bottom w:val="single" w:sz="4" w:space="0" w:color="D9D9D9"/>
-              <w:right w:val="single" w:sz="4" w:space="0" w:color="D9D9D9"/>
-            </w:tcBorders>
-            <w:shd w:fill="D6E0EC" w:val="clear"/>
-          </w:tcPr>
-          <w:p>
-            <w:pPr>
-              <w:pStyle w:val="Normal"/>
-              <w:spacing w:lineRule="auto" w:line="252" w:before="0" w:after="0"/>
-              <w:jc w:val="left"/>
-              <w:rPr/>
-            </w:pPr>
-            <w:r>
-              <w:rPr>
-                <w:rFonts w:eastAsia="Roboto" w:cs="Roboto"/>
-                <w:b/>
-                <w:bCs/>
-                <w:color w:val="333333"/>
-                <w:sz w:val="20"/>
-                <w:szCs w:val="20"/>
-              </w:rPr>
-              <w:t>Блок 5. Локальное регулирование</w:t>
+            <w:tcW w:w="3799" w:type="dxa"/>
+            <w:tcBorders>
+              <w:top w:val="single" w:sz="4" w:space="0" w:color="D9D9D9"/>
+              <w:left w:val="single" w:sz="4" w:space="0" w:color="D9D9D9"/>
+              <w:bottom w:val="single" w:sz="4" w:space="0" w:color="D9D9D9"/>
+              <w:right w:val="single" w:sz="4" w:space="0" w:color="D9D9D9"/>
+            </w:tcBorders>
+            <w:shd w:fill="F5F5F5" w:val="clear"/>
+          </w:tcPr>
+          <w:p>
+            <w:pPr>
+              <w:pStyle w:val="Normal"/>
+              <w:spacing w:lineRule="auto" w:line="252" w:before="0" w:after="0"/>
+              <w:jc w:val="left"/>
+              <w:rPr/>
+            </w:pPr>
+            <w:r>
+              <w:rPr>
+                <w:rFonts w:eastAsia="Roboto" w:cs="Roboto"/>
+                <w:b w:val="false"/>
+                <w:bCs w:val="false"/>
+                <w:color w:val="333333"/>
+                <w:sz w:val="20"/>
+                <w:szCs w:val="20"/>
+              </w:rPr>
+              <w:t>Копия водительского удостоверения</w:t>
+            </w:r>
+          </w:p>
+        </w:tc>
+        <w:tc>
+          <w:tcPr>
+            <w:tcW w:w="2500" w:type="dxa"/>
+            <w:tcBorders>
+              <w:top w:val="single" w:sz="4" w:space="0" w:color="D9D9D9"/>
+              <w:left w:val="single" w:sz="4" w:space="0" w:color="D9D9D9"/>
+              <w:bottom w:val="single" w:sz="4" w:space="0" w:color="D9D9D9"/>
+              <w:right w:val="single" w:sz="4" w:space="0" w:color="D9D9D9"/>
+            </w:tcBorders>
+            <w:shd w:fill="F5F5F5" w:val="clear"/>
+          </w:tcPr>
+          <w:p>
+            <w:pPr>
+              <w:pStyle w:val="Normal"/>
+              <w:spacing w:lineRule="auto" w:line="252" w:before="0" w:after="0"/>
+              <w:jc w:val="left"/>
+              <w:rPr/>
+            </w:pPr>
+            <w:r>
+              <w:rPr>
+                <w:rFonts w:eastAsia="Roboto" w:cs="Roboto"/>
+                <w:b w:val="false"/>
+                <w:bCs w:val="false"/>
+                <w:color w:val="333333"/>
+                <w:sz w:val="20"/>
+                <w:szCs w:val="20"/>
+              </w:rPr>
+              <w:t>При оформлении</w:t>
+            </w:r>
+          </w:p>
+        </w:tc>
+        <w:tc>
+          <w:tcPr>
+            <w:tcW w:w="2772" w:type="dxa"/>
+            <w:tcBorders>
+              <w:top w:val="single" w:sz="4" w:space="0" w:color="D9D9D9"/>
+              <w:left w:val="single" w:sz="4" w:space="0" w:color="D9D9D9"/>
+              <w:bottom w:val="single" w:sz="4" w:space="0" w:color="D9D9D9"/>
+              <w:right w:val="single" w:sz="4" w:space="0" w:color="D9D9D9"/>
+            </w:tcBorders>
+            <w:shd w:fill="F5F5F5" w:val="clear"/>
+          </w:tcPr>
+          <w:p>
+            <w:pPr>
+              <w:pStyle w:val="Normal"/>
+              <w:spacing w:lineRule="auto" w:line="252" w:before="0" w:after="0"/>
+              <w:jc w:val="left"/>
+              <w:rPr/>
+            </w:pPr>
+            <w:r>
+              <w:rPr>
+                <w:rFonts w:eastAsia="Roboto" w:cs="Roboto"/>
+                <w:b w:val="false"/>
+                <w:bCs w:val="false"/>
+                <w:color w:val="333333"/>
+                <w:sz w:val="20"/>
+                <w:szCs w:val="20"/>
+              </w:rPr>
+              <w:t>Контроль срока действия</w:t>
             </w:r>
           </w:p>
         </w:tc>
@@ -11330,91 +12086,33 @@
         <w:trPr/>
         <w:tc>
           <w:tcPr>
-            <w:tcW w:w="3799" w:type="dxa"/>
-            <w:tcBorders>
-              <w:top w:val="single" w:sz="4" w:space="0" w:color="D9D9D9"/>
-              <w:left w:val="single" w:sz="4" w:space="0" w:color="D9D9D9"/>
-              <w:bottom w:val="single" w:sz="4" w:space="0" w:color="D9D9D9"/>
-              <w:right w:val="single" w:sz="4" w:space="0" w:color="D9D9D9"/>
-            </w:tcBorders>
-          </w:tcPr>
-          <w:p>
-            <w:pPr>
-              <w:pStyle w:val="Normal"/>
-              <w:spacing w:lineRule="auto" w:line="252" w:before="0" w:after="0"/>
-              <w:jc w:val="left"/>
-              <w:rPr/>
-            </w:pPr>
-            <w:r>
-              <w:rPr>
-                <w:rFonts w:eastAsia="Roboto" w:cs="Roboto"/>
-                <w:b w:val="false"/>
-                <w:bCs w:val="false"/>
-                <w:color w:val="333333"/>
-                <w:sz w:val="20"/>
-                <w:szCs w:val="20"/>
-              </w:rPr>
-              <w:t>Положение об эксплуатации служебного легкового автомобиля</w:t>
-            </w:r>
-          </w:p>
-        </w:tc>
-        <w:tc>
-          <w:tcPr>
-            <w:tcW w:w="2500" w:type="dxa"/>
-            <w:tcBorders>
-              <w:top w:val="single" w:sz="4" w:space="0" w:color="D9D9D9"/>
-              <w:left w:val="single" w:sz="4" w:space="0" w:color="D9D9D9"/>
-              <w:bottom w:val="single" w:sz="4" w:space="0" w:color="D9D9D9"/>
-              <w:right w:val="single" w:sz="4" w:space="0" w:color="D9D9D9"/>
-            </w:tcBorders>
-          </w:tcPr>
-          <w:p>
-            <w:pPr>
-              <w:pStyle w:val="Normal"/>
-              <w:spacing w:lineRule="auto" w:line="252" w:before="0" w:after="0"/>
-              <w:jc w:val="left"/>
-              <w:rPr/>
-            </w:pPr>
-            <w:r>
-              <w:rPr>
-                <w:rFonts w:eastAsia="Roboto" w:cs="Roboto"/>
-                <w:b w:val="false"/>
-                <w:bCs w:val="false"/>
-                <w:color w:val="333333"/>
-                <w:sz w:val="20"/>
-                <w:szCs w:val="20"/>
-              </w:rPr>
-              <w:t>До начала эксплуатации</w:t>
-            </w:r>
-          </w:p>
-        </w:tc>
-        <w:tc>
-          <w:tcPr>
-            <w:tcW w:w="2772" w:type="dxa"/>
-            <w:tcBorders>
-              <w:top w:val="single" w:sz="4" w:space="0" w:color="D9D9D9"/>
-              <w:left w:val="single" w:sz="4" w:space="0" w:color="D9D9D9"/>
-              <w:bottom w:val="single" w:sz="4" w:space="0" w:color="D9D9D9"/>
-              <w:right w:val="single" w:sz="4" w:space="0" w:color="D9D9D9"/>
-            </w:tcBorders>
-          </w:tcPr>
-          <w:p>
-            <w:pPr>
-              <w:pStyle w:val="Normal"/>
-              <w:spacing w:lineRule="auto" w:line="252" w:before="0" w:after="0"/>
-              <w:jc w:val="left"/>
-              <w:rPr/>
-            </w:pPr>
-            <w:r>
-              <w:rPr>
-                <w:rFonts w:eastAsia="Roboto" w:cs="Roboto"/>
-                <w:b w:val="false"/>
-                <w:bCs w:val="false"/>
-                <w:color w:val="333333"/>
-                <w:sz w:val="20"/>
-                <w:szCs w:val="20"/>
-              </w:rPr>
-              <w:t>Включая запрет личного использования и передачи управления</w:t>
+            <w:tcW w:w="9071" w:type="dxa"/>
+            <w:gridSpan w:val="3"/>
+            <w:tcBorders>
+              <w:top w:val="single" w:sz="4" w:space="0" w:color="D9D9D9"/>
+              <w:left w:val="single" w:sz="4" w:space="0" w:color="D9D9D9"/>
+              <w:bottom w:val="single" w:sz="4" w:space="0" w:color="D9D9D9"/>
+              <w:right w:val="single" w:sz="4" w:space="0" w:color="D9D9D9"/>
+            </w:tcBorders>
+            <w:shd w:fill="D6E0EC" w:val="clear"/>
+          </w:tcPr>
+          <w:p>
+            <w:pPr>
+              <w:pStyle w:val="Normal"/>
+              <w:spacing w:lineRule="auto" w:line="252" w:before="0" w:after="0"/>
+              <w:jc w:val="left"/>
+              <w:rPr/>
+            </w:pPr>
+            <w:r>
+              <w:rPr>
+                <w:rFonts w:eastAsia="Roboto" w:cs="Roboto"/>
+                <w:b/>
+                <w:bCs/>
+                <w:color w:val="333333"/>
+                <w:sz w:val="20"/>
+                <w:szCs w:val="20"/>
+              </w:rPr>
+              <w:t>Блок 5. Медицинский допуск</w:t>
             </w:r>
           </w:p>
         </w:tc>
@@ -11448,7 +12146,7 @@
                 <w:sz w:val="20"/>
                 <w:szCs w:val="20"/>
               </w:rPr>
-              <w:t>Положение (раздел) о рабочем времени и отдыхе водителя</w:t>
+              <w:t>Направление и заключение предварительного медосмотра</w:t>
             </w:r>
           </w:p>
         </w:tc>
@@ -11479,7 +12177,7 @@
                 <w:sz w:val="20"/>
                 <w:szCs w:val="20"/>
               </w:rPr>
-              <w:t>До начала эксплуатации</w:t>
+              <w:t>До допуска к работе</w:t>
             </w:r>
           </w:p>
         </w:tc>
@@ -11510,7 +12208,7 @@
                 <w:sz w:val="20"/>
                 <w:szCs w:val="20"/>
               </w:rPr>
-              <w:t>Под правила, действующие с 01.09.2026</w:t>
+              <w:t>—</w:t>
             </w:r>
           </w:p>
         </w:tc>
@@ -11519,33 +12217,91 @@
         <w:trPr/>
         <w:tc>
           <w:tcPr>
-            <w:tcW w:w="9071" w:type="dxa"/>
-            <w:gridSpan w:val="3"/>
-            <w:tcBorders>
-              <w:top w:val="single" w:sz="4" w:space="0" w:color="D9D9D9"/>
-              <w:left w:val="single" w:sz="4" w:space="0" w:color="D9D9D9"/>
-              <w:bottom w:val="single" w:sz="4" w:space="0" w:color="D9D9D9"/>
-              <w:right w:val="single" w:sz="4" w:space="0" w:color="D9D9D9"/>
-            </w:tcBorders>
-            <w:shd w:fill="D6E0EC" w:val="clear"/>
-          </w:tcPr>
-          <w:p>
-            <w:pPr>
-              <w:pStyle w:val="Normal"/>
-              <w:spacing w:lineRule="auto" w:line="252" w:before="0" w:after="0"/>
-              <w:jc w:val="left"/>
-              <w:rPr/>
-            </w:pPr>
-            <w:r>
-              <w:rPr>
-                <w:rFonts w:eastAsia="Roboto" w:cs="Roboto"/>
-                <w:b/>
-                <w:bCs/>
-                <w:color w:val="333333"/>
-                <w:sz w:val="20"/>
-                <w:szCs w:val="20"/>
-              </w:rPr>
-              <w:t>Блок 6. Текущая эксплуатация</w:t>
+            <w:tcW w:w="3799" w:type="dxa"/>
+            <w:tcBorders>
+              <w:top w:val="single" w:sz="4" w:space="0" w:color="D9D9D9"/>
+              <w:left w:val="single" w:sz="4" w:space="0" w:color="D9D9D9"/>
+              <w:bottom w:val="single" w:sz="4" w:space="0" w:color="D9D9D9"/>
+              <w:right w:val="single" w:sz="4" w:space="0" w:color="D9D9D9"/>
+            </w:tcBorders>
+          </w:tcPr>
+          <w:p>
+            <w:pPr>
+              <w:pStyle w:val="Normal"/>
+              <w:spacing w:lineRule="auto" w:line="252" w:before="0" w:after="0"/>
+              <w:jc w:val="left"/>
+              <w:rPr/>
+            </w:pPr>
+            <w:r>
+              <w:rPr>
+                <w:rFonts w:eastAsia="Roboto" w:cs="Roboto"/>
+                <w:b w:val="false"/>
+                <w:bCs w:val="false"/>
+                <w:color w:val="333333"/>
+                <w:sz w:val="20"/>
+                <w:szCs w:val="20"/>
+              </w:rPr>
+              <w:t>Психиатрическое освидетельствование</w:t>
+            </w:r>
+          </w:p>
+        </w:tc>
+        <w:tc>
+          <w:tcPr>
+            <w:tcW w:w="2500" w:type="dxa"/>
+            <w:tcBorders>
+              <w:top w:val="single" w:sz="4" w:space="0" w:color="D9D9D9"/>
+              <w:left w:val="single" w:sz="4" w:space="0" w:color="D9D9D9"/>
+              <w:bottom w:val="single" w:sz="4" w:space="0" w:color="D9D9D9"/>
+              <w:right w:val="single" w:sz="4" w:space="0" w:color="D9D9D9"/>
+            </w:tcBorders>
+          </w:tcPr>
+          <w:p>
+            <w:pPr>
+              <w:pStyle w:val="Normal"/>
+              <w:spacing w:lineRule="auto" w:line="252" w:before="0" w:after="0"/>
+              <w:jc w:val="left"/>
+              <w:rPr/>
+            </w:pPr>
+            <w:r>
+              <w:rPr>
+                <w:rFonts w:eastAsia="Roboto" w:cs="Roboto"/>
+                <w:b w:val="false"/>
+                <w:bCs w:val="false"/>
+                <w:color w:val="333333"/>
+                <w:sz w:val="20"/>
+                <w:szCs w:val="20"/>
+              </w:rPr>
+              <w:t>До допуска к работе</w:t>
+            </w:r>
+          </w:p>
+        </w:tc>
+        <w:tc>
+          <w:tcPr>
+            <w:tcW w:w="2772" w:type="dxa"/>
+            <w:tcBorders>
+              <w:top w:val="single" w:sz="4" w:space="0" w:color="D9D9D9"/>
+              <w:left w:val="single" w:sz="4" w:space="0" w:color="D9D9D9"/>
+              <w:bottom w:val="single" w:sz="4" w:space="0" w:color="D9D9D9"/>
+              <w:right w:val="single" w:sz="4" w:space="0" w:color="D9D9D9"/>
+            </w:tcBorders>
+          </w:tcPr>
+          <w:p>
+            <w:pPr>
+              <w:pStyle w:val="Normal"/>
+              <w:spacing w:lineRule="auto" w:line="252" w:before="0" w:after="0"/>
+              <w:jc w:val="left"/>
+              <w:rPr/>
+            </w:pPr>
+            <w:r>
+              <w:rPr>
+                <w:rFonts w:eastAsia="Roboto" w:cs="Roboto"/>
+                <w:b w:val="false"/>
+                <w:bCs w:val="false"/>
+                <w:color w:val="333333"/>
+                <w:sz w:val="20"/>
+                <w:szCs w:val="20"/>
+              </w:rPr>
+              <w:t>Приказ Минздрава № 342н</w:t>
             </w:r>
           </w:p>
         </w:tc>
@@ -11579,7 +12335,7 @@
                 <w:sz w:val="20"/>
                 <w:szCs w:val="20"/>
               </w:rPr>
-              <w:t>Путевые листы; журнал их регистрации</w:t>
+              <w:t>Периодические медосмотры</w:t>
             </w:r>
           </w:p>
         </w:tc>
@@ -11610,7 +12366,7 @@
                 <w:sz w:val="20"/>
                 <w:szCs w:val="20"/>
               </w:rPr>
-              <w:t>На каждый день, смену или рейс</w:t>
+              <w:t>Не реже одного раза в два года</w:t>
             </w:r>
           </w:p>
         </w:tc>
@@ -11641,7 +12397,7 @@
                 <w:sz w:val="20"/>
                 <w:szCs w:val="20"/>
               </w:rPr>
-              <w:t>До выпуска автомобиля на линию</w:t>
+              <w:t>Контроль — в календаре</w:t>
             </w:r>
           </w:p>
         </w:tc>
@@ -11674,7 +12430,7 @@
                 <w:sz w:val="20"/>
                 <w:szCs w:val="20"/>
               </w:rPr>
-              <w:t>Служебные задания или маршрутные сведения</w:t>
+              <w:t>Договор на предрейсовые (и послерейсовые) осмотры; журналы</w:t>
             </w:r>
           </w:p>
         </w:tc>
@@ -11704,7 +12460,7 @@
                 <w:sz w:val="20"/>
                 <w:szCs w:val="20"/>
               </w:rPr>
-              <w:t>На поездку / период</w:t>
+              <w:t>До первого выезда</w:t>
             </w:r>
           </w:p>
         </w:tc>
@@ -11734,7 +12490,7 @@
                 <w:sz w:val="20"/>
                 <w:szCs w:val="20"/>
               </w:rPr>
-              <w:t>Связь поездки с деловой целью</w:t>
+              <w:t>Дистанционные — с очными ХТИ дважды в год</w:t>
             </w:r>
           </w:p>
         </w:tc>
@@ -11743,94 +12499,33 @@
         <w:trPr/>
         <w:tc>
           <w:tcPr>
-            <w:tcW w:w="3799" w:type="dxa"/>
-            <w:tcBorders>
-              <w:top w:val="single" w:sz="4" w:space="0" w:color="D9D9D9"/>
-              <w:left w:val="single" w:sz="4" w:space="0" w:color="D9D9D9"/>
-              <w:bottom w:val="single" w:sz="4" w:space="0" w:color="D9D9D9"/>
-              <w:right w:val="single" w:sz="4" w:space="0" w:color="D9D9D9"/>
-            </w:tcBorders>
-            <w:shd w:fill="F5F5F5" w:val="clear"/>
-          </w:tcPr>
-          <w:p>
-            <w:pPr>
-              <w:pStyle w:val="Normal"/>
-              <w:spacing w:lineRule="auto" w:line="252" w:before="0" w:after="0"/>
-              <w:jc w:val="left"/>
-              <w:rPr/>
-            </w:pPr>
-            <w:r>
-              <w:rPr>
-                <w:rFonts w:eastAsia="Roboto" w:cs="Roboto"/>
-                <w:b w:val="false"/>
-                <w:bCs w:val="false"/>
-                <w:color w:val="333333"/>
-                <w:sz w:val="20"/>
-                <w:szCs w:val="20"/>
-              </w:rPr>
-              <w:t>Журнал учёта неисправностей; документы ТО и ремонта</w:t>
-            </w:r>
-          </w:p>
-        </w:tc>
-        <w:tc>
-          <w:tcPr>
-            <w:tcW w:w="2500" w:type="dxa"/>
-            <w:tcBorders>
-              <w:top w:val="single" w:sz="4" w:space="0" w:color="D9D9D9"/>
-              <w:left w:val="single" w:sz="4" w:space="0" w:color="D9D9D9"/>
-              <w:bottom w:val="single" w:sz="4" w:space="0" w:color="D9D9D9"/>
-              <w:right w:val="single" w:sz="4" w:space="0" w:color="D9D9D9"/>
-            </w:tcBorders>
-            <w:shd w:fill="F5F5F5" w:val="clear"/>
-          </w:tcPr>
-          <w:p>
-            <w:pPr>
-              <w:pStyle w:val="Normal"/>
-              <w:spacing w:lineRule="auto" w:line="252" w:before="0" w:after="0"/>
-              <w:jc w:val="left"/>
-              <w:rPr/>
-            </w:pPr>
-            <w:r>
-              <w:rPr>
-                <w:rFonts w:eastAsia="Roboto" w:cs="Roboto"/>
-                <w:b w:val="false"/>
-                <w:bCs w:val="false"/>
-                <w:color w:val="333333"/>
-                <w:sz w:val="20"/>
-                <w:szCs w:val="20"/>
-              </w:rPr>
-              <w:t>Постоянно; по событиям</w:t>
-            </w:r>
-          </w:p>
-        </w:tc>
-        <w:tc>
-          <w:tcPr>
-            <w:tcW w:w="2772" w:type="dxa"/>
-            <w:tcBorders>
-              <w:top w:val="single" w:sz="4" w:space="0" w:color="D9D9D9"/>
-              <w:left w:val="single" w:sz="4" w:space="0" w:color="D9D9D9"/>
-              <w:bottom w:val="single" w:sz="4" w:space="0" w:color="D9D9D9"/>
-              <w:right w:val="single" w:sz="4" w:space="0" w:color="D9D9D9"/>
-            </w:tcBorders>
-            <w:shd w:fill="F5F5F5" w:val="clear"/>
-          </w:tcPr>
-          <w:p>
-            <w:pPr>
-              <w:pStyle w:val="Normal"/>
-              <w:spacing w:lineRule="auto" w:line="252" w:before="0" w:after="0"/>
-              <w:jc w:val="left"/>
-              <w:rPr/>
-            </w:pPr>
-            <w:r>
-              <w:rPr>
-                <w:rFonts w:eastAsia="Roboto" w:cs="Roboto"/>
-                <w:b w:val="false"/>
-                <w:bCs w:val="false"/>
-                <w:color w:val="333333"/>
-                <w:sz w:val="20"/>
-                <w:szCs w:val="20"/>
-              </w:rPr>
-              <w:t>Заказ-наряды, акты</w:t>
+            <w:tcW w:w="9071" w:type="dxa"/>
+            <w:gridSpan w:val="3"/>
+            <w:tcBorders>
+              <w:top w:val="single" w:sz="4" w:space="0" w:color="D9D9D9"/>
+              <w:left w:val="single" w:sz="4" w:space="0" w:color="D9D9D9"/>
+              <w:bottom w:val="single" w:sz="4" w:space="0" w:color="D9D9D9"/>
+              <w:right w:val="single" w:sz="4" w:space="0" w:color="D9D9D9"/>
+            </w:tcBorders>
+            <w:shd w:fill="D6E0EC" w:val="clear"/>
+          </w:tcPr>
+          <w:p>
+            <w:pPr>
+              <w:pStyle w:val="Normal"/>
+              <w:spacing w:lineRule="auto" w:line="252" w:before="0" w:after="0"/>
+              <w:jc w:val="left"/>
+              <w:rPr/>
+            </w:pPr>
+            <w:r>
+              <w:rPr>
+                <w:rFonts w:eastAsia="Roboto" w:cs="Roboto"/>
+                <w:b/>
+                <w:bCs/>
+                <w:color w:val="333333"/>
+                <w:sz w:val="20"/>
+                <w:szCs w:val="20"/>
+              </w:rPr>
+              <w:t>Блок 6. Охрана труда водителя</w:t>
             </w:r>
           </w:p>
         </w:tc>
@@ -11839,33 +12534,91 @@
         <w:trPr/>
         <w:tc>
           <w:tcPr>
-            <w:tcW w:w="9071" w:type="dxa"/>
-            <w:gridSpan w:val="3"/>
-            <w:tcBorders>
-              <w:top w:val="single" w:sz="4" w:space="0" w:color="D9D9D9"/>
-              <w:left w:val="single" w:sz="4" w:space="0" w:color="D9D9D9"/>
-              <w:bottom w:val="single" w:sz="4" w:space="0" w:color="D9D9D9"/>
-              <w:right w:val="single" w:sz="4" w:space="0" w:color="D9D9D9"/>
-            </w:tcBorders>
-            <w:shd w:fill="D6E0EC" w:val="clear"/>
-          </w:tcPr>
-          <w:p>
-            <w:pPr>
-              <w:pStyle w:val="Normal"/>
-              <w:spacing w:lineRule="auto" w:line="252" w:before="0" w:after="0"/>
-              <w:jc w:val="left"/>
-              <w:rPr/>
-            </w:pPr>
-            <w:r>
-              <w:rPr>
-                <w:rFonts w:eastAsia="Roboto" w:cs="Roboto"/>
-                <w:b/>
-                <w:bCs/>
-                <w:color w:val="333333"/>
-                <w:sz w:val="20"/>
-                <w:szCs w:val="20"/>
-              </w:rPr>
-              <w:t>Блок 7. Топливо</w:t>
+            <w:tcW w:w="3799" w:type="dxa"/>
+            <w:tcBorders>
+              <w:top w:val="single" w:sz="4" w:space="0" w:color="D9D9D9"/>
+              <w:left w:val="single" w:sz="4" w:space="0" w:color="D9D9D9"/>
+              <w:bottom w:val="single" w:sz="4" w:space="0" w:color="D9D9D9"/>
+              <w:right w:val="single" w:sz="4" w:space="0" w:color="D9D9D9"/>
+            </w:tcBorders>
+          </w:tcPr>
+          <w:p>
+            <w:pPr>
+              <w:pStyle w:val="Normal"/>
+              <w:spacing w:lineRule="auto" w:line="252" w:before="0" w:after="0"/>
+              <w:jc w:val="left"/>
+              <w:rPr/>
+            </w:pPr>
+            <w:r>
+              <w:rPr>
+                <w:rFonts w:eastAsia="Roboto" w:cs="Roboto"/>
+                <w:b w:val="false"/>
+                <w:bCs w:val="false"/>
+                <w:color w:val="333333"/>
+                <w:sz w:val="20"/>
+                <w:szCs w:val="20"/>
+              </w:rPr>
+              <w:t>Программа и инструкция по охране труда для водителя</w:t>
+            </w:r>
+          </w:p>
+        </w:tc>
+        <w:tc>
+          <w:tcPr>
+            <w:tcW w:w="2500" w:type="dxa"/>
+            <w:tcBorders>
+              <w:top w:val="single" w:sz="4" w:space="0" w:color="D9D9D9"/>
+              <w:left w:val="single" w:sz="4" w:space="0" w:color="D9D9D9"/>
+              <w:bottom w:val="single" w:sz="4" w:space="0" w:color="D9D9D9"/>
+              <w:right w:val="single" w:sz="4" w:space="0" w:color="D9D9D9"/>
+            </w:tcBorders>
+          </w:tcPr>
+          <w:p>
+            <w:pPr>
+              <w:pStyle w:val="Normal"/>
+              <w:spacing w:lineRule="auto" w:line="252" w:before="0" w:after="0"/>
+              <w:jc w:val="left"/>
+              <w:rPr/>
+            </w:pPr>
+            <w:r>
+              <w:rPr>
+                <w:rFonts w:eastAsia="Roboto" w:cs="Roboto"/>
+                <w:b w:val="false"/>
+                <w:bCs w:val="false"/>
+                <w:color w:val="333333"/>
+                <w:sz w:val="20"/>
+                <w:szCs w:val="20"/>
+              </w:rPr>
+              <w:t>До допуска к работе</w:t>
+            </w:r>
+          </w:p>
+        </w:tc>
+        <w:tc>
+          <w:tcPr>
+            <w:tcW w:w="2772" w:type="dxa"/>
+            <w:tcBorders>
+              <w:top w:val="single" w:sz="4" w:space="0" w:color="D9D9D9"/>
+              <w:left w:val="single" w:sz="4" w:space="0" w:color="D9D9D9"/>
+              <w:bottom w:val="single" w:sz="4" w:space="0" w:color="D9D9D9"/>
+              <w:right w:val="single" w:sz="4" w:space="0" w:color="D9D9D9"/>
+            </w:tcBorders>
+          </w:tcPr>
+          <w:p>
+            <w:pPr>
+              <w:pStyle w:val="Normal"/>
+              <w:spacing w:lineRule="auto" w:line="252" w:before="0" w:after="0"/>
+              <w:jc w:val="left"/>
+              <w:rPr/>
+            </w:pPr>
+            <w:r>
+              <w:rPr>
+                <w:rFonts w:eastAsia="Roboto" w:cs="Roboto"/>
+                <w:b w:val="false"/>
+                <w:bCs w:val="false"/>
+                <w:color w:val="333333"/>
+                <w:sz w:val="20"/>
+                <w:szCs w:val="20"/>
+              </w:rPr>
+              <w:t>Постановление Правительства № 2464</w:t>
             </w:r>
           </w:p>
         </w:tc>
@@ -11899,7 +12652,7 @@
                 <w:sz w:val="20"/>
                 <w:szCs w:val="20"/>
               </w:rPr>
-              <w:t>Приказ о нормах расхода; топливная карта (договор)</w:t>
+              <w:t>Вводный, первичный и повторные инструктажи; протоколы проверки знаний</w:t>
             </w:r>
           </w:p>
         </w:tc>
@@ -11930,7 +12683,7 @@
                 <w:sz w:val="20"/>
                 <w:szCs w:val="20"/>
               </w:rPr>
-              <w:t>Один раз; пересмотр по сезону</w:t>
+              <w:t>Повторный — не реже раза в 6 месяцев</w:t>
             </w:r>
           </w:p>
         </w:tc>
@@ -11961,7 +12714,7 @@
                 <w:sz w:val="20"/>
                 <w:szCs w:val="20"/>
               </w:rPr>
-              <w:t>АМ-23-р или данные производителя</w:t>
+              <w:t>Внеплановый и целевой — при основаниях</w:t>
             </w:r>
           </w:p>
         </w:tc>
@@ -11994,7 +12747,7 @@
                 <w:sz w:val="20"/>
                 <w:szCs w:val="20"/>
               </w:rPr>
-              <w:t>Отчёты оператора, чеки, ежемесячный акт списания ГСМ</w:t>
+              <w:t>Обучение первой помощи; ознакомление с оценкой профрисков и СОУТ</w:t>
             </w:r>
           </w:p>
         </w:tc>
@@ -12024,7 +12777,7 @@
                 <w:sz w:val="20"/>
                 <w:szCs w:val="20"/>
               </w:rPr>
-              <w:t>Ежемесячно</w:t>
+              <w:t>При применимости; при приёме</w:t>
             </w:r>
           </w:p>
         </w:tc>
@@ -12054,7 +12807,7 @@
                 <w:sz w:val="20"/>
                 <w:szCs w:val="20"/>
               </w:rPr>
-              <w:t>По пробегу из путевых листов</w:t>
+              <w:t>—</w:t>
             </w:r>
           </w:p>
         </w:tc>
@@ -12089,7 +12842,7 @@
                 <w:sz w:val="20"/>
                 <w:szCs w:val="20"/>
               </w:rPr>
-              <w:t>Блок 8. Ответственность и происшествия</w:t>
+              <w:t>Блок 7. Закрепление автомобиля</w:t>
             </w:r>
           </w:p>
         </w:tc>
@@ -12122,7 +12875,7 @@
                 <w:sz w:val="20"/>
                 <w:szCs w:val="20"/>
               </w:rPr>
-              <w:t>Порядок действий при ДТП; порядок фиксации повреждений</w:t>
+              <w:t>Приказ о закреплении автомобиля за водителем</w:t>
             </w:r>
           </w:p>
         </w:tc>
@@ -12152,7 +12905,7 @@
                 <w:sz w:val="20"/>
                 <w:szCs w:val="20"/>
               </w:rPr>
-              <w:t>Раздел положения</w:t>
+              <w:t>До первого выезда</w:t>
             </w:r>
           </w:p>
         </w:tc>
@@ -12182,7 +12935,7 @@
                 <w:sz w:val="20"/>
                 <w:szCs w:val="20"/>
               </w:rPr>
-              <w:t>—</w:t>
+              <w:t>Персональное закрепление</w:t>
             </w:r>
           </w:p>
         </w:tc>
@@ -12216,7 +12969,7 @@
                 <w:sz w:val="20"/>
                 <w:szCs w:val="20"/>
               </w:rPr>
-              <w:t>Форма служебной записки; приказ о расследовании; акт определения ущерба</w:t>
+              <w:t>Акт приёма-передачи автомобиля</w:t>
             </w:r>
           </w:p>
         </w:tc>
@@ -12247,7 +13000,7 @@
                 <w:sz w:val="20"/>
                 <w:szCs w:val="20"/>
               </w:rPr>
-              <w:t>По событиям</w:t>
+              <w:t>При закреплении</w:t>
             </w:r>
           </w:p>
         </w:tc>
@@ -12278,7 +13031,7 @@
                 <w:sz w:val="20"/>
                 <w:szCs w:val="20"/>
               </w:rPr>
-              <w:t>Взыскание — в пределах ТК РФ</w:t>
+              <w:t>Состояние, комплектность, пробег</w:t>
             </w:r>
           </w:p>
         </w:tc>
@@ -12313,7 +13066,7 @@
                 <w:sz w:val="20"/>
                 <w:szCs w:val="20"/>
               </w:rPr>
-              <w:t>Блок 9. Страхование и защита актива</w:t>
+              <w:t>Блок 8. Эксплуатационные обязанности</w:t>
             </w:r>
           </w:p>
         </w:tc>
@@ -12347,7 +13100,7 @@
                 <w:sz w:val="20"/>
                 <w:szCs w:val="20"/>
               </w:rPr>
-              <w:t>Полис ОСАГО</w:t>
+              <w:t>Приказ о возложении обязанностей по эксплуатации, сохранности, документам, топливу, парковке, контролю сроков ТО</w:t>
             </w:r>
           </w:p>
         </w:tc>
@@ -12378,7 +13131,7 @@
                 <w:sz w:val="20"/>
                 <w:szCs w:val="20"/>
               </w:rPr>
-              <w:t>До первого использования; ежегодно</w:t>
+              <w:t>До первого выезда</w:t>
             </w:r>
           </w:p>
         </w:tc>
@@ -12409,7 +13162,7 @@
                 <w:sz w:val="20"/>
                 <w:szCs w:val="20"/>
               </w:rPr>
-              <w:t>Водитель вписан либо полис без ограничения</w:t>
+              <w:t>Формулировки — разд. 6; без статусов «ответственный за БДД» и «контролёр техсостояния»</w:t>
             </w:r>
           </w:p>
         </w:tc>
@@ -12418,91 +13171,33 @@
         <w:trPr/>
         <w:tc>
           <w:tcPr>
-            <w:tcW w:w="3799" w:type="dxa"/>
-            <w:tcBorders>
-              <w:top w:val="single" w:sz="4" w:space="0" w:color="D9D9D9"/>
-              <w:left w:val="single" w:sz="4" w:space="0" w:color="D9D9D9"/>
-              <w:bottom w:val="single" w:sz="4" w:space="0" w:color="D9D9D9"/>
-              <w:right w:val="single" w:sz="4" w:space="0" w:color="D9D9D9"/>
-            </w:tcBorders>
-          </w:tcPr>
-          <w:p>
-            <w:pPr>
-              <w:pStyle w:val="Normal"/>
-              <w:spacing w:lineRule="auto" w:line="252" w:before="0" w:after="0"/>
-              <w:jc w:val="left"/>
-              <w:rPr/>
-            </w:pPr>
-            <w:r>
-              <w:rPr>
-                <w:rFonts w:eastAsia="Roboto" w:cs="Roboto"/>
-                <w:b w:val="false"/>
-                <w:bCs w:val="false"/>
-                <w:color w:val="333333"/>
-                <w:sz w:val="20"/>
-                <w:szCs w:val="20"/>
-              </w:rPr>
-              <w:t>Полис каско; порядок уведомления страховщика</w:t>
-            </w:r>
-          </w:p>
-        </w:tc>
-        <w:tc>
-          <w:tcPr>
-            <w:tcW w:w="2500" w:type="dxa"/>
-            <w:tcBorders>
-              <w:top w:val="single" w:sz="4" w:space="0" w:color="D9D9D9"/>
-              <w:left w:val="single" w:sz="4" w:space="0" w:color="D9D9D9"/>
-              <w:bottom w:val="single" w:sz="4" w:space="0" w:color="D9D9D9"/>
-              <w:right w:val="single" w:sz="4" w:space="0" w:color="D9D9D9"/>
-            </w:tcBorders>
-          </w:tcPr>
-          <w:p>
-            <w:pPr>
-              <w:pStyle w:val="Normal"/>
-              <w:spacing w:lineRule="auto" w:line="252" w:before="0" w:after="0"/>
-              <w:jc w:val="left"/>
-              <w:rPr/>
-            </w:pPr>
-            <w:r>
-              <w:rPr>
-                <w:rFonts w:eastAsia="Roboto" w:cs="Roboto"/>
-                <w:b w:val="false"/>
-                <w:bCs w:val="false"/>
-                <w:color w:val="333333"/>
-                <w:sz w:val="20"/>
-                <w:szCs w:val="20"/>
-              </w:rPr>
-              <w:t>Рекомендовано; при лизинге — обязателен по договору</w:t>
-            </w:r>
-          </w:p>
-        </w:tc>
-        <w:tc>
-          <w:tcPr>
-            <w:tcW w:w="2772" w:type="dxa"/>
-            <w:tcBorders>
-              <w:top w:val="single" w:sz="4" w:space="0" w:color="D9D9D9"/>
-              <w:left w:val="single" w:sz="4" w:space="0" w:color="D9D9D9"/>
-              <w:bottom w:val="single" w:sz="4" w:space="0" w:color="D9D9D9"/>
-              <w:right w:val="single" w:sz="4" w:space="0" w:color="D9D9D9"/>
-            </w:tcBorders>
-          </w:tcPr>
-          <w:p>
-            <w:pPr>
-              <w:pStyle w:val="Normal"/>
-              <w:spacing w:lineRule="auto" w:line="252" w:before="0" w:after="0"/>
-              <w:jc w:val="left"/>
-              <w:rPr/>
-            </w:pPr>
-            <w:r>
-              <w:rPr>
-                <w:rFonts w:eastAsia="Roboto" w:cs="Roboto"/>
-                <w:b w:val="false"/>
-                <w:bCs w:val="false"/>
-                <w:color w:val="333333"/>
-                <w:sz w:val="20"/>
-                <w:szCs w:val="20"/>
-              </w:rPr>
-              <w:t>Ключевой инструмент имущественного риска</w:t>
+            <w:tcW w:w="9071" w:type="dxa"/>
+            <w:gridSpan w:val="3"/>
+            <w:tcBorders>
+              <w:top w:val="single" w:sz="4" w:space="0" w:color="D9D9D9"/>
+              <w:left w:val="single" w:sz="4" w:space="0" w:color="D9D9D9"/>
+              <w:bottom w:val="single" w:sz="4" w:space="0" w:color="D9D9D9"/>
+              <w:right w:val="single" w:sz="4" w:space="0" w:color="D9D9D9"/>
+            </w:tcBorders>
+            <w:shd w:fill="D6E0EC" w:val="clear"/>
+          </w:tcPr>
+          <w:p>
+            <w:pPr>
+              <w:pStyle w:val="Normal"/>
+              <w:spacing w:lineRule="auto" w:line="252" w:before="0" w:after="0"/>
+              <w:jc w:val="left"/>
+              <w:rPr/>
+            </w:pPr>
+            <w:r>
+              <w:rPr>
+                <w:rFonts w:eastAsia="Roboto" w:cs="Roboto"/>
+                <w:b/>
+                <w:bCs/>
+                <w:color w:val="333333"/>
+                <w:sz w:val="20"/>
+                <w:szCs w:val="20"/>
+              </w:rPr>
+              <w:t>Блок 9. Локальное регулирование</w:t>
             </w:r>
           </w:p>
         </w:tc>
@@ -12511,33 +13206,94 @@
         <w:trPr/>
         <w:tc>
           <w:tcPr>
-            <w:tcW w:w="9071" w:type="dxa"/>
-            <w:gridSpan w:val="3"/>
-            <w:tcBorders>
-              <w:top w:val="single" w:sz="4" w:space="0" w:color="D9D9D9"/>
-              <w:left w:val="single" w:sz="4" w:space="0" w:color="D9D9D9"/>
-              <w:bottom w:val="single" w:sz="4" w:space="0" w:color="D9D9D9"/>
-              <w:right w:val="single" w:sz="4" w:space="0" w:color="D9D9D9"/>
-            </w:tcBorders>
-            <w:shd w:fill="D6E0EC" w:val="clear"/>
-          </w:tcPr>
-          <w:p>
-            <w:pPr>
-              <w:pStyle w:val="Normal"/>
-              <w:spacing w:lineRule="auto" w:line="252" w:before="0" w:after="0"/>
-              <w:jc w:val="left"/>
-              <w:rPr/>
-            </w:pPr>
-            <w:r>
-              <w:rPr>
-                <w:rFonts w:eastAsia="Roboto" w:cs="Roboto"/>
-                <w:b/>
-                <w:bCs/>
-                <w:color w:val="333333"/>
-                <w:sz w:val="20"/>
-                <w:szCs w:val="20"/>
-              </w:rPr>
-              <w:t>Блок 10. Возврат автомобиля</w:t>
+            <w:tcW w:w="3799" w:type="dxa"/>
+            <w:tcBorders>
+              <w:top w:val="single" w:sz="4" w:space="0" w:color="D9D9D9"/>
+              <w:left w:val="single" w:sz="4" w:space="0" w:color="D9D9D9"/>
+              <w:bottom w:val="single" w:sz="4" w:space="0" w:color="D9D9D9"/>
+              <w:right w:val="single" w:sz="4" w:space="0" w:color="D9D9D9"/>
+            </w:tcBorders>
+            <w:shd w:fill="F5F5F5" w:val="clear"/>
+          </w:tcPr>
+          <w:p>
+            <w:pPr>
+              <w:pStyle w:val="Normal"/>
+              <w:spacing w:lineRule="auto" w:line="252" w:before="0" w:after="0"/>
+              <w:jc w:val="left"/>
+              <w:rPr/>
+            </w:pPr>
+            <w:r>
+              <w:rPr>
+                <w:rFonts w:eastAsia="Roboto" w:cs="Roboto"/>
+                <w:b w:val="false"/>
+                <w:bCs w:val="false"/>
+                <w:color w:val="333333"/>
+                <w:sz w:val="20"/>
+                <w:szCs w:val="20"/>
+              </w:rPr>
+              <w:t>Положение об эксплуатации служебного легкового автомобиля</w:t>
+            </w:r>
+          </w:p>
+        </w:tc>
+        <w:tc>
+          <w:tcPr>
+            <w:tcW w:w="2500" w:type="dxa"/>
+            <w:tcBorders>
+              <w:top w:val="single" w:sz="4" w:space="0" w:color="D9D9D9"/>
+              <w:left w:val="single" w:sz="4" w:space="0" w:color="D9D9D9"/>
+              <w:bottom w:val="single" w:sz="4" w:space="0" w:color="D9D9D9"/>
+              <w:right w:val="single" w:sz="4" w:space="0" w:color="D9D9D9"/>
+            </w:tcBorders>
+            <w:shd w:fill="F5F5F5" w:val="clear"/>
+          </w:tcPr>
+          <w:p>
+            <w:pPr>
+              <w:pStyle w:val="Normal"/>
+              <w:spacing w:lineRule="auto" w:line="252" w:before="0" w:after="0"/>
+              <w:jc w:val="left"/>
+              <w:rPr/>
+            </w:pPr>
+            <w:r>
+              <w:rPr>
+                <w:rFonts w:eastAsia="Roboto" w:cs="Roboto"/>
+                <w:b w:val="false"/>
+                <w:bCs w:val="false"/>
+                <w:color w:val="333333"/>
+                <w:sz w:val="20"/>
+                <w:szCs w:val="20"/>
+              </w:rPr>
+              <w:t>До начала эксплуатации</w:t>
+            </w:r>
+          </w:p>
+        </w:tc>
+        <w:tc>
+          <w:tcPr>
+            <w:tcW w:w="2772" w:type="dxa"/>
+            <w:tcBorders>
+              <w:top w:val="single" w:sz="4" w:space="0" w:color="D9D9D9"/>
+              <w:left w:val="single" w:sz="4" w:space="0" w:color="D9D9D9"/>
+              <w:bottom w:val="single" w:sz="4" w:space="0" w:color="D9D9D9"/>
+              <w:right w:val="single" w:sz="4" w:space="0" w:color="D9D9D9"/>
+            </w:tcBorders>
+            <w:shd w:fill="F5F5F5" w:val="clear"/>
+          </w:tcPr>
+          <w:p>
+            <w:pPr>
+              <w:pStyle w:val="Normal"/>
+              <w:spacing w:lineRule="auto" w:line="252" w:before="0" w:after="0"/>
+              <w:jc w:val="left"/>
+              <w:rPr/>
+            </w:pPr>
+            <w:r>
+              <w:rPr>
+                <w:rFonts w:eastAsia="Roboto" w:cs="Roboto"/>
+                <w:b w:val="false"/>
+                <w:bCs w:val="false"/>
+                <w:color w:val="333333"/>
+                <w:sz w:val="20"/>
+                <w:szCs w:val="20"/>
+              </w:rPr>
+              <w:t>Включая запрет личного использования и передачи управления</w:t>
             </w:r>
           </w:p>
         </w:tc>
@@ -12570,6 +13326,1124 @@
                 <w:sz w:val="20"/>
                 <w:szCs w:val="20"/>
               </w:rPr>
+              <w:t>Положение (раздел) о рабочем времени и отдыхе водителя</w:t>
+            </w:r>
+          </w:p>
+        </w:tc>
+        <w:tc>
+          <w:tcPr>
+            <w:tcW w:w="2500" w:type="dxa"/>
+            <w:tcBorders>
+              <w:top w:val="single" w:sz="4" w:space="0" w:color="D9D9D9"/>
+              <w:left w:val="single" w:sz="4" w:space="0" w:color="D9D9D9"/>
+              <w:bottom w:val="single" w:sz="4" w:space="0" w:color="D9D9D9"/>
+              <w:right w:val="single" w:sz="4" w:space="0" w:color="D9D9D9"/>
+            </w:tcBorders>
+          </w:tcPr>
+          <w:p>
+            <w:pPr>
+              <w:pStyle w:val="Normal"/>
+              <w:spacing w:lineRule="auto" w:line="252" w:before="0" w:after="0"/>
+              <w:jc w:val="left"/>
+              <w:rPr/>
+            </w:pPr>
+            <w:r>
+              <w:rPr>
+                <w:rFonts w:eastAsia="Roboto" w:cs="Roboto"/>
+                <w:b w:val="false"/>
+                <w:bCs w:val="false"/>
+                <w:color w:val="333333"/>
+                <w:sz w:val="20"/>
+                <w:szCs w:val="20"/>
+              </w:rPr>
+              <w:t>До начала эксплуатации</w:t>
+            </w:r>
+          </w:p>
+        </w:tc>
+        <w:tc>
+          <w:tcPr>
+            <w:tcW w:w="2772" w:type="dxa"/>
+            <w:tcBorders>
+              <w:top w:val="single" w:sz="4" w:space="0" w:color="D9D9D9"/>
+              <w:left w:val="single" w:sz="4" w:space="0" w:color="D9D9D9"/>
+              <w:bottom w:val="single" w:sz="4" w:space="0" w:color="D9D9D9"/>
+              <w:right w:val="single" w:sz="4" w:space="0" w:color="D9D9D9"/>
+            </w:tcBorders>
+          </w:tcPr>
+          <w:p>
+            <w:pPr>
+              <w:pStyle w:val="Normal"/>
+              <w:spacing w:lineRule="auto" w:line="252" w:before="0" w:after="0"/>
+              <w:jc w:val="left"/>
+              <w:rPr/>
+            </w:pPr>
+            <w:r>
+              <w:rPr>
+                <w:rFonts w:eastAsia="Roboto" w:cs="Roboto"/>
+                <w:b w:val="false"/>
+                <w:bCs w:val="false"/>
+                <w:color w:val="333333"/>
+                <w:sz w:val="20"/>
+                <w:szCs w:val="20"/>
+              </w:rPr>
+              <w:t>Под правила, действующие с 01.09.2026</w:t>
+            </w:r>
+          </w:p>
+        </w:tc>
+      </w:tr>
+      <w:tr>
+        <w:trPr/>
+        <w:tc>
+          <w:tcPr>
+            <w:tcW w:w="9071" w:type="dxa"/>
+            <w:gridSpan w:val="3"/>
+            <w:tcBorders>
+              <w:top w:val="single" w:sz="4" w:space="0" w:color="D9D9D9"/>
+              <w:left w:val="single" w:sz="4" w:space="0" w:color="D9D9D9"/>
+              <w:bottom w:val="single" w:sz="4" w:space="0" w:color="D9D9D9"/>
+              <w:right w:val="single" w:sz="4" w:space="0" w:color="D9D9D9"/>
+            </w:tcBorders>
+            <w:shd w:fill="D6E0EC" w:val="clear"/>
+          </w:tcPr>
+          <w:p>
+            <w:pPr>
+              <w:pStyle w:val="Normal"/>
+              <w:spacing w:lineRule="auto" w:line="252" w:before="0" w:after="0"/>
+              <w:jc w:val="left"/>
+              <w:rPr/>
+            </w:pPr>
+            <w:r>
+              <w:rPr>
+                <w:rFonts w:eastAsia="Roboto" w:cs="Roboto"/>
+                <w:b/>
+                <w:bCs/>
+                <w:color w:val="333333"/>
+                <w:sz w:val="20"/>
+                <w:szCs w:val="20"/>
+              </w:rPr>
+              <w:t>Блок 10. Текущая эксплуатация</w:t>
+            </w:r>
+          </w:p>
+        </w:tc>
+      </w:tr>
+      <w:tr>
+        <w:trPr/>
+        <w:tc>
+          <w:tcPr>
+            <w:tcW w:w="3799" w:type="dxa"/>
+            <w:tcBorders>
+              <w:top w:val="single" w:sz="4" w:space="0" w:color="D9D9D9"/>
+              <w:left w:val="single" w:sz="4" w:space="0" w:color="D9D9D9"/>
+              <w:bottom w:val="single" w:sz="4" w:space="0" w:color="D9D9D9"/>
+              <w:right w:val="single" w:sz="4" w:space="0" w:color="D9D9D9"/>
+            </w:tcBorders>
+          </w:tcPr>
+          <w:p>
+            <w:pPr>
+              <w:pStyle w:val="Normal"/>
+              <w:spacing w:lineRule="auto" w:line="252" w:before="0" w:after="0"/>
+              <w:jc w:val="left"/>
+              <w:rPr/>
+            </w:pPr>
+            <w:r>
+              <w:rPr>
+                <w:rFonts w:eastAsia="Roboto" w:cs="Roboto"/>
+                <w:b w:val="false"/>
+                <w:bCs w:val="false"/>
+                <w:color w:val="333333"/>
+                <w:sz w:val="20"/>
+                <w:szCs w:val="20"/>
+              </w:rPr>
+              <w:t>Путевые листы; журнал регистрации (рекомендованный внутренний регистр)</w:t>
+            </w:r>
+          </w:p>
+        </w:tc>
+        <w:tc>
+          <w:tcPr>
+            <w:tcW w:w="2500" w:type="dxa"/>
+            <w:tcBorders>
+              <w:top w:val="single" w:sz="4" w:space="0" w:color="D9D9D9"/>
+              <w:left w:val="single" w:sz="4" w:space="0" w:color="D9D9D9"/>
+              <w:bottom w:val="single" w:sz="4" w:space="0" w:color="D9D9D9"/>
+              <w:right w:val="single" w:sz="4" w:space="0" w:color="D9D9D9"/>
+            </w:tcBorders>
+          </w:tcPr>
+          <w:p>
+            <w:pPr>
+              <w:pStyle w:val="Normal"/>
+              <w:spacing w:lineRule="auto" w:line="252" w:before="0" w:after="0"/>
+              <w:jc w:val="left"/>
+              <w:rPr/>
+            </w:pPr>
+            <w:r>
+              <w:rPr>
+                <w:rFonts w:eastAsia="Roboto" w:cs="Roboto"/>
+                <w:b w:val="false"/>
+                <w:bCs w:val="false"/>
+                <w:color w:val="333333"/>
+                <w:sz w:val="20"/>
+                <w:szCs w:val="20"/>
+              </w:rPr>
+              <w:t>На каждый день, смену или рейс</w:t>
+            </w:r>
+          </w:p>
+        </w:tc>
+        <w:tc>
+          <w:tcPr>
+            <w:tcW w:w="2772" w:type="dxa"/>
+            <w:tcBorders>
+              <w:top w:val="single" w:sz="4" w:space="0" w:color="D9D9D9"/>
+              <w:left w:val="single" w:sz="4" w:space="0" w:color="D9D9D9"/>
+              <w:bottom w:val="single" w:sz="4" w:space="0" w:color="D9D9D9"/>
+              <w:right w:val="single" w:sz="4" w:space="0" w:color="D9D9D9"/>
+            </w:tcBorders>
+          </w:tcPr>
+          <w:p>
+            <w:pPr>
+              <w:pStyle w:val="Normal"/>
+              <w:spacing w:lineRule="auto" w:line="252" w:before="0" w:after="0"/>
+              <w:jc w:val="left"/>
+              <w:rPr/>
+            </w:pPr>
+            <w:r>
+              <w:rPr>
+                <w:rFonts w:eastAsia="Roboto" w:cs="Roboto"/>
+                <w:b w:val="false"/>
+                <w:bCs w:val="false"/>
+                <w:color w:val="333333"/>
+                <w:sz w:val="20"/>
+                <w:szCs w:val="20"/>
+              </w:rPr>
+              <w:t>До выпуска автомобиля на линию; выпуск фиксирует уполномоченное лицо</w:t>
+            </w:r>
+          </w:p>
+        </w:tc>
+      </w:tr>
+      <w:tr>
+        <w:trPr/>
+        <w:tc>
+          <w:tcPr>
+            <w:tcW w:w="3799" w:type="dxa"/>
+            <w:tcBorders>
+              <w:top w:val="single" w:sz="4" w:space="0" w:color="D9D9D9"/>
+              <w:left w:val="single" w:sz="4" w:space="0" w:color="D9D9D9"/>
+              <w:bottom w:val="single" w:sz="4" w:space="0" w:color="D9D9D9"/>
+              <w:right w:val="single" w:sz="4" w:space="0" w:color="D9D9D9"/>
+            </w:tcBorders>
+            <w:shd w:fill="F5F5F5" w:val="clear"/>
+          </w:tcPr>
+          <w:p>
+            <w:pPr>
+              <w:pStyle w:val="Normal"/>
+              <w:spacing w:lineRule="auto" w:line="252" w:before="0" w:after="0"/>
+              <w:jc w:val="left"/>
+              <w:rPr/>
+            </w:pPr>
+            <w:r>
+              <w:rPr>
+                <w:rFonts w:eastAsia="Roboto" w:cs="Roboto"/>
+                <w:b w:val="false"/>
+                <w:bCs w:val="false"/>
+                <w:color w:val="333333"/>
+                <w:sz w:val="20"/>
+                <w:szCs w:val="20"/>
+              </w:rPr>
+              <w:t>Служебные задания или маршрутные сведения</w:t>
+            </w:r>
+          </w:p>
+        </w:tc>
+        <w:tc>
+          <w:tcPr>
+            <w:tcW w:w="2500" w:type="dxa"/>
+            <w:tcBorders>
+              <w:top w:val="single" w:sz="4" w:space="0" w:color="D9D9D9"/>
+              <w:left w:val="single" w:sz="4" w:space="0" w:color="D9D9D9"/>
+              <w:bottom w:val="single" w:sz="4" w:space="0" w:color="D9D9D9"/>
+              <w:right w:val="single" w:sz="4" w:space="0" w:color="D9D9D9"/>
+            </w:tcBorders>
+            <w:shd w:fill="F5F5F5" w:val="clear"/>
+          </w:tcPr>
+          <w:p>
+            <w:pPr>
+              <w:pStyle w:val="Normal"/>
+              <w:spacing w:lineRule="auto" w:line="252" w:before="0" w:after="0"/>
+              <w:jc w:val="left"/>
+              <w:rPr/>
+            </w:pPr>
+            <w:r>
+              <w:rPr>
+                <w:rFonts w:eastAsia="Roboto" w:cs="Roboto"/>
+                <w:b w:val="false"/>
+                <w:bCs w:val="false"/>
+                <w:color w:val="333333"/>
+                <w:sz w:val="20"/>
+                <w:szCs w:val="20"/>
+              </w:rPr>
+              <w:t>На поездку / период</w:t>
+            </w:r>
+          </w:p>
+        </w:tc>
+        <w:tc>
+          <w:tcPr>
+            <w:tcW w:w="2772" w:type="dxa"/>
+            <w:tcBorders>
+              <w:top w:val="single" w:sz="4" w:space="0" w:color="D9D9D9"/>
+              <w:left w:val="single" w:sz="4" w:space="0" w:color="D9D9D9"/>
+              <w:bottom w:val="single" w:sz="4" w:space="0" w:color="D9D9D9"/>
+              <w:right w:val="single" w:sz="4" w:space="0" w:color="D9D9D9"/>
+            </w:tcBorders>
+            <w:shd w:fill="F5F5F5" w:val="clear"/>
+          </w:tcPr>
+          <w:p>
+            <w:pPr>
+              <w:pStyle w:val="Normal"/>
+              <w:spacing w:lineRule="auto" w:line="252" w:before="0" w:after="0"/>
+              <w:jc w:val="left"/>
+              <w:rPr/>
+            </w:pPr>
+            <w:r>
+              <w:rPr>
+                <w:rFonts w:eastAsia="Roboto" w:cs="Roboto"/>
+                <w:b w:val="false"/>
+                <w:bCs w:val="false"/>
+                <w:color w:val="333333"/>
+                <w:sz w:val="20"/>
+                <w:szCs w:val="20"/>
+              </w:rPr>
+              <w:t>Связь поездки с деловой целью</w:t>
+            </w:r>
+          </w:p>
+        </w:tc>
+      </w:tr>
+      <w:tr>
+        <w:trPr/>
+        <w:tc>
+          <w:tcPr>
+            <w:tcW w:w="3799" w:type="dxa"/>
+            <w:tcBorders>
+              <w:top w:val="single" w:sz="4" w:space="0" w:color="D9D9D9"/>
+              <w:left w:val="single" w:sz="4" w:space="0" w:color="D9D9D9"/>
+              <w:bottom w:val="single" w:sz="4" w:space="0" w:color="D9D9D9"/>
+              <w:right w:val="single" w:sz="4" w:space="0" w:color="D9D9D9"/>
+            </w:tcBorders>
+          </w:tcPr>
+          <w:p>
+            <w:pPr>
+              <w:pStyle w:val="Normal"/>
+              <w:spacing w:lineRule="auto" w:line="252" w:before="0" w:after="0"/>
+              <w:jc w:val="left"/>
+              <w:rPr/>
+            </w:pPr>
+            <w:r>
+              <w:rPr>
+                <w:rFonts w:eastAsia="Roboto" w:cs="Roboto"/>
+                <w:b w:val="false"/>
+                <w:bCs w:val="false"/>
+                <w:color w:val="333333"/>
+                <w:sz w:val="20"/>
+                <w:szCs w:val="20"/>
+              </w:rPr>
+              <w:t>Журнал учёта неисправностей; документы ТО и ремонта</w:t>
+            </w:r>
+          </w:p>
+        </w:tc>
+        <w:tc>
+          <w:tcPr>
+            <w:tcW w:w="2500" w:type="dxa"/>
+            <w:tcBorders>
+              <w:top w:val="single" w:sz="4" w:space="0" w:color="D9D9D9"/>
+              <w:left w:val="single" w:sz="4" w:space="0" w:color="D9D9D9"/>
+              <w:bottom w:val="single" w:sz="4" w:space="0" w:color="D9D9D9"/>
+              <w:right w:val="single" w:sz="4" w:space="0" w:color="D9D9D9"/>
+            </w:tcBorders>
+          </w:tcPr>
+          <w:p>
+            <w:pPr>
+              <w:pStyle w:val="Normal"/>
+              <w:spacing w:lineRule="auto" w:line="252" w:before="0" w:after="0"/>
+              <w:jc w:val="left"/>
+              <w:rPr/>
+            </w:pPr>
+            <w:r>
+              <w:rPr>
+                <w:rFonts w:eastAsia="Roboto" w:cs="Roboto"/>
+                <w:b w:val="false"/>
+                <w:bCs w:val="false"/>
+                <w:color w:val="333333"/>
+                <w:sz w:val="20"/>
+                <w:szCs w:val="20"/>
+              </w:rPr>
+              <w:t>Постоянно; по событиям</w:t>
+            </w:r>
+          </w:p>
+        </w:tc>
+        <w:tc>
+          <w:tcPr>
+            <w:tcW w:w="2772" w:type="dxa"/>
+            <w:tcBorders>
+              <w:top w:val="single" w:sz="4" w:space="0" w:color="D9D9D9"/>
+              <w:left w:val="single" w:sz="4" w:space="0" w:color="D9D9D9"/>
+              <w:bottom w:val="single" w:sz="4" w:space="0" w:color="D9D9D9"/>
+              <w:right w:val="single" w:sz="4" w:space="0" w:color="D9D9D9"/>
+            </w:tcBorders>
+          </w:tcPr>
+          <w:p>
+            <w:pPr>
+              <w:pStyle w:val="Normal"/>
+              <w:spacing w:lineRule="auto" w:line="252" w:before="0" w:after="0"/>
+              <w:jc w:val="left"/>
+              <w:rPr/>
+            </w:pPr>
+            <w:r>
+              <w:rPr>
+                <w:rFonts w:eastAsia="Roboto" w:cs="Roboto"/>
+                <w:b w:val="false"/>
+                <w:bCs w:val="false"/>
+                <w:color w:val="333333"/>
+                <w:sz w:val="20"/>
+                <w:szCs w:val="20"/>
+              </w:rPr>
+              <w:t>Заказ-наряды, акты</w:t>
+            </w:r>
+          </w:p>
+        </w:tc>
+      </w:tr>
+      <w:tr>
+        <w:trPr/>
+        <w:tc>
+          <w:tcPr>
+            <w:tcW w:w="9071" w:type="dxa"/>
+            <w:gridSpan w:val="3"/>
+            <w:tcBorders>
+              <w:top w:val="single" w:sz="4" w:space="0" w:color="D9D9D9"/>
+              <w:left w:val="single" w:sz="4" w:space="0" w:color="D9D9D9"/>
+              <w:bottom w:val="single" w:sz="4" w:space="0" w:color="D9D9D9"/>
+              <w:right w:val="single" w:sz="4" w:space="0" w:color="D9D9D9"/>
+            </w:tcBorders>
+            <w:shd w:fill="D6E0EC" w:val="clear"/>
+          </w:tcPr>
+          <w:p>
+            <w:pPr>
+              <w:pStyle w:val="Normal"/>
+              <w:spacing w:lineRule="auto" w:line="252" w:before="0" w:after="0"/>
+              <w:jc w:val="left"/>
+              <w:rPr/>
+            </w:pPr>
+            <w:r>
+              <w:rPr>
+                <w:rFonts w:eastAsia="Roboto" w:cs="Roboto"/>
+                <w:b/>
+                <w:bCs/>
+                <w:color w:val="333333"/>
+                <w:sz w:val="20"/>
+                <w:szCs w:val="20"/>
+              </w:rPr>
+              <w:t>Блок 11. Топливо</w:t>
+            </w:r>
+          </w:p>
+        </w:tc>
+      </w:tr>
+      <w:tr>
+        <w:trPr/>
+        <w:tc>
+          <w:tcPr>
+            <w:tcW w:w="3799" w:type="dxa"/>
+            <w:tcBorders>
+              <w:top w:val="single" w:sz="4" w:space="0" w:color="D9D9D9"/>
+              <w:left w:val="single" w:sz="4" w:space="0" w:color="D9D9D9"/>
+              <w:bottom w:val="single" w:sz="4" w:space="0" w:color="D9D9D9"/>
+              <w:right w:val="single" w:sz="4" w:space="0" w:color="D9D9D9"/>
+            </w:tcBorders>
+          </w:tcPr>
+          <w:p>
+            <w:pPr>
+              <w:pStyle w:val="Normal"/>
+              <w:spacing w:lineRule="auto" w:line="252" w:before="0" w:after="0"/>
+              <w:jc w:val="left"/>
+              <w:rPr/>
+            </w:pPr>
+            <w:r>
+              <w:rPr>
+                <w:rFonts w:eastAsia="Roboto" w:cs="Roboto"/>
+                <w:b w:val="false"/>
+                <w:bCs w:val="false"/>
+                <w:color w:val="333333"/>
+                <w:sz w:val="20"/>
+                <w:szCs w:val="20"/>
+              </w:rPr>
+              <w:t>Приказ о нормах расхода; топливная карта (договор)</w:t>
+            </w:r>
+          </w:p>
+        </w:tc>
+        <w:tc>
+          <w:tcPr>
+            <w:tcW w:w="2500" w:type="dxa"/>
+            <w:tcBorders>
+              <w:top w:val="single" w:sz="4" w:space="0" w:color="D9D9D9"/>
+              <w:left w:val="single" w:sz="4" w:space="0" w:color="D9D9D9"/>
+              <w:bottom w:val="single" w:sz="4" w:space="0" w:color="D9D9D9"/>
+              <w:right w:val="single" w:sz="4" w:space="0" w:color="D9D9D9"/>
+            </w:tcBorders>
+          </w:tcPr>
+          <w:p>
+            <w:pPr>
+              <w:pStyle w:val="Normal"/>
+              <w:spacing w:lineRule="auto" w:line="252" w:before="0" w:after="0"/>
+              <w:jc w:val="left"/>
+              <w:rPr/>
+            </w:pPr>
+            <w:r>
+              <w:rPr>
+                <w:rFonts w:eastAsia="Roboto" w:cs="Roboto"/>
+                <w:b w:val="false"/>
+                <w:bCs w:val="false"/>
+                <w:color w:val="333333"/>
+                <w:sz w:val="20"/>
+                <w:szCs w:val="20"/>
+              </w:rPr>
+              <w:t>Один раз; пересмотр по сезону</w:t>
+            </w:r>
+          </w:p>
+        </w:tc>
+        <w:tc>
+          <w:tcPr>
+            <w:tcW w:w="2772" w:type="dxa"/>
+            <w:tcBorders>
+              <w:top w:val="single" w:sz="4" w:space="0" w:color="D9D9D9"/>
+              <w:left w:val="single" w:sz="4" w:space="0" w:color="D9D9D9"/>
+              <w:bottom w:val="single" w:sz="4" w:space="0" w:color="D9D9D9"/>
+              <w:right w:val="single" w:sz="4" w:space="0" w:color="D9D9D9"/>
+            </w:tcBorders>
+          </w:tcPr>
+          <w:p>
+            <w:pPr>
+              <w:pStyle w:val="Normal"/>
+              <w:spacing w:lineRule="auto" w:line="252" w:before="0" w:after="0"/>
+              <w:jc w:val="left"/>
+              <w:rPr/>
+            </w:pPr>
+            <w:r>
+              <w:rPr>
+                <w:rFonts w:eastAsia="Roboto" w:cs="Roboto"/>
+                <w:b w:val="false"/>
+                <w:bCs w:val="false"/>
+                <w:color w:val="333333"/>
+                <w:sz w:val="20"/>
+                <w:szCs w:val="20"/>
+              </w:rPr>
+              <w:t>АМ-23-р или данные производителя</w:t>
+            </w:r>
+          </w:p>
+        </w:tc>
+      </w:tr>
+      <w:tr>
+        <w:trPr/>
+        <w:tc>
+          <w:tcPr>
+            <w:tcW w:w="3799" w:type="dxa"/>
+            <w:tcBorders>
+              <w:top w:val="single" w:sz="4" w:space="0" w:color="D9D9D9"/>
+              <w:left w:val="single" w:sz="4" w:space="0" w:color="D9D9D9"/>
+              <w:bottom w:val="single" w:sz="4" w:space="0" w:color="D9D9D9"/>
+              <w:right w:val="single" w:sz="4" w:space="0" w:color="D9D9D9"/>
+            </w:tcBorders>
+            <w:shd w:fill="F5F5F5" w:val="clear"/>
+          </w:tcPr>
+          <w:p>
+            <w:pPr>
+              <w:pStyle w:val="Normal"/>
+              <w:spacing w:lineRule="auto" w:line="252" w:before="0" w:after="0"/>
+              <w:jc w:val="left"/>
+              <w:rPr/>
+            </w:pPr>
+            <w:r>
+              <w:rPr>
+                <w:rFonts w:eastAsia="Roboto" w:cs="Roboto"/>
+                <w:b w:val="false"/>
+                <w:bCs w:val="false"/>
+                <w:color w:val="333333"/>
+                <w:sz w:val="20"/>
+                <w:szCs w:val="20"/>
+              </w:rPr>
+              <w:t>Отчёты оператора, чеки, ежемесячный акт списания ГСМ</w:t>
+            </w:r>
+          </w:p>
+        </w:tc>
+        <w:tc>
+          <w:tcPr>
+            <w:tcW w:w="2500" w:type="dxa"/>
+            <w:tcBorders>
+              <w:top w:val="single" w:sz="4" w:space="0" w:color="D9D9D9"/>
+              <w:left w:val="single" w:sz="4" w:space="0" w:color="D9D9D9"/>
+              <w:bottom w:val="single" w:sz="4" w:space="0" w:color="D9D9D9"/>
+              <w:right w:val="single" w:sz="4" w:space="0" w:color="D9D9D9"/>
+            </w:tcBorders>
+            <w:shd w:fill="F5F5F5" w:val="clear"/>
+          </w:tcPr>
+          <w:p>
+            <w:pPr>
+              <w:pStyle w:val="Normal"/>
+              <w:spacing w:lineRule="auto" w:line="252" w:before="0" w:after="0"/>
+              <w:jc w:val="left"/>
+              <w:rPr/>
+            </w:pPr>
+            <w:r>
+              <w:rPr>
+                <w:rFonts w:eastAsia="Roboto" w:cs="Roboto"/>
+                <w:b w:val="false"/>
+                <w:bCs w:val="false"/>
+                <w:color w:val="333333"/>
+                <w:sz w:val="20"/>
+                <w:szCs w:val="20"/>
+              </w:rPr>
+              <w:t>Ежемесячно</w:t>
+            </w:r>
+          </w:p>
+        </w:tc>
+        <w:tc>
+          <w:tcPr>
+            <w:tcW w:w="2772" w:type="dxa"/>
+            <w:tcBorders>
+              <w:top w:val="single" w:sz="4" w:space="0" w:color="D9D9D9"/>
+              <w:left w:val="single" w:sz="4" w:space="0" w:color="D9D9D9"/>
+              <w:bottom w:val="single" w:sz="4" w:space="0" w:color="D9D9D9"/>
+              <w:right w:val="single" w:sz="4" w:space="0" w:color="D9D9D9"/>
+            </w:tcBorders>
+            <w:shd w:fill="F5F5F5" w:val="clear"/>
+          </w:tcPr>
+          <w:p>
+            <w:pPr>
+              <w:pStyle w:val="Normal"/>
+              <w:spacing w:lineRule="auto" w:line="252" w:before="0" w:after="0"/>
+              <w:jc w:val="left"/>
+              <w:rPr/>
+            </w:pPr>
+            <w:r>
+              <w:rPr>
+                <w:rFonts w:eastAsia="Roboto" w:cs="Roboto"/>
+                <w:b w:val="false"/>
+                <w:bCs w:val="false"/>
+                <w:color w:val="333333"/>
+                <w:sz w:val="20"/>
+                <w:szCs w:val="20"/>
+              </w:rPr>
+              <w:t>По пробегу из путевых листов</w:t>
+            </w:r>
+          </w:p>
+        </w:tc>
+      </w:tr>
+      <w:tr>
+        <w:trPr/>
+        <w:tc>
+          <w:tcPr>
+            <w:tcW w:w="9071" w:type="dxa"/>
+            <w:gridSpan w:val="3"/>
+            <w:tcBorders>
+              <w:top w:val="single" w:sz="4" w:space="0" w:color="D9D9D9"/>
+              <w:left w:val="single" w:sz="4" w:space="0" w:color="D9D9D9"/>
+              <w:bottom w:val="single" w:sz="4" w:space="0" w:color="D9D9D9"/>
+              <w:right w:val="single" w:sz="4" w:space="0" w:color="D9D9D9"/>
+            </w:tcBorders>
+            <w:shd w:fill="D6E0EC" w:val="clear"/>
+          </w:tcPr>
+          <w:p>
+            <w:pPr>
+              <w:pStyle w:val="Normal"/>
+              <w:spacing w:lineRule="auto" w:line="252" w:before="0" w:after="0"/>
+              <w:jc w:val="left"/>
+              <w:rPr/>
+            </w:pPr>
+            <w:r>
+              <w:rPr>
+                <w:rFonts w:eastAsia="Roboto" w:cs="Roboto"/>
+                <w:b/>
+                <w:bCs/>
+                <w:color w:val="333333"/>
+                <w:sz w:val="20"/>
+                <w:szCs w:val="20"/>
+              </w:rPr>
+              <w:t>Блок 12. Ответственность и происшествия</w:t>
+            </w:r>
+          </w:p>
+        </w:tc>
+      </w:tr>
+      <w:tr>
+        <w:trPr/>
+        <w:tc>
+          <w:tcPr>
+            <w:tcW w:w="3799" w:type="dxa"/>
+            <w:tcBorders>
+              <w:top w:val="single" w:sz="4" w:space="0" w:color="D9D9D9"/>
+              <w:left w:val="single" w:sz="4" w:space="0" w:color="D9D9D9"/>
+              <w:bottom w:val="single" w:sz="4" w:space="0" w:color="D9D9D9"/>
+              <w:right w:val="single" w:sz="4" w:space="0" w:color="D9D9D9"/>
+            </w:tcBorders>
+            <w:shd w:fill="F5F5F5" w:val="clear"/>
+          </w:tcPr>
+          <w:p>
+            <w:pPr>
+              <w:pStyle w:val="Normal"/>
+              <w:spacing w:lineRule="auto" w:line="252" w:before="0" w:after="0"/>
+              <w:jc w:val="left"/>
+              <w:rPr/>
+            </w:pPr>
+            <w:r>
+              <w:rPr>
+                <w:rFonts w:eastAsia="Roboto" w:cs="Roboto"/>
+                <w:b w:val="false"/>
+                <w:bCs w:val="false"/>
+                <w:color w:val="333333"/>
+                <w:sz w:val="20"/>
+                <w:szCs w:val="20"/>
+              </w:rPr>
+              <w:t>Порядок действий при ДТП; порядок фиксации повреждений</w:t>
+            </w:r>
+          </w:p>
+        </w:tc>
+        <w:tc>
+          <w:tcPr>
+            <w:tcW w:w="2500" w:type="dxa"/>
+            <w:tcBorders>
+              <w:top w:val="single" w:sz="4" w:space="0" w:color="D9D9D9"/>
+              <w:left w:val="single" w:sz="4" w:space="0" w:color="D9D9D9"/>
+              <w:bottom w:val="single" w:sz="4" w:space="0" w:color="D9D9D9"/>
+              <w:right w:val="single" w:sz="4" w:space="0" w:color="D9D9D9"/>
+            </w:tcBorders>
+            <w:shd w:fill="F5F5F5" w:val="clear"/>
+          </w:tcPr>
+          <w:p>
+            <w:pPr>
+              <w:pStyle w:val="Normal"/>
+              <w:spacing w:lineRule="auto" w:line="252" w:before="0" w:after="0"/>
+              <w:jc w:val="left"/>
+              <w:rPr/>
+            </w:pPr>
+            <w:r>
+              <w:rPr>
+                <w:rFonts w:eastAsia="Roboto" w:cs="Roboto"/>
+                <w:b w:val="false"/>
+                <w:bCs w:val="false"/>
+                <w:color w:val="333333"/>
+                <w:sz w:val="20"/>
+                <w:szCs w:val="20"/>
+              </w:rPr>
+              <w:t>Раздел положения</w:t>
+            </w:r>
+          </w:p>
+        </w:tc>
+        <w:tc>
+          <w:tcPr>
+            <w:tcW w:w="2772" w:type="dxa"/>
+            <w:tcBorders>
+              <w:top w:val="single" w:sz="4" w:space="0" w:color="D9D9D9"/>
+              <w:left w:val="single" w:sz="4" w:space="0" w:color="D9D9D9"/>
+              <w:bottom w:val="single" w:sz="4" w:space="0" w:color="D9D9D9"/>
+              <w:right w:val="single" w:sz="4" w:space="0" w:color="D9D9D9"/>
+            </w:tcBorders>
+            <w:shd w:fill="F5F5F5" w:val="clear"/>
+          </w:tcPr>
+          <w:p>
+            <w:pPr>
+              <w:pStyle w:val="Normal"/>
+              <w:spacing w:lineRule="auto" w:line="252" w:before="0" w:after="0"/>
+              <w:jc w:val="left"/>
+              <w:rPr/>
+            </w:pPr>
+            <w:r>
+              <w:rPr>
+                <w:rFonts w:eastAsia="Roboto" w:cs="Roboto"/>
+                <w:b w:val="false"/>
+                <w:bCs w:val="false"/>
+                <w:color w:val="333333"/>
+                <w:sz w:val="20"/>
+                <w:szCs w:val="20"/>
+              </w:rPr>
+              <w:t>—</w:t>
+            </w:r>
+          </w:p>
+        </w:tc>
+      </w:tr>
+      <w:tr>
+        <w:trPr/>
+        <w:tc>
+          <w:tcPr>
+            <w:tcW w:w="3799" w:type="dxa"/>
+            <w:tcBorders>
+              <w:top w:val="single" w:sz="4" w:space="0" w:color="D9D9D9"/>
+              <w:left w:val="single" w:sz="4" w:space="0" w:color="D9D9D9"/>
+              <w:bottom w:val="single" w:sz="4" w:space="0" w:color="D9D9D9"/>
+              <w:right w:val="single" w:sz="4" w:space="0" w:color="D9D9D9"/>
+            </w:tcBorders>
+          </w:tcPr>
+          <w:p>
+            <w:pPr>
+              <w:pStyle w:val="Normal"/>
+              <w:spacing w:lineRule="auto" w:line="252" w:before="0" w:after="0"/>
+              <w:jc w:val="left"/>
+              <w:rPr/>
+            </w:pPr>
+            <w:r>
+              <w:rPr>
+                <w:rFonts w:eastAsia="Roboto" w:cs="Roboto"/>
+                <w:b w:val="false"/>
+                <w:bCs w:val="false"/>
+                <w:color w:val="333333"/>
+                <w:sz w:val="20"/>
+                <w:szCs w:val="20"/>
+              </w:rPr>
+              <w:t>Форма служебной записки; приказ о расследовании; акт определения ущерба</w:t>
+            </w:r>
+          </w:p>
+        </w:tc>
+        <w:tc>
+          <w:tcPr>
+            <w:tcW w:w="2500" w:type="dxa"/>
+            <w:tcBorders>
+              <w:top w:val="single" w:sz="4" w:space="0" w:color="D9D9D9"/>
+              <w:left w:val="single" w:sz="4" w:space="0" w:color="D9D9D9"/>
+              <w:bottom w:val="single" w:sz="4" w:space="0" w:color="D9D9D9"/>
+              <w:right w:val="single" w:sz="4" w:space="0" w:color="D9D9D9"/>
+            </w:tcBorders>
+          </w:tcPr>
+          <w:p>
+            <w:pPr>
+              <w:pStyle w:val="Normal"/>
+              <w:spacing w:lineRule="auto" w:line="252" w:before="0" w:after="0"/>
+              <w:jc w:val="left"/>
+              <w:rPr/>
+            </w:pPr>
+            <w:r>
+              <w:rPr>
+                <w:rFonts w:eastAsia="Roboto" w:cs="Roboto"/>
+                <w:b w:val="false"/>
+                <w:bCs w:val="false"/>
+                <w:color w:val="333333"/>
+                <w:sz w:val="20"/>
+                <w:szCs w:val="20"/>
+              </w:rPr>
+              <w:t>По событиям</w:t>
+            </w:r>
+          </w:p>
+        </w:tc>
+        <w:tc>
+          <w:tcPr>
+            <w:tcW w:w="2772" w:type="dxa"/>
+            <w:tcBorders>
+              <w:top w:val="single" w:sz="4" w:space="0" w:color="D9D9D9"/>
+              <w:left w:val="single" w:sz="4" w:space="0" w:color="D9D9D9"/>
+              <w:bottom w:val="single" w:sz="4" w:space="0" w:color="D9D9D9"/>
+              <w:right w:val="single" w:sz="4" w:space="0" w:color="D9D9D9"/>
+            </w:tcBorders>
+          </w:tcPr>
+          <w:p>
+            <w:pPr>
+              <w:pStyle w:val="Normal"/>
+              <w:spacing w:lineRule="auto" w:line="252" w:before="0" w:after="0"/>
+              <w:jc w:val="left"/>
+              <w:rPr/>
+            </w:pPr>
+            <w:r>
+              <w:rPr>
+                <w:rFonts w:eastAsia="Roboto" w:cs="Roboto"/>
+                <w:b w:val="false"/>
+                <w:bCs w:val="false"/>
+                <w:color w:val="333333"/>
+                <w:sz w:val="20"/>
+                <w:szCs w:val="20"/>
+              </w:rPr>
+              <w:t>Взыскание — в пределах ТК РФ</w:t>
+            </w:r>
+          </w:p>
+        </w:tc>
+      </w:tr>
+      <w:tr>
+        <w:trPr/>
+        <w:tc>
+          <w:tcPr>
+            <w:tcW w:w="9071" w:type="dxa"/>
+            <w:gridSpan w:val="3"/>
+            <w:tcBorders>
+              <w:top w:val="single" w:sz="4" w:space="0" w:color="D9D9D9"/>
+              <w:left w:val="single" w:sz="4" w:space="0" w:color="D9D9D9"/>
+              <w:bottom w:val="single" w:sz="4" w:space="0" w:color="D9D9D9"/>
+              <w:right w:val="single" w:sz="4" w:space="0" w:color="D9D9D9"/>
+            </w:tcBorders>
+            <w:shd w:fill="D6E0EC" w:val="clear"/>
+          </w:tcPr>
+          <w:p>
+            <w:pPr>
+              <w:pStyle w:val="Normal"/>
+              <w:spacing w:lineRule="auto" w:line="252" w:before="0" w:after="0"/>
+              <w:jc w:val="left"/>
+              <w:rPr/>
+            </w:pPr>
+            <w:r>
+              <w:rPr>
+                <w:rFonts w:eastAsia="Roboto" w:cs="Roboto"/>
+                <w:b/>
+                <w:bCs/>
+                <w:color w:val="333333"/>
+                <w:sz w:val="20"/>
+                <w:szCs w:val="20"/>
+              </w:rPr>
+              <w:t>Блок 13. Страхование и защита актива</w:t>
+            </w:r>
+          </w:p>
+        </w:tc>
+      </w:tr>
+      <w:tr>
+        <w:trPr/>
+        <w:tc>
+          <w:tcPr>
+            <w:tcW w:w="3799" w:type="dxa"/>
+            <w:tcBorders>
+              <w:top w:val="single" w:sz="4" w:space="0" w:color="D9D9D9"/>
+              <w:left w:val="single" w:sz="4" w:space="0" w:color="D9D9D9"/>
+              <w:bottom w:val="single" w:sz="4" w:space="0" w:color="D9D9D9"/>
+              <w:right w:val="single" w:sz="4" w:space="0" w:color="D9D9D9"/>
+            </w:tcBorders>
+          </w:tcPr>
+          <w:p>
+            <w:pPr>
+              <w:pStyle w:val="Normal"/>
+              <w:spacing w:lineRule="auto" w:line="252" w:before="0" w:after="0"/>
+              <w:jc w:val="left"/>
+              <w:rPr/>
+            </w:pPr>
+            <w:r>
+              <w:rPr>
+                <w:rFonts w:eastAsia="Roboto" w:cs="Roboto"/>
+                <w:b w:val="false"/>
+                <w:bCs w:val="false"/>
+                <w:color w:val="333333"/>
+                <w:sz w:val="20"/>
+                <w:szCs w:val="20"/>
+              </w:rPr>
+              <w:t>Контроль сроков ОСАГО и уведомления страховщика</w:t>
+            </w:r>
+          </w:p>
+        </w:tc>
+        <w:tc>
+          <w:tcPr>
+            <w:tcW w:w="2500" w:type="dxa"/>
+            <w:tcBorders>
+              <w:top w:val="single" w:sz="4" w:space="0" w:color="D9D9D9"/>
+              <w:left w:val="single" w:sz="4" w:space="0" w:color="D9D9D9"/>
+              <w:bottom w:val="single" w:sz="4" w:space="0" w:color="D9D9D9"/>
+              <w:right w:val="single" w:sz="4" w:space="0" w:color="D9D9D9"/>
+            </w:tcBorders>
+          </w:tcPr>
+          <w:p>
+            <w:pPr>
+              <w:pStyle w:val="Normal"/>
+              <w:spacing w:lineRule="auto" w:line="252" w:before="0" w:after="0"/>
+              <w:jc w:val="left"/>
+              <w:rPr/>
+            </w:pPr>
+            <w:r>
+              <w:rPr>
+                <w:rFonts w:eastAsia="Roboto" w:cs="Roboto"/>
+                <w:b w:val="false"/>
+                <w:bCs w:val="false"/>
+                <w:color w:val="333333"/>
+                <w:sz w:val="20"/>
+                <w:szCs w:val="20"/>
+              </w:rPr>
+              <w:t>Постоянно; при ДТП — срок полиса</w:t>
+            </w:r>
+          </w:p>
+        </w:tc>
+        <w:tc>
+          <w:tcPr>
+            <w:tcW w:w="2772" w:type="dxa"/>
+            <w:tcBorders>
+              <w:top w:val="single" w:sz="4" w:space="0" w:color="D9D9D9"/>
+              <w:left w:val="single" w:sz="4" w:space="0" w:color="D9D9D9"/>
+              <w:bottom w:val="single" w:sz="4" w:space="0" w:color="D9D9D9"/>
+              <w:right w:val="single" w:sz="4" w:space="0" w:color="D9D9D9"/>
+            </w:tcBorders>
+          </w:tcPr>
+          <w:p>
+            <w:pPr>
+              <w:pStyle w:val="Normal"/>
+              <w:spacing w:lineRule="auto" w:line="252" w:before="0" w:after="0"/>
+              <w:jc w:val="left"/>
+              <w:rPr/>
+            </w:pPr>
+            <w:r>
+              <w:rPr>
+                <w:rFonts w:eastAsia="Roboto" w:cs="Roboto"/>
+                <w:b w:val="false"/>
+                <w:bCs w:val="false"/>
+                <w:color w:val="333333"/>
+                <w:sz w:val="20"/>
+                <w:szCs w:val="20"/>
+              </w:rPr>
+              <w:t>Сам полис — блок 2</w:t>
+            </w:r>
+          </w:p>
+        </w:tc>
+      </w:tr>
+      <w:tr>
+        <w:trPr/>
+        <w:tc>
+          <w:tcPr>
+            <w:tcW w:w="3799" w:type="dxa"/>
+            <w:tcBorders>
+              <w:top w:val="single" w:sz="4" w:space="0" w:color="D9D9D9"/>
+              <w:left w:val="single" w:sz="4" w:space="0" w:color="D9D9D9"/>
+              <w:bottom w:val="single" w:sz="4" w:space="0" w:color="D9D9D9"/>
+              <w:right w:val="single" w:sz="4" w:space="0" w:color="D9D9D9"/>
+            </w:tcBorders>
+            <w:shd w:fill="F5F5F5" w:val="clear"/>
+          </w:tcPr>
+          <w:p>
+            <w:pPr>
+              <w:pStyle w:val="Normal"/>
+              <w:spacing w:lineRule="auto" w:line="252" w:before="0" w:after="0"/>
+              <w:jc w:val="left"/>
+              <w:rPr/>
+            </w:pPr>
+            <w:r>
+              <w:rPr>
+                <w:rFonts w:eastAsia="Roboto" w:cs="Roboto"/>
+                <w:b w:val="false"/>
+                <w:bCs w:val="false"/>
+                <w:color w:val="333333"/>
+                <w:sz w:val="20"/>
+                <w:szCs w:val="20"/>
+              </w:rPr>
+              <w:t>Полис каско; порядок уведомления страховщика</w:t>
+            </w:r>
+          </w:p>
+        </w:tc>
+        <w:tc>
+          <w:tcPr>
+            <w:tcW w:w="2500" w:type="dxa"/>
+            <w:tcBorders>
+              <w:top w:val="single" w:sz="4" w:space="0" w:color="D9D9D9"/>
+              <w:left w:val="single" w:sz="4" w:space="0" w:color="D9D9D9"/>
+              <w:bottom w:val="single" w:sz="4" w:space="0" w:color="D9D9D9"/>
+              <w:right w:val="single" w:sz="4" w:space="0" w:color="D9D9D9"/>
+            </w:tcBorders>
+            <w:shd w:fill="F5F5F5" w:val="clear"/>
+          </w:tcPr>
+          <w:p>
+            <w:pPr>
+              <w:pStyle w:val="Normal"/>
+              <w:spacing w:lineRule="auto" w:line="252" w:before="0" w:after="0"/>
+              <w:jc w:val="left"/>
+              <w:rPr/>
+            </w:pPr>
+            <w:r>
+              <w:rPr>
+                <w:rFonts w:eastAsia="Roboto" w:cs="Roboto"/>
+                <w:b w:val="false"/>
+                <w:bCs w:val="false"/>
+                <w:color w:val="333333"/>
+                <w:sz w:val="20"/>
+                <w:szCs w:val="20"/>
+              </w:rPr>
+              <w:t>Рекомендовано; при лизинге — обязателен по договору</w:t>
+            </w:r>
+          </w:p>
+        </w:tc>
+        <w:tc>
+          <w:tcPr>
+            <w:tcW w:w="2772" w:type="dxa"/>
+            <w:tcBorders>
+              <w:top w:val="single" w:sz="4" w:space="0" w:color="D9D9D9"/>
+              <w:left w:val="single" w:sz="4" w:space="0" w:color="D9D9D9"/>
+              <w:bottom w:val="single" w:sz="4" w:space="0" w:color="D9D9D9"/>
+              <w:right w:val="single" w:sz="4" w:space="0" w:color="D9D9D9"/>
+            </w:tcBorders>
+            <w:shd w:fill="F5F5F5" w:val="clear"/>
+          </w:tcPr>
+          <w:p>
+            <w:pPr>
+              <w:pStyle w:val="Normal"/>
+              <w:spacing w:lineRule="auto" w:line="252" w:before="0" w:after="0"/>
+              <w:jc w:val="left"/>
+              <w:rPr/>
+            </w:pPr>
+            <w:r>
+              <w:rPr>
+                <w:rFonts w:eastAsia="Roboto" w:cs="Roboto"/>
+                <w:b w:val="false"/>
+                <w:bCs w:val="false"/>
+                <w:color w:val="333333"/>
+                <w:sz w:val="20"/>
+                <w:szCs w:val="20"/>
+              </w:rPr>
+              <w:t>Ключевой инструмент имущественного риска</w:t>
+            </w:r>
+          </w:p>
+        </w:tc>
+      </w:tr>
+      <w:tr>
+        <w:trPr/>
+        <w:tc>
+          <w:tcPr>
+            <w:tcW w:w="9071" w:type="dxa"/>
+            <w:gridSpan w:val="3"/>
+            <w:tcBorders>
+              <w:top w:val="single" w:sz="4" w:space="0" w:color="D9D9D9"/>
+              <w:left w:val="single" w:sz="4" w:space="0" w:color="D9D9D9"/>
+              <w:bottom w:val="single" w:sz="4" w:space="0" w:color="D9D9D9"/>
+              <w:right w:val="single" w:sz="4" w:space="0" w:color="D9D9D9"/>
+            </w:tcBorders>
+            <w:shd w:fill="D6E0EC" w:val="clear"/>
+          </w:tcPr>
+          <w:p>
+            <w:pPr>
+              <w:pStyle w:val="Normal"/>
+              <w:spacing w:lineRule="auto" w:line="252" w:before="0" w:after="0"/>
+              <w:jc w:val="left"/>
+              <w:rPr/>
+            </w:pPr>
+            <w:r>
+              <w:rPr>
+                <w:rFonts w:eastAsia="Roboto" w:cs="Roboto"/>
+                <w:b/>
+                <w:bCs/>
+                <w:color w:val="333333"/>
+                <w:sz w:val="20"/>
+                <w:szCs w:val="20"/>
+              </w:rPr>
+              <w:t>Блок 14. Возврат автомобиля</w:t>
+            </w:r>
+          </w:p>
+        </w:tc>
+      </w:tr>
+      <w:tr>
+        <w:trPr/>
+        <w:tc>
+          <w:tcPr>
+            <w:tcW w:w="3799" w:type="dxa"/>
+            <w:tcBorders>
+              <w:top w:val="single" w:sz="4" w:space="0" w:color="D9D9D9"/>
+              <w:left w:val="single" w:sz="4" w:space="0" w:color="D9D9D9"/>
+              <w:bottom w:val="single" w:sz="4" w:space="0" w:color="D9D9D9"/>
+              <w:right w:val="single" w:sz="4" w:space="0" w:color="D9D9D9"/>
+            </w:tcBorders>
+            <w:shd w:fill="F5F5F5" w:val="clear"/>
+          </w:tcPr>
+          <w:p>
+            <w:pPr>
+              <w:pStyle w:val="Normal"/>
+              <w:spacing w:lineRule="auto" w:line="252" w:before="0" w:after="0"/>
+              <w:jc w:val="left"/>
+              <w:rPr/>
+            </w:pPr>
+            <w:r>
+              <w:rPr>
+                <w:rFonts w:eastAsia="Roboto" w:cs="Roboto"/>
+                <w:b w:val="false"/>
+                <w:bCs w:val="false"/>
+                <w:color w:val="333333"/>
+                <w:sz w:val="20"/>
+                <w:szCs w:val="20"/>
+              </w:rPr>
               <w:t>Акт возврата автомобиля</w:t>
             </w:r>
           </w:p>
@@ -12583,24 +14457,25 @@
               <w:bottom w:val="single" w:sz="4" w:space="0" w:color="D9D9D9"/>
               <w:right w:val="single" w:sz="4" w:space="0" w:color="D9D9D9"/>
             </w:tcBorders>
-          </w:tcPr>
-          <w:p>
-            <w:pPr>
-              <w:pStyle w:val="Normal"/>
-              <w:spacing w:lineRule="auto" w:line="252" w:before="0" w:after="0"/>
-              <w:jc w:val="left"/>
-              <w:rPr/>
-            </w:pPr>
-            <w:r>
-              <w:rPr>
-                <w:rFonts w:eastAsia="Roboto" w:cs="Roboto"/>
-                <w:b w:val="false"/>
-                <w:bCs w:val="false"/>
-                <w:color w:val="333333"/>
-                <w:sz w:val="20"/>
-                <w:szCs w:val="20"/>
-              </w:rPr>
-              <w:t>Смена водителя, отпуск с передачей, перевод, увольнение</w:t>
+            <w:shd w:fill="F5F5F5" w:val="clear"/>
+          </w:tcPr>
+          <w:p>
+            <w:pPr>
+              <w:pStyle w:val="Normal"/>
+              <w:spacing w:lineRule="auto" w:line="252" w:before="0" w:after="0"/>
+              <w:jc w:val="left"/>
+              <w:rPr/>
+            </w:pPr>
+            <w:r>
+              <w:rPr>
+                <w:rFonts w:eastAsia="Roboto" w:cs="Roboto"/>
+                <w:b w:val="false"/>
+                <w:bCs w:val="false"/>
+                <w:color w:val="333333"/>
+                <w:sz w:val="20"/>
+                <w:szCs w:val="20"/>
+              </w:rPr>
+              <w:t>Перевод, увольнение, длительное отсутствие водителя</w:t>
             </w:r>
           </w:p>
         </w:tc>
@@ -12613,24 +14488,25 @@
               <w:bottom w:val="single" w:sz="4" w:space="0" w:color="D9D9D9"/>
               <w:right w:val="single" w:sz="4" w:space="0" w:color="D9D9D9"/>
             </w:tcBorders>
-          </w:tcPr>
-          <w:p>
-            <w:pPr>
-              <w:pStyle w:val="Normal"/>
-              <w:spacing w:lineRule="auto" w:line="252" w:before="0" w:after="0"/>
-              <w:jc w:val="left"/>
-              <w:rPr/>
-            </w:pPr>
-            <w:r>
-              <w:rPr>
-                <w:rFonts w:eastAsia="Roboto" w:cs="Roboto"/>
-                <w:b w:val="false"/>
-                <w:bCs w:val="false"/>
-                <w:color w:val="333333"/>
-                <w:sz w:val="20"/>
-                <w:szCs w:val="20"/>
-              </w:rPr>
-              <w:t>Комплектность и состояние с учётом нормального износа</w:t>
+            <w:shd w:fill="F5F5F5" w:val="clear"/>
+          </w:tcPr>
+          <w:p>
+            <w:pPr>
+              <w:pStyle w:val="Normal"/>
+              <w:spacing w:lineRule="auto" w:line="252" w:before="0" w:after="0"/>
+              <w:jc w:val="left"/>
+              <w:rPr/>
+            </w:pPr>
+            <w:r>
+              <w:rPr>
+                <w:rFonts w:eastAsia="Roboto" w:cs="Roboto"/>
+                <w:b w:val="false"/>
+                <w:bCs w:val="false"/>
+                <w:color w:val="333333"/>
+                <w:sz w:val="20"/>
+                <w:szCs w:val="20"/>
+              </w:rPr>
+              <w:t>В отсутствие водителя автомобиль не эксплуатируется; замена — только через второго допущенного водителя</w:t>
             </w:r>
           </w:p>
         </w:tc>
@@ -12724,7 +14600,7 @@
     </w:r>
     <w:r>
       <w:rPr/>
-      <w:t>20</w:t>
+      <w:t>23</w:t>
     </w:r>
     <w:r>
       <w:rPr/>
@@ -12788,7 +14664,7 @@
         <w:sz w:val="18"/>
         <w:szCs w:val="18"/>
       </w:rPr>
-      <w:t>Аналитическая справка</w:t>
+      <w:t>Аналитическая справка · редакция 4 (проект)</w:t>
     </w:r>
     <w:r>
       <w:rPr>
@@ -12798,7 +14674,7 @@
         <w:szCs w:val="18"/>
       </w:rPr>
       <w:tab/>
-      <w:t>Служебный автомобиль юридического лица</w:t>
+      <w:t>Служебный легковой автомобиль юридического лица</w:t>
     </w:r>
   </w:p>
 </w:hdr>

--- a/docs/2026.08.19 Служебный Автомобиль Аналитическая Справка.docx
+++ b/docs/2026.08.19 Служебный Автомобиль Аналитическая Справка.docx
@@ -75,7 +75,7 @@
           <w:sz w:val="22"/>
           <w:szCs w:val="22"/>
         </w:rPr>
-        <w:t>Редакция 4 (проект) — с учётом юридической рецензии на редакцию 3</w:t>
+        <w:t>Редакция 4.1 (проект) — точечные правки по итогам проверки редакции 4</w:t>
       </w:r>
     </w:p>
     <w:p>
@@ -148,7 +148,7 @@
             </w:rPr>
             <w:fldChar w:fldCharType="separate"/>
           </w:r>
-          <w:hyperlink w:anchor="__RefHeading___Toc1179_2856069829">
+          <w:hyperlink w:anchor="__RefHeading___Toc1219_3852543808">
             <w:r>
               <w:rPr>
                 <w:rStyle w:val="IndexLink"/>
@@ -168,7 +168,7 @@
             </w:tabs>
             <w:rPr/>
           </w:pPr>
-          <w:hyperlink w:anchor="__RefHeading___Toc1181_2856069829">
+          <w:hyperlink w:anchor="__RefHeading___Toc1221_3852543808">
             <w:r>
               <w:rPr>
                 <w:rStyle w:val="IndexLink"/>
@@ -188,7 +188,7 @@
             </w:tabs>
             <w:rPr/>
           </w:pPr>
-          <w:hyperlink w:anchor="__RefHeading___Toc1183_2856069829">
+          <w:hyperlink w:anchor="__RefHeading___Toc1223_3852543808">
             <w:r>
               <w:rPr>
                 <w:rStyle w:val="IndexLink"/>
@@ -208,7 +208,7 @@
             </w:tabs>
             <w:rPr/>
           </w:pPr>
-          <w:hyperlink w:anchor="__RefHeading___Toc1185_2856069829">
+          <w:hyperlink w:anchor="__RefHeading___Toc1225_3852543808">
             <w:r>
               <w:rPr>
                 <w:rStyle w:val="IndexLink"/>
@@ -228,7 +228,7 @@
             </w:tabs>
             <w:rPr/>
           </w:pPr>
-          <w:hyperlink w:anchor="__RefHeading___Toc1187_2856069829">
+          <w:hyperlink w:anchor="__RefHeading___Toc1227_3852543808">
             <w:r>
               <w:rPr>
                 <w:rStyle w:val="IndexLink"/>
@@ -248,7 +248,7 @@
             </w:tabs>
             <w:rPr/>
           </w:pPr>
-          <w:hyperlink w:anchor="__RefHeading___Toc1189_2856069829">
+          <w:hyperlink w:anchor="__RefHeading___Toc1229_3852543808">
             <w:r>
               <w:rPr>
                 <w:rStyle w:val="IndexLink"/>
@@ -268,7 +268,7 @@
             </w:tabs>
             <w:rPr/>
           </w:pPr>
-          <w:hyperlink w:anchor="__RefHeading___Toc1191_2856069829">
+          <w:hyperlink w:anchor="__RefHeading___Toc1231_3852543808">
             <w:r>
               <w:rPr>
                 <w:rStyle w:val="IndexLink"/>
@@ -288,7 +288,7 @@
             </w:tabs>
             <w:rPr/>
           </w:pPr>
-          <w:hyperlink w:anchor="__RefHeading___Toc1193_2856069829">
+          <w:hyperlink w:anchor="__RefHeading___Toc1233_3852543808">
             <w:r>
               <w:rPr>
                 <w:rStyle w:val="IndexLink"/>
@@ -308,7 +308,7 @@
             </w:tabs>
             <w:rPr/>
           </w:pPr>
-          <w:hyperlink w:anchor="__RefHeading___Toc1195_2856069829">
+          <w:hyperlink w:anchor="__RefHeading___Toc1235_3852543808">
             <w:r>
               <w:rPr>
                 <w:rStyle w:val="IndexLink"/>
@@ -328,7 +328,7 @@
             </w:tabs>
             <w:rPr/>
           </w:pPr>
-          <w:hyperlink w:anchor="__RefHeading___Toc1197_2856069829">
+          <w:hyperlink w:anchor="__RefHeading___Toc1237_3852543808">
             <w:r>
               <w:rPr>
                 <w:rStyle w:val="IndexLink"/>
@@ -348,7 +348,7 @@
             </w:tabs>
             <w:rPr/>
           </w:pPr>
-          <w:hyperlink w:anchor="__RefHeading___Toc1199_2856069829">
+          <w:hyperlink w:anchor="__RefHeading___Toc1239_3852543808">
             <w:r>
               <w:rPr>
                 <w:rStyle w:val="IndexLink"/>
@@ -368,14 +368,14 @@
             </w:tabs>
             <w:rPr/>
           </w:pPr>
-          <w:hyperlink w:anchor="__RefHeading___Toc1201_2856069829">
+          <w:hyperlink w:anchor="__RefHeading___Toc1241_3852543808">
             <w:r>
               <w:rPr>
                 <w:rStyle w:val="IndexLink"/>
               </w:rPr>
               <w:t>6.3. Медицинский допуск</w:t>
               <w:tab/>
-              <w:t>9</w:t>
+              <w:t>10</w:t>
             </w:r>
           </w:hyperlink>
         </w:p>
@@ -388,7 +388,7 @@
             </w:tabs>
             <w:rPr/>
           </w:pPr>
-          <w:hyperlink w:anchor="__RefHeading___Toc1203_2856069829">
+          <w:hyperlink w:anchor="__RefHeading___Toc1243_3852543808">
             <w:r>
               <w:rPr>
                 <w:rStyle w:val="IndexLink"/>
@@ -408,14 +408,14 @@
             </w:tabs>
             <w:rPr/>
           </w:pPr>
-          <w:hyperlink w:anchor="__RefHeading___Toc1205_2856069829">
+          <w:hyperlink w:anchor="__RefHeading___Toc1245_3852543808">
             <w:r>
               <w:rPr>
                 <w:rStyle w:val="IndexLink"/>
               </w:rPr>
               <w:t>6.5. Операционные обязанности водителя</w:t>
               <w:tab/>
-              <w:t>10</w:t>
+              <w:t>11</w:t>
             </w:r>
           </w:hyperlink>
         </w:p>
@@ -428,14 +428,14 @@
             </w:tabs>
             <w:rPr/>
           </w:pPr>
-          <w:hyperlink w:anchor="__RefHeading___Toc1207_2856069829">
+          <w:hyperlink w:anchor="__RefHeading___Toc1247_3852543808">
             <w:r>
               <w:rPr>
                 <w:rStyle w:val="IndexLink"/>
               </w:rPr>
               <w:t>6.6. Пределы ответственности водителя</w:t>
               <w:tab/>
-              <w:t>11</w:t>
+              <w:t>12</w:t>
             </w:r>
           </w:hyperlink>
         </w:p>
@@ -448,14 +448,14 @@
             </w:tabs>
             <w:rPr/>
           </w:pPr>
-          <w:hyperlink w:anchor="__RefHeading___Toc1209_2856069829">
+          <w:hyperlink w:anchor="__RefHeading___Toc1249_3852543808">
             <w:r>
               <w:rPr>
                 <w:rStyle w:val="IndexLink"/>
               </w:rPr>
               <w:t>7. Текущая эксплуатация: путевые листы, топливо, обслуживание</w:t>
               <w:tab/>
-              <w:t>12</w:t>
+              <w:t>13</w:t>
             </w:r>
           </w:hyperlink>
         </w:p>
@@ -468,14 +468,14 @@
             </w:tabs>
             <w:rPr/>
           </w:pPr>
-          <w:hyperlink w:anchor="__RefHeading___Toc1211_2856069829">
+          <w:hyperlink w:anchor="__RefHeading___Toc1251_3852543808">
             <w:r>
               <w:rPr>
                 <w:rStyle w:val="IndexLink"/>
               </w:rPr>
               <w:t>7.1. Путевые листы</w:t>
               <w:tab/>
-              <w:t>12</w:t>
+              <w:t>13</w:t>
             </w:r>
           </w:hyperlink>
         </w:p>
@@ -488,7 +488,7 @@
             </w:tabs>
             <w:rPr/>
           </w:pPr>
-          <w:hyperlink w:anchor="__RefHeading___Toc1213_2856069829">
+          <w:hyperlink w:anchor="__RefHeading___Toc1253_3852543808">
             <w:r>
               <w:rPr>
                 <w:rStyle w:val="IndexLink"/>
@@ -508,14 +508,14 @@
             </w:tabs>
             <w:rPr/>
           </w:pPr>
-          <w:hyperlink w:anchor="__RefHeading___Toc1215_2856069829">
+          <w:hyperlink w:anchor="__RefHeading___Toc1255_3852543808">
             <w:r>
               <w:rPr>
                 <w:rStyle w:val="IndexLink"/>
               </w:rPr>
               <w:t>7.3. Обслуживание и содержание</w:t>
               <w:tab/>
-              <w:t>13</w:t>
+              <w:t>14</w:t>
             </w:r>
           </w:hyperlink>
         </w:p>
@@ -528,14 +528,14 @@
             </w:tabs>
             <w:rPr/>
           </w:pPr>
-          <w:hyperlink w:anchor="__RefHeading___Toc1217_2856069829">
+          <w:hyperlink w:anchor="__RefHeading___Toc1257_3852543808">
             <w:r>
               <w:rPr>
                 <w:rStyle w:val="IndexLink"/>
               </w:rPr>
               <w:t>8. Ответственность, штрафы и порядок действий при ДТП</w:t>
               <w:tab/>
-              <w:t>13</w:t>
+              <w:t>14</w:t>
             </w:r>
           </w:hyperlink>
         </w:p>
@@ -548,14 +548,14 @@
             </w:tabs>
             <w:rPr/>
           </w:pPr>
-          <w:hyperlink w:anchor="__RefHeading___Toc1219_2856069829">
+          <w:hyperlink w:anchor="__RefHeading___Toc1259_3852543808">
             <w:r>
               <w:rPr>
                 <w:rStyle w:val="IndexLink"/>
               </w:rPr>
               <w:t>9. Возврат и выбытие автомобиля</w:t>
               <w:tab/>
-              <w:t>14</w:t>
+              <w:t>15</w:t>
             </w:r>
           </w:hyperlink>
         </w:p>
@@ -568,14 +568,14 @@
             </w:tabs>
             <w:rPr/>
           </w:pPr>
-          <w:hyperlink w:anchor="__RefHeading___Toc1221_2856069829">
+          <w:hyperlink w:anchor="__RefHeading___Toc1261_3852543808">
             <w:r>
               <w:rPr>
                 <w:rStyle w:val="IndexLink"/>
               </w:rPr>
               <w:t>10. Карта обязательных процедур и контрольных доказательств</w:t>
               <w:tab/>
-              <w:t>15</w:t>
+              <w:t>16</w:t>
             </w:r>
           </w:hyperlink>
         </w:p>
@@ -588,14 +588,14 @@
             </w:tabs>
             <w:rPr/>
           </w:pPr>
-          <w:hyperlink w:anchor="__RefHeading___Toc1223_2856069829">
+          <w:hyperlink w:anchor="__RefHeading___Toc1263_3852543808">
             <w:r>
               <w:rPr>
                 <w:rStyle w:val="IndexLink"/>
               </w:rPr>
               <w:t>11. Выводы, план действий и календарь сроков</w:t>
               <w:tab/>
-              <w:t>16</w:t>
+              <w:t>17</w:t>
             </w:r>
           </w:hyperlink>
         </w:p>
@@ -608,14 +608,14 @@
             </w:tabs>
             <w:rPr/>
           </w:pPr>
-          <w:hyperlink w:anchor="__RefHeading___Toc1225_2856069829">
+          <w:hyperlink w:anchor="__RefHeading___Toc1265_3852543808">
             <w:r>
               <w:rPr>
                 <w:rStyle w:val="IndexLink"/>
               </w:rPr>
               <w:t>12. Ключевые допущения и источники</w:t>
               <w:tab/>
-              <w:t>18</w:t>
+              <w:t>19</w:t>
             </w:r>
           </w:hyperlink>
         </w:p>
@@ -628,14 +628,14 @@
             </w:tabs>
             <w:rPr/>
           </w:pPr>
-          <w:hyperlink w:anchor="__RefHeading___Toc1227_2856069829">
+          <w:hyperlink w:anchor="__RefHeading___Toc1267_3852543808">
             <w:r>
               <w:rPr>
                 <w:rStyle w:val="IndexLink"/>
               </w:rPr>
               <w:t>Приложение 1. Полный реестр документов жизненного цикла</w:t>
               <w:tab/>
-              <w:t>21</w:t>
+              <w:t>22</w:t>
             </w:r>
           </w:hyperlink>
           <w:r>
@@ -701,7 +701,7 @@
         </w:numPr>
         <w:rPr/>
       </w:pPr>
-      <w:bookmarkStart w:id="0" w:name="__RefHeading___Toc1179_2856069829"/>
+      <w:bookmarkStart w:id="0" w:name="__RefHeading___Toc1219_3852543808"/>
       <w:bookmarkEnd w:id="0"/>
       <w:r>
         <w:rPr>
@@ -960,7 +960,7 @@
         </w:numPr>
         <w:rPr/>
       </w:pPr>
-      <w:bookmarkStart w:id="1" w:name="__RefHeading___Toc1181_2856069829"/>
+      <w:bookmarkStart w:id="1" w:name="__RefHeading___Toc1221_3852543808"/>
       <w:bookmarkEnd w:id="1"/>
       <w:r>
         <w:rPr>
@@ -1218,7 +1218,7 @@
         </w:numPr>
         <w:rPr/>
       </w:pPr>
-      <w:bookmarkStart w:id="2" w:name="__RefHeading___Toc1183_2856069829"/>
+      <w:bookmarkStart w:id="2" w:name="__RefHeading___Toc1223_3852543808"/>
       <w:bookmarkEnd w:id="2"/>
       <w:r>
         <w:rPr>
@@ -1400,7 +1400,7 @@
         </w:numPr>
         <w:rPr/>
       </w:pPr>
-      <w:bookmarkStart w:id="3" w:name="__RefHeading___Toc1185_2856069829"/>
+      <w:bookmarkStart w:id="3" w:name="__RefHeading___Toc1225_3852543808"/>
       <w:bookmarkEnd w:id="3"/>
       <w:r>
         <w:rPr>
@@ -1446,7 +1446,7 @@
         </w:numPr>
         <w:rPr/>
       </w:pPr>
-      <w:bookmarkStart w:id="4" w:name="__RefHeading___Toc1187_2856069829"/>
+      <w:bookmarkStart w:id="4" w:name="__RefHeading___Toc1227_3852543808"/>
       <w:bookmarkEnd w:id="4"/>
       <w:r>
         <w:rPr>
@@ -1514,7 +1514,7 @@
         </w:numPr>
         <w:rPr/>
       </w:pPr>
-      <w:bookmarkStart w:id="5" w:name="__RefHeading___Toc1189_2856069829"/>
+      <w:bookmarkStart w:id="5" w:name="__RefHeading___Toc1229_3852543808"/>
       <w:bookmarkEnd w:id="5"/>
       <w:r>
         <w:rPr>
@@ -2379,7 +2379,7 @@
         </w:numPr>
         <w:rPr/>
       </w:pPr>
-      <w:bookmarkStart w:id="6" w:name="__RefHeading___Toc1191_2856069829"/>
+      <w:bookmarkStart w:id="6" w:name="__RefHeading___Toc1231_3852543808"/>
       <w:bookmarkEnd w:id="6"/>
       <w:r>
         <w:rPr>
@@ -2460,7 +2460,7 @@
         </w:numPr>
         <w:rPr/>
       </w:pPr>
-      <w:bookmarkStart w:id="7" w:name="__RefHeading___Toc1193_2856069829"/>
+      <w:bookmarkStart w:id="7" w:name="__RefHeading___Toc1233_3852543808"/>
       <w:bookmarkEnd w:id="7"/>
       <w:r>
         <w:rPr>
@@ -3509,7 +3509,7 @@
         </w:numPr>
         <w:rPr/>
       </w:pPr>
-      <w:bookmarkStart w:id="8" w:name="__RefHeading___Toc1195_2856069829"/>
+      <w:bookmarkStart w:id="8" w:name="__RefHeading___Toc1235_3852543808"/>
       <w:bookmarkEnd w:id="8"/>
       <w:r>
         <w:rPr>
@@ -3533,7 +3533,7 @@
         </w:numPr>
         <w:rPr/>
       </w:pPr>
-      <w:bookmarkStart w:id="9" w:name="__RefHeading___Toc1197_2856069829"/>
+      <w:bookmarkStart w:id="9" w:name="__RefHeading___Toc1237_3852543808"/>
       <w:bookmarkEnd w:id="9"/>
       <w:r>
         <w:rPr>
@@ -3705,7 +3705,7 @@
           <w:sz w:val="22"/>
           <w:szCs w:val="22"/>
         </w:rPr>
-        <w:t xml:space="preserve">Профессиональный отбор: </w:t>
+        <w:t xml:space="preserve">Профессиональный отбор. </w:t>
       </w:r>
       <w:r>
         <w:rPr>
@@ -3718,7 +3718,7 @@
           <w:sz w:val="22"/>
           <w:szCs w:val="22"/>
         </w:rPr>
-        <w:t>при приёме или переводе до 1 сентября 2026 года его применимость оценивается по приказу Минтранса № 264; с 1 сентября 2026 года действует приказ № 158, распространяющийся на коммерческие перевозки и перевозки для собственных нужд автобусами и грузовыми автомобилями, — базовая модель служебного легкового автомобиля в его сферу не входит.</w:t>
+        <w:t>При приёме нового работника на должность водителя до 31 августа 2026 года включительно профессиональный отбор и испытание проводятся по приказу Минтранса № 264 до допуска к самостоятельной работе — с оформлением листа испытания, включающего заключение аттестованного специалиста по БДД: это единственный случай, когда такой специалист появляется в базовой модели, — внутри процедуры приказа № 264. При переводе уже работающего сотрудника прямое применение приказа № 264 требует отдельной оценки (он регулирует принимаемых на работу); в любом случае работодатель документирует проверку практических навыков управления. С 1 сентября 2026 года действует приказ № 158, охватывающий коммерческие перевозки и перевозки для собственных нужд автобусами и грузовыми автомобилями, — базовая модель служебного легкового автомобиля в его сферу не входит. Практический вариант, если водитель ещё не принят: назначить первый самостоятельный выезд не ранее 1 сентября 2026 года — тогда переходный контур приказа № 264 не потребуется.</w:t>
       </w:r>
     </w:p>
     <w:p>
@@ -3731,7 +3731,7 @@
         </w:numPr>
         <w:rPr/>
       </w:pPr>
-      <w:bookmarkStart w:id="10" w:name="__RefHeading___Toc1199_2856069829"/>
+      <w:bookmarkStart w:id="10" w:name="__RefHeading___Toc1239_3852543808"/>
       <w:bookmarkEnd w:id="10"/>
       <w:r>
         <w:rPr>
@@ -3777,7 +3777,7 @@
         </w:numPr>
         <w:rPr/>
       </w:pPr>
-      <w:bookmarkStart w:id="11" w:name="__RefHeading___Toc1201_2856069829"/>
+      <w:bookmarkStart w:id="11" w:name="__RefHeading___Toc1241_3852543808"/>
       <w:bookmarkEnd w:id="11"/>
       <w:r>
         <w:rPr>
@@ -4051,7 +4051,7 @@
         </w:numPr>
         <w:rPr/>
       </w:pPr>
-      <w:bookmarkStart w:id="12" w:name="__RefHeading___Toc1203_2856069829"/>
+      <w:bookmarkStart w:id="12" w:name="__RefHeading___Toc1243_3852543808"/>
       <w:bookmarkEnd w:id="12"/>
       <w:r>
         <w:rPr>
@@ -4084,7 +4084,7 @@
           <w:sz w:val="22"/>
           <w:szCs w:val="22"/>
         </w:rPr>
-        <w:t>С водителем проводятся обязательные инструктажи и обучение по охране труда в порядке, установленном постановлением Правительства РФ № 2464: вводный инструктаж, первичный и повторный (не реже одного раза в шесть месяцев) инструктажи на рабочем месте, внеплановый и целевой — при наличии оснований; обучение требованиям охраны труда с проверкой знаний; обучение оказанию первой помощи — в предусмотренных правилами случаях. Результаты документируются; водитель знакомится с результатами оценки профессиональных рисков и специальной оценки условий труда. Транспортные инструктажи по специальным приказам Минтранса (в том числе приказу № 212, действующему с 1 сентября 2026 года) относятся к перевозочной деятельности и в обязательный контур базовой модели служебного легкового автомобиля не входят; организация вправе дополнительно утвердить локальный инструктаж по безопасной эксплуатации автомобиля, соблюдению ПДД и действиям при ДТП.</w:t>
+        <w:t>С водителем проводятся обязательные инструктажи и обучение по охране труда в порядке, установленном постановлением Правительства РФ № 2464: вводный инструктаж, первичный и повторный (не реже одного раза в шесть месяцев) инструктажи на рабочем месте, внеплановый и целевой — при наличии оснований; обучение требованиям охраны труда с проверкой знаний. Обучение оказанию первой помощи для водителя обязательно, поскольку управление автотранспортным средством входит в его трудовую функцию (п. 33 Правил № 2464): проводится в установленный работодателем срок, но не позднее 60 календарных дней после приёма или перевода, далее — не реже одного раза в три года; более строгая внутренняя мера — пройти обучение до первого самостоятельного выезда. Результаты документируются; водитель знакомится с результатами оценки профессиональных рисков и специальной оценки условий труда. Инструкция по охране труда для водителя разрабатывается с учётом приказов Минтруда № 772н (порядок разработки) и № 871н (правила охраны труда на автомобильном транспорте), результатов оценки профессиональных рисков и эксплуатационной документации изготовителя автомобиля. С 31 августа 2026 года действуют изменения постановления Правительства РФ № 805: если работа водителя включена работодателем в перечень работ повышенной опасности и работник впервые начал трудовую деятельность, повторный инструктаж в течение первого года проводится не реже одного раза в три месяца; в остальных случаях сохраняется общий интервал — не реже одного раза в шесть месяцев. Транспортные инструктажи по специальным приказам Минтранса (в том числе приказу № 212, действующему с 1 сентября 2026 года) относятся к перевозочной деятельности и в обязательный контур базовой модели служебного легкового автомобиля не входят; организация вправе дополнительно утвердить локальный инструктаж по безопасной эксплуатации автомобиля, соблюдению ПДД и действиям при ДТП.</w:t>
       </w:r>
     </w:p>
     <w:p>
@@ -4097,7 +4097,7 @@
         </w:numPr>
         <w:rPr/>
       </w:pPr>
-      <w:bookmarkStart w:id="13" w:name="__RefHeading___Toc1205_2856069829"/>
+      <w:bookmarkStart w:id="13" w:name="__RefHeading___Toc1245_3852543808"/>
       <w:bookmarkEnd w:id="13"/>
       <w:r>
         <w:rPr>
@@ -4205,7 +4205,7 @@
           <w:sz w:val="22"/>
           <w:szCs w:val="22"/>
         </w:rPr>
-        <w:t>не передавать управление третьим лицам без письменного разрешения работодателя;</w:t>
+        <w:t>не передавать управление третьим лицам; передача возможна только после оформления заменяющего лица как второго допущенного водителя с выполнением полного кадрового, медицинского, страхового и эксплуатационного контура и издания письменного распоряжения работодателя;</w:t>
       </w:r>
     </w:p>
     <w:p>
@@ -4305,7 +4305,7 @@
           <w:sz w:val="22"/>
           <w:szCs w:val="22"/>
         </w:rPr>
-        <w:t>оформлять или заполнять свою часть путевого листа: пробег, показания одометра, маршрут, служебное задание;</w:t>
+        <w:t>заполнять свою часть путевого листа: маршрут, служебное задание, сведения о выполненных поездках — и представлять данные, необходимые для расчёта фактического пробега; показания одометра заверяют ответственное и уполномоченное лица (разд. 7);</w:t>
       </w:r>
     </w:p>
     <w:p>
@@ -4415,7 +4415,7 @@
         </w:numPr>
         <w:rPr/>
       </w:pPr>
-      <w:bookmarkStart w:id="14" w:name="__RefHeading___Toc1207_2856069829"/>
+      <w:bookmarkStart w:id="14" w:name="__RefHeading___Toc1247_3852543808"/>
       <w:bookmarkEnd w:id="14"/>
       <w:r>
         <w:rPr>
@@ -4561,7 +4561,7 @@
                 <w:sz w:val="22"/>
                 <w:szCs w:val="22"/>
               </w:rPr>
-              <w:t>Допустимые формулировки внутренних документов: «лицо, за которым закреплён автомобиль», «ответственный за эксплуатацию и сохранность автомобиля», «ответственный за ведение эксплуатационной документации», «ответственный за контроль сроков ТО и страхования». Без необходимости не использовать: «специалист, ответственный за обеспечение безопасности дорожного движения» и «контролёр технического состояния транспортных средств» — это специальные регулируемые функции с квалификационными требованиями и аттестацией. Уполномоченное лицо для фиксации выпуска и возвращения автомобиля по путевому листу назначить нужно (разд. 7) — эта функция таких статусов не требует. Требования п. 2 ст. 20 закона № 196-ФЗ (аттестованный специалист по БДД, формальный предрейсовый технический контроль) по буквальному тексту относятся к коммерческим перевозкам и перевозкам для собственных нужд автобусами и грузовыми автомобилями, а не к служебному легковому автомобилю; при этом общая обязанность организации поддерживать автомобиль в исправном состоянии сохраняется. Водитель выполняет ежедневную проверку автомобиля, но статус квалифицированного контролёра ему не присваивается.</w:t>
+              <w:t>Допустимые формулировки внутренних документов: «лицо, за которым закреплён автомобиль», «ответственный за эксплуатацию и сохранность автомобиля», «ответственный за ведение эксплуатационной документации», «ответственный за контроль сроков ТО и страхования». Без необходимости не использовать: «специалист, ответственный за обеспечение безопасности дорожного движения» и «контролёр технического состояния транспортных средств» — это специальные регулируемые функции с квалификационными требованиями и аттестацией. Лицо, ответственное за выпуск автомобиля на линию, и уполномоченное лицо по показаниям одометра назначить нужно — это термины приказа № 390 (разд. 7), и такие функции названных статусов не требуют. Требования п. 2 ст. 20 закона № 196-ФЗ (аттестованный специалист по БДД, формальный предрейсовый технический контроль) по буквальному тексту относятся к коммерческим перевозкам и перевозкам для собственных нужд автобусами и грузовыми автомобилями, а не к служебному легковому автомобилю; при этом общая обязанность организации поддерживать автомобиль в исправном состоянии сохраняется. Водитель выполняет ежедневную проверку автомобиля, но статус квалифицированного контролёра ему не присваивается.</w:t>
             </w:r>
           </w:p>
         </w:tc>
@@ -4587,7 +4587,7 @@
         </w:numPr>
         <w:rPr/>
       </w:pPr>
-      <w:bookmarkStart w:id="15" w:name="__RefHeading___Toc1209_2856069829"/>
+      <w:bookmarkStart w:id="15" w:name="__RefHeading___Toc1249_3852543808"/>
       <w:bookmarkEnd w:id="15"/>
       <w:r>
         <w:rPr>
@@ -4611,7 +4611,7 @@
         </w:numPr>
         <w:rPr/>
       </w:pPr>
-      <w:bookmarkStart w:id="16" w:name="__RefHeading___Toc1211_2856069829"/>
+      <w:bookmarkStart w:id="16" w:name="__RefHeading___Toc1251_3852543808"/>
       <w:bookmarkEnd w:id="16"/>
       <w:r>
         <w:rPr>
@@ -4791,7 +4791,7 @@
           <w:sz w:val="22"/>
           <w:szCs w:val="22"/>
         </w:rPr>
-        <w:t>Для оформления путевых листов руководитель назначает уполномоченное лицо, ответственное за фиксацию времени выпуска и возвращения автомобиля и показаний одометра (приказ № 390); эта функция не тождественна статусу аттестованного специалиста по БДД или контролёра технического состояния. Управленчески нецелесообразно, чтобы водитель сам разрешал себе выпуск, подтверждал возврат и контролировал собственные обязанности — функции распределяются между водителем и административным сотрудником либо руководителем; отметки медосмотра проставляет медицинский работник. Для одного автомобиля и одного водителя форму можно сделать компактной: приказ № 390 допускает дополнительные сведения, необходимые собственнику. Ведутся служебные задания или маршрутные сведения и журнал учёта неисправностей; журнал регистрации путевых листов нормативно не обязателен и ведётся как рекомендованный внутренний регистр.</w:t>
+        <w:t>По приказу № 390 дату и время выпуска и показания одометра при выпуске заверяет лицо, ответственное за выпуск автомобиля на линию (термин самого приказа), а показания одометра при возвращении — уполномоченное лицо, назначенное руководителем; отметка о результате предрейсового технического контроля включается только тогда, когда обязательность такого контроля предусмотрена законодательством. В базовой модели эти функции не означают присвоения статуса контролёра технического состояния или аттестованного специалиста по БДД. Управленчески нецелесообразно, чтобы водитель сам разрешал себе выпуск, подтверждал возврат и контролировал собственные обязанности — функции распределяются между водителем и административным сотрудником либо руководителем; отметки медосмотра проставляет медицинский работник. Для одного автомобиля и одного водителя форму можно сделать компактной: приказ № 390 допускает дополнительные сведения, необходимые собственнику. Ведутся служебные задания или маршрутные сведения и журнал учёта неисправностей; журнал регистрации путевых листов нормативно не обязателен и ведётся как рекомендованный внутренний регистр.</w:t>
       </w:r>
     </w:p>
     <w:p>
@@ -4804,7 +4804,7 @@
         </w:numPr>
         <w:rPr/>
       </w:pPr>
-      <w:bookmarkStart w:id="17" w:name="__RefHeading___Toc1213_2856069829"/>
+      <w:bookmarkStart w:id="17" w:name="__RefHeading___Toc1253_3852543808"/>
       <w:bookmarkEnd w:id="17"/>
       <w:r>
         <w:rPr>
@@ -4942,7 +4942,7 @@
         </w:numPr>
         <w:rPr/>
       </w:pPr>
-      <w:bookmarkStart w:id="18" w:name="__RefHeading___Toc1215_2856069829"/>
+      <w:bookmarkStart w:id="18" w:name="__RefHeading___Toc1255_3852543808"/>
       <w:bookmarkEnd w:id="18"/>
       <w:r>
         <w:rPr>
@@ -5118,7 +5118,7 @@
         </w:numPr>
         <w:rPr/>
       </w:pPr>
-      <w:bookmarkStart w:id="19" w:name="__RefHeading___Toc1217_2856069829"/>
+      <w:bookmarkStart w:id="19" w:name="__RefHeading___Toc1257_3852543808"/>
       <w:bookmarkEnd w:id="19"/>
       <w:r>
         <w:rPr>
@@ -5304,7 +5304,7 @@
         </w:numPr>
         <w:rPr/>
       </w:pPr>
-      <w:bookmarkStart w:id="20" w:name="__RefHeading___Toc1219_2856069829"/>
+      <w:bookmarkStart w:id="20" w:name="__RefHeading___Toc1259_3852543808"/>
       <w:bookmarkEnd w:id="20"/>
       <w:r>
         <w:rPr>
@@ -5464,7 +5464,7 @@
         </w:numPr>
         <w:rPr/>
       </w:pPr>
-      <w:bookmarkStart w:id="21" w:name="__RefHeading___Toc1221_2856069829"/>
+      <w:bookmarkStart w:id="21" w:name="__RefHeading___Toc1261_3852543808"/>
       <w:bookmarkEnd w:id="21"/>
       <w:r>
         <w:rPr>
@@ -6780,7 +6780,7 @@
                 <w:sz w:val="20"/>
                 <w:szCs w:val="20"/>
               </w:rPr>
-              <w:t>Путевой лист до выпуска на линию; журнал регистрации; акты списания</w:t>
+              <w:t>Путевой лист до выпуска на линию; журнал регистрации (рекомендованный регистр); акты списания</w:t>
             </w:r>
           </w:p>
         </w:tc>
@@ -7283,7 +7283,7 @@
         </w:numPr>
         <w:rPr/>
       </w:pPr>
-      <w:bookmarkStart w:id="22" w:name="__RefHeading___Toc1223_2856069829"/>
+      <w:bookmarkStart w:id="22" w:name="__RefHeading___Toc1263_3852543808"/>
       <w:bookmarkEnd w:id="22"/>
       <w:r>
         <w:rPr>
@@ -8765,7 +8765,32 @@
           <w:sz w:val="22"/>
           <w:szCs w:val="22"/>
         </w:rPr>
-        <w:t>повторные инструктажи по охране труда (не реже одного раза в шесть месяцев);</w:t>
+        <w:t>повторные инструктажи по охране труда (не реже раза в шесть месяцев; для впервые работающих на работах повышенной опасности с 31.08.2026 — раз в три месяца);</w:t>
+      </w:r>
+    </w:p>
+    <w:p>
+      <w:pPr>
+        <w:pStyle w:val="ListParagraph"/>
+        <w:numPr>
+          <w:ilvl w:val="0"/>
+          <w:numId w:val="12"/>
+        </w:numPr>
+        <w:spacing w:lineRule="auto" w:line="276" w:before="0" w:after="60"/>
+        <w:jc w:val="both"/>
+        <w:rPr/>
+      </w:pPr>
+      <w:r>
+        <w:rPr>
+          <w:rFonts w:eastAsia="Roboto" w:cs="Roboto"/>
+          <w:b w:val="false"/>
+          <w:bCs w:val="false"/>
+          <w:i w:val="false"/>
+          <w:iCs w:val="false"/>
+          <w:color w:val="333333"/>
+          <w:sz w:val="22"/>
+          <w:szCs w:val="22"/>
+        </w:rPr>
+        <w:t>обучение первой помощи (не реже одного раза в три года);</w:t>
       </w:r>
     </w:p>
     <w:p>
@@ -8928,7 +8953,7 @@
         </w:numPr>
         <w:rPr/>
       </w:pPr>
-      <w:bookmarkStart w:id="23" w:name="__RefHeading___Toc1225_2856069829"/>
+      <w:bookmarkStart w:id="23" w:name="__RefHeading___Toc1265_3852543808"/>
       <w:bookmarkEnd w:id="23"/>
       <w:r>
         <w:rPr>
@@ -9337,7 +9362,7 @@
                 <w:sz w:val="20"/>
                 <w:szCs w:val="20"/>
               </w:rPr>
-              <w:t>ст. 57, 60.2, 72, 151 ТК РФ</w:t>
+              <w:t>ст. 57, 60.2, 72, 72.1, 151 ТК РФ</w:t>
             </w:r>
           </w:p>
         </w:tc>
@@ -9619,7 +9644,7 @@
                 <w:sz w:val="20"/>
                 <w:szCs w:val="20"/>
               </w:rPr>
-              <w:t>Охрана труда: вводный, первичный, повторный (раз в 6 месяцев), внеплановый и целевой инструктажи; обучение и проверка знаний</w:t>
+              <w:t>Охрана труда: инструктажи (повторный — раз в 6 месяцев; для впервые работающих на работах повышенной опасности с 31.08.2026 — раз в 3 месяца), обучение и проверка знаний, первая помощь (не позднее 60 дней, далее раз в 3 года)</w:t>
             </w:r>
           </w:p>
         </w:tc>
@@ -9646,7 +9671,7 @@
                 <w:sz w:val="20"/>
                 <w:szCs w:val="20"/>
               </w:rPr>
-              <w:t>Подзаконный акт</w:t>
+              <w:t>Подзаконные акты; изменения с 31.08.2026</w:t>
             </w:r>
           </w:p>
         </w:tc>
@@ -9673,7 +9698,7 @@
                 <w:sz w:val="20"/>
                 <w:szCs w:val="20"/>
               </w:rPr>
-              <w:t>ст. 214, 219 ТК РФ; постановление Правительства № 2464</w:t>
+              <w:t>ст. 214, 219 ТК РФ; пост. № 2464, № 805; приказы Минтруда № 772н, № 871н</w:t>
             </w:r>
           </w:p>
         </w:tc>
@@ -9787,7 +9812,7 @@
                 <w:sz w:val="20"/>
                 <w:szCs w:val="20"/>
               </w:rPr>
-              <w:t>Профотбор: до 31.08.2026 — приказ № 264; с 01.09.2026 — приказ № 158 (легковые для собственных нужд вне сферы)</w:t>
+              <w:t>Профотбор нового водителя до 31.08.2026 обязателен: испытание и лист испытания по приказу № 264; с 01.09.2026 приказ № 158 на легковые для собственных нужд не распространяется</w:t>
             </w:r>
           </w:p>
         </w:tc>
@@ -10634,7 +10659,7 @@
         </w:numPr>
         <w:rPr/>
       </w:pPr>
-      <w:bookmarkStart w:id="24" w:name="__RefHeading___Toc1227_2856069829"/>
+      <w:bookmarkStart w:id="24" w:name="__RefHeading___Toc1267_3852543808"/>
       <w:bookmarkEnd w:id="24"/>
       <w:r>
         <w:rPr>
@@ -11509,7 +11534,7 @@
                 <w:sz w:val="20"/>
                 <w:szCs w:val="20"/>
               </w:rPr>
-              <w:t>Приказ о вводе в эксплуатацию; акт ОС-1; инвентарная карточка ОС-6</w:t>
+              <w:t>Приказ о вводе в эксплуатацию; акт ОС-1 и инвентарная карточка ОС-6 (либо собственные формы с обязательными реквизитами первичного документа)</w:t>
             </w:r>
           </w:p>
         </w:tc>
@@ -12558,7 +12583,7 @@
                 <w:sz w:val="20"/>
                 <w:szCs w:val="20"/>
               </w:rPr>
-              <w:t>Программа и инструкция по охране труда для водителя</w:t>
+              <w:t>Программа обучения и инструкция по охране труда для водителя</w:t>
             </w:r>
           </w:p>
         </w:tc>
@@ -12618,7 +12643,7 @@
                 <w:sz w:val="20"/>
                 <w:szCs w:val="20"/>
               </w:rPr>
-              <w:t>Постановление Правительства № 2464</w:t>
+              <w:t>Пост. № 2464; приказы Минтруда № 772н, № 871н</w:t>
             </w:r>
           </w:p>
         </w:tc>
@@ -12683,7 +12708,7 @@
                 <w:sz w:val="20"/>
                 <w:szCs w:val="20"/>
               </w:rPr>
-              <w:t>Повторный — не реже раза в 6 месяцев</w:t>
+              <w:t>Повторный — не реже раза в 6 месяцев; для впервые работающих на работах повышенной опасности с 31.08.2026 — раз в 3 месяца</w:t>
             </w:r>
           </w:p>
         </w:tc>
@@ -12714,7 +12739,7 @@
                 <w:sz w:val="20"/>
                 <w:szCs w:val="20"/>
               </w:rPr>
-              <w:t>Внеплановый и целевой — при основаниях</w:t>
+              <w:t>Внеплановый и целевой — при основаниях; пост. № 805</w:t>
             </w:r>
           </w:p>
         </w:tc>
@@ -12777,7 +12802,7 @@
                 <w:sz w:val="20"/>
                 <w:szCs w:val="20"/>
               </w:rPr>
-              <w:t>При применимости; при приёме</w:t>
+              <w:t>Не позднее 60 дней после приёма или перевода; далее — раз в три года</w:t>
             </w:r>
           </w:p>
         </w:tc>
@@ -12807,7 +12832,7 @@
                 <w:sz w:val="20"/>
                 <w:szCs w:val="20"/>
               </w:rPr>
-              <w:t>—</w:t>
+              <w:t>Обязательно (п. 33 Правил № 2464); внутренняя мера — до первого выезда</w:t>
             </w:r>
           </w:p>
         </w:tc>
@@ -13386,7 +13411,7 @@
                 <w:sz w:val="20"/>
                 <w:szCs w:val="20"/>
               </w:rPr>
-              <w:t>Под правила, действующие с 01.09.2026</w:t>
+              <w:t>До 31.08.2026 — приказ № 424; с 01.09.2026 — № 160</w:t>
             </w:r>
           </w:p>
         </w:tc>
@@ -14507,6 +14532,419 @@
                 <w:szCs w:val="20"/>
               </w:rPr>
               <w:t>В отсутствие водителя автомобиль не эксплуатируется; замена — только через второго допущенного водителя</w:t>
+            </w:r>
+          </w:p>
+        </w:tc>
+      </w:tr>
+      <w:tr>
+        <w:trPr/>
+        <w:tc>
+          <w:tcPr>
+            <w:tcW w:w="9071" w:type="dxa"/>
+            <w:gridSpan w:val="3"/>
+            <w:tcBorders>
+              <w:top w:val="single" w:sz="4" w:space="0" w:color="D9D9D9"/>
+              <w:left w:val="single" w:sz="4" w:space="0" w:color="D9D9D9"/>
+              <w:bottom w:val="single" w:sz="4" w:space="0" w:color="D9D9D9"/>
+              <w:right w:val="single" w:sz="4" w:space="0" w:color="D9D9D9"/>
+            </w:tcBorders>
+            <w:shd w:fill="D6E0EC" w:val="clear"/>
+          </w:tcPr>
+          <w:p>
+            <w:pPr>
+              <w:pStyle w:val="Normal"/>
+              <w:spacing w:lineRule="auto" w:line="252" w:before="0" w:after="0"/>
+              <w:jc w:val="left"/>
+              <w:rPr/>
+            </w:pPr>
+            <w:r>
+              <w:rPr>
+                <w:rFonts w:eastAsia="Roboto" w:cs="Roboto"/>
+                <w:b/>
+                <w:bCs/>
+                <w:color w:val="333333"/>
+                <w:sz w:val="20"/>
+                <w:szCs w:val="20"/>
+              </w:rPr>
+              <w:t>Блок 15. Выбытие автомобиля</w:t>
+            </w:r>
+          </w:p>
+        </w:tc>
+      </w:tr>
+      <w:tr>
+        <w:trPr/>
+        <w:tc>
+          <w:tcPr>
+            <w:tcW w:w="3799" w:type="dxa"/>
+            <w:tcBorders>
+              <w:top w:val="single" w:sz="4" w:space="0" w:color="D9D9D9"/>
+              <w:left w:val="single" w:sz="4" w:space="0" w:color="D9D9D9"/>
+              <w:bottom w:val="single" w:sz="4" w:space="0" w:color="D9D9D9"/>
+              <w:right w:val="single" w:sz="4" w:space="0" w:color="D9D9D9"/>
+            </w:tcBorders>
+            <w:shd w:fill="F5F5F5" w:val="clear"/>
+          </w:tcPr>
+          <w:p>
+            <w:pPr>
+              <w:pStyle w:val="Normal"/>
+              <w:spacing w:lineRule="auto" w:line="252" w:before="0" w:after="0"/>
+              <w:jc w:val="left"/>
+              <w:rPr/>
+            </w:pPr>
+            <w:r>
+              <w:rPr>
+                <w:rFonts w:eastAsia="Roboto" w:cs="Roboto"/>
+                <w:b w:val="false"/>
+                <w:bCs w:val="false"/>
+                <w:color w:val="333333"/>
+                <w:sz w:val="20"/>
+                <w:szCs w:val="20"/>
+              </w:rPr>
+              <w:t>Договор купли-продажи, акт передачи, УПД</w:t>
+            </w:r>
+          </w:p>
+        </w:tc>
+        <w:tc>
+          <w:tcPr>
+            <w:tcW w:w="2500" w:type="dxa"/>
+            <w:tcBorders>
+              <w:top w:val="single" w:sz="4" w:space="0" w:color="D9D9D9"/>
+              <w:left w:val="single" w:sz="4" w:space="0" w:color="D9D9D9"/>
+              <w:bottom w:val="single" w:sz="4" w:space="0" w:color="D9D9D9"/>
+              <w:right w:val="single" w:sz="4" w:space="0" w:color="D9D9D9"/>
+            </w:tcBorders>
+            <w:shd w:fill="F5F5F5" w:val="clear"/>
+          </w:tcPr>
+          <w:p>
+            <w:pPr>
+              <w:pStyle w:val="Normal"/>
+              <w:spacing w:lineRule="auto" w:line="252" w:before="0" w:after="0"/>
+              <w:jc w:val="left"/>
+              <w:rPr/>
+            </w:pPr>
+            <w:r>
+              <w:rPr>
+                <w:rFonts w:eastAsia="Roboto" w:cs="Roboto"/>
+                <w:b w:val="false"/>
+                <w:bCs w:val="false"/>
+                <w:color w:val="333333"/>
+                <w:sz w:val="20"/>
+                <w:szCs w:val="20"/>
+              </w:rPr>
+              <w:t>При продаже</w:t>
+            </w:r>
+          </w:p>
+        </w:tc>
+        <w:tc>
+          <w:tcPr>
+            <w:tcW w:w="2772" w:type="dxa"/>
+            <w:tcBorders>
+              <w:top w:val="single" w:sz="4" w:space="0" w:color="D9D9D9"/>
+              <w:left w:val="single" w:sz="4" w:space="0" w:color="D9D9D9"/>
+              <w:bottom w:val="single" w:sz="4" w:space="0" w:color="D9D9D9"/>
+              <w:right w:val="single" w:sz="4" w:space="0" w:color="D9D9D9"/>
+            </w:tcBorders>
+            <w:shd w:fill="F5F5F5" w:val="clear"/>
+          </w:tcPr>
+          <w:p>
+            <w:pPr>
+              <w:pStyle w:val="Normal"/>
+              <w:spacing w:lineRule="auto" w:line="252" w:before="0" w:after="0"/>
+              <w:jc w:val="left"/>
+              <w:rPr/>
+            </w:pPr>
+            <w:r>
+              <w:rPr>
+                <w:rFonts w:eastAsia="Roboto" w:cs="Roboto"/>
+                <w:b w:val="false"/>
+                <w:bCs w:val="false"/>
+                <w:color w:val="333333"/>
+                <w:sz w:val="20"/>
+                <w:szCs w:val="20"/>
+              </w:rPr>
+              <w:t>НДС — по статусу организации на момент реализации</w:t>
+            </w:r>
+          </w:p>
+        </w:tc>
+      </w:tr>
+      <w:tr>
+        <w:trPr/>
+        <w:tc>
+          <w:tcPr>
+            <w:tcW w:w="3799" w:type="dxa"/>
+            <w:tcBorders>
+              <w:top w:val="single" w:sz="4" w:space="0" w:color="D9D9D9"/>
+              <w:left w:val="single" w:sz="4" w:space="0" w:color="D9D9D9"/>
+              <w:bottom w:val="single" w:sz="4" w:space="0" w:color="D9D9D9"/>
+              <w:right w:val="single" w:sz="4" w:space="0" w:color="D9D9D9"/>
+            </w:tcBorders>
+          </w:tcPr>
+          <w:p>
+            <w:pPr>
+              <w:pStyle w:val="Normal"/>
+              <w:spacing w:lineRule="auto" w:line="252" w:before="0" w:after="0"/>
+              <w:jc w:val="left"/>
+              <w:rPr/>
+            </w:pPr>
+            <w:r>
+              <w:rPr>
+                <w:rFonts w:eastAsia="Roboto" w:cs="Roboto"/>
+                <w:b w:val="false"/>
+                <w:bCs w:val="false"/>
+                <w:color w:val="333333"/>
+                <w:sz w:val="20"/>
+                <w:szCs w:val="20"/>
+              </w:rPr>
+              <w:t>Запись о смене собственника в ЭПТС; контроль перерегистрации покупателем</w:t>
+            </w:r>
+          </w:p>
+        </w:tc>
+        <w:tc>
+          <w:tcPr>
+            <w:tcW w:w="2500" w:type="dxa"/>
+            <w:tcBorders>
+              <w:top w:val="single" w:sz="4" w:space="0" w:color="D9D9D9"/>
+              <w:left w:val="single" w:sz="4" w:space="0" w:color="D9D9D9"/>
+              <w:bottom w:val="single" w:sz="4" w:space="0" w:color="D9D9D9"/>
+              <w:right w:val="single" w:sz="4" w:space="0" w:color="D9D9D9"/>
+            </w:tcBorders>
+          </w:tcPr>
+          <w:p>
+            <w:pPr>
+              <w:pStyle w:val="Normal"/>
+              <w:spacing w:lineRule="auto" w:line="252" w:before="0" w:after="0"/>
+              <w:jc w:val="left"/>
+              <w:rPr/>
+            </w:pPr>
+            <w:r>
+              <w:rPr>
+                <w:rFonts w:eastAsia="Roboto" w:cs="Roboto"/>
+                <w:b w:val="false"/>
+                <w:bCs w:val="false"/>
+                <w:color w:val="333333"/>
+                <w:sz w:val="20"/>
+                <w:szCs w:val="20"/>
+              </w:rPr>
+              <w:t>При продаже; контроль — 10 дней</w:t>
+            </w:r>
+          </w:p>
+        </w:tc>
+        <w:tc>
+          <w:tcPr>
+            <w:tcW w:w="2772" w:type="dxa"/>
+            <w:tcBorders>
+              <w:top w:val="single" w:sz="4" w:space="0" w:color="D9D9D9"/>
+              <w:left w:val="single" w:sz="4" w:space="0" w:color="D9D9D9"/>
+              <w:bottom w:val="single" w:sz="4" w:space="0" w:color="D9D9D9"/>
+              <w:right w:val="single" w:sz="4" w:space="0" w:color="D9D9D9"/>
+            </w:tcBorders>
+          </w:tcPr>
+          <w:p>
+            <w:pPr>
+              <w:pStyle w:val="Normal"/>
+              <w:spacing w:lineRule="auto" w:line="252" w:before="0" w:after="0"/>
+              <w:jc w:val="left"/>
+              <w:rPr/>
+            </w:pPr>
+            <w:r>
+              <w:rPr>
+                <w:rFonts w:eastAsia="Roboto" w:cs="Roboto"/>
+                <w:b w:val="false"/>
+                <w:bCs w:val="false"/>
+                <w:color w:val="333333"/>
+                <w:sz w:val="20"/>
+                <w:szCs w:val="20"/>
+              </w:rPr>
+              <w:t>При бездействии покупателя — заявление о прекращении регистрации</w:t>
+            </w:r>
+          </w:p>
+        </w:tc>
+      </w:tr>
+      <w:tr>
+        <w:trPr/>
+        <w:tc>
+          <w:tcPr>
+            <w:tcW w:w="3799" w:type="dxa"/>
+            <w:tcBorders>
+              <w:top w:val="single" w:sz="4" w:space="0" w:color="D9D9D9"/>
+              <w:left w:val="single" w:sz="4" w:space="0" w:color="D9D9D9"/>
+              <w:bottom w:val="single" w:sz="4" w:space="0" w:color="D9D9D9"/>
+              <w:right w:val="single" w:sz="4" w:space="0" w:color="D9D9D9"/>
+            </w:tcBorders>
+            <w:shd w:fill="F5F5F5" w:val="clear"/>
+          </w:tcPr>
+          <w:p>
+            <w:pPr>
+              <w:pStyle w:val="Normal"/>
+              <w:spacing w:lineRule="auto" w:line="252" w:before="0" w:after="0"/>
+              <w:jc w:val="left"/>
+              <w:rPr/>
+            </w:pPr>
+            <w:r>
+              <w:rPr>
+                <w:rFonts w:eastAsia="Roboto" w:cs="Roboto"/>
+                <w:b w:val="false"/>
+                <w:bCs w:val="false"/>
+                <w:color w:val="333333"/>
+                <w:sz w:val="20"/>
+                <w:szCs w:val="20"/>
+              </w:rPr>
+              <w:t>Приказ о создании комиссии; акт о списании (ОС-4 или собственная форма); документы об утилизации; снятие с учёта</w:t>
+            </w:r>
+          </w:p>
+        </w:tc>
+        <w:tc>
+          <w:tcPr>
+            <w:tcW w:w="2500" w:type="dxa"/>
+            <w:tcBorders>
+              <w:top w:val="single" w:sz="4" w:space="0" w:color="D9D9D9"/>
+              <w:left w:val="single" w:sz="4" w:space="0" w:color="D9D9D9"/>
+              <w:bottom w:val="single" w:sz="4" w:space="0" w:color="D9D9D9"/>
+              <w:right w:val="single" w:sz="4" w:space="0" w:color="D9D9D9"/>
+            </w:tcBorders>
+            <w:shd w:fill="F5F5F5" w:val="clear"/>
+          </w:tcPr>
+          <w:p>
+            <w:pPr>
+              <w:pStyle w:val="Normal"/>
+              <w:spacing w:lineRule="auto" w:line="252" w:before="0" w:after="0"/>
+              <w:jc w:val="left"/>
+              <w:rPr/>
+            </w:pPr>
+            <w:r>
+              <w:rPr>
+                <w:rFonts w:eastAsia="Roboto" w:cs="Roboto"/>
+                <w:b w:val="false"/>
+                <w:bCs w:val="false"/>
+                <w:color w:val="333333"/>
+                <w:sz w:val="20"/>
+                <w:szCs w:val="20"/>
+              </w:rPr>
+              <w:t>При списании</w:t>
+            </w:r>
+          </w:p>
+        </w:tc>
+        <w:tc>
+          <w:tcPr>
+            <w:tcW w:w="2772" w:type="dxa"/>
+            <w:tcBorders>
+              <w:top w:val="single" w:sz="4" w:space="0" w:color="D9D9D9"/>
+              <w:left w:val="single" w:sz="4" w:space="0" w:color="D9D9D9"/>
+              <w:bottom w:val="single" w:sz="4" w:space="0" w:color="D9D9D9"/>
+              <w:right w:val="single" w:sz="4" w:space="0" w:color="D9D9D9"/>
+            </w:tcBorders>
+            <w:shd w:fill="F5F5F5" w:val="clear"/>
+          </w:tcPr>
+          <w:p>
+            <w:pPr>
+              <w:pStyle w:val="Normal"/>
+              <w:spacing w:lineRule="auto" w:line="252" w:before="0" w:after="0"/>
+              <w:jc w:val="left"/>
+              <w:rPr/>
+            </w:pPr>
+            <w:r>
+              <w:rPr>
+                <w:rFonts w:eastAsia="Roboto" w:cs="Roboto"/>
+                <w:b w:val="false"/>
+                <w:bCs w:val="false"/>
+                <w:color w:val="333333"/>
+                <w:sz w:val="20"/>
+                <w:szCs w:val="20"/>
+              </w:rPr>
+              <w:t>—</w:t>
+            </w:r>
+          </w:p>
+        </w:tc>
+      </w:tr>
+      <w:tr>
+        <w:trPr/>
+        <w:tc>
+          <w:tcPr>
+            <w:tcW w:w="3799" w:type="dxa"/>
+            <w:tcBorders>
+              <w:top w:val="single" w:sz="4" w:space="0" w:color="D9D9D9"/>
+              <w:left w:val="single" w:sz="4" w:space="0" w:color="D9D9D9"/>
+              <w:bottom w:val="single" w:sz="4" w:space="0" w:color="D9D9D9"/>
+              <w:right w:val="single" w:sz="4" w:space="0" w:color="D9D9D9"/>
+            </w:tcBorders>
+          </w:tcPr>
+          <w:p>
+            <w:pPr>
+              <w:pStyle w:val="Normal"/>
+              <w:spacing w:lineRule="auto" w:line="252" w:before="0" w:after="0"/>
+              <w:jc w:val="left"/>
+              <w:rPr/>
+            </w:pPr>
+            <w:r>
+              <w:rPr>
+                <w:rFonts w:eastAsia="Roboto" w:cs="Roboto"/>
+                <w:b w:val="false"/>
+                <w:bCs w:val="false"/>
+                <w:color w:val="333333"/>
+                <w:sz w:val="20"/>
+                <w:szCs w:val="20"/>
+              </w:rPr>
+              <w:t>Отражение выбытия в инвентарной карточке и налоговом учёте</w:t>
+            </w:r>
+          </w:p>
+        </w:tc>
+        <w:tc>
+          <w:tcPr>
+            <w:tcW w:w="2500" w:type="dxa"/>
+            <w:tcBorders>
+              <w:top w:val="single" w:sz="4" w:space="0" w:color="D9D9D9"/>
+              <w:left w:val="single" w:sz="4" w:space="0" w:color="D9D9D9"/>
+              <w:bottom w:val="single" w:sz="4" w:space="0" w:color="D9D9D9"/>
+              <w:right w:val="single" w:sz="4" w:space="0" w:color="D9D9D9"/>
+            </w:tcBorders>
+          </w:tcPr>
+          <w:p>
+            <w:pPr>
+              <w:pStyle w:val="Normal"/>
+              <w:spacing w:lineRule="auto" w:line="252" w:before="0" w:after="0"/>
+              <w:jc w:val="left"/>
+              <w:rPr/>
+            </w:pPr>
+            <w:r>
+              <w:rPr>
+                <w:rFonts w:eastAsia="Roboto" w:cs="Roboto"/>
+                <w:b w:val="false"/>
+                <w:bCs w:val="false"/>
+                <w:color w:val="333333"/>
+                <w:sz w:val="20"/>
+                <w:szCs w:val="20"/>
+              </w:rPr>
+              <w:t>При выбытии</w:t>
+            </w:r>
+          </w:p>
+        </w:tc>
+        <w:tc>
+          <w:tcPr>
+            <w:tcW w:w="2772" w:type="dxa"/>
+            <w:tcBorders>
+              <w:top w:val="single" w:sz="4" w:space="0" w:color="D9D9D9"/>
+              <w:left w:val="single" w:sz="4" w:space="0" w:color="D9D9D9"/>
+              <w:bottom w:val="single" w:sz="4" w:space="0" w:color="D9D9D9"/>
+              <w:right w:val="single" w:sz="4" w:space="0" w:color="D9D9D9"/>
+            </w:tcBorders>
+          </w:tcPr>
+          <w:p>
+            <w:pPr>
+              <w:pStyle w:val="Normal"/>
+              <w:spacing w:lineRule="auto" w:line="252" w:before="0" w:after="0"/>
+              <w:jc w:val="left"/>
+              <w:rPr/>
+            </w:pPr>
+            <w:r>
+              <w:rPr>
+                <w:rFonts w:eastAsia="Roboto" w:cs="Roboto"/>
+                <w:b w:val="false"/>
+                <w:bCs w:val="false"/>
+                <w:color w:val="333333"/>
+                <w:sz w:val="20"/>
+                <w:szCs w:val="20"/>
+              </w:rPr>
+              <w:t>Коэффициент владения (правило 15-го числа); при УСН — пересчёт при продаже ранее трёх лет</w:t>
             </w:r>
           </w:p>
         </w:tc>
@@ -14600,7 +15038,7 @@
     </w:r>
     <w:r>
       <w:rPr/>
-      <w:t>23</w:t>
+      <w:t>24</w:t>
     </w:r>
     <w:r>
       <w:rPr/>
@@ -14664,7 +15102,7 @@
         <w:sz w:val="18"/>
         <w:szCs w:val="18"/>
       </w:rPr>
-      <w:t>Аналитическая справка · редакция 4 (проект)</w:t>
+      <w:t>Аналитическая справка · редакция 4.1 (проект)</w:t>
     </w:r>
     <w:r>
       <w:rPr>

--- a/docs/2026.08.19 Служебный Автомобиль Аналитическая Справка.docx
+++ b/docs/2026.08.19 Служебный Автомобиль Аналитическая Справка.docx
@@ -56,7 +56,7 @@
           <w:sz w:val="28"/>
           <w:szCs w:val="28"/>
         </w:rPr>
-        <w:t>Модель: один штатный водитель, автомобиль персонально закреплён</w:t>
+        <w:t>Базовая модель: автомобиль персонально закреплён и эксплуатируется ответственным лицом лично</w:t>
       </w:r>
     </w:p>
     <w:p>
@@ -75,7 +75,7 @@
           <w:sz w:val="22"/>
           <w:szCs w:val="22"/>
         </w:rPr>
-        <w:t>Редакция 4.1 (проект) — точечные правки по итогам проверки редакции 4</w:t>
+        <w:t>Редакция 5 (проект) — включено приложение 2: поручения подразделениям</w:t>
       </w:r>
     </w:p>
     <w:p>
@@ -148,7 +148,7 @@
             </w:rPr>
             <w:fldChar w:fldCharType="separate"/>
           </w:r>
-          <w:hyperlink w:anchor="__RefHeading___Toc1219_3852543808">
+          <w:hyperlink w:anchor="__RefHeading___Toc2036_3187520892">
             <w:r>
               <w:rPr>
                 <w:rStyle w:val="IndexLink"/>
@@ -168,7 +168,7 @@
             </w:tabs>
             <w:rPr/>
           </w:pPr>
-          <w:hyperlink w:anchor="__RefHeading___Toc1221_3852543808">
+          <w:hyperlink w:anchor="__RefHeading___Toc2038_3187520892">
             <w:r>
               <w:rPr>
                 <w:rStyle w:val="IndexLink"/>
@@ -188,7 +188,7 @@
             </w:tabs>
             <w:rPr/>
           </w:pPr>
-          <w:hyperlink w:anchor="__RefHeading___Toc1223_3852543808">
+          <w:hyperlink w:anchor="__RefHeading___Toc2040_3187520892">
             <w:r>
               <w:rPr>
                 <w:rStyle w:val="IndexLink"/>
@@ -208,7 +208,7 @@
             </w:tabs>
             <w:rPr/>
           </w:pPr>
-          <w:hyperlink w:anchor="__RefHeading___Toc1225_3852543808">
+          <w:hyperlink w:anchor="__RefHeading___Toc2042_3187520892">
             <w:r>
               <w:rPr>
                 <w:rStyle w:val="IndexLink"/>
@@ -228,7 +228,7 @@
             </w:tabs>
             <w:rPr/>
           </w:pPr>
-          <w:hyperlink w:anchor="__RefHeading___Toc1227_3852543808">
+          <w:hyperlink w:anchor="__RefHeading___Toc2044_3187520892">
             <w:r>
               <w:rPr>
                 <w:rStyle w:val="IndexLink"/>
@@ -248,7 +248,7 @@
             </w:tabs>
             <w:rPr/>
           </w:pPr>
-          <w:hyperlink w:anchor="__RefHeading___Toc1229_3852543808">
+          <w:hyperlink w:anchor="__RefHeading___Toc2046_3187520892">
             <w:r>
               <w:rPr>
                 <w:rStyle w:val="IndexLink"/>
@@ -268,7 +268,7 @@
             </w:tabs>
             <w:rPr/>
           </w:pPr>
-          <w:hyperlink w:anchor="__RefHeading___Toc1231_3852543808">
+          <w:hyperlink w:anchor="__RefHeading___Toc2048_3187520892">
             <w:r>
               <w:rPr>
                 <w:rStyle w:val="IndexLink"/>
@@ -288,7 +288,7 @@
             </w:tabs>
             <w:rPr/>
           </w:pPr>
-          <w:hyperlink w:anchor="__RefHeading___Toc1233_3852543808">
+          <w:hyperlink w:anchor="__RefHeading___Toc2050_3187520892">
             <w:r>
               <w:rPr>
                 <w:rStyle w:val="IndexLink"/>
@@ -308,7 +308,7 @@
             </w:tabs>
             <w:rPr/>
           </w:pPr>
-          <w:hyperlink w:anchor="__RefHeading___Toc1235_3852543808">
+          <w:hyperlink w:anchor="__RefHeading___Toc2052_3187520892">
             <w:r>
               <w:rPr>
                 <w:rStyle w:val="IndexLink"/>
@@ -328,7 +328,7 @@
             </w:tabs>
             <w:rPr/>
           </w:pPr>
-          <w:hyperlink w:anchor="__RefHeading___Toc1237_3852543808">
+          <w:hyperlink w:anchor="__RefHeading___Toc2054_3187520892">
             <w:r>
               <w:rPr>
                 <w:rStyle w:val="IndexLink"/>
@@ -348,7 +348,7 @@
             </w:tabs>
             <w:rPr/>
           </w:pPr>
-          <w:hyperlink w:anchor="__RefHeading___Toc1239_3852543808">
+          <w:hyperlink w:anchor="__RefHeading___Toc2056_3187520892">
             <w:r>
               <w:rPr>
                 <w:rStyle w:val="IndexLink"/>
@@ -368,7 +368,7 @@
             </w:tabs>
             <w:rPr/>
           </w:pPr>
-          <w:hyperlink w:anchor="__RefHeading___Toc1241_3852543808">
+          <w:hyperlink w:anchor="__RefHeading___Toc2058_3187520892">
             <w:r>
               <w:rPr>
                 <w:rStyle w:val="IndexLink"/>
@@ -388,7 +388,7 @@
             </w:tabs>
             <w:rPr/>
           </w:pPr>
-          <w:hyperlink w:anchor="__RefHeading___Toc1243_3852543808">
+          <w:hyperlink w:anchor="__RefHeading___Toc2060_3187520892">
             <w:r>
               <w:rPr>
                 <w:rStyle w:val="IndexLink"/>
@@ -408,7 +408,7 @@
             </w:tabs>
             <w:rPr/>
           </w:pPr>
-          <w:hyperlink w:anchor="__RefHeading___Toc1245_3852543808">
+          <w:hyperlink w:anchor="__RefHeading___Toc2062_3187520892">
             <w:r>
               <w:rPr>
                 <w:rStyle w:val="IndexLink"/>
@@ -428,7 +428,7 @@
             </w:tabs>
             <w:rPr/>
           </w:pPr>
-          <w:hyperlink w:anchor="__RefHeading___Toc1247_3852543808">
+          <w:hyperlink w:anchor="__RefHeading___Toc2064_3187520892">
             <w:r>
               <w:rPr>
                 <w:rStyle w:val="IndexLink"/>
@@ -448,7 +448,7 @@
             </w:tabs>
             <w:rPr/>
           </w:pPr>
-          <w:hyperlink w:anchor="__RefHeading___Toc1249_3852543808">
+          <w:hyperlink w:anchor="__RefHeading___Toc2066_3187520892">
             <w:r>
               <w:rPr>
                 <w:rStyle w:val="IndexLink"/>
@@ -468,7 +468,7 @@
             </w:tabs>
             <w:rPr/>
           </w:pPr>
-          <w:hyperlink w:anchor="__RefHeading___Toc1251_3852543808">
+          <w:hyperlink w:anchor="__RefHeading___Toc2068_3187520892">
             <w:r>
               <w:rPr>
                 <w:rStyle w:val="IndexLink"/>
@@ -488,7 +488,7 @@
             </w:tabs>
             <w:rPr/>
           </w:pPr>
-          <w:hyperlink w:anchor="__RefHeading___Toc1253_3852543808">
+          <w:hyperlink w:anchor="__RefHeading___Toc2070_3187520892">
             <w:r>
               <w:rPr>
                 <w:rStyle w:val="IndexLink"/>
@@ -508,7 +508,7 @@
             </w:tabs>
             <w:rPr/>
           </w:pPr>
-          <w:hyperlink w:anchor="__RefHeading___Toc1255_3852543808">
+          <w:hyperlink w:anchor="__RefHeading___Toc2072_3187520892">
             <w:r>
               <w:rPr>
                 <w:rStyle w:val="IndexLink"/>
@@ -528,7 +528,7 @@
             </w:tabs>
             <w:rPr/>
           </w:pPr>
-          <w:hyperlink w:anchor="__RefHeading___Toc1257_3852543808">
+          <w:hyperlink w:anchor="__RefHeading___Toc2074_3187520892">
             <w:r>
               <w:rPr>
                 <w:rStyle w:val="IndexLink"/>
@@ -548,7 +548,7 @@
             </w:tabs>
             <w:rPr/>
           </w:pPr>
-          <w:hyperlink w:anchor="__RefHeading___Toc1259_3852543808">
+          <w:hyperlink w:anchor="__RefHeading___Toc2076_3187520892">
             <w:r>
               <w:rPr>
                 <w:rStyle w:val="IndexLink"/>
@@ -568,7 +568,7 @@
             </w:tabs>
             <w:rPr/>
           </w:pPr>
-          <w:hyperlink w:anchor="__RefHeading___Toc1261_3852543808">
+          <w:hyperlink w:anchor="__RefHeading___Toc2078_3187520892">
             <w:r>
               <w:rPr>
                 <w:rStyle w:val="IndexLink"/>
@@ -588,7 +588,7 @@
             </w:tabs>
             <w:rPr/>
           </w:pPr>
-          <w:hyperlink w:anchor="__RefHeading___Toc1263_3852543808">
+          <w:hyperlink w:anchor="__RefHeading___Toc2080_3187520892">
             <w:r>
               <w:rPr>
                 <w:rStyle w:val="IndexLink"/>
@@ -608,7 +608,7 @@
             </w:tabs>
             <w:rPr/>
           </w:pPr>
-          <w:hyperlink w:anchor="__RefHeading___Toc1265_3852543808">
+          <w:hyperlink w:anchor="__RefHeading___Toc2082_3187520892">
             <w:r>
               <w:rPr>
                 <w:rStyle w:val="IndexLink"/>
@@ -628,7 +628,7 @@
             </w:tabs>
             <w:rPr/>
           </w:pPr>
-          <w:hyperlink w:anchor="__RefHeading___Toc1267_3852543808">
+          <w:hyperlink w:anchor="__RefHeading___Toc2084_3187520892">
             <w:r>
               <w:rPr>
                 <w:rStyle w:val="IndexLink"/>
@@ -636,6 +636,26 @@
               <w:t>Приложение 1. Полный реестр документов жизненного цикла</w:t>
               <w:tab/>
               <w:t>22</w:t>
+            </w:r>
+          </w:hyperlink>
+        </w:p>
+        <w:p>
+          <w:pPr>
+            <w:pStyle w:val="TOC1"/>
+            <w:tabs>
+              <w:tab w:val="clear" w:pos="9071"/>
+              <w:tab w:val="right" w:pos="9070" w:leader="dot"/>
+            </w:tabs>
+            <w:rPr/>
+          </w:pPr>
+          <w:hyperlink w:anchor="__RefHeading___Toc2086_3187520892">
+            <w:r>
+              <w:rPr>
+                <w:rStyle w:val="IndexLink"/>
+              </w:rPr>
+              <w:t>Приложение 2. Поручения подразделениям по оформлению автомобиля</w:t>
+              <w:tab/>
+              <w:t>25</w:t>
             </w:r>
           </w:hyperlink>
           <w:r>
@@ -697,11 +717,11 @@
         <w:keepNext w:val="true"/>
         <w:numPr>
           <w:ilvl w:val="0"/>
-          <w:numId w:val="15"/>
+          <w:numId w:val="16"/>
         </w:numPr>
         <w:rPr/>
       </w:pPr>
-      <w:bookmarkStart w:id="0" w:name="__RefHeading___Toc1219_3852543808"/>
+      <w:bookmarkStart w:id="0" w:name="__RefHeading___Toc2036_3187520892"/>
       <w:bookmarkEnd w:id="0"/>
       <w:r>
         <w:rPr>
@@ -734,7 +754,7 @@
           <w:sz w:val="22"/>
           <w:szCs w:val="22"/>
         </w:rPr>
-        <w:t>Справка описывает комплект документов для конкретной модели эксплуатации служебного легкового автомобиля. Базовая модель зафиксирована так: автомобиль принадлежит организации и используется для собственных нужд (не такси, не коммерческие перевозки); имеется один сотрудник, в трудовую функцию которого входит управление автомобилем; автомобиль персонально закреплён за ним, он — основной допущенный водитель, иных допущенных водителей нет; личное использование запрещено, если отдельно не разрешено письменным решением работодателя; передача управления третьим лицам запрещена — временная замена водителя возможна только после оформления заменяющего как второго допущенного водителя с полным контуром допуска; водитель отвечает за эксплуатацию, сохранность, комплектность, документы, топливную дисциплину и своевременное информирование работодателя; регистрация, страхование, бухгалтерский и налоговый учёт остаются обязанностями организации и её должностных лиц. Полное обоснование — в разделах 2–9, карта обязанностей — в разделе 10, план действий — в разделе 11, реестр документов по блокам — в приложении 1.</w:t>
+        <w:t>Справка описывает комплект документов для конкретной модели эксплуатации служебного легкового автомобиля. Базовая модель зафиксирована так: автомобиль принадлежит организации и используется для собственных нужд (не такси, не коммерческие перевозки); имеется один сотрудник, в трудовую функцию которого входит управление автомобилем; автомобиль персонально закреплён за ним, он — основной допущенный водитель, иных допущенных водителей нет; личное использование запрещено, если отдельно не разрешено письменным решением работодателя; передача управления третьим лицам запрещена — временная замена водителя возможна только после оформления заменяющего как второго допущенного водителя с полным контуром допуска; водитель отвечает за эксплуатацию, сохранность, комплектность, документы, топливную дисциплину и своевременное информирование работодателя; регистрация, страхование, бухгалтерский и налоговый учёт остаются обязанностями организации и её должностных лиц. Полное обоснование — в разделах 2–9, карта обязанностей — в разделе 10, план действий — в разделе 11, реестр документов по блокам — в приложении 1, поручения подразделениям по оформлению — в приложении 2.</w:t>
       </w:r>
     </w:p>
     <w:p>
@@ -742,7 +762,7 @@
         <w:pStyle w:val="ListParagraph"/>
         <w:numPr>
           <w:ilvl w:val="0"/>
-          <w:numId w:val="16"/>
+          <w:numId w:val="17"/>
         </w:numPr>
         <w:spacing w:lineRule="auto" w:line="276" w:before="0" w:after="60"/>
         <w:jc w:val="both"/>
@@ -960,7 +980,7 @@
         </w:numPr>
         <w:rPr/>
       </w:pPr>
-      <w:bookmarkStart w:id="1" w:name="__RefHeading___Toc1221_3852543808"/>
+      <w:bookmarkStart w:id="1" w:name="__RefHeading___Toc2038_3187520892"/>
       <w:bookmarkEnd w:id="1"/>
       <w:r>
         <w:rPr>
@@ -1001,7 +1021,7 @@
         <w:pStyle w:val="ListParagraph"/>
         <w:numPr>
           <w:ilvl w:val="0"/>
-          <w:numId w:val="17"/>
+          <w:numId w:val="18"/>
         </w:numPr>
         <w:spacing w:lineRule="auto" w:line="276" w:before="0" w:after="60"/>
         <w:jc w:val="both"/>
@@ -1218,7 +1238,7 @@
         </w:numPr>
         <w:rPr/>
       </w:pPr>
-      <w:bookmarkStart w:id="2" w:name="__RefHeading___Toc1223_3852543808"/>
+      <w:bookmarkStart w:id="2" w:name="__RefHeading___Toc2040_3187520892"/>
       <w:bookmarkEnd w:id="2"/>
       <w:r>
         <w:rPr>
@@ -1259,7 +1279,7 @@
         <w:pStyle w:val="ListParagraph"/>
         <w:numPr>
           <w:ilvl w:val="0"/>
-          <w:numId w:val="18"/>
+          <w:numId w:val="19"/>
         </w:numPr>
         <w:spacing w:lineRule="auto" w:line="276" w:before="0" w:after="60"/>
         <w:jc w:val="both"/>
@@ -1400,7 +1420,7 @@
         </w:numPr>
         <w:rPr/>
       </w:pPr>
-      <w:bookmarkStart w:id="3" w:name="__RefHeading___Toc1225_3852543808"/>
+      <w:bookmarkStart w:id="3" w:name="__RefHeading___Toc2042_3187520892"/>
       <w:bookmarkEnd w:id="3"/>
       <w:r>
         <w:rPr>
@@ -1446,7 +1466,7 @@
         </w:numPr>
         <w:rPr/>
       </w:pPr>
-      <w:bookmarkStart w:id="4" w:name="__RefHeading___Toc1227_3852543808"/>
+      <w:bookmarkStart w:id="4" w:name="__RefHeading___Toc2044_3187520892"/>
       <w:bookmarkEnd w:id="4"/>
       <w:r>
         <w:rPr>
@@ -1514,7 +1534,7 @@
         </w:numPr>
         <w:rPr/>
       </w:pPr>
-      <w:bookmarkStart w:id="5" w:name="__RefHeading___Toc1229_3852543808"/>
+      <w:bookmarkStart w:id="5" w:name="__RefHeading___Toc2046_3187520892"/>
       <w:bookmarkEnd w:id="5"/>
       <w:r>
         <w:rPr>
@@ -2379,7 +2399,7 @@
         </w:numPr>
         <w:rPr/>
       </w:pPr>
-      <w:bookmarkStart w:id="6" w:name="__RefHeading___Toc1231_3852543808"/>
+      <w:bookmarkStart w:id="6" w:name="__RefHeading___Toc2048_3187520892"/>
       <w:bookmarkEnd w:id="6"/>
       <w:r>
         <w:rPr>
@@ -2460,7 +2480,7 @@
         </w:numPr>
         <w:rPr/>
       </w:pPr>
-      <w:bookmarkStart w:id="7" w:name="__RefHeading___Toc1233_3852543808"/>
+      <w:bookmarkStart w:id="7" w:name="__RefHeading___Toc2050_3187520892"/>
       <w:bookmarkEnd w:id="7"/>
       <w:r>
         <w:rPr>
@@ -3509,7 +3529,7 @@
         </w:numPr>
         <w:rPr/>
       </w:pPr>
-      <w:bookmarkStart w:id="8" w:name="__RefHeading___Toc1235_3852543808"/>
+      <w:bookmarkStart w:id="8" w:name="__RefHeading___Toc2052_3187520892"/>
       <w:bookmarkEnd w:id="8"/>
       <w:r>
         <w:rPr>
@@ -3533,7 +3553,7 @@
         </w:numPr>
         <w:rPr/>
       </w:pPr>
-      <w:bookmarkStart w:id="9" w:name="__RefHeading___Toc1237_3852543808"/>
+      <w:bookmarkStart w:id="9" w:name="__RefHeading___Toc2054_3187520892"/>
       <w:bookmarkEnd w:id="9"/>
       <w:r>
         <w:rPr>
@@ -3574,7 +3594,7 @@
         <w:pStyle w:val="ListParagraph"/>
         <w:numPr>
           <w:ilvl w:val="0"/>
-          <w:numId w:val="19"/>
+          <w:numId w:val="20"/>
         </w:numPr>
         <w:spacing w:lineRule="auto" w:line="276" w:before="0" w:after="60"/>
         <w:jc w:val="both"/>
@@ -3731,7 +3751,7 @@
         </w:numPr>
         <w:rPr/>
       </w:pPr>
-      <w:bookmarkStart w:id="10" w:name="__RefHeading___Toc1239_3852543808"/>
+      <w:bookmarkStart w:id="10" w:name="__RefHeading___Toc2056_3187520892"/>
       <w:bookmarkEnd w:id="10"/>
       <w:r>
         <w:rPr>
@@ -3777,7 +3797,7 @@
         </w:numPr>
         <w:rPr/>
       </w:pPr>
-      <w:bookmarkStart w:id="11" w:name="__RefHeading___Toc1241_3852543808"/>
+      <w:bookmarkStart w:id="11" w:name="__RefHeading___Toc2058_3187520892"/>
       <w:bookmarkEnd w:id="11"/>
       <w:r>
         <w:rPr>
@@ -3818,7 +3838,7 @@
         <w:pStyle w:val="ListParagraph"/>
         <w:numPr>
           <w:ilvl w:val="0"/>
-          <w:numId w:val="20"/>
+          <w:numId w:val="21"/>
         </w:numPr>
         <w:spacing w:lineRule="auto" w:line="276" w:before="0" w:after="60"/>
         <w:jc w:val="both"/>
@@ -4051,7 +4071,7 @@
         </w:numPr>
         <w:rPr/>
       </w:pPr>
-      <w:bookmarkStart w:id="12" w:name="__RefHeading___Toc1243_3852543808"/>
+      <w:bookmarkStart w:id="12" w:name="__RefHeading___Toc2060_3187520892"/>
       <w:bookmarkEnd w:id="12"/>
       <w:r>
         <w:rPr>
@@ -4097,7 +4117,7 @@
         </w:numPr>
         <w:rPr/>
       </w:pPr>
-      <w:bookmarkStart w:id="13" w:name="__RefHeading___Toc1245_3852543808"/>
+      <w:bookmarkStart w:id="13" w:name="__RefHeading___Toc2062_3187520892"/>
       <w:bookmarkEnd w:id="13"/>
       <w:r>
         <w:rPr>
@@ -4138,7 +4158,7 @@
         <w:pStyle w:val="ListParagraph"/>
         <w:numPr>
           <w:ilvl w:val="0"/>
-          <w:numId w:val="21"/>
+          <w:numId w:val="22"/>
         </w:numPr>
         <w:spacing w:lineRule="auto" w:line="276" w:before="0" w:after="60"/>
         <w:jc w:val="both"/>
@@ -4415,7 +4435,7 @@
         </w:numPr>
         <w:rPr/>
       </w:pPr>
-      <w:bookmarkStart w:id="14" w:name="__RefHeading___Toc1247_3852543808"/>
+      <w:bookmarkStart w:id="14" w:name="__RefHeading___Toc2064_3187520892"/>
       <w:bookmarkEnd w:id="14"/>
       <w:r>
         <w:rPr>
@@ -4587,7 +4607,7 @@
         </w:numPr>
         <w:rPr/>
       </w:pPr>
-      <w:bookmarkStart w:id="15" w:name="__RefHeading___Toc1249_3852543808"/>
+      <w:bookmarkStart w:id="15" w:name="__RefHeading___Toc2066_3187520892"/>
       <w:bookmarkEnd w:id="15"/>
       <w:r>
         <w:rPr>
@@ -4611,7 +4631,7 @@
         </w:numPr>
         <w:rPr/>
       </w:pPr>
-      <w:bookmarkStart w:id="16" w:name="__RefHeading___Toc1251_3852543808"/>
+      <w:bookmarkStart w:id="16" w:name="__RefHeading___Toc2068_3187520892"/>
       <w:bookmarkEnd w:id="16"/>
       <w:r>
         <w:rPr>
@@ -4652,7 +4672,7 @@
         <w:pStyle w:val="ListParagraph"/>
         <w:numPr>
           <w:ilvl w:val="0"/>
-          <w:numId w:val="22"/>
+          <w:numId w:val="23"/>
         </w:numPr>
         <w:spacing w:lineRule="auto" w:line="276" w:before="0" w:after="60"/>
         <w:jc w:val="both"/>
@@ -4804,7 +4824,7 @@
         </w:numPr>
         <w:rPr/>
       </w:pPr>
-      <w:bookmarkStart w:id="17" w:name="__RefHeading___Toc1253_3852543808"/>
+      <w:bookmarkStart w:id="17" w:name="__RefHeading___Toc2070_3187520892"/>
       <w:bookmarkEnd w:id="17"/>
       <w:r>
         <w:rPr>
@@ -4823,7 +4843,7 @@
         <w:pStyle w:val="ListParagraph"/>
         <w:numPr>
           <w:ilvl w:val="0"/>
-          <w:numId w:val="23"/>
+          <w:numId w:val="24"/>
         </w:numPr>
         <w:spacing w:lineRule="auto" w:line="276" w:before="0" w:after="60"/>
         <w:jc w:val="both"/>
@@ -4942,7 +4962,7 @@
         </w:numPr>
         <w:rPr/>
       </w:pPr>
-      <w:bookmarkStart w:id="18" w:name="__RefHeading___Toc1255_3852543808"/>
+      <w:bookmarkStart w:id="18" w:name="__RefHeading___Toc2072_3187520892"/>
       <w:bookmarkEnd w:id="18"/>
       <w:r>
         <w:rPr>
@@ -4961,7 +4981,7 @@
         <w:pStyle w:val="ListParagraph"/>
         <w:numPr>
           <w:ilvl w:val="0"/>
-          <w:numId w:val="24"/>
+          <w:numId w:val="25"/>
         </w:numPr>
         <w:spacing w:lineRule="auto" w:line="276" w:before="0" w:after="60"/>
         <w:jc w:val="both"/>
@@ -5118,7 +5138,7 @@
         </w:numPr>
         <w:rPr/>
       </w:pPr>
-      <w:bookmarkStart w:id="19" w:name="__RefHeading___Toc1257_3852543808"/>
+      <w:bookmarkStart w:id="19" w:name="__RefHeading___Toc2074_3187520892"/>
       <w:bookmarkEnd w:id="19"/>
       <w:r>
         <w:rPr>
@@ -5304,7 +5324,7 @@
         </w:numPr>
         <w:rPr/>
       </w:pPr>
-      <w:bookmarkStart w:id="20" w:name="__RefHeading___Toc1259_3852543808"/>
+      <w:bookmarkStart w:id="20" w:name="__RefHeading___Toc2076_3187520892"/>
       <w:bookmarkEnd w:id="20"/>
       <w:r>
         <w:rPr>
@@ -5345,7 +5365,7 @@
         <w:pStyle w:val="ListParagraph"/>
         <w:numPr>
           <w:ilvl w:val="0"/>
-          <w:numId w:val="25"/>
+          <w:numId w:val="26"/>
         </w:numPr>
         <w:spacing w:lineRule="auto" w:line="276" w:before="0" w:after="60"/>
         <w:jc w:val="both"/>
@@ -5464,7 +5484,7 @@
         </w:numPr>
         <w:rPr/>
       </w:pPr>
-      <w:bookmarkStart w:id="21" w:name="__RefHeading___Toc1261_3852543808"/>
+      <w:bookmarkStart w:id="21" w:name="__RefHeading___Toc2078_3187520892"/>
       <w:bookmarkEnd w:id="21"/>
       <w:r>
         <w:rPr>
@@ -7283,7 +7303,7 @@
         </w:numPr>
         <w:rPr/>
       </w:pPr>
-      <w:bookmarkStart w:id="22" w:name="__RefHeading___Toc1263_3852543808"/>
+      <w:bookmarkStart w:id="22" w:name="__RefHeading___Toc2080_3187520892"/>
       <w:bookmarkEnd w:id="22"/>
       <w:r>
         <w:rPr>
@@ -8673,7 +8693,7 @@
         <w:pStyle w:val="ListParagraph"/>
         <w:numPr>
           <w:ilvl w:val="0"/>
-          <w:numId w:val="26"/>
+          <w:numId w:val="27"/>
         </w:numPr>
         <w:spacing w:lineRule="auto" w:line="276" w:before="0" w:after="60"/>
         <w:jc w:val="both"/>
@@ -8953,7 +8973,7 @@
         </w:numPr>
         <w:rPr/>
       </w:pPr>
-      <w:bookmarkStart w:id="23" w:name="__RefHeading___Toc1265_3852543808"/>
+      <w:bookmarkStart w:id="23" w:name="__RefHeading___Toc2082_3187520892"/>
       <w:bookmarkEnd w:id="23"/>
       <w:r>
         <w:rPr>
@@ -8986,7 +9006,7 @@
           <w:sz w:val="22"/>
           <w:szCs w:val="22"/>
         </w:rPr>
-        <w:t>Справка построена под базовую модель: российское юридическое лицо на общем режиме или УСН; легковой автомобиль для собственных нужд (не такси, не коммерческие перевозки), зарегистрированный на организацию; один штатный водитель, управление автомобилем — его основная трудовая функция; автомобиль персонально закреплён, иных допущенных водителей нет; личное использование запрещено без письменного разрешения работодателя; в период отсутствия закреплённого водителя автомобиль не эксплуатируется, а передача иному лицу возможна только через оформление второго допущенного водителя с полным контуром допуска. Переходные нормы учтены так: до 31 августа 2026 года действуют приказы Минтранса № 424 (режим труда и отдыха) и № 264 (профессиональный отбор); с 1 сентября 2026 года их заменяют приказы № 160 и № 158, и локальные документы с этой даты приводятся в соответствие. Альтернативная модель — эпизодическое управление автомобилем директором или менеджером без водительской трудовой функции — из справки исключена: при её выборе объём обязанностей по медосмотрам и путевым листам требует отдельной оценки по фактической модели использования. Для перевозочной деятельности состав обязательных документов существенно шире и здесь не рассматривается. Нормативные акты указаны в редакциях, действующих на август 2026 года.</w:t>
+        <w:t>Справка построена под базовую модель: российское юридическое лицо на общем режиме или УСН; легковой автомобиль для собственных нужд (не такси, не коммерческие перевозки), зарегистрированный на организацию; один штатный водитель, управление автомобилем — его основная трудовая функция; автомобиль персонально закреплён, иных допущенных водителей нет; личное использование запрещено без письменного разрешения работодателя; в период отсутствия закреплённого водителя автомобиль не эксплуатируется, а передача иному лицу возможна только через оформление второго допущенного водителя с полным контуром допуска. Если ответственным лицом определяется работник, для которого управление автомобилем не является основной должностью, конфигурация оформляется по приложению 2 — совмещением должностей (водитель автомобиля) либо переводом (разд. 6.1); до получения письменного юридического заключения об объёме предрейсовых осмотров и обязательности путевых листов применяется более строгий вариант — с их оформлением. Переходные нормы учтены так: до 31 августа 2026 года действуют приказы Минтранса № 424 (режим труда и отдыха) и № 264 (профессиональный отбор); с 1 сентября 2026 года их заменяют приказы № 160 и № 158, и локальные документы с этой даты приводятся в соответствие. Альтернативная модель — эпизодическое управление автомобилем директором или менеджером без водительской трудовой функции — из справки исключена: при её выборе объём обязанностей по медосмотрам и путевым листам требует отдельной оценки по фактической модели использования. Для перевозочной деятельности состав обязательных документов существенно шире и здесь не рассматривается. Нормативные акты указаны в редакциях, действующих на август 2026 года.</w:t>
       </w:r>
     </w:p>
     <w:p>
@@ -10655,11 +10675,11 @@
         <w:keepNext w:val="true"/>
         <w:numPr>
           <w:ilvl w:val="0"/>
-          <w:numId w:val="27"/>
+          <w:numId w:val="28"/>
         </w:numPr>
         <w:rPr/>
       </w:pPr>
-      <w:bookmarkStart w:id="24" w:name="__RefHeading___Toc1267_3852543808"/>
+      <w:bookmarkStart w:id="24" w:name="__RefHeading___Toc2084_3187520892"/>
       <w:bookmarkEnd w:id="24"/>
       <w:r>
         <w:rPr>
@@ -14952,6 +14972,22 @@
     </w:tbl>
     <w:p>
       <w:pPr>
+        <w:sectPr>
+          <w:headerReference w:type="even" r:id="rId2"/>
+          <w:headerReference w:type="default" r:id="rId3"/>
+          <w:headerReference w:type="first" r:id="rId4"/>
+          <w:footerReference w:type="even" r:id="rId5"/>
+          <w:footerReference w:type="default" r:id="rId6"/>
+          <w:footerReference w:type="first" r:id="rId7"/>
+          <w:type w:val="nextPage"/>
+          <w:pgSz w:w="11906" w:h="16838"/>
+          <w:pgMar w:left="1701" w:right="1134" w:gutter="0" w:header="708" w:top="1440" w:footer="708" w:bottom="1440"/>
+          <w:pgNumType w:fmt="decimal"/>
+          <w:formProt w:val="false"/>
+          <w:titlePg/>
+          <w:textDirection w:val="lrTb"/>
+          <w:docGrid w:type="default" w:linePitch="360" w:charSpace="0"/>
+        </w:sectPr>
         <w:pStyle w:val="Normal"/>
         <w:spacing w:lineRule="auto" w:line="276" w:before="60" w:after="160"/>
         <w:rPr/>
@@ -14968,19 +15004,8783 @@
         <w:t>Источник: разделы 2–9 настоящей справки</w:t>
       </w:r>
     </w:p>
+    <w:p>
+      <w:pPr>
+        <w:pStyle w:val="Heading1"/>
+        <w:keepNext w:val="true"/>
+        <w:numPr>
+          <w:ilvl w:val="0"/>
+          <w:numId w:val="13"/>
+        </w:numPr>
+        <w:rPr/>
+      </w:pPr>
+      <w:bookmarkStart w:id="25" w:name="__RefHeading___Toc2086_3187520892"/>
+      <w:bookmarkEnd w:id="25"/>
+      <w:r>
+        <w:rPr>
+          <w:rFonts w:eastAsia="Roboto" w:cs="Roboto"/>
+          <w:b/>
+          <w:bCs/>
+          <w:color w:val="1A1A1A"/>
+          <w:sz w:val="24"/>
+          <w:szCs w:val="24"/>
+        </w:rPr>
+        <w:t>Поручения подразделениям по оформлению автомобиля</w:t>
+      </w:r>
+    </w:p>
+    <w:p>
+      <w:pPr>
+        <w:pStyle w:val="Normal"/>
+        <w:keepNext w:val="false"/>
+        <w:spacing w:lineRule="auto" w:line="276" w:before="0" w:after="120"/>
+        <w:jc w:val="both"/>
+        <w:rPr/>
+      </w:pPr>
+      <w:r>
+        <w:rPr>
+          <w:rFonts w:eastAsia="Roboto" w:cs="Roboto"/>
+          <w:b w:val="false"/>
+          <w:bCs w:val="false"/>
+          <w:i w:val="false"/>
+          <w:iCs w:val="false"/>
+          <w:color w:val="333333"/>
+          <w:sz w:val="22"/>
+          <w:szCs w:val="22"/>
+        </w:rPr>
+        <w:t>Приложение адресовано отделу кадров, ответственному за транспорт (заведующему хозяйством) и бухгалтерии. Это требования руководителя к составу и содержанию документов, а не готовые документы: разработка проектов приказов, соглашений, инструкций и изменений в действующие договоры относится к компетенции подразделений. Каждое поручение содержит минимально обязательные положения, нормативное основание и срок. Исполнение подтверждается документом с реквизитами и листом ознакомления.</w:t>
+      </w:r>
+    </w:p>
+    <w:p>
+      <w:pPr>
+        <w:pStyle w:val="Normal"/>
+        <w:keepNext w:val="false"/>
+        <w:spacing w:lineRule="auto" w:line="276" w:before="0" w:after="120"/>
+        <w:jc w:val="both"/>
+        <w:rPr/>
+      </w:pPr>
+      <w:r>
+        <w:rPr>
+          <w:rFonts w:eastAsia="Roboto" w:cs="Roboto"/>
+          <w:b/>
+          <w:bCs/>
+          <w:i w:val="false"/>
+          <w:iCs w:val="false"/>
+          <w:color w:val="333333"/>
+          <w:sz w:val="22"/>
+          <w:szCs w:val="22"/>
+        </w:rPr>
+        <w:t xml:space="preserve">Установка по ответственному лицу. </w:t>
+      </w:r>
+      <w:r>
+        <w:rPr>
+          <w:rFonts w:eastAsia="Roboto" w:cs="Roboto"/>
+          <w:b w:val="false"/>
+          <w:bCs w:val="false"/>
+          <w:i w:val="false"/>
+          <w:iCs w:val="false"/>
+          <w:color w:val="333333"/>
+          <w:sz w:val="22"/>
+          <w:szCs w:val="22"/>
+        </w:rPr>
+        <w:t>Ответственным за служебный автомобиль определяется работник, фамилия, имя, отчество и должность которого указываются в приказе. Автомобиль закрепляется за ним персонально; он эксплуатирует автомобиль лично. Передача управления автомобилем любому другому лицу — работнику организации, руководителю, члену семьи, третьему лицу — запрещена. Исключений по устному разрешению не предусматривается: допуск иного лица возможен только через отдельный приказ с полным контуром оформления (трудовая функция, медицинский допуск, охрана труда, ОСАГО) и последующее письменное распоряжение работодателя. Это положение закрепляется одновременно в приказе о закреплении автомобиля, в трудовых документах ответственного лица и в его письменном обязательстве.</w:t>
+      </w:r>
+    </w:p>
+    <w:p>
+      <w:pPr>
+        <w:pStyle w:val="Normal"/>
+        <w:keepNext w:val="true"/>
+        <w:spacing w:lineRule="auto" w:line="276" w:before="120" w:after="60"/>
+        <w:rPr/>
+      </w:pPr>
+      <w:r>
+        <w:rPr>
+          <w:rFonts w:eastAsia="Roboto" w:cs="Roboto"/>
+          <w:i/>
+          <w:iCs/>
+          <w:color w:val="808080"/>
+          <w:sz w:val="18"/>
+          <w:szCs w:val="18"/>
+        </w:rPr>
+        <w:t>Табл. 7. Поручения отделу кадров</w:t>
+      </w:r>
+    </w:p>
+    <w:tbl>
+      <w:tblPr>
+        <w:tblW w:w="14003" w:type="dxa"/>
+        <w:jc w:val="left"/>
+        <w:tblInd w:w="0" w:type="dxa"/>
+        <w:tblLayout w:type="fixed"/>
+        <w:tblCellMar>
+          <w:top w:w="60" w:type="dxa"/>
+          <w:left w:w="100" w:type="dxa"/>
+          <w:bottom w:w="60" w:type="dxa"/>
+          <w:right w:w="100" w:type="dxa"/>
+        </w:tblCellMar>
+      </w:tblPr>
+      <w:tblGrid>
+        <w:gridCol w:w="499"/>
+        <w:gridCol w:w="2601"/>
+        <w:gridCol w:w="6099"/>
+        <w:gridCol w:w="2500"/>
+        <w:gridCol w:w="2304"/>
+      </w:tblGrid>
+      <w:tr>
+        <w:trPr>
+          <w:tblHeader w:val="true"/>
+        </w:trPr>
+        <w:tc>
+          <w:tcPr>
+            <w:tcW w:w="499" w:type="dxa"/>
+            <w:tcBorders>
+              <w:top w:val="single" w:sz="4" w:space="0" w:color="D9D9D9"/>
+              <w:left w:val="single" w:sz="4" w:space="0" w:color="D9D9D9"/>
+              <w:bottom w:val="single" w:sz="4" w:space="0" w:color="D9D9D9"/>
+              <w:right w:val="single" w:sz="4" w:space="0" w:color="D9D9D9"/>
+            </w:tcBorders>
+            <w:shd w:fill="D6E0EC" w:val="clear"/>
+          </w:tcPr>
+          <w:p>
+            <w:pPr>
+              <w:pStyle w:val="Normal"/>
+              <w:spacing w:lineRule="auto" w:line="252" w:before="0" w:after="0"/>
+              <w:jc w:val="left"/>
+              <w:rPr/>
+            </w:pPr>
+            <w:r>
+              <w:rPr>
+                <w:rFonts w:eastAsia="Roboto" w:cs="Roboto"/>
+                <w:b/>
+                <w:bCs/>
+                <w:color w:val="333333"/>
+                <w:sz w:val="20"/>
+                <w:szCs w:val="20"/>
+              </w:rPr>
+              <w:t>№</w:t>
+            </w:r>
+          </w:p>
+        </w:tc>
+        <w:tc>
+          <w:tcPr>
+            <w:tcW w:w="2601" w:type="dxa"/>
+            <w:tcBorders>
+              <w:top w:val="single" w:sz="4" w:space="0" w:color="D9D9D9"/>
+              <w:left w:val="single" w:sz="4" w:space="0" w:color="D9D9D9"/>
+              <w:bottom w:val="single" w:sz="4" w:space="0" w:color="D9D9D9"/>
+              <w:right w:val="single" w:sz="4" w:space="0" w:color="D9D9D9"/>
+            </w:tcBorders>
+            <w:shd w:fill="D6E0EC" w:val="clear"/>
+          </w:tcPr>
+          <w:p>
+            <w:pPr>
+              <w:pStyle w:val="Normal"/>
+              <w:spacing w:lineRule="auto" w:line="252" w:before="0" w:after="0"/>
+              <w:jc w:val="left"/>
+              <w:rPr/>
+            </w:pPr>
+            <w:r>
+              <w:rPr>
+                <w:rFonts w:eastAsia="Roboto" w:cs="Roboto"/>
+                <w:b/>
+                <w:bCs/>
+                <w:color w:val="333333"/>
+                <w:sz w:val="20"/>
+                <w:szCs w:val="20"/>
+              </w:rPr>
+              <w:t>Что оформить</w:t>
+            </w:r>
+          </w:p>
+        </w:tc>
+        <w:tc>
+          <w:tcPr>
+            <w:tcW w:w="6099" w:type="dxa"/>
+            <w:tcBorders>
+              <w:top w:val="single" w:sz="4" w:space="0" w:color="D9D9D9"/>
+              <w:left w:val="single" w:sz="4" w:space="0" w:color="D9D9D9"/>
+              <w:bottom w:val="single" w:sz="4" w:space="0" w:color="D9D9D9"/>
+              <w:right w:val="single" w:sz="4" w:space="0" w:color="D9D9D9"/>
+            </w:tcBorders>
+            <w:shd w:fill="D6E0EC" w:val="clear"/>
+          </w:tcPr>
+          <w:p>
+            <w:pPr>
+              <w:pStyle w:val="Normal"/>
+              <w:spacing w:lineRule="auto" w:line="252" w:before="0" w:after="0"/>
+              <w:jc w:val="left"/>
+              <w:rPr/>
+            </w:pPr>
+            <w:r>
+              <w:rPr>
+                <w:rFonts w:eastAsia="Roboto" w:cs="Roboto"/>
+                <w:b/>
+                <w:bCs/>
+                <w:color w:val="333333"/>
+                <w:sz w:val="20"/>
+                <w:szCs w:val="20"/>
+              </w:rPr>
+              <w:t>Обязательные положения (минимум)</w:t>
+            </w:r>
+          </w:p>
+        </w:tc>
+        <w:tc>
+          <w:tcPr>
+            <w:tcW w:w="2500" w:type="dxa"/>
+            <w:tcBorders>
+              <w:top w:val="single" w:sz="4" w:space="0" w:color="D9D9D9"/>
+              <w:left w:val="single" w:sz="4" w:space="0" w:color="D9D9D9"/>
+              <w:bottom w:val="single" w:sz="4" w:space="0" w:color="D9D9D9"/>
+              <w:right w:val="single" w:sz="4" w:space="0" w:color="D9D9D9"/>
+            </w:tcBorders>
+            <w:shd w:fill="D6E0EC" w:val="clear"/>
+          </w:tcPr>
+          <w:p>
+            <w:pPr>
+              <w:pStyle w:val="Normal"/>
+              <w:spacing w:lineRule="auto" w:line="252" w:before="0" w:after="0"/>
+              <w:jc w:val="left"/>
+              <w:rPr/>
+            </w:pPr>
+            <w:r>
+              <w:rPr>
+                <w:rFonts w:eastAsia="Roboto" w:cs="Roboto"/>
+                <w:b/>
+                <w:bCs/>
+                <w:color w:val="333333"/>
+                <w:sz w:val="20"/>
+                <w:szCs w:val="20"/>
+              </w:rPr>
+              <w:t>Основание</w:t>
+            </w:r>
+          </w:p>
+        </w:tc>
+        <w:tc>
+          <w:tcPr>
+            <w:tcW w:w="2304" w:type="dxa"/>
+            <w:tcBorders>
+              <w:top w:val="single" w:sz="4" w:space="0" w:color="D9D9D9"/>
+              <w:left w:val="single" w:sz="4" w:space="0" w:color="D9D9D9"/>
+              <w:bottom w:val="single" w:sz="4" w:space="0" w:color="D9D9D9"/>
+              <w:right w:val="single" w:sz="4" w:space="0" w:color="D9D9D9"/>
+            </w:tcBorders>
+            <w:shd w:fill="D6E0EC" w:val="clear"/>
+          </w:tcPr>
+          <w:p>
+            <w:pPr>
+              <w:pStyle w:val="Normal"/>
+              <w:spacing w:lineRule="auto" w:line="252" w:before="0" w:after="0"/>
+              <w:jc w:val="left"/>
+              <w:rPr/>
+            </w:pPr>
+            <w:r>
+              <w:rPr>
+                <w:rFonts w:eastAsia="Roboto" w:cs="Roboto"/>
+                <w:b/>
+                <w:bCs/>
+                <w:color w:val="333333"/>
+                <w:sz w:val="20"/>
+                <w:szCs w:val="20"/>
+              </w:rPr>
+              <w:t>Срок</w:t>
+            </w:r>
+          </w:p>
+        </w:tc>
+      </w:tr>
+      <w:tr>
+        <w:trPr/>
+        <w:tc>
+          <w:tcPr>
+            <w:tcW w:w="499" w:type="dxa"/>
+            <w:tcBorders>
+              <w:top w:val="single" w:sz="4" w:space="0" w:color="D9D9D9"/>
+              <w:left w:val="single" w:sz="4" w:space="0" w:color="D9D9D9"/>
+              <w:bottom w:val="single" w:sz="4" w:space="0" w:color="D9D9D9"/>
+              <w:right w:val="single" w:sz="4" w:space="0" w:color="D9D9D9"/>
+            </w:tcBorders>
+          </w:tcPr>
+          <w:p>
+            <w:pPr>
+              <w:pStyle w:val="Normal"/>
+              <w:spacing w:lineRule="auto" w:line="252" w:before="0" w:after="0"/>
+              <w:jc w:val="left"/>
+              <w:rPr/>
+            </w:pPr>
+            <w:r>
+              <w:rPr>
+                <w:rFonts w:eastAsia="Roboto" w:cs="Roboto"/>
+                <w:b w:val="false"/>
+                <w:bCs w:val="false"/>
+                <w:color w:val="333333"/>
+                <w:sz w:val="20"/>
+                <w:szCs w:val="20"/>
+              </w:rPr>
+              <w:t>1</w:t>
+            </w:r>
+          </w:p>
+        </w:tc>
+        <w:tc>
+          <w:tcPr>
+            <w:tcW w:w="2601" w:type="dxa"/>
+            <w:tcBorders>
+              <w:top w:val="single" w:sz="4" w:space="0" w:color="D9D9D9"/>
+              <w:left w:val="single" w:sz="4" w:space="0" w:color="D9D9D9"/>
+              <w:bottom w:val="single" w:sz="4" w:space="0" w:color="D9D9D9"/>
+              <w:right w:val="single" w:sz="4" w:space="0" w:color="D9D9D9"/>
+            </w:tcBorders>
+          </w:tcPr>
+          <w:p>
+            <w:pPr>
+              <w:pStyle w:val="Normal"/>
+              <w:spacing w:lineRule="auto" w:line="252" w:before="0" w:after="0"/>
+              <w:jc w:val="left"/>
+              <w:rPr/>
+            </w:pPr>
+            <w:r>
+              <w:rPr>
+                <w:rFonts w:eastAsia="Roboto" w:cs="Roboto"/>
+                <w:b w:val="false"/>
+                <w:bCs w:val="false"/>
+                <w:color w:val="333333"/>
+                <w:sz w:val="20"/>
+                <w:szCs w:val="20"/>
+              </w:rPr>
+              <w:t>Проверка и дооформление трудовой функции</w:t>
+            </w:r>
+          </w:p>
+        </w:tc>
+        <w:tc>
+          <w:tcPr>
+            <w:tcW w:w="6099" w:type="dxa"/>
+            <w:tcBorders>
+              <w:top w:val="single" w:sz="4" w:space="0" w:color="D9D9D9"/>
+              <w:left w:val="single" w:sz="4" w:space="0" w:color="D9D9D9"/>
+              <w:bottom w:val="single" w:sz="4" w:space="0" w:color="D9D9D9"/>
+              <w:right w:val="single" w:sz="4" w:space="0" w:color="D9D9D9"/>
+            </w:tcBorders>
+          </w:tcPr>
+          <w:p>
+            <w:pPr>
+              <w:pStyle w:val="Normal"/>
+              <w:spacing w:lineRule="auto" w:line="252" w:before="0" w:after="0"/>
+              <w:jc w:val="left"/>
+              <w:rPr/>
+            </w:pPr>
+            <w:r>
+              <w:rPr>
+                <w:rFonts w:eastAsia="Roboto" w:cs="Roboto"/>
+                <w:b w:val="false"/>
+                <w:bCs w:val="false"/>
+                <w:color w:val="333333"/>
+                <w:sz w:val="20"/>
+                <w:szCs w:val="20"/>
+              </w:rPr>
+              <w:t>Письменное соглашение к трудовому договору: управление служебным автомобилем и его эксплуатация включены в трудовые обязанности. При сохранении основной должности — совмещение должностей (водитель автомобиля) с письменным согласием и доплатой; при ежедневном управлении рассмотреть перевод (разд. 6.1)</w:t>
+            </w:r>
+          </w:p>
+        </w:tc>
+        <w:tc>
+          <w:tcPr>
+            <w:tcW w:w="2500" w:type="dxa"/>
+            <w:tcBorders>
+              <w:top w:val="single" w:sz="4" w:space="0" w:color="D9D9D9"/>
+              <w:left w:val="single" w:sz="4" w:space="0" w:color="D9D9D9"/>
+              <w:bottom w:val="single" w:sz="4" w:space="0" w:color="D9D9D9"/>
+              <w:right w:val="single" w:sz="4" w:space="0" w:color="D9D9D9"/>
+            </w:tcBorders>
+          </w:tcPr>
+          <w:p>
+            <w:pPr>
+              <w:pStyle w:val="Normal"/>
+              <w:spacing w:lineRule="auto" w:line="252" w:before="0" w:after="0"/>
+              <w:jc w:val="left"/>
+              <w:rPr/>
+            </w:pPr>
+            <w:r>
+              <w:rPr>
+                <w:rFonts w:eastAsia="Roboto" w:cs="Roboto"/>
+                <w:b w:val="false"/>
+                <w:bCs w:val="false"/>
+                <w:color w:val="333333"/>
+                <w:sz w:val="20"/>
+                <w:szCs w:val="20"/>
+              </w:rPr>
+              <w:t>ст. 57, 60, 60.2, 72, 72.1, 151 ТК РФ</w:t>
+            </w:r>
+          </w:p>
+        </w:tc>
+        <w:tc>
+          <w:tcPr>
+            <w:tcW w:w="2304" w:type="dxa"/>
+            <w:tcBorders>
+              <w:top w:val="single" w:sz="4" w:space="0" w:color="D9D9D9"/>
+              <w:left w:val="single" w:sz="4" w:space="0" w:color="D9D9D9"/>
+              <w:bottom w:val="single" w:sz="4" w:space="0" w:color="D9D9D9"/>
+              <w:right w:val="single" w:sz="4" w:space="0" w:color="D9D9D9"/>
+            </w:tcBorders>
+          </w:tcPr>
+          <w:p>
+            <w:pPr>
+              <w:pStyle w:val="Normal"/>
+              <w:spacing w:lineRule="auto" w:line="252" w:before="0" w:after="0"/>
+              <w:jc w:val="left"/>
+              <w:rPr/>
+            </w:pPr>
+            <w:r>
+              <w:rPr>
+                <w:rFonts w:eastAsia="Roboto" w:cs="Roboto"/>
+                <w:b w:val="false"/>
+                <w:bCs w:val="false"/>
+                <w:color w:val="333333"/>
+                <w:sz w:val="20"/>
+                <w:szCs w:val="20"/>
+              </w:rPr>
+              <w:t>5 рабочих дней</w:t>
+            </w:r>
+          </w:p>
+        </w:tc>
+      </w:tr>
+      <w:tr>
+        <w:trPr/>
+        <w:tc>
+          <w:tcPr>
+            <w:tcW w:w="499" w:type="dxa"/>
+            <w:tcBorders>
+              <w:top w:val="single" w:sz="4" w:space="0" w:color="D9D9D9"/>
+              <w:left w:val="single" w:sz="4" w:space="0" w:color="D9D9D9"/>
+              <w:bottom w:val="single" w:sz="4" w:space="0" w:color="D9D9D9"/>
+              <w:right w:val="single" w:sz="4" w:space="0" w:color="D9D9D9"/>
+            </w:tcBorders>
+            <w:shd w:fill="F5F5F5" w:val="clear"/>
+          </w:tcPr>
+          <w:p>
+            <w:pPr>
+              <w:pStyle w:val="Normal"/>
+              <w:spacing w:lineRule="auto" w:line="252" w:before="0" w:after="0"/>
+              <w:jc w:val="left"/>
+              <w:rPr/>
+            </w:pPr>
+            <w:r>
+              <w:rPr>
+                <w:rFonts w:eastAsia="Roboto" w:cs="Roboto"/>
+                <w:b w:val="false"/>
+                <w:bCs w:val="false"/>
+                <w:color w:val="333333"/>
+                <w:sz w:val="20"/>
+                <w:szCs w:val="20"/>
+              </w:rPr>
+              <w:t>2</w:t>
+            </w:r>
+          </w:p>
+        </w:tc>
+        <w:tc>
+          <w:tcPr>
+            <w:tcW w:w="2601" w:type="dxa"/>
+            <w:tcBorders>
+              <w:top w:val="single" w:sz="4" w:space="0" w:color="D9D9D9"/>
+              <w:left w:val="single" w:sz="4" w:space="0" w:color="D9D9D9"/>
+              <w:bottom w:val="single" w:sz="4" w:space="0" w:color="D9D9D9"/>
+              <w:right w:val="single" w:sz="4" w:space="0" w:color="D9D9D9"/>
+            </w:tcBorders>
+            <w:shd w:fill="F5F5F5" w:val="clear"/>
+          </w:tcPr>
+          <w:p>
+            <w:pPr>
+              <w:pStyle w:val="Normal"/>
+              <w:spacing w:lineRule="auto" w:line="252" w:before="0" w:after="0"/>
+              <w:jc w:val="left"/>
+              <w:rPr/>
+            </w:pPr>
+            <w:r>
+              <w:rPr>
+                <w:rFonts w:eastAsia="Roboto" w:cs="Roboto"/>
+                <w:b w:val="false"/>
+                <w:bCs w:val="false"/>
+                <w:color w:val="333333"/>
+                <w:sz w:val="20"/>
+                <w:szCs w:val="20"/>
+              </w:rPr>
+              <w:t>Приказ о персональном закреплении автомобиля</w:t>
+            </w:r>
+          </w:p>
+        </w:tc>
+        <w:tc>
+          <w:tcPr>
+            <w:tcW w:w="6099" w:type="dxa"/>
+            <w:tcBorders>
+              <w:top w:val="single" w:sz="4" w:space="0" w:color="D9D9D9"/>
+              <w:left w:val="single" w:sz="4" w:space="0" w:color="D9D9D9"/>
+              <w:bottom w:val="single" w:sz="4" w:space="0" w:color="D9D9D9"/>
+              <w:right w:val="single" w:sz="4" w:space="0" w:color="D9D9D9"/>
+            </w:tcBorders>
+            <w:shd w:fill="F5F5F5" w:val="clear"/>
+          </w:tcPr>
+          <w:p>
+            <w:pPr>
+              <w:pStyle w:val="Normal"/>
+              <w:spacing w:lineRule="auto" w:line="252" w:before="0" w:after="0"/>
+              <w:jc w:val="left"/>
+              <w:rPr/>
+            </w:pPr>
+            <w:r>
+              <w:rPr>
+                <w:rFonts w:eastAsia="Roboto" w:cs="Roboto"/>
+                <w:b w:val="false"/>
+                <w:bCs w:val="false"/>
+                <w:color w:val="333333"/>
+                <w:sz w:val="20"/>
+                <w:szCs w:val="20"/>
+              </w:rPr>
+              <w:t>Фамилия, имя, отчество и должность ответственного; марка, государственный регистрационный знак, VIN; личная эксплуатация; прямой запрет передачи управления; порядок хранения ключей и документов; ознакомление под подпись</w:t>
+            </w:r>
+          </w:p>
+        </w:tc>
+        <w:tc>
+          <w:tcPr>
+            <w:tcW w:w="2500" w:type="dxa"/>
+            <w:tcBorders>
+              <w:top w:val="single" w:sz="4" w:space="0" w:color="D9D9D9"/>
+              <w:left w:val="single" w:sz="4" w:space="0" w:color="D9D9D9"/>
+              <w:bottom w:val="single" w:sz="4" w:space="0" w:color="D9D9D9"/>
+              <w:right w:val="single" w:sz="4" w:space="0" w:color="D9D9D9"/>
+            </w:tcBorders>
+            <w:shd w:fill="F5F5F5" w:val="clear"/>
+          </w:tcPr>
+          <w:p>
+            <w:pPr>
+              <w:pStyle w:val="Normal"/>
+              <w:spacing w:lineRule="auto" w:line="252" w:before="0" w:after="0"/>
+              <w:jc w:val="left"/>
+              <w:rPr/>
+            </w:pPr>
+            <w:r>
+              <w:rPr>
+                <w:rFonts w:eastAsia="Roboto" w:cs="Roboto"/>
+                <w:b w:val="false"/>
+                <w:bCs w:val="false"/>
+                <w:color w:val="333333"/>
+                <w:sz w:val="20"/>
+                <w:szCs w:val="20"/>
+              </w:rPr>
+              <w:t>ст. 8, 22 ТК РФ</w:t>
+            </w:r>
+          </w:p>
+        </w:tc>
+        <w:tc>
+          <w:tcPr>
+            <w:tcW w:w="2304" w:type="dxa"/>
+            <w:tcBorders>
+              <w:top w:val="single" w:sz="4" w:space="0" w:color="D9D9D9"/>
+              <w:left w:val="single" w:sz="4" w:space="0" w:color="D9D9D9"/>
+              <w:bottom w:val="single" w:sz="4" w:space="0" w:color="D9D9D9"/>
+              <w:right w:val="single" w:sz="4" w:space="0" w:color="D9D9D9"/>
+            </w:tcBorders>
+            <w:shd w:fill="F5F5F5" w:val="clear"/>
+          </w:tcPr>
+          <w:p>
+            <w:pPr>
+              <w:pStyle w:val="Normal"/>
+              <w:spacing w:lineRule="auto" w:line="252" w:before="0" w:after="0"/>
+              <w:jc w:val="left"/>
+              <w:rPr/>
+            </w:pPr>
+            <w:r>
+              <w:rPr>
+                <w:rFonts w:eastAsia="Roboto" w:cs="Roboto"/>
+                <w:b w:val="false"/>
+                <w:bCs w:val="false"/>
+                <w:color w:val="333333"/>
+                <w:sz w:val="20"/>
+                <w:szCs w:val="20"/>
+              </w:rPr>
+              <w:t>5 рабочих дней</w:t>
+            </w:r>
+          </w:p>
+        </w:tc>
+      </w:tr>
+      <w:tr>
+        <w:trPr/>
+        <w:tc>
+          <w:tcPr>
+            <w:tcW w:w="499" w:type="dxa"/>
+            <w:tcBorders>
+              <w:top w:val="single" w:sz="4" w:space="0" w:color="D9D9D9"/>
+              <w:left w:val="single" w:sz="4" w:space="0" w:color="D9D9D9"/>
+              <w:bottom w:val="single" w:sz="4" w:space="0" w:color="D9D9D9"/>
+              <w:right w:val="single" w:sz="4" w:space="0" w:color="D9D9D9"/>
+            </w:tcBorders>
+          </w:tcPr>
+          <w:p>
+            <w:pPr>
+              <w:pStyle w:val="Normal"/>
+              <w:spacing w:lineRule="auto" w:line="252" w:before="0" w:after="0"/>
+              <w:jc w:val="left"/>
+              <w:rPr/>
+            </w:pPr>
+            <w:r>
+              <w:rPr>
+                <w:rFonts w:eastAsia="Roboto" w:cs="Roboto"/>
+                <w:b w:val="false"/>
+                <w:bCs w:val="false"/>
+                <w:color w:val="333333"/>
+                <w:sz w:val="20"/>
+                <w:szCs w:val="20"/>
+              </w:rPr>
+              <w:t>3</w:t>
+            </w:r>
+          </w:p>
+        </w:tc>
+        <w:tc>
+          <w:tcPr>
+            <w:tcW w:w="2601" w:type="dxa"/>
+            <w:tcBorders>
+              <w:top w:val="single" w:sz="4" w:space="0" w:color="D9D9D9"/>
+              <w:left w:val="single" w:sz="4" w:space="0" w:color="D9D9D9"/>
+              <w:bottom w:val="single" w:sz="4" w:space="0" w:color="D9D9D9"/>
+              <w:right w:val="single" w:sz="4" w:space="0" w:color="D9D9D9"/>
+            </w:tcBorders>
+          </w:tcPr>
+          <w:p>
+            <w:pPr>
+              <w:pStyle w:val="Normal"/>
+              <w:spacing w:lineRule="auto" w:line="252" w:before="0" w:after="0"/>
+              <w:jc w:val="left"/>
+              <w:rPr/>
+            </w:pPr>
+            <w:r>
+              <w:rPr>
+                <w:rFonts w:eastAsia="Roboto" w:cs="Roboto"/>
+                <w:b w:val="false"/>
+                <w:bCs w:val="false"/>
+                <w:color w:val="333333"/>
+                <w:sz w:val="20"/>
+                <w:szCs w:val="20"/>
+              </w:rPr>
+              <w:t>Должностная инструкция или раздел соглашения</w:t>
+            </w:r>
+          </w:p>
+        </w:tc>
+        <w:tc>
+          <w:tcPr>
+            <w:tcW w:w="6099" w:type="dxa"/>
+            <w:tcBorders>
+              <w:top w:val="single" w:sz="4" w:space="0" w:color="D9D9D9"/>
+              <w:left w:val="single" w:sz="4" w:space="0" w:color="D9D9D9"/>
+              <w:bottom w:val="single" w:sz="4" w:space="0" w:color="D9D9D9"/>
+              <w:right w:val="single" w:sz="4" w:space="0" w:color="D9D9D9"/>
+            </w:tcBorders>
+          </w:tcPr>
+          <w:p>
+            <w:pPr>
+              <w:pStyle w:val="Normal"/>
+              <w:spacing w:lineRule="auto" w:line="252" w:before="0" w:after="0"/>
+              <w:jc w:val="left"/>
+              <w:rPr/>
+            </w:pPr>
+            <w:r>
+              <w:rPr>
+                <w:rFonts w:eastAsia="Roboto" w:cs="Roboto"/>
+                <w:b w:val="false"/>
+                <w:bCs w:val="false"/>
+                <w:color w:val="333333"/>
+                <w:sz w:val="20"/>
+                <w:szCs w:val="20"/>
+              </w:rPr>
+              <w:t>Операционные обязанности: сохранность и техническое состояние, заправка и отчётность по топливу, оформление путевых листов, прохождение ТО и техосмотра, действия при ДТП, сдача автомобиля и документов</w:t>
+            </w:r>
+          </w:p>
+        </w:tc>
+        <w:tc>
+          <w:tcPr>
+            <w:tcW w:w="2500" w:type="dxa"/>
+            <w:tcBorders>
+              <w:top w:val="single" w:sz="4" w:space="0" w:color="D9D9D9"/>
+              <w:left w:val="single" w:sz="4" w:space="0" w:color="D9D9D9"/>
+              <w:bottom w:val="single" w:sz="4" w:space="0" w:color="D9D9D9"/>
+              <w:right w:val="single" w:sz="4" w:space="0" w:color="D9D9D9"/>
+            </w:tcBorders>
+          </w:tcPr>
+          <w:p>
+            <w:pPr>
+              <w:pStyle w:val="Normal"/>
+              <w:spacing w:lineRule="auto" w:line="252" w:before="0" w:after="0"/>
+              <w:jc w:val="left"/>
+              <w:rPr/>
+            </w:pPr>
+            <w:r>
+              <w:rPr>
+                <w:rFonts w:eastAsia="Roboto" w:cs="Roboto"/>
+                <w:b w:val="false"/>
+                <w:bCs w:val="false"/>
+                <w:color w:val="333333"/>
+                <w:sz w:val="20"/>
+                <w:szCs w:val="20"/>
+              </w:rPr>
+              <w:t>ст. 8, 21 ТК РФ</w:t>
+            </w:r>
+          </w:p>
+        </w:tc>
+        <w:tc>
+          <w:tcPr>
+            <w:tcW w:w="2304" w:type="dxa"/>
+            <w:tcBorders>
+              <w:top w:val="single" w:sz="4" w:space="0" w:color="D9D9D9"/>
+              <w:left w:val="single" w:sz="4" w:space="0" w:color="D9D9D9"/>
+              <w:bottom w:val="single" w:sz="4" w:space="0" w:color="D9D9D9"/>
+              <w:right w:val="single" w:sz="4" w:space="0" w:color="D9D9D9"/>
+            </w:tcBorders>
+          </w:tcPr>
+          <w:p>
+            <w:pPr>
+              <w:pStyle w:val="Normal"/>
+              <w:spacing w:lineRule="auto" w:line="252" w:before="0" w:after="0"/>
+              <w:jc w:val="left"/>
+              <w:rPr/>
+            </w:pPr>
+            <w:r>
+              <w:rPr>
+                <w:rFonts w:eastAsia="Roboto" w:cs="Roboto"/>
+                <w:b w:val="false"/>
+                <w:bCs w:val="false"/>
+                <w:color w:val="333333"/>
+                <w:sz w:val="20"/>
+                <w:szCs w:val="20"/>
+              </w:rPr>
+              <w:t>10 рабочих дней</w:t>
+            </w:r>
+          </w:p>
+        </w:tc>
+      </w:tr>
+      <w:tr>
+        <w:trPr/>
+        <w:tc>
+          <w:tcPr>
+            <w:tcW w:w="499" w:type="dxa"/>
+            <w:tcBorders>
+              <w:top w:val="single" w:sz="4" w:space="0" w:color="D9D9D9"/>
+              <w:left w:val="single" w:sz="4" w:space="0" w:color="D9D9D9"/>
+              <w:bottom w:val="single" w:sz="4" w:space="0" w:color="D9D9D9"/>
+              <w:right w:val="single" w:sz="4" w:space="0" w:color="D9D9D9"/>
+            </w:tcBorders>
+            <w:shd w:fill="F5F5F5" w:val="clear"/>
+          </w:tcPr>
+          <w:p>
+            <w:pPr>
+              <w:pStyle w:val="Normal"/>
+              <w:spacing w:lineRule="auto" w:line="252" w:before="0" w:after="0"/>
+              <w:jc w:val="left"/>
+              <w:rPr/>
+            </w:pPr>
+            <w:r>
+              <w:rPr>
+                <w:rFonts w:eastAsia="Roboto" w:cs="Roboto"/>
+                <w:b w:val="false"/>
+                <w:bCs w:val="false"/>
+                <w:color w:val="333333"/>
+                <w:sz w:val="20"/>
+                <w:szCs w:val="20"/>
+              </w:rPr>
+              <w:t>4</w:t>
+            </w:r>
+          </w:p>
+        </w:tc>
+        <w:tc>
+          <w:tcPr>
+            <w:tcW w:w="2601" w:type="dxa"/>
+            <w:tcBorders>
+              <w:top w:val="single" w:sz="4" w:space="0" w:color="D9D9D9"/>
+              <w:left w:val="single" w:sz="4" w:space="0" w:color="D9D9D9"/>
+              <w:bottom w:val="single" w:sz="4" w:space="0" w:color="D9D9D9"/>
+              <w:right w:val="single" w:sz="4" w:space="0" w:color="D9D9D9"/>
+            </w:tcBorders>
+            <w:shd w:fill="F5F5F5" w:val="clear"/>
+          </w:tcPr>
+          <w:p>
+            <w:pPr>
+              <w:pStyle w:val="Normal"/>
+              <w:spacing w:lineRule="auto" w:line="252" w:before="0" w:after="0"/>
+              <w:jc w:val="left"/>
+              <w:rPr/>
+            </w:pPr>
+            <w:r>
+              <w:rPr>
+                <w:rFonts w:eastAsia="Roboto" w:cs="Roboto"/>
+                <w:b w:val="false"/>
+                <w:bCs w:val="false"/>
+                <w:color w:val="333333"/>
+                <w:sz w:val="20"/>
+                <w:szCs w:val="20"/>
+              </w:rPr>
+              <w:t>Медицинский допуск</w:t>
+            </w:r>
+          </w:p>
+        </w:tc>
+        <w:tc>
+          <w:tcPr>
+            <w:tcW w:w="6099" w:type="dxa"/>
+            <w:tcBorders>
+              <w:top w:val="single" w:sz="4" w:space="0" w:color="D9D9D9"/>
+              <w:left w:val="single" w:sz="4" w:space="0" w:color="D9D9D9"/>
+              <w:bottom w:val="single" w:sz="4" w:space="0" w:color="D9D9D9"/>
+              <w:right w:val="single" w:sz="4" w:space="0" w:color="D9D9D9"/>
+            </w:tcBorders>
+            <w:shd w:fill="F5F5F5" w:val="clear"/>
+          </w:tcPr>
+          <w:p>
+            <w:pPr>
+              <w:pStyle w:val="Normal"/>
+              <w:spacing w:lineRule="auto" w:line="252" w:before="0" w:after="0"/>
+              <w:jc w:val="left"/>
+              <w:rPr/>
+            </w:pPr>
+            <w:r>
+              <w:rPr>
+                <w:rFonts w:eastAsia="Roboto" w:cs="Roboto"/>
+                <w:b w:val="false"/>
+                <w:bCs w:val="false"/>
+                <w:color w:val="333333"/>
+                <w:sz w:val="20"/>
+                <w:szCs w:val="20"/>
+              </w:rPr>
+              <w:t>Предварительный осмотр до допуска и периодические осмотры (приказ № 29н); психиатрическое освидетельствование (приказ № 342н); предрейсовые осмотры — в объёме, определённом по фактической модели использования; до получения юридического заключения (п. 9) предрейсовые осмотры обязательны</w:t>
+            </w:r>
+          </w:p>
+        </w:tc>
+        <w:tc>
+          <w:tcPr>
+            <w:tcW w:w="2500" w:type="dxa"/>
+            <w:tcBorders>
+              <w:top w:val="single" w:sz="4" w:space="0" w:color="D9D9D9"/>
+              <w:left w:val="single" w:sz="4" w:space="0" w:color="D9D9D9"/>
+              <w:bottom w:val="single" w:sz="4" w:space="0" w:color="D9D9D9"/>
+              <w:right w:val="single" w:sz="4" w:space="0" w:color="D9D9D9"/>
+            </w:tcBorders>
+            <w:shd w:fill="F5F5F5" w:val="clear"/>
+          </w:tcPr>
+          <w:p>
+            <w:pPr>
+              <w:pStyle w:val="Normal"/>
+              <w:spacing w:lineRule="auto" w:line="252" w:before="0" w:after="0"/>
+              <w:jc w:val="left"/>
+              <w:rPr/>
+            </w:pPr>
+            <w:r>
+              <w:rPr>
+                <w:rFonts w:eastAsia="Roboto" w:cs="Roboto"/>
+                <w:b w:val="false"/>
+                <w:bCs w:val="false"/>
+                <w:color w:val="333333"/>
+                <w:sz w:val="20"/>
+                <w:szCs w:val="20"/>
+              </w:rPr>
+              <w:t>ст. 220 ТК РФ; ст. 23 закона № 196-ФЗ; приказы Минздрава № 29н, № 266н, № 342н</w:t>
+            </w:r>
+          </w:p>
+        </w:tc>
+        <w:tc>
+          <w:tcPr>
+            <w:tcW w:w="2304" w:type="dxa"/>
+            <w:tcBorders>
+              <w:top w:val="single" w:sz="4" w:space="0" w:color="D9D9D9"/>
+              <w:left w:val="single" w:sz="4" w:space="0" w:color="D9D9D9"/>
+              <w:bottom w:val="single" w:sz="4" w:space="0" w:color="D9D9D9"/>
+              <w:right w:val="single" w:sz="4" w:space="0" w:color="D9D9D9"/>
+            </w:tcBorders>
+            <w:shd w:fill="F5F5F5" w:val="clear"/>
+          </w:tcPr>
+          <w:p>
+            <w:pPr>
+              <w:pStyle w:val="Normal"/>
+              <w:spacing w:lineRule="auto" w:line="252" w:before="0" w:after="0"/>
+              <w:jc w:val="left"/>
+              <w:rPr/>
+            </w:pPr>
+            <w:r>
+              <w:rPr>
+                <w:rFonts w:eastAsia="Roboto" w:cs="Roboto"/>
+                <w:b w:val="false"/>
+                <w:bCs w:val="false"/>
+                <w:color w:val="333333"/>
+                <w:sz w:val="20"/>
+                <w:szCs w:val="20"/>
+              </w:rPr>
+              <w:t>до допуска к управлению</w:t>
+            </w:r>
+          </w:p>
+        </w:tc>
+      </w:tr>
+      <w:tr>
+        <w:trPr/>
+        <w:tc>
+          <w:tcPr>
+            <w:tcW w:w="499" w:type="dxa"/>
+            <w:tcBorders>
+              <w:top w:val="single" w:sz="4" w:space="0" w:color="D9D9D9"/>
+              <w:left w:val="single" w:sz="4" w:space="0" w:color="D9D9D9"/>
+              <w:bottom w:val="single" w:sz="4" w:space="0" w:color="D9D9D9"/>
+              <w:right w:val="single" w:sz="4" w:space="0" w:color="D9D9D9"/>
+            </w:tcBorders>
+          </w:tcPr>
+          <w:p>
+            <w:pPr>
+              <w:pStyle w:val="Normal"/>
+              <w:spacing w:lineRule="auto" w:line="252" w:before="0" w:after="0"/>
+              <w:jc w:val="left"/>
+              <w:rPr/>
+            </w:pPr>
+            <w:r>
+              <w:rPr>
+                <w:rFonts w:eastAsia="Roboto" w:cs="Roboto"/>
+                <w:b w:val="false"/>
+                <w:bCs w:val="false"/>
+                <w:color w:val="333333"/>
+                <w:sz w:val="20"/>
+                <w:szCs w:val="20"/>
+              </w:rPr>
+              <w:t>5</w:t>
+            </w:r>
+          </w:p>
+        </w:tc>
+        <w:tc>
+          <w:tcPr>
+            <w:tcW w:w="2601" w:type="dxa"/>
+            <w:tcBorders>
+              <w:top w:val="single" w:sz="4" w:space="0" w:color="D9D9D9"/>
+              <w:left w:val="single" w:sz="4" w:space="0" w:color="D9D9D9"/>
+              <w:bottom w:val="single" w:sz="4" w:space="0" w:color="D9D9D9"/>
+              <w:right w:val="single" w:sz="4" w:space="0" w:color="D9D9D9"/>
+            </w:tcBorders>
+          </w:tcPr>
+          <w:p>
+            <w:pPr>
+              <w:pStyle w:val="Normal"/>
+              <w:spacing w:lineRule="auto" w:line="252" w:before="0" w:after="0"/>
+              <w:jc w:val="left"/>
+              <w:rPr/>
+            </w:pPr>
+            <w:r>
+              <w:rPr>
+                <w:rFonts w:eastAsia="Roboto" w:cs="Roboto"/>
+                <w:b w:val="false"/>
+                <w:bCs w:val="false"/>
+                <w:color w:val="333333"/>
+                <w:sz w:val="20"/>
+                <w:szCs w:val="20"/>
+              </w:rPr>
+              <w:t>Охрана труда</w:t>
+            </w:r>
+          </w:p>
+        </w:tc>
+        <w:tc>
+          <w:tcPr>
+            <w:tcW w:w="6099" w:type="dxa"/>
+            <w:tcBorders>
+              <w:top w:val="single" w:sz="4" w:space="0" w:color="D9D9D9"/>
+              <w:left w:val="single" w:sz="4" w:space="0" w:color="D9D9D9"/>
+              <w:bottom w:val="single" w:sz="4" w:space="0" w:color="D9D9D9"/>
+              <w:right w:val="single" w:sz="4" w:space="0" w:color="D9D9D9"/>
+            </w:tcBorders>
+          </w:tcPr>
+          <w:p>
+            <w:pPr>
+              <w:pStyle w:val="Normal"/>
+              <w:spacing w:lineRule="auto" w:line="252" w:before="0" w:after="0"/>
+              <w:jc w:val="left"/>
+              <w:rPr/>
+            </w:pPr>
+            <w:r>
+              <w:rPr>
+                <w:rFonts w:eastAsia="Roboto" w:cs="Roboto"/>
+                <w:b w:val="false"/>
+                <w:bCs w:val="false"/>
+                <w:color w:val="333333"/>
+                <w:sz w:val="20"/>
+                <w:szCs w:val="20"/>
+              </w:rPr>
+              <w:t>Вводный, первичный и повторный (не реже раза в 6 месяцев; с 31.08.2026 для впервые работающих на работах повышенной опасности — раз в 3 месяца) инструктажи; обучение и проверка знаний; обучение первой помощи — не позднее 60 дней, далее раз в три года; инструкция по охране труда с учётом приказов Минтруда № 772н и № 871н; оценка необходимости внеплановой СОУТ</w:t>
+            </w:r>
+          </w:p>
+        </w:tc>
+        <w:tc>
+          <w:tcPr>
+            <w:tcW w:w="2500" w:type="dxa"/>
+            <w:tcBorders>
+              <w:top w:val="single" w:sz="4" w:space="0" w:color="D9D9D9"/>
+              <w:left w:val="single" w:sz="4" w:space="0" w:color="D9D9D9"/>
+              <w:bottom w:val="single" w:sz="4" w:space="0" w:color="D9D9D9"/>
+              <w:right w:val="single" w:sz="4" w:space="0" w:color="D9D9D9"/>
+            </w:tcBorders>
+          </w:tcPr>
+          <w:p>
+            <w:pPr>
+              <w:pStyle w:val="Normal"/>
+              <w:spacing w:lineRule="auto" w:line="252" w:before="0" w:after="0"/>
+              <w:jc w:val="left"/>
+              <w:rPr/>
+            </w:pPr>
+            <w:r>
+              <w:rPr>
+                <w:rFonts w:eastAsia="Roboto" w:cs="Roboto"/>
+                <w:b w:val="false"/>
+                <w:bCs w:val="false"/>
+                <w:color w:val="333333"/>
+                <w:sz w:val="20"/>
+                <w:szCs w:val="20"/>
+              </w:rPr>
+              <w:t>ст. 214, 219 ТК РФ; постановления Правительства № 2464, № 805</w:t>
+            </w:r>
+          </w:p>
+        </w:tc>
+        <w:tc>
+          <w:tcPr>
+            <w:tcW w:w="2304" w:type="dxa"/>
+            <w:tcBorders>
+              <w:top w:val="single" w:sz="4" w:space="0" w:color="D9D9D9"/>
+              <w:left w:val="single" w:sz="4" w:space="0" w:color="D9D9D9"/>
+              <w:bottom w:val="single" w:sz="4" w:space="0" w:color="D9D9D9"/>
+              <w:right w:val="single" w:sz="4" w:space="0" w:color="D9D9D9"/>
+            </w:tcBorders>
+          </w:tcPr>
+          <w:p>
+            <w:pPr>
+              <w:pStyle w:val="Normal"/>
+              <w:spacing w:lineRule="auto" w:line="252" w:before="0" w:after="0"/>
+              <w:jc w:val="left"/>
+              <w:rPr/>
+            </w:pPr>
+            <w:r>
+              <w:rPr>
+                <w:rFonts w:eastAsia="Roboto" w:cs="Roboto"/>
+                <w:b w:val="false"/>
+                <w:bCs w:val="false"/>
+                <w:color w:val="333333"/>
+                <w:sz w:val="20"/>
+                <w:szCs w:val="20"/>
+              </w:rPr>
+              <w:t>10 рабочих дней</w:t>
+            </w:r>
+          </w:p>
+        </w:tc>
+      </w:tr>
+      <w:tr>
+        <w:trPr/>
+        <w:tc>
+          <w:tcPr>
+            <w:tcW w:w="499" w:type="dxa"/>
+            <w:tcBorders>
+              <w:top w:val="single" w:sz="4" w:space="0" w:color="D9D9D9"/>
+              <w:left w:val="single" w:sz="4" w:space="0" w:color="D9D9D9"/>
+              <w:bottom w:val="single" w:sz="4" w:space="0" w:color="D9D9D9"/>
+              <w:right w:val="single" w:sz="4" w:space="0" w:color="D9D9D9"/>
+            </w:tcBorders>
+            <w:shd w:fill="F5F5F5" w:val="clear"/>
+          </w:tcPr>
+          <w:p>
+            <w:pPr>
+              <w:pStyle w:val="Normal"/>
+              <w:spacing w:lineRule="auto" w:line="252" w:before="0" w:after="0"/>
+              <w:jc w:val="left"/>
+              <w:rPr/>
+            </w:pPr>
+            <w:r>
+              <w:rPr>
+                <w:rFonts w:eastAsia="Roboto" w:cs="Roboto"/>
+                <w:b w:val="false"/>
+                <w:bCs w:val="false"/>
+                <w:color w:val="333333"/>
+                <w:sz w:val="20"/>
+                <w:szCs w:val="20"/>
+              </w:rPr>
+              <w:t>6</w:t>
+            </w:r>
+          </w:p>
+        </w:tc>
+        <w:tc>
+          <w:tcPr>
+            <w:tcW w:w="2601" w:type="dxa"/>
+            <w:tcBorders>
+              <w:top w:val="single" w:sz="4" w:space="0" w:color="D9D9D9"/>
+              <w:left w:val="single" w:sz="4" w:space="0" w:color="D9D9D9"/>
+              <w:bottom w:val="single" w:sz="4" w:space="0" w:color="D9D9D9"/>
+              <w:right w:val="single" w:sz="4" w:space="0" w:color="D9D9D9"/>
+            </w:tcBorders>
+            <w:shd w:fill="F5F5F5" w:val="clear"/>
+          </w:tcPr>
+          <w:p>
+            <w:pPr>
+              <w:pStyle w:val="Normal"/>
+              <w:spacing w:lineRule="auto" w:line="252" w:before="0" w:after="0"/>
+              <w:jc w:val="left"/>
+              <w:rPr/>
+            </w:pPr>
+            <w:r>
+              <w:rPr>
+                <w:rFonts w:eastAsia="Roboto" w:cs="Roboto"/>
+                <w:b w:val="false"/>
+                <w:bCs w:val="false"/>
+                <w:color w:val="333333"/>
+                <w:sz w:val="20"/>
+                <w:szCs w:val="20"/>
+              </w:rPr>
+              <w:t>Режим рабочего времени и времени отдыха</w:t>
+            </w:r>
+          </w:p>
+        </w:tc>
+        <w:tc>
+          <w:tcPr>
+            <w:tcW w:w="6099" w:type="dxa"/>
+            <w:tcBorders>
+              <w:top w:val="single" w:sz="4" w:space="0" w:color="D9D9D9"/>
+              <w:left w:val="single" w:sz="4" w:space="0" w:color="D9D9D9"/>
+              <w:bottom w:val="single" w:sz="4" w:space="0" w:color="D9D9D9"/>
+              <w:right w:val="single" w:sz="4" w:space="0" w:color="D9D9D9"/>
+            </w:tcBorders>
+            <w:shd w:fill="F5F5F5" w:val="clear"/>
+          </w:tcPr>
+          <w:p>
+            <w:pPr>
+              <w:pStyle w:val="Normal"/>
+              <w:spacing w:lineRule="auto" w:line="252" w:before="0" w:after="0"/>
+              <w:jc w:val="left"/>
+              <w:rPr/>
+            </w:pPr>
+            <w:r>
+              <w:rPr>
+                <w:rFonts w:eastAsia="Roboto" w:cs="Roboto"/>
+                <w:b w:val="false"/>
+                <w:bCs w:val="false"/>
+                <w:color w:val="333333"/>
+                <w:sz w:val="20"/>
+                <w:szCs w:val="20"/>
+              </w:rPr>
+              <w:t>Заключение о применимости специального режима к данной модели использования; порядок учёта рабочего времени, включая время в пути. До 31.08.2026 — приказ Минтранса № 424, с 01.09.2026 — приказ № 160</w:t>
+            </w:r>
+          </w:p>
+        </w:tc>
+        <w:tc>
+          <w:tcPr>
+            <w:tcW w:w="2500" w:type="dxa"/>
+            <w:tcBorders>
+              <w:top w:val="single" w:sz="4" w:space="0" w:color="D9D9D9"/>
+              <w:left w:val="single" w:sz="4" w:space="0" w:color="D9D9D9"/>
+              <w:bottom w:val="single" w:sz="4" w:space="0" w:color="D9D9D9"/>
+              <w:right w:val="single" w:sz="4" w:space="0" w:color="D9D9D9"/>
+            </w:tcBorders>
+            <w:shd w:fill="F5F5F5" w:val="clear"/>
+          </w:tcPr>
+          <w:p>
+            <w:pPr>
+              <w:pStyle w:val="Normal"/>
+              <w:spacing w:lineRule="auto" w:line="252" w:before="0" w:after="0"/>
+              <w:jc w:val="left"/>
+              <w:rPr/>
+            </w:pPr>
+            <w:r>
+              <w:rPr>
+                <w:rFonts w:eastAsia="Roboto" w:cs="Roboto"/>
+                <w:b w:val="false"/>
+                <w:bCs w:val="false"/>
+                <w:color w:val="333333"/>
+                <w:sz w:val="20"/>
+                <w:szCs w:val="20"/>
+              </w:rPr>
+              <w:t>ст. 91, 329 ТК РФ; приказы Минтранса № 424, № 160</w:t>
+            </w:r>
+          </w:p>
+        </w:tc>
+        <w:tc>
+          <w:tcPr>
+            <w:tcW w:w="2304" w:type="dxa"/>
+            <w:tcBorders>
+              <w:top w:val="single" w:sz="4" w:space="0" w:color="D9D9D9"/>
+              <w:left w:val="single" w:sz="4" w:space="0" w:color="D9D9D9"/>
+              <w:bottom w:val="single" w:sz="4" w:space="0" w:color="D9D9D9"/>
+              <w:right w:val="single" w:sz="4" w:space="0" w:color="D9D9D9"/>
+            </w:tcBorders>
+            <w:shd w:fill="F5F5F5" w:val="clear"/>
+          </w:tcPr>
+          <w:p>
+            <w:pPr>
+              <w:pStyle w:val="Normal"/>
+              <w:spacing w:lineRule="auto" w:line="252" w:before="0" w:after="0"/>
+              <w:jc w:val="left"/>
+              <w:rPr/>
+            </w:pPr>
+            <w:r>
+              <w:rPr>
+                <w:rFonts w:eastAsia="Roboto" w:cs="Roboto"/>
+                <w:b w:val="false"/>
+                <w:bCs w:val="false"/>
+                <w:color w:val="333333"/>
+                <w:sz w:val="20"/>
+                <w:szCs w:val="20"/>
+              </w:rPr>
+              <w:t>10 рабочих дней</w:t>
+            </w:r>
+          </w:p>
+        </w:tc>
+      </w:tr>
+      <w:tr>
+        <w:trPr/>
+        <w:tc>
+          <w:tcPr>
+            <w:tcW w:w="499" w:type="dxa"/>
+            <w:tcBorders>
+              <w:top w:val="single" w:sz="4" w:space="0" w:color="D9D9D9"/>
+              <w:left w:val="single" w:sz="4" w:space="0" w:color="D9D9D9"/>
+              <w:bottom w:val="single" w:sz="4" w:space="0" w:color="D9D9D9"/>
+              <w:right w:val="single" w:sz="4" w:space="0" w:color="D9D9D9"/>
+            </w:tcBorders>
+          </w:tcPr>
+          <w:p>
+            <w:pPr>
+              <w:pStyle w:val="Normal"/>
+              <w:spacing w:lineRule="auto" w:line="252" w:before="0" w:after="0"/>
+              <w:jc w:val="left"/>
+              <w:rPr/>
+            </w:pPr>
+            <w:r>
+              <w:rPr>
+                <w:rFonts w:eastAsia="Roboto" w:cs="Roboto"/>
+                <w:b w:val="false"/>
+                <w:bCs w:val="false"/>
+                <w:color w:val="333333"/>
+                <w:sz w:val="20"/>
+                <w:szCs w:val="20"/>
+              </w:rPr>
+              <w:t>7</w:t>
+            </w:r>
+          </w:p>
+        </w:tc>
+        <w:tc>
+          <w:tcPr>
+            <w:tcW w:w="2601" w:type="dxa"/>
+            <w:tcBorders>
+              <w:top w:val="single" w:sz="4" w:space="0" w:color="D9D9D9"/>
+              <w:left w:val="single" w:sz="4" w:space="0" w:color="D9D9D9"/>
+              <w:bottom w:val="single" w:sz="4" w:space="0" w:color="D9D9D9"/>
+              <w:right w:val="single" w:sz="4" w:space="0" w:color="D9D9D9"/>
+            </w:tcBorders>
+          </w:tcPr>
+          <w:p>
+            <w:pPr>
+              <w:pStyle w:val="Normal"/>
+              <w:spacing w:lineRule="auto" w:line="252" w:before="0" w:after="0"/>
+              <w:jc w:val="left"/>
+              <w:rPr/>
+            </w:pPr>
+            <w:r>
+              <w:rPr>
+                <w:rFonts w:eastAsia="Roboto" w:cs="Roboto"/>
+                <w:b w:val="false"/>
+                <w:bCs w:val="false"/>
+                <w:color w:val="333333"/>
+                <w:sz w:val="20"/>
+                <w:szCs w:val="20"/>
+              </w:rPr>
+              <w:t>Отказ от договора о полной материальной ответственности</w:t>
+            </w:r>
+          </w:p>
+        </w:tc>
+        <w:tc>
+          <w:tcPr>
+            <w:tcW w:w="6099" w:type="dxa"/>
+            <w:tcBorders>
+              <w:top w:val="single" w:sz="4" w:space="0" w:color="D9D9D9"/>
+              <w:left w:val="single" w:sz="4" w:space="0" w:color="D9D9D9"/>
+              <w:bottom w:val="single" w:sz="4" w:space="0" w:color="D9D9D9"/>
+              <w:right w:val="single" w:sz="4" w:space="0" w:color="D9D9D9"/>
+            </w:tcBorders>
+          </w:tcPr>
+          <w:p>
+            <w:pPr>
+              <w:pStyle w:val="Normal"/>
+              <w:spacing w:lineRule="auto" w:line="252" w:before="0" w:after="0"/>
+              <w:jc w:val="left"/>
+              <w:rPr/>
+            </w:pPr>
+            <w:r>
+              <w:rPr>
+                <w:rFonts w:eastAsia="Roboto" w:cs="Roboto"/>
+                <w:b w:val="false"/>
+                <w:bCs w:val="false"/>
+                <w:color w:val="333333"/>
+                <w:sz w:val="20"/>
+                <w:szCs w:val="20"/>
+              </w:rPr>
+              <w:t>Такой договор не оформлять: должность в перечни не входит. Вместо него — письменное заключение кадров о пределах ответственности: средний месячный заработок, кроме случаев статьи 243 ТК РФ</w:t>
+            </w:r>
+          </w:p>
+        </w:tc>
+        <w:tc>
+          <w:tcPr>
+            <w:tcW w:w="2500" w:type="dxa"/>
+            <w:tcBorders>
+              <w:top w:val="single" w:sz="4" w:space="0" w:color="D9D9D9"/>
+              <w:left w:val="single" w:sz="4" w:space="0" w:color="D9D9D9"/>
+              <w:bottom w:val="single" w:sz="4" w:space="0" w:color="D9D9D9"/>
+              <w:right w:val="single" w:sz="4" w:space="0" w:color="D9D9D9"/>
+            </w:tcBorders>
+          </w:tcPr>
+          <w:p>
+            <w:pPr>
+              <w:pStyle w:val="Normal"/>
+              <w:spacing w:lineRule="auto" w:line="252" w:before="0" w:after="0"/>
+              <w:jc w:val="left"/>
+              <w:rPr/>
+            </w:pPr>
+            <w:r>
+              <w:rPr>
+                <w:rFonts w:eastAsia="Roboto" w:cs="Roboto"/>
+                <w:b w:val="false"/>
+                <w:bCs w:val="false"/>
+                <w:color w:val="333333"/>
+                <w:sz w:val="20"/>
+                <w:szCs w:val="20"/>
+              </w:rPr>
+              <w:t>ст. 241–244 ТК РФ; приказ Минтруда № 251н</w:t>
+            </w:r>
+          </w:p>
+        </w:tc>
+        <w:tc>
+          <w:tcPr>
+            <w:tcW w:w="2304" w:type="dxa"/>
+            <w:tcBorders>
+              <w:top w:val="single" w:sz="4" w:space="0" w:color="D9D9D9"/>
+              <w:left w:val="single" w:sz="4" w:space="0" w:color="D9D9D9"/>
+              <w:bottom w:val="single" w:sz="4" w:space="0" w:color="D9D9D9"/>
+              <w:right w:val="single" w:sz="4" w:space="0" w:color="D9D9D9"/>
+            </w:tcBorders>
+          </w:tcPr>
+          <w:p>
+            <w:pPr>
+              <w:pStyle w:val="Normal"/>
+              <w:spacing w:lineRule="auto" w:line="252" w:before="0" w:after="0"/>
+              <w:jc w:val="left"/>
+              <w:rPr/>
+            </w:pPr>
+            <w:r>
+              <w:rPr>
+                <w:rFonts w:eastAsia="Roboto" w:cs="Roboto"/>
+                <w:b w:val="false"/>
+                <w:bCs w:val="false"/>
+                <w:color w:val="333333"/>
+                <w:sz w:val="20"/>
+                <w:szCs w:val="20"/>
+              </w:rPr>
+              <w:t>5 рабочих дней</w:t>
+            </w:r>
+          </w:p>
+        </w:tc>
+      </w:tr>
+      <w:tr>
+        <w:trPr/>
+        <w:tc>
+          <w:tcPr>
+            <w:tcW w:w="499" w:type="dxa"/>
+            <w:tcBorders>
+              <w:top w:val="single" w:sz="4" w:space="0" w:color="D9D9D9"/>
+              <w:left w:val="single" w:sz="4" w:space="0" w:color="D9D9D9"/>
+              <w:bottom w:val="single" w:sz="4" w:space="0" w:color="D9D9D9"/>
+              <w:right w:val="single" w:sz="4" w:space="0" w:color="D9D9D9"/>
+            </w:tcBorders>
+            <w:shd w:fill="F5F5F5" w:val="clear"/>
+          </w:tcPr>
+          <w:p>
+            <w:pPr>
+              <w:pStyle w:val="Normal"/>
+              <w:spacing w:lineRule="auto" w:line="252" w:before="0" w:after="0"/>
+              <w:jc w:val="left"/>
+              <w:rPr/>
+            </w:pPr>
+            <w:r>
+              <w:rPr>
+                <w:rFonts w:eastAsia="Roboto" w:cs="Roboto"/>
+                <w:b w:val="false"/>
+                <w:bCs w:val="false"/>
+                <w:color w:val="333333"/>
+                <w:sz w:val="20"/>
+                <w:szCs w:val="20"/>
+              </w:rPr>
+              <w:t>8</w:t>
+            </w:r>
+          </w:p>
+        </w:tc>
+        <w:tc>
+          <w:tcPr>
+            <w:tcW w:w="2601" w:type="dxa"/>
+            <w:tcBorders>
+              <w:top w:val="single" w:sz="4" w:space="0" w:color="D9D9D9"/>
+              <w:left w:val="single" w:sz="4" w:space="0" w:color="D9D9D9"/>
+              <w:bottom w:val="single" w:sz="4" w:space="0" w:color="D9D9D9"/>
+              <w:right w:val="single" w:sz="4" w:space="0" w:color="D9D9D9"/>
+            </w:tcBorders>
+            <w:shd w:fill="F5F5F5" w:val="clear"/>
+          </w:tcPr>
+          <w:p>
+            <w:pPr>
+              <w:pStyle w:val="Normal"/>
+              <w:spacing w:lineRule="auto" w:line="252" w:before="0" w:after="0"/>
+              <w:jc w:val="left"/>
+              <w:rPr/>
+            </w:pPr>
+            <w:r>
+              <w:rPr>
+                <w:rFonts w:eastAsia="Roboto" w:cs="Roboto"/>
+                <w:b w:val="false"/>
+                <w:bCs w:val="false"/>
+                <w:color w:val="333333"/>
+                <w:sz w:val="20"/>
+                <w:szCs w:val="20"/>
+              </w:rPr>
+              <w:t>Порядок на период отсутствия ответственного</w:t>
+            </w:r>
+          </w:p>
+        </w:tc>
+        <w:tc>
+          <w:tcPr>
+            <w:tcW w:w="6099" w:type="dxa"/>
+            <w:tcBorders>
+              <w:top w:val="single" w:sz="4" w:space="0" w:color="D9D9D9"/>
+              <w:left w:val="single" w:sz="4" w:space="0" w:color="D9D9D9"/>
+              <w:bottom w:val="single" w:sz="4" w:space="0" w:color="D9D9D9"/>
+              <w:right w:val="single" w:sz="4" w:space="0" w:color="D9D9D9"/>
+            </w:tcBorders>
+            <w:shd w:fill="F5F5F5" w:val="clear"/>
+          </w:tcPr>
+          <w:p>
+            <w:pPr>
+              <w:pStyle w:val="Normal"/>
+              <w:spacing w:lineRule="auto" w:line="252" w:before="0" w:after="0"/>
+              <w:jc w:val="left"/>
+              <w:rPr/>
+            </w:pPr>
+            <w:r>
+              <w:rPr>
+                <w:rFonts w:eastAsia="Roboto" w:cs="Roboto"/>
+                <w:b w:val="false"/>
+                <w:bCs w:val="false"/>
+                <w:color w:val="333333"/>
+                <w:sz w:val="20"/>
+                <w:szCs w:val="20"/>
+              </w:rPr>
+              <w:t>Приказ: в отсутствие ответственного лица автомобиль не эксплуатируется; допуск другого работника — только отдельным приказом с полным контуром оформления</w:t>
+            </w:r>
+          </w:p>
+        </w:tc>
+        <w:tc>
+          <w:tcPr>
+            <w:tcW w:w="2500" w:type="dxa"/>
+            <w:tcBorders>
+              <w:top w:val="single" w:sz="4" w:space="0" w:color="D9D9D9"/>
+              <w:left w:val="single" w:sz="4" w:space="0" w:color="D9D9D9"/>
+              <w:bottom w:val="single" w:sz="4" w:space="0" w:color="D9D9D9"/>
+              <w:right w:val="single" w:sz="4" w:space="0" w:color="D9D9D9"/>
+            </w:tcBorders>
+            <w:shd w:fill="F5F5F5" w:val="clear"/>
+          </w:tcPr>
+          <w:p>
+            <w:pPr>
+              <w:pStyle w:val="Normal"/>
+              <w:spacing w:lineRule="auto" w:line="252" w:before="0" w:after="0"/>
+              <w:jc w:val="left"/>
+              <w:rPr/>
+            </w:pPr>
+            <w:r>
+              <w:rPr>
+                <w:rFonts w:eastAsia="Roboto" w:cs="Roboto"/>
+                <w:b w:val="false"/>
+                <w:bCs w:val="false"/>
+                <w:color w:val="333333"/>
+                <w:sz w:val="20"/>
+                <w:szCs w:val="20"/>
+              </w:rPr>
+              <w:t>ст. 8 ТК РФ</w:t>
+            </w:r>
+          </w:p>
+        </w:tc>
+        <w:tc>
+          <w:tcPr>
+            <w:tcW w:w="2304" w:type="dxa"/>
+            <w:tcBorders>
+              <w:top w:val="single" w:sz="4" w:space="0" w:color="D9D9D9"/>
+              <w:left w:val="single" w:sz="4" w:space="0" w:color="D9D9D9"/>
+              <w:bottom w:val="single" w:sz="4" w:space="0" w:color="D9D9D9"/>
+              <w:right w:val="single" w:sz="4" w:space="0" w:color="D9D9D9"/>
+            </w:tcBorders>
+            <w:shd w:fill="F5F5F5" w:val="clear"/>
+          </w:tcPr>
+          <w:p>
+            <w:pPr>
+              <w:pStyle w:val="Normal"/>
+              <w:spacing w:lineRule="auto" w:line="252" w:before="0" w:after="0"/>
+              <w:jc w:val="left"/>
+              <w:rPr/>
+            </w:pPr>
+            <w:r>
+              <w:rPr>
+                <w:rFonts w:eastAsia="Roboto" w:cs="Roboto"/>
+                <w:b w:val="false"/>
+                <w:bCs w:val="false"/>
+                <w:color w:val="333333"/>
+                <w:sz w:val="20"/>
+                <w:szCs w:val="20"/>
+              </w:rPr>
+              <w:t>5 рабочих дней</w:t>
+            </w:r>
+          </w:p>
+        </w:tc>
+      </w:tr>
+      <w:tr>
+        <w:trPr/>
+        <w:tc>
+          <w:tcPr>
+            <w:tcW w:w="499" w:type="dxa"/>
+            <w:tcBorders>
+              <w:top w:val="single" w:sz="4" w:space="0" w:color="D9D9D9"/>
+              <w:left w:val="single" w:sz="4" w:space="0" w:color="D9D9D9"/>
+              <w:bottom w:val="single" w:sz="4" w:space="0" w:color="D9D9D9"/>
+              <w:right w:val="single" w:sz="4" w:space="0" w:color="D9D9D9"/>
+            </w:tcBorders>
+          </w:tcPr>
+          <w:p>
+            <w:pPr>
+              <w:pStyle w:val="Normal"/>
+              <w:spacing w:lineRule="auto" w:line="252" w:before="0" w:after="0"/>
+              <w:jc w:val="left"/>
+              <w:rPr/>
+            </w:pPr>
+            <w:r>
+              <w:rPr>
+                <w:rFonts w:eastAsia="Roboto" w:cs="Roboto"/>
+                <w:b w:val="false"/>
+                <w:bCs w:val="false"/>
+                <w:color w:val="333333"/>
+                <w:sz w:val="20"/>
+                <w:szCs w:val="20"/>
+              </w:rPr>
+              <w:t>9</w:t>
+            </w:r>
+          </w:p>
+        </w:tc>
+        <w:tc>
+          <w:tcPr>
+            <w:tcW w:w="2601" w:type="dxa"/>
+            <w:tcBorders>
+              <w:top w:val="single" w:sz="4" w:space="0" w:color="D9D9D9"/>
+              <w:left w:val="single" w:sz="4" w:space="0" w:color="D9D9D9"/>
+              <w:bottom w:val="single" w:sz="4" w:space="0" w:color="D9D9D9"/>
+              <w:right w:val="single" w:sz="4" w:space="0" w:color="D9D9D9"/>
+            </w:tcBorders>
+          </w:tcPr>
+          <w:p>
+            <w:pPr>
+              <w:pStyle w:val="Normal"/>
+              <w:spacing w:lineRule="auto" w:line="252" w:before="0" w:after="0"/>
+              <w:jc w:val="left"/>
+              <w:rPr/>
+            </w:pPr>
+            <w:r>
+              <w:rPr>
+                <w:rFonts w:eastAsia="Roboto" w:cs="Roboto"/>
+                <w:b w:val="false"/>
+                <w:bCs w:val="false"/>
+                <w:color w:val="333333"/>
+                <w:sz w:val="20"/>
+                <w:szCs w:val="20"/>
+              </w:rPr>
+              <w:t>Письменное юридическое заключение</w:t>
+            </w:r>
+          </w:p>
+        </w:tc>
+        <w:tc>
+          <w:tcPr>
+            <w:tcW w:w="6099" w:type="dxa"/>
+            <w:tcBorders>
+              <w:top w:val="single" w:sz="4" w:space="0" w:color="D9D9D9"/>
+              <w:left w:val="single" w:sz="4" w:space="0" w:color="D9D9D9"/>
+              <w:bottom w:val="single" w:sz="4" w:space="0" w:color="D9D9D9"/>
+              <w:right w:val="single" w:sz="4" w:space="0" w:color="D9D9D9"/>
+            </w:tcBorders>
+          </w:tcPr>
+          <w:p>
+            <w:pPr>
+              <w:pStyle w:val="Normal"/>
+              <w:spacing w:lineRule="auto" w:line="252" w:before="0" w:after="0"/>
+              <w:jc w:val="left"/>
+              <w:rPr/>
+            </w:pPr>
+            <w:r>
+              <w:rPr>
+                <w:rFonts w:eastAsia="Roboto" w:cs="Roboto"/>
+                <w:b w:val="false"/>
+                <w:bCs w:val="false"/>
+                <w:color w:val="333333"/>
+                <w:sz w:val="20"/>
+                <w:szCs w:val="20"/>
+              </w:rPr>
+              <w:t>Совместно с юридическим консультантом получить письменное заключение об объёме предрейсовых осмотров и обязательности путевых листов для данной модели использования; до получения заключения применяется строгий вариант — с их оформлением</w:t>
+            </w:r>
+          </w:p>
+        </w:tc>
+        <w:tc>
+          <w:tcPr>
+            <w:tcW w:w="2500" w:type="dxa"/>
+            <w:tcBorders>
+              <w:top w:val="single" w:sz="4" w:space="0" w:color="D9D9D9"/>
+              <w:left w:val="single" w:sz="4" w:space="0" w:color="D9D9D9"/>
+              <w:bottom w:val="single" w:sz="4" w:space="0" w:color="D9D9D9"/>
+              <w:right w:val="single" w:sz="4" w:space="0" w:color="D9D9D9"/>
+            </w:tcBorders>
+          </w:tcPr>
+          <w:p>
+            <w:pPr>
+              <w:pStyle w:val="Normal"/>
+              <w:spacing w:lineRule="auto" w:line="252" w:before="0" w:after="0"/>
+              <w:jc w:val="left"/>
+              <w:rPr/>
+            </w:pPr>
+            <w:r>
+              <w:rPr>
+                <w:rFonts w:eastAsia="Roboto" w:cs="Roboto"/>
+                <w:b w:val="false"/>
+                <w:bCs w:val="false"/>
+                <w:color w:val="333333"/>
+                <w:sz w:val="20"/>
+                <w:szCs w:val="20"/>
+              </w:rPr>
+              <w:t>ст. 23 закона № 196-ФЗ; ст. 6 закона № 259-ФЗ</w:t>
+            </w:r>
+          </w:p>
+        </w:tc>
+        <w:tc>
+          <w:tcPr>
+            <w:tcW w:w="2304" w:type="dxa"/>
+            <w:tcBorders>
+              <w:top w:val="single" w:sz="4" w:space="0" w:color="D9D9D9"/>
+              <w:left w:val="single" w:sz="4" w:space="0" w:color="D9D9D9"/>
+              <w:bottom w:val="single" w:sz="4" w:space="0" w:color="D9D9D9"/>
+              <w:right w:val="single" w:sz="4" w:space="0" w:color="D9D9D9"/>
+            </w:tcBorders>
+          </w:tcPr>
+          <w:p>
+            <w:pPr>
+              <w:pStyle w:val="Normal"/>
+              <w:spacing w:lineRule="auto" w:line="252" w:before="0" w:after="0"/>
+              <w:jc w:val="left"/>
+              <w:rPr/>
+            </w:pPr>
+            <w:r>
+              <w:rPr>
+                <w:rFonts w:eastAsia="Roboto" w:cs="Roboto"/>
+                <w:b w:val="false"/>
+                <w:bCs w:val="false"/>
+                <w:color w:val="333333"/>
+                <w:sz w:val="20"/>
+                <w:szCs w:val="20"/>
+              </w:rPr>
+              <w:t>до передачи автомобиля</w:t>
+            </w:r>
+          </w:p>
+        </w:tc>
+      </w:tr>
+      <w:tr>
+        <w:trPr/>
+        <w:tc>
+          <w:tcPr>
+            <w:tcW w:w="499" w:type="dxa"/>
+            <w:tcBorders>
+              <w:top w:val="single" w:sz="4" w:space="0" w:color="D9D9D9"/>
+              <w:left w:val="single" w:sz="4" w:space="0" w:color="D9D9D9"/>
+              <w:bottom w:val="single" w:sz="4" w:space="0" w:color="D9D9D9"/>
+              <w:right w:val="single" w:sz="4" w:space="0" w:color="D9D9D9"/>
+            </w:tcBorders>
+            <w:shd w:fill="F5F5F5" w:val="clear"/>
+          </w:tcPr>
+          <w:p>
+            <w:pPr>
+              <w:pStyle w:val="Normal"/>
+              <w:spacing w:lineRule="auto" w:line="252" w:before="0" w:after="0"/>
+              <w:jc w:val="left"/>
+              <w:rPr/>
+            </w:pPr>
+            <w:r>
+              <w:rPr>
+                <w:rFonts w:eastAsia="Roboto" w:cs="Roboto"/>
+                <w:b w:val="false"/>
+                <w:bCs w:val="false"/>
+                <w:color w:val="333333"/>
+                <w:sz w:val="20"/>
+                <w:szCs w:val="20"/>
+              </w:rPr>
+              <w:t>10</w:t>
+            </w:r>
+          </w:p>
+        </w:tc>
+        <w:tc>
+          <w:tcPr>
+            <w:tcW w:w="2601" w:type="dxa"/>
+            <w:tcBorders>
+              <w:top w:val="single" w:sz="4" w:space="0" w:color="D9D9D9"/>
+              <w:left w:val="single" w:sz="4" w:space="0" w:color="D9D9D9"/>
+              <w:bottom w:val="single" w:sz="4" w:space="0" w:color="D9D9D9"/>
+              <w:right w:val="single" w:sz="4" w:space="0" w:color="D9D9D9"/>
+            </w:tcBorders>
+            <w:shd w:fill="F5F5F5" w:val="clear"/>
+          </w:tcPr>
+          <w:p>
+            <w:pPr>
+              <w:pStyle w:val="Normal"/>
+              <w:spacing w:lineRule="auto" w:line="252" w:before="0" w:after="0"/>
+              <w:jc w:val="left"/>
+              <w:rPr/>
+            </w:pPr>
+            <w:r>
+              <w:rPr>
+                <w:rFonts w:eastAsia="Roboto" w:cs="Roboto"/>
+                <w:b w:val="false"/>
+                <w:bCs w:val="false"/>
+                <w:color w:val="333333"/>
+                <w:sz w:val="20"/>
+                <w:szCs w:val="20"/>
+              </w:rPr>
+              <w:t>Комплект подтверждений</w:t>
+            </w:r>
+          </w:p>
+        </w:tc>
+        <w:tc>
+          <w:tcPr>
+            <w:tcW w:w="6099" w:type="dxa"/>
+            <w:tcBorders>
+              <w:top w:val="single" w:sz="4" w:space="0" w:color="D9D9D9"/>
+              <w:left w:val="single" w:sz="4" w:space="0" w:color="D9D9D9"/>
+              <w:bottom w:val="single" w:sz="4" w:space="0" w:color="D9D9D9"/>
+              <w:right w:val="single" w:sz="4" w:space="0" w:color="D9D9D9"/>
+            </w:tcBorders>
+            <w:shd w:fill="F5F5F5" w:val="clear"/>
+          </w:tcPr>
+          <w:p>
+            <w:pPr>
+              <w:pStyle w:val="Normal"/>
+              <w:spacing w:lineRule="auto" w:line="252" w:before="0" w:after="0"/>
+              <w:jc w:val="left"/>
+              <w:rPr/>
+            </w:pPr>
+            <w:r>
+              <w:rPr>
+                <w:rFonts w:eastAsia="Roboto" w:cs="Roboto"/>
+                <w:b w:val="false"/>
+                <w:bCs w:val="false"/>
+                <w:color w:val="333333"/>
+                <w:sz w:val="20"/>
+                <w:szCs w:val="20"/>
+              </w:rPr>
+              <w:t>Листы ознакомления с подписями, копия водительского удостоверения, медицинские заключения, письменное обязательство о запрете передачи управления, реестр выданных и полученных документов</w:t>
+            </w:r>
+          </w:p>
+        </w:tc>
+        <w:tc>
+          <w:tcPr>
+            <w:tcW w:w="2500" w:type="dxa"/>
+            <w:tcBorders>
+              <w:top w:val="single" w:sz="4" w:space="0" w:color="D9D9D9"/>
+              <w:left w:val="single" w:sz="4" w:space="0" w:color="D9D9D9"/>
+              <w:bottom w:val="single" w:sz="4" w:space="0" w:color="D9D9D9"/>
+              <w:right w:val="single" w:sz="4" w:space="0" w:color="D9D9D9"/>
+            </w:tcBorders>
+            <w:shd w:fill="F5F5F5" w:val="clear"/>
+          </w:tcPr>
+          <w:p>
+            <w:pPr>
+              <w:pStyle w:val="Normal"/>
+              <w:spacing w:lineRule="auto" w:line="252" w:before="0" w:after="0"/>
+              <w:jc w:val="left"/>
+              <w:rPr/>
+            </w:pPr>
+            <w:r>
+              <w:rPr>
+                <w:rFonts w:eastAsia="Roboto" w:cs="Roboto"/>
+                <w:b w:val="false"/>
+                <w:bCs w:val="false"/>
+                <w:color w:val="333333"/>
+                <w:sz w:val="20"/>
+                <w:szCs w:val="20"/>
+              </w:rPr>
+              <w:t>ст. 22 ТК РФ</w:t>
+            </w:r>
+          </w:p>
+        </w:tc>
+        <w:tc>
+          <w:tcPr>
+            <w:tcW w:w="2304" w:type="dxa"/>
+            <w:tcBorders>
+              <w:top w:val="single" w:sz="4" w:space="0" w:color="D9D9D9"/>
+              <w:left w:val="single" w:sz="4" w:space="0" w:color="D9D9D9"/>
+              <w:bottom w:val="single" w:sz="4" w:space="0" w:color="D9D9D9"/>
+              <w:right w:val="single" w:sz="4" w:space="0" w:color="D9D9D9"/>
+            </w:tcBorders>
+            <w:shd w:fill="F5F5F5" w:val="clear"/>
+          </w:tcPr>
+          <w:p>
+            <w:pPr>
+              <w:pStyle w:val="Normal"/>
+              <w:spacing w:lineRule="auto" w:line="252" w:before="0" w:after="0"/>
+              <w:jc w:val="left"/>
+              <w:rPr/>
+            </w:pPr>
+            <w:r>
+              <w:rPr>
+                <w:rFonts w:eastAsia="Roboto" w:cs="Roboto"/>
+                <w:b w:val="false"/>
+                <w:bCs w:val="false"/>
+                <w:color w:val="333333"/>
+                <w:sz w:val="20"/>
+                <w:szCs w:val="20"/>
+              </w:rPr>
+              <w:t>постоянно</w:t>
+            </w:r>
+          </w:p>
+        </w:tc>
+      </w:tr>
+    </w:tbl>
+    <w:p>
+      <w:pPr>
+        <w:pStyle w:val="Normal"/>
+        <w:keepNext w:val="true"/>
+        <w:spacing w:lineRule="auto" w:line="276" w:before="120" w:after="60"/>
+        <w:rPr/>
+      </w:pPr>
+      <w:r>
+        <w:rPr>
+          <w:rFonts w:eastAsia="Roboto" w:cs="Roboto"/>
+          <w:i/>
+          <w:iCs/>
+          <w:color w:val="808080"/>
+          <w:sz w:val="18"/>
+          <w:szCs w:val="18"/>
+        </w:rPr>
+        <w:t>Табл. 8. Поручения ответственному за транспорт (заведующему хозяйством)</w:t>
+      </w:r>
+    </w:p>
+    <w:tbl>
+      <w:tblPr>
+        <w:tblW w:w="14003" w:type="dxa"/>
+        <w:jc w:val="left"/>
+        <w:tblInd w:w="0" w:type="dxa"/>
+        <w:tblLayout w:type="fixed"/>
+        <w:tblCellMar>
+          <w:top w:w="60" w:type="dxa"/>
+          <w:left w:w="100" w:type="dxa"/>
+          <w:bottom w:w="60" w:type="dxa"/>
+          <w:right w:w="100" w:type="dxa"/>
+        </w:tblCellMar>
+      </w:tblPr>
+      <w:tblGrid>
+        <w:gridCol w:w="499"/>
+        <w:gridCol w:w="2601"/>
+        <w:gridCol w:w="6099"/>
+        <w:gridCol w:w="2500"/>
+        <w:gridCol w:w="2304"/>
+      </w:tblGrid>
+      <w:tr>
+        <w:trPr>
+          <w:tblHeader w:val="true"/>
+        </w:trPr>
+        <w:tc>
+          <w:tcPr>
+            <w:tcW w:w="499" w:type="dxa"/>
+            <w:tcBorders>
+              <w:top w:val="single" w:sz="4" w:space="0" w:color="D9D9D9"/>
+              <w:left w:val="single" w:sz="4" w:space="0" w:color="D9D9D9"/>
+              <w:bottom w:val="single" w:sz="4" w:space="0" w:color="D9D9D9"/>
+              <w:right w:val="single" w:sz="4" w:space="0" w:color="D9D9D9"/>
+            </w:tcBorders>
+            <w:shd w:fill="D6E0EC" w:val="clear"/>
+          </w:tcPr>
+          <w:p>
+            <w:pPr>
+              <w:pStyle w:val="Normal"/>
+              <w:spacing w:lineRule="auto" w:line="252" w:before="0" w:after="0"/>
+              <w:jc w:val="left"/>
+              <w:rPr/>
+            </w:pPr>
+            <w:r>
+              <w:rPr>
+                <w:rFonts w:eastAsia="Roboto" w:cs="Roboto"/>
+                <w:b/>
+                <w:bCs/>
+                <w:color w:val="333333"/>
+                <w:sz w:val="20"/>
+                <w:szCs w:val="20"/>
+              </w:rPr>
+              <w:t>№</w:t>
+            </w:r>
+          </w:p>
+        </w:tc>
+        <w:tc>
+          <w:tcPr>
+            <w:tcW w:w="2601" w:type="dxa"/>
+            <w:tcBorders>
+              <w:top w:val="single" w:sz="4" w:space="0" w:color="D9D9D9"/>
+              <w:left w:val="single" w:sz="4" w:space="0" w:color="D9D9D9"/>
+              <w:bottom w:val="single" w:sz="4" w:space="0" w:color="D9D9D9"/>
+              <w:right w:val="single" w:sz="4" w:space="0" w:color="D9D9D9"/>
+            </w:tcBorders>
+            <w:shd w:fill="D6E0EC" w:val="clear"/>
+          </w:tcPr>
+          <w:p>
+            <w:pPr>
+              <w:pStyle w:val="Normal"/>
+              <w:spacing w:lineRule="auto" w:line="252" w:before="0" w:after="0"/>
+              <w:jc w:val="left"/>
+              <w:rPr/>
+            </w:pPr>
+            <w:r>
+              <w:rPr>
+                <w:rFonts w:eastAsia="Roboto" w:cs="Roboto"/>
+                <w:b/>
+                <w:bCs/>
+                <w:color w:val="333333"/>
+                <w:sz w:val="20"/>
+                <w:szCs w:val="20"/>
+              </w:rPr>
+              <w:t>Что оформить или обеспечить</w:t>
+            </w:r>
+          </w:p>
+        </w:tc>
+        <w:tc>
+          <w:tcPr>
+            <w:tcW w:w="6099" w:type="dxa"/>
+            <w:tcBorders>
+              <w:top w:val="single" w:sz="4" w:space="0" w:color="D9D9D9"/>
+              <w:left w:val="single" w:sz="4" w:space="0" w:color="D9D9D9"/>
+              <w:bottom w:val="single" w:sz="4" w:space="0" w:color="D9D9D9"/>
+              <w:right w:val="single" w:sz="4" w:space="0" w:color="D9D9D9"/>
+            </w:tcBorders>
+            <w:shd w:fill="D6E0EC" w:val="clear"/>
+          </w:tcPr>
+          <w:p>
+            <w:pPr>
+              <w:pStyle w:val="Normal"/>
+              <w:spacing w:lineRule="auto" w:line="252" w:before="0" w:after="0"/>
+              <w:jc w:val="left"/>
+              <w:rPr/>
+            </w:pPr>
+            <w:r>
+              <w:rPr>
+                <w:rFonts w:eastAsia="Roboto" w:cs="Roboto"/>
+                <w:b/>
+                <w:bCs/>
+                <w:color w:val="333333"/>
+                <w:sz w:val="20"/>
+                <w:szCs w:val="20"/>
+              </w:rPr>
+              <w:t>Обязательные положения (минимум)</w:t>
+            </w:r>
+          </w:p>
+        </w:tc>
+        <w:tc>
+          <w:tcPr>
+            <w:tcW w:w="2500" w:type="dxa"/>
+            <w:tcBorders>
+              <w:top w:val="single" w:sz="4" w:space="0" w:color="D9D9D9"/>
+              <w:left w:val="single" w:sz="4" w:space="0" w:color="D9D9D9"/>
+              <w:bottom w:val="single" w:sz="4" w:space="0" w:color="D9D9D9"/>
+              <w:right w:val="single" w:sz="4" w:space="0" w:color="D9D9D9"/>
+            </w:tcBorders>
+            <w:shd w:fill="D6E0EC" w:val="clear"/>
+          </w:tcPr>
+          <w:p>
+            <w:pPr>
+              <w:pStyle w:val="Normal"/>
+              <w:spacing w:lineRule="auto" w:line="252" w:before="0" w:after="0"/>
+              <w:jc w:val="left"/>
+              <w:rPr/>
+            </w:pPr>
+            <w:r>
+              <w:rPr>
+                <w:rFonts w:eastAsia="Roboto" w:cs="Roboto"/>
+                <w:b/>
+                <w:bCs/>
+                <w:color w:val="333333"/>
+                <w:sz w:val="20"/>
+                <w:szCs w:val="20"/>
+              </w:rPr>
+              <w:t>Основание</w:t>
+            </w:r>
+          </w:p>
+        </w:tc>
+        <w:tc>
+          <w:tcPr>
+            <w:tcW w:w="2304" w:type="dxa"/>
+            <w:tcBorders>
+              <w:top w:val="single" w:sz="4" w:space="0" w:color="D9D9D9"/>
+              <w:left w:val="single" w:sz="4" w:space="0" w:color="D9D9D9"/>
+              <w:bottom w:val="single" w:sz="4" w:space="0" w:color="D9D9D9"/>
+              <w:right w:val="single" w:sz="4" w:space="0" w:color="D9D9D9"/>
+            </w:tcBorders>
+            <w:shd w:fill="D6E0EC" w:val="clear"/>
+          </w:tcPr>
+          <w:p>
+            <w:pPr>
+              <w:pStyle w:val="Normal"/>
+              <w:spacing w:lineRule="auto" w:line="252" w:before="0" w:after="0"/>
+              <w:jc w:val="left"/>
+              <w:rPr/>
+            </w:pPr>
+            <w:r>
+              <w:rPr>
+                <w:rFonts w:eastAsia="Roboto" w:cs="Roboto"/>
+                <w:b/>
+                <w:bCs/>
+                <w:color w:val="333333"/>
+                <w:sz w:val="20"/>
+                <w:szCs w:val="20"/>
+              </w:rPr>
+              <w:t>Срок</w:t>
+            </w:r>
+          </w:p>
+        </w:tc>
+      </w:tr>
+      <w:tr>
+        <w:trPr/>
+        <w:tc>
+          <w:tcPr>
+            <w:tcW w:w="499" w:type="dxa"/>
+            <w:tcBorders>
+              <w:top w:val="single" w:sz="4" w:space="0" w:color="D9D9D9"/>
+              <w:left w:val="single" w:sz="4" w:space="0" w:color="D9D9D9"/>
+              <w:bottom w:val="single" w:sz="4" w:space="0" w:color="D9D9D9"/>
+              <w:right w:val="single" w:sz="4" w:space="0" w:color="D9D9D9"/>
+            </w:tcBorders>
+          </w:tcPr>
+          <w:p>
+            <w:pPr>
+              <w:pStyle w:val="Normal"/>
+              <w:spacing w:lineRule="auto" w:line="252" w:before="0" w:after="0"/>
+              <w:jc w:val="left"/>
+              <w:rPr/>
+            </w:pPr>
+            <w:r>
+              <w:rPr>
+                <w:rFonts w:eastAsia="Roboto" w:cs="Roboto"/>
+                <w:b w:val="false"/>
+                <w:bCs w:val="false"/>
+                <w:color w:val="333333"/>
+                <w:sz w:val="20"/>
+                <w:szCs w:val="20"/>
+              </w:rPr>
+              <w:t>1</w:t>
+            </w:r>
+          </w:p>
+        </w:tc>
+        <w:tc>
+          <w:tcPr>
+            <w:tcW w:w="2601" w:type="dxa"/>
+            <w:tcBorders>
+              <w:top w:val="single" w:sz="4" w:space="0" w:color="D9D9D9"/>
+              <w:left w:val="single" w:sz="4" w:space="0" w:color="D9D9D9"/>
+              <w:bottom w:val="single" w:sz="4" w:space="0" w:color="D9D9D9"/>
+              <w:right w:val="single" w:sz="4" w:space="0" w:color="D9D9D9"/>
+            </w:tcBorders>
+          </w:tcPr>
+          <w:p>
+            <w:pPr>
+              <w:pStyle w:val="Normal"/>
+              <w:spacing w:lineRule="auto" w:line="252" w:before="0" w:after="0"/>
+              <w:jc w:val="left"/>
+              <w:rPr/>
+            </w:pPr>
+            <w:r>
+              <w:rPr>
+                <w:rFonts w:eastAsia="Roboto" w:cs="Roboto"/>
+                <w:b w:val="false"/>
+                <w:bCs w:val="false"/>
+                <w:color w:val="333333"/>
+                <w:sz w:val="20"/>
+                <w:szCs w:val="20"/>
+              </w:rPr>
+              <w:t>Акт приёма-передачи автомобиля ответственному лицу</w:t>
+            </w:r>
+          </w:p>
+        </w:tc>
+        <w:tc>
+          <w:tcPr>
+            <w:tcW w:w="6099" w:type="dxa"/>
+            <w:tcBorders>
+              <w:top w:val="single" w:sz="4" w:space="0" w:color="D9D9D9"/>
+              <w:left w:val="single" w:sz="4" w:space="0" w:color="D9D9D9"/>
+              <w:bottom w:val="single" w:sz="4" w:space="0" w:color="D9D9D9"/>
+              <w:right w:val="single" w:sz="4" w:space="0" w:color="D9D9D9"/>
+            </w:tcBorders>
+          </w:tcPr>
+          <w:p>
+            <w:pPr>
+              <w:pStyle w:val="Normal"/>
+              <w:spacing w:lineRule="auto" w:line="252" w:before="0" w:after="0"/>
+              <w:jc w:val="left"/>
+              <w:rPr/>
+            </w:pPr>
+            <w:r>
+              <w:rPr>
+                <w:rFonts w:eastAsia="Roboto" w:cs="Roboto"/>
+                <w:b w:val="false"/>
+                <w:bCs w:val="false"/>
+                <w:color w:val="333333"/>
+                <w:sz w:val="20"/>
+                <w:szCs w:val="20"/>
+              </w:rPr>
+              <w:t>Дата, пробег, комплектация и состояние, переданные принадлежности и инструмент, ключи, свидетельство о регистрации, полис ОСАГО; подписи передающей и принимающей стороны</w:t>
+            </w:r>
+          </w:p>
+        </w:tc>
+        <w:tc>
+          <w:tcPr>
+            <w:tcW w:w="2500" w:type="dxa"/>
+            <w:tcBorders>
+              <w:top w:val="single" w:sz="4" w:space="0" w:color="D9D9D9"/>
+              <w:left w:val="single" w:sz="4" w:space="0" w:color="D9D9D9"/>
+              <w:bottom w:val="single" w:sz="4" w:space="0" w:color="D9D9D9"/>
+              <w:right w:val="single" w:sz="4" w:space="0" w:color="D9D9D9"/>
+            </w:tcBorders>
+          </w:tcPr>
+          <w:p>
+            <w:pPr>
+              <w:pStyle w:val="Normal"/>
+              <w:spacing w:lineRule="auto" w:line="252" w:before="0" w:after="0"/>
+              <w:jc w:val="left"/>
+              <w:rPr/>
+            </w:pPr>
+            <w:r>
+              <w:rPr>
+                <w:rFonts w:eastAsia="Roboto" w:cs="Roboto"/>
+                <w:b w:val="false"/>
+                <w:bCs w:val="false"/>
+                <w:color w:val="333333"/>
+                <w:sz w:val="20"/>
+                <w:szCs w:val="20"/>
+              </w:rPr>
+              <w:t>ст. 8 ТК РФ; ст. 9 закона № 402-ФЗ</w:t>
+            </w:r>
+          </w:p>
+        </w:tc>
+        <w:tc>
+          <w:tcPr>
+            <w:tcW w:w="2304" w:type="dxa"/>
+            <w:tcBorders>
+              <w:top w:val="single" w:sz="4" w:space="0" w:color="D9D9D9"/>
+              <w:left w:val="single" w:sz="4" w:space="0" w:color="D9D9D9"/>
+              <w:bottom w:val="single" w:sz="4" w:space="0" w:color="D9D9D9"/>
+              <w:right w:val="single" w:sz="4" w:space="0" w:color="D9D9D9"/>
+            </w:tcBorders>
+          </w:tcPr>
+          <w:p>
+            <w:pPr>
+              <w:pStyle w:val="Normal"/>
+              <w:spacing w:lineRule="auto" w:line="252" w:before="0" w:after="0"/>
+              <w:jc w:val="left"/>
+              <w:rPr/>
+            </w:pPr>
+            <w:r>
+              <w:rPr>
+                <w:rFonts w:eastAsia="Roboto" w:cs="Roboto"/>
+                <w:b w:val="false"/>
+                <w:bCs w:val="false"/>
+                <w:color w:val="333333"/>
+                <w:sz w:val="20"/>
+                <w:szCs w:val="20"/>
+              </w:rPr>
+              <w:t>3 рабочих дня с даты приказа</w:t>
+            </w:r>
+          </w:p>
+        </w:tc>
+      </w:tr>
+      <w:tr>
+        <w:trPr/>
+        <w:tc>
+          <w:tcPr>
+            <w:tcW w:w="499" w:type="dxa"/>
+            <w:tcBorders>
+              <w:top w:val="single" w:sz="4" w:space="0" w:color="D9D9D9"/>
+              <w:left w:val="single" w:sz="4" w:space="0" w:color="D9D9D9"/>
+              <w:bottom w:val="single" w:sz="4" w:space="0" w:color="D9D9D9"/>
+              <w:right w:val="single" w:sz="4" w:space="0" w:color="D9D9D9"/>
+            </w:tcBorders>
+            <w:shd w:fill="F5F5F5" w:val="clear"/>
+          </w:tcPr>
+          <w:p>
+            <w:pPr>
+              <w:pStyle w:val="Normal"/>
+              <w:spacing w:lineRule="auto" w:line="252" w:before="0" w:after="0"/>
+              <w:jc w:val="left"/>
+              <w:rPr/>
+            </w:pPr>
+            <w:r>
+              <w:rPr>
+                <w:rFonts w:eastAsia="Roboto" w:cs="Roboto"/>
+                <w:b w:val="false"/>
+                <w:bCs w:val="false"/>
+                <w:color w:val="333333"/>
+                <w:sz w:val="20"/>
+                <w:szCs w:val="20"/>
+              </w:rPr>
+              <w:t>2</w:t>
+            </w:r>
+          </w:p>
+        </w:tc>
+        <w:tc>
+          <w:tcPr>
+            <w:tcW w:w="2601" w:type="dxa"/>
+            <w:tcBorders>
+              <w:top w:val="single" w:sz="4" w:space="0" w:color="D9D9D9"/>
+              <w:left w:val="single" w:sz="4" w:space="0" w:color="D9D9D9"/>
+              <w:bottom w:val="single" w:sz="4" w:space="0" w:color="D9D9D9"/>
+              <w:right w:val="single" w:sz="4" w:space="0" w:color="D9D9D9"/>
+            </w:tcBorders>
+            <w:shd w:fill="F5F5F5" w:val="clear"/>
+          </w:tcPr>
+          <w:p>
+            <w:pPr>
+              <w:pStyle w:val="Normal"/>
+              <w:spacing w:lineRule="auto" w:line="252" w:before="0" w:after="0"/>
+              <w:jc w:val="left"/>
+              <w:rPr/>
+            </w:pPr>
+            <w:r>
+              <w:rPr>
+                <w:rFonts w:eastAsia="Roboto" w:cs="Roboto"/>
+                <w:b w:val="false"/>
+                <w:bCs w:val="false"/>
+                <w:color w:val="333333"/>
+                <w:sz w:val="20"/>
+                <w:szCs w:val="20"/>
+              </w:rPr>
+              <w:t>ОСАГО: оформление и контроль</w:t>
+            </w:r>
+          </w:p>
+        </w:tc>
+        <w:tc>
+          <w:tcPr>
+            <w:tcW w:w="6099" w:type="dxa"/>
+            <w:tcBorders>
+              <w:top w:val="single" w:sz="4" w:space="0" w:color="D9D9D9"/>
+              <w:left w:val="single" w:sz="4" w:space="0" w:color="D9D9D9"/>
+              <w:bottom w:val="single" w:sz="4" w:space="0" w:color="D9D9D9"/>
+              <w:right w:val="single" w:sz="4" w:space="0" w:color="D9D9D9"/>
+            </w:tcBorders>
+            <w:shd w:fill="F5F5F5" w:val="clear"/>
+          </w:tcPr>
+          <w:p>
+            <w:pPr>
+              <w:pStyle w:val="Normal"/>
+              <w:spacing w:lineRule="auto" w:line="252" w:before="0" w:after="0"/>
+              <w:jc w:val="left"/>
+              <w:rPr/>
+            </w:pPr>
+            <w:r>
+              <w:rPr>
+                <w:rFonts w:eastAsia="Roboto" w:cs="Roboto"/>
+                <w:b w:val="false"/>
+                <w:bCs w:val="false"/>
+                <w:color w:val="333333"/>
+                <w:sz w:val="20"/>
+                <w:szCs w:val="20"/>
+              </w:rPr>
+              <w:t>Полис оформлен до начала использования автомобиля; ответственное лицо указано как единственный допущенный к управлению водитель; контроль срока действия и уведомление страховщика об изменениях</w:t>
+            </w:r>
+          </w:p>
+        </w:tc>
+        <w:tc>
+          <w:tcPr>
+            <w:tcW w:w="2500" w:type="dxa"/>
+            <w:tcBorders>
+              <w:top w:val="single" w:sz="4" w:space="0" w:color="D9D9D9"/>
+              <w:left w:val="single" w:sz="4" w:space="0" w:color="D9D9D9"/>
+              <w:bottom w:val="single" w:sz="4" w:space="0" w:color="D9D9D9"/>
+              <w:right w:val="single" w:sz="4" w:space="0" w:color="D9D9D9"/>
+            </w:tcBorders>
+            <w:shd w:fill="F5F5F5" w:val="clear"/>
+          </w:tcPr>
+          <w:p>
+            <w:pPr>
+              <w:pStyle w:val="Normal"/>
+              <w:spacing w:lineRule="auto" w:line="252" w:before="0" w:after="0"/>
+              <w:jc w:val="left"/>
+              <w:rPr/>
+            </w:pPr>
+            <w:r>
+              <w:rPr>
+                <w:rFonts w:eastAsia="Roboto" w:cs="Roboto"/>
+                <w:b w:val="false"/>
+                <w:bCs w:val="false"/>
+                <w:color w:val="333333"/>
+                <w:sz w:val="20"/>
+                <w:szCs w:val="20"/>
+              </w:rPr>
+              <w:t>ст. 4 закона № 40-ФЗ</w:t>
+            </w:r>
+          </w:p>
+        </w:tc>
+        <w:tc>
+          <w:tcPr>
+            <w:tcW w:w="2304" w:type="dxa"/>
+            <w:tcBorders>
+              <w:top w:val="single" w:sz="4" w:space="0" w:color="D9D9D9"/>
+              <w:left w:val="single" w:sz="4" w:space="0" w:color="D9D9D9"/>
+              <w:bottom w:val="single" w:sz="4" w:space="0" w:color="D9D9D9"/>
+              <w:right w:val="single" w:sz="4" w:space="0" w:color="D9D9D9"/>
+            </w:tcBorders>
+            <w:shd w:fill="F5F5F5" w:val="clear"/>
+          </w:tcPr>
+          <w:p>
+            <w:pPr>
+              <w:pStyle w:val="Normal"/>
+              <w:spacing w:lineRule="auto" w:line="252" w:before="0" w:after="0"/>
+              <w:jc w:val="left"/>
+              <w:rPr/>
+            </w:pPr>
+            <w:r>
+              <w:rPr>
+                <w:rFonts w:eastAsia="Roboto" w:cs="Roboto"/>
+                <w:b w:val="false"/>
+                <w:bCs w:val="false"/>
+                <w:color w:val="333333"/>
+                <w:sz w:val="20"/>
+                <w:szCs w:val="20"/>
+              </w:rPr>
+              <w:t>до начала эксплуатации</w:t>
+            </w:r>
+          </w:p>
+        </w:tc>
+      </w:tr>
+      <w:tr>
+        <w:trPr/>
+        <w:tc>
+          <w:tcPr>
+            <w:tcW w:w="499" w:type="dxa"/>
+            <w:tcBorders>
+              <w:top w:val="single" w:sz="4" w:space="0" w:color="D9D9D9"/>
+              <w:left w:val="single" w:sz="4" w:space="0" w:color="D9D9D9"/>
+              <w:bottom w:val="single" w:sz="4" w:space="0" w:color="D9D9D9"/>
+              <w:right w:val="single" w:sz="4" w:space="0" w:color="D9D9D9"/>
+            </w:tcBorders>
+          </w:tcPr>
+          <w:p>
+            <w:pPr>
+              <w:pStyle w:val="Normal"/>
+              <w:spacing w:lineRule="auto" w:line="252" w:before="0" w:after="0"/>
+              <w:jc w:val="left"/>
+              <w:rPr/>
+            </w:pPr>
+            <w:r>
+              <w:rPr>
+                <w:rFonts w:eastAsia="Roboto" w:cs="Roboto"/>
+                <w:b w:val="false"/>
+                <w:bCs w:val="false"/>
+                <w:color w:val="333333"/>
+                <w:sz w:val="20"/>
+                <w:szCs w:val="20"/>
+              </w:rPr>
+              <w:t>3</w:t>
+            </w:r>
+          </w:p>
+        </w:tc>
+        <w:tc>
+          <w:tcPr>
+            <w:tcW w:w="2601" w:type="dxa"/>
+            <w:tcBorders>
+              <w:top w:val="single" w:sz="4" w:space="0" w:color="D9D9D9"/>
+              <w:left w:val="single" w:sz="4" w:space="0" w:color="D9D9D9"/>
+              <w:bottom w:val="single" w:sz="4" w:space="0" w:color="D9D9D9"/>
+              <w:right w:val="single" w:sz="4" w:space="0" w:color="D9D9D9"/>
+            </w:tcBorders>
+          </w:tcPr>
+          <w:p>
+            <w:pPr>
+              <w:pStyle w:val="Normal"/>
+              <w:spacing w:lineRule="auto" w:line="252" w:before="0" w:after="0"/>
+              <w:jc w:val="left"/>
+              <w:rPr/>
+            </w:pPr>
+            <w:r>
+              <w:rPr>
+                <w:rFonts w:eastAsia="Roboto" w:cs="Roboto"/>
+                <w:b w:val="false"/>
+                <w:bCs w:val="false"/>
+                <w:color w:val="333333"/>
+                <w:sz w:val="20"/>
+                <w:szCs w:val="20"/>
+              </w:rPr>
+              <w:t>Решение по каско</w:t>
+            </w:r>
+          </w:p>
+        </w:tc>
+        <w:tc>
+          <w:tcPr>
+            <w:tcW w:w="6099" w:type="dxa"/>
+            <w:tcBorders>
+              <w:top w:val="single" w:sz="4" w:space="0" w:color="D9D9D9"/>
+              <w:left w:val="single" w:sz="4" w:space="0" w:color="D9D9D9"/>
+              <w:bottom w:val="single" w:sz="4" w:space="0" w:color="D9D9D9"/>
+              <w:right w:val="single" w:sz="4" w:space="0" w:color="D9D9D9"/>
+            </w:tcBorders>
+          </w:tcPr>
+          <w:p>
+            <w:pPr>
+              <w:pStyle w:val="Normal"/>
+              <w:spacing w:lineRule="auto" w:line="252" w:before="0" w:after="0"/>
+              <w:jc w:val="left"/>
+              <w:rPr/>
+            </w:pPr>
+            <w:r>
+              <w:rPr>
+                <w:rFonts w:eastAsia="Roboto" w:cs="Roboto"/>
+                <w:b w:val="false"/>
+                <w:bCs w:val="false"/>
+                <w:color w:val="333333"/>
+                <w:sz w:val="20"/>
+                <w:szCs w:val="20"/>
+              </w:rPr>
+              <w:t>Подготовить расчёт страховой премии и вынести на решение руководителя вопрос заключения каско — ключевого инструмента ограничения имущественного риска (полная материальная ответственность работника за автомобиль невозможна)</w:t>
+            </w:r>
+          </w:p>
+        </w:tc>
+        <w:tc>
+          <w:tcPr>
+            <w:tcW w:w="2500" w:type="dxa"/>
+            <w:tcBorders>
+              <w:top w:val="single" w:sz="4" w:space="0" w:color="D9D9D9"/>
+              <w:left w:val="single" w:sz="4" w:space="0" w:color="D9D9D9"/>
+              <w:bottom w:val="single" w:sz="4" w:space="0" w:color="D9D9D9"/>
+              <w:right w:val="single" w:sz="4" w:space="0" w:color="D9D9D9"/>
+            </w:tcBorders>
+          </w:tcPr>
+          <w:p>
+            <w:pPr>
+              <w:pStyle w:val="Normal"/>
+              <w:spacing w:lineRule="auto" w:line="252" w:before="0" w:after="0"/>
+              <w:jc w:val="left"/>
+              <w:rPr/>
+            </w:pPr>
+            <w:r>
+              <w:rPr>
+                <w:rFonts w:eastAsia="Roboto" w:cs="Roboto"/>
+                <w:b w:val="false"/>
+                <w:bCs w:val="false"/>
+                <w:color w:val="333333"/>
+                <w:sz w:val="20"/>
+                <w:szCs w:val="20"/>
+              </w:rPr>
+              <w:t>ст. 943 ГК РФ</w:t>
+            </w:r>
+          </w:p>
+        </w:tc>
+        <w:tc>
+          <w:tcPr>
+            <w:tcW w:w="2304" w:type="dxa"/>
+            <w:tcBorders>
+              <w:top w:val="single" w:sz="4" w:space="0" w:color="D9D9D9"/>
+              <w:left w:val="single" w:sz="4" w:space="0" w:color="D9D9D9"/>
+              <w:bottom w:val="single" w:sz="4" w:space="0" w:color="D9D9D9"/>
+              <w:right w:val="single" w:sz="4" w:space="0" w:color="D9D9D9"/>
+            </w:tcBorders>
+          </w:tcPr>
+          <w:p>
+            <w:pPr>
+              <w:pStyle w:val="Normal"/>
+              <w:spacing w:lineRule="auto" w:line="252" w:before="0" w:after="0"/>
+              <w:jc w:val="left"/>
+              <w:rPr/>
+            </w:pPr>
+            <w:r>
+              <w:rPr>
+                <w:rFonts w:eastAsia="Roboto" w:cs="Roboto"/>
+                <w:b w:val="false"/>
+                <w:bCs w:val="false"/>
+                <w:color w:val="333333"/>
+                <w:sz w:val="20"/>
+                <w:szCs w:val="20"/>
+              </w:rPr>
+              <w:t>5 рабочих дней</w:t>
+            </w:r>
+          </w:p>
+        </w:tc>
+      </w:tr>
+      <w:tr>
+        <w:trPr/>
+        <w:tc>
+          <w:tcPr>
+            <w:tcW w:w="499" w:type="dxa"/>
+            <w:tcBorders>
+              <w:top w:val="single" w:sz="4" w:space="0" w:color="D9D9D9"/>
+              <w:left w:val="single" w:sz="4" w:space="0" w:color="D9D9D9"/>
+              <w:bottom w:val="single" w:sz="4" w:space="0" w:color="D9D9D9"/>
+              <w:right w:val="single" w:sz="4" w:space="0" w:color="D9D9D9"/>
+            </w:tcBorders>
+            <w:shd w:fill="F5F5F5" w:val="clear"/>
+          </w:tcPr>
+          <w:p>
+            <w:pPr>
+              <w:pStyle w:val="Normal"/>
+              <w:spacing w:lineRule="auto" w:line="252" w:before="0" w:after="0"/>
+              <w:jc w:val="left"/>
+              <w:rPr/>
+            </w:pPr>
+            <w:r>
+              <w:rPr>
+                <w:rFonts w:eastAsia="Roboto" w:cs="Roboto"/>
+                <w:b w:val="false"/>
+                <w:bCs w:val="false"/>
+                <w:color w:val="333333"/>
+                <w:sz w:val="20"/>
+                <w:szCs w:val="20"/>
+              </w:rPr>
+              <w:t>4</w:t>
+            </w:r>
+          </w:p>
+        </w:tc>
+        <w:tc>
+          <w:tcPr>
+            <w:tcW w:w="2601" w:type="dxa"/>
+            <w:tcBorders>
+              <w:top w:val="single" w:sz="4" w:space="0" w:color="D9D9D9"/>
+              <w:left w:val="single" w:sz="4" w:space="0" w:color="D9D9D9"/>
+              <w:bottom w:val="single" w:sz="4" w:space="0" w:color="D9D9D9"/>
+              <w:right w:val="single" w:sz="4" w:space="0" w:color="D9D9D9"/>
+            </w:tcBorders>
+            <w:shd w:fill="F5F5F5" w:val="clear"/>
+          </w:tcPr>
+          <w:p>
+            <w:pPr>
+              <w:pStyle w:val="Normal"/>
+              <w:spacing w:lineRule="auto" w:line="252" w:before="0" w:after="0"/>
+              <w:jc w:val="left"/>
+              <w:rPr/>
+            </w:pPr>
+            <w:r>
+              <w:rPr>
+                <w:rFonts w:eastAsia="Roboto" w:cs="Roboto"/>
+                <w:b w:val="false"/>
+                <w:bCs w:val="false"/>
+                <w:color w:val="333333"/>
+                <w:sz w:val="20"/>
+                <w:szCs w:val="20"/>
+              </w:rPr>
+              <w:t>Регистрация автомобиля и хранение документов</w:t>
+            </w:r>
+          </w:p>
+        </w:tc>
+        <w:tc>
+          <w:tcPr>
+            <w:tcW w:w="6099" w:type="dxa"/>
+            <w:tcBorders>
+              <w:top w:val="single" w:sz="4" w:space="0" w:color="D9D9D9"/>
+              <w:left w:val="single" w:sz="4" w:space="0" w:color="D9D9D9"/>
+              <w:bottom w:val="single" w:sz="4" w:space="0" w:color="D9D9D9"/>
+              <w:right w:val="single" w:sz="4" w:space="0" w:color="D9D9D9"/>
+            </w:tcBorders>
+            <w:shd w:fill="F5F5F5" w:val="clear"/>
+          </w:tcPr>
+          <w:p>
+            <w:pPr>
+              <w:pStyle w:val="Normal"/>
+              <w:spacing w:lineRule="auto" w:line="252" w:before="0" w:after="0"/>
+              <w:jc w:val="left"/>
+              <w:rPr/>
+            </w:pPr>
+            <w:r>
+              <w:rPr>
+                <w:rFonts w:eastAsia="Roboto" w:cs="Roboto"/>
+                <w:b w:val="false"/>
+                <w:bCs w:val="false"/>
+                <w:color w:val="333333"/>
+                <w:sz w:val="20"/>
+                <w:szCs w:val="20"/>
+              </w:rPr>
+              <w:t>Регистрация в установленный срок; порядок учёта и хранения свидетельства о регистрации, договора, полиса; определён доступ к оригиналам и перечень документов, находящихся в автомобиле</w:t>
+            </w:r>
+          </w:p>
+        </w:tc>
+        <w:tc>
+          <w:tcPr>
+            <w:tcW w:w="2500" w:type="dxa"/>
+            <w:tcBorders>
+              <w:top w:val="single" w:sz="4" w:space="0" w:color="D9D9D9"/>
+              <w:left w:val="single" w:sz="4" w:space="0" w:color="D9D9D9"/>
+              <w:bottom w:val="single" w:sz="4" w:space="0" w:color="D9D9D9"/>
+              <w:right w:val="single" w:sz="4" w:space="0" w:color="D9D9D9"/>
+            </w:tcBorders>
+            <w:shd w:fill="F5F5F5" w:val="clear"/>
+          </w:tcPr>
+          <w:p>
+            <w:pPr>
+              <w:pStyle w:val="Normal"/>
+              <w:spacing w:lineRule="auto" w:line="252" w:before="0" w:after="0"/>
+              <w:jc w:val="left"/>
+              <w:rPr/>
+            </w:pPr>
+            <w:r>
+              <w:rPr>
+                <w:rFonts w:eastAsia="Roboto" w:cs="Roboto"/>
+                <w:b w:val="false"/>
+                <w:bCs w:val="false"/>
+                <w:color w:val="333333"/>
+                <w:sz w:val="20"/>
+                <w:szCs w:val="20"/>
+              </w:rPr>
+              <w:t>ст. 8 закона № 283-ФЗ</w:t>
+            </w:r>
+          </w:p>
+        </w:tc>
+        <w:tc>
+          <w:tcPr>
+            <w:tcW w:w="2304" w:type="dxa"/>
+            <w:tcBorders>
+              <w:top w:val="single" w:sz="4" w:space="0" w:color="D9D9D9"/>
+              <w:left w:val="single" w:sz="4" w:space="0" w:color="D9D9D9"/>
+              <w:bottom w:val="single" w:sz="4" w:space="0" w:color="D9D9D9"/>
+              <w:right w:val="single" w:sz="4" w:space="0" w:color="D9D9D9"/>
+            </w:tcBorders>
+            <w:shd w:fill="F5F5F5" w:val="clear"/>
+          </w:tcPr>
+          <w:p>
+            <w:pPr>
+              <w:pStyle w:val="Normal"/>
+              <w:spacing w:lineRule="auto" w:line="252" w:before="0" w:after="0"/>
+              <w:jc w:val="left"/>
+              <w:rPr/>
+            </w:pPr>
+            <w:r>
+              <w:rPr>
+                <w:rFonts w:eastAsia="Roboto" w:cs="Roboto"/>
+                <w:b w:val="false"/>
+                <w:bCs w:val="false"/>
+                <w:color w:val="333333"/>
+                <w:sz w:val="20"/>
+                <w:szCs w:val="20"/>
+              </w:rPr>
+              <w:t>10 дней со дня приобретения</w:t>
+            </w:r>
+          </w:p>
+        </w:tc>
+      </w:tr>
+      <w:tr>
+        <w:trPr/>
+        <w:tc>
+          <w:tcPr>
+            <w:tcW w:w="499" w:type="dxa"/>
+            <w:tcBorders>
+              <w:top w:val="single" w:sz="4" w:space="0" w:color="D9D9D9"/>
+              <w:left w:val="single" w:sz="4" w:space="0" w:color="D9D9D9"/>
+              <w:bottom w:val="single" w:sz="4" w:space="0" w:color="D9D9D9"/>
+              <w:right w:val="single" w:sz="4" w:space="0" w:color="D9D9D9"/>
+            </w:tcBorders>
+          </w:tcPr>
+          <w:p>
+            <w:pPr>
+              <w:pStyle w:val="Normal"/>
+              <w:spacing w:lineRule="auto" w:line="252" w:before="0" w:after="0"/>
+              <w:jc w:val="left"/>
+              <w:rPr/>
+            </w:pPr>
+            <w:r>
+              <w:rPr>
+                <w:rFonts w:eastAsia="Roboto" w:cs="Roboto"/>
+                <w:b w:val="false"/>
+                <w:bCs w:val="false"/>
+                <w:color w:val="333333"/>
+                <w:sz w:val="20"/>
+                <w:szCs w:val="20"/>
+              </w:rPr>
+              <w:t>5</w:t>
+            </w:r>
+          </w:p>
+        </w:tc>
+        <w:tc>
+          <w:tcPr>
+            <w:tcW w:w="2601" w:type="dxa"/>
+            <w:tcBorders>
+              <w:top w:val="single" w:sz="4" w:space="0" w:color="D9D9D9"/>
+              <w:left w:val="single" w:sz="4" w:space="0" w:color="D9D9D9"/>
+              <w:bottom w:val="single" w:sz="4" w:space="0" w:color="D9D9D9"/>
+              <w:right w:val="single" w:sz="4" w:space="0" w:color="D9D9D9"/>
+            </w:tcBorders>
+          </w:tcPr>
+          <w:p>
+            <w:pPr>
+              <w:pStyle w:val="Normal"/>
+              <w:spacing w:lineRule="auto" w:line="252" w:before="0" w:after="0"/>
+              <w:jc w:val="left"/>
+              <w:rPr/>
+            </w:pPr>
+            <w:r>
+              <w:rPr>
+                <w:rFonts w:eastAsia="Roboto" w:cs="Roboto"/>
+                <w:b w:val="false"/>
+                <w:bCs w:val="false"/>
+                <w:color w:val="333333"/>
+                <w:sz w:val="20"/>
+                <w:szCs w:val="20"/>
+              </w:rPr>
+              <w:t>Порядок оформления путевых листов</w:t>
+            </w:r>
+          </w:p>
+        </w:tc>
+        <w:tc>
+          <w:tcPr>
+            <w:tcW w:w="6099" w:type="dxa"/>
+            <w:tcBorders>
+              <w:top w:val="single" w:sz="4" w:space="0" w:color="D9D9D9"/>
+              <w:left w:val="single" w:sz="4" w:space="0" w:color="D9D9D9"/>
+              <w:bottom w:val="single" w:sz="4" w:space="0" w:color="D9D9D9"/>
+              <w:right w:val="single" w:sz="4" w:space="0" w:color="D9D9D9"/>
+            </w:tcBorders>
+          </w:tcPr>
+          <w:p>
+            <w:pPr>
+              <w:pStyle w:val="Normal"/>
+              <w:spacing w:lineRule="auto" w:line="252" w:before="0" w:after="0"/>
+              <w:jc w:val="left"/>
+              <w:rPr/>
+            </w:pPr>
+            <w:r>
+              <w:rPr>
+                <w:rFonts w:eastAsia="Roboto" w:cs="Roboto"/>
+                <w:b w:val="false"/>
+                <w:bCs w:val="false"/>
+                <w:color w:val="333333"/>
+                <w:sz w:val="20"/>
+                <w:szCs w:val="20"/>
+              </w:rPr>
+              <w:t>Форма с обязательными сведениями и дополнительными реквизитами организации; кто выдаёт, кто проверяет и кто подписывает; журнал регистрации — рекомендованный внутренний регистр; хранение не менее пяти лет</w:t>
+            </w:r>
+          </w:p>
+        </w:tc>
+        <w:tc>
+          <w:tcPr>
+            <w:tcW w:w="2500" w:type="dxa"/>
+            <w:tcBorders>
+              <w:top w:val="single" w:sz="4" w:space="0" w:color="D9D9D9"/>
+              <w:left w:val="single" w:sz="4" w:space="0" w:color="D9D9D9"/>
+              <w:bottom w:val="single" w:sz="4" w:space="0" w:color="D9D9D9"/>
+              <w:right w:val="single" w:sz="4" w:space="0" w:color="D9D9D9"/>
+            </w:tcBorders>
+          </w:tcPr>
+          <w:p>
+            <w:pPr>
+              <w:pStyle w:val="Normal"/>
+              <w:spacing w:lineRule="auto" w:line="252" w:before="0" w:after="0"/>
+              <w:jc w:val="left"/>
+              <w:rPr/>
+            </w:pPr>
+            <w:r>
+              <w:rPr>
+                <w:rFonts w:eastAsia="Roboto" w:cs="Roboto"/>
+                <w:b w:val="false"/>
+                <w:bCs w:val="false"/>
+                <w:color w:val="333333"/>
+                <w:sz w:val="20"/>
+                <w:szCs w:val="20"/>
+              </w:rPr>
+              <w:t>ст. 6 закона № 259-ФЗ; приказ Минтранса № 390</w:t>
+            </w:r>
+          </w:p>
+        </w:tc>
+        <w:tc>
+          <w:tcPr>
+            <w:tcW w:w="2304" w:type="dxa"/>
+            <w:tcBorders>
+              <w:top w:val="single" w:sz="4" w:space="0" w:color="D9D9D9"/>
+              <w:left w:val="single" w:sz="4" w:space="0" w:color="D9D9D9"/>
+              <w:bottom w:val="single" w:sz="4" w:space="0" w:color="D9D9D9"/>
+              <w:right w:val="single" w:sz="4" w:space="0" w:color="D9D9D9"/>
+            </w:tcBorders>
+          </w:tcPr>
+          <w:p>
+            <w:pPr>
+              <w:pStyle w:val="Normal"/>
+              <w:spacing w:lineRule="auto" w:line="252" w:before="0" w:after="0"/>
+              <w:jc w:val="left"/>
+              <w:rPr/>
+            </w:pPr>
+            <w:r>
+              <w:rPr>
+                <w:rFonts w:eastAsia="Roboto" w:cs="Roboto"/>
+                <w:b w:val="false"/>
+                <w:bCs w:val="false"/>
+                <w:color w:val="333333"/>
+                <w:sz w:val="20"/>
+                <w:szCs w:val="20"/>
+              </w:rPr>
+              <w:t>10 рабочих дней</w:t>
+            </w:r>
+          </w:p>
+        </w:tc>
+      </w:tr>
+      <w:tr>
+        <w:trPr/>
+        <w:tc>
+          <w:tcPr>
+            <w:tcW w:w="499" w:type="dxa"/>
+            <w:tcBorders>
+              <w:top w:val="single" w:sz="4" w:space="0" w:color="D9D9D9"/>
+              <w:left w:val="single" w:sz="4" w:space="0" w:color="D9D9D9"/>
+              <w:bottom w:val="single" w:sz="4" w:space="0" w:color="D9D9D9"/>
+              <w:right w:val="single" w:sz="4" w:space="0" w:color="D9D9D9"/>
+            </w:tcBorders>
+            <w:shd w:fill="F5F5F5" w:val="clear"/>
+          </w:tcPr>
+          <w:p>
+            <w:pPr>
+              <w:pStyle w:val="Normal"/>
+              <w:spacing w:lineRule="auto" w:line="252" w:before="0" w:after="0"/>
+              <w:jc w:val="left"/>
+              <w:rPr/>
+            </w:pPr>
+            <w:r>
+              <w:rPr>
+                <w:rFonts w:eastAsia="Roboto" w:cs="Roboto"/>
+                <w:b w:val="false"/>
+                <w:bCs w:val="false"/>
+                <w:color w:val="333333"/>
+                <w:sz w:val="20"/>
+                <w:szCs w:val="20"/>
+              </w:rPr>
+              <w:t>6</w:t>
+            </w:r>
+          </w:p>
+        </w:tc>
+        <w:tc>
+          <w:tcPr>
+            <w:tcW w:w="2601" w:type="dxa"/>
+            <w:tcBorders>
+              <w:top w:val="single" w:sz="4" w:space="0" w:color="D9D9D9"/>
+              <w:left w:val="single" w:sz="4" w:space="0" w:color="D9D9D9"/>
+              <w:bottom w:val="single" w:sz="4" w:space="0" w:color="D9D9D9"/>
+              <w:right w:val="single" w:sz="4" w:space="0" w:color="D9D9D9"/>
+            </w:tcBorders>
+            <w:shd w:fill="F5F5F5" w:val="clear"/>
+          </w:tcPr>
+          <w:p>
+            <w:pPr>
+              <w:pStyle w:val="Normal"/>
+              <w:spacing w:lineRule="auto" w:line="252" w:before="0" w:after="0"/>
+              <w:jc w:val="left"/>
+              <w:rPr/>
+            </w:pPr>
+            <w:r>
+              <w:rPr>
+                <w:rFonts w:eastAsia="Roboto" w:cs="Roboto"/>
+                <w:b w:val="false"/>
+                <w:bCs w:val="false"/>
+                <w:color w:val="333333"/>
+                <w:sz w:val="20"/>
+                <w:szCs w:val="20"/>
+              </w:rPr>
+              <w:t>Регламент топлива</w:t>
+            </w:r>
+          </w:p>
+        </w:tc>
+        <w:tc>
+          <w:tcPr>
+            <w:tcW w:w="6099" w:type="dxa"/>
+            <w:tcBorders>
+              <w:top w:val="single" w:sz="4" w:space="0" w:color="D9D9D9"/>
+              <w:left w:val="single" w:sz="4" w:space="0" w:color="D9D9D9"/>
+              <w:bottom w:val="single" w:sz="4" w:space="0" w:color="D9D9D9"/>
+              <w:right w:val="single" w:sz="4" w:space="0" w:color="D9D9D9"/>
+            </w:tcBorders>
+            <w:shd w:fill="F5F5F5" w:val="clear"/>
+          </w:tcPr>
+          <w:p>
+            <w:pPr>
+              <w:pStyle w:val="Normal"/>
+              <w:spacing w:lineRule="auto" w:line="252" w:before="0" w:after="0"/>
+              <w:jc w:val="left"/>
+              <w:rPr/>
+            </w:pPr>
+            <w:r>
+              <w:rPr>
+                <w:rFonts w:eastAsia="Roboto" w:cs="Roboto"/>
+                <w:b w:val="false"/>
+                <w:bCs w:val="false"/>
+                <w:color w:val="333333"/>
+                <w:sz w:val="20"/>
+                <w:szCs w:val="20"/>
+              </w:rPr>
+              <w:t>Способ оплаты (топливная карта), нормы расхода и порядок их утверждения, сроки и состав отчётности, порядок разбора отклонений</w:t>
+            </w:r>
+          </w:p>
+        </w:tc>
+        <w:tc>
+          <w:tcPr>
+            <w:tcW w:w="2500" w:type="dxa"/>
+            <w:tcBorders>
+              <w:top w:val="single" w:sz="4" w:space="0" w:color="D9D9D9"/>
+              <w:left w:val="single" w:sz="4" w:space="0" w:color="D9D9D9"/>
+              <w:bottom w:val="single" w:sz="4" w:space="0" w:color="D9D9D9"/>
+              <w:right w:val="single" w:sz="4" w:space="0" w:color="D9D9D9"/>
+            </w:tcBorders>
+            <w:shd w:fill="F5F5F5" w:val="clear"/>
+          </w:tcPr>
+          <w:p>
+            <w:pPr>
+              <w:pStyle w:val="Normal"/>
+              <w:spacing w:lineRule="auto" w:line="252" w:before="0" w:after="0"/>
+              <w:jc w:val="left"/>
+              <w:rPr/>
+            </w:pPr>
+            <w:r>
+              <w:rPr>
+                <w:rFonts w:eastAsia="Roboto" w:cs="Roboto"/>
+                <w:b w:val="false"/>
+                <w:bCs w:val="false"/>
+                <w:color w:val="333333"/>
+                <w:sz w:val="20"/>
+                <w:szCs w:val="20"/>
+              </w:rPr>
+              <w:t>ст. 252, 264 НК РФ; ст. 9 закона № 402-ФЗ</w:t>
+            </w:r>
+          </w:p>
+        </w:tc>
+        <w:tc>
+          <w:tcPr>
+            <w:tcW w:w="2304" w:type="dxa"/>
+            <w:tcBorders>
+              <w:top w:val="single" w:sz="4" w:space="0" w:color="D9D9D9"/>
+              <w:left w:val="single" w:sz="4" w:space="0" w:color="D9D9D9"/>
+              <w:bottom w:val="single" w:sz="4" w:space="0" w:color="D9D9D9"/>
+              <w:right w:val="single" w:sz="4" w:space="0" w:color="D9D9D9"/>
+            </w:tcBorders>
+            <w:shd w:fill="F5F5F5" w:val="clear"/>
+          </w:tcPr>
+          <w:p>
+            <w:pPr>
+              <w:pStyle w:val="Normal"/>
+              <w:spacing w:lineRule="auto" w:line="252" w:before="0" w:after="0"/>
+              <w:jc w:val="left"/>
+              <w:rPr/>
+            </w:pPr>
+            <w:r>
+              <w:rPr>
+                <w:rFonts w:eastAsia="Roboto" w:cs="Roboto"/>
+                <w:b w:val="false"/>
+                <w:bCs w:val="false"/>
+                <w:color w:val="333333"/>
+                <w:sz w:val="20"/>
+                <w:szCs w:val="20"/>
+              </w:rPr>
+              <w:t>10 рабочих дней</w:t>
+            </w:r>
+          </w:p>
+        </w:tc>
+      </w:tr>
+      <w:tr>
+        <w:trPr/>
+        <w:tc>
+          <w:tcPr>
+            <w:tcW w:w="499" w:type="dxa"/>
+            <w:tcBorders>
+              <w:top w:val="single" w:sz="4" w:space="0" w:color="D9D9D9"/>
+              <w:left w:val="single" w:sz="4" w:space="0" w:color="D9D9D9"/>
+              <w:bottom w:val="single" w:sz="4" w:space="0" w:color="D9D9D9"/>
+              <w:right w:val="single" w:sz="4" w:space="0" w:color="D9D9D9"/>
+            </w:tcBorders>
+          </w:tcPr>
+          <w:p>
+            <w:pPr>
+              <w:pStyle w:val="Normal"/>
+              <w:spacing w:lineRule="auto" w:line="252" w:before="0" w:after="0"/>
+              <w:jc w:val="left"/>
+              <w:rPr/>
+            </w:pPr>
+            <w:r>
+              <w:rPr>
+                <w:rFonts w:eastAsia="Roboto" w:cs="Roboto"/>
+                <w:b w:val="false"/>
+                <w:bCs w:val="false"/>
+                <w:color w:val="333333"/>
+                <w:sz w:val="20"/>
+                <w:szCs w:val="20"/>
+              </w:rPr>
+              <w:t>7</w:t>
+            </w:r>
+          </w:p>
+        </w:tc>
+        <w:tc>
+          <w:tcPr>
+            <w:tcW w:w="2601" w:type="dxa"/>
+            <w:tcBorders>
+              <w:top w:val="single" w:sz="4" w:space="0" w:color="D9D9D9"/>
+              <w:left w:val="single" w:sz="4" w:space="0" w:color="D9D9D9"/>
+              <w:bottom w:val="single" w:sz="4" w:space="0" w:color="D9D9D9"/>
+              <w:right w:val="single" w:sz="4" w:space="0" w:color="D9D9D9"/>
+            </w:tcBorders>
+          </w:tcPr>
+          <w:p>
+            <w:pPr>
+              <w:pStyle w:val="Normal"/>
+              <w:spacing w:lineRule="auto" w:line="252" w:before="0" w:after="0"/>
+              <w:jc w:val="left"/>
+              <w:rPr/>
+            </w:pPr>
+            <w:r>
+              <w:rPr>
+                <w:rFonts w:eastAsia="Roboto" w:cs="Roboto"/>
+                <w:b w:val="false"/>
+                <w:bCs w:val="false"/>
+                <w:color w:val="333333"/>
+                <w:sz w:val="20"/>
+                <w:szCs w:val="20"/>
+              </w:rPr>
+              <w:t>График технического обслуживания, техосмотра и сезонных работ</w:t>
+            </w:r>
+          </w:p>
+        </w:tc>
+        <w:tc>
+          <w:tcPr>
+            <w:tcW w:w="6099" w:type="dxa"/>
+            <w:tcBorders>
+              <w:top w:val="single" w:sz="4" w:space="0" w:color="D9D9D9"/>
+              <w:left w:val="single" w:sz="4" w:space="0" w:color="D9D9D9"/>
+              <w:bottom w:val="single" w:sz="4" w:space="0" w:color="D9D9D9"/>
+              <w:right w:val="single" w:sz="4" w:space="0" w:color="D9D9D9"/>
+            </w:tcBorders>
+          </w:tcPr>
+          <w:p>
+            <w:pPr>
+              <w:pStyle w:val="Normal"/>
+              <w:spacing w:lineRule="auto" w:line="252" w:before="0" w:after="0"/>
+              <w:jc w:val="left"/>
+              <w:rPr/>
+            </w:pPr>
+            <w:r>
+              <w:rPr>
+                <w:rFonts w:eastAsia="Roboto" w:cs="Roboto"/>
+                <w:b w:val="false"/>
+                <w:bCs w:val="false"/>
+                <w:color w:val="333333"/>
+                <w:sz w:val="20"/>
+                <w:szCs w:val="20"/>
+              </w:rPr>
+              <w:t>Периодичность по регламенту производителя; техосмотр автомобилей организации; сезонная замена шин и хранение второго комплекта; ответственный за контроль сроков</w:t>
+            </w:r>
+          </w:p>
+        </w:tc>
+        <w:tc>
+          <w:tcPr>
+            <w:tcW w:w="2500" w:type="dxa"/>
+            <w:tcBorders>
+              <w:top w:val="single" w:sz="4" w:space="0" w:color="D9D9D9"/>
+              <w:left w:val="single" w:sz="4" w:space="0" w:color="D9D9D9"/>
+              <w:bottom w:val="single" w:sz="4" w:space="0" w:color="D9D9D9"/>
+              <w:right w:val="single" w:sz="4" w:space="0" w:color="D9D9D9"/>
+            </w:tcBorders>
+          </w:tcPr>
+          <w:p>
+            <w:pPr>
+              <w:pStyle w:val="Normal"/>
+              <w:spacing w:lineRule="auto" w:line="252" w:before="0" w:after="0"/>
+              <w:jc w:val="left"/>
+              <w:rPr/>
+            </w:pPr>
+            <w:r>
+              <w:rPr>
+                <w:rFonts w:eastAsia="Roboto" w:cs="Roboto"/>
+                <w:b w:val="false"/>
+                <w:bCs w:val="false"/>
+                <w:color w:val="333333"/>
+                <w:sz w:val="20"/>
+                <w:szCs w:val="20"/>
+              </w:rPr>
+              <w:t>ст. 15 закона № 170-ФЗ</w:t>
+            </w:r>
+          </w:p>
+        </w:tc>
+        <w:tc>
+          <w:tcPr>
+            <w:tcW w:w="2304" w:type="dxa"/>
+            <w:tcBorders>
+              <w:top w:val="single" w:sz="4" w:space="0" w:color="D9D9D9"/>
+              <w:left w:val="single" w:sz="4" w:space="0" w:color="D9D9D9"/>
+              <w:bottom w:val="single" w:sz="4" w:space="0" w:color="D9D9D9"/>
+              <w:right w:val="single" w:sz="4" w:space="0" w:color="D9D9D9"/>
+            </w:tcBorders>
+          </w:tcPr>
+          <w:p>
+            <w:pPr>
+              <w:pStyle w:val="Normal"/>
+              <w:spacing w:lineRule="auto" w:line="252" w:before="0" w:after="0"/>
+              <w:jc w:val="left"/>
+              <w:rPr/>
+            </w:pPr>
+            <w:r>
+              <w:rPr>
+                <w:rFonts w:eastAsia="Roboto" w:cs="Roboto"/>
+                <w:b w:val="false"/>
+                <w:bCs w:val="false"/>
+                <w:color w:val="333333"/>
+                <w:sz w:val="20"/>
+                <w:szCs w:val="20"/>
+              </w:rPr>
+              <w:t>10 рабочих дней</w:t>
+            </w:r>
+          </w:p>
+        </w:tc>
+      </w:tr>
+      <w:tr>
+        <w:trPr/>
+        <w:tc>
+          <w:tcPr>
+            <w:tcW w:w="499" w:type="dxa"/>
+            <w:tcBorders>
+              <w:top w:val="single" w:sz="4" w:space="0" w:color="D9D9D9"/>
+              <w:left w:val="single" w:sz="4" w:space="0" w:color="D9D9D9"/>
+              <w:bottom w:val="single" w:sz="4" w:space="0" w:color="D9D9D9"/>
+              <w:right w:val="single" w:sz="4" w:space="0" w:color="D9D9D9"/>
+            </w:tcBorders>
+            <w:shd w:fill="F5F5F5" w:val="clear"/>
+          </w:tcPr>
+          <w:p>
+            <w:pPr>
+              <w:pStyle w:val="Normal"/>
+              <w:spacing w:lineRule="auto" w:line="252" w:before="0" w:after="0"/>
+              <w:jc w:val="left"/>
+              <w:rPr/>
+            </w:pPr>
+            <w:r>
+              <w:rPr>
+                <w:rFonts w:eastAsia="Roboto" w:cs="Roboto"/>
+                <w:b w:val="false"/>
+                <w:bCs w:val="false"/>
+                <w:color w:val="333333"/>
+                <w:sz w:val="20"/>
+                <w:szCs w:val="20"/>
+              </w:rPr>
+              <w:t>8</w:t>
+            </w:r>
+          </w:p>
+        </w:tc>
+        <w:tc>
+          <w:tcPr>
+            <w:tcW w:w="2601" w:type="dxa"/>
+            <w:tcBorders>
+              <w:top w:val="single" w:sz="4" w:space="0" w:color="D9D9D9"/>
+              <w:left w:val="single" w:sz="4" w:space="0" w:color="D9D9D9"/>
+              <w:bottom w:val="single" w:sz="4" w:space="0" w:color="D9D9D9"/>
+              <w:right w:val="single" w:sz="4" w:space="0" w:color="D9D9D9"/>
+            </w:tcBorders>
+            <w:shd w:fill="F5F5F5" w:val="clear"/>
+          </w:tcPr>
+          <w:p>
+            <w:pPr>
+              <w:pStyle w:val="Normal"/>
+              <w:spacing w:lineRule="auto" w:line="252" w:before="0" w:after="0"/>
+              <w:jc w:val="left"/>
+              <w:rPr/>
+            </w:pPr>
+            <w:r>
+              <w:rPr>
+                <w:rFonts w:eastAsia="Roboto" w:cs="Roboto"/>
+                <w:b w:val="false"/>
+                <w:bCs w:val="false"/>
+                <w:color w:val="333333"/>
+                <w:sz w:val="20"/>
+                <w:szCs w:val="20"/>
+              </w:rPr>
+              <w:t>Место стоянки и хранение ключей</w:t>
+            </w:r>
+          </w:p>
+        </w:tc>
+        <w:tc>
+          <w:tcPr>
+            <w:tcW w:w="6099" w:type="dxa"/>
+            <w:tcBorders>
+              <w:top w:val="single" w:sz="4" w:space="0" w:color="D9D9D9"/>
+              <w:left w:val="single" w:sz="4" w:space="0" w:color="D9D9D9"/>
+              <w:bottom w:val="single" w:sz="4" w:space="0" w:color="D9D9D9"/>
+              <w:right w:val="single" w:sz="4" w:space="0" w:color="D9D9D9"/>
+            </w:tcBorders>
+            <w:shd w:fill="F5F5F5" w:val="clear"/>
+          </w:tcPr>
+          <w:p>
+            <w:pPr>
+              <w:pStyle w:val="Normal"/>
+              <w:spacing w:lineRule="auto" w:line="252" w:before="0" w:after="0"/>
+              <w:jc w:val="left"/>
+              <w:rPr/>
+            </w:pPr>
+            <w:r>
+              <w:rPr>
+                <w:rFonts w:eastAsia="Roboto" w:cs="Roboto"/>
+                <w:b w:val="false"/>
+                <w:bCs w:val="false"/>
+                <w:color w:val="333333"/>
+                <w:sz w:val="20"/>
+                <w:szCs w:val="20"/>
+              </w:rPr>
+              <w:t>Определённое место стоянки; порядок хранения ключей и документов в нерабочее время; запрет оставления документов и ключей в автомобиле</w:t>
+            </w:r>
+          </w:p>
+        </w:tc>
+        <w:tc>
+          <w:tcPr>
+            <w:tcW w:w="2500" w:type="dxa"/>
+            <w:tcBorders>
+              <w:top w:val="single" w:sz="4" w:space="0" w:color="D9D9D9"/>
+              <w:left w:val="single" w:sz="4" w:space="0" w:color="D9D9D9"/>
+              <w:bottom w:val="single" w:sz="4" w:space="0" w:color="D9D9D9"/>
+              <w:right w:val="single" w:sz="4" w:space="0" w:color="D9D9D9"/>
+            </w:tcBorders>
+            <w:shd w:fill="F5F5F5" w:val="clear"/>
+          </w:tcPr>
+          <w:p>
+            <w:pPr>
+              <w:pStyle w:val="Normal"/>
+              <w:spacing w:lineRule="auto" w:line="252" w:before="0" w:after="0"/>
+              <w:jc w:val="left"/>
+              <w:rPr/>
+            </w:pPr>
+            <w:r>
+              <w:rPr>
+                <w:rFonts w:eastAsia="Roboto" w:cs="Roboto"/>
+                <w:b w:val="false"/>
+                <w:bCs w:val="false"/>
+                <w:color w:val="333333"/>
+                <w:sz w:val="20"/>
+                <w:szCs w:val="20"/>
+              </w:rPr>
+              <w:t>ст. 8 ТК РФ</w:t>
+            </w:r>
+          </w:p>
+        </w:tc>
+        <w:tc>
+          <w:tcPr>
+            <w:tcW w:w="2304" w:type="dxa"/>
+            <w:tcBorders>
+              <w:top w:val="single" w:sz="4" w:space="0" w:color="D9D9D9"/>
+              <w:left w:val="single" w:sz="4" w:space="0" w:color="D9D9D9"/>
+              <w:bottom w:val="single" w:sz="4" w:space="0" w:color="D9D9D9"/>
+              <w:right w:val="single" w:sz="4" w:space="0" w:color="D9D9D9"/>
+            </w:tcBorders>
+            <w:shd w:fill="F5F5F5" w:val="clear"/>
+          </w:tcPr>
+          <w:p>
+            <w:pPr>
+              <w:pStyle w:val="Normal"/>
+              <w:spacing w:lineRule="auto" w:line="252" w:before="0" w:after="0"/>
+              <w:jc w:val="left"/>
+              <w:rPr/>
+            </w:pPr>
+            <w:r>
+              <w:rPr>
+                <w:rFonts w:eastAsia="Roboto" w:cs="Roboto"/>
+                <w:b w:val="false"/>
+                <w:bCs w:val="false"/>
+                <w:color w:val="333333"/>
+                <w:sz w:val="20"/>
+                <w:szCs w:val="20"/>
+              </w:rPr>
+              <w:t>5 рабочих дней</w:t>
+            </w:r>
+          </w:p>
+        </w:tc>
+      </w:tr>
+      <w:tr>
+        <w:trPr/>
+        <w:tc>
+          <w:tcPr>
+            <w:tcW w:w="499" w:type="dxa"/>
+            <w:tcBorders>
+              <w:top w:val="single" w:sz="4" w:space="0" w:color="D9D9D9"/>
+              <w:left w:val="single" w:sz="4" w:space="0" w:color="D9D9D9"/>
+              <w:bottom w:val="single" w:sz="4" w:space="0" w:color="D9D9D9"/>
+              <w:right w:val="single" w:sz="4" w:space="0" w:color="D9D9D9"/>
+            </w:tcBorders>
+          </w:tcPr>
+          <w:p>
+            <w:pPr>
+              <w:pStyle w:val="Normal"/>
+              <w:spacing w:lineRule="auto" w:line="252" w:before="0" w:after="0"/>
+              <w:jc w:val="left"/>
+              <w:rPr/>
+            </w:pPr>
+            <w:r>
+              <w:rPr>
+                <w:rFonts w:eastAsia="Roboto" w:cs="Roboto"/>
+                <w:b w:val="false"/>
+                <w:bCs w:val="false"/>
+                <w:color w:val="333333"/>
+                <w:sz w:val="20"/>
+                <w:szCs w:val="20"/>
+              </w:rPr>
+              <w:t>9</w:t>
+            </w:r>
+          </w:p>
+        </w:tc>
+        <w:tc>
+          <w:tcPr>
+            <w:tcW w:w="2601" w:type="dxa"/>
+            <w:tcBorders>
+              <w:top w:val="single" w:sz="4" w:space="0" w:color="D9D9D9"/>
+              <w:left w:val="single" w:sz="4" w:space="0" w:color="D9D9D9"/>
+              <w:bottom w:val="single" w:sz="4" w:space="0" w:color="D9D9D9"/>
+              <w:right w:val="single" w:sz="4" w:space="0" w:color="D9D9D9"/>
+            </w:tcBorders>
+          </w:tcPr>
+          <w:p>
+            <w:pPr>
+              <w:pStyle w:val="Normal"/>
+              <w:spacing w:lineRule="auto" w:line="252" w:before="0" w:after="0"/>
+              <w:jc w:val="left"/>
+              <w:rPr/>
+            </w:pPr>
+            <w:r>
+              <w:rPr>
+                <w:rFonts w:eastAsia="Roboto" w:cs="Roboto"/>
+                <w:b w:val="false"/>
+                <w:bCs w:val="false"/>
+                <w:color w:val="333333"/>
+                <w:sz w:val="20"/>
+                <w:szCs w:val="20"/>
+              </w:rPr>
+              <w:t>Инструкция о действиях при ДТП, поломке и задержании автомобиля</w:t>
+            </w:r>
+          </w:p>
+        </w:tc>
+        <w:tc>
+          <w:tcPr>
+            <w:tcW w:w="6099" w:type="dxa"/>
+            <w:tcBorders>
+              <w:top w:val="single" w:sz="4" w:space="0" w:color="D9D9D9"/>
+              <w:left w:val="single" w:sz="4" w:space="0" w:color="D9D9D9"/>
+              <w:bottom w:val="single" w:sz="4" w:space="0" w:color="D9D9D9"/>
+              <w:right w:val="single" w:sz="4" w:space="0" w:color="D9D9D9"/>
+            </w:tcBorders>
+          </w:tcPr>
+          <w:p>
+            <w:pPr>
+              <w:pStyle w:val="Normal"/>
+              <w:spacing w:lineRule="auto" w:line="252" w:before="0" w:after="0"/>
+              <w:jc w:val="left"/>
+              <w:rPr/>
+            </w:pPr>
+            <w:r>
+              <w:rPr>
+                <w:rFonts w:eastAsia="Roboto" w:cs="Roboto"/>
+                <w:b w:val="false"/>
+                <w:bCs w:val="false"/>
+                <w:color w:val="333333"/>
+                <w:sz w:val="20"/>
+                <w:szCs w:val="20"/>
+              </w:rPr>
+              <w:t>Пошаговый порядок, перечень контактов, сроки уведомления работодателя и страховщика, состав обязательной фиксации обстоятельств</w:t>
+            </w:r>
+          </w:p>
+        </w:tc>
+        <w:tc>
+          <w:tcPr>
+            <w:tcW w:w="2500" w:type="dxa"/>
+            <w:tcBorders>
+              <w:top w:val="single" w:sz="4" w:space="0" w:color="D9D9D9"/>
+              <w:left w:val="single" w:sz="4" w:space="0" w:color="D9D9D9"/>
+              <w:bottom w:val="single" w:sz="4" w:space="0" w:color="D9D9D9"/>
+              <w:right w:val="single" w:sz="4" w:space="0" w:color="D9D9D9"/>
+            </w:tcBorders>
+          </w:tcPr>
+          <w:p>
+            <w:pPr>
+              <w:pStyle w:val="Normal"/>
+              <w:spacing w:lineRule="auto" w:line="252" w:before="0" w:after="0"/>
+              <w:jc w:val="left"/>
+              <w:rPr/>
+            </w:pPr>
+            <w:r>
+              <w:rPr>
+                <w:rFonts w:eastAsia="Roboto" w:cs="Roboto"/>
+                <w:b w:val="false"/>
+                <w:bCs w:val="false"/>
+                <w:color w:val="333333"/>
+                <w:sz w:val="20"/>
+                <w:szCs w:val="20"/>
+              </w:rPr>
+              <w:t>ст. 11 закона № 40-ФЗ; пункты 2.5–2.6 ПДД РФ</w:t>
+            </w:r>
+          </w:p>
+        </w:tc>
+        <w:tc>
+          <w:tcPr>
+            <w:tcW w:w="2304" w:type="dxa"/>
+            <w:tcBorders>
+              <w:top w:val="single" w:sz="4" w:space="0" w:color="D9D9D9"/>
+              <w:left w:val="single" w:sz="4" w:space="0" w:color="D9D9D9"/>
+              <w:bottom w:val="single" w:sz="4" w:space="0" w:color="D9D9D9"/>
+              <w:right w:val="single" w:sz="4" w:space="0" w:color="D9D9D9"/>
+            </w:tcBorders>
+          </w:tcPr>
+          <w:p>
+            <w:pPr>
+              <w:pStyle w:val="Normal"/>
+              <w:spacing w:lineRule="auto" w:line="252" w:before="0" w:after="0"/>
+              <w:jc w:val="left"/>
+              <w:rPr/>
+            </w:pPr>
+            <w:r>
+              <w:rPr>
+                <w:rFonts w:eastAsia="Roboto" w:cs="Roboto"/>
+                <w:b w:val="false"/>
+                <w:bCs w:val="false"/>
+                <w:color w:val="333333"/>
+                <w:sz w:val="20"/>
+                <w:szCs w:val="20"/>
+              </w:rPr>
+              <w:t>10 рабочих дней</w:t>
+            </w:r>
+          </w:p>
+        </w:tc>
+      </w:tr>
+      <w:tr>
+        <w:trPr/>
+        <w:tc>
+          <w:tcPr>
+            <w:tcW w:w="499" w:type="dxa"/>
+            <w:tcBorders>
+              <w:top w:val="single" w:sz="4" w:space="0" w:color="D9D9D9"/>
+              <w:left w:val="single" w:sz="4" w:space="0" w:color="D9D9D9"/>
+              <w:bottom w:val="single" w:sz="4" w:space="0" w:color="D9D9D9"/>
+              <w:right w:val="single" w:sz="4" w:space="0" w:color="D9D9D9"/>
+            </w:tcBorders>
+            <w:shd w:fill="F5F5F5" w:val="clear"/>
+          </w:tcPr>
+          <w:p>
+            <w:pPr>
+              <w:pStyle w:val="Normal"/>
+              <w:spacing w:lineRule="auto" w:line="252" w:before="0" w:after="0"/>
+              <w:jc w:val="left"/>
+              <w:rPr/>
+            </w:pPr>
+            <w:r>
+              <w:rPr>
+                <w:rFonts w:eastAsia="Roboto" w:cs="Roboto"/>
+                <w:b w:val="false"/>
+                <w:bCs w:val="false"/>
+                <w:color w:val="333333"/>
+                <w:sz w:val="20"/>
+                <w:szCs w:val="20"/>
+              </w:rPr>
+              <w:t>10</w:t>
+            </w:r>
+          </w:p>
+        </w:tc>
+        <w:tc>
+          <w:tcPr>
+            <w:tcW w:w="2601" w:type="dxa"/>
+            <w:tcBorders>
+              <w:top w:val="single" w:sz="4" w:space="0" w:color="D9D9D9"/>
+              <w:left w:val="single" w:sz="4" w:space="0" w:color="D9D9D9"/>
+              <w:bottom w:val="single" w:sz="4" w:space="0" w:color="D9D9D9"/>
+              <w:right w:val="single" w:sz="4" w:space="0" w:color="D9D9D9"/>
+            </w:tcBorders>
+            <w:shd w:fill="F5F5F5" w:val="clear"/>
+          </w:tcPr>
+          <w:p>
+            <w:pPr>
+              <w:pStyle w:val="Normal"/>
+              <w:spacing w:lineRule="auto" w:line="252" w:before="0" w:after="0"/>
+              <w:jc w:val="left"/>
+              <w:rPr/>
+            </w:pPr>
+            <w:r>
+              <w:rPr>
+                <w:rFonts w:eastAsia="Roboto" w:cs="Roboto"/>
+                <w:b w:val="false"/>
+                <w:bCs w:val="false"/>
+                <w:color w:val="333333"/>
+                <w:sz w:val="20"/>
+                <w:szCs w:val="20"/>
+              </w:rPr>
+              <w:t>Передача первичных документов в бухгалтерию</w:t>
+            </w:r>
+          </w:p>
+        </w:tc>
+        <w:tc>
+          <w:tcPr>
+            <w:tcW w:w="6099" w:type="dxa"/>
+            <w:tcBorders>
+              <w:top w:val="single" w:sz="4" w:space="0" w:color="D9D9D9"/>
+              <w:left w:val="single" w:sz="4" w:space="0" w:color="D9D9D9"/>
+              <w:bottom w:val="single" w:sz="4" w:space="0" w:color="D9D9D9"/>
+              <w:right w:val="single" w:sz="4" w:space="0" w:color="D9D9D9"/>
+            </w:tcBorders>
+            <w:shd w:fill="F5F5F5" w:val="clear"/>
+          </w:tcPr>
+          <w:p>
+            <w:pPr>
+              <w:pStyle w:val="Normal"/>
+              <w:spacing w:lineRule="auto" w:line="252" w:before="0" w:after="0"/>
+              <w:jc w:val="left"/>
+              <w:rPr/>
+            </w:pPr>
+            <w:r>
+              <w:rPr>
+                <w:rFonts w:eastAsia="Roboto" w:cs="Roboto"/>
+                <w:b w:val="false"/>
+                <w:bCs w:val="false"/>
+                <w:color w:val="333333"/>
+                <w:sz w:val="20"/>
+                <w:szCs w:val="20"/>
+              </w:rPr>
+              <w:t>Сроки и порядок передачи чеков, отчётов топливных карт, заказ-нарядов и актов; ответственный за комплектность</w:t>
+            </w:r>
+          </w:p>
+        </w:tc>
+        <w:tc>
+          <w:tcPr>
+            <w:tcW w:w="2500" w:type="dxa"/>
+            <w:tcBorders>
+              <w:top w:val="single" w:sz="4" w:space="0" w:color="D9D9D9"/>
+              <w:left w:val="single" w:sz="4" w:space="0" w:color="D9D9D9"/>
+              <w:bottom w:val="single" w:sz="4" w:space="0" w:color="D9D9D9"/>
+              <w:right w:val="single" w:sz="4" w:space="0" w:color="D9D9D9"/>
+            </w:tcBorders>
+            <w:shd w:fill="F5F5F5" w:val="clear"/>
+          </w:tcPr>
+          <w:p>
+            <w:pPr>
+              <w:pStyle w:val="Normal"/>
+              <w:spacing w:lineRule="auto" w:line="252" w:before="0" w:after="0"/>
+              <w:jc w:val="left"/>
+              <w:rPr/>
+            </w:pPr>
+            <w:r>
+              <w:rPr>
+                <w:rFonts w:eastAsia="Roboto" w:cs="Roboto"/>
+                <w:b w:val="false"/>
+                <w:bCs w:val="false"/>
+                <w:color w:val="333333"/>
+                <w:sz w:val="20"/>
+                <w:szCs w:val="20"/>
+              </w:rPr>
+              <w:t>ст. 9 закона № 402-ФЗ</w:t>
+            </w:r>
+          </w:p>
+        </w:tc>
+        <w:tc>
+          <w:tcPr>
+            <w:tcW w:w="2304" w:type="dxa"/>
+            <w:tcBorders>
+              <w:top w:val="single" w:sz="4" w:space="0" w:color="D9D9D9"/>
+              <w:left w:val="single" w:sz="4" w:space="0" w:color="D9D9D9"/>
+              <w:bottom w:val="single" w:sz="4" w:space="0" w:color="D9D9D9"/>
+              <w:right w:val="single" w:sz="4" w:space="0" w:color="D9D9D9"/>
+            </w:tcBorders>
+            <w:shd w:fill="F5F5F5" w:val="clear"/>
+          </w:tcPr>
+          <w:p>
+            <w:pPr>
+              <w:pStyle w:val="Normal"/>
+              <w:spacing w:lineRule="auto" w:line="252" w:before="0" w:after="0"/>
+              <w:jc w:val="left"/>
+              <w:rPr/>
+            </w:pPr>
+            <w:r>
+              <w:rPr>
+                <w:rFonts w:eastAsia="Roboto" w:cs="Roboto"/>
+                <w:b w:val="false"/>
+                <w:bCs w:val="false"/>
+                <w:color w:val="333333"/>
+                <w:sz w:val="20"/>
+                <w:szCs w:val="20"/>
+              </w:rPr>
+              <w:t>10 рабочих дней</w:t>
+            </w:r>
+          </w:p>
+        </w:tc>
+      </w:tr>
+      <w:tr>
+        <w:trPr/>
+        <w:tc>
+          <w:tcPr>
+            <w:tcW w:w="499" w:type="dxa"/>
+            <w:tcBorders>
+              <w:top w:val="single" w:sz="4" w:space="0" w:color="D9D9D9"/>
+              <w:left w:val="single" w:sz="4" w:space="0" w:color="D9D9D9"/>
+              <w:bottom w:val="single" w:sz="4" w:space="0" w:color="D9D9D9"/>
+              <w:right w:val="single" w:sz="4" w:space="0" w:color="D9D9D9"/>
+            </w:tcBorders>
+          </w:tcPr>
+          <w:p>
+            <w:pPr>
+              <w:pStyle w:val="Normal"/>
+              <w:spacing w:lineRule="auto" w:line="252" w:before="0" w:after="0"/>
+              <w:jc w:val="left"/>
+              <w:rPr/>
+            </w:pPr>
+            <w:r>
+              <w:rPr>
+                <w:rFonts w:eastAsia="Roboto" w:cs="Roboto"/>
+                <w:b w:val="false"/>
+                <w:bCs w:val="false"/>
+                <w:color w:val="333333"/>
+                <w:sz w:val="20"/>
+                <w:szCs w:val="20"/>
+              </w:rPr>
+              <w:t>11</w:t>
+            </w:r>
+          </w:p>
+        </w:tc>
+        <w:tc>
+          <w:tcPr>
+            <w:tcW w:w="2601" w:type="dxa"/>
+            <w:tcBorders>
+              <w:top w:val="single" w:sz="4" w:space="0" w:color="D9D9D9"/>
+              <w:left w:val="single" w:sz="4" w:space="0" w:color="D9D9D9"/>
+              <w:bottom w:val="single" w:sz="4" w:space="0" w:color="D9D9D9"/>
+              <w:right w:val="single" w:sz="4" w:space="0" w:color="D9D9D9"/>
+            </w:tcBorders>
+          </w:tcPr>
+          <w:p>
+            <w:pPr>
+              <w:pStyle w:val="Normal"/>
+              <w:spacing w:lineRule="auto" w:line="252" w:before="0" w:after="0"/>
+              <w:jc w:val="left"/>
+              <w:rPr/>
+            </w:pPr>
+            <w:r>
+              <w:rPr>
+                <w:rFonts w:eastAsia="Roboto" w:cs="Roboto"/>
+                <w:b w:val="false"/>
+                <w:bCs w:val="false"/>
+                <w:color w:val="333333"/>
+                <w:sz w:val="20"/>
+                <w:szCs w:val="20"/>
+              </w:rPr>
+              <w:t>Акт возврата автомобиля</w:t>
+            </w:r>
+          </w:p>
+        </w:tc>
+        <w:tc>
+          <w:tcPr>
+            <w:tcW w:w="6099" w:type="dxa"/>
+            <w:tcBorders>
+              <w:top w:val="single" w:sz="4" w:space="0" w:color="D9D9D9"/>
+              <w:left w:val="single" w:sz="4" w:space="0" w:color="D9D9D9"/>
+              <w:bottom w:val="single" w:sz="4" w:space="0" w:color="D9D9D9"/>
+              <w:right w:val="single" w:sz="4" w:space="0" w:color="D9D9D9"/>
+            </w:tcBorders>
+          </w:tcPr>
+          <w:p>
+            <w:pPr>
+              <w:pStyle w:val="Normal"/>
+              <w:spacing w:lineRule="auto" w:line="252" w:before="0" w:after="0"/>
+              <w:jc w:val="left"/>
+              <w:rPr/>
+            </w:pPr>
+            <w:r>
+              <w:rPr>
+                <w:rFonts w:eastAsia="Roboto" w:cs="Roboto"/>
+                <w:b w:val="false"/>
+                <w:bCs w:val="false"/>
+                <w:color w:val="333333"/>
+                <w:sz w:val="20"/>
+                <w:szCs w:val="20"/>
+              </w:rPr>
+              <w:t>Основания возврата (перевод, увольнение, длительное отсутствие); состав проверки, фиксация состояния, пробега и комплектности; передача ключей и документов</w:t>
+            </w:r>
+          </w:p>
+        </w:tc>
+        <w:tc>
+          <w:tcPr>
+            <w:tcW w:w="2500" w:type="dxa"/>
+            <w:tcBorders>
+              <w:top w:val="single" w:sz="4" w:space="0" w:color="D9D9D9"/>
+              <w:left w:val="single" w:sz="4" w:space="0" w:color="D9D9D9"/>
+              <w:bottom w:val="single" w:sz="4" w:space="0" w:color="D9D9D9"/>
+              <w:right w:val="single" w:sz="4" w:space="0" w:color="D9D9D9"/>
+            </w:tcBorders>
+          </w:tcPr>
+          <w:p>
+            <w:pPr>
+              <w:pStyle w:val="Normal"/>
+              <w:spacing w:lineRule="auto" w:line="252" w:before="0" w:after="0"/>
+              <w:jc w:val="left"/>
+              <w:rPr/>
+            </w:pPr>
+            <w:r>
+              <w:rPr>
+                <w:rFonts w:eastAsia="Roboto" w:cs="Roboto"/>
+                <w:b w:val="false"/>
+                <w:bCs w:val="false"/>
+                <w:color w:val="333333"/>
+                <w:sz w:val="20"/>
+                <w:szCs w:val="20"/>
+              </w:rPr>
+              <w:t>ст. 8 ТК РФ</w:t>
+            </w:r>
+          </w:p>
+        </w:tc>
+        <w:tc>
+          <w:tcPr>
+            <w:tcW w:w="2304" w:type="dxa"/>
+            <w:tcBorders>
+              <w:top w:val="single" w:sz="4" w:space="0" w:color="D9D9D9"/>
+              <w:left w:val="single" w:sz="4" w:space="0" w:color="D9D9D9"/>
+              <w:bottom w:val="single" w:sz="4" w:space="0" w:color="D9D9D9"/>
+              <w:right w:val="single" w:sz="4" w:space="0" w:color="D9D9D9"/>
+            </w:tcBorders>
+          </w:tcPr>
+          <w:p>
+            <w:pPr>
+              <w:pStyle w:val="Normal"/>
+              <w:spacing w:lineRule="auto" w:line="252" w:before="0" w:after="0"/>
+              <w:jc w:val="left"/>
+              <w:rPr/>
+            </w:pPr>
+            <w:r>
+              <w:rPr>
+                <w:rFonts w:eastAsia="Roboto" w:cs="Roboto"/>
+                <w:b w:val="false"/>
+                <w:bCs w:val="false"/>
+                <w:color w:val="333333"/>
+                <w:sz w:val="20"/>
+                <w:szCs w:val="20"/>
+              </w:rPr>
+              <w:t>по событию</w:t>
+            </w:r>
+          </w:p>
+        </w:tc>
+      </w:tr>
+    </w:tbl>
+    <w:p>
+      <w:pPr>
+        <w:pStyle w:val="Normal"/>
+        <w:keepNext w:val="true"/>
+        <w:spacing w:lineRule="auto" w:line="276" w:before="120" w:after="60"/>
+        <w:rPr/>
+      </w:pPr>
+      <w:r>
+        <w:rPr>
+          <w:rFonts w:eastAsia="Roboto" w:cs="Roboto"/>
+          <w:i/>
+          <w:iCs/>
+          <w:color w:val="808080"/>
+          <w:sz w:val="18"/>
+          <w:szCs w:val="18"/>
+        </w:rPr>
+        <w:t>Табл. 9. Поручения бухгалтерии</w:t>
+      </w:r>
+    </w:p>
+    <w:tbl>
+      <w:tblPr>
+        <w:tblW w:w="14003" w:type="dxa"/>
+        <w:jc w:val="left"/>
+        <w:tblInd w:w="0" w:type="dxa"/>
+        <w:tblLayout w:type="fixed"/>
+        <w:tblCellMar>
+          <w:top w:w="60" w:type="dxa"/>
+          <w:left w:w="100" w:type="dxa"/>
+          <w:bottom w:w="60" w:type="dxa"/>
+          <w:right w:w="100" w:type="dxa"/>
+        </w:tblCellMar>
+      </w:tblPr>
+      <w:tblGrid>
+        <w:gridCol w:w="499"/>
+        <w:gridCol w:w="2601"/>
+        <w:gridCol w:w="6099"/>
+        <w:gridCol w:w="2500"/>
+        <w:gridCol w:w="2304"/>
+      </w:tblGrid>
+      <w:tr>
+        <w:trPr>
+          <w:tblHeader w:val="true"/>
+        </w:trPr>
+        <w:tc>
+          <w:tcPr>
+            <w:tcW w:w="499" w:type="dxa"/>
+            <w:tcBorders>
+              <w:top w:val="single" w:sz="4" w:space="0" w:color="D9D9D9"/>
+              <w:left w:val="single" w:sz="4" w:space="0" w:color="D9D9D9"/>
+              <w:bottom w:val="single" w:sz="4" w:space="0" w:color="D9D9D9"/>
+              <w:right w:val="single" w:sz="4" w:space="0" w:color="D9D9D9"/>
+            </w:tcBorders>
+            <w:shd w:fill="D6E0EC" w:val="clear"/>
+          </w:tcPr>
+          <w:p>
+            <w:pPr>
+              <w:pStyle w:val="Normal"/>
+              <w:spacing w:lineRule="auto" w:line="252" w:before="0" w:after="0"/>
+              <w:jc w:val="left"/>
+              <w:rPr/>
+            </w:pPr>
+            <w:r>
+              <w:rPr>
+                <w:rFonts w:eastAsia="Roboto" w:cs="Roboto"/>
+                <w:b/>
+                <w:bCs/>
+                <w:color w:val="333333"/>
+                <w:sz w:val="20"/>
+                <w:szCs w:val="20"/>
+              </w:rPr>
+              <w:t>№</w:t>
+            </w:r>
+          </w:p>
+        </w:tc>
+        <w:tc>
+          <w:tcPr>
+            <w:tcW w:w="2601" w:type="dxa"/>
+            <w:tcBorders>
+              <w:top w:val="single" w:sz="4" w:space="0" w:color="D9D9D9"/>
+              <w:left w:val="single" w:sz="4" w:space="0" w:color="D9D9D9"/>
+              <w:bottom w:val="single" w:sz="4" w:space="0" w:color="D9D9D9"/>
+              <w:right w:val="single" w:sz="4" w:space="0" w:color="D9D9D9"/>
+            </w:tcBorders>
+            <w:shd w:fill="D6E0EC" w:val="clear"/>
+          </w:tcPr>
+          <w:p>
+            <w:pPr>
+              <w:pStyle w:val="Normal"/>
+              <w:spacing w:lineRule="auto" w:line="252" w:before="0" w:after="0"/>
+              <w:jc w:val="left"/>
+              <w:rPr/>
+            </w:pPr>
+            <w:r>
+              <w:rPr>
+                <w:rFonts w:eastAsia="Roboto" w:cs="Roboto"/>
+                <w:b/>
+                <w:bCs/>
+                <w:color w:val="333333"/>
+                <w:sz w:val="20"/>
+                <w:szCs w:val="20"/>
+              </w:rPr>
+              <w:t>Что оформить или обеспечить</w:t>
+            </w:r>
+          </w:p>
+        </w:tc>
+        <w:tc>
+          <w:tcPr>
+            <w:tcW w:w="6099" w:type="dxa"/>
+            <w:tcBorders>
+              <w:top w:val="single" w:sz="4" w:space="0" w:color="D9D9D9"/>
+              <w:left w:val="single" w:sz="4" w:space="0" w:color="D9D9D9"/>
+              <w:bottom w:val="single" w:sz="4" w:space="0" w:color="D9D9D9"/>
+              <w:right w:val="single" w:sz="4" w:space="0" w:color="D9D9D9"/>
+            </w:tcBorders>
+            <w:shd w:fill="D6E0EC" w:val="clear"/>
+          </w:tcPr>
+          <w:p>
+            <w:pPr>
+              <w:pStyle w:val="Normal"/>
+              <w:spacing w:lineRule="auto" w:line="252" w:before="0" w:after="0"/>
+              <w:jc w:val="left"/>
+              <w:rPr/>
+            </w:pPr>
+            <w:r>
+              <w:rPr>
+                <w:rFonts w:eastAsia="Roboto" w:cs="Roboto"/>
+                <w:b/>
+                <w:bCs/>
+                <w:color w:val="333333"/>
+                <w:sz w:val="20"/>
+                <w:szCs w:val="20"/>
+              </w:rPr>
+              <w:t>Обязательные положения (минимум)</w:t>
+            </w:r>
+          </w:p>
+        </w:tc>
+        <w:tc>
+          <w:tcPr>
+            <w:tcW w:w="2500" w:type="dxa"/>
+            <w:tcBorders>
+              <w:top w:val="single" w:sz="4" w:space="0" w:color="D9D9D9"/>
+              <w:left w:val="single" w:sz="4" w:space="0" w:color="D9D9D9"/>
+              <w:bottom w:val="single" w:sz="4" w:space="0" w:color="D9D9D9"/>
+              <w:right w:val="single" w:sz="4" w:space="0" w:color="D9D9D9"/>
+            </w:tcBorders>
+            <w:shd w:fill="D6E0EC" w:val="clear"/>
+          </w:tcPr>
+          <w:p>
+            <w:pPr>
+              <w:pStyle w:val="Normal"/>
+              <w:spacing w:lineRule="auto" w:line="252" w:before="0" w:after="0"/>
+              <w:jc w:val="left"/>
+              <w:rPr/>
+            </w:pPr>
+            <w:r>
+              <w:rPr>
+                <w:rFonts w:eastAsia="Roboto" w:cs="Roboto"/>
+                <w:b/>
+                <w:bCs/>
+                <w:color w:val="333333"/>
+                <w:sz w:val="20"/>
+                <w:szCs w:val="20"/>
+              </w:rPr>
+              <w:t>Основание</w:t>
+            </w:r>
+          </w:p>
+        </w:tc>
+        <w:tc>
+          <w:tcPr>
+            <w:tcW w:w="2304" w:type="dxa"/>
+            <w:tcBorders>
+              <w:top w:val="single" w:sz="4" w:space="0" w:color="D9D9D9"/>
+              <w:left w:val="single" w:sz="4" w:space="0" w:color="D9D9D9"/>
+              <w:bottom w:val="single" w:sz="4" w:space="0" w:color="D9D9D9"/>
+              <w:right w:val="single" w:sz="4" w:space="0" w:color="D9D9D9"/>
+            </w:tcBorders>
+            <w:shd w:fill="D6E0EC" w:val="clear"/>
+          </w:tcPr>
+          <w:p>
+            <w:pPr>
+              <w:pStyle w:val="Normal"/>
+              <w:spacing w:lineRule="auto" w:line="252" w:before="0" w:after="0"/>
+              <w:jc w:val="left"/>
+              <w:rPr/>
+            </w:pPr>
+            <w:r>
+              <w:rPr>
+                <w:rFonts w:eastAsia="Roboto" w:cs="Roboto"/>
+                <w:b/>
+                <w:bCs/>
+                <w:color w:val="333333"/>
+                <w:sz w:val="20"/>
+                <w:szCs w:val="20"/>
+              </w:rPr>
+              <w:t>Срок</w:t>
+            </w:r>
+          </w:p>
+        </w:tc>
+      </w:tr>
+      <w:tr>
+        <w:trPr/>
+        <w:tc>
+          <w:tcPr>
+            <w:tcW w:w="499" w:type="dxa"/>
+            <w:tcBorders>
+              <w:top w:val="single" w:sz="4" w:space="0" w:color="D9D9D9"/>
+              <w:left w:val="single" w:sz="4" w:space="0" w:color="D9D9D9"/>
+              <w:bottom w:val="single" w:sz="4" w:space="0" w:color="D9D9D9"/>
+              <w:right w:val="single" w:sz="4" w:space="0" w:color="D9D9D9"/>
+            </w:tcBorders>
+          </w:tcPr>
+          <w:p>
+            <w:pPr>
+              <w:pStyle w:val="Normal"/>
+              <w:spacing w:lineRule="auto" w:line="252" w:before="0" w:after="0"/>
+              <w:jc w:val="left"/>
+              <w:rPr/>
+            </w:pPr>
+            <w:r>
+              <w:rPr>
+                <w:rFonts w:eastAsia="Roboto" w:cs="Roboto"/>
+                <w:b w:val="false"/>
+                <w:bCs w:val="false"/>
+                <w:color w:val="333333"/>
+                <w:sz w:val="20"/>
+                <w:szCs w:val="20"/>
+              </w:rPr>
+              <w:t>1</w:t>
+            </w:r>
+          </w:p>
+        </w:tc>
+        <w:tc>
+          <w:tcPr>
+            <w:tcW w:w="2601" w:type="dxa"/>
+            <w:tcBorders>
+              <w:top w:val="single" w:sz="4" w:space="0" w:color="D9D9D9"/>
+              <w:left w:val="single" w:sz="4" w:space="0" w:color="D9D9D9"/>
+              <w:bottom w:val="single" w:sz="4" w:space="0" w:color="D9D9D9"/>
+              <w:right w:val="single" w:sz="4" w:space="0" w:color="D9D9D9"/>
+            </w:tcBorders>
+          </w:tcPr>
+          <w:p>
+            <w:pPr>
+              <w:pStyle w:val="Normal"/>
+              <w:spacing w:lineRule="auto" w:line="252" w:before="0" w:after="0"/>
+              <w:jc w:val="left"/>
+              <w:rPr/>
+            </w:pPr>
+            <w:r>
+              <w:rPr>
+                <w:rFonts w:eastAsia="Roboto" w:cs="Roboto"/>
+                <w:b w:val="false"/>
+                <w:bCs w:val="false"/>
+                <w:color w:val="333333"/>
+                <w:sz w:val="20"/>
+                <w:szCs w:val="20"/>
+              </w:rPr>
+              <w:t>Принятие автомобиля к учёту</w:t>
+            </w:r>
+          </w:p>
+        </w:tc>
+        <w:tc>
+          <w:tcPr>
+            <w:tcW w:w="6099" w:type="dxa"/>
+            <w:tcBorders>
+              <w:top w:val="single" w:sz="4" w:space="0" w:color="D9D9D9"/>
+              <w:left w:val="single" w:sz="4" w:space="0" w:color="D9D9D9"/>
+              <w:bottom w:val="single" w:sz="4" w:space="0" w:color="D9D9D9"/>
+              <w:right w:val="single" w:sz="4" w:space="0" w:color="D9D9D9"/>
+            </w:tcBorders>
+          </w:tcPr>
+          <w:p>
+            <w:pPr>
+              <w:pStyle w:val="Normal"/>
+              <w:spacing w:lineRule="auto" w:line="252" w:before="0" w:after="0"/>
+              <w:jc w:val="left"/>
+              <w:rPr/>
+            </w:pPr>
+            <w:r>
+              <w:rPr>
+                <w:rFonts w:eastAsia="Roboto" w:cs="Roboto"/>
+                <w:b w:val="false"/>
+                <w:bCs w:val="false"/>
+                <w:color w:val="333333"/>
+                <w:sz w:val="20"/>
+                <w:szCs w:val="20"/>
+              </w:rPr>
+              <w:t>Приказ о вводе в эксплуатацию, акт и инвентарная карточка (ОС-1 и ОС-6 либо собственные формы с обязательными реквизитами); сроки полезного использования — отдельно для бухгалтерского и налогового учёта</w:t>
+            </w:r>
+          </w:p>
+        </w:tc>
+        <w:tc>
+          <w:tcPr>
+            <w:tcW w:w="2500" w:type="dxa"/>
+            <w:tcBorders>
+              <w:top w:val="single" w:sz="4" w:space="0" w:color="D9D9D9"/>
+              <w:left w:val="single" w:sz="4" w:space="0" w:color="D9D9D9"/>
+              <w:bottom w:val="single" w:sz="4" w:space="0" w:color="D9D9D9"/>
+              <w:right w:val="single" w:sz="4" w:space="0" w:color="D9D9D9"/>
+            </w:tcBorders>
+          </w:tcPr>
+          <w:p>
+            <w:pPr>
+              <w:pStyle w:val="Normal"/>
+              <w:spacing w:lineRule="auto" w:line="252" w:before="0" w:after="0"/>
+              <w:jc w:val="left"/>
+              <w:rPr/>
+            </w:pPr>
+            <w:r>
+              <w:rPr>
+                <w:rFonts w:eastAsia="Roboto" w:cs="Roboto"/>
+                <w:b w:val="false"/>
+                <w:bCs w:val="false"/>
+                <w:color w:val="333333"/>
+                <w:sz w:val="20"/>
+                <w:szCs w:val="20"/>
+              </w:rPr>
+              <w:t>ФСБУ 6/2020; гл. 25 НК РФ; ст. 9 закона № 402-ФЗ</w:t>
+            </w:r>
+          </w:p>
+        </w:tc>
+        <w:tc>
+          <w:tcPr>
+            <w:tcW w:w="2304" w:type="dxa"/>
+            <w:tcBorders>
+              <w:top w:val="single" w:sz="4" w:space="0" w:color="D9D9D9"/>
+              <w:left w:val="single" w:sz="4" w:space="0" w:color="D9D9D9"/>
+              <w:bottom w:val="single" w:sz="4" w:space="0" w:color="D9D9D9"/>
+              <w:right w:val="single" w:sz="4" w:space="0" w:color="D9D9D9"/>
+            </w:tcBorders>
+          </w:tcPr>
+          <w:p>
+            <w:pPr>
+              <w:pStyle w:val="Normal"/>
+              <w:spacing w:lineRule="auto" w:line="252" w:before="0" w:after="0"/>
+              <w:jc w:val="left"/>
+              <w:rPr/>
+            </w:pPr>
+            <w:r>
+              <w:rPr>
+                <w:rFonts w:eastAsia="Roboto" w:cs="Roboto"/>
+                <w:b w:val="false"/>
+                <w:bCs w:val="false"/>
+                <w:color w:val="333333"/>
+                <w:sz w:val="20"/>
+                <w:szCs w:val="20"/>
+              </w:rPr>
+              <w:t>месяц принятия к учёту</w:t>
+            </w:r>
+          </w:p>
+        </w:tc>
+      </w:tr>
+      <w:tr>
+        <w:trPr/>
+        <w:tc>
+          <w:tcPr>
+            <w:tcW w:w="499" w:type="dxa"/>
+            <w:tcBorders>
+              <w:top w:val="single" w:sz="4" w:space="0" w:color="D9D9D9"/>
+              <w:left w:val="single" w:sz="4" w:space="0" w:color="D9D9D9"/>
+              <w:bottom w:val="single" w:sz="4" w:space="0" w:color="D9D9D9"/>
+              <w:right w:val="single" w:sz="4" w:space="0" w:color="D9D9D9"/>
+            </w:tcBorders>
+            <w:shd w:fill="F5F5F5" w:val="clear"/>
+          </w:tcPr>
+          <w:p>
+            <w:pPr>
+              <w:pStyle w:val="Normal"/>
+              <w:spacing w:lineRule="auto" w:line="252" w:before="0" w:after="0"/>
+              <w:jc w:val="left"/>
+              <w:rPr/>
+            </w:pPr>
+            <w:r>
+              <w:rPr>
+                <w:rFonts w:eastAsia="Roboto" w:cs="Roboto"/>
+                <w:b w:val="false"/>
+                <w:bCs w:val="false"/>
+                <w:color w:val="333333"/>
+                <w:sz w:val="20"/>
+                <w:szCs w:val="20"/>
+              </w:rPr>
+              <w:t>2</w:t>
+            </w:r>
+          </w:p>
+        </w:tc>
+        <w:tc>
+          <w:tcPr>
+            <w:tcW w:w="2601" w:type="dxa"/>
+            <w:tcBorders>
+              <w:top w:val="single" w:sz="4" w:space="0" w:color="D9D9D9"/>
+              <w:left w:val="single" w:sz="4" w:space="0" w:color="D9D9D9"/>
+              <w:bottom w:val="single" w:sz="4" w:space="0" w:color="D9D9D9"/>
+              <w:right w:val="single" w:sz="4" w:space="0" w:color="D9D9D9"/>
+            </w:tcBorders>
+            <w:shd w:fill="F5F5F5" w:val="clear"/>
+          </w:tcPr>
+          <w:p>
+            <w:pPr>
+              <w:pStyle w:val="Normal"/>
+              <w:spacing w:lineRule="auto" w:line="252" w:before="0" w:after="0"/>
+              <w:jc w:val="left"/>
+              <w:rPr/>
+            </w:pPr>
+            <w:r>
+              <w:rPr>
+                <w:rFonts w:eastAsia="Roboto" w:cs="Roboto"/>
+                <w:b w:val="false"/>
+                <w:bCs w:val="false"/>
+                <w:color w:val="333333"/>
+                <w:sz w:val="20"/>
+                <w:szCs w:val="20"/>
+              </w:rPr>
+              <w:t>Транспортный налог</w:t>
+            </w:r>
+          </w:p>
+        </w:tc>
+        <w:tc>
+          <w:tcPr>
+            <w:tcW w:w="6099" w:type="dxa"/>
+            <w:tcBorders>
+              <w:top w:val="single" w:sz="4" w:space="0" w:color="D9D9D9"/>
+              <w:left w:val="single" w:sz="4" w:space="0" w:color="D9D9D9"/>
+              <w:bottom w:val="single" w:sz="4" w:space="0" w:color="D9D9D9"/>
+              <w:right w:val="single" w:sz="4" w:space="0" w:color="D9D9D9"/>
+            </w:tcBorders>
+            <w:shd w:fill="F5F5F5" w:val="clear"/>
+          </w:tcPr>
+          <w:p>
+            <w:pPr>
+              <w:pStyle w:val="Normal"/>
+              <w:spacing w:lineRule="auto" w:line="252" w:before="0" w:after="0"/>
+              <w:jc w:val="left"/>
+              <w:rPr/>
+            </w:pPr>
+            <w:r>
+              <w:rPr>
+                <w:rFonts w:eastAsia="Roboto" w:cs="Roboto"/>
+                <w:b w:val="false"/>
+                <w:bCs w:val="false"/>
+                <w:color w:val="333333"/>
+                <w:sz w:val="20"/>
+                <w:szCs w:val="20"/>
+              </w:rPr>
+              <w:t>Расчёт налога и авансовых платежей, подача уведомлений об исчисленных суммах, сверка с сообщением ФНС; при выбытии — коэффициент владения (правило 15-го числа)</w:t>
+            </w:r>
+          </w:p>
+        </w:tc>
+        <w:tc>
+          <w:tcPr>
+            <w:tcW w:w="2500" w:type="dxa"/>
+            <w:tcBorders>
+              <w:top w:val="single" w:sz="4" w:space="0" w:color="D9D9D9"/>
+              <w:left w:val="single" w:sz="4" w:space="0" w:color="D9D9D9"/>
+              <w:bottom w:val="single" w:sz="4" w:space="0" w:color="D9D9D9"/>
+              <w:right w:val="single" w:sz="4" w:space="0" w:color="D9D9D9"/>
+            </w:tcBorders>
+            <w:shd w:fill="F5F5F5" w:val="clear"/>
+          </w:tcPr>
+          <w:p>
+            <w:pPr>
+              <w:pStyle w:val="Normal"/>
+              <w:spacing w:lineRule="auto" w:line="252" w:before="0" w:after="0"/>
+              <w:jc w:val="left"/>
+              <w:rPr/>
+            </w:pPr>
+            <w:r>
+              <w:rPr>
+                <w:rFonts w:eastAsia="Roboto" w:cs="Roboto"/>
+                <w:b w:val="false"/>
+                <w:bCs w:val="false"/>
+                <w:color w:val="333333"/>
+                <w:sz w:val="20"/>
+                <w:szCs w:val="20"/>
+              </w:rPr>
+              <w:t>гл. 28 НК РФ</w:t>
+            </w:r>
+          </w:p>
+        </w:tc>
+        <w:tc>
+          <w:tcPr>
+            <w:tcW w:w="2304" w:type="dxa"/>
+            <w:tcBorders>
+              <w:top w:val="single" w:sz="4" w:space="0" w:color="D9D9D9"/>
+              <w:left w:val="single" w:sz="4" w:space="0" w:color="D9D9D9"/>
+              <w:bottom w:val="single" w:sz="4" w:space="0" w:color="D9D9D9"/>
+              <w:right w:val="single" w:sz="4" w:space="0" w:color="D9D9D9"/>
+            </w:tcBorders>
+            <w:shd w:fill="F5F5F5" w:val="clear"/>
+          </w:tcPr>
+          <w:p>
+            <w:pPr>
+              <w:pStyle w:val="Normal"/>
+              <w:spacing w:lineRule="auto" w:line="252" w:before="0" w:after="0"/>
+              <w:jc w:val="left"/>
+              <w:rPr/>
+            </w:pPr>
+            <w:r>
+              <w:rPr>
+                <w:rFonts w:eastAsia="Roboto" w:cs="Roboto"/>
+                <w:b w:val="false"/>
+                <w:bCs w:val="false"/>
+                <w:color w:val="333333"/>
+                <w:sz w:val="20"/>
+                <w:szCs w:val="20"/>
+              </w:rPr>
+              <w:t>по срокам НК РФ</w:t>
+            </w:r>
+          </w:p>
+        </w:tc>
+      </w:tr>
+      <w:tr>
+        <w:trPr/>
+        <w:tc>
+          <w:tcPr>
+            <w:tcW w:w="499" w:type="dxa"/>
+            <w:tcBorders>
+              <w:top w:val="single" w:sz="4" w:space="0" w:color="D9D9D9"/>
+              <w:left w:val="single" w:sz="4" w:space="0" w:color="D9D9D9"/>
+              <w:bottom w:val="single" w:sz="4" w:space="0" w:color="D9D9D9"/>
+              <w:right w:val="single" w:sz="4" w:space="0" w:color="D9D9D9"/>
+            </w:tcBorders>
+          </w:tcPr>
+          <w:p>
+            <w:pPr>
+              <w:pStyle w:val="Normal"/>
+              <w:spacing w:lineRule="auto" w:line="252" w:before="0" w:after="0"/>
+              <w:jc w:val="left"/>
+              <w:rPr/>
+            </w:pPr>
+            <w:r>
+              <w:rPr>
+                <w:rFonts w:eastAsia="Roboto" w:cs="Roboto"/>
+                <w:b w:val="false"/>
+                <w:bCs w:val="false"/>
+                <w:color w:val="333333"/>
+                <w:sz w:val="20"/>
+                <w:szCs w:val="20"/>
+              </w:rPr>
+              <w:t>3</w:t>
+            </w:r>
+          </w:p>
+        </w:tc>
+        <w:tc>
+          <w:tcPr>
+            <w:tcW w:w="2601" w:type="dxa"/>
+            <w:tcBorders>
+              <w:top w:val="single" w:sz="4" w:space="0" w:color="D9D9D9"/>
+              <w:left w:val="single" w:sz="4" w:space="0" w:color="D9D9D9"/>
+              <w:bottom w:val="single" w:sz="4" w:space="0" w:color="D9D9D9"/>
+              <w:right w:val="single" w:sz="4" w:space="0" w:color="D9D9D9"/>
+            </w:tcBorders>
+          </w:tcPr>
+          <w:p>
+            <w:pPr>
+              <w:pStyle w:val="Normal"/>
+              <w:spacing w:lineRule="auto" w:line="252" w:before="0" w:after="0"/>
+              <w:jc w:val="left"/>
+              <w:rPr/>
+            </w:pPr>
+            <w:r>
+              <w:rPr>
+                <w:rFonts w:eastAsia="Roboto" w:cs="Roboto"/>
+                <w:b w:val="false"/>
+                <w:bCs w:val="false"/>
+                <w:color w:val="333333"/>
+                <w:sz w:val="20"/>
+                <w:szCs w:val="20"/>
+              </w:rPr>
+              <w:t>Учёт расходов на содержание</w:t>
+            </w:r>
+          </w:p>
+        </w:tc>
+        <w:tc>
+          <w:tcPr>
+            <w:tcW w:w="6099" w:type="dxa"/>
+            <w:tcBorders>
+              <w:top w:val="single" w:sz="4" w:space="0" w:color="D9D9D9"/>
+              <w:left w:val="single" w:sz="4" w:space="0" w:color="D9D9D9"/>
+              <w:bottom w:val="single" w:sz="4" w:space="0" w:color="D9D9D9"/>
+              <w:right w:val="single" w:sz="4" w:space="0" w:color="D9D9D9"/>
+            </w:tcBorders>
+          </w:tcPr>
+          <w:p>
+            <w:pPr>
+              <w:pStyle w:val="Normal"/>
+              <w:spacing w:lineRule="auto" w:line="252" w:before="0" w:after="0"/>
+              <w:jc w:val="left"/>
+              <w:rPr/>
+            </w:pPr>
+            <w:r>
+              <w:rPr>
+                <w:rFonts w:eastAsia="Roboto" w:cs="Roboto"/>
+                <w:b w:val="false"/>
+                <w:bCs w:val="false"/>
+                <w:color w:val="333333"/>
+                <w:sz w:val="20"/>
+                <w:szCs w:val="20"/>
+              </w:rPr>
+              <w:t>Регистр расходов по автомобилю; контроль документальной подтверждённости: путевые листы или служебные задания, отчёты топливных карт, ежемесячные акты списания топлива по нормам</w:t>
+            </w:r>
+          </w:p>
+        </w:tc>
+        <w:tc>
+          <w:tcPr>
+            <w:tcW w:w="2500" w:type="dxa"/>
+            <w:tcBorders>
+              <w:top w:val="single" w:sz="4" w:space="0" w:color="D9D9D9"/>
+              <w:left w:val="single" w:sz="4" w:space="0" w:color="D9D9D9"/>
+              <w:bottom w:val="single" w:sz="4" w:space="0" w:color="D9D9D9"/>
+              <w:right w:val="single" w:sz="4" w:space="0" w:color="D9D9D9"/>
+            </w:tcBorders>
+          </w:tcPr>
+          <w:p>
+            <w:pPr>
+              <w:pStyle w:val="Normal"/>
+              <w:spacing w:lineRule="auto" w:line="252" w:before="0" w:after="0"/>
+              <w:jc w:val="left"/>
+              <w:rPr/>
+            </w:pPr>
+            <w:r>
+              <w:rPr>
+                <w:rFonts w:eastAsia="Roboto" w:cs="Roboto"/>
+                <w:b w:val="false"/>
+                <w:bCs w:val="false"/>
+                <w:color w:val="333333"/>
+                <w:sz w:val="20"/>
+                <w:szCs w:val="20"/>
+              </w:rPr>
+              <w:t>ст. 252 НК РФ; ст. 9 закона № 402-ФЗ</w:t>
+            </w:r>
+          </w:p>
+        </w:tc>
+        <w:tc>
+          <w:tcPr>
+            <w:tcW w:w="2304" w:type="dxa"/>
+            <w:tcBorders>
+              <w:top w:val="single" w:sz="4" w:space="0" w:color="D9D9D9"/>
+              <w:left w:val="single" w:sz="4" w:space="0" w:color="D9D9D9"/>
+              <w:bottom w:val="single" w:sz="4" w:space="0" w:color="D9D9D9"/>
+              <w:right w:val="single" w:sz="4" w:space="0" w:color="D9D9D9"/>
+            </w:tcBorders>
+          </w:tcPr>
+          <w:p>
+            <w:pPr>
+              <w:pStyle w:val="Normal"/>
+              <w:spacing w:lineRule="auto" w:line="252" w:before="0" w:after="0"/>
+              <w:jc w:val="left"/>
+              <w:rPr/>
+            </w:pPr>
+            <w:r>
+              <w:rPr>
+                <w:rFonts w:eastAsia="Roboto" w:cs="Roboto"/>
+                <w:b w:val="false"/>
+                <w:bCs w:val="false"/>
+                <w:color w:val="333333"/>
+                <w:sz w:val="20"/>
+                <w:szCs w:val="20"/>
+              </w:rPr>
+              <w:t>ежемесячно</w:t>
+            </w:r>
+          </w:p>
+        </w:tc>
+      </w:tr>
+      <w:tr>
+        <w:trPr/>
+        <w:tc>
+          <w:tcPr>
+            <w:tcW w:w="499" w:type="dxa"/>
+            <w:tcBorders>
+              <w:top w:val="single" w:sz="4" w:space="0" w:color="D9D9D9"/>
+              <w:left w:val="single" w:sz="4" w:space="0" w:color="D9D9D9"/>
+              <w:bottom w:val="single" w:sz="4" w:space="0" w:color="D9D9D9"/>
+              <w:right w:val="single" w:sz="4" w:space="0" w:color="D9D9D9"/>
+            </w:tcBorders>
+            <w:shd w:fill="F5F5F5" w:val="clear"/>
+          </w:tcPr>
+          <w:p>
+            <w:pPr>
+              <w:pStyle w:val="Normal"/>
+              <w:spacing w:lineRule="auto" w:line="252" w:before="0" w:after="0"/>
+              <w:jc w:val="left"/>
+              <w:rPr/>
+            </w:pPr>
+            <w:r>
+              <w:rPr>
+                <w:rFonts w:eastAsia="Roboto" w:cs="Roboto"/>
+                <w:b w:val="false"/>
+                <w:bCs w:val="false"/>
+                <w:color w:val="333333"/>
+                <w:sz w:val="20"/>
+                <w:szCs w:val="20"/>
+              </w:rPr>
+              <w:t>4</w:t>
+            </w:r>
+          </w:p>
+        </w:tc>
+        <w:tc>
+          <w:tcPr>
+            <w:tcW w:w="2601" w:type="dxa"/>
+            <w:tcBorders>
+              <w:top w:val="single" w:sz="4" w:space="0" w:color="D9D9D9"/>
+              <w:left w:val="single" w:sz="4" w:space="0" w:color="D9D9D9"/>
+              <w:bottom w:val="single" w:sz="4" w:space="0" w:color="D9D9D9"/>
+              <w:right w:val="single" w:sz="4" w:space="0" w:color="D9D9D9"/>
+            </w:tcBorders>
+            <w:shd w:fill="F5F5F5" w:val="clear"/>
+          </w:tcPr>
+          <w:p>
+            <w:pPr>
+              <w:pStyle w:val="Normal"/>
+              <w:spacing w:lineRule="auto" w:line="252" w:before="0" w:after="0"/>
+              <w:jc w:val="left"/>
+              <w:rPr/>
+            </w:pPr>
+            <w:r>
+              <w:rPr>
+                <w:rFonts w:eastAsia="Roboto" w:cs="Roboto"/>
+                <w:b w:val="false"/>
+                <w:bCs w:val="false"/>
+                <w:color w:val="333333"/>
+                <w:sz w:val="20"/>
+                <w:szCs w:val="20"/>
+              </w:rPr>
+              <w:t>Налоговый контур личного использования</w:t>
+            </w:r>
+          </w:p>
+        </w:tc>
+        <w:tc>
+          <w:tcPr>
+            <w:tcW w:w="6099" w:type="dxa"/>
+            <w:tcBorders>
+              <w:top w:val="single" w:sz="4" w:space="0" w:color="D9D9D9"/>
+              <w:left w:val="single" w:sz="4" w:space="0" w:color="D9D9D9"/>
+              <w:bottom w:val="single" w:sz="4" w:space="0" w:color="D9D9D9"/>
+              <w:right w:val="single" w:sz="4" w:space="0" w:color="D9D9D9"/>
+            </w:tcBorders>
+            <w:shd w:fill="F5F5F5" w:val="clear"/>
+          </w:tcPr>
+          <w:p>
+            <w:pPr>
+              <w:pStyle w:val="Normal"/>
+              <w:spacing w:lineRule="auto" w:line="252" w:before="0" w:after="0"/>
+              <w:jc w:val="left"/>
+              <w:rPr/>
+            </w:pPr>
+            <w:r>
+              <w:rPr>
+                <w:rFonts w:eastAsia="Roboto" w:cs="Roboto"/>
+                <w:b w:val="false"/>
+                <w:bCs w:val="false"/>
+                <w:color w:val="333333"/>
+                <w:sz w:val="20"/>
+                <w:szCs w:val="20"/>
+              </w:rPr>
+              <w:t>При выдаче работодателем отдельного письменного решения о личных поездках — расчёт НДФЛ и взносов с дохода в натуральной форме либо сопровождение договора аренды</w:t>
+            </w:r>
+          </w:p>
+        </w:tc>
+        <w:tc>
+          <w:tcPr>
+            <w:tcW w:w="2500" w:type="dxa"/>
+            <w:tcBorders>
+              <w:top w:val="single" w:sz="4" w:space="0" w:color="D9D9D9"/>
+              <w:left w:val="single" w:sz="4" w:space="0" w:color="D9D9D9"/>
+              <w:bottom w:val="single" w:sz="4" w:space="0" w:color="D9D9D9"/>
+              <w:right w:val="single" w:sz="4" w:space="0" w:color="D9D9D9"/>
+            </w:tcBorders>
+            <w:shd w:fill="F5F5F5" w:val="clear"/>
+          </w:tcPr>
+          <w:p>
+            <w:pPr>
+              <w:pStyle w:val="Normal"/>
+              <w:spacing w:lineRule="auto" w:line="252" w:before="0" w:after="0"/>
+              <w:jc w:val="left"/>
+              <w:rPr/>
+            </w:pPr>
+            <w:r>
+              <w:rPr>
+                <w:rFonts w:eastAsia="Roboto" w:cs="Roboto"/>
+                <w:b w:val="false"/>
+                <w:bCs w:val="false"/>
+                <w:color w:val="333333"/>
+                <w:sz w:val="20"/>
+                <w:szCs w:val="20"/>
+              </w:rPr>
+              <w:t>ст. 211 НК РФ</w:t>
+            </w:r>
+          </w:p>
+        </w:tc>
+        <w:tc>
+          <w:tcPr>
+            <w:tcW w:w="2304" w:type="dxa"/>
+            <w:tcBorders>
+              <w:top w:val="single" w:sz="4" w:space="0" w:color="D9D9D9"/>
+              <w:left w:val="single" w:sz="4" w:space="0" w:color="D9D9D9"/>
+              <w:bottom w:val="single" w:sz="4" w:space="0" w:color="D9D9D9"/>
+              <w:right w:val="single" w:sz="4" w:space="0" w:color="D9D9D9"/>
+            </w:tcBorders>
+            <w:shd w:fill="F5F5F5" w:val="clear"/>
+          </w:tcPr>
+          <w:p>
+            <w:pPr>
+              <w:pStyle w:val="Normal"/>
+              <w:spacing w:lineRule="auto" w:line="252" w:before="0" w:after="0"/>
+              <w:jc w:val="left"/>
+              <w:rPr/>
+            </w:pPr>
+            <w:r>
+              <w:rPr>
+                <w:rFonts w:eastAsia="Roboto" w:cs="Roboto"/>
+                <w:b w:val="false"/>
+                <w:bCs w:val="false"/>
+                <w:color w:val="333333"/>
+                <w:sz w:val="20"/>
+                <w:szCs w:val="20"/>
+              </w:rPr>
+              <w:t>по событию</w:t>
+            </w:r>
+          </w:p>
+        </w:tc>
+      </w:tr>
+    </w:tbl>
+    <w:p>
+      <w:pPr>
+        <w:pStyle w:val="Normal"/>
+        <w:keepNext w:val="false"/>
+        <w:spacing w:lineRule="auto" w:line="276" w:before="160" w:after="120"/>
+        <w:jc w:val="both"/>
+        <w:rPr/>
+      </w:pPr>
+      <w:r>
+        <w:rPr>
+          <w:rFonts w:eastAsia="Roboto" w:cs="Roboto"/>
+          <w:b w:val="false"/>
+          <w:bCs w:val="false"/>
+          <w:i w:val="false"/>
+          <w:iCs w:val="false"/>
+          <w:color w:val="333333"/>
+          <w:sz w:val="22"/>
+          <w:szCs w:val="22"/>
+        </w:rPr>
+        <w:t>Ниже — перечень действующих документов организации, в которые требуется внести изменения. Проекты изменений подготавливают отдел кадров (кадровые и локальные акты) и ответственный за транспорт совместно с бухгалтерией (договоры и учётные документы). Срок подготовки проектов изменений — 10 рабочих дней.</w:t>
+      </w:r>
+    </w:p>
+    <w:p>
+      <w:pPr>
+        <w:pStyle w:val="Normal"/>
+        <w:keepNext w:val="true"/>
+        <w:spacing w:lineRule="auto" w:line="276" w:before="120" w:after="60"/>
+        <w:rPr/>
+      </w:pPr>
+      <w:r>
+        <w:rPr>
+          <w:rFonts w:eastAsia="Roboto" w:cs="Roboto"/>
+          <w:i/>
+          <w:iCs/>
+          <w:color w:val="808080"/>
+          <w:sz w:val="18"/>
+          <w:szCs w:val="18"/>
+        </w:rPr>
+        <w:t>Табл. 10. Изменения в действующие договоры и локальные акты</w:t>
+      </w:r>
+    </w:p>
+    <w:tbl>
+      <w:tblPr>
+        <w:tblW w:w="14003" w:type="dxa"/>
+        <w:jc w:val="left"/>
+        <w:tblInd w:w="0" w:type="dxa"/>
+        <w:tblLayout w:type="fixed"/>
+        <w:tblCellMar>
+          <w:top w:w="60" w:type="dxa"/>
+          <w:left w:w="100" w:type="dxa"/>
+          <w:bottom w:w="60" w:type="dxa"/>
+          <w:right w:w="100" w:type="dxa"/>
+        </w:tblCellMar>
+      </w:tblPr>
+      <w:tblGrid>
+        <w:gridCol w:w="2600"/>
+        <w:gridCol w:w="3299"/>
+        <w:gridCol w:w="5601"/>
+        <w:gridCol w:w="2502"/>
+      </w:tblGrid>
+      <w:tr>
+        <w:trPr>
+          <w:tblHeader w:val="true"/>
+        </w:trPr>
+        <w:tc>
+          <w:tcPr>
+            <w:tcW w:w="2600" w:type="dxa"/>
+            <w:tcBorders>
+              <w:top w:val="single" w:sz="4" w:space="0" w:color="D9D9D9"/>
+              <w:left w:val="single" w:sz="4" w:space="0" w:color="D9D9D9"/>
+              <w:bottom w:val="single" w:sz="4" w:space="0" w:color="D9D9D9"/>
+              <w:right w:val="single" w:sz="4" w:space="0" w:color="D9D9D9"/>
+            </w:tcBorders>
+            <w:shd w:fill="D6E0EC" w:val="clear"/>
+          </w:tcPr>
+          <w:p>
+            <w:pPr>
+              <w:pStyle w:val="Normal"/>
+              <w:spacing w:lineRule="auto" w:line="252" w:before="0" w:after="0"/>
+              <w:jc w:val="left"/>
+              <w:rPr/>
+            </w:pPr>
+            <w:r>
+              <w:rPr>
+                <w:rFonts w:eastAsia="Roboto" w:cs="Roboto"/>
+                <w:b/>
+                <w:bCs/>
+                <w:color w:val="333333"/>
+                <w:sz w:val="20"/>
+                <w:szCs w:val="20"/>
+              </w:rPr>
+              <w:t>Документ</w:t>
+            </w:r>
+          </w:p>
+        </w:tc>
+        <w:tc>
+          <w:tcPr>
+            <w:tcW w:w="3299" w:type="dxa"/>
+            <w:tcBorders>
+              <w:top w:val="single" w:sz="4" w:space="0" w:color="D9D9D9"/>
+              <w:left w:val="single" w:sz="4" w:space="0" w:color="D9D9D9"/>
+              <w:bottom w:val="single" w:sz="4" w:space="0" w:color="D9D9D9"/>
+              <w:right w:val="single" w:sz="4" w:space="0" w:color="D9D9D9"/>
+            </w:tcBorders>
+            <w:shd w:fill="D6E0EC" w:val="clear"/>
+          </w:tcPr>
+          <w:p>
+            <w:pPr>
+              <w:pStyle w:val="Normal"/>
+              <w:spacing w:lineRule="auto" w:line="252" w:before="0" w:after="0"/>
+              <w:jc w:val="left"/>
+              <w:rPr/>
+            </w:pPr>
+            <w:r>
+              <w:rPr>
+                <w:rFonts w:eastAsia="Roboto" w:cs="Roboto"/>
+                <w:b/>
+                <w:bCs/>
+                <w:color w:val="333333"/>
+                <w:sz w:val="20"/>
+                <w:szCs w:val="20"/>
+              </w:rPr>
+              <w:t>Что изменить</w:t>
+            </w:r>
+          </w:p>
+        </w:tc>
+        <w:tc>
+          <w:tcPr>
+            <w:tcW w:w="5601" w:type="dxa"/>
+            <w:tcBorders>
+              <w:top w:val="single" w:sz="4" w:space="0" w:color="D9D9D9"/>
+              <w:left w:val="single" w:sz="4" w:space="0" w:color="D9D9D9"/>
+              <w:bottom w:val="single" w:sz="4" w:space="0" w:color="D9D9D9"/>
+              <w:right w:val="single" w:sz="4" w:space="0" w:color="D9D9D9"/>
+            </w:tcBorders>
+            <w:shd w:fill="D6E0EC" w:val="clear"/>
+          </w:tcPr>
+          <w:p>
+            <w:pPr>
+              <w:pStyle w:val="Normal"/>
+              <w:spacing w:lineRule="auto" w:line="252" w:before="0" w:after="0"/>
+              <w:jc w:val="left"/>
+              <w:rPr/>
+            </w:pPr>
+            <w:r>
+              <w:rPr>
+                <w:rFonts w:eastAsia="Roboto" w:cs="Roboto"/>
+                <w:b/>
+                <w:bCs/>
+                <w:color w:val="333333"/>
+                <w:sz w:val="20"/>
+                <w:szCs w:val="20"/>
+              </w:rPr>
+              <w:t>Минимальное требование к формулировке</w:t>
+            </w:r>
+          </w:p>
+        </w:tc>
+        <w:tc>
+          <w:tcPr>
+            <w:tcW w:w="2502" w:type="dxa"/>
+            <w:tcBorders>
+              <w:top w:val="single" w:sz="4" w:space="0" w:color="D9D9D9"/>
+              <w:left w:val="single" w:sz="4" w:space="0" w:color="D9D9D9"/>
+              <w:bottom w:val="single" w:sz="4" w:space="0" w:color="D9D9D9"/>
+              <w:right w:val="single" w:sz="4" w:space="0" w:color="D9D9D9"/>
+            </w:tcBorders>
+            <w:shd w:fill="D6E0EC" w:val="clear"/>
+          </w:tcPr>
+          <w:p>
+            <w:pPr>
+              <w:pStyle w:val="Normal"/>
+              <w:spacing w:lineRule="auto" w:line="252" w:before="0" w:after="0"/>
+              <w:jc w:val="left"/>
+              <w:rPr/>
+            </w:pPr>
+            <w:r>
+              <w:rPr>
+                <w:rFonts w:eastAsia="Roboto" w:cs="Roboto"/>
+                <w:b/>
+                <w:bCs/>
+                <w:color w:val="333333"/>
+                <w:sz w:val="20"/>
+                <w:szCs w:val="20"/>
+              </w:rPr>
+              <w:t>Основание</w:t>
+            </w:r>
+          </w:p>
+        </w:tc>
+      </w:tr>
+      <w:tr>
+        <w:trPr/>
+        <w:tc>
+          <w:tcPr>
+            <w:tcW w:w="2600" w:type="dxa"/>
+            <w:tcBorders>
+              <w:top w:val="single" w:sz="4" w:space="0" w:color="D9D9D9"/>
+              <w:left w:val="single" w:sz="4" w:space="0" w:color="D9D9D9"/>
+              <w:bottom w:val="single" w:sz="4" w:space="0" w:color="D9D9D9"/>
+              <w:right w:val="single" w:sz="4" w:space="0" w:color="D9D9D9"/>
+            </w:tcBorders>
+          </w:tcPr>
+          <w:p>
+            <w:pPr>
+              <w:pStyle w:val="Normal"/>
+              <w:spacing w:lineRule="auto" w:line="252" w:before="0" w:after="0"/>
+              <w:jc w:val="left"/>
+              <w:rPr/>
+            </w:pPr>
+            <w:r>
+              <w:rPr>
+                <w:rFonts w:eastAsia="Roboto" w:cs="Roboto"/>
+                <w:b w:val="false"/>
+                <w:bCs w:val="false"/>
+                <w:color w:val="333333"/>
+                <w:sz w:val="20"/>
+                <w:szCs w:val="20"/>
+              </w:rPr>
+              <w:t>Трудовой договор с ответственным лицом</w:t>
+            </w:r>
+          </w:p>
+        </w:tc>
+        <w:tc>
+          <w:tcPr>
+            <w:tcW w:w="3299" w:type="dxa"/>
+            <w:tcBorders>
+              <w:top w:val="single" w:sz="4" w:space="0" w:color="D9D9D9"/>
+              <w:left w:val="single" w:sz="4" w:space="0" w:color="D9D9D9"/>
+              <w:bottom w:val="single" w:sz="4" w:space="0" w:color="D9D9D9"/>
+              <w:right w:val="single" w:sz="4" w:space="0" w:color="D9D9D9"/>
+            </w:tcBorders>
+          </w:tcPr>
+          <w:p>
+            <w:pPr>
+              <w:pStyle w:val="Normal"/>
+              <w:spacing w:lineRule="auto" w:line="252" w:before="0" w:after="0"/>
+              <w:jc w:val="left"/>
+              <w:rPr/>
+            </w:pPr>
+            <w:r>
+              <w:rPr>
+                <w:rFonts w:eastAsia="Roboto" w:cs="Roboto"/>
+                <w:b w:val="false"/>
+                <w:bCs w:val="false"/>
+                <w:color w:val="333333"/>
+                <w:sz w:val="20"/>
+                <w:szCs w:val="20"/>
+              </w:rPr>
+              <w:t>Дополнить трудовую функцию и закрепить личный характер эксплуатации</w:t>
+            </w:r>
+          </w:p>
+        </w:tc>
+        <w:tc>
+          <w:tcPr>
+            <w:tcW w:w="5601" w:type="dxa"/>
+            <w:tcBorders>
+              <w:top w:val="single" w:sz="4" w:space="0" w:color="D9D9D9"/>
+              <w:left w:val="single" w:sz="4" w:space="0" w:color="D9D9D9"/>
+              <w:bottom w:val="single" w:sz="4" w:space="0" w:color="D9D9D9"/>
+              <w:right w:val="single" w:sz="4" w:space="0" w:color="D9D9D9"/>
+            </w:tcBorders>
+          </w:tcPr>
+          <w:p>
+            <w:pPr>
+              <w:pStyle w:val="Normal"/>
+              <w:spacing w:lineRule="auto" w:line="252" w:before="0" w:after="0"/>
+              <w:jc w:val="left"/>
+              <w:rPr/>
+            </w:pPr>
+            <w:r>
+              <w:rPr>
+                <w:rFonts w:eastAsia="Roboto" w:cs="Roboto"/>
+                <w:b w:val="false"/>
+                <w:bCs w:val="false"/>
+                <w:color w:val="333333"/>
+                <w:sz w:val="20"/>
+                <w:szCs w:val="20"/>
+              </w:rPr>
+              <w:t>Работник лично осуществляет управление и эксплуатацию закреплённого за ним служебного автомобиля; передача управления другим лицам не допускается</w:t>
+            </w:r>
+          </w:p>
+        </w:tc>
+        <w:tc>
+          <w:tcPr>
+            <w:tcW w:w="2502" w:type="dxa"/>
+            <w:tcBorders>
+              <w:top w:val="single" w:sz="4" w:space="0" w:color="D9D9D9"/>
+              <w:left w:val="single" w:sz="4" w:space="0" w:color="D9D9D9"/>
+              <w:bottom w:val="single" w:sz="4" w:space="0" w:color="D9D9D9"/>
+              <w:right w:val="single" w:sz="4" w:space="0" w:color="D9D9D9"/>
+            </w:tcBorders>
+          </w:tcPr>
+          <w:p>
+            <w:pPr>
+              <w:pStyle w:val="Normal"/>
+              <w:spacing w:lineRule="auto" w:line="252" w:before="0" w:after="0"/>
+              <w:jc w:val="left"/>
+              <w:rPr/>
+            </w:pPr>
+            <w:r>
+              <w:rPr>
+                <w:rFonts w:eastAsia="Roboto" w:cs="Roboto"/>
+                <w:b w:val="false"/>
+                <w:bCs w:val="false"/>
+                <w:color w:val="333333"/>
+                <w:sz w:val="20"/>
+                <w:szCs w:val="20"/>
+              </w:rPr>
+              <w:t>ст. 57, 60, 60.2, 72, 72.1 ТК РФ</w:t>
+            </w:r>
+          </w:p>
+        </w:tc>
+      </w:tr>
+      <w:tr>
+        <w:trPr/>
+        <w:tc>
+          <w:tcPr>
+            <w:tcW w:w="2600" w:type="dxa"/>
+            <w:tcBorders>
+              <w:top w:val="single" w:sz="4" w:space="0" w:color="D9D9D9"/>
+              <w:left w:val="single" w:sz="4" w:space="0" w:color="D9D9D9"/>
+              <w:bottom w:val="single" w:sz="4" w:space="0" w:color="D9D9D9"/>
+              <w:right w:val="single" w:sz="4" w:space="0" w:color="D9D9D9"/>
+            </w:tcBorders>
+            <w:shd w:fill="F5F5F5" w:val="clear"/>
+          </w:tcPr>
+          <w:p>
+            <w:pPr>
+              <w:pStyle w:val="Normal"/>
+              <w:spacing w:lineRule="auto" w:line="252" w:before="0" w:after="0"/>
+              <w:jc w:val="left"/>
+              <w:rPr/>
+            </w:pPr>
+            <w:r>
+              <w:rPr>
+                <w:rFonts w:eastAsia="Roboto" w:cs="Roboto"/>
+                <w:b w:val="false"/>
+                <w:bCs w:val="false"/>
+                <w:color w:val="333333"/>
+                <w:sz w:val="20"/>
+                <w:szCs w:val="20"/>
+              </w:rPr>
+              <w:t>Должностная инструкция</w:t>
+            </w:r>
+          </w:p>
+        </w:tc>
+        <w:tc>
+          <w:tcPr>
+            <w:tcW w:w="3299" w:type="dxa"/>
+            <w:tcBorders>
+              <w:top w:val="single" w:sz="4" w:space="0" w:color="D9D9D9"/>
+              <w:left w:val="single" w:sz="4" w:space="0" w:color="D9D9D9"/>
+              <w:bottom w:val="single" w:sz="4" w:space="0" w:color="D9D9D9"/>
+              <w:right w:val="single" w:sz="4" w:space="0" w:color="D9D9D9"/>
+            </w:tcBorders>
+            <w:shd w:fill="F5F5F5" w:val="clear"/>
+          </w:tcPr>
+          <w:p>
+            <w:pPr>
+              <w:pStyle w:val="Normal"/>
+              <w:spacing w:lineRule="auto" w:line="252" w:before="0" w:after="0"/>
+              <w:jc w:val="left"/>
+              <w:rPr/>
+            </w:pPr>
+            <w:r>
+              <w:rPr>
+                <w:rFonts w:eastAsia="Roboto" w:cs="Roboto"/>
+                <w:b w:val="false"/>
+                <w:bCs w:val="false"/>
+                <w:color w:val="333333"/>
+                <w:sz w:val="20"/>
+                <w:szCs w:val="20"/>
+              </w:rPr>
+              <w:t>Ввести раздел о служебном автомобиле</w:t>
+            </w:r>
+          </w:p>
+        </w:tc>
+        <w:tc>
+          <w:tcPr>
+            <w:tcW w:w="5601" w:type="dxa"/>
+            <w:tcBorders>
+              <w:top w:val="single" w:sz="4" w:space="0" w:color="D9D9D9"/>
+              <w:left w:val="single" w:sz="4" w:space="0" w:color="D9D9D9"/>
+              <w:bottom w:val="single" w:sz="4" w:space="0" w:color="D9D9D9"/>
+              <w:right w:val="single" w:sz="4" w:space="0" w:color="D9D9D9"/>
+            </w:tcBorders>
+            <w:shd w:fill="F5F5F5" w:val="clear"/>
+          </w:tcPr>
+          <w:p>
+            <w:pPr>
+              <w:pStyle w:val="Normal"/>
+              <w:spacing w:lineRule="auto" w:line="252" w:before="0" w:after="0"/>
+              <w:jc w:val="left"/>
+              <w:rPr/>
+            </w:pPr>
+            <w:r>
+              <w:rPr>
+                <w:rFonts w:eastAsia="Roboto" w:cs="Roboto"/>
+                <w:b w:val="false"/>
+                <w:bCs w:val="false"/>
+                <w:color w:val="333333"/>
+                <w:sz w:val="20"/>
+                <w:szCs w:val="20"/>
+              </w:rPr>
+              <w:t>Перечень операционных обязанностей, порядок и сроки отчётности, порядок сдачи автомобиля и документов</w:t>
+            </w:r>
+          </w:p>
+        </w:tc>
+        <w:tc>
+          <w:tcPr>
+            <w:tcW w:w="2502" w:type="dxa"/>
+            <w:tcBorders>
+              <w:top w:val="single" w:sz="4" w:space="0" w:color="D9D9D9"/>
+              <w:left w:val="single" w:sz="4" w:space="0" w:color="D9D9D9"/>
+              <w:bottom w:val="single" w:sz="4" w:space="0" w:color="D9D9D9"/>
+              <w:right w:val="single" w:sz="4" w:space="0" w:color="D9D9D9"/>
+            </w:tcBorders>
+            <w:shd w:fill="F5F5F5" w:val="clear"/>
+          </w:tcPr>
+          <w:p>
+            <w:pPr>
+              <w:pStyle w:val="Normal"/>
+              <w:spacing w:lineRule="auto" w:line="252" w:before="0" w:after="0"/>
+              <w:jc w:val="left"/>
+              <w:rPr/>
+            </w:pPr>
+            <w:r>
+              <w:rPr>
+                <w:rFonts w:eastAsia="Roboto" w:cs="Roboto"/>
+                <w:b w:val="false"/>
+                <w:bCs w:val="false"/>
+                <w:color w:val="333333"/>
+                <w:sz w:val="20"/>
+                <w:szCs w:val="20"/>
+              </w:rPr>
+              <w:t>ст. 8, 21 ТК РФ</w:t>
+            </w:r>
+          </w:p>
+        </w:tc>
+      </w:tr>
+      <w:tr>
+        <w:trPr/>
+        <w:tc>
+          <w:tcPr>
+            <w:tcW w:w="2600" w:type="dxa"/>
+            <w:tcBorders>
+              <w:top w:val="single" w:sz="4" w:space="0" w:color="D9D9D9"/>
+              <w:left w:val="single" w:sz="4" w:space="0" w:color="D9D9D9"/>
+              <w:bottom w:val="single" w:sz="4" w:space="0" w:color="D9D9D9"/>
+              <w:right w:val="single" w:sz="4" w:space="0" w:color="D9D9D9"/>
+            </w:tcBorders>
+          </w:tcPr>
+          <w:p>
+            <w:pPr>
+              <w:pStyle w:val="Normal"/>
+              <w:spacing w:lineRule="auto" w:line="252" w:before="0" w:after="0"/>
+              <w:jc w:val="left"/>
+              <w:rPr/>
+            </w:pPr>
+            <w:r>
+              <w:rPr>
+                <w:rFonts w:eastAsia="Roboto" w:cs="Roboto"/>
+                <w:b w:val="false"/>
+                <w:bCs w:val="false"/>
+                <w:color w:val="333333"/>
+                <w:sz w:val="20"/>
+                <w:szCs w:val="20"/>
+              </w:rPr>
+              <w:t>Положение об оплате труда либо приказ о доплате</w:t>
+            </w:r>
+          </w:p>
+        </w:tc>
+        <w:tc>
+          <w:tcPr>
+            <w:tcW w:w="3299" w:type="dxa"/>
+            <w:tcBorders>
+              <w:top w:val="single" w:sz="4" w:space="0" w:color="D9D9D9"/>
+              <w:left w:val="single" w:sz="4" w:space="0" w:color="D9D9D9"/>
+              <w:bottom w:val="single" w:sz="4" w:space="0" w:color="D9D9D9"/>
+              <w:right w:val="single" w:sz="4" w:space="0" w:color="D9D9D9"/>
+            </w:tcBorders>
+          </w:tcPr>
+          <w:p>
+            <w:pPr>
+              <w:pStyle w:val="Normal"/>
+              <w:spacing w:lineRule="auto" w:line="252" w:before="0" w:after="0"/>
+              <w:jc w:val="left"/>
+              <w:rPr/>
+            </w:pPr>
+            <w:r>
+              <w:rPr>
+                <w:rFonts w:eastAsia="Roboto" w:cs="Roboto"/>
+                <w:b w:val="false"/>
+                <w:bCs w:val="false"/>
+                <w:color w:val="333333"/>
+                <w:sz w:val="20"/>
+                <w:szCs w:val="20"/>
+              </w:rPr>
+              <w:t>Установить доплату, если управление автомобилем оформляется как совмещение должностей</w:t>
+            </w:r>
+          </w:p>
+        </w:tc>
+        <w:tc>
+          <w:tcPr>
+            <w:tcW w:w="5601" w:type="dxa"/>
+            <w:tcBorders>
+              <w:top w:val="single" w:sz="4" w:space="0" w:color="D9D9D9"/>
+              <w:left w:val="single" w:sz="4" w:space="0" w:color="D9D9D9"/>
+              <w:bottom w:val="single" w:sz="4" w:space="0" w:color="D9D9D9"/>
+              <w:right w:val="single" w:sz="4" w:space="0" w:color="D9D9D9"/>
+            </w:tcBorders>
+          </w:tcPr>
+          <w:p>
+            <w:pPr>
+              <w:pStyle w:val="Normal"/>
+              <w:spacing w:lineRule="auto" w:line="252" w:before="0" w:after="0"/>
+              <w:jc w:val="left"/>
+              <w:rPr/>
+            </w:pPr>
+            <w:r>
+              <w:rPr>
+                <w:rFonts w:eastAsia="Roboto" w:cs="Roboto"/>
+                <w:b w:val="false"/>
+                <w:bCs w:val="false"/>
+                <w:color w:val="333333"/>
+                <w:sz w:val="20"/>
+                <w:szCs w:val="20"/>
+              </w:rPr>
+              <w:t>Размер доплаты и период, на который она устанавливается, с письменным согласием работника</w:t>
+            </w:r>
+          </w:p>
+        </w:tc>
+        <w:tc>
+          <w:tcPr>
+            <w:tcW w:w="2502" w:type="dxa"/>
+            <w:tcBorders>
+              <w:top w:val="single" w:sz="4" w:space="0" w:color="D9D9D9"/>
+              <w:left w:val="single" w:sz="4" w:space="0" w:color="D9D9D9"/>
+              <w:bottom w:val="single" w:sz="4" w:space="0" w:color="D9D9D9"/>
+              <w:right w:val="single" w:sz="4" w:space="0" w:color="D9D9D9"/>
+            </w:tcBorders>
+          </w:tcPr>
+          <w:p>
+            <w:pPr>
+              <w:pStyle w:val="Normal"/>
+              <w:spacing w:lineRule="auto" w:line="252" w:before="0" w:after="0"/>
+              <w:jc w:val="left"/>
+              <w:rPr/>
+            </w:pPr>
+            <w:r>
+              <w:rPr>
+                <w:rFonts w:eastAsia="Roboto" w:cs="Roboto"/>
+                <w:b w:val="false"/>
+                <w:bCs w:val="false"/>
+                <w:color w:val="333333"/>
+                <w:sz w:val="20"/>
+                <w:szCs w:val="20"/>
+              </w:rPr>
+              <w:t>ст. 60.2, 151 ТК РФ</w:t>
+            </w:r>
+          </w:p>
+        </w:tc>
+      </w:tr>
+      <w:tr>
+        <w:trPr/>
+        <w:tc>
+          <w:tcPr>
+            <w:tcW w:w="2600" w:type="dxa"/>
+            <w:tcBorders>
+              <w:top w:val="single" w:sz="4" w:space="0" w:color="D9D9D9"/>
+              <w:left w:val="single" w:sz="4" w:space="0" w:color="D9D9D9"/>
+              <w:bottom w:val="single" w:sz="4" w:space="0" w:color="D9D9D9"/>
+              <w:right w:val="single" w:sz="4" w:space="0" w:color="D9D9D9"/>
+            </w:tcBorders>
+            <w:shd w:fill="F5F5F5" w:val="clear"/>
+          </w:tcPr>
+          <w:p>
+            <w:pPr>
+              <w:pStyle w:val="Normal"/>
+              <w:spacing w:lineRule="auto" w:line="252" w:before="0" w:after="0"/>
+              <w:jc w:val="left"/>
+              <w:rPr/>
+            </w:pPr>
+            <w:r>
+              <w:rPr>
+                <w:rFonts w:eastAsia="Roboto" w:cs="Roboto"/>
+                <w:b w:val="false"/>
+                <w:bCs w:val="false"/>
+                <w:color w:val="333333"/>
+                <w:sz w:val="20"/>
+                <w:szCs w:val="20"/>
+              </w:rPr>
+              <w:t>Правила внутреннего трудового распорядка</w:t>
+            </w:r>
+          </w:p>
+        </w:tc>
+        <w:tc>
+          <w:tcPr>
+            <w:tcW w:w="3299" w:type="dxa"/>
+            <w:tcBorders>
+              <w:top w:val="single" w:sz="4" w:space="0" w:color="D9D9D9"/>
+              <w:left w:val="single" w:sz="4" w:space="0" w:color="D9D9D9"/>
+              <w:bottom w:val="single" w:sz="4" w:space="0" w:color="D9D9D9"/>
+              <w:right w:val="single" w:sz="4" w:space="0" w:color="D9D9D9"/>
+            </w:tcBorders>
+            <w:shd w:fill="F5F5F5" w:val="clear"/>
+          </w:tcPr>
+          <w:p>
+            <w:pPr>
+              <w:pStyle w:val="Normal"/>
+              <w:spacing w:lineRule="auto" w:line="252" w:before="0" w:after="0"/>
+              <w:jc w:val="left"/>
+              <w:rPr/>
+            </w:pPr>
+            <w:r>
+              <w:rPr>
+                <w:rFonts w:eastAsia="Roboto" w:cs="Roboto"/>
+                <w:b w:val="false"/>
+                <w:bCs w:val="false"/>
+                <w:color w:val="333333"/>
+                <w:sz w:val="20"/>
+                <w:szCs w:val="20"/>
+              </w:rPr>
+              <w:t>Дополнить порядком использования служебного автомобиля</w:t>
+            </w:r>
+          </w:p>
+        </w:tc>
+        <w:tc>
+          <w:tcPr>
+            <w:tcW w:w="5601" w:type="dxa"/>
+            <w:tcBorders>
+              <w:top w:val="single" w:sz="4" w:space="0" w:color="D9D9D9"/>
+              <w:left w:val="single" w:sz="4" w:space="0" w:color="D9D9D9"/>
+              <w:bottom w:val="single" w:sz="4" w:space="0" w:color="D9D9D9"/>
+              <w:right w:val="single" w:sz="4" w:space="0" w:color="D9D9D9"/>
+            </w:tcBorders>
+            <w:shd w:fill="F5F5F5" w:val="clear"/>
+          </w:tcPr>
+          <w:p>
+            <w:pPr>
+              <w:pStyle w:val="Normal"/>
+              <w:spacing w:lineRule="auto" w:line="252" w:before="0" w:after="0"/>
+              <w:jc w:val="left"/>
+              <w:rPr/>
+            </w:pPr>
+            <w:r>
+              <w:rPr>
+                <w:rFonts w:eastAsia="Roboto" w:cs="Roboto"/>
+                <w:b w:val="false"/>
+                <w:bCs w:val="false"/>
+                <w:color w:val="333333"/>
+                <w:sz w:val="20"/>
+                <w:szCs w:val="20"/>
+              </w:rPr>
+              <w:t>Личное использование не допускается, если иное не установлено отдельным письменным решением работодателя с оформлением налоговых последствий; учёт времени в пути; порядок выезда за пределы населённого пункта</w:t>
+            </w:r>
+          </w:p>
+        </w:tc>
+        <w:tc>
+          <w:tcPr>
+            <w:tcW w:w="2502" w:type="dxa"/>
+            <w:tcBorders>
+              <w:top w:val="single" w:sz="4" w:space="0" w:color="D9D9D9"/>
+              <w:left w:val="single" w:sz="4" w:space="0" w:color="D9D9D9"/>
+              <w:bottom w:val="single" w:sz="4" w:space="0" w:color="D9D9D9"/>
+              <w:right w:val="single" w:sz="4" w:space="0" w:color="D9D9D9"/>
+            </w:tcBorders>
+            <w:shd w:fill="F5F5F5" w:val="clear"/>
+          </w:tcPr>
+          <w:p>
+            <w:pPr>
+              <w:pStyle w:val="Normal"/>
+              <w:spacing w:lineRule="auto" w:line="252" w:before="0" w:after="0"/>
+              <w:jc w:val="left"/>
+              <w:rPr/>
+            </w:pPr>
+            <w:r>
+              <w:rPr>
+                <w:rFonts w:eastAsia="Roboto" w:cs="Roboto"/>
+                <w:b w:val="false"/>
+                <w:bCs w:val="false"/>
+                <w:color w:val="333333"/>
+                <w:sz w:val="20"/>
+                <w:szCs w:val="20"/>
+              </w:rPr>
+              <w:t>ст. 8, 189 ТК РФ</w:t>
+            </w:r>
+          </w:p>
+        </w:tc>
+      </w:tr>
+      <w:tr>
+        <w:trPr/>
+        <w:tc>
+          <w:tcPr>
+            <w:tcW w:w="2600" w:type="dxa"/>
+            <w:tcBorders>
+              <w:top w:val="single" w:sz="4" w:space="0" w:color="D9D9D9"/>
+              <w:left w:val="single" w:sz="4" w:space="0" w:color="D9D9D9"/>
+              <w:bottom w:val="single" w:sz="4" w:space="0" w:color="D9D9D9"/>
+              <w:right w:val="single" w:sz="4" w:space="0" w:color="D9D9D9"/>
+            </w:tcBorders>
+          </w:tcPr>
+          <w:p>
+            <w:pPr>
+              <w:pStyle w:val="Normal"/>
+              <w:spacing w:lineRule="auto" w:line="252" w:before="0" w:after="0"/>
+              <w:jc w:val="left"/>
+              <w:rPr/>
+            </w:pPr>
+            <w:r>
+              <w:rPr>
+                <w:rFonts w:eastAsia="Roboto" w:cs="Roboto"/>
+                <w:b w:val="false"/>
+                <w:bCs w:val="false"/>
+                <w:color w:val="333333"/>
+                <w:sz w:val="20"/>
+                <w:szCs w:val="20"/>
+              </w:rPr>
+              <w:t>Положение о служебных поездках и командировках</w:t>
+            </w:r>
+          </w:p>
+        </w:tc>
+        <w:tc>
+          <w:tcPr>
+            <w:tcW w:w="3299" w:type="dxa"/>
+            <w:tcBorders>
+              <w:top w:val="single" w:sz="4" w:space="0" w:color="D9D9D9"/>
+              <w:left w:val="single" w:sz="4" w:space="0" w:color="D9D9D9"/>
+              <w:bottom w:val="single" w:sz="4" w:space="0" w:color="D9D9D9"/>
+              <w:right w:val="single" w:sz="4" w:space="0" w:color="D9D9D9"/>
+            </w:tcBorders>
+          </w:tcPr>
+          <w:p>
+            <w:pPr>
+              <w:pStyle w:val="Normal"/>
+              <w:spacing w:lineRule="auto" w:line="252" w:before="0" w:after="0"/>
+              <w:jc w:val="left"/>
+              <w:rPr/>
+            </w:pPr>
+            <w:r>
+              <w:rPr>
+                <w:rFonts w:eastAsia="Roboto" w:cs="Roboto"/>
+                <w:b w:val="false"/>
+                <w:bCs w:val="false"/>
+                <w:color w:val="333333"/>
+                <w:sz w:val="20"/>
+                <w:szCs w:val="20"/>
+              </w:rPr>
+              <w:t>Отразить использование служебного автомобиля</w:t>
+            </w:r>
+          </w:p>
+        </w:tc>
+        <w:tc>
+          <w:tcPr>
+            <w:tcW w:w="5601" w:type="dxa"/>
+            <w:tcBorders>
+              <w:top w:val="single" w:sz="4" w:space="0" w:color="D9D9D9"/>
+              <w:left w:val="single" w:sz="4" w:space="0" w:color="D9D9D9"/>
+              <w:bottom w:val="single" w:sz="4" w:space="0" w:color="D9D9D9"/>
+              <w:right w:val="single" w:sz="4" w:space="0" w:color="D9D9D9"/>
+            </w:tcBorders>
+          </w:tcPr>
+          <w:p>
+            <w:pPr>
+              <w:pStyle w:val="Normal"/>
+              <w:spacing w:lineRule="auto" w:line="252" w:before="0" w:after="0"/>
+              <w:jc w:val="left"/>
+              <w:rPr/>
+            </w:pPr>
+            <w:r>
+              <w:rPr>
+                <w:rFonts w:eastAsia="Roboto" w:cs="Roboto"/>
+                <w:b w:val="false"/>
+                <w:bCs w:val="false"/>
+                <w:color w:val="333333"/>
+                <w:sz w:val="20"/>
+                <w:szCs w:val="20"/>
+              </w:rPr>
+              <w:t>Порядок согласования поездок, состав подтверждающих документов, возмещение расходов в пути</w:t>
+            </w:r>
+          </w:p>
+        </w:tc>
+        <w:tc>
+          <w:tcPr>
+            <w:tcW w:w="2502" w:type="dxa"/>
+            <w:tcBorders>
+              <w:top w:val="single" w:sz="4" w:space="0" w:color="D9D9D9"/>
+              <w:left w:val="single" w:sz="4" w:space="0" w:color="D9D9D9"/>
+              <w:bottom w:val="single" w:sz="4" w:space="0" w:color="D9D9D9"/>
+              <w:right w:val="single" w:sz="4" w:space="0" w:color="D9D9D9"/>
+            </w:tcBorders>
+          </w:tcPr>
+          <w:p>
+            <w:pPr>
+              <w:pStyle w:val="Normal"/>
+              <w:spacing w:lineRule="auto" w:line="252" w:before="0" w:after="0"/>
+              <w:jc w:val="left"/>
+              <w:rPr/>
+            </w:pPr>
+            <w:r>
+              <w:rPr>
+                <w:rFonts w:eastAsia="Roboto" w:cs="Roboto"/>
+                <w:b w:val="false"/>
+                <w:bCs w:val="false"/>
+                <w:color w:val="333333"/>
+                <w:sz w:val="20"/>
+                <w:szCs w:val="20"/>
+              </w:rPr>
+              <w:t>ст. 168, 168.1 ТК РФ</w:t>
+            </w:r>
+          </w:p>
+        </w:tc>
+      </w:tr>
+      <w:tr>
+        <w:trPr/>
+        <w:tc>
+          <w:tcPr>
+            <w:tcW w:w="2600" w:type="dxa"/>
+            <w:tcBorders>
+              <w:top w:val="single" w:sz="4" w:space="0" w:color="D9D9D9"/>
+              <w:left w:val="single" w:sz="4" w:space="0" w:color="D9D9D9"/>
+              <w:bottom w:val="single" w:sz="4" w:space="0" w:color="D9D9D9"/>
+              <w:right w:val="single" w:sz="4" w:space="0" w:color="D9D9D9"/>
+            </w:tcBorders>
+            <w:shd w:fill="F5F5F5" w:val="clear"/>
+          </w:tcPr>
+          <w:p>
+            <w:pPr>
+              <w:pStyle w:val="Normal"/>
+              <w:spacing w:lineRule="auto" w:line="252" w:before="0" w:after="0"/>
+              <w:jc w:val="left"/>
+              <w:rPr/>
+            </w:pPr>
+            <w:r>
+              <w:rPr>
+                <w:rFonts w:eastAsia="Roboto" w:cs="Roboto"/>
+                <w:b w:val="false"/>
+                <w:bCs w:val="false"/>
+                <w:color w:val="333333"/>
+                <w:sz w:val="20"/>
+                <w:szCs w:val="20"/>
+              </w:rPr>
+              <w:t>Документы по охране труда</w:t>
+            </w:r>
+          </w:p>
+        </w:tc>
+        <w:tc>
+          <w:tcPr>
+            <w:tcW w:w="3299" w:type="dxa"/>
+            <w:tcBorders>
+              <w:top w:val="single" w:sz="4" w:space="0" w:color="D9D9D9"/>
+              <w:left w:val="single" w:sz="4" w:space="0" w:color="D9D9D9"/>
+              <w:bottom w:val="single" w:sz="4" w:space="0" w:color="D9D9D9"/>
+              <w:right w:val="single" w:sz="4" w:space="0" w:color="D9D9D9"/>
+            </w:tcBorders>
+            <w:shd w:fill="F5F5F5" w:val="clear"/>
+          </w:tcPr>
+          <w:p>
+            <w:pPr>
+              <w:pStyle w:val="Normal"/>
+              <w:spacing w:lineRule="auto" w:line="252" w:before="0" w:after="0"/>
+              <w:jc w:val="left"/>
+              <w:rPr/>
+            </w:pPr>
+            <w:r>
+              <w:rPr>
+                <w:rFonts w:eastAsia="Roboto" w:cs="Roboto"/>
+                <w:b w:val="false"/>
+                <w:bCs w:val="false"/>
+                <w:color w:val="333333"/>
+                <w:sz w:val="20"/>
+                <w:szCs w:val="20"/>
+              </w:rPr>
+              <w:t>Актуализировать инструкции и программы инструктажей</w:t>
+            </w:r>
+          </w:p>
+        </w:tc>
+        <w:tc>
+          <w:tcPr>
+            <w:tcW w:w="5601" w:type="dxa"/>
+            <w:tcBorders>
+              <w:top w:val="single" w:sz="4" w:space="0" w:color="D9D9D9"/>
+              <w:left w:val="single" w:sz="4" w:space="0" w:color="D9D9D9"/>
+              <w:bottom w:val="single" w:sz="4" w:space="0" w:color="D9D9D9"/>
+              <w:right w:val="single" w:sz="4" w:space="0" w:color="D9D9D9"/>
+            </w:tcBorders>
+            <w:shd w:fill="F5F5F5" w:val="clear"/>
+          </w:tcPr>
+          <w:p>
+            <w:pPr>
+              <w:pStyle w:val="Normal"/>
+              <w:spacing w:lineRule="auto" w:line="252" w:before="0" w:after="0"/>
+              <w:jc w:val="left"/>
+              <w:rPr/>
+            </w:pPr>
+            <w:r>
+              <w:rPr>
+                <w:rFonts w:eastAsia="Roboto" w:cs="Roboto"/>
+                <w:b w:val="false"/>
+                <w:bCs w:val="false"/>
+                <w:color w:val="333333"/>
+                <w:sz w:val="20"/>
+                <w:szCs w:val="20"/>
+              </w:rPr>
+              <w:t>Инструкция по охране труда для работ, связанных с управлением автомобилем (приказы № 772н, № 871н); включение работника в программы инструктажей и проверки знаний</w:t>
+            </w:r>
+          </w:p>
+        </w:tc>
+        <w:tc>
+          <w:tcPr>
+            <w:tcW w:w="2502" w:type="dxa"/>
+            <w:tcBorders>
+              <w:top w:val="single" w:sz="4" w:space="0" w:color="D9D9D9"/>
+              <w:left w:val="single" w:sz="4" w:space="0" w:color="D9D9D9"/>
+              <w:bottom w:val="single" w:sz="4" w:space="0" w:color="D9D9D9"/>
+              <w:right w:val="single" w:sz="4" w:space="0" w:color="D9D9D9"/>
+            </w:tcBorders>
+            <w:shd w:fill="F5F5F5" w:val="clear"/>
+          </w:tcPr>
+          <w:p>
+            <w:pPr>
+              <w:pStyle w:val="Normal"/>
+              <w:spacing w:lineRule="auto" w:line="252" w:before="0" w:after="0"/>
+              <w:jc w:val="left"/>
+              <w:rPr/>
+            </w:pPr>
+            <w:r>
+              <w:rPr>
+                <w:rFonts w:eastAsia="Roboto" w:cs="Roboto"/>
+                <w:b w:val="false"/>
+                <w:bCs w:val="false"/>
+                <w:color w:val="333333"/>
+                <w:sz w:val="20"/>
+                <w:szCs w:val="20"/>
+              </w:rPr>
+              <w:t>ст. 214, 219 ТК РФ; постановление Правительства № 2464</w:t>
+            </w:r>
+          </w:p>
+        </w:tc>
+      </w:tr>
+      <w:tr>
+        <w:trPr/>
+        <w:tc>
+          <w:tcPr>
+            <w:tcW w:w="2600" w:type="dxa"/>
+            <w:tcBorders>
+              <w:top w:val="single" w:sz="4" w:space="0" w:color="D9D9D9"/>
+              <w:left w:val="single" w:sz="4" w:space="0" w:color="D9D9D9"/>
+              <w:bottom w:val="single" w:sz="4" w:space="0" w:color="D9D9D9"/>
+              <w:right w:val="single" w:sz="4" w:space="0" w:color="D9D9D9"/>
+            </w:tcBorders>
+          </w:tcPr>
+          <w:p>
+            <w:pPr>
+              <w:pStyle w:val="Normal"/>
+              <w:spacing w:lineRule="auto" w:line="252" w:before="0" w:after="0"/>
+              <w:jc w:val="left"/>
+              <w:rPr/>
+            </w:pPr>
+            <w:r>
+              <w:rPr>
+                <w:rFonts w:eastAsia="Roboto" w:cs="Roboto"/>
+                <w:b w:val="false"/>
+                <w:bCs w:val="false"/>
+                <w:color w:val="333333"/>
+                <w:sz w:val="20"/>
+                <w:szCs w:val="20"/>
+              </w:rPr>
+              <w:t>Учётная политика</w:t>
+            </w:r>
+          </w:p>
+        </w:tc>
+        <w:tc>
+          <w:tcPr>
+            <w:tcW w:w="3299" w:type="dxa"/>
+            <w:tcBorders>
+              <w:top w:val="single" w:sz="4" w:space="0" w:color="D9D9D9"/>
+              <w:left w:val="single" w:sz="4" w:space="0" w:color="D9D9D9"/>
+              <w:bottom w:val="single" w:sz="4" w:space="0" w:color="D9D9D9"/>
+              <w:right w:val="single" w:sz="4" w:space="0" w:color="D9D9D9"/>
+            </w:tcBorders>
+          </w:tcPr>
+          <w:p>
+            <w:pPr>
+              <w:pStyle w:val="Normal"/>
+              <w:spacing w:lineRule="auto" w:line="252" w:before="0" w:after="0"/>
+              <w:jc w:val="left"/>
+              <w:rPr/>
+            </w:pPr>
+            <w:r>
+              <w:rPr>
+                <w:rFonts w:eastAsia="Roboto" w:cs="Roboto"/>
+                <w:b w:val="false"/>
+                <w:bCs w:val="false"/>
+                <w:color w:val="333333"/>
+                <w:sz w:val="20"/>
+                <w:szCs w:val="20"/>
+              </w:rPr>
+              <w:t>Отразить порядок учёта автомобиля</w:t>
+            </w:r>
+          </w:p>
+        </w:tc>
+        <w:tc>
+          <w:tcPr>
+            <w:tcW w:w="5601" w:type="dxa"/>
+            <w:tcBorders>
+              <w:top w:val="single" w:sz="4" w:space="0" w:color="D9D9D9"/>
+              <w:left w:val="single" w:sz="4" w:space="0" w:color="D9D9D9"/>
+              <w:bottom w:val="single" w:sz="4" w:space="0" w:color="D9D9D9"/>
+              <w:right w:val="single" w:sz="4" w:space="0" w:color="D9D9D9"/>
+            </w:tcBorders>
+          </w:tcPr>
+          <w:p>
+            <w:pPr>
+              <w:pStyle w:val="Normal"/>
+              <w:spacing w:lineRule="auto" w:line="252" w:before="0" w:after="0"/>
+              <w:jc w:val="left"/>
+              <w:rPr/>
+            </w:pPr>
+            <w:r>
+              <w:rPr>
+                <w:rFonts w:eastAsia="Roboto" w:cs="Roboto"/>
+                <w:b w:val="false"/>
+                <w:bCs w:val="false"/>
+                <w:color w:val="333333"/>
+                <w:sz w:val="20"/>
+                <w:szCs w:val="20"/>
+              </w:rPr>
+              <w:t>Признание объекта основным средством, срок полезного использования, способ амортизации, порядок признания расходов на топливо и обслуживание</w:t>
+            </w:r>
+          </w:p>
+        </w:tc>
+        <w:tc>
+          <w:tcPr>
+            <w:tcW w:w="2502" w:type="dxa"/>
+            <w:tcBorders>
+              <w:top w:val="single" w:sz="4" w:space="0" w:color="D9D9D9"/>
+              <w:left w:val="single" w:sz="4" w:space="0" w:color="D9D9D9"/>
+              <w:bottom w:val="single" w:sz="4" w:space="0" w:color="D9D9D9"/>
+              <w:right w:val="single" w:sz="4" w:space="0" w:color="D9D9D9"/>
+            </w:tcBorders>
+          </w:tcPr>
+          <w:p>
+            <w:pPr>
+              <w:pStyle w:val="Normal"/>
+              <w:spacing w:lineRule="auto" w:line="252" w:before="0" w:after="0"/>
+              <w:jc w:val="left"/>
+              <w:rPr/>
+            </w:pPr>
+            <w:r>
+              <w:rPr>
+                <w:rFonts w:eastAsia="Roboto" w:cs="Roboto"/>
+                <w:b w:val="false"/>
+                <w:bCs w:val="false"/>
+                <w:color w:val="333333"/>
+                <w:sz w:val="20"/>
+                <w:szCs w:val="20"/>
+              </w:rPr>
+              <w:t>ФСБУ 6/2020; ст. 8 закона № 402-ФЗ</w:t>
+            </w:r>
+          </w:p>
+        </w:tc>
+      </w:tr>
+      <w:tr>
+        <w:trPr/>
+        <w:tc>
+          <w:tcPr>
+            <w:tcW w:w="2600" w:type="dxa"/>
+            <w:tcBorders>
+              <w:top w:val="single" w:sz="4" w:space="0" w:color="D9D9D9"/>
+              <w:left w:val="single" w:sz="4" w:space="0" w:color="D9D9D9"/>
+              <w:bottom w:val="single" w:sz="4" w:space="0" w:color="D9D9D9"/>
+              <w:right w:val="single" w:sz="4" w:space="0" w:color="D9D9D9"/>
+            </w:tcBorders>
+            <w:shd w:fill="F5F5F5" w:val="clear"/>
+          </w:tcPr>
+          <w:p>
+            <w:pPr>
+              <w:pStyle w:val="Normal"/>
+              <w:spacing w:lineRule="auto" w:line="252" w:before="0" w:after="0"/>
+              <w:jc w:val="left"/>
+              <w:rPr/>
+            </w:pPr>
+            <w:r>
+              <w:rPr>
+                <w:rFonts w:eastAsia="Roboto" w:cs="Roboto"/>
+                <w:b w:val="false"/>
+                <w:bCs w:val="false"/>
+                <w:color w:val="333333"/>
+                <w:sz w:val="20"/>
+                <w:szCs w:val="20"/>
+              </w:rPr>
+              <w:t>Договор ОСАГО</w:t>
+            </w:r>
+          </w:p>
+        </w:tc>
+        <w:tc>
+          <w:tcPr>
+            <w:tcW w:w="3299" w:type="dxa"/>
+            <w:tcBorders>
+              <w:top w:val="single" w:sz="4" w:space="0" w:color="D9D9D9"/>
+              <w:left w:val="single" w:sz="4" w:space="0" w:color="D9D9D9"/>
+              <w:bottom w:val="single" w:sz="4" w:space="0" w:color="D9D9D9"/>
+              <w:right w:val="single" w:sz="4" w:space="0" w:color="D9D9D9"/>
+            </w:tcBorders>
+            <w:shd w:fill="F5F5F5" w:val="clear"/>
+          </w:tcPr>
+          <w:p>
+            <w:pPr>
+              <w:pStyle w:val="Normal"/>
+              <w:spacing w:lineRule="auto" w:line="252" w:before="0" w:after="0"/>
+              <w:jc w:val="left"/>
+              <w:rPr/>
+            </w:pPr>
+            <w:r>
+              <w:rPr>
+                <w:rFonts w:eastAsia="Roboto" w:cs="Roboto"/>
+                <w:b w:val="false"/>
+                <w:bCs w:val="false"/>
+                <w:color w:val="333333"/>
+                <w:sz w:val="20"/>
+                <w:szCs w:val="20"/>
+              </w:rPr>
+              <w:t>Привести перечень допущенных водителей в соответствие</w:t>
+            </w:r>
+          </w:p>
+        </w:tc>
+        <w:tc>
+          <w:tcPr>
+            <w:tcW w:w="5601" w:type="dxa"/>
+            <w:tcBorders>
+              <w:top w:val="single" w:sz="4" w:space="0" w:color="D9D9D9"/>
+              <w:left w:val="single" w:sz="4" w:space="0" w:color="D9D9D9"/>
+              <w:bottom w:val="single" w:sz="4" w:space="0" w:color="D9D9D9"/>
+              <w:right w:val="single" w:sz="4" w:space="0" w:color="D9D9D9"/>
+            </w:tcBorders>
+            <w:shd w:fill="F5F5F5" w:val="clear"/>
+          </w:tcPr>
+          <w:p>
+            <w:pPr>
+              <w:pStyle w:val="Normal"/>
+              <w:spacing w:lineRule="auto" w:line="252" w:before="0" w:after="0"/>
+              <w:jc w:val="left"/>
+              <w:rPr/>
+            </w:pPr>
+            <w:r>
+              <w:rPr>
+                <w:rFonts w:eastAsia="Roboto" w:cs="Roboto"/>
+                <w:b w:val="false"/>
+                <w:bCs w:val="false"/>
+                <w:color w:val="333333"/>
+                <w:sz w:val="20"/>
+                <w:szCs w:val="20"/>
+              </w:rPr>
+              <w:t>Ответственное лицо — единственный допущенный к управлению водитель; иные лица исключены; изменения оформляются до начала эксплуатации</w:t>
+            </w:r>
+          </w:p>
+        </w:tc>
+        <w:tc>
+          <w:tcPr>
+            <w:tcW w:w="2502" w:type="dxa"/>
+            <w:tcBorders>
+              <w:top w:val="single" w:sz="4" w:space="0" w:color="D9D9D9"/>
+              <w:left w:val="single" w:sz="4" w:space="0" w:color="D9D9D9"/>
+              <w:bottom w:val="single" w:sz="4" w:space="0" w:color="D9D9D9"/>
+              <w:right w:val="single" w:sz="4" w:space="0" w:color="D9D9D9"/>
+            </w:tcBorders>
+            <w:shd w:fill="F5F5F5" w:val="clear"/>
+          </w:tcPr>
+          <w:p>
+            <w:pPr>
+              <w:pStyle w:val="Normal"/>
+              <w:spacing w:lineRule="auto" w:line="252" w:before="0" w:after="0"/>
+              <w:jc w:val="left"/>
+              <w:rPr/>
+            </w:pPr>
+            <w:r>
+              <w:rPr>
+                <w:rFonts w:eastAsia="Roboto" w:cs="Roboto"/>
+                <w:b w:val="false"/>
+                <w:bCs w:val="false"/>
+                <w:color w:val="333333"/>
+                <w:sz w:val="20"/>
+                <w:szCs w:val="20"/>
+              </w:rPr>
+              <w:t>ст. 4, 15 закона № 40-ФЗ</w:t>
+            </w:r>
+          </w:p>
+        </w:tc>
+      </w:tr>
+      <w:tr>
+        <w:trPr/>
+        <w:tc>
+          <w:tcPr>
+            <w:tcW w:w="2600" w:type="dxa"/>
+            <w:tcBorders>
+              <w:top w:val="single" w:sz="4" w:space="0" w:color="D9D9D9"/>
+              <w:left w:val="single" w:sz="4" w:space="0" w:color="D9D9D9"/>
+              <w:bottom w:val="single" w:sz="4" w:space="0" w:color="D9D9D9"/>
+              <w:right w:val="single" w:sz="4" w:space="0" w:color="D9D9D9"/>
+            </w:tcBorders>
+          </w:tcPr>
+          <w:p>
+            <w:pPr>
+              <w:pStyle w:val="Normal"/>
+              <w:spacing w:lineRule="auto" w:line="252" w:before="0" w:after="0"/>
+              <w:jc w:val="left"/>
+              <w:rPr/>
+            </w:pPr>
+            <w:r>
+              <w:rPr>
+                <w:rFonts w:eastAsia="Roboto" w:cs="Roboto"/>
+                <w:b w:val="false"/>
+                <w:bCs w:val="false"/>
+                <w:color w:val="333333"/>
+                <w:sz w:val="20"/>
+                <w:szCs w:val="20"/>
+              </w:rPr>
+              <w:t>Договор каско (если заключается)</w:t>
+            </w:r>
+          </w:p>
+        </w:tc>
+        <w:tc>
+          <w:tcPr>
+            <w:tcW w:w="3299" w:type="dxa"/>
+            <w:tcBorders>
+              <w:top w:val="single" w:sz="4" w:space="0" w:color="D9D9D9"/>
+              <w:left w:val="single" w:sz="4" w:space="0" w:color="D9D9D9"/>
+              <w:bottom w:val="single" w:sz="4" w:space="0" w:color="D9D9D9"/>
+              <w:right w:val="single" w:sz="4" w:space="0" w:color="D9D9D9"/>
+            </w:tcBorders>
+          </w:tcPr>
+          <w:p>
+            <w:pPr>
+              <w:pStyle w:val="Normal"/>
+              <w:spacing w:lineRule="auto" w:line="252" w:before="0" w:after="0"/>
+              <w:jc w:val="left"/>
+              <w:rPr/>
+            </w:pPr>
+            <w:r>
+              <w:rPr>
+                <w:rFonts w:eastAsia="Roboto" w:cs="Roboto"/>
+                <w:b w:val="false"/>
+                <w:bCs w:val="false"/>
+                <w:color w:val="333333"/>
+                <w:sz w:val="20"/>
+                <w:szCs w:val="20"/>
+              </w:rPr>
+              <w:t>Согласовать круг допущенных лиц и порядок уведомления</w:t>
+            </w:r>
+          </w:p>
+        </w:tc>
+        <w:tc>
+          <w:tcPr>
+            <w:tcW w:w="5601" w:type="dxa"/>
+            <w:tcBorders>
+              <w:top w:val="single" w:sz="4" w:space="0" w:color="D9D9D9"/>
+              <w:left w:val="single" w:sz="4" w:space="0" w:color="D9D9D9"/>
+              <w:bottom w:val="single" w:sz="4" w:space="0" w:color="D9D9D9"/>
+              <w:right w:val="single" w:sz="4" w:space="0" w:color="D9D9D9"/>
+            </w:tcBorders>
+          </w:tcPr>
+          <w:p>
+            <w:pPr>
+              <w:pStyle w:val="Normal"/>
+              <w:spacing w:lineRule="auto" w:line="252" w:before="0" w:after="0"/>
+              <w:jc w:val="left"/>
+              <w:rPr/>
+            </w:pPr>
+            <w:r>
+              <w:rPr>
+                <w:rFonts w:eastAsia="Roboto" w:cs="Roboto"/>
+                <w:b w:val="false"/>
+                <w:bCs w:val="false"/>
+                <w:color w:val="333333"/>
+                <w:sz w:val="20"/>
+                <w:szCs w:val="20"/>
+              </w:rPr>
+              <w:t>Перечень допущенных к управлению совпадает с приказом; сроки и способ уведомления страховщика о событиях</w:t>
+            </w:r>
+          </w:p>
+        </w:tc>
+        <w:tc>
+          <w:tcPr>
+            <w:tcW w:w="2502" w:type="dxa"/>
+            <w:tcBorders>
+              <w:top w:val="single" w:sz="4" w:space="0" w:color="D9D9D9"/>
+              <w:left w:val="single" w:sz="4" w:space="0" w:color="D9D9D9"/>
+              <w:bottom w:val="single" w:sz="4" w:space="0" w:color="D9D9D9"/>
+              <w:right w:val="single" w:sz="4" w:space="0" w:color="D9D9D9"/>
+            </w:tcBorders>
+          </w:tcPr>
+          <w:p>
+            <w:pPr>
+              <w:pStyle w:val="Normal"/>
+              <w:spacing w:lineRule="auto" w:line="252" w:before="0" w:after="0"/>
+              <w:jc w:val="left"/>
+              <w:rPr/>
+            </w:pPr>
+            <w:r>
+              <w:rPr>
+                <w:rFonts w:eastAsia="Roboto" w:cs="Roboto"/>
+                <w:b w:val="false"/>
+                <w:bCs w:val="false"/>
+                <w:color w:val="333333"/>
+                <w:sz w:val="20"/>
+                <w:szCs w:val="20"/>
+              </w:rPr>
+              <w:t>ст. 943 ГК РФ</w:t>
+            </w:r>
+          </w:p>
+        </w:tc>
+      </w:tr>
+      <w:tr>
+        <w:trPr/>
+        <w:tc>
+          <w:tcPr>
+            <w:tcW w:w="2600" w:type="dxa"/>
+            <w:tcBorders>
+              <w:top w:val="single" w:sz="4" w:space="0" w:color="D9D9D9"/>
+              <w:left w:val="single" w:sz="4" w:space="0" w:color="D9D9D9"/>
+              <w:bottom w:val="single" w:sz="4" w:space="0" w:color="D9D9D9"/>
+              <w:right w:val="single" w:sz="4" w:space="0" w:color="D9D9D9"/>
+            </w:tcBorders>
+            <w:shd w:fill="F5F5F5" w:val="clear"/>
+          </w:tcPr>
+          <w:p>
+            <w:pPr>
+              <w:pStyle w:val="Normal"/>
+              <w:spacing w:lineRule="auto" w:line="252" w:before="0" w:after="0"/>
+              <w:jc w:val="left"/>
+              <w:rPr/>
+            </w:pPr>
+            <w:r>
+              <w:rPr>
+                <w:rFonts w:eastAsia="Roboto" w:cs="Roboto"/>
+                <w:b w:val="false"/>
+                <w:bCs w:val="false"/>
+                <w:color w:val="333333"/>
+                <w:sz w:val="20"/>
+                <w:szCs w:val="20"/>
+              </w:rPr>
+              <w:t>Договор на топливные карты</w:t>
+            </w:r>
+          </w:p>
+        </w:tc>
+        <w:tc>
+          <w:tcPr>
+            <w:tcW w:w="3299" w:type="dxa"/>
+            <w:tcBorders>
+              <w:top w:val="single" w:sz="4" w:space="0" w:color="D9D9D9"/>
+              <w:left w:val="single" w:sz="4" w:space="0" w:color="D9D9D9"/>
+              <w:bottom w:val="single" w:sz="4" w:space="0" w:color="D9D9D9"/>
+              <w:right w:val="single" w:sz="4" w:space="0" w:color="D9D9D9"/>
+            </w:tcBorders>
+            <w:shd w:fill="F5F5F5" w:val="clear"/>
+          </w:tcPr>
+          <w:p>
+            <w:pPr>
+              <w:pStyle w:val="Normal"/>
+              <w:spacing w:lineRule="auto" w:line="252" w:before="0" w:after="0"/>
+              <w:jc w:val="left"/>
+              <w:rPr/>
+            </w:pPr>
+            <w:r>
+              <w:rPr>
+                <w:rFonts w:eastAsia="Roboto" w:cs="Roboto"/>
+                <w:b w:val="false"/>
+                <w:bCs w:val="false"/>
+                <w:color w:val="333333"/>
+                <w:sz w:val="20"/>
+                <w:szCs w:val="20"/>
+              </w:rPr>
+              <w:t>Закрепить лимиты и отчётность</w:t>
+            </w:r>
+          </w:p>
+        </w:tc>
+        <w:tc>
+          <w:tcPr>
+            <w:tcW w:w="5601" w:type="dxa"/>
+            <w:tcBorders>
+              <w:top w:val="single" w:sz="4" w:space="0" w:color="D9D9D9"/>
+              <w:left w:val="single" w:sz="4" w:space="0" w:color="D9D9D9"/>
+              <w:bottom w:val="single" w:sz="4" w:space="0" w:color="D9D9D9"/>
+              <w:right w:val="single" w:sz="4" w:space="0" w:color="D9D9D9"/>
+            </w:tcBorders>
+            <w:shd w:fill="F5F5F5" w:val="clear"/>
+          </w:tcPr>
+          <w:p>
+            <w:pPr>
+              <w:pStyle w:val="Normal"/>
+              <w:spacing w:lineRule="auto" w:line="252" w:before="0" w:after="0"/>
+              <w:jc w:val="left"/>
+              <w:rPr/>
+            </w:pPr>
+            <w:r>
+              <w:rPr>
+                <w:rFonts w:eastAsia="Roboto" w:cs="Roboto"/>
+                <w:b w:val="false"/>
+                <w:bCs w:val="false"/>
+                <w:color w:val="333333"/>
+                <w:sz w:val="20"/>
+                <w:szCs w:val="20"/>
+              </w:rPr>
+              <w:t>Лимит по объёму или сумме, номенклатура допустимых покупок, порядок и сроки получения отчётных документов</w:t>
+            </w:r>
+          </w:p>
+        </w:tc>
+        <w:tc>
+          <w:tcPr>
+            <w:tcW w:w="2502" w:type="dxa"/>
+            <w:tcBorders>
+              <w:top w:val="single" w:sz="4" w:space="0" w:color="D9D9D9"/>
+              <w:left w:val="single" w:sz="4" w:space="0" w:color="D9D9D9"/>
+              <w:bottom w:val="single" w:sz="4" w:space="0" w:color="D9D9D9"/>
+              <w:right w:val="single" w:sz="4" w:space="0" w:color="D9D9D9"/>
+            </w:tcBorders>
+            <w:shd w:fill="F5F5F5" w:val="clear"/>
+          </w:tcPr>
+          <w:p>
+            <w:pPr>
+              <w:pStyle w:val="Normal"/>
+              <w:spacing w:lineRule="auto" w:line="252" w:before="0" w:after="0"/>
+              <w:jc w:val="left"/>
+              <w:rPr/>
+            </w:pPr>
+            <w:r>
+              <w:rPr>
+                <w:rFonts w:eastAsia="Roboto" w:cs="Roboto"/>
+                <w:b w:val="false"/>
+                <w:bCs w:val="false"/>
+                <w:color w:val="333333"/>
+                <w:sz w:val="20"/>
+                <w:szCs w:val="20"/>
+              </w:rPr>
+              <w:t>ст. 9 закона № 402-ФЗ</w:t>
+            </w:r>
+          </w:p>
+        </w:tc>
+      </w:tr>
+      <w:tr>
+        <w:trPr/>
+        <w:tc>
+          <w:tcPr>
+            <w:tcW w:w="2600" w:type="dxa"/>
+            <w:tcBorders>
+              <w:top w:val="single" w:sz="4" w:space="0" w:color="D9D9D9"/>
+              <w:left w:val="single" w:sz="4" w:space="0" w:color="D9D9D9"/>
+              <w:bottom w:val="single" w:sz="4" w:space="0" w:color="D9D9D9"/>
+              <w:right w:val="single" w:sz="4" w:space="0" w:color="D9D9D9"/>
+            </w:tcBorders>
+          </w:tcPr>
+          <w:p>
+            <w:pPr>
+              <w:pStyle w:val="Normal"/>
+              <w:spacing w:lineRule="auto" w:line="252" w:before="0" w:after="0"/>
+              <w:jc w:val="left"/>
+              <w:rPr/>
+            </w:pPr>
+            <w:r>
+              <w:rPr>
+                <w:rFonts w:eastAsia="Roboto" w:cs="Roboto"/>
+                <w:b w:val="false"/>
+                <w:bCs w:val="false"/>
+                <w:color w:val="333333"/>
+                <w:sz w:val="20"/>
+                <w:szCs w:val="20"/>
+              </w:rPr>
+              <w:t>Договор на техническое обслуживание</w:t>
+            </w:r>
+          </w:p>
+        </w:tc>
+        <w:tc>
+          <w:tcPr>
+            <w:tcW w:w="3299" w:type="dxa"/>
+            <w:tcBorders>
+              <w:top w:val="single" w:sz="4" w:space="0" w:color="D9D9D9"/>
+              <w:left w:val="single" w:sz="4" w:space="0" w:color="D9D9D9"/>
+              <w:bottom w:val="single" w:sz="4" w:space="0" w:color="D9D9D9"/>
+              <w:right w:val="single" w:sz="4" w:space="0" w:color="D9D9D9"/>
+            </w:tcBorders>
+          </w:tcPr>
+          <w:p>
+            <w:pPr>
+              <w:pStyle w:val="Normal"/>
+              <w:spacing w:lineRule="auto" w:line="252" w:before="0" w:after="0"/>
+              <w:jc w:val="left"/>
+              <w:rPr/>
+            </w:pPr>
+            <w:r>
+              <w:rPr>
+                <w:rFonts w:eastAsia="Roboto" w:cs="Roboto"/>
+                <w:b w:val="false"/>
+                <w:bCs w:val="false"/>
+                <w:color w:val="333333"/>
+                <w:sz w:val="20"/>
+                <w:szCs w:val="20"/>
+              </w:rPr>
+              <w:t>Закрепить порядок допуска и согласования работ</w:t>
+            </w:r>
+          </w:p>
+        </w:tc>
+        <w:tc>
+          <w:tcPr>
+            <w:tcW w:w="5601" w:type="dxa"/>
+            <w:tcBorders>
+              <w:top w:val="single" w:sz="4" w:space="0" w:color="D9D9D9"/>
+              <w:left w:val="single" w:sz="4" w:space="0" w:color="D9D9D9"/>
+              <w:bottom w:val="single" w:sz="4" w:space="0" w:color="D9D9D9"/>
+              <w:right w:val="single" w:sz="4" w:space="0" w:color="D9D9D9"/>
+            </w:tcBorders>
+          </w:tcPr>
+          <w:p>
+            <w:pPr>
+              <w:pStyle w:val="Normal"/>
+              <w:spacing w:lineRule="auto" w:line="252" w:before="0" w:after="0"/>
+              <w:jc w:val="left"/>
+              <w:rPr/>
+            </w:pPr>
+            <w:r>
+              <w:rPr>
+                <w:rFonts w:eastAsia="Roboto" w:cs="Roboto"/>
+                <w:b w:val="false"/>
+                <w:bCs w:val="false"/>
+                <w:color w:val="333333"/>
+                <w:sz w:val="20"/>
+                <w:szCs w:val="20"/>
+              </w:rPr>
+              <w:t>Кто передаёт автомобиль на сервис, кто согласовывает объём работ и подписывает акты, лимит работ без отдельного согласования</w:t>
+            </w:r>
+          </w:p>
+        </w:tc>
+        <w:tc>
+          <w:tcPr>
+            <w:tcW w:w="2502" w:type="dxa"/>
+            <w:tcBorders>
+              <w:top w:val="single" w:sz="4" w:space="0" w:color="D9D9D9"/>
+              <w:left w:val="single" w:sz="4" w:space="0" w:color="D9D9D9"/>
+              <w:bottom w:val="single" w:sz="4" w:space="0" w:color="D9D9D9"/>
+              <w:right w:val="single" w:sz="4" w:space="0" w:color="D9D9D9"/>
+            </w:tcBorders>
+          </w:tcPr>
+          <w:p>
+            <w:pPr>
+              <w:pStyle w:val="Normal"/>
+              <w:spacing w:lineRule="auto" w:line="252" w:before="0" w:after="0"/>
+              <w:jc w:val="left"/>
+              <w:rPr/>
+            </w:pPr>
+            <w:r>
+              <w:rPr>
+                <w:rFonts w:eastAsia="Roboto" w:cs="Roboto"/>
+                <w:b w:val="false"/>
+                <w:bCs w:val="false"/>
+                <w:color w:val="333333"/>
+                <w:sz w:val="20"/>
+                <w:szCs w:val="20"/>
+              </w:rPr>
+              <w:t>ст. 720 ГК РФ</w:t>
+            </w:r>
+          </w:p>
+        </w:tc>
+      </w:tr>
+      <w:tr>
+        <w:trPr/>
+        <w:tc>
+          <w:tcPr>
+            <w:tcW w:w="2600" w:type="dxa"/>
+            <w:tcBorders>
+              <w:top w:val="single" w:sz="4" w:space="0" w:color="D9D9D9"/>
+              <w:left w:val="single" w:sz="4" w:space="0" w:color="D9D9D9"/>
+              <w:bottom w:val="single" w:sz="4" w:space="0" w:color="D9D9D9"/>
+              <w:right w:val="single" w:sz="4" w:space="0" w:color="D9D9D9"/>
+            </w:tcBorders>
+            <w:shd w:fill="F5F5F5" w:val="clear"/>
+          </w:tcPr>
+          <w:p>
+            <w:pPr>
+              <w:pStyle w:val="Normal"/>
+              <w:spacing w:lineRule="auto" w:line="252" w:before="0" w:after="0"/>
+              <w:jc w:val="left"/>
+              <w:rPr/>
+            </w:pPr>
+            <w:r>
+              <w:rPr>
+                <w:rFonts w:eastAsia="Roboto" w:cs="Roboto"/>
+                <w:b w:val="false"/>
+                <w:bCs w:val="false"/>
+                <w:color w:val="333333"/>
+                <w:sz w:val="20"/>
+                <w:szCs w:val="20"/>
+              </w:rPr>
+              <w:t>Договор на парковочное место (если заключён)</w:t>
+            </w:r>
+          </w:p>
+        </w:tc>
+        <w:tc>
+          <w:tcPr>
+            <w:tcW w:w="3299" w:type="dxa"/>
+            <w:tcBorders>
+              <w:top w:val="single" w:sz="4" w:space="0" w:color="D9D9D9"/>
+              <w:left w:val="single" w:sz="4" w:space="0" w:color="D9D9D9"/>
+              <w:bottom w:val="single" w:sz="4" w:space="0" w:color="D9D9D9"/>
+              <w:right w:val="single" w:sz="4" w:space="0" w:color="D9D9D9"/>
+            </w:tcBorders>
+            <w:shd w:fill="F5F5F5" w:val="clear"/>
+          </w:tcPr>
+          <w:p>
+            <w:pPr>
+              <w:pStyle w:val="Normal"/>
+              <w:spacing w:lineRule="auto" w:line="252" w:before="0" w:after="0"/>
+              <w:jc w:val="left"/>
+              <w:rPr/>
+            </w:pPr>
+            <w:r>
+              <w:rPr>
+                <w:rFonts w:eastAsia="Roboto" w:cs="Roboto"/>
+                <w:b w:val="false"/>
+                <w:bCs w:val="false"/>
+                <w:color w:val="333333"/>
+                <w:sz w:val="20"/>
+                <w:szCs w:val="20"/>
+              </w:rPr>
+              <w:t>Указать закреплённый автомобиль</w:t>
+            </w:r>
+          </w:p>
+        </w:tc>
+        <w:tc>
+          <w:tcPr>
+            <w:tcW w:w="5601" w:type="dxa"/>
+            <w:tcBorders>
+              <w:top w:val="single" w:sz="4" w:space="0" w:color="D9D9D9"/>
+              <w:left w:val="single" w:sz="4" w:space="0" w:color="D9D9D9"/>
+              <w:bottom w:val="single" w:sz="4" w:space="0" w:color="D9D9D9"/>
+              <w:right w:val="single" w:sz="4" w:space="0" w:color="D9D9D9"/>
+            </w:tcBorders>
+            <w:shd w:fill="F5F5F5" w:val="clear"/>
+          </w:tcPr>
+          <w:p>
+            <w:pPr>
+              <w:pStyle w:val="Normal"/>
+              <w:spacing w:lineRule="auto" w:line="252" w:before="0" w:after="0"/>
+              <w:jc w:val="left"/>
+              <w:rPr/>
+            </w:pPr>
+            <w:r>
+              <w:rPr>
+                <w:rFonts w:eastAsia="Roboto" w:cs="Roboto"/>
+                <w:b w:val="false"/>
+                <w:bCs w:val="false"/>
+                <w:color w:val="333333"/>
+                <w:sz w:val="20"/>
+                <w:szCs w:val="20"/>
+              </w:rPr>
+              <w:t>Государственный регистрационный знак автомобиля, порядок доступа и передачи пропусков</w:t>
+            </w:r>
+          </w:p>
+        </w:tc>
+        <w:tc>
+          <w:tcPr>
+            <w:tcW w:w="2502" w:type="dxa"/>
+            <w:tcBorders>
+              <w:top w:val="single" w:sz="4" w:space="0" w:color="D9D9D9"/>
+              <w:left w:val="single" w:sz="4" w:space="0" w:color="D9D9D9"/>
+              <w:bottom w:val="single" w:sz="4" w:space="0" w:color="D9D9D9"/>
+              <w:right w:val="single" w:sz="4" w:space="0" w:color="D9D9D9"/>
+            </w:tcBorders>
+            <w:shd w:fill="F5F5F5" w:val="clear"/>
+          </w:tcPr>
+          <w:p>
+            <w:pPr>
+              <w:pStyle w:val="Normal"/>
+              <w:spacing w:lineRule="auto" w:line="252" w:before="0" w:after="0"/>
+              <w:jc w:val="left"/>
+              <w:rPr/>
+            </w:pPr>
+            <w:r>
+              <w:rPr>
+                <w:rFonts w:eastAsia="Roboto" w:cs="Roboto"/>
+                <w:b w:val="false"/>
+                <w:bCs w:val="false"/>
+                <w:color w:val="333333"/>
+                <w:sz w:val="20"/>
+                <w:szCs w:val="20"/>
+              </w:rPr>
+              <w:t>ст. 606, 615 ГК РФ</w:t>
+            </w:r>
+          </w:p>
+        </w:tc>
+      </w:tr>
+    </w:tbl>
+    <w:p>
+      <w:pPr>
+        <w:pStyle w:val="Normal"/>
+        <w:keepNext w:val="false"/>
+        <w:spacing w:lineRule="auto" w:line="276" w:before="160" w:after="120"/>
+        <w:jc w:val="both"/>
+        <w:rPr/>
+      </w:pPr>
+      <w:r>
+        <w:rPr>
+          <w:rFonts w:eastAsia="Roboto" w:cs="Roboto"/>
+          <w:b w:val="false"/>
+          <w:bCs w:val="false"/>
+          <w:i w:val="false"/>
+          <w:iCs w:val="false"/>
+          <w:color w:val="333333"/>
+          <w:sz w:val="22"/>
+          <w:szCs w:val="22"/>
+        </w:rPr>
+        <w:t>Запрет передачи управления закрепляется не одной фразой, а согласованно во всех документах: только тогда он подтверждается при проверке, при разборе ДТП и при взыскании ущерба. Ниже — минимальный набор документов и требуемых в них положений.</w:t>
+      </w:r>
+    </w:p>
+    <w:p>
+      <w:pPr>
+        <w:pStyle w:val="Normal"/>
+        <w:keepNext w:val="true"/>
+        <w:spacing w:lineRule="auto" w:line="276" w:before="120" w:after="60"/>
+        <w:rPr/>
+      </w:pPr>
+      <w:r>
+        <w:rPr>
+          <w:rFonts w:eastAsia="Roboto" w:cs="Roboto"/>
+          <w:i/>
+          <w:iCs/>
+          <w:color w:val="808080"/>
+          <w:sz w:val="18"/>
+          <w:szCs w:val="18"/>
+        </w:rPr>
+        <w:t>Табл. 11. Закрепление запрета передачи управления автомобилем</w:t>
+      </w:r>
+    </w:p>
+    <w:tbl>
+      <w:tblPr>
+        <w:tblW w:w="14003" w:type="dxa"/>
+        <w:jc w:val="left"/>
+        <w:tblInd w:w="0" w:type="dxa"/>
+        <w:tblLayout w:type="fixed"/>
+        <w:tblCellMar>
+          <w:top w:w="60" w:type="dxa"/>
+          <w:left w:w="100" w:type="dxa"/>
+          <w:bottom w:w="60" w:type="dxa"/>
+          <w:right w:w="100" w:type="dxa"/>
+        </w:tblCellMar>
+      </w:tblPr>
+      <w:tblGrid>
+        <w:gridCol w:w="2800"/>
+        <w:gridCol w:w="5299"/>
+        <w:gridCol w:w="2600"/>
+        <w:gridCol w:w="3303"/>
+      </w:tblGrid>
+      <w:tr>
+        <w:trPr>
+          <w:tblHeader w:val="true"/>
+        </w:trPr>
+        <w:tc>
+          <w:tcPr>
+            <w:tcW w:w="2800" w:type="dxa"/>
+            <w:tcBorders>
+              <w:top w:val="single" w:sz="4" w:space="0" w:color="D9D9D9"/>
+              <w:left w:val="single" w:sz="4" w:space="0" w:color="D9D9D9"/>
+              <w:bottom w:val="single" w:sz="4" w:space="0" w:color="D9D9D9"/>
+              <w:right w:val="single" w:sz="4" w:space="0" w:color="D9D9D9"/>
+            </w:tcBorders>
+            <w:shd w:fill="D6E0EC" w:val="clear"/>
+          </w:tcPr>
+          <w:p>
+            <w:pPr>
+              <w:pStyle w:val="Normal"/>
+              <w:spacing w:lineRule="auto" w:line="252" w:before="0" w:after="0"/>
+              <w:jc w:val="left"/>
+              <w:rPr/>
+            </w:pPr>
+            <w:r>
+              <w:rPr>
+                <w:rFonts w:eastAsia="Roboto" w:cs="Roboto"/>
+                <w:b/>
+                <w:bCs/>
+                <w:color w:val="333333"/>
+                <w:sz w:val="20"/>
+                <w:szCs w:val="20"/>
+              </w:rPr>
+              <w:t>Документ</w:t>
+            </w:r>
+          </w:p>
+        </w:tc>
+        <w:tc>
+          <w:tcPr>
+            <w:tcW w:w="5299" w:type="dxa"/>
+            <w:tcBorders>
+              <w:top w:val="single" w:sz="4" w:space="0" w:color="D9D9D9"/>
+              <w:left w:val="single" w:sz="4" w:space="0" w:color="D9D9D9"/>
+              <w:bottom w:val="single" w:sz="4" w:space="0" w:color="D9D9D9"/>
+              <w:right w:val="single" w:sz="4" w:space="0" w:color="D9D9D9"/>
+            </w:tcBorders>
+            <w:shd w:fill="D6E0EC" w:val="clear"/>
+          </w:tcPr>
+          <w:p>
+            <w:pPr>
+              <w:pStyle w:val="Normal"/>
+              <w:spacing w:lineRule="auto" w:line="252" w:before="0" w:after="0"/>
+              <w:jc w:val="left"/>
+              <w:rPr/>
+            </w:pPr>
+            <w:r>
+              <w:rPr>
+                <w:rFonts w:eastAsia="Roboto" w:cs="Roboto"/>
+                <w:b/>
+                <w:bCs/>
+                <w:color w:val="333333"/>
+                <w:sz w:val="20"/>
+                <w:szCs w:val="20"/>
+              </w:rPr>
+              <w:t>Требуемое положение</w:t>
+            </w:r>
+          </w:p>
+        </w:tc>
+        <w:tc>
+          <w:tcPr>
+            <w:tcW w:w="2600" w:type="dxa"/>
+            <w:tcBorders>
+              <w:top w:val="single" w:sz="4" w:space="0" w:color="D9D9D9"/>
+              <w:left w:val="single" w:sz="4" w:space="0" w:color="D9D9D9"/>
+              <w:bottom w:val="single" w:sz="4" w:space="0" w:color="D9D9D9"/>
+              <w:right w:val="single" w:sz="4" w:space="0" w:color="D9D9D9"/>
+            </w:tcBorders>
+            <w:shd w:fill="D6E0EC" w:val="clear"/>
+          </w:tcPr>
+          <w:p>
+            <w:pPr>
+              <w:pStyle w:val="Normal"/>
+              <w:spacing w:lineRule="auto" w:line="252" w:before="0" w:after="0"/>
+              <w:jc w:val="left"/>
+              <w:rPr/>
+            </w:pPr>
+            <w:r>
+              <w:rPr>
+                <w:rFonts w:eastAsia="Roboto" w:cs="Roboto"/>
+                <w:b/>
+                <w:bCs/>
+                <w:color w:val="333333"/>
+                <w:sz w:val="20"/>
+                <w:szCs w:val="20"/>
+              </w:rPr>
+              <w:t>Основание</w:t>
+            </w:r>
+          </w:p>
+        </w:tc>
+        <w:tc>
+          <w:tcPr>
+            <w:tcW w:w="3303" w:type="dxa"/>
+            <w:tcBorders>
+              <w:top w:val="single" w:sz="4" w:space="0" w:color="D9D9D9"/>
+              <w:left w:val="single" w:sz="4" w:space="0" w:color="D9D9D9"/>
+              <w:bottom w:val="single" w:sz="4" w:space="0" w:color="D9D9D9"/>
+              <w:right w:val="single" w:sz="4" w:space="0" w:color="D9D9D9"/>
+            </w:tcBorders>
+            <w:shd w:fill="D6E0EC" w:val="clear"/>
+          </w:tcPr>
+          <w:p>
+            <w:pPr>
+              <w:pStyle w:val="Normal"/>
+              <w:spacing w:lineRule="auto" w:line="252" w:before="0" w:after="0"/>
+              <w:jc w:val="left"/>
+              <w:rPr/>
+            </w:pPr>
+            <w:r>
+              <w:rPr>
+                <w:rFonts w:eastAsia="Roboto" w:cs="Roboto"/>
+                <w:b/>
+                <w:bCs/>
+                <w:color w:val="333333"/>
+                <w:sz w:val="20"/>
+                <w:szCs w:val="20"/>
+              </w:rPr>
+              <w:t>Последствие нарушения</w:t>
+            </w:r>
+          </w:p>
+        </w:tc>
+      </w:tr>
+      <w:tr>
+        <w:trPr/>
+        <w:tc>
+          <w:tcPr>
+            <w:tcW w:w="2800" w:type="dxa"/>
+            <w:tcBorders>
+              <w:top w:val="single" w:sz="4" w:space="0" w:color="D9D9D9"/>
+              <w:left w:val="single" w:sz="4" w:space="0" w:color="D9D9D9"/>
+              <w:bottom w:val="single" w:sz="4" w:space="0" w:color="D9D9D9"/>
+              <w:right w:val="single" w:sz="4" w:space="0" w:color="D9D9D9"/>
+            </w:tcBorders>
+          </w:tcPr>
+          <w:p>
+            <w:pPr>
+              <w:pStyle w:val="Normal"/>
+              <w:spacing w:lineRule="auto" w:line="252" w:before="0" w:after="0"/>
+              <w:jc w:val="left"/>
+              <w:rPr/>
+            </w:pPr>
+            <w:r>
+              <w:rPr>
+                <w:rFonts w:eastAsia="Roboto" w:cs="Roboto"/>
+                <w:b w:val="false"/>
+                <w:bCs w:val="false"/>
+                <w:color w:val="333333"/>
+                <w:sz w:val="20"/>
+                <w:szCs w:val="20"/>
+              </w:rPr>
+              <w:t>Приказ о закреплении автомобиля</w:t>
+            </w:r>
+          </w:p>
+        </w:tc>
+        <w:tc>
+          <w:tcPr>
+            <w:tcW w:w="5299" w:type="dxa"/>
+            <w:tcBorders>
+              <w:top w:val="single" w:sz="4" w:space="0" w:color="D9D9D9"/>
+              <w:left w:val="single" w:sz="4" w:space="0" w:color="D9D9D9"/>
+              <w:bottom w:val="single" w:sz="4" w:space="0" w:color="D9D9D9"/>
+              <w:right w:val="single" w:sz="4" w:space="0" w:color="D9D9D9"/>
+            </w:tcBorders>
+          </w:tcPr>
+          <w:p>
+            <w:pPr>
+              <w:pStyle w:val="Normal"/>
+              <w:spacing w:lineRule="auto" w:line="252" w:before="0" w:after="0"/>
+              <w:jc w:val="left"/>
+              <w:rPr/>
+            </w:pPr>
+            <w:r>
+              <w:rPr>
+                <w:rFonts w:eastAsia="Roboto" w:cs="Roboto"/>
+                <w:b w:val="false"/>
+                <w:bCs w:val="false"/>
+                <w:color w:val="333333"/>
+                <w:sz w:val="20"/>
+                <w:szCs w:val="20"/>
+              </w:rPr>
+              <w:t>Автомобиль закрепляется персонально за ответственным лицом; эксплуатация осуществляется лично; передача управления любому другому лицу, включая работников организации и руководителей, запрещена</w:t>
+            </w:r>
+          </w:p>
+        </w:tc>
+        <w:tc>
+          <w:tcPr>
+            <w:tcW w:w="2600" w:type="dxa"/>
+            <w:tcBorders>
+              <w:top w:val="single" w:sz="4" w:space="0" w:color="D9D9D9"/>
+              <w:left w:val="single" w:sz="4" w:space="0" w:color="D9D9D9"/>
+              <w:bottom w:val="single" w:sz="4" w:space="0" w:color="D9D9D9"/>
+              <w:right w:val="single" w:sz="4" w:space="0" w:color="D9D9D9"/>
+            </w:tcBorders>
+          </w:tcPr>
+          <w:p>
+            <w:pPr>
+              <w:pStyle w:val="Normal"/>
+              <w:spacing w:lineRule="auto" w:line="252" w:before="0" w:after="0"/>
+              <w:jc w:val="left"/>
+              <w:rPr/>
+            </w:pPr>
+            <w:r>
+              <w:rPr>
+                <w:rFonts w:eastAsia="Roboto" w:cs="Roboto"/>
+                <w:b w:val="false"/>
+                <w:bCs w:val="false"/>
+                <w:color w:val="333333"/>
+                <w:sz w:val="20"/>
+                <w:szCs w:val="20"/>
+              </w:rPr>
+              <w:t>ст. 8, 22 ТК РФ</w:t>
+            </w:r>
+          </w:p>
+        </w:tc>
+        <w:tc>
+          <w:tcPr>
+            <w:tcW w:w="3303" w:type="dxa"/>
+            <w:tcBorders>
+              <w:top w:val="single" w:sz="4" w:space="0" w:color="D9D9D9"/>
+              <w:left w:val="single" w:sz="4" w:space="0" w:color="D9D9D9"/>
+              <w:bottom w:val="single" w:sz="4" w:space="0" w:color="D9D9D9"/>
+              <w:right w:val="single" w:sz="4" w:space="0" w:color="D9D9D9"/>
+            </w:tcBorders>
+          </w:tcPr>
+          <w:p>
+            <w:pPr>
+              <w:pStyle w:val="Normal"/>
+              <w:spacing w:lineRule="auto" w:line="252" w:before="0" w:after="0"/>
+              <w:jc w:val="left"/>
+              <w:rPr/>
+            </w:pPr>
+            <w:r>
+              <w:rPr>
+                <w:rFonts w:eastAsia="Roboto" w:cs="Roboto"/>
+                <w:b w:val="false"/>
+                <w:bCs w:val="false"/>
+                <w:color w:val="333333"/>
+                <w:sz w:val="20"/>
+                <w:szCs w:val="20"/>
+              </w:rPr>
+              <w:t>Дисциплинарное взыскание по ст. 192 ТК РФ</w:t>
+            </w:r>
+          </w:p>
+        </w:tc>
+      </w:tr>
+      <w:tr>
+        <w:trPr/>
+        <w:tc>
+          <w:tcPr>
+            <w:tcW w:w="2800" w:type="dxa"/>
+            <w:tcBorders>
+              <w:top w:val="single" w:sz="4" w:space="0" w:color="D9D9D9"/>
+              <w:left w:val="single" w:sz="4" w:space="0" w:color="D9D9D9"/>
+              <w:bottom w:val="single" w:sz="4" w:space="0" w:color="D9D9D9"/>
+              <w:right w:val="single" w:sz="4" w:space="0" w:color="D9D9D9"/>
+            </w:tcBorders>
+            <w:shd w:fill="F5F5F5" w:val="clear"/>
+          </w:tcPr>
+          <w:p>
+            <w:pPr>
+              <w:pStyle w:val="Normal"/>
+              <w:spacing w:lineRule="auto" w:line="252" w:before="0" w:after="0"/>
+              <w:jc w:val="left"/>
+              <w:rPr/>
+            </w:pPr>
+            <w:r>
+              <w:rPr>
+                <w:rFonts w:eastAsia="Roboto" w:cs="Roboto"/>
+                <w:b w:val="false"/>
+                <w:bCs w:val="false"/>
+                <w:color w:val="333333"/>
+                <w:sz w:val="20"/>
+                <w:szCs w:val="20"/>
+              </w:rPr>
+              <w:t>Трудовой договор или соглашение к нему</w:t>
+            </w:r>
+          </w:p>
+        </w:tc>
+        <w:tc>
+          <w:tcPr>
+            <w:tcW w:w="5299" w:type="dxa"/>
+            <w:tcBorders>
+              <w:top w:val="single" w:sz="4" w:space="0" w:color="D9D9D9"/>
+              <w:left w:val="single" w:sz="4" w:space="0" w:color="D9D9D9"/>
+              <w:bottom w:val="single" w:sz="4" w:space="0" w:color="D9D9D9"/>
+              <w:right w:val="single" w:sz="4" w:space="0" w:color="D9D9D9"/>
+            </w:tcBorders>
+            <w:shd w:fill="F5F5F5" w:val="clear"/>
+          </w:tcPr>
+          <w:p>
+            <w:pPr>
+              <w:pStyle w:val="Normal"/>
+              <w:spacing w:lineRule="auto" w:line="252" w:before="0" w:after="0"/>
+              <w:jc w:val="left"/>
+              <w:rPr/>
+            </w:pPr>
+            <w:r>
+              <w:rPr>
+                <w:rFonts w:eastAsia="Roboto" w:cs="Roboto"/>
+                <w:b w:val="false"/>
+                <w:bCs w:val="false"/>
+                <w:color w:val="333333"/>
+                <w:sz w:val="20"/>
+                <w:szCs w:val="20"/>
+              </w:rPr>
+              <w:t>Обязанность работника не передавать управление автомобилем другим лицам</w:t>
+            </w:r>
+          </w:p>
+        </w:tc>
+        <w:tc>
+          <w:tcPr>
+            <w:tcW w:w="2600" w:type="dxa"/>
+            <w:tcBorders>
+              <w:top w:val="single" w:sz="4" w:space="0" w:color="D9D9D9"/>
+              <w:left w:val="single" w:sz="4" w:space="0" w:color="D9D9D9"/>
+              <w:bottom w:val="single" w:sz="4" w:space="0" w:color="D9D9D9"/>
+              <w:right w:val="single" w:sz="4" w:space="0" w:color="D9D9D9"/>
+            </w:tcBorders>
+            <w:shd w:fill="F5F5F5" w:val="clear"/>
+          </w:tcPr>
+          <w:p>
+            <w:pPr>
+              <w:pStyle w:val="Normal"/>
+              <w:spacing w:lineRule="auto" w:line="252" w:before="0" w:after="0"/>
+              <w:jc w:val="left"/>
+              <w:rPr/>
+            </w:pPr>
+            <w:r>
+              <w:rPr>
+                <w:rFonts w:eastAsia="Roboto" w:cs="Roboto"/>
+                <w:b w:val="false"/>
+                <w:bCs w:val="false"/>
+                <w:color w:val="333333"/>
+                <w:sz w:val="20"/>
+                <w:szCs w:val="20"/>
+              </w:rPr>
+              <w:t>ст. 21, 57 ТК РФ</w:t>
+            </w:r>
+          </w:p>
+        </w:tc>
+        <w:tc>
+          <w:tcPr>
+            <w:tcW w:w="3303" w:type="dxa"/>
+            <w:tcBorders>
+              <w:top w:val="single" w:sz="4" w:space="0" w:color="D9D9D9"/>
+              <w:left w:val="single" w:sz="4" w:space="0" w:color="D9D9D9"/>
+              <w:bottom w:val="single" w:sz="4" w:space="0" w:color="D9D9D9"/>
+              <w:right w:val="single" w:sz="4" w:space="0" w:color="D9D9D9"/>
+            </w:tcBorders>
+            <w:shd w:fill="F5F5F5" w:val="clear"/>
+          </w:tcPr>
+          <w:p>
+            <w:pPr>
+              <w:pStyle w:val="Normal"/>
+              <w:spacing w:lineRule="auto" w:line="252" w:before="0" w:after="0"/>
+              <w:jc w:val="left"/>
+              <w:rPr/>
+            </w:pPr>
+            <w:r>
+              <w:rPr>
+                <w:rFonts w:eastAsia="Roboto" w:cs="Roboto"/>
+                <w:b w:val="false"/>
+                <w:bCs w:val="false"/>
+                <w:color w:val="333333"/>
+                <w:sz w:val="20"/>
+                <w:szCs w:val="20"/>
+              </w:rPr>
+              <w:t>Дисциплинарное взыскание; при ущербе — материальная ответственность по ст. 241, 243 ТК РФ</w:t>
+            </w:r>
+          </w:p>
+        </w:tc>
+      </w:tr>
+      <w:tr>
+        <w:trPr/>
+        <w:tc>
+          <w:tcPr>
+            <w:tcW w:w="2800" w:type="dxa"/>
+            <w:tcBorders>
+              <w:top w:val="single" w:sz="4" w:space="0" w:color="D9D9D9"/>
+              <w:left w:val="single" w:sz="4" w:space="0" w:color="D9D9D9"/>
+              <w:bottom w:val="single" w:sz="4" w:space="0" w:color="D9D9D9"/>
+              <w:right w:val="single" w:sz="4" w:space="0" w:color="D9D9D9"/>
+            </w:tcBorders>
+          </w:tcPr>
+          <w:p>
+            <w:pPr>
+              <w:pStyle w:val="Normal"/>
+              <w:spacing w:lineRule="auto" w:line="252" w:before="0" w:after="0"/>
+              <w:jc w:val="left"/>
+              <w:rPr/>
+            </w:pPr>
+            <w:r>
+              <w:rPr>
+                <w:rFonts w:eastAsia="Roboto" w:cs="Roboto"/>
+                <w:b w:val="false"/>
+                <w:bCs w:val="false"/>
+                <w:color w:val="333333"/>
+                <w:sz w:val="20"/>
+                <w:szCs w:val="20"/>
+              </w:rPr>
+              <w:t>Должностная инструкция</w:t>
+            </w:r>
+          </w:p>
+        </w:tc>
+        <w:tc>
+          <w:tcPr>
+            <w:tcW w:w="5299" w:type="dxa"/>
+            <w:tcBorders>
+              <w:top w:val="single" w:sz="4" w:space="0" w:color="D9D9D9"/>
+              <w:left w:val="single" w:sz="4" w:space="0" w:color="D9D9D9"/>
+              <w:bottom w:val="single" w:sz="4" w:space="0" w:color="D9D9D9"/>
+              <w:right w:val="single" w:sz="4" w:space="0" w:color="D9D9D9"/>
+            </w:tcBorders>
+          </w:tcPr>
+          <w:p>
+            <w:pPr>
+              <w:pStyle w:val="Normal"/>
+              <w:spacing w:lineRule="auto" w:line="252" w:before="0" w:after="0"/>
+              <w:jc w:val="left"/>
+              <w:rPr/>
+            </w:pPr>
+            <w:r>
+              <w:rPr>
+                <w:rFonts w:eastAsia="Roboto" w:cs="Roboto"/>
+                <w:b w:val="false"/>
+                <w:bCs w:val="false"/>
+                <w:color w:val="333333"/>
+                <w:sz w:val="20"/>
+                <w:szCs w:val="20"/>
+              </w:rPr>
+              <w:t>Обязанность обеспечивать сохранность автомобиля и не допускать к управлению посторонних лиц</w:t>
+            </w:r>
+          </w:p>
+        </w:tc>
+        <w:tc>
+          <w:tcPr>
+            <w:tcW w:w="2600" w:type="dxa"/>
+            <w:tcBorders>
+              <w:top w:val="single" w:sz="4" w:space="0" w:color="D9D9D9"/>
+              <w:left w:val="single" w:sz="4" w:space="0" w:color="D9D9D9"/>
+              <w:bottom w:val="single" w:sz="4" w:space="0" w:color="D9D9D9"/>
+              <w:right w:val="single" w:sz="4" w:space="0" w:color="D9D9D9"/>
+            </w:tcBorders>
+          </w:tcPr>
+          <w:p>
+            <w:pPr>
+              <w:pStyle w:val="Normal"/>
+              <w:spacing w:lineRule="auto" w:line="252" w:before="0" w:after="0"/>
+              <w:jc w:val="left"/>
+              <w:rPr/>
+            </w:pPr>
+            <w:r>
+              <w:rPr>
+                <w:rFonts w:eastAsia="Roboto" w:cs="Roboto"/>
+                <w:b w:val="false"/>
+                <w:bCs w:val="false"/>
+                <w:color w:val="333333"/>
+                <w:sz w:val="20"/>
+                <w:szCs w:val="20"/>
+              </w:rPr>
+              <w:t>ст. 8, 21 ТК РФ</w:t>
+            </w:r>
+          </w:p>
+        </w:tc>
+        <w:tc>
+          <w:tcPr>
+            <w:tcW w:w="3303" w:type="dxa"/>
+            <w:tcBorders>
+              <w:top w:val="single" w:sz="4" w:space="0" w:color="D9D9D9"/>
+              <w:left w:val="single" w:sz="4" w:space="0" w:color="D9D9D9"/>
+              <w:bottom w:val="single" w:sz="4" w:space="0" w:color="D9D9D9"/>
+              <w:right w:val="single" w:sz="4" w:space="0" w:color="D9D9D9"/>
+            </w:tcBorders>
+          </w:tcPr>
+          <w:p>
+            <w:pPr>
+              <w:pStyle w:val="Normal"/>
+              <w:spacing w:lineRule="auto" w:line="252" w:before="0" w:after="0"/>
+              <w:jc w:val="left"/>
+              <w:rPr/>
+            </w:pPr>
+            <w:r>
+              <w:rPr>
+                <w:rFonts w:eastAsia="Roboto" w:cs="Roboto"/>
+                <w:b w:val="false"/>
+                <w:bCs w:val="false"/>
+                <w:color w:val="333333"/>
+                <w:sz w:val="20"/>
+                <w:szCs w:val="20"/>
+              </w:rPr>
+              <w:t>Основание для взыскания и для разбора инцидента</w:t>
+            </w:r>
+          </w:p>
+        </w:tc>
+      </w:tr>
+      <w:tr>
+        <w:trPr/>
+        <w:tc>
+          <w:tcPr>
+            <w:tcW w:w="2800" w:type="dxa"/>
+            <w:tcBorders>
+              <w:top w:val="single" w:sz="4" w:space="0" w:color="D9D9D9"/>
+              <w:left w:val="single" w:sz="4" w:space="0" w:color="D9D9D9"/>
+              <w:bottom w:val="single" w:sz="4" w:space="0" w:color="D9D9D9"/>
+              <w:right w:val="single" w:sz="4" w:space="0" w:color="D9D9D9"/>
+            </w:tcBorders>
+            <w:shd w:fill="F5F5F5" w:val="clear"/>
+          </w:tcPr>
+          <w:p>
+            <w:pPr>
+              <w:pStyle w:val="Normal"/>
+              <w:spacing w:lineRule="auto" w:line="252" w:before="0" w:after="0"/>
+              <w:jc w:val="left"/>
+              <w:rPr/>
+            </w:pPr>
+            <w:r>
+              <w:rPr>
+                <w:rFonts w:eastAsia="Roboto" w:cs="Roboto"/>
+                <w:b w:val="false"/>
+                <w:bCs w:val="false"/>
+                <w:color w:val="333333"/>
+                <w:sz w:val="20"/>
+                <w:szCs w:val="20"/>
+              </w:rPr>
+              <w:t>Письменное обязательство и лист ознакомления</w:t>
+            </w:r>
+          </w:p>
+        </w:tc>
+        <w:tc>
+          <w:tcPr>
+            <w:tcW w:w="5299" w:type="dxa"/>
+            <w:tcBorders>
+              <w:top w:val="single" w:sz="4" w:space="0" w:color="D9D9D9"/>
+              <w:left w:val="single" w:sz="4" w:space="0" w:color="D9D9D9"/>
+              <w:bottom w:val="single" w:sz="4" w:space="0" w:color="D9D9D9"/>
+              <w:right w:val="single" w:sz="4" w:space="0" w:color="D9D9D9"/>
+            </w:tcBorders>
+            <w:shd w:fill="F5F5F5" w:val="clear"/>
+          </w:tcPr>
+          <w:p>
+            <w:pPr>
+              <w:pStyle w:val="Normal"/>
+              <w:spacing w:lineRule="auto" w:line="252" w:before="0" w:after="0"/>
+              <w:jc w:val="left"/>
+              <w:rPr/>
+            </w:pPr>
+            <w:r>
+              <w:rPr>
+                <w:rFonts w:eastAsia="Roboto" w:cs="Roboto"/>
+                <w:b w:val="false"/>
+                <w:bCs w:val="false"/>
+                <w:color w:val="333333"/>
+                <w:sz w:val="20"/>
+                <w:szCs w:val="20"/>
+              </w:rPr>
+              <w:t>Подтверждение того, что работник ознакомлен с запретом и последствиями его нарушения</w:t>
+            </w:r>
+          </w:p>
+        </w:tc>
+        <w:tc>
+          <w:tcPr>
+            <w:tcW w:w="2600" w:type="dxa"/>
+            <w:tcBorders>
+              <w:top w:val="single" w:sz="4" w:space="0" w:color="D9D9D9"/>
+              <w:left w:val="single" w:sz="4" w:space="0" w:color="D9D9D9"/>
+              <w:bottom w:val="single" w:sz="4" w:space="0" w:color="D9D9D9"/>
+              <w:right w:val="single" w:sz="4" w:space="0" w:color="D9D9D9"/>
+            </w:tcBorders>
+            <w:shd w:fill="F5F5F5" w:val="clear"/>
+          </w:tcPr>
+          <w:p>
+            <w:pPr>
+              <w:pStyle w:val="Normal"/>
+              <w:spacing w:lineRule="auto" w:line="252" w:before="0" w:after="0"/>
+              <w:jc w:val="left"/>
+              <w:rPr/>
+            </w:pPr>
+            <w:r>
+              <w:rPr>
+                <w:rFonts w:eastAsia="Roboto" w:cs="Roboto"/>
+                <w:b w:val="false"/>
+                <w:bCs w:val="false"/>
+                <w:color w:val="333333"/>
+                <w:sz w:val="20"/>
+                <w:szCs w:val="20"/>
+              </w:rPr>
+              <w:t>ст. 22 ТК РФ</w:t>
+            </w:r>
+          </w:p>
+        </w:tc>
+        <w:tc>
+          <w:tcPr>
+            <w:tcW w:w="3303" w:type="dxa"/>
+            <w:tcBorders>
+              <w:top w:val="single" w:sz="4" w:space="0" w:color="D9D9D9"/>
+              <w:left w:val="single" w:sz="4" w:space="0" w:color="D9D9D9"/>
+              <w:bottom w:val="single" w:sz="4" w:space="0" w:color="D9D9D9"/>
+              <w:right w:val="single" w:sz="4" w:space="0" w:color="D9D9D9"/>
+            </w:tcBorders>
+            <w:shd w:fill="F5F5F5" w:val="clear"/>
+          </w:tcPr>
+          <w:p>
+            <w:pPr>
+              <w:pStyle w:val="Normal"/>
+              <w:spacing w:lineRule="auto" w:line="252" w:before="0" w:after="0"/>
+              <w:jc w:val="left"/>
+              <w:rPr/>
+            </w:pPr>
+            <w:r>
+              <w:rPr>
+                <w:rFonts w:eastAsia="Roboto" w:cs="Roboto"/>
+                <w:b w:val="false"/>
+                <w:bCs w:val="false"/>
+                <w:color w:val="333333"/>
+                <w:sz w:val="20"/>
+                <w:szCs w:val="20"/>
+              </w:rPr>
+              <w:t>Без подписи запрет практически недоказуем</w:t>
+            </w:r>
+          </w:p>
+        </w:tc>
+      </w:tr>
+      <w:tr>
+        <w:trPr/>
+        <w:tc>
+          <w:tcPr>
+            <w:tcW w:w="2800" w:type="dxa"/>
+            <w:tcBorders>
+              <w:top w:val="single" w:sz="4" w:space="0" w:color="D9D9D9"/>
+              <w:left w:val="single" w:sz="4" w:space="0" w:color="D9D9D9"/>
+              <w:bottom w:val="single" w:sz="4" w:space="0" w:color="D9D9D9"/>
+              <w:right w:val="single" w:sz="4" w:space="0" w:color="D9D9D9"/>
+            </w:tcBorders>
+          </w:tcPr>
+          <w:p>
+            <w:pPr>
+              <w:pStyle w:val="Normal"/>
+              <w:spacing w:lineRule="auto" w:line="252" w:before="0" w:after="0"/>
+              <w:jc w:val="left"/>
+              <w:rPr/>
+            </w:pPr>
+            <w:r>
+              <w:rPr>
+                <w:rFonts w:eastAsia="Roboto" w:cs="Roboto"/>
+                <w:b w:val="false"/>
+                <w:bCs w:val="false"/>
+                <w:color w:val="333333"/>
+                <w:sz w:val="20"/>
+                <w:szCs w:val="20"/>
+              </w:rPr>
+              <w:t>Полис ОСАГО</w:t>
+            </w:r>
+          </w:p>
+        </w:tc>
+        <w:tc>
+          <w:tcPr>
+            <w:tcW w:w="5299" w:type="dxa"/>
+            <w:tcBorders>
+              <w:top w:val="single" w:sz="4" w:space="0" w:color="D9D9D9"/>
+              <w:left w:val="single" w:sz="4" w:space="0" w:color="D9D9D9"/>
+              <w:bottom w:val="single" w:sz="4" w:space="0" w:color="D9D9D9"/>
+              <w:right w:val="single" w:sz="4" w:space="0" w:color="D9D9D9"/>
+            </w:tcBorders>
+          </w:tcPr>
+          <w:p>
+            <w:pPr>
+              <w:pStyle w:val="Normal"/>
+              <w:spacing w:lineRule="auto" w:line="252" w:before="0" w:after="0"/>
+              <w:jc w:val="left"/>
+              <w:rPr/>
+            </w:pPr>
+            <w:r>
+              <w:rPr>
+                <w:rFonts w:eastAsia="Roboto" w:cs="Roboto"/>
+                <w:b w:val="false"/>
+                <w:bCs w:val="false"/>
+                <w:color w:val="333333"/>
+                <w:sz w:val="20"/>
+                <w:szCs w:val="20"/>
+              </w:rPr>
+              <w:t>Ответственное лицо — единственный водитель, допущенный к управлению</w:t>
+            </w:r>
+          </w:p>
+        </w:tc>
+        <w:tc>
+          <w:tcPr>
+            <w:tcW w:w="2600" w:type="dxa"/>
+            <w:tcBorders>
+              <w:top w:val="single" w:sz="4" w:space="0" w:color="D9D9D9"/>
+              <w:left w:val="single" w:sz="4" w:space="0" w:color="D9D9D9"/>
+              <w:bottom w:val="single" w:sz="4" w:space="0" w:color="D9D9D9"/>
+              <w:right w:val="single" w:sz="4" w:space="0" w:color="D9D9D9"/>
+            </w:tcBorders>
+          </w:tcPr>
+          <w:p>
+            <w:pPr>
+              <w:pStyle w:val="Normal"/>
+              <w:spacing w:lineRule="auto" w:line="252" w:before="0" w:after="0"/>
+              <w:jc w:val="left"/>
+              <w:rPr/>
+            </w:pPr>
+            <w:r>
+              <w:rPr>
+                <w:rFonts w:eastAsia="Roboto" w:cs="Roboto"/>
+                <w:b w:val="false"/>
+                <w:bCs w:val="false"/>
+                <w:color w:val="333333"/>
+                <w:sz w:val="20"/>
+                <w:szCs w:val="20"/>
+              </w:rPr>
+              <w:t>ст. 15, 16 закона № 40-ФЗ</w:t>
+            </w:r>
+          </w:p>
+        </w:tc>
+        <w:tc>
+          <w:tcPr>
+            <w:tcW w:w="3303" w:type="dxa"/>
+            <w:tcBorders>
+              <w:top w:val="single" w:sz="4" w:space="0" w:color="D9D9D9"/>
+              <w:left w:val="single" w:sz="4" w:space="0" w:color="D9D9D9"/>
+              <w:bottom w:val="single" w:sz="4" w:space="0" w:color="D9D9D9"/>
+              <w:right w:val="single" w:sz="4" w:space="0" w:color="D9D9D9"/>
+            </w:tcBorders>
+          </w:tcPr>
+          <w:p>
+            <w:pPr>
+              <w:pStyle w:val="Normal"/>
+              <w:spacing w:lineRule="auto" w:line="252" w:before="0" w:after="0"/>
+              <w:jc w:val="left"/>
+              <w:rPr/>
+            </w:pPr>
+            <w:r>
+              <w:rPr>
+                <w:rFonts w:eastAsia="Roboto" w:cs="Roboto"/>
+                <w:b w:val="false"/>
+                <w:bCs w:val="false"/>
+                <w:color w:val="333333"/>
+                <w:sz w:val="20"/>
+                <w:szCs w:val="20"/>
+              </w:rPr>
+              <w:t>Регресс страховщика к лицу, не включённому в полис, — ст. 14 закона № 40-ФЗ</w:t>
+            </w:r>
+          </w:p>
+        </w:tc>
+      </w:tr>
+      <w:tr>
+        <w:trPr/>
+        <w:tc>
+          <w:tcPr>
+            <w:tcW w:w="2800" w:type="dxa"/>
+            <w:tcBorders>
+              <w:top w:val="single" w:sz="4" w:space="0" w:color="D9D9D9"/>
+              <w:left w:val="single" w:sz="4" w:space="0" w:color="D9D9D9"/>
+              <w:bottom w:val="single" w:sz="4" w:space="0" w:color="D9D9D9"/>
+              <w:right w:val="single" w:sz="4" w:space="0" w:color="D9D9D9"/>
+            </w:tcBorders>
+            <w:shd w:fill="F5F5F5" w:val="clear"/>
+          </w:tcPr>
+          <w:p>
+            <w:pPr>
+              <w:pStyle w:val="Normal"/>
+              <w:spacing w:lineRule="auto" w:line="252" w:before="0" w:after="0"/>
+              <w:jc w:val="left"/>
+              <w:rPr/>
+            </w:pPr>
+            <w:r>
+              <w:rPr>
+                <w:rFonts w:eastAsia="Roboto" w:cs="Roboto"/>
+                <w:b w:val="false"/>
+                <w:bCs w:val="false"/>
+                <w:color w:val="333333"/>
+                <w:sz w:val="20"/>
+                <w:szCs w:val="20"/>
+              </w:rPr>
+              <w:t>Порядок выдачи и хранения ключей</w:t>
+            </w:r>
+          </w:p>
+        </w:tc>
+        <w:tc>
+          <w:tcPr>
+            <w:tcW w:w="5299" w:type="dxa"/>
+            <w:tcBorders>
+              <w:top w:val="single" w:sz="4" w:space="0" w:color="D9D9D9"/>
+              <w:left w:val="single" w:sz="4" w:space="0" w:color="D9D9D9"/>
+              <w:bottom w:val="single" w:sz="4" w:space="0" w:color="D9D9D9"/>
+              <w:right w:val="single" w:sz="4" w:space="0" w:color="D9D9D9"/>
+            </w:tcBorders>
+            <w:shd w:fill="F5F5F5" w:val="clear"/>
+          </w:tcPr>
+          <w:p>
+            <w:pPr>
+              <w:pStyle w:val="Normal"/>
+              <w:spacing w:lineRule="auto" w:line="252" w:before="0" w:after="0"/>
+              <w:jc w:val="left"/>
+              <w:rPr/>
+            </w:pPr>
+            <w:r>
+              <w:rPr>
+                <w:rFonts w:eastAsia="Roboto" w:cs="Roboto"/>
+                <w:b w:val="false"/>
+                <w:bCs w:val="false"/>
+                <w:color w:val="333333"/>
+                <w:sz w:val="20"/>
+                <w:szCs w:val="20"/>
+              </w:rPr>
+              <w:t>Ключи и документы выдаются только ответственному лицу; передача фиксируется</w:t>
+            </w:r>
+          </w:p>
+        </w:tc>
+        <w:tc>
+          <w:tcPr>
+            <w:tcW w:w="2600" w:type="dxa"/>
+            <w:tcBorders>
+              <w:top w:val="single" w:sz="4" w:space="0" w:color="D9D9D9"/>
+              <w:left w:val="single" w:sz="4" w:space="0" w:color="D9D9D9"/>
+              <w:bottom w:val="single" w:sz="4" w:space="0" w:color="D9D9D9"/>
+              <w:right w:val="single" w:sz="4" w:space="0" w:color="D9D9D9"/>
+            </w:tcBorders>
+            <w:shd w:fill="F5F5F5" w:val="clear"/>
+          </w:tcPr>
+          <w:p>
+            <w:pPr>
+              <w:pStyle w:val="Normal"/>
+              <w:spacing w:lineRule="auto" w:line="252" w:before="0" w:after="0"/>
+              <w:jc w:val="left"/>
+              <w:rPr/>
+            </w:pPr>
+            <w:r>
+              <w:rPr>
+                <w:rFonts w:eastAsia="Roboto" w:cs="Roboto"/>
+                <w:b w:val="false"/>
+                <w:bCs w:val="false"/>
+                <w:color w:val="333333"/>
+                <w:sz w:val="20"/>
+                <w:szCs w:val="20"/>
+              </w:rPr>
+              <w:t>ст. 8 ТК РФ</w:t>
+            </w:r>
+          </w:p>
+        </w:tc>
+        <w:tc>
+          <w:tcPr>
+            <w:tcW w:w="3303" w:type="dxa"/>
+            <w:tcBorders>
+              <w:top w:val="single" w:sz="4" w:space="0" w:color="D9D9D9"/>
+              <w:left w:val="single" w:sz="4" w:space="0" w:color="D9D9D9"/>
+              <w:bottom w:val="single" w:sz="4" w:space="0" w:color="D9D9D9"/>
+              <w:right w:val="single" w:sz="4" w:space="0" w:color="D9D9D9"/>
+            </w:tcBorders>
+            <w:shd w:fill="F5F5F5" w:val="clear"/>
+          </w:tcPr>
+          <w:p>
+            <w:pPr>
+              <w:pStyle w:val="Normal"/>
+              <w:spacing w:lineRule="auto" w:line="252" w:before="0" w:after="0"/>
+              <w:jc w:val="left"/>
+              <w:rPr/>
+            </w:pPr>
+            <w:r>
+              <w:rPr>
+                <w:rFonts w:eastAsia="Roboto" w:cs="Roboto"/>
+                <w:b w:val="false"/>
+                <w:bCs w:val="false"/>
+                <w:color w:val="333333"/>
+                <w:sz w:val="20"/>
+                <w:szCs w:val="20"/>
+              </w:rPr>
+              <w:t>Фиксация факта нарушения для служебной проверки</w:t>
+            </w:r>
+          </w:p>
+        </w:tc>
+      </w:tr>
+      <w:tr>
+        <w:trPr/>
+        <w:tc>
+          <w:tcPr>
+            <w:tcW w:w="2800" w:type="dxa"/>
+            <w:tcBorders>
+              <w:top w:val="single" w:sz="4" w:space="0" w:color="D9D9D9"/>
+              <w:left w:val="single" w:sz="4" w:space="0" w:color="D9D9D9"/>
+              <w:bottom w:val="single" w:sz="4" w:space="0" w:color="D9D9D9"/>
+              <w:right w:val="single" w:sz="4" w:space="0" w:color="D9D9D9"/>
+            </w:tcBorders>
+          </w:tcPr>
+          <w:p>
+            <w:pPr>
+              <w:pStyle w:val="Normal"/>
+              <w:spacing w:lineRule="auto" w:line="252" w:before="0" w:after="0"/>
+              <w:jc w:val="left"/>
+              <w:rPr/>
+            </w:pPr>
+            <w:r>
+              <w:rPr>
+                <w:rFonts w:eastAsia="Roboto" w:cs="Roboto"/>
+                <w:b w:val="false"/>
+                <w:bCs w:val="false"/>
+                <w:color w:val="333333"/>
+                <w:sz w:val="20"/>
+                <w:szCs w:val="20"/>
+              </w:rPr>
+              <w:t>Путевой лист</w:t>
+            </w:r>
+          </w:p>
+        </w:tc>
+        <w:tc>
+          <w:tcPr>
+            <w:tcW w:w="5299" w:type="dxa"/>
+            <w:tcBorders>
+              <w:top w:val="single" w:sz="4" w:space="0" w:color="D9D9D9"/>
+              <w:left w:val="single" w:sz="4" w:space="0" w:color="D9D9D9"/>
+              <w:bottom w:val="single" w:sz="4" w:space="0" w:color="D9D9D9"/>
+              <w:right w:val="single" w:sz="4" w:space="0" w:color="D9D9D9"/>
+            </w:tcBorders>
+          </w:tcPr>
+          <w:p>
+            <w:pPr>
+              <w:pStyle w:val="Normal"/>
+              <w:spacing w:lineRule="auto" w:line="252" w:before="0" w:after="0"/>
+              <w:jc w:val="left"/>
+              <w:rPr/>
+            </w:pPr>
+            <w:r>
+              <w:rPr>
+                <w:rFonts w:eastAsia="Roboto" w:cs="Roboto"/>
+                <w:b w:val="false"/>
+                <w:bCs w:val="false"/>
+                <w:color w:val="333333"/>
+                <w:sz w:val="20"/>
+                <w:szCs w:val="20"/>
+              </w:rPr>
+              <w:t>Оформляется только на ответственное лицо; иные лица в путевой лист не вносятся</w:t>
+            </w:r>
+          </w:p>
+        </w:tc>
+        <w:tc>
+          <w:tcPr>
+            <w:tcW w:w="2600" w:type="dxa"/>
+            <w:tcBorders>
+              <w:top w:val="single" w:sz="4" w:space="0" w:color="D9D9D9"/>
+              <w:left w:val="single" w:sz="4" w:space="0" w:color="D9D9D9"/>
+              <w:bottom w:val="single" w:sz="4" w:space="0" w:color="D9D9D9"/>
+              <w:right w:val="single" w:sz="4" w:space="0" w:color="D9D9D9"/>
+            </w:tcBorders>
+          </w:tcPr>
+          <w:p>
+            <w:pPr>
+              <w:pStyle w:val="Normal"/>
+              <w:spacing w:lineRule="auto" w:line="252" w:before="0" w:after="0"/>
+              <w:jc w:val="left"/>
+              <w:rPr/>
+            </w:pPr>
+            <w:r>
+              <w:rPr>
+                <w:rFonts w:eastAsia="Roboto" w:cs="Roboto"/>
+                <w:b w:val="false"/>
+                <w:bCs w:val="false"/>
+                <w:color w:val="333333"/>
+                <w:sz w:val="20"/>
+                <w:szCs w:val="20"/>
+              </w:rPr>
+              <w:t>приказ Минтранса № 390</w:t>
+            </w:r>
+          </w:p>
+        </w:tc>
+        <w:tc>
+          <w:tcPr>
+            <w:tcW w:w="3303" w:type="dxa"/>
+            <w:tcBorders>
+              <w:top w:val="single" w:sz="4" w:space="0" w:color="D9D9D9"/>
+              <w:left w:val="single" w:sz="4" w:space="0" w:color="D9D9D9"/>
+              <w:bottom w:val="single" w:sz="4" w:space="0" w:color="D9D9D9"/>
+              <w:right w:val="single" w:sz="4" w:space="0" w:color="D9D9D9"/>
+            </w:tcBorders>
+          </w:tcPr>
+          <w:p>
+            <w:pPr>
+              <w:pStyle w:val="Normal"/>
+              <w:spacing w:lineRule="auto" w:line="252" w:before="0" w:after="0"/>
+              <w:jc w:val="left"/>
+              <w:rPr/>
+            </w:pPr>
+            <w:r>
+              <w:rPr>
+                <w:rFonts w:eastAsia="Roboto" w:cs="Roboto"/>
+                <w:b w:val="false"/>
+                <w:bCs w:val="false"/>
+                <w:color w:val="333333"/>
+                <w:sz w:val="20"/>
+                <w:szCs w:val="20"/>
+              </w:rPr>
+              <w:t>Поездка не подтверждена документально; риск исключения расходов по ст. 252 НК РФ</w:t>
+            </w:r>
+          </w:p>
+        </w:tc>
+      </w:tr>
+    </w:tbl>
+    <w:p>
+      <w:pPr>
+        <w:pStyle w:val="Normal"/>
+        <w:spacing w:lineRule="auto" w:line="276" w:before="60" w:after="160"/>
+        <w:rPr/>
+      </w:pPr>
+      <w:r>
+        <w:rPr>
+          <w:rFonts w:eastAsia="Roboto" w:cs="Roboto"/>
+          <w:i/>
+          <w:iCs/>
+          <w:color w:val="808080"/>
+          <w:sz w:val="18"/>
+          <w:szCs w:val="18"/>
+        </w:rPr>
+        <w:t>Для сведения работника: передача управления лицу, заведомо не имеющему права управления, — самостоятельное административное правонарушение независимо от внутренних документов организации (п. 2.7 ПДД РФ; ст. 12.7 КоАП РФ)</w:t>
+      </w:r>
+    </w:p>
+    <w:p>
+      <w:pPr>
+        <w:pStyle w:val="Normal"/>
+        <w:keepNext w:val="false"/>
+        <w:spacing w:lineRule="auto" w:line="276" w:before="0" w:after="120"/>
+        <w:jc w:val="both"/>
+        <w:rPr/>
+      </w:pPr>
+      <w:r>
+        <w:rPr>
+          <w:rFonts w:eastAsia="Roboto" w:cs="Roboto"/>
+          <w:b/>
+          <w:bCs/>
+          <w:i w:val="false"/>
+          <w:iCs w:val="false"/>
+          <w:color w:val="333333"/>
+          <w:sz w:val="22"/>
+          <w:szCs w:val="22"/>
+        </w:rPr>
+        <w:t xml:space="preserve">Правовое основание запрета передачи управления. </w:t>
+      </w:r>
+      <w:r>
+        <w:rPr>
+          <w:rFonts w:eastAsia="Roboto" w:cs="Roboto"/>
+          <w:b w:val="false"/>
+          <w:bCs w:val="false"/>
+          <w:i w:val="false"/>
+          <w:iCs w:val="false"/>
+          <w:color w:val="333333"/>
+          <w:sz w:val="22"/>
+          <w:szCs w:val="22"/>
+        </w:rPr>
+        <w:t>Прямой нормы «работник не вправе передавать служебный автомобиль другому лицу» в законе нет. Запрет держится не на одной статье, а на связке оснований: вещном праве организации, личном характере трудовой функции, обязательности локальных актов, требованиях к допуску к управлению, условиях ОСАГО, ответственности владельца транспортного средства и налоговых последствиях. Поэтому в приказе и соглашении запрет формулируется со ссылкой на всю связку — тогда он защитим и в споре с работником, и при проверке, и при разборе ДТП.</w:t>
+      </w:r>
+    </w:p>
+    <w:p>
+      <w:pPr>
+        <w:pStyle w:val="Normal"/>
+        <w:keepNext w:val="true"/>
+        <w:spacing w:lineRule="auto" w:line="276" w:before="120" w:after="60"/>
+        <w:rPr/>
+      </w:pPr>
+      <w:r>
+        <w:rPr>
+          <w:rFonts w:eastAsia="Roboto" w:cs="Roboto"/>
+          <w:i/>
+          <w:iCs/>
+          <w:color w:val="808080"/>
+          <w:sz w:val="18"/>
+          <w:szCs w:val="18"/>
+        </w:rPr>
+        <w:t>Табл. 12. Правовое основание запрета передачи управления автомобилем</w:t>
+      </w:r>
+    </w:p>
+    <w:tbl>
+      <w:tblPr>
+        <w:tblW w:w="14003" w:type="dxa"/>
+        <w:jc w:val="left"/>
+        <w:tblInd w:w="0" w:type="dxa"/>
+        <w:tblLayout w:type="fixed"/>
+        <w:tblCellMar>
+          <w:top w:w="60" w:type="dxa"/>
+          <w:left w:w="100" w:type="dxa"/>
+          <w:bottom w:w="60" w:type="dxa"/>
+          <w:right w:w="100" w:type="dxa"/>
+        </w:tblCellMar>
+      </w:tblPr>
+      <w:tblGrid>
+        <w:gridCol w:w="2499"/>
+        <w:gridCol w:w="2900"/>
+        <w:gridCol w:w="5001"/>
+        <w:gridCol w:w="3602"/>
+      </w:tblGrid>
+      <w:tr>
+        <w:trPr>
+          <w:tblHeader w:val="true"/>
+        </w:trPr>
+        <w:tc>
+          <w:tcPr>
+            <w:tcW w:w="2499" w:type="dxa"/>
+            <w:tcBorders>
+              <w:top w:val="single" w:sz="4" w:space="0" w:color="D9D9D9"/>
+              <w:left w:val="single" w:sz="4" w:space="0" w:color="D9D9D9"/>
+              <w:bottom w:val="single" w:sz="4" w:space="0" w:color="D9D9D9"/>
+              <w:right w:val="single" w:sz="4" w:space="0" w:color="D9D9D9"/>
+            </w:tcBorders>
+            <w:shd w:fill="D6E0EC" w:val="clear"/>
+          </w:tcPr>
+          <w:p>
+            <w:pPr>
+              <w:pStyle w:val="Normal"/>
+              <w:spacing w:lineRule="auto" w:line="252" w:before="0" w:after="0"/>
+              <w:jc w:val="left"/>
+              <w:rPr/>
+            </w:pPr>
+            <w:r>
+              <w:rPr>
+                <w:rFonts w:eastAsia="Roboto" w:cs="Roboto"/>
+                <w:b/>
+                <w:bCs/>
+                <w:color w:val="333333"/>
+                <w:sz w:val="20"/>
+                <w:szCs w:val="20"/>
+              </w:rPr>
+              <w:t>Уровень основания</w:t>
+            </w:r>
+          </w:p>
+        </w:tc>
+        <w:tc>
+          <w:tcPr>
+            <w:tcW w:w="2900" w:type="dxa"/>
+            <w:tcBorders>
+              <w:top w:val="single" w:sz="4" w:space="0" w:color="D9D9D9"/>
+              <w:left w:val="single" w:sz="4" w:space="0" w:color="D9D9D9"/>
+              <w:bottom w:val="single" w:sz="4" w:space="0" w:color="D9D9D9"/>
+              <w:right w:val="single" w:sz="4" w:space="0" w:color="D9D9D9"/>
+            </w:tcBorders>
+            <w:shd w:fill="D6E0EC" w:val="clear"/>
+          </w:tcPr>
+          <w:p>
+            <w:pPr>
+              <w:pStyle w:val="Normal"/>
+              <w:spacing w:lineRule="auto" w:line="252" w:before="0" w:after="0"/>
+              <w:jc w:val="left"/>
+              <w:rPr/>
+            </w:pPr>
+            <w:r>
+              <w:rPr>
+                <w:rFonts w:eastAsia="Roboto" w:cs="Roboto"/>
+                <w:b/>
+                <w:bCs/>
+                <w:color w:val="333333"/>
+                <w:sz w:val="20"/>
+                <w:szCs w:val="20"/>
+              </w:rPr>
+              <w:t>Норма</w:t>
+            </w:r>
+          </w:p>
+        </w:tc>
+        <w:tc>
+          <w:tcPr>
+            <w:tcW w:w="5001" w:type="dxa"/>
+            <w:tcBorders>
+              <w:top w:val="single" w:sz="4" w:space="0" w:color="D9D9D9"/>
+              <w:left w:val="single" w:sz="4" w:space="0" w:color="D9D9D9"/>
+              <w:bottom w:val="single" w:sz="4" w:space="0" w:color="D9D9D9"/>
+              <w:right w:val="single" w:sz="4" w:space="0" w:color="D9D9D9"/>
+            </w:tcBorders>
+            <w:shd w:fill="D6E0EC" w:val="clear"/>
+          </w:tcPr>
+          <w:p>
+            <w:pPr>
+              <w:pStyle w:val="Normal"/>
+              <w:spacing w:lineRule="auto" w:line="252" w:before="0" w:after="0"/>
+              <w:jc w:val="left"/>
+              <w:rPr/>
+            </w:pPr>
+            <w:r>
+              <w:rPr>
+                <w:rFonts w:eastAsia="Roboto" w:cs="Roboto"/>
+                <w:b/>
+                <w:bCs/>
+                <w:color w:val="333333"/>
+                <w:sz w:val="20"/>
+                <w:szCs w:val="20"/>
+              </w:rPr>
+              <w:t>Что даёт</w:t>
+            </w:r>
+          </w:p>
+        </w:tc>
+        <w:tc>
+          <w:tcPr>
+            <w:tcW w:w="3602" w:type="dxa"/>
+            <w:tcBorders>
+              <w:top w:val="single" w:sz="4" w:space="0" w:color="D9D9D9"/>
+              <w:left w:val="single" w:sz="4" w:space="0" w:color="D9D9D9"/>
+              <w:bottom w:val="single" w:sz="4" w:space="0" w:color="D9D9D9"/>
+              <w:right w:val="single" w:sz="4" w:space="0" w:color="D9D9D9"/>
+            </w:tcBorders>
+            <w:shd w:fill="D6E0EC" w:val="clear"/>
+          </w:tcPr>
+          <w:p>
+            <w:pPr>
+              <w:pStyle w:val="Normal"/>
+              <w:spacing w:lineRule="auto" w:line="252" w:before="0" w:after="0"/>
+              <w:jc w:val="left"/>
+              <w:rPr/>
+            </w:pPr>
+            <w:r>
+              <w:rPr>
+                <w:rFonts w:eastAsia="Roboto" w:cs="Roboto"/>
+                <w:b/>
+                <w:bCs/>
+                <w:color w:val="333333"/>
+                <w:sz w:val="20"/>
+                <w:szCs w:val="20"/>
+              </w:rPr>
+              <w:t>Как использовать в документах</w:t>
+            </w:r>
+          </w:p>
+        </w:tc>
+      </w:tr>
+      <w:tr>
+        <w:trPr/>
+        <w:tc>
+          <w:tcPr>
+            <w:tcW w:w="2499" w:type="dxa"/>
+            <w:tcBorders>
+              <w:top w:val="single" w:sz="4" w:space="0" w:color="D9D9D9"/>
+              <w:left w:val="single" w:sz="4" w:space="0" w:color="D9D9D9"/>
+              <w:bottom w:val="single" w:sz="4" w:space="0" w:color="D9D9D9"/>
+              <w:right w:val="single" w:sz="4" w:space="0" w:color="D9D9D9"/>
+            </w:tcBorders>
+          </w:tcPr>
+          <w:p>
+            <w:pPr>
+              <w:pStyle w:val="Normal"/>
+              <w:spacing w:lineRule="auto" w:line="252" w:before="0" w:after="0"/>
+              <w:jc w:val="left"/>
+              <w:rPr/>
+            </w:pPr>
+            <w:r>
+              <w:rPr>
+                <w:rFonts w:eastAsia="Roboto" w:cs="Roboto"/>
+                <w:b w:val="false"/>
+                <w:bCs w:val="false"/>
+                <w:color w:val="333333"/>
+                <w:sz w:val="20"/>
+                <w:szCs w:val="20"/>
+              </w:rPr>
+              <w:t>Право собственности организации</w:t>
+            </w:r>
+          </w:p>
+        </w:tc>
+        <w:tc>
+          <w:tcPr>
+            <w:tcW w:w="2900" w:type="dxa"/>
+            <w:tcBorders>
+              <w:top w:val="single" w:sz="4" w:space="0" w:color="D9D9D9"/>
+              <w:left w:val="single" w:sz="4" w:space="0" w:color="D9D9D9"/>
+              <w:bottom w:val="single" w:sz="4" w:space="0" w:color="D9D9D9"/>
+              <w:right w:val="single" w:sz="4" w:space="0" w:color="D9D9D9"/>
+            </w:tcBorders>
+          </w:tcPr>
+          <w:p>
+            <w:pPr>
+              <w:pStyle w:val="Normal"/>
+              <w:spacing w:lineRule="auto" w:line="252" w:before="0" w:after="0"/>
+              <w:jc w:val="left"/>
+              <w:rPr/>
+            </w:pPr>
+            <w:r>
+              <w:rPr>
+                <w:rFonts w:eastAsia="Roboto" w:cs="Roboto"/>
+                <w:b w:val="false"/>
+                <w:bCs w:val="false"/>
+                <w:color w:val="333333"/>
+                <w:sz w:val="20"/>
+                <w:szCs w:val="20"/>
+              </w:rPr>
+              <w:t>ст. 209 ГК РФ; ст. 22 ТК РФ</w:t>
+            </w:r>
+          </w:p>
+        </w:tc>
+        <w:tc>
+          <w:tcPr>
+            <w:tcW w:w="5001" w:type="dxa"/>
+            <w:tcBorders>
+              <w:top w:val="single" w:sz="4" w:space="0" w:color="D9D9D9"/>
+              <w:left w:val="single" w:sz="4" w:space="0" w:color="D9D9D9"/>
+              <w:bottom w:val="single" w:sz="4" w:space="0" w:color="D9D9D9"/>
+              <w:right w:val="single" w:sz="4" w:space="0" w:color="D9D9D9"/>
+            </w:tcBorders>
+          </w:tcPr>
+          <w:p>
+            <w:pPr>
+              <w:pStyle w:val="Normal"/>
+              <w:spacing w:lineRule="auto" w:line="252" w:before="0" w:after="0"/>
+              <w:jc w:val="left"/>
+              <w:rPr/>
+            </w:pPr>
+            <w:r>
+              <w:rPr>
+                <w:rFonts w:eastAsia="Roboto" w:cs="Roboto"/>
+                <w:b w:val="false"/>
+                <w:bCs w:val="false"/>
+                <w:color w:val="333333"/>
+                <w:sz w:val="20"/>
+                <w:szCs w:val="20"/>
+              </w:rPr>
+              <w:t>Автомобиль — имущество организации; порядок пользования определяет собственник. Работнику имущество передаётся только как средство исполнения трудовых обязанностей, а не в пользование по своему усмотрению</w:t>
+            </w:r>
+          </w:p>
+        </w:tc>
+        <w:tc>
+          <w:tcPr>
+            <w:tcW w:w="3602" w:type="dxa"/>
+            <w:tcBorders>
+              <w:top w:val="single" w:sz="4" w:space="0" w:color="D9D9D9"/>
+              <w:left w:val="single" w:sz="4" w:space="0" w:color="D9D9D9"/>
+              <w:bottom w:val="single" w:sz="4" w:space="0" w:color="D9D9D9"/>
+              <w:right w:val="single" w:sz="4" w:space="0" w:color="D9D9D9"/>
+            </w:tcBorders>
+          </w:tcPr>
+          <w:p>
+            <w:pPr>
+              <w:pStyle w:val="Normal"/>
+              <w:spacing w:lineRule="auto" w:line="252" w:before="0" w:after="0"/>
+              <w:jc w:val="left"/>
+              <w:rPr/>
+            </w:pPr>
+            <w:r>
+              <w:rPr>
+                <w:rFonts w:eastAsia="Roboto" w:cs="Roboto"/>
+                <w:b w:val="false"/>
+                <w:bCs w:val="false"/>
+                <w:color w:val="333333"/>
+                <w:sz w:val="20"/>
+                <w:szCs w:val="20"/>
+              </w:rPr>
+              <w:t>Преамбула приказа о закреплении: работодатель определяет порядок использования принадлежащего ему имущества</w:t>
+            </w:r>
+          </w:p>
+        </w:tc>
+      </w:tr>
+      <w:tr>
+        <w:trPr/>
+        <w:tc>
+          <w:tcPr>
+            <w:tcW w:w="2499" w:type="dxa"/>
+            <w:tcBorders>
+              <w:top w:val="single" w:sz="4" w:space="0" w:color="D9D9D9"/>
+              <w:left w:val="single" w:sz="4" w:space="0" w:color="D9D9D9"/>
+              <w:bottom w:val="single" w:sz="4" w:space="0" w:color="D9D9D9"/>
+              <w:right w:val="single" w:sz="4" w:space="0" w:color="D9D9D9"/>
+            </w:tcBorders>
+            <w:shd w:fill="F5F5F5" w:val="clear"/>
+          </w:tcPr>
+          <w:p>
+            <w:pPr>
+              <w:pStyle w:val="Normal"/>
+              <w:spacing w:lineRule="auto" w:line="252" w:before="0" w:after="0"/>
+              <w:jc w:val="left"/>
+              <w:rPr/>
+            </w:pPr>
+            <w:r>
+              <w:rPr>
+                <w:rFonts w:eastAsia="Roboto" w:cs="Roboto"/>
+                <w:b w:val="false"/>
+                <w:bCs w:val="false"/>
+                <w:color w:val="333333"/>
+                <w:sz w:val="20"/>
+                <w:szCs w:val="20"/>
+              </w:rPr>
+              <w:t>Личный характер трудовой функции</w:t>
+            </w:r>
+          </w:p>
+        </w:tc>
+        <w:tc>
+          <w:tcPr>
+            <w:tcW w:w="2900" w:type="dxa"/>
+            <w:tcBorders>
+              <w:top w:val="single" w:sz="4" w:space="0" w:color="D9D9D9"/>
+              <w:left w:val="single" w:sz="4" w:space="0" w:color="D9D9D9"/>
+              <w:bottom w:val="single" w:sz="4" w:space="0" w:color="D9D9D9"/>
+              <w:right w:val="single" w:sz="4" w:space="0" w:color="D9D9D9"/>
+            </w:tcBorders>
+            <w:shd w:fill="F5F5F5" w:val="clear"/>
+          </w:tcPr>
+          <w:p>
+            <w:pPr>
+              <w:pStyle w:val="Normal"/>
+              <w:spacing w:lineRule="auto" w:line="252" w:before="0" w:after="0"/>
+              <w:jc w:val="left"/>
+              <w:rPr/>
+            </w:pPr>
+            <w:r>
+              <w:rPr>
+                <w:rFonts w:eastAsia="Roboto" w:cs="Roboto"/>
+                <w:b w:val="false"/>
+                <w:bCs w:val="false"/>
+                <w:color w:val="333333"/>
+                <w:sz w:val="20"/>
+                <w:szCs w:val="20"/>
+              </w:rPr>
+              <w:t>ст. 15, 21, 56 ТК РФ</w:t>
+            </w:r>
+          </w:p>
+        </w:tc>
+        <w:tc>
+          <w:tcPr>
+            <w:tcW w:w="5001" w:type="dxa"/>
+            <w:tcBorders>
+              <w:top w:val="single" w:sz="4" w:space="0" w:color="D9D9D9"/>
+              <w:left w:val="single" w:sz="4" w:space="0" w:color="D9D9D9"/>
+              <w:bottom w:val="single" w:sz="4" w:space="0" w:color="D9D9D9"/>
+              <w:right w:val="single" w:sz="4" w:space="0" w:color="D9D9D9"/>
+            </w:tcBorders>
+            <w:shd w:fill="F5F5F5" w:val="clear"/>
+          </w:tcPr>
+          <w:p>
+            <w:pPr>
+              <w:pStyle w:val="Normal"/>
+              <w:spacing w:lineRule="auto" w:line="252" w:before="0" w:after="0"/>
+              <w:jc w:val="left"/>
+              <w:rPr/>
+            </w:pPr>
+            <w:r>
+              <w:rPr>
+                <w:rFonts w:eastAsia="Roboto" w:cs="Roboto"/>
+                <w:b w:val="false"/>
+                <w:bCs w:val="false"/>
+                <w:color w:val="333333"/>
+                <w:sz w:val="20"/>
+                <w:szCs w:val="20"/>
+              </w:rPr>
+              <w:t>Трудовую функцию работник выполняет лично. Передача управления другому лицу — это передача исполнения трудовой обязанности третьему лицу, что трудовым договором не предусмотрено; работник также обязан бережно относиться к имуществу работодателя</w:t>
+            </w:r>
+          </w:p>
+        </w:tc>
+        <w:tc>
+          <w:tcPr>
+            <w:tcW w:w="3602" w:type="dxa"/>
+            <w:tcBorders>
+              <w:top w:val="single" w:sz="4" w:space="0" w:color="D9D9D9"/>
+              <w:left w:val="single" w:sz="4" w:space="0" w:color="D9D9D9"/>
+              <w:bottom w:val="single" w:sz="4" w:space="0" w:color="D9D9D9"/>
+              <w:right w:val="single" w:sz="4" w:space="0" w:color="D9D9D9"/>
+            </w:tcBorders>
+            <w:shd w:fill="F5F5F5" w:val="clear"/>
+          </w:tcPr>
+          <w:p>
+            <w:pPr>
+              <w:pStyle w:val="Normal"/>
+              <w:spacing w:lineRule="auto" w:line="252" w:before="0" w:after="0"/>
+              <w:jc w:val="left"/>
+              <w:rPr/>
+            </w:pPr>
+            <w:r>
+              <w:rPr>
+                <w:rFonts w:eastAsia="Roboto" w:cs="Roboto"/>
+                <w:b w:val="false"/>
+                <w:bCs w:val="false"/>
+                <w:color w:val="333333"/>
+                <w:sz w:val="20"/>
+                <w:szCs w:val="20"/>
+              </w:rPr>
+              <w:t>Соглашение к трудовому договору: обязанность выполнять функцию лично и не передавать управление автомобилем</w:t>
+            </w:r>
+          </w:p>
+        </w:tc>
+      </w:tr>
+      <w:tr>
+        <w:trPr/>
+        <w:tc>
+          <w:tcPr>
+            <w:tcW w:w="2499" w:type="dxa"/>
+            <w:tcBorders>
+              <w:top w:val="single" w:sz="4" w:space="0" w:color="D9D9D9"/>
+              <w:left w:val="single" w:sz="4" w:space="0" w:color="D9D9D9"/>
+              <w:bottom w:val="single" w:sz="4" w:space="0" w:color="D9D9D9"/>
+              <w:right w:val="single" w:sz="4" w:space="0" w:color="D9D9D9"/>
+            </w:tcBorders>
+          </w:tcPr>
+          <w:p>
+            <w:pPr>
+              <w:pStyle w:val="Normal"/>
+              <w:spacing w:lineRule="auto" w:line="252" w:before="0" w:after="0"/>
+              <w:jc w:val="left"/>
+              <w:rPr/>
+            </w:pPr>
+            <w:r>
+              <w:rPr>
+                <w:rFonts w:eastAsia="Roboto" w:cs="Roboto"/>
+                <w:b w:val="false"/>
+                <w:bCs w:val="false"/>
+                <w:color w:val="333333"/>
+                <w:sz w:val="20"/>
+                <w:szCs w:val="20"/>
+              </w:rPr>
+              <w:t>Обязательность локальных актов</w:t>
+            </w:r>
+          </w:p>
+        </w:tc>
+        <w:tc>
+          <w:tcPr>
+            <w:tcW w:w="2900" w:type="dxa"/>
+            <w:tcBorders>
+              <w:top w:val="single" w:sz="4" w:space="0" w:color="D9D9D9"/>
+              <w:left w:val="single" w:sz="4" w:space="0" w:color="D9D9D9"/>
+              <w:bottom w:val="single" w:sz="4" w:space="0" w:color="D9D9D9"/>
+              <w:right w:val="single" w:sz="4" w:space="0" w:color="D9D9D9"/>
+            </w:tcBorders>
+          </w:tcPr>
+          <w:p>
+            <w:pPr>
+              <w:pStyle w:val="Normal"/>
+              <w:spacing w:lineRule="auto" w:line="252" w:before="0" w:after="0"/>
+              <w:jc w:val="left"/>
+              <w:rPr/>
+            </w:pPr>
+            <w:r>
+              <w:rPr>
+                <w:rFonts w:eastAsia="Roboto" w:cs="Roboto"/>
+                <w:b w:val="false"/>
+                <w:bCs w:val="false"/>
+                <w:color w:val="333333"/>
+                <w:sz w:val="20"/>
+                <w:szCs w:val="20"/>
+              </w:rPr>
+              <w:t>ст. 8, 22, 68, 192 ТК РФ</w:t>
+            </w:r>
+          </w:p>
+        </w:tc>
+        <w:tc>
+          <w:tcPr>
+            <w:tcW w:w="5001" w:type="dxa"/>
+            <w:tcBorders>
+              <w:top w:val="single" w:sz="4" w:space="0" w:color="D9D9D9"/>
+              <w:left w:val="single" w:sz="4" w:space="0" w:color="D9D9D9"/>
+              <w:bottom w:val="single" w:sz="4" w:space="0" w:color="D9D9D9"/>
+              <w:right w:val="single" w:sz="4" w:space="0" w:color="D9D9D9"/>
+            </w:tcBorders>
+          </w:tcPr>
+          <w:p>
+            <w:pPr>
+              <w:pStyle w:val="Normal"/>
+              <w:spacing w:lineRule="auto" w:line="252" w:before="0" w:after="0"/>
+              <w:jc w:val="left"/>
+              <w:rPr/>
+            </w:pPr>
+            <w:r>
+              <w:rPr>
+                <w:rFonts w:eastAsia="Roboto" w:cs="Roboto"/>
+                <w:b w:val="false"/>
+                <w:bCs w:val="false"/>
+                <w:color w:val="333333"/>
+                <w:sz w:val="20"/>
+                <w:szCs w:val="20"/>
+              </w:rPr>
+              <w:t>Приказ и инструкция после ознакомления под подпись обязательны для работника; их нарушение — дисциплинарный проступок</w:t>
+            </w:r>
+          </w:p>
+        </w:tc>
+        <w:tc>
+          <w:tcPr>
+            <w:tcW w:w="3602" w:type="dxa"/>
+            <w:tcBorders>
+              <w:top w:val="single" w:sz="4" w:space="0" w:color="D9D9D9"/>
+              <w:left w:val="single" w:sz="4" w:space="0" w:color="D9D9D9"/>
+              <w:bottom w:val="single" w:sz="4" w:space="0" w:color="D9D9D9"/>
+              <w:right w:val="single" w:sz="4" w:space="0" w:color="D9D9D9"/>
+            </w:tcBorders>
+          </w:tcPr>
+          <w:p>
+            <w:pPr>
+              <w:pStyle w:val="Normal"/>
+              <w:spacing w:lineRule="auto" w:line="252" w:before="0" w:after="0"/>
+              <w:jc w:val="left"/>
+              <w:rPr/>
+            </w:pPr>
+            <w:r>
+              <w:rPr>
+                <w:rFonts w:eastAsia="Roboto" w:cs="Roboto"/>
+                <w:b w:val="false"/>
+                <w:bCs w:val="false"/>
+                <w:color w:val="333333"/>
+                <w:sz w:val="20"/>
+                <w:szCs w:val="20"/>
+              </w:rPr>
+              <w:t>Лист ознакомления под подпись и прямое указание на дисциплинарную ответственность за нарушение запрета</w:t>
+            </w:r>
+          </w:p>
+        </w:tc>
+      </w:tr>
+      <w:tr>
+        <w:trPr/>
+        <w:tc>
+          <w:tcPr>
+            <w:tcW w:w="2499" w:type="dxa"/>
+            <w:tcBorders>
+              <w:top w:val="single" w:sz="4" w:space="0" w:color="D9D9D9"/>
+              <w:left w:val="single" w:sz="4" w:space="0" w:color="D9D9D9"/>
+              <w:bottom w:val="single" w:sz="4" w:space="0" w:color="D9D9D9"/>
+              <w:right w:val="single" w:sz="4" w:space="0" w:color="D9D9D9"/>
+            </w:tcBorders>
+            <w:shd w:fill="F5F5F5" w:val="clear"/>
+          </w:tcPr>
+          <w:p>
+            <w:pPr>
+              <w:pStyle w:val="Normal"/>
+              <w:spacing w:lineRule="auto" w:line="252" w:before="0" w:after="0"/>
+              <w:jc w:val="left"/>
+              <w:rPr/>
+            </w:pPr>
+            <w:r>
+              <w:rPr>
+                <w:rFonts w:eastAsia="Roboto" w:cs="Roboto"/>
+                <w:b w:val="false"/>
+                <w:bCs w:val="false"/>
+                <w:color w:val="333333"/>
+                <w:sz w:val="20"/>
+                <w:szCs w:val="20"/>
+              </w:rPr>
+              <w:t>Требования к допуску к управлению</w:t>
+            </w:r>
+          </w:p>
+        </w:tc>
+        <w:tc>
+          <w:tcPr>
+            <w:tcW w:w="2900" w:type="dxa"/>
+            <w:tcBorders>
+              <w:top w:val="single" w:sz="4" w:space="0" w:color="D9D9D9"/>
+              <w:left w:val="single" w:sz="4" w:space="0" w:color="D9D9D9"/>
+              <w:bottom w:val="single" w:sz="4" w:space="0" w:color="D9D9D9"/>
+              <w:right w:val="single" w:sz="4" w:space="0" w:color="D9D9D9"/>
+            </w:tcBorders>
+            <w:shd w:fill="F5F5F5" w:val="clear"/>
+          </w:tcPr>
+          <w:p>
+            <w:pPr>
+              <w:pStyle w:val="Normal"/>
+              <w:spacing w:lineRule="auto" w:line="252" w:before="0" w:after="0"/>
+              <w:jc w:val="left"/>
+              <w:rPr/>
+            </w:pPr>
+            <w:r>
+              <w:rPr>
+                <w:rFonts w:eastAsia="Roboto" w:cs="Roboto"/>
+                <w:b w:val="false"/>
+                <w:bCs w:val="false"/>
+                <w:color w:val="333333"/>
+                <w:sz w:val="20"/>
+                <w:szCs w:val="20"/>
+              </w:rPr>
+              <w:t>ст. 23, 25 закона № 196-ФЗ; п. 2.7 ПДД РФ; ст. 12.7 КоАП РФ</w:t>
+            </w:r>
+          </w:p>
+        </w:tc>
+        <w:tc>
+          <w:tcPr>
+            <w:tcW w:w="5001" w:type="dxa"/>
+            <w:tcBorders>
+              <w:top w:val="single" w:sz="4" w:space="0" w:color="D9D9D9"/>
+              <w:left w:val="single" w:sz="4" w:space="0" w:color="D9D9D9"/>
+              <w:bottom w:val="single" w:sz="4" w:space="0" w:color="D9D9D9"/>
+              <w:right w:val="single" w:sz="4" w:space="0" w:color="D9D9D9"/>
+            </w:tcBorders>
+            <w:shd w:fill="F5F5F5" w:val="clear"/>
+          </w:tcPr>
+          <w:p>
+            <w:pPr>
+              <w:pStyle w:val="Normal"/>
+              <w:spacing w:lineRule="auto" w:line="252" w:before="0" w:after="0"/>
+              <w:jc w:val="left"/>
+              <w:rPr/>
+            </w:pPr>
+            <w:r>
+              <w:rPr>
+                <w:rFonts w:eastAsia="Roboto" w:cs="Roboto"/>
+                <w:b w:val="false"/>
+                <w:bCs w:val="false"/>
+                <w:color w:val="333333"/>
+                <w:sz w:val="20"/>
+                <w:szCs w:val="20"/>
+              </w:rPr>
+              <w:t>К управлению допускается лицо с правом управления соответствующей категории и пройденным медицинским допуском. Передача управления лицу, заведомо не имеющему права управления, — самостоятельное административное правонарушение</w:t>
+            </w:r>
+          </w:p>
+        </w:tc>
+        <w:tc>
+          <w:tcPr>
+            <w:tcW w:w="3602" w:type="dxa"/>
+            <w:tcBorders>
+              <w:top w:val="single" w:sz="4" w:space="0" w:color="D9D9D9"/>
+              <w:left w:val="single" w:sz="4" w:space="0" w:color="D9D9D9"/>
+              <w:bottom w:val="single" w:sz="4" w:space="0" w:color="D9D9D9"/>
+              <w:right w:val="single" w:sz="4" w:space="0" w:color="D9D9D9"/>
+            </w:tcBorders>
+            <w:shd w:fill="F5F5F5" w:val="clear"/>
+          </w:tcPr>
+          <w:p>
+            <w:pPr>
+              <w:pStyle w:val="Normal"/>
+              <w:spacing w:lineRule="auto" w:line="252" w:before="0" w:after="0"/>
+              <w:jc w:val="left"/>
+              <w:rPr/>
+            </w:pPr>
+            <w:r>
+              <w:rPr>
+                <w:rFonts w:eastAsia="Roboto" w:cs="Roboto"/>
+                <w:b w:val="false"/>
+                <w:bCs w:val="false"/>
+                <w:color w:val="333333"/>
+                <w:sz w:val="20"/>
+                <w:szCs w:val="20"/>
+              </w:rPr>
+              <w:t>Запрет в приказе со ссылкой на нормы; довести до работника под подпись отдельным пунктом</w:t>
+            </w:r>
+          </w:p>
+        </w:tc>
+      </w:tr>
+      <w:tr>
+        <w:trPr/>
+        <w:tc>
+          <w:tcPr>
+            <w:tcW w:w="2499" w:type="dxa"/>
+            <w:tcBorders>
+              <w:top w:val="single" w:sz="4" w:space="0" w:color="D9D9D9"/>
+              <w:left w:val="single" w:sz="4" w:space="0" w:color="D9D9D9"/>
+              <w:bottom w:val="single" w:sz="4" w:space="0" w:color="D9D9D9"/>
+              <w:right w:val="single" w:sz="4" w:space="0" w:color="D9D9D9"/>
+            </w:tcBorders>
+          </w:tcPr>
+          <w:p>
+            <w:pPr>
+              <w:pStyle w:val="Normal"/>
+              <w:spacing w:lineRule="auto" w:line="252" w:before="0" w:after="0"/>
+              <w:jc w:val="left"/>
+              <w:rPr/>
+            </w:pPr>
+            <w:r>
+              <w:rPr>
+                <w:rFonts w:eastAsia="Roboto" w:cs="Roboto"/>
+                <w:b w:val="false"/>
+                <w:bCs w:val="false"/>
+                <w:color w:val="333333"/>
+                <w:sz w:val="20"/>
+                <w:szCs w:val="20"/>
+              </w:rPr>
+              <w:t>Условия ОСАГО</w:t>
+            </w:r>
+          </w:p>
+        </w:tc>
+        <w:tc>
+          <w:tcPr>
+            <w:tcW w:w="2900" w:type="dxa"/>
+            <w:tcBorders>
+              <w:top w:val="single" w:sz="4" w:space="0" w:color="D9D9D9"/>
+              <w:left w:val="single" w:sz="4" w:space="0" w:color="D9D9D9"/>
+              <w:bottom w:val="single" w:sz="4" w:space="0" w:color="D9D9D9"/>
+              <w:right w:val="single" w:sz="4" w:space="0" w:color="D9D9D9"/>
+            </w:tcBorders>
+          </w:tcPr>
+          <w:p>
+            <w:pPr>
+              <w:pStyle w:val="Normal"/>
+              <w:spacing w:lineRule="auto" w:line="252" w:before="0" w:after="0"/>
+              <w:jc w:val="left"/>
+              <w:rPr/>
+            </w:pPr>
+            <w:r>
+              <w:rPr>
+                <w:rFonts w:eastAsia="Roboto" w:cs="Roboto"/>
+                <w:b w:val="false"/>
+                <w:bCs w:val="false"/>
+                <w:color w:val="333333"/>
+                <w:sz w:val="20"/>
+                <w:szCs w:val="20"/>
+              </w:rPr>
+              <w:t>ст. 14, 16 закона № 40-ФЗ</w:t>
+            </w:r>
+          </w:p>
+        </w:tc>
+        <w:tc>
+          <w:tcPr>
+            <w:tcW w:w="5001" w:type="dxa"/>
+            <w:tcBorders>
+              <w:top w:val="single" w:sz="4" w:space="0" w:color="D9D9D9"/>
+              <w:left w:val="single" w:sz="4" w:space="0" w:color="D9D9D9"/>
+              <w:bottom w:val="single" w:sz="4" w:space="0" w:color="D9D9D9"/>
+              <w:right w:val="single" w:sz="4" w:space="0" w:color="D9D9D9"/>
+            </w:tcBorders>
+          </w:tcPr>
+          <w:p>
+            <w:pPr>
+              <w:pStyle w:val="Normal"/>
+              <w:spacing w:lineRule="auto" w:line="252" w:before="0" w:after="0"/>
+              <w:jc w:val="left"/>
+              <w:rPr/>
+            </w:pPr>
+            <w:r>
+              <w:rPr>
+                <w:rFonts w:eastAsia="Roboto" w:cs="Roboto"/>
+                <w:b w:val="false"/>
+                <w:bCs w:val="false"/>
+                <w:color w:val="333333"/>
+                <w:sz w:val="20"/>
+                <w:szCs w:val="20"/>
+              </w:rPr>
+              <w:t>При ограниченном перечне допущенных водителей вред, причинённый лицом, не включённым в полис, влечёт регресс страховщика</w:t>
+            </w:r>
+          </w:p>
+        </w:tc>
+        <w:tc>
+          <w:tcPr>
+            <w:tcW w:w="3602" w:type="dxa"/>
+            <w:tcBorders>
+              <w:top w:val="single" w:sz="4" w:space="0" w:color="D9D9D9"/>
+              <w:left w:val="single" w:sz="4" w:space="0" w:color="D9D9D9"/>
+              <w:bottom w:val="single" w:sz="4" w:space="0" w:color="D9D9D9"/>
+              <w:right w:val="single" w:sz="4" w:space="0" w:color="D9D9D9"/>
+            </w:tcBorders>
+          </w:tcPr>
+          <w:p>
+            <w:pPr>
+              <w:pStyle w:val="Normal"/>
+              <w:spacing w:lineRule="auto" w:line="252" w:before="0" w:after="0"/>
+              <w:jc w:val="left"/>
+              <w:rPr/>
+            </w:pPr>
+            <w:r>
+              <w:rPr>
+                <w:rFonts w:eastAsia="Roboto" w:cs="Roboto"/>
+                <w:b w:val="false"/>
+                <w:bCs w:val="false"/>
+                <w:color w:val="333333"/>
+                <w:sz w:val="20"/>
+                <w:szCs w:val="20"/>
+              </w:rPr>
+              <w:t>Полис с единственным допущенным водителем и указание на это в приказе о закреплении</w:t>
+            </w:r>
+          </w:p>
+        </w:tc>
+      </w:tr>
+      <w:tr>
+        <w:trPr/>
+        <w:tc>
+          <w:tcPr>
+            <w:tcW w:w="2499" w:type="dxa"/>
+            <w:tcBorders>
+              <w:top w:val="single" w:sz="4" w:space="0" w:color="D9D9D9"/>
+              <w:left w:val="single" w:sz="4" w:space="0" w:color="D9D9D9"/>
+              <w:bottom w:val="single" w:sz="4" w:space="0" w:color="D9D9D9"/>
+              <w:right w:val="single" w:sz="4" w:space="0" w:color="D9D9D9"/>
+            </w:tcBorders>
+            <w:shd w:fill="F5F5F5" w:val="clear"/>
+          </w:tcPr>
+          <w:p>
+            <w:pPr>
+              <w:pStyle w:val="Normal"/>
+              <w:spacing w:lineRule="auto" w:line="252" w:before="0" w:after="0"/>
+              <w:jc w:val="left"/>
+              <w:rPr/>
+            </w:pPr>
+            <w:r>
+              <w:rPr>
+                <w:rFonts w:eastAsia="Roboto" w:cs="Roboto"/>
+                <w:b w:val="false"/>
+                <w:bCs w:val="false"/>
+                <w:color w:val="333333"/>
+                <w:sz w:val="20"/>
+                <w:szCs w:val="20"/>
+              </w:rPr>
+              <w:t>Ответственность организации перед третьими лицами</w:t>
+            </w:r>
+          </w:p>
+        </w:tc>
+        <w:tc>
+          <w:tcPr>
+            <w:tcW w:w="2900" w:type="dxa"/>
+            <w:tcBorders>
+              <w:top w:val="single" w:sz="4" w:space="0" w:color="D9D9D9"/>
+              <w:left w:val="single" w:sz="4" w:space="0" w:color="D9D9D9"/>
+              <w:bottom w:val="single" w:sz="4" w:space="0" w:color="D9D9D9"/>
+              <w:right w:val="single" w:sz="4" w:space="0" w:color="D9D9D9"/>
+            </w:tcBorders>
+            <w:shd w:fill="F5F5F5" w:val="clear"/>
+          </w:tcPr>
+          <w:p>
+            <w:pPr>
+              <w:pStyle w:val="Normal"/>
+              <w:spacing w:lineRule="auto" w:line="252" w:before="0" w:after="0"/>
+              <w:jc w:val="left"/>
+              <w:rPr/>
+            </w:pPr>
+            <w:r>
+              <w:rPr>
+                <w:rFonts w:eastAsia="Roboto" w:cs="Roboto"/>
+                <w:b w:val="false"/>
+                <w:bCs w:val="false"/>
+                <w:color w:val="333333"/>
+                <w:sz w:val="20"/>
+                <w:szCs w:val="20"/>
+              </w:rPr>
+              <w:t>ст. 1079 ГК РФ; ст. 2.6.1 КоАП РФ</w:t>
+            </w:r>
+          </w:p>
+        </w:tc>
+        <w:tc>
+          <w:tcPr>
+            <w:tcW w:w="5001" w:type="dxa"/>
+            <w:tcBorders>
+              <w:top w:val="single" w:sz="4" w:space="0" w:color="D9D9D9"/>
+              <w:left w:val="single" w:sz="4" w:space="0" w:color="D9D9D9"/>
+              <w:bottom w:val="single" w:sz="4" w:space="0" w:color="D9D9D9"/>
+              <w:right w:val="single" w:sz="4" w:space="0" w:color="D9D9D9"/>
+            </w:tcBorders>
+            <w:shd w:fill="F5F5F5" w:val="clear"/>
+          </w:tcPr>
+          <w:p>
+            <w:pPr>
+              <w:pStyle w:val="Normal"/>
+              <w:spacing w:lineRule="auto" w:line="252" w:before="0" w:after="0"/>
+              <w:jc w:val="left"/>
+              <w:rPr/>
+            </w:pPr>
+            <w:r>
+              <w:rPr>
+                <w:rFonts w:eastAsia="Roboto" w:cs="Roboto"/>
+                <w:b w:val="false"/>
+                <w:bCs w:val="false"/>
+                <w:color w:val="333333"/>
+                <w:sz w:val="20"/>
+                <w:szCs w:val="20"/>
+              </w:rPr>
+              <w:t>Организация как владелец транспортного средства отвечает за вред независимо от вины, а штрафы с камер выносятся собственнику: последствия передачи управления несёт организация, а не тот, кто передал</w:t>
+            </w:r>
+          </w:p>
+        </w:tc>
+        <w:tc>
+          <w:tcPr>
+            <w:tcW w:w="3602" w:type="dxa"/>
+            <w:tcBorders>
+              <w:top w:val="single" w:sz="4" w:space="0" w:color="D9D9D9"/>
+              <w:left w:val="single" w:sz="4" w:space="0" w:color="D9D9D9"/>
+              <w:bottom w:val="single" w:sz="4" w:space="0" w:color="D9D9D9"/>
+              <w:right w:val="single" w:sz="4" w:space="0" w:color="D9D9D9"/>
+            </w:tcBorders>
+            <w:shd w:fill="F5F5F5" w:val="clear"/>
+          </w:tcPr>
+          <w:p>
+            <w:pPr>
+              <w:pStyle w:val="Normal"/>
+              <w:spacing w:lineRule="auto" w:line="252" w:before="0" w:after="0"/>
+              <w:jc w:val="left"/>
+              <w:rPr/>
+            </w:pPr>
+            <w:r>
+              <w:rPr>
+                <w:rFonts w:eastAsia="Roboto" w:cs="Roboto"/>
+                <w:b w:val="false"/>
+                <w:bCs w:val="false"/>
+                <w:color w:val="333333"/>
+                <w:sz w:val="20"/>
+                <w:szCs w:val="20"/>
+              </w:rPr>
+              <w:t>Обоснование в преамбуле приказа: запрет установлен для защиты имущественных интересов организации</w:t>
+            </w:r>
+          </w:p>
+        </w:tc>
+      </w:tr>
+      <w:tr>
+        <w:trPr/>
+        <w:tc>
+          <w:tcPr>
+            <w:tcW w:w="2499" w:type="dxa"/>
+            <w:tcBorders>
+              <w:top w:val="single" w:sz="4" w:space="0" w:color="D9D9D9"/>
+              <w:left w:val="single" w:sz="4" w:space="0" w:color="D9D9D9"/>
+              <w:bottom w:val="single" w:sz="4" w:space="0" w:color="D9D9D9"/>
+              <w:right w:val="single" w:sz="4" w:space="0" w:color="D9D9D9"/>
+            </w:tcBorders>
+          </w:tcPr>
+          <w:p>
+            <w:pPr>
+              <w:pStyle w:val="Normal"/>
+              <w:spacing w:lineRule="auto" w:line="252" w:before="0" w:after="0"/>
+              <w:jc w:val="left"/>
+              <w:rPr/>
+            </w:pPr>
+            <w:r>
+              <w:rPr>
+                <w:rFonts w:eastAsia="Roboto" w:cs="Roboto"/>
+                <w:b w:val="false"/>
+                <w:bCs w:val="false"/>
+                <w:color w:val="333333"/>
+                <w:sz w:val="20"/>
+                <w:szCs w:val="20"/>
+              </w:rPr>
+              <w:t>Налоговые последствия</w:t>
+            </w:r>
+          </w:p>
+        </w:tc>
+        <w:tc>
+          <w:tcPr>
+            <w:tcW w:w="2900" w:type="dxa"/>
+            <w:tcBorders>
+              <w:top w:val="single" w:sz="4" w:space="0" w:color="D9D9D9"/>
+              <w:left w:val="single" w:sz="4" w:space="0" w:color="D9D9D9"/>
+              <w:bottom w:val="single" w:sz="4" w:space="0" w:color="D9D9D9"/>
+              <w:right w:val="single" w:sz="4" w:space="0" w:color="D9D9D9"/>
+            </w:tcBorders>
+          </w:tcPr>
+          <w:p>
+            <w:pPr>
+              <w:pStyle w:val="Normal"/>
+              <w:spacing w:lineRule="auto" w:line="252" w:before="0" w:after="0"/>
+              <w:jc w:val="left"/>
+              <w:rPr/>
+            </w:pPr>
+            <w:r>
+              <w:rPr>
+                <w:rFonts w:eastAsia="Roboto" w:cs="Roboto"/>
+                <w:b w:val="false"/>
+                <w:bCs w:val="false"/>
+                <w:color w:val="333333"/>
+                <w:sz w:val="20"/>
+                <w:szCs w:val="20"/>
+              </w:rPr>
+              <w:t>ст. 211, 252 НК РФ</w:t>
+            </w:r>
+          </w:p>
+        </w:tc>
+        <w:tc>
+          <w:tcPr>
+            <w:tcW w:w="5001" w:type="dxa"/>
+            <w:tcBorders>
+              <w:top w:val="single" w:sz="4" w:space="0" w:color="D9D9D9"/>
+              <w:left w:val="single" w:sz="4" w:space="0" w:color="D9D9D9"/>
+              <w:bottom w:val="single" w:sz="4" w:space="0" w:color="D9D9D9"/>
+              <w:right w:val="single" w:sz="4" w:space="0" w:color="D9D9D9"/>
+            </w:tcBorders>
+          </w:tcPr>
+          <w:p>
+            <w:pPr>
+              <w:pStyle w:val="Normal"/>
+              <w:spacing w:lineRule="auto" w:line="252" w:before="0" w:after="0"/>
+              <w:jc w:val="left"/>
+              <w:rPr/>
+            </w:pPr>
+            <w:r>
+              <w:rPr>
+                <w:rFonts w:eastAsia="Roboto" w:cs="Roboto"/>
+                <w:b w:val="false"/>
+                <w:bCs w:val="false"/>
+                <w:color w:val="333333"/>
+                <w:sz w:val="20"/>
+                <w:szCs w:val="20"/>
+              </w:rPr>
+              <w:t>Использование автомобиля вне трудовых целей образует у работника доход в натуральной форме и ставит под вопрос обоснованность расходов организации</w:t>
+            </w:r>
+          </w:p>
+        </w:tc>
+        <w:tc>
+          <w:tcPr>
+            <w:tcW w:w="3602" w:type="dxa"/>
+            <w:tcBorders>
+              <w:top w:val="single" w:sz="4" w:space="0" w:color="D9D9D9"/>
+              <w:left w:val="single" w:sz="4" w:space="0" w:color="D9D9D9"/>
+              <w:bottom w:val="single" w:sz="4" w:space="0" w:color="D9D9D9"/>
+              <w:right w:val="single" w:sz="4" w:space="0" w:color="D9D9D9"/>
+            </w:tcBorders>
+          </w:tcPr>
+          <w:p>
+            <w:pPr>
+              <w:pStyle w:val="Normal"/>
+              <w:spacing w:lineRule="auto" w:line="252" w:before="0" w:after="0"/>
+              <w:jc w:val="left"/>
+              <w:rPr/>
+            </w:pPr>
+            <w:r>
+              <w:rPr>
+                <w:rFonts w:eastAsia="Roboto" w:cs="Roboto"/>
+                <w:b w:val="false"/>
+                <w:bCs w:val="false"/>
+                <w:color w:val="333333"/>
+                <w:sz w:val="20"/>
+                <w:szCs w:val="20"/>
+              </w:rPr>
+              <w:t>В том же приказе — правило о личном использовании (не допускается без отдельного письменного решения)</w:t>
+            </w:r>
+          </w:p>
+        </w:tc>
+      </w:tr>
+    </w:tbl>
+    <w:p>
+      <w:pPr>
+        <w:pStyle w:val="Normal"/>
+        <w:keepNext w:val="false"/>
+        <w:spacing w:lineRule="auto" w:line="276" w:before="0" w:after="120"/>
+        <w:jc w:val="both"/>
+        <w:rPr/>
+      </w:pPr>
+      <w:r>
+        <w:rPr>
+          <w:rFonts w:eastAsia="Roboto" w:cs="Roboto"/>
+          <w:b w:val="false"/>
+          <w:bCs w:val="false"/>
+          <w:i w:val="false"/>
+          <w:iCs w:val="false"/>
+          <w:color w:val="333333"/>
+          <w:sz w:val="22"/>
+          <w:szCs w:val="22"/>
+        </w:rPr>
+        <w:t>Оговорка: пункт 2 статьи 20 закона № 196-ФЗ по буквальному тексту адресован перевозкам и эксплуатации автобусов и грузовых автомобилей, поэтому основание допуска к управлению здесь строится на статьях 23 и 25 того же закона, ПДД и КоАП РФ, а не на статье 20.</w:t>
+      </w:r>
+    </w:p>
+    <w:p>
+      <w:pPr>
+        <w:pStyle w:val="Normal"/>
+        <w:keepNext w:val="true"/>
+        <w:spacing w:lineRule="auto" w:line="276" w:before="280" w:after="120"/>
+        <w:rPr/>
+      </w:pPr>
+      <w:r>
+        <w:rPr>
+          <w:rFonts w:eastAsia="Roboto" w:cs="Roboto"/>
+          <w:b/>
+          <w:bCs/>
+          <w:color w:val="1A1A1A"/>
+          <w:sz w:val="22"/>
+          <w:szCs w:val="22"/>
+        </w:rPr>
+        <w:t>Готовая формулировка для приказа о закреплении автомобиля</w:t>
+      </w:r>
+    </w:p>
+    <w:p>
+      <w:pPr>
+        <w:pStyle w:val="Normal"/>
+        <w:keepNext w:val="false"/>
+        <w:spacing w:lineRule="auto" w:line="276" w:before="0" w:after="120"/>
+        <w:jc w:val="both"/>
+        <w:rPr/>
+      </w:pPr>
+      <w:r>
+        <w:rPr>
+          <w:rFonts w:eastAsia="Roboto" w:cs="Roboto"/>
+          <w:b w:val="false"/>
+          <w:bCs w:val="false"/>
+          <w:i w:val="false"/>
+          <w:iCs w:val="false"/>
+          <w:color w:val="333333"/>
+          <w:sz w:val="22"/>
+          <w:szCs w:val="22"/>
+        </w:rPr>
+        <w:t>«Автомобиль [марка, модель, государственный регистрационный знак, VIN] закрепляется персонально за [должность, фамилия, имя, отчество]. Работник эксплуатирует автомобиль лично при исполнении трудовых обязанностей. Передача управления автомобилем любому иному лицу, равно как и допуск иного лица к управлению, запрещаются. Использование автомобиля в личных целях не допускается, если иное не установлено отдельным письменным решением работодателя. Правовые основания: статья 209 Гражданского кодекса Российской Федерации, статьи 8, 15, 21, 22, 56, 68 Трудового кодекса Российской Федерации, статьи 23 и 25 Федерального закона от 10 декабря 1995 года № 196-ФЗ, пункт 2.7 Правил дорожного движения Российской Федерации. Нарушение настоящего запрета является неисполнением трудовых обязанностей и влечёт применение дисциплинарного взыскания в порядке статьи 192 Трудового кодекса Российской Федерации, а при причинении ущерба — материальную ответственность в соответствии со статьями 238, 241 и 243 Трудового кодекса Российской Федерации.»</w:t>
+      </w:r>
+    </w:p>
+    <w:p>
+      <w:pPr>
+        <w:pStyle w:val="Normal"/>
+        <w:keepNext w:val="true"/>
+        <w:spacing w:lineRule="auto" w:line="276" w:before="280" w:after="120"/>
+        <w:rPr/>
+      </w:pPr>
+      <w:r>
+        <w:rPr>
+          <w:rFonts w:eastAsia="Roboto" w:cs="Roboto"/>
+          <w:b/>
+          <w:bCs/>
+          <w:color w:val="1A1A1A"/>
+          <w:sz w:val="22"/>
+          <w:szCs w:val="22"/>
+        </w:rPr>
+        <w:t>Готовая формулировка для соглашения об изменении трудового договора</w:t>
+      </w:r>
+    </w:p>
+    <w:p>
+      <w:pPr>
+        <w:pStyle w:val="Normal"/>
+        <w:keepNext w:val="false"/>
+        <w:spacing w:lineRule="auto" w:line="276" w:before="0" w:after="120"/>
+        <w:jc w:val="both"/>
+        <w:rPr/>
+      </w:pPr>
+      <w:r>
+        <w:rPr>
+          <w:rFonts w:eastAsia="Roboto" w:cs="Roboto"/>
+          <w:b w:val="false"/>
+          <w:bCs w:val="false"/>
+          <w:i w:val="false"/>
+          <w:iCs w:val="false"/>
+          <w:color w:val="333333"/>
+          <w:sz w:val="22"/>
+          <w:szCs w:val="22"/>
+        </w:rPr>
+        <w:t>«Работник лично осуществляет управление и эксплуатацию закреплённого за ним служебного автомобиля Работодателя. Работник не вправе передавать управление автомобилем другим лицам, в том числе работникам Работодателя, и не вправе допускать других лиц к управлению автомобилем. Работник не использует автомобиль в личных целях, если иное не установлено отдельным письменным решением Работодателя. Обязанности по управлению и эксплуатации автомобиля входят в трудовую функцию Работника и учтены в установленном ему должностном окладе.»</w:t>
+      </w:r>
+    </w:p>
+    <w:p>
+      <w:pPr>
+        <w:pStyle w:val="Normal"/>
+        <w:keepNext w:val="false"/>
+        <w:spacing w:lineRule="auto" w:line="276" w:before="0" w:after="120"/>
+        <w:jc w:val="both"/>
+        <w:rPr/>
+      </w:pPr>
+      <w:r>
+        <w:rPr>
+          <w:rFonts w:eastAsia="Roboto" w:cs="Roboto"/>
+          <w:b w:val="false"/>
+          <w:bCs w:val="false"/>
+          <w:i w:val="false"/>
+          <w:iCs w:val="false"/>
+          <w:color w:val="333333"/>
+          <w:sz w:val="22"/>
+          <w:szCs w:val="22"/>
+        </w:rPr>
+        <w:t>Подготовка соглашения и получение подписи работника — задача отдела кадров. Автомобиль передаётся ответственному лицу только после подписания соглашения, приказа и листа ознакомления.</w:t>
+      </w:r>
+    </w:p>
+    <w:p>
+      <w:pPr>
+        <w:pStyle w:val="Normal"/>
+        <w:keepNext w:val="true"/>
+        <w:spacing w:lineRule="auto" w:line="276" w:before="280" w:after="120"/>
+        <w:rPr/>
+      </w:pPr>
+      <w:r>
+        <w:rPr>
+          <w:rFonts w:eastAsia="Roboto" w:cs="Roboto"/>
+          <w:b/>
+          <w:bCs/>
+          <w:color w:val="1A1A1A"/>
+          <w:sz w:val="22"/>
+          <w:szCs w:val="22"/>
+        </w:rPr>
+        <w:t>Порядок исполнения и отчётности</w:t>
+      </w:r>
+    </w:p>
+    <w:p>
+      <w:pPr>
+        <w:pStyle w:val="ListParagraph"/>
+        <w:numPr>
+          <w:ilvl w:val="0"/>
+          <w:numId w:val="29"/>
+        </w:numPr>
+        <w:spacing w:lineRule="auto" w:line="276" w:before="0" w:after="60"/>
+        <w:jc w:val="both"/>
+        <w:rPr/>
+      </w:pPr>
+      <w:r>
+        <w:rPr>
+          <w:rFonts w:eastAsia="Roboto" w:cs="Roboto"/>
+          <w:b w:val="false"/>
+          <w:bCs w:val="false"/>
+          <w:i w:val="false"/>
+          <w:iCs w:val="false"/>
+          <w:color w:val="333333"/>
+          <w:sz w:val="22"/>
+          <w:szCs w:val="22"/>
+        </w:rPr>
+        <w:t>сроки в таблицах 7–9 исчисляются от даты утверждения справки и являются предельными; срок изменений по таблице 10 — 10 рабочих дней;</w:t>
+      </w:r>
+    </w:p>
+    <w:p>
+      <w:pPr>
+        <w:pStyle w:val="ListParagraph"/>
+        <w:numPr>
+          <w:ilvl w:val="0"/>
+          <w:numId w:val="14"/>
+        </w:numPr>
+        <w:spacing w:lineRule="auto" w:line="276" w:before="0" w:after="60"/>
+        <w:jc w:val="both"/>
+        <w:rPr/>
+      </w:pPr>
+      <w:r>
+        <w:rPr>
+          <w:rFonts w:eastAsia="Roboto" w:cs="Roboto"/>
+          <w:b w:val="false"/>
+          <w:bCs w:val="false"/>
+          <w:i w:val="false"/>
+          <w:iCs w:val="false"/>
+          <w:color w:val="333333"/>
+          <w:sz w:val="22"/>
+          <w:szCs w:val="22"/>
+        </w:rPr>
+        <w:t>проекты документов подразделения представляют на утверждение руководителю; самостоятельно в действие не вводятся;</w:t>
+      </w:r>
+    </w:p>
+    <w:p>
+      <w:pPr>
+        <w:pStyle w:val="ListParagraph"/>
+        <w:numPr>
+          <w:ilvl w:val="0"/>
+          <w:numId w:val="14"/>
+        </w:numPr>
+        <w:spacing w:lineRule="auto" w:line="276" w:before="0" w:after="60"/>
+        <w:jc w:val="both"/>
+        <w:rPr/>
+      </w:pPr>
+      <w:r>
+        <w:rPr>
+          <w:rFonts w:eastAsia="Roboto" w:cs="Roboto"/>
+          <w:b w:val="false"/>
+          <w:bCs w:val="false"/>
+          <w:i w:val="false"/>
+          <w:iCs w:val="false"/>
+          <w:color w:val="333333"/>
+          <w:sz w:val="22"/>
+          <w:szCs w:val="22"/>
+        </w:rPr>
+        <w:t>поручение считается исполненным при наличии подписанного документа с реквизитами, листа ознакомления ответственного лица и отметки о помещении копии в дело по автомобилю;</w:t>
+      </w:r>
+    </w:p>
+    <w:p>
+      <w:pPr>
+        <w:pStyle w:val="ListParagraph"/>
+        <w:numPr>
+          <w:ilvl w:val="0"/>
+          <w:numId w:val="14"/>
+        </w:numPr>
+        <w:spacing w:lineRule="auto" w:line="276" w:before="0" w:after="60"/>
+        <w:jc w:val="both"/>
+        <w:rPr/>
+      </w:pPr>
+      <w:r>
+        <w:rPr>
+          <w:rFonts w:eastAsia="Roboto" w:cs="Roboto"/>
+          <w:b w:val="false"/>
+          <w:bCs w:val="false"/>
+          <w:i w:val="false"/>
+          <w:iCs w:val="false"/>
+          <w:color w:val="333333"/>
+          <w:sz w:val="22"/>
+          <w:szCs w:val="22"/>
+        </w:rPr>
+        <w:t>сводный контроль исполнения — за ответственным за транспорт: реестр по таблицам 7–11 и сводка руководителю раз в неделю до полного закрытия перечня;</w:t>
+      </w:r>
+    </w:p>
+    <w:p>
+      <w:pPr>
+        <w:pStyle w:val="ListParagraph"/>
+        <w:numPr>
+          <w:ilvl w:val="0"/>
+          <w:numId w:val="14"/>
+        </w:numPr>
+        <w:spacing w:lineRule="auto" w:line="276" w:before="0" w:after="60"/>
+        <w:jc w:val="both"/>
+        <w:rPr/>
+      </w:pPr>
+      <w:r>
+        <w:rPr>
+          <w:rFonts w:eastAsia="Roboto" w:cs="Roboto"/>
+          <w:b w:val="false"/>
+          <w:bCs w:val="false"/>
+          <w:i w:val="false"/>
+          <w:iCs w:val="false"/>
+          <w:color w:val="333333"/>
+          <w:sz w:val="22"/>
+          <w:szCs w:val="22"/>
+        </w:rPr>
+        <w:t>кадровые и эксплуатационные документы вводятся в действие согласованно: до подписания приказа о закреплении и оформления медицинского допуска автомобиль ответственному лицу не передаётся;</w:t>
+      </w:r>
+    </w:p>
+    <w:p>
+      <w:pPr>
+        <w:pStyle w:val="ListParagraph"/>
+        <w:numPr>
+          <w:ilvl w:val="0"/>
+          <w:numId w:val="14"/>
+        </w:numPr>
+        <w:spacing w:lineRule="auto" w:line="276" w:before="0" w:after="60"/>
+        <w:jc w:val="both"/>
+        <w:rPr/>
+      </w:pPr>
+      <w:r>
+        <w:rPr>
+          <w:rFonts w:eastAsia="Roboto" w:cs="Roboto"/>
+          <w:b w:val="false"/>
+          <w:bCs w:val="false"/>
+          <w:i w:val="false"/>
+          <w:iCs w:val="false"/>
+          <w:color w:val="333333"/>
+          <w:sz w:val="22"/>
+          <w:szCs w:val="22"/>
+        </w:rPr>
+        <w:t>разногласия по объёму требований выносятся руководителю в письменном виде со ссылкой на норму; самостоятельное исключение пунктов не допускается.</w:t>
+      </w:r>
+    </w:p>
+    <w:p>
+      <w:pPr>
+        <w:pStyle w:val="Normal"/>
+        <w:keepNext w:val="true"/>
+        <w:spacing w:lineRule="auto" w:line="276" w:before="280" w:after="120"/>
+        <w:rPr/>
+      </w:pPr>
+      <w:r>
+        <w:rPr>
+          <w:rFonts w:eastAsia="Roboto" w:cs="Roboto"/>
+          <w:b/>
+          <w:bCs/>
+          <w:color w:val="1A1A1A"/>
+          <w:sz w:val="22"/>
+          <w:szCs w:val="22"/>
+        </w:rPr>
+        <w:t>Открытые вопросы (до передачи автомобиля)</w:t>
+      </w:r>
+    </w:p>
+    <w:p>
+      <w:pPr>
+        <w:pStyle w:val="Normal"/>
+        <w:keepNext w:val="false"/>
+        <w:spacing w:lineRule="auto" w:line="276" w:before="0" w:after="120"/>
+        <w:jc w:val="both"/>
+        <w:rPr/>
+      </w:pPr>
+      <w:r>
+        <w:rPr>
+          <w:rFonts w:eastAsia="Roboto" w:cs="Roboto"/>
+          <w:b w:val="false"/>
+          <w:bCs w:val="false"/>
+          <w:i w:val="false"/>
+          <w:iCs w:val="false"/>
+          <w:color w:val="333333"/>
+          <w:sz w:val="22"/>
+          <w:szCs w:val="22"/>
+        </w:rPr>
+        <w:t>Основной текст справки построен под модель, в которой управление автомобилем — основная трудовая функция закреплённого работника. Если ответственным определяется работник с иной основной должностью, до передачи автомобиля требуется письменное юридическое заключение по двум вопросам: объём обязательных медицинских осмотров (прежде всего предрейсовых) и обязательность путевых листов при использовании автомобиля исключительно для собственных нужд организации. До получения заключения применяется более строгий вариант — с оформлением путевых листов и предрейсовых осмотров. Поручение о заключении — таблица 7, пункт 9.</w:t>
+      </w:r>
+    </w:p>
+    <w:p>
+      <w:pPr>
+        <w:pStyle w:val="Normal"/>
+        <w:spacing w:lineRule="auto" w:line="276" w:before="60" w:after="160"/>
+        <w:rPr/>
+      </w:pPr>
+      <w:r>
+        <w:rPr>
+          <w:rFonts w:eastAsia="Roboto" w:cs="Roboto"/>
+          <w:i/>
+          <w:iCs/>
+          <w:color w:val="808080"/>
+          <w:sz w:val="18"/>
+          <w:szCs w:val="18"/>
+        </w:rPr>
+        <w:t>Источник: разделы 2–9 настоящей справки; нормативные акты в редакциях, действующих на август 2026 года</w:t>
+      </w:r>
+    </w:p>
     <w:sectPr>
-      <w:headerReference w:type="even" r:id="rId2"/>
-      <w:headerReference w:type="default" r:id="rId3"/>
-      <w:headerReference w:type="first" r:id="rId4"/>
-      <w:footerReference w:type="even" r:id="rId5"/>
-      <w:footerReference w:type="default" r:id="rId6"/>
-      <w:footerReference w:type="first" r:id="rId7"/>
+      <w:headerReference w:type="default" r:id="rId8"/>
+      <w:headerReference w:type="first" r:id="rId9"/>
+      <w:footerReference w:type="default" r:id="rId10"/>
+      <w:footerReference w:type="first" r:id="rId11"/>
       <w:type w:val="nextPage"/>
-      <w:pgSz w:w="11906" w:h="16838"/>
+      <w:pgSz w:orient="landscape" w:w="16838" w:h="11906"/>
       <w:pgMar w:left="1701" w:right="1134" w:gutter="0" w:header="708" w:top="1440" w:footer="708" w:bottom="1440"/>
       <w:pgNumType w:fmt="decimal"/>
       <w:formProt w:val="false"/>
-      <w:titlePg/>
       <w:textDirection w:val="lrTb"/>
       <w:docGrid w:type="default" w:linePitch="360" w:charSpace="0"/>
     </w:sectPr>
@@ -15063,6 +23863,57 @@
 </w:ftr>
 </file>
 
+<file path=word/footer4.xml><?xml version="1.0" encoding="utf-8"?>
+<w:ftr xmlns:o="urn:schemas-microsoft-com:office:office" xmlns:r="http://schemas.openxmlformats.org/officeDocument/2006/relationships" xmlns:v="urn:schemas-microsoft-com:vml" xmlns:w="http://schemas.openxmlformats.org/wordprocessingml/2006/main" xmlns:w10="urn:schemas-microsoft-com:office:word" xmlns:wp="http://schemas.openxmlformats.org/drawingml/2006/wordprocessingDrawing" xmlns:wps="http://schemas.microsoft.com/office/word/2010/wordprocessingShape" xmlns:wpg="http://schemas.microsoft.com/office/word/2010/wordprocessingGroup" xmlns:mc="http://schemas.openxmlformats.org/markup-compatibility/2006" xmlns:wp14="http://schemas.microsoft.com/office/word/2010/wordprocessingDrawing" xmlns:w14="http://schemas.microsoft.com/office/word/2010/wordml" xmlns:w15="http://schemas.microsoft.com/office/word/2012/wordml" mc:Ignorable="w14 wp14 w15">
+  <w:p>
+    <w:pPr>
+      <w:pStyle w:val="Normal"/>
+      <w:pBdr>
+        <w:top w:val="single" w:sz="4" w:space="4" w:color="D9D9D9"/>
+      </w:pBdr>
+      <w:spacing w:before="0" w:after="0"/>
+      <w:jc w:val="right"/>
+      <w:rPr/>
+    </w:pPr>
+    <w:r>
+      <w:rPr>
+        <w:rFonts w:eastAsia="Roboto" w:cs="Roboto"/>
+        <w:color w:val="808080"/>
+        <w:sz w:val="18"/>
+        <w:szCs w:val="18"/>
+      </w:rPr>
+      <w:t xml:space="preserve">Стр. </w:t>
+    </w:r>
+    <w:r>
+      <w:rPr/>
+      <w:fldChar w:fldCharType="begin"/>
+    </w:r>
+    <w:r>
+      <w:rPr/>
+      <w:instrText xml:space="preserve"> PAGE </w:instrText>
+    </w:r>
+    <w:r>
+      <w:rPr/>
+      <w:fldChar w:fldCharType="separate"/>
+    </w:r>
+    <w:r>
+      <w:rPr/>
+      <w:t>34</w:t>
+    </w:r>
+    <w:r>
+      <w:rPr/>
+      <w:fldChar w:fldCharType="end"/>
+    </w:r>
+  </w:p>
+</w:ftr>
+</file>
+
+<file path=word/footer5.xml><?xml version="1.0" encoding="utf-8"?>
+<w:ftr xmlns:o="urn:schemas-microsoft-com:office:office" xmlns:r="http://schemas.openxmlformats.org/officeDocument/2006/relationships" xmlns:v="urn:schemas-microsoft-com:vml" xmlns:w="http://schemas.openxmlformats.org/wordprocessingml/2006/main" xmlns:w10="urn:schemas-microsoft-com:office:word" xmlns:wp="http://schemas.openxmlformats.org/drawingml/2006/wordprocessingDrawing" xmlns:wps="http://schemas.microsoft.com/office/word/2010/wordprocessingShape" xmlns:wpg="http://schemas.microsoft.com/office/word/2010/wordprocessingGroup" xmlns:mc="http://schemas.openxmlformats.org/markup-compatibility/2006" xmlns:wp14="http://schemas.microsoft.com/office/word/2010/wordprocessingDrawing" xmlns:w14="http://schemas.microsoft.com/office/word/2010/wordml" xmlns:w15="http://schemas.microsoft.com/office/word/2012/wordml" mc:Ignorable="w14 wp14 w15">
+  <w:p/>
+</w:ftr>
+</file>
+
 <file path=word/header1.xml><?xml version="1.0" encoding="utf-8"?>
 <w:hdr xmlns:o="urn:schemas-microsoft-com:office:office" xmlns:r="http://schemas.openxmlformats.org/officeDocument/2006/relationships" xmlns:v="urn:schemas-microsoft-com:vml" xmlns:w="http://schemas.openxmlformats.org/wordprocessingml/2006/main" xmlns:w10="urn:schemas-microsoft-com:office:word" xmlns:wp="http://schemas.openxmlformats.org/drawingml/2006/wordprocessingDrawing" xmlns:wps="http://schemas.microsoft.com/office/word/2010/wordprocessingShape" xmlns:wpg="http://schemas.microsoft.com/office/word/2010/wordprocessingGroup" xmlns:mc="http://schemas.openxmlformats.org/markup-compatibility/2006" xmlns:wp14="http://schemas.microsoft.com/office/word/2010/wordprocessingDrawing" xmlns:w14="http://schemas.microsoft.com/office/word/2010/wordml" xmlns:w15="http://schemas.microsoft.com/office/word/2012/wordml" mc:Ignorable="w14 wp14 w15">
   <w:p>
@@ -15102,7 +23953,7 @@
         <w:sz w:val="18"/>
         <w:szCs w:val="18"/>
       </w:rPr>
-      <w:t>Аналитическая справка · редакция 4.1 (проект)</w:t>
+      <w:t>Аналитическая справка · редакция 5 (проект)</w:t>
     </w:r>
     <w:r>
       <w:rPr>
@@ -15133,6 +23984,52 @@
 </w:hdr>
 </file>
 
+<file path=word/header4.xml><?xml version="1.0" encoding="utf-8"?>
+<w:hdr xmlns:o="urn:schemas-microsoft-com:office:office" xmlns:r="http://schemas.openxmlformats.org/officeDocument/2006/relationships" xmlns:v="urn:schemas-microsoft-com:vml" xmlns:w="http://schemas.openxmlformats.org/wordprocessingml/2006/main" xmlns:w10="urn:schemas-microsoft-com:office:word" xmlns:wp="http://schemas.openxmlformats.org/drawingml/2006/wordprocessingDrawing" xmlns:wps="http://schemas.microsoft.com/office/word/2010/wordprocessingShape" xmlns:wpg="http://schemas.microsoft.com/office/word/2010/wordprocessingGroup" xmlns:mc="http://schemas.openxmlformats.org/markup-compatibility/2006" xmlns:wp14="http://schemas.microsoft.com/office/word/2010/wordprocessingDrawing" xmlns:w14="http://schemas.microsoft.com/office/word/2010/wordml" xmlns:w15="http://schemas.microsoft.com/office/word/2012/wordml" mc:Ignorable="w14 wp14 w15">
+  <w:p>
+    <w:pPr>
+      <w:pStyle w:val="Normal"/>
+      <w:pBdr>
+        <w:bottom w:val="single" w:sz="4" w:space="4" w:color="D9D9D9"/>
+      </w:pBdr>
+      <w:tabs>
+        <w:tab w:val="clear" w:pos="720"/>
+        <w:tab w:val="right" w:pos="14003" w:leader="none"/>
+      </w:tabs>
+      <w:spacing w:before="0" w:after="0"/>
+      <w:rPr/>
+    </w:pPr>
+    <w:r>
+      <w:rPr>
+        <w:rFonts w:eastAsia="Roboto" w:cs="Roboto"/>
+        <w:b/>
+        <w:bCs/>
+        <w:color w:val="808080"/>
+        <w:sz w:val="18"/>
+        <w:szCs w:val="18"/>
+      </w:rPr>
+      <w:t>Аналитическая справка · редакция 5 (проект)</w:t>
+    </w:r>
+    <w:r>
+      <w:rPr>
+        <w:rFonts w:eastAsia="Roboto" w:cs="Roboto"/>
+        <w:color w:val="808080"/>
+        <w:sz w:val="18"/>
+        <w:szCs w:val="18"/>
+      </w:rPr>
+      <w:tab/>
+      <w:t>Служебный легковой автомобиль юридического лица</w:t>
+    </w:r>
+  </w:p>
+</w:hdr>
+</file>
+
+<file path=word/header5.xml><?xml version="1.0" encoding="utf-8"?>
+<w:hdr xmlns:o="urn:schemas-microsoft-com:office:office" xmlns:r="http://schemas.openxmlformats.org/officeDocument/2006/relationships" xmlns:v="urn:schemas-microsoft-com:vml" xmlns:w="http://schemas.openxmlformats.org/wordprocessingml/2006/main" xmlns:w10="urn:schemas-microsoft-com:office:word" xmlns:wp="http://schemas.openxmlformats.org/drawingml/2006/wordprocessingDrawing" xmlns:wps="http://schemas.microsoft.com/office/word/2010/wordprocessingShape" xmlns:wpg="http://schemas.microsoft.com/office/word/2010/wordprocessingGroup" xmlns:mc="http://schemas.openxmlformats.org/markup-compatibility/2006" xmlns:wp14="http://schemas.microsoft.com/office/word/2010/wordprocessingDrawing" xmlns:w14="http://schemas.microsoft.com/office/word/2010/wordml" xmlns:w15="http://schemas.microsoft.com/office/word/2012/wordml" mc:Ignorable="w14 wp14 w15">
+  <w:p/>
+</w:hdr>
+</file>
+
 <file path=word/numbering.xml><?xml version="1.0" encoding="utf-8"?>
 <w:numbering xmlns:w="http://schemas.openxmlformats.org/wordprocessingml/2006/main" xmlns:o="urn:schemas-microsoft-com:office:office" xmlns:r="http://schemas.openxmlformats.org/officeDocument/2006/relationships" xmlns:v="urn:schemas-microsoft-com:vml" xmlns:mc="http://schemas.openxmlformats.org/markup-compatibility/2006" xmlns:w14="http://schemas.microsoft.com/office/word/2010/wordml" mc:Ignorable="w14">
   <w:abstractNum w:abstractNumId="1">
@@ -16611,6 +25508,119 @@
     </w:lvl>
   </w:abstractNum>
   <w:abstractNum w:abstractNumId="14">
+    <w:lvl w:ilvl="0">
+      <w:start w:val="1"/>
+      <w:numFmt w:val="bullet"/>
+      <w:lvlText w:val="—"/>
+      <w:lvlJc w:val="left"/>
+      <w:pPr>
+        <w:tabs>
+          <w:tab w:val="num" w:pos="0"/>
+        </w:tabs>
+        <w:ind w:left="720" w:hanging="360"/>
+      </w:pPr>
+      <w:rPr>
+        <w:rFonts w:ascii="OpenSymbol" w:hAnsi="OpenSymbol" w:cs="OpenSymbol" w:hint="default"/>
+      </w:rPr>
+    </w:lvl>
+    <w:lvl w:ilvl="1">
+      <w:start w:val="1"/>
+      <w:numFmt w:val="decimal"/>
+      <w:lvlText w:val="%2."/>
+      <w:lvlJc w:val="left"/>
+      <w:pPr>
+        <w:tabs>
+          <w:tab w:val="num" w:pos="1080"/>
+        </w:tabs>
+        <w:ind w:left="1080" w:hanging="360"/>
+      </w:pPr>
+    </w:lvl>
+    <w:lvl w:ilvl="2">
+      <w:start w:val="1"/>
+      <w:numFmt w:val="decimal"/>
+      <w:lvlText w:val="%3."/>
+      <w:lvlJc w:val="left"/>
+      <w:pPr>
+        <w:tabs>
+          <w:tab w:val="num" w:pos="1440"/>
+        </w:tabs>
+        <w:ind w:left="1440" w:hanging="360"/>
+      </w:pPr>
+    </w:lvl>
+    <w:lvl w:ilvl="3">
+      <w:start w:val="1"/>
+      <w:numFmt w:val="decimal"/>
+      <w:lvlText w:val="%4."/>
+      <w:lvlJc w:val="left"/>
+      <w:pPr>
+        <w:tabs>
+          <w:tab w:val="num" w:pos="1800"/>
+        </w:tabs>
+        <w:ind w:left="1800" w:hanging="360"/>
+      </w:pPr>
+    </w:lvl>
+    <w:lvl w:ilvl="4">
+      <w:start w:val="1"/>
+      <w:numFmt w:val="decimal"/>
+      <w:lvlText w:val="%5."/>
+      <w:lvlJc w:val="left"/>
+      <w:pPr>
+        <w:tabs>
+          <w:tab w:val="num" w:pos="2160"/>
+        </w:tabs>
+        <w:ind w:left="2160" w:hanging="360"/>
+      </w:pPr>
+    </w:lvl>
+    <w:lvl w:ilvl="5">
+      <w:start w:val="1"/>
+      <w:numFmt w:val="decimal"/>
+      <w:lvlText w:val="%6."/>
+      <w:lvlJc w:val="left"/>
+      <w:pPr>
+        <w:tabs>
+          <w:tab w:val="num" w:pos="2520"/>
+        </w:tabs>
+        <w:ind w:left="2520" w:hanging="360"/>
+      </w:pPr>
+    </w:lvl>
+    <w:lvl w:ilvl="6">
+      <w:start w:val="1"/>
+      <w:numFmt w:val="decimal"/>
+      <w:lvlText w:val="%7."/>
+      <w:lvlJc w:val="left"/>
+      <w:pPr>
+        <w:tabs>
+          <w:tab w:val="num" w:pos="2880"/>
+        </w:tabs>
+        <w:ind w:left="2880" w:hanging="360"/>
+      </w:pPr>
+    </w:lvl>
+    <w:lvl w:ilvl="7">
+      <w:start w:val="1"/>
+      <w:numFmt w:val="decimal"/>
+      <w:lvlText w:val="%8."/>
+      <w:lvlJc w:val="left"/>
+      <w:pPr>
+        <w:tabs>
+          <w:tab w:val="num" w:pos="3240"/>
+        </w:tabs>
+        <w:ind w:left="3240" w:hanging="360"/>
+      </w:pPr>
+    </w:lvl>
+    <w:lvl w:ilvl="8">
+      <w:start w:val="1"/>
+      <w:numFmt w:val="decimal"/>
+      <w:lvlText w:val="%9."/>
+      <w:lvlJc w:val="left"/>
+      <w:pPr>
+        <w:tabs>
+          <w:tab w:val="num" w:pos="3600"/>
+        </w:tabs>
+        <w:ind w:left="3600" w:hanging="360"/>
+      </w:pPr>
+    </w:lvl>
+  </w:abstractNum>
+  <w:abstractNum w:abstractNumId="15">
     <w:lvl w:ilvl="0">
       <w:start w:val="1"/>
       <w:numFmt w:val="none"/>
@@ -16772,79 +25782,88 @@
     <w:abstractNumId w:val="14"/>
   </w:num>
   <w:num w:numId="15">
+    <w:abstractNumId w:val="15"/>
+  </w:num>
+  <w:num w:numId="16">
     <w:abstractNumId w:val="1"/>
     <w:lvlOverride w:ilvl="0">
       <w:startOverride w:val="1"/>
     </w:lvlOverride>
   </w:num>
-  <w:num w:numId="16">
+  <w:num w:numId="17">
     <w:abstractNumId w:val="2"/>
     <w:lvlOverride w:ilvl="0">
       <w:startOverride w:val="1"/>
     </w:lvlOverride>
   </w:num>
-  <w:num w:numId="17">
+  <w:num w:numId="18">
     <w:abstractNumId w:val="3"/>
     <w:lvlOverride w:ilvl="0">
       <w:startOverride w:val="1"/>
     </w:lvlOverride>
   </w:num>
-  <w:num w:numId="18">
+  <w:num w:numId="19">
     <w:abstractNumId w:val="4"/>
     <w:lvlOverride w:ilvl="0">
       <w:startOverride w:val="1"/>
     </w:lvlOverride>
   </w:num>
-  <w:num w:numId="19">
+  <w:num w:numId="20">
     <w:abstractNumId w:val="5"/>
     <w:lvlOverride w:ilvl="0">
       <w:startOverride w:val="1"/>
     </w:lvlOverride>
   </w:num>
-  <w:num w:numId="20">
+  <w:num w:numId="21">
     <w:abstractNumId w:val="6"/>
     <w:lvlOverride w:ilvl="0">
       <w:startOverride w:val="1"/>
     </w:lvlOverride>
   </w:num>
-  <w:num w:numId="21">
+  <w:num w:numId="22">
     <w:abstractNumId w:val="7"/>
     <w:lvlOverride w:ilvl="0">
       <w:startOverride w:val="1"/>
     </w:lvlOverride>
   </w:num>
-  <w:num w:numId="22">
+  <w:num w:numId="23">
     <w:abstractNumId w:val="8"/>
     <w:lvlOverride w:ilvl="0">
       <w:startOverride w:val="1"/>
     </w:lvlOverride>
   </w:num>
-  <w:num w:numId="23">
+  <w:num w:numId="24">
     <w:abstractNumId w:val="9"/>
     <w:lvlOverride w:ilvl="0">
       <w:startOverride w:val="1"/>
     </w:lvlOverride>
   </w:num>
-  <w:num w:numId="24">
+  <w:num w:numId="25">
     <w:abstractNumId w:val="10"/>
     <w:lvlOverride w:ilvl="0">
       <w:startOverride w:val="1"/>
     </w:lvlOverride>
   </w:num>
-  <w:num w:numId="25">
+  <w:num w:numId="26">
     <w:abstractNumId w:val="11"/>
     <w:lvlOverride w:ilvl="0">
       <w:startOverride w:val="1"/>
     </w:lvlOverride>
   </w:num>
-  <w:num w:numId="26">
+  <w:num w:numId="27">
     <w:abstractNumId w:val="12"/>
     <w:lvlOverride w:ilvl="0">
       <w:startOverride w:val="1"/>
     </w:lvlOverride>
   </w:num>
-  <w:num w:numId="27">
+  <w:num w:numId="28">
     <w:abstractNumId w:val="13"/>
+    <w:lvlOverride w:ilvl="0">
+      <w:startOverride w:val="1"/>
+    </w:lvlOverride>
+  </w:num>
+  <w:num w:numId="29">
+    <w:abstractNumId w:val="14"/>
     <w:lvlOverride w:ilvl="0">
       <w:startOverride w:val="1"/>
     </w:lvlOverride>
